--- a/doc/【教育委員会用】県学調ダッシュボード_マニュアル.docx
+++ b/doc/【教育委員会用】県学調ダッシュボード_マニュアル.docx
@@ -113,27 +113,7 @@
           <w:sz w:val="72"/>
           <w:szCs w:val="72"/>
         </w:rPr>
-        <w:t>【</w:t>
-      </w:r>
-      <w:r>
-        <w:rPr>
-          <w:rFonts w:ascii="ＭＳ ゴシック" w:eastAsia="ＭＳ ゴシック" w:hAnsi="ＭＳ ゴシック" w:hint="eastAsia"/>
-          <w:b/>
-          <w:bCs/>
-          <w:sz w:val="72"/>
-          <w:szCs w:val="72"/>
-        </w:rPr>
-        <w:t>教育委員会</w:t>
-      </w:r>
-      <w:r>
-        <w:rPr>
-          <w:rFonts w:ascii="ＭＳ ゴシック" w:eastAsia="ＭＳ ゴシック" w:hAnsi="ＭＳ ゴシック" w:hint="eastAsia"/>
-          <w:b/>
-          <w:bCs/>
-          <w:sz w:val="72"/>
-          <w:szCs w:val="72"/>
-        </w:rPr>
-        <w:t>用】</w:t>
+        <w:t>【教育委員会用】</w:t>
       </w:r>
     </w:p>
     <w:p>
@@ -1064,7 +1044,7 @@
             <w:noProof/>
             <w:webHidden/>
           </w:rPr>
-          <w:t>9</w:t>
+          <w:t>8</w:t>
         </w:r>
         <w:r>
           <w:rPr>
@@ -1142,7 +1122,7 @@
             <w:noProof/>
             <w:webHidden/>
           </w:rPr>
-          <w:t>9</w:t>
+          <w:t>8</w:t>
         </w:r>
         <w:r>
           <w:rPr>
@@ -1220,7 +1200,7 @@
             <w:noProof/>
             <w:webHidden/>
           </w:rPr>
-          <w:t>11</w:t>
+          <w:t>10</w:t>
         </w:r>
         <w:r>
           <w:rPr>
@@ -1298,7 +1278,7 @@
             <w:noProof/>
             <w:webHidden/>
           </w:rPr>
-          <w:t>12</w:t>
+          <w:t>11</w:t>
         </w:r>
         <w:r>
           <w:rPr>
@@ -1384,7 +1364,7 @@
             <w:noProof/>
             <w:webHidden/>
           </w:rPr>
-          <w:t>13</w:t>
+          <w:t>12</w:t>
         </w:r>
         <w:r>
           <w:rPr>
@@ -1476,7 +1456,7 @@
             <w:noProof/>
             <w:webHidden/>
           </w:rPr>
-          <w:t>14</w:t>
+          <w:t>13</w:t>
         </w:r>
         <w:r>
           <w:rPr>
@@ -3652,7 +3632,7 @@
           <w:p>
             <w:pPr>
               <w:rPr>
-                <w:rFonts w:ascii="ＭＳ 明朝" w:hAnsi="ＭＳ 明朝" w:hint="eastAsia"/>
+                <w:rFonts w:ascii="ＭＳ 明朝" w:hAnsi="ＭＳ 明朝"/>
               </w:rPr>
             </w:pPr>
             <w:r>
@@ -3867,7 +3847,7 @@
           <w:p>
             <w:pPr>
               <w:rPr>
-                <w:rFonts w:ascii="ＭＳ 明朝" w:hAnsi="ＭＳ 明朝" w:hint="eastAsia"/>
+                <w:rFonts w:ascii="ＭＳ 明朝" w:hAnsi="ＭＳ 明朝"/>
               </w:rPr>
             </w:pPr>
             <w:r>
@@ -3991,19 +3971,7 @@
               <w:rPr>
                 <w:rFonts w:ascii="ＭＳ 明朝" w:hAnsi="ＭＳ 明朝" w:hint="eastAsia"/>
               </w:rPr>
-              <w:t>教科調査第１教科（国語</w:t>
-            </w:r>
-            <w:r>
-              <w:rPr>
-                <w:rFonts w:ascii="ＭＳ 明朝" w:hAnsi="ＭＳ 明朝" w:hint="eastAsia"/>
-              </w:rPr>
-              <w:t>または数学</w:t>
-            </w:r>
-            <w:r>
-              <w:rPr>
-                <w:rFonts w:ascii="ＭＳ 明朝" w:hAnsi="ＭＳ 明朝" w:hint="eastAsia"/>
-              </w:rPr>
-              <w:t>）のデータが格納されたファイル</w:t>
+              <w:t>教科調査第１教科（国語または数学）のデータが格納されたファイル</w:t>
             </w:r>
           </w:p>
         </w:tc>
@@ -4205,19 +4173,7 @@
               <w:rPr>
                 <w:rFonts w:ascii="ＭＳ 明朝" w:hAnsi="ＭＳ 明朝" w:hint="eastAsia"/>
               </w:rPr>
-              <w:t>教科調査第２教科（算数</w:t>
-            </w:r>
-            <w:r>
-              <w:rPr>
-                <w:rFonts w:ascii="ＭＳ 明朝" w:hAnsi="ＭＳ 明朝" w:hint="eastAsia"/>
-              </w:rPr>
-              <w:t>または英語</w:t>
-            </w:r>
-            <w:r>
-              <w:rPr>
-                <w:rFonts w:ascii="ＭＳ 明朝" w:hAnsi="ＭＳ 明朝" w:hint="eastAsia"/>
-              </w:rPr>
-              <w:t>）のデータが格納されたファイル</w:t>
+              <w:t>教科調査第２教科（算数または英語）のデータが格納されたファイル</w:t>
             </w:r>
           </w:p>
         </w:tc>
@@ -4927,19 +4883,7 @@
               <w:rPr>
                 <w:rFonts w:ascii="ＭＳ 明朝" w:hAnsi="ＭＳ 明朝" w:hint="eastAsia"/>
               </w:rPr>
-              <w:t xml:space="preserve">　　　→【</w:t>
-            </w:r>
-            <w:r>
-              <w:rPr>
-                <w:rFonts w:ascii="ＭＳ 明朝" w:hAnsi="ＭＳ 明朝" w:hint="eastAsia"/>
-              </w:rPr>
-              <w:t>教育委員会</w:t>
-            </w:r>
-            <w:r>
-              <w:rPr>
-                <w:rFonts w:ascii="ＭＳ 明朝" w:hAnsi="ＭＳ 明朝" w:hint="eastAsia"/>
-              </w:rPr>
-              <w:t>用】ダッシュボードと同梱</w:t>
+              <w:t xml:space="preserve">　　　→【教育委員会用】ダッシュボードと同梱</w:t>
             </w:r>
           </w:p>
         </w:tc>
@@ -5019,19 +4963,92 @@
               <w:rPr>
                 <w:rFonts w:ascii="ＭＳ 明朝" w:hAnsi="ＭＳ 明朝" w:hint="eastAsia"/>
               </w:rPr>
-              <w:t>県教委から</w:t>
+              <w:t>【教育事務所】</w:t>
             </w:r>
+          </w:p>
+          <w:p>
+            <w:pPr>
+              <w:rPr>
+                <w:rFonts w:ascii="ＭＳ 明朝" w:hAnsi="ＭＳ 明朝"/>
+              </w:rPr>
+            </w:pPr>
             <w:r>
               <w:rPr>
                 <w:rFonts w:ascii="ＭＳ 明朝" w:hAnsi="ＭＳ 明朝" w:hint="eastAsia"/>
               </w:rPr>
-              <w:t>教育事務所</w:t>
+              <w:t>県教委から教育公フォルダを通じて配付</w:t>
             </w:r>
+          </w:p>
+          <w:p>
+            <w:pPr>
+              <w:rPr>
+                <w:rFonts w:ascii="ＭＳ 明朝" w:hAnsi="ＭＳ 明朝"/>
+              </w:rPr>
+            </w:pPr>
+          </w:p>
+          <w:p>
+            <w:pPr>
+              <w:rPr>
+                <w:rFonts w:ascii="ＭＳ 明朝" w:hAnsi="ＭＳ 明朝"/>
+              </w:rPr>
+            </w:pPr>
             <w:r>
               <w:rPr>
                 <w:rFonts w:ascii="ＭＳ 明朝" w:hAnsi="ＭＳ 明朝" w:hint="eastAsia"/>
               </w:rPr>
-              <w:t>を通じて送付</w:t>
+              <w:t>【市町村教委】</w:t>
+            </w:r>
+          </w:p>
+          <w:p>
+            <w:pPr>
+              <w:rPr>
+                <w:rFonts w:ascii="ＭＳ 明朝" w:hAnsi="ＭＳ 明朝"/>
+              </w:rPr>
+            </w:pPr>
+            <w:r>
+              <w:rPr>
+                <w:rFonts w:ascii="ＭＳ 明朝" w:hAnsi="ＭＳ 明朝" w:hint="eastAsia"/>
+              </w:rPr>
+              <w:t>School Engine グループウェア</w:t>
+            </w:r>
+          </w:p>
+          <w:p>
+            <w:pPr>
+              <w:rPr>
+                <w:rFonts w:ascii="ＭＳ 明朝" w:hAnsi="ＭＳ 明朝"/>
+              </w:rPr>
+            </w:pPr>
+            <w:r>
+              <w:rPr>
+                <w:rFonts w:ascii="ＭＳ 明朝" w:hAnsi="ＭＳ 明朝" w:hint="eastAsia"/>
+              </w:rPr>
+              <w:t>→キャビネット</w:t>
+            </w:r>
+          </w:p>
+          <w:p>
+            <w:pPr>
+              <w:rPr>
+                <w:rFonts w:ascii="ＭＳ 明朝" w:hAnsi="ＭＳ 明朝"/>
+              </w:rPr>
+            </w:pPr>
+            <w:r>
+              <w:rPr>
+                <w:rFonts w:ascii="ＭＳ 明朝" w:hAnsi="ＭＳ 明朝" w:hint="eastAsia"/>
+              </w:rPr>
+              <w:t xml:space="preserve">　→県学力調査関係</w:t>
+            </w:r>
+          </w:p>
+          <w:p>
+            <w:pPr>
+              <w:rPr>
+                <w:rFonts w:ascii="ＭＳ 明朝" w:hAnsi="ＭＳ 明朝"/>
+              </w:rPr>
+            </w:pPr>
+            <w:r>
+              <w:rPr>
+                <w:rFonts w:ascii="ＭＳ 明朝" w:hAnsi="ＭＳ 明朝" w:hint="eastAsia"/>
+              </w:rPr>
+              <w:t xml:space="preserve">　　→（各市町村教委専用フォルダ）</w:t>
             </w:r>
           </w:p>
         </w:tc>
@@ -5218,7 +5235,7 @@
     <w:p>
       <w:pPr>
         <w:rPr>
-          <w:rFonts w:ascii="ＭＳ 明朝" w:hAnsi="ＭＳ 明朝" w:hint="eastAsia"/>
+          <w:rFonts w:ascii="ＭＳ 明朝" w:hAnsi="ＭＳ 明朝"/>
         </w:rPr>
       </w:pPr>
     </w:p>
@@ -5987,6 +6004,7 @@
       <w:r>
         <w:rPr>
           <w:rFonts w:ascii="ＭＳ 明朝" w:hAnsi="ＭＳ 明朝"/>
+          <w:noProof/>
         </w:rPr>
         <w:drawing>
           <wp:inline distT="0" distB="0" distL="0" distR="0" wp14:anchorId="70CC14F1" wp14:editId="7E4C5B13">
@@ -7094,6 +7112,7 @@
       <w:r>
         <w:rPr>
           <w:rFonts w:ascii="ＭＳ 明朝" w:hAnsi="ＭＳ 明朝"/>
+          <w:noProof/>
         </w:rPr>
         <w:drawing>
           <wp:inline distT="0" distB="0" distL="0" distR="0" wp14:anchorId="4CAAB23D" wp14:editId="4BD4C903">
@@ -7412,6 +7431,7 @@
       <w:r>
         <w:rPr>
           <w:rFonts w:ascii="ＭＳ 明朝" w:hAnsi="ＭＳ 明朝"/>
+          <w:noProof/>
         </w:rPr>
         <w:drawing>
           <wp:inline distT="0" distB="0" distL="0" distR="0" wp14:anchorId="04BD110F" wp14:editId="48088E6A">
@@ -7671,7 +7691,7 @@
           </mc:Choice>
           <mc:Fallback>
             <w:pict>
-              <v:shape w14:anchorId="2EBA9DF9" id="_x0000_s1031" type="#_x0000_t202" style="position:absolute;left:0;text-align:left;margin-left:185.05pt;margin-top:6.3pt;width:114.15pt;height:30.2pt;z-index:251678720;visibility:visible;mso-wrap-style:square;mso-width-percent:0;mso-wrap-distance-left:9pt;mso-wrap-distance-top:0;mso-wrap-distance-right:9pt;mso-wrap-distance-bottom:0;mso-position-horizontal:absolute;mso-position-horizontal-relative:text;mso-position-vertical:absolute;mso-position-vertical-relative:text;mso-width-percent:0;mso-width-relative:margin;v-text-anchor:middle" o:gfxdata="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" fillcolor="white [3201]" strokecolor="#e00" strokeweight=".5pt">
+              <v:shape w14:anchorId="2EBA9DF9" id="_x0000_s1032" type="#_x0000_t202" style="position:absolute;left:0;text-align:left;margin-left:185.05pt;margin-top:6.3pt;width:114.15pt;height:30.2pt;z-index:251678720;visibility:visible;mso-wrap-style:square;mso-width-percent:0;mso-wrap-distance-left:9pt;mso-wrap-distance-top:0;mso-wrap-distance-right:9pt;mso-wrap-distance-bottom:0;mso-position-horizontal:absolute;mso-position-horizontal-relative:text;mso-position-vertical:absolute;mso-position-vertical-relative:text;mso-width-percent:0;mso-width-relative:margin;v-text-anchor:middle" o:gfxdata="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" fillcolor="white [3201]" strokecolor="#e00" strokeweight=".5pt">
                 <v:textbox>
                   <w:txbxContent>
                     <w:p>
@@ -7777,6 +7797,7 @@
       <w:r>
         <w:rPr>
           <w:rFonts w:ascii="ＭＳ 明朝" w:hAnsi="ＭＳ 明朝"/>
+          <w:noProof/>
         </w:rPr>
         <w:drawing>
           <wp:inline distT="0" distB="0" distL="0" distR="0" wp14:anchorId="427C4428" wp14:editId="29BFACCF">
@@ -7967,6 +7988,7 @@
     </w:p>
     <w:p>
       <w:pPr>
+        <w:jc w:val="center"/>
         <w:rPr>
           <w:rFonts w:ascii="ＭＳ 明朝" w:hAnsi="ＭＳ 明朝"/>
         </w:rPr>
@@ -7979,16 +8001,16 @@
         <mc:AlternateContent>
           <mc:Choice Requires="wps">
             <w:drawing>
-              <wp:anchor distT="0" distB="0" distL="114300" distR="114300" simplePos="0" relativeHeight="251680768" behindDoc="0" locked="0" layoutInCell="1" allowOverlap="1" wp14:anchorId="707AAFFC" wp14:editId="48D25588">
+              <wp:anchor distT="0" distB="0" distL="114300" distR="114300" simplePos="0" relativeHeight="251680768" behindDoc="0" locked="0" layoutInCell="1" allowOverlap="1" wp14:anchorId="707AAFFC" wp14:editId="0CF64D86">
                 <wp:simplePos x="0" y="0"/>
                 <wp:positionH relativeFrom="column">
-                  <wp:posOffset>697743</wp:posOffset>
+                  <wp:posOffset>2133600</wp:posOffset>
                 </wp:positionH>
                 <wp:positionV relativeFrom="paragraph">
-                  <wp:posOffset>218111</wp:posOffset>
+                  <wp:posOffset>270510</wp:posOffset>
                 </wp:positionV>
-                <wp:extent cx="1658140" cy="251006"/>
-                <wp:effectExtent l="19050" t="19050" r="18415" b="15875"/>
+                <wp:extent cx="1905000" cy="251006"/>
+                <wp:effectExtent l="19050" t="19050" r="19050" b="15875"/>
                 <wp:wrapNone/>
                 <wp:docPr id="1143383292" name="四角形: 角を丸くする 6"/>
                 <wp:cNvGraphicFramePr/>
@@ -7999,7 +8021,7 @@
                       <wps:spPr>
                         <a:xfrm>
                           <a:off x="0" y="0"/>
-                          <a:ext cx="1658140" cy="251006"/>
+                          <a:ext cx="1905000" cy="251006"/>
                         </a:xfrm>
                         <a:prstGeom prst="roundRect">
                           <a:avLst/>
@@ -8047,7 +8069,7 @@
           </mc:Choice>
           <mc:Fallback>
             <w:pict>
-              <v:roundrect w14:anchorId="6D540CDC" id="四角形: 角を丸くする 6" o:spid="_x0000_s1026" style="position:absolute;margin-left:54.95pt;margin-top:17.15pt;width:130.55pt;height:19.75pt;z-index:251680768;visibility:visible;mso-wrap-style:square;mso-width-percent:0;mso-height-percent:0;mso-wrap-distance-left:9pt;mso-wrap-distance-top:0;mso-wrap-distance-right:9pt;mso-wrap-distance-bottom:0;mso-position-horizontal:absolute;mso-position-horizontal-relative:text;mso-position-vertical:absolute;mso-position-vertical-relative:text;mso-width-percent:0;mso-height-percent:0;mso-width-relative:margin;mso-height-relative:margin;v-text-anchor:middle" arcsize="10923f" o:gfxdata="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" filled="f" strokecolor="#e00" strokeweight="3pt">
+              <v:roundrect w14:anchorId="6550897C" id="四角形: 角を丸くする 6" o:spid="_x0000_s1026" style="position:absolute;margin-left:168pt;margin-top:21.3pt;width:150pt;height:19.75pt;z-index:251680768;visibility:visible;mso-wrap-style:square;mso-width-percent:0;mso-height-percent:0;mso-wrap-distance-left:9pt;mso-wrap-distance-top:0;mso-wrap-distance-right:9pt;mso-wrap-distance-bottom:0;mso-position-horizontal:absolute;mso-position-horizontal-relative:text;mso-position-vertical:absolute;mso-position-vertical-relative:text;mso-width-percent:0;mso-height-percent:0;mso-width-relative:margin;mso-height-relative:margin;v-text-anchor:middle" arcsize="10923f" o:gfxdata="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" filled="f" strokecolor="#e00" strokeweight="3pt">
                 <v:stroke joinstyle="miter"/>
               </v:roundrect>
             </w:pict>
@@ -8060,10 +8082,10 @@
           <w:noProof/>
         </w:rPr>
         <w:drawing>
-          <wp:inline distT="0" distB="0" distL="0" distR="0" wp14:anchorId="3422C54B" wp14:editId="0B060D07">
-            <wp:extent cx="3785423" cy="1522559"/>
-            <wp:effectExtent l="19050" t="19050" r="24765" b="20955"/>
-            <wp:docPr id="306535891" name="図 1"/>
+          <wp:inline distT="0" distB="0" distL="0" distR="0" wp14:anchorId="2D7B70CA" wp14:editId="76F22EE7">
+            <wp:extent cx="3600450" cy="1766238"/>
+            <wp:effectExtent l="19050" t="19050" r="19050" b="24765"/>
+            <wp:docPr id="721071207" name="図 1"/>
             <wp:cNvGraphicFramePr>
               <a:graphicFrameLocks xmlns:a="http://schemas.openxmlformats.org/drawingml/2006/main" noChangeAspect="1"/>
             </wp:cNvGraphicFramePr>
@@ -8071,7 +8093,7 @@
               <a:graphicData uri="http://schemas.openxmlformats.org/drawingml/2006/picture">
                 <pic:pic xmlns:pic="http://schemas.openxmlformats.org/drawingml/2006/picture">
                   <pic:nvPicPr>
-                    <pic:cNvPr id="306535891" name=""/>
+                    <pic:cNvPr id="721071207" name=""/>
                     <pic:cNvPicPr/>
                   </pic:nvPicPr>
                   <pic:blipFill>
@@ -8083,7 +8105,7 @@
                   <pic:spPr>
                     <a:xfrm>
                       <a:off x="0" y="0"/>
-                      <a:ext cx="3831554" cy="1541114"/>
+                      <a:ext cx="3619240" cy="1775456"/>
                     </a:xfrm>
                     <a:prstGeom prst="rect">
                       <a:avLst/>
@@ -8122,6 +8144,320 @@
       <w:bookmarkStart w:id="12" w:name="_Toc240739217"/>
       <w:r>
         <w:rPr>
+          <w:rFonts w:ascii="ＭＳ 明朝" w:hAnsi="ＭＳ 明朝" w:hint="eastAsia"/>
+          <w:noProof/>
+        </w:rPr>
+        <mc:AlternateContent>
+          <mc:Choice Requires="wps">
+            <w:drawing>
+              <wp:anchor distT="0" distB="0" distL="114300" distR="114300" simplePos="0" relativeHeight="251777024" behindDoc="0" locked="0" layoutInCell="1" allowOverlap="1" wp14:anchorId="30E2B55D" wp14:editId="4A299CF8">
+                <wp:simplePos x="0" y="0"/>
+                <wp:positionH relativeFrom="margin">
+                  <wp:posOffset>4496118</wp:posOffset>
+                </wp:positionH>
+                <wp:positionV relativeFrom="paragraph">
+                  <wp:posOffset>583565</wp:posOffset>
+                </wp:positionV>
+                <wp:extent cx="1233170" cy="654050"/>
+                <wp:effectExtent l="0" t="0" r="24130" b="184150"/>
+                <wp:wrapNone/>
+                <wp:docPr id="980746178" name="吹き出し: 角を丸めた四角形 5"/>
+                <wp:cNvGraphicFramePr/>
+                <a:graphic xmlns:a="http://schemas.openxmlformats.org/drawingml/2006/main">
+                  <a:graphicData uri="http://schemas.microsoft.com/office/word/2010/wordprocessingShape">
+                    <wps:wsp>
+                      <wps:cNvSpPr/>
+                      <wps:spPr>
+                        <a:xfrm>
+                          <a:off x="0" y="0"/>
+                          <a:ext cx="1233170" cy="654050"/>
+                        </a:xfrm>
+                        <a:prstGeom prst="wedgeRoundRectCallout">
+                          <a:avLst>
+                            <a:gd name="adj1" fmla="val 1890"/>
+                            <a:gd name="adj2" fmla="val 73793"/>
+                            <a:gd name="adj3" fmla="val 16667"/>
+                          </a:avLst>
+                        </a:prstGeom>
+                        <a:solidFill>
+                          <a:schemeClr val="bg1"/>
+                        </a:solidFill>
+                        <a:ln w="19050">
+                          <a:solidFill>
+                            <a:srgbClr val="0070C0"/>
+                          </a:solidFill>
+                        </a:ln>
+                      </wps:spPr>
+                      <wps:style>
+                        <a:lnRef idx="2">
+                          <a:schemeClr val="accent1">
+                            <a:shade val="15000"/>
+                          </a:schemeClr>
+                        </a:lnRef>
+                        <a:fillRef idx="1">
+                          <a:schemeClr val="accent1"/>
+                        </a:fillRef>
+                        <a:effectRef idx="0">
+                          <a:schemeClr val="accent1"/>
+                        </a:effectRef>
+                        <a:fontRef idx="minor">
+                          <a:schemeClr val="lt1"/>
+                        </a:fontRef>
+                      </wps:style>
+                      <wps:txbx>
+                        <w:txbxContent>
+                          <w:p>
+                            <w:pPr>
+                              <w:jc w:val="center"/>
+                              <w:rPr>
+                                <w:color w:val="0070C0"/>
+                              </w:rPr>
+                            </w:pPr>
+                            <w:r>
+                              <w:rPr>
+                                <w:rFonts w:hint="eastAsia"/>
+                                <w:color w:val="0070C0"/>
+                              </w:rPr>
+                              <w:t>③領域別正答率</w:t>
+                            </w:r>
+                          </w:p>
+                          <w:p>
+                            <w:pPr>
+                              <w:jc w:val="center"/>
+                              <w:rPr>
+                                <w:color w:val="0070C0"/>
+                              </w:rPr>
+                            </w:pPr>
+                            <w:r>
+                              <w:rPr>
+                                <w:rFonts w:hint="eastAsia"/>
+                                <w:color w:val="0070C0"/>
+                              </w:rPr>
+                              <w:t>チャート</w:t>
+                            </w:r>
+                          </w:p>
+                        </w:txbxContent>
+                      </wps:txbx>
+                      <wps:bodyPr rot="0" spcFirstLastPara="0" vertOverflow="overflow" horzOverflow="overflow" vert="horz" wrap="square" lIns="91440" tIns="45720" rIns="91440" bIns="45720" numCol="1" spcCol="0" rtlCol="0" fromWordArt="0" anchor="ctr" anchorCtr="0" forceAA="0" compatLnSpc="1">
+                        <a:prstTxWarp prst="textNoShape">
+                          <a:avLst/>
+                        </a:prstTxWarp>
+                        <a:noAutofit/>
+                      </wps:bodyPr>
+                    </wps:wsp>
+                  </a:graphicData>
+                </a:graphic>
+                <wp14:sizeRelH relativeFrom="margin">
+                  <wp14:pctWidth>0</wp14:pctWidth>
+                </wp14:sizeRelH>
+                <wp14:sizeRelV relativeFrom="margin">
+                  <wp14:pctHeight>0</wp14:pctHeight>
+                </wp14:sizeRelV>
+              </wp:anchor>
+            </w:drawing>
+          </mc:Choice>
+          <mc:Fallback>
+            <w:pict>
+              <v:shape w14:anchorId="30E2B55D" id="_x0000_s1033" type="#_x0000_t62" style="position:absolute;left:0;text-align:left;margin-left:354.05pt;margin-top:45.95pt;width:97.1pt;height:51.5pt;z-index:251777024;visibility:visible;mso-wrap-style:square;mso-width-percent:0;mso-height-percent:0;mso-wrap-distance-left:9pt;mso-wrap-distance-top:0;mso-wrap-distance-right:9pt;mso-wrap-distance-bottom:0;mso-position-horizontal:absolute;mso-position-horizontal-relative:margin;mso-position-vertical:absolute;mso-position-vertical-relative:text;mso-width-percent:0;mso-height-percent:0;mso-width-relative:margin;mso-height-relative:margin;v-text-anchor:middle" o:gfxdata="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" adj="11208,26739" fillcolor="white [3212]" strokecolor="#0070c0" strokeweight="1.5pt">
+                <v:textbox>
+                  <w:txbxContent>
+                    <w:p>
+                      <w:pPr>
+                        <w:jc w:val="center"/>
+                        <w:rPr>
+                          <w:color w:val="0070C0"/>
+                        </w:rPr>
+                      </w:pPr>
+                      <w:r>
+                        <w:rPr>
+                          <w:rFonts w:hint="eastAsia"/>
+                          <w:color w:val="0070C0"/>
+                        </w:rPr>
+                        <w:t>③領域別正答率</w:t>
+                      </w:r>
+                    </w:p>
+                    <w:p>
+                      <w:pPr>
+                        <w:jc w:val="center"/>
+                        <w:rPr>
+                          <w:color w:val="0070C0"/>
+                        </w:rPr>
+                      </w:pPr>
+                      <w:r>
+                        <w:rPr>
+                          <w:rFonts w:hint="eastAsia"/>
+                          <w:color w:val="0070C0"/>
+                        </w:rPr>
+                        <w:t>チャート</w:t>
+                      </w:r>
+                    </w:p>
+                  </w:txbxContent>
+                </v:textbox>
+                <w10:wrap anchorx="margin"/>
+              </v:shape>
+            </w:pict>
+          </mc:Fallback>
+        </mc:AlternateContent>
+      </w:r>
+      <w:r>
+        <w:rPr>
+          <w:rFonts w:ascii="ＭＳ 明朝" w:hAnsi="ＭＳ 明朝" w:hint="eastAsia"/>
+          <w:noProof/>
+        </w:rPr>
+        <mc:AlternateContent>
+          <mc:Choice Requires="wps">
+            <w:drawing>
+              <wp:anchor distT="0" distB="0" distL="114300" distR="114300" simplePos="0" relativeHeight="251774976" behindDoc="0" locked="0" layoutInCell="1" allowOverlap="1" wp14:anchorId="4E157425" wp14:editId="3977B794">
+                <wp:simplePos x="0" y="0"/>
+                <wp:positionH relativeFrom="margin">
+                  <wp:posOffset>2518410</wp:posOffset>
+                </wp:positionH>
+                <wp:positionV relativeFrom="paragraph">
+                  <wp:posOffset>565785</wp:posOffset>
+                </wp:positionV>
+                <wp:extent cx="1233170" cy="654050"/>
+                <wp:effectExtent l="0" t="0" r="24130" b="184150"/>
+                <wp:wrapNone/>
+                <wp:docPr id="474789118" name="吹き出し: 角を丸めた四角形 5"/>
+                <wp:cNvGraphicFramePr/>
+                <a:graphic xmlns:a="http://schemas.openxmlformats.org/drawingml/2006/main">
+                  <a:graphicData uri="http://schemas.microsoft.com/office/word/2010/wordprocessingShape">
+                    <wps:wsp>
+                      <wps:cNvSpPr/>
+                      <wps:spPr>
+                        <a:xfrm>
+                          <a:off x="0" y="0"/>
+                          <a:ext cx="1233170" cy="654050"/>
+                        </a:xfrm>
+                        <a:prstGeom prst="wedgeRoundRectCallout">
+                          <a:avLst>
+                            <a:gd name="adj1" fmla="val 1890"/>
+                            <a:gd name="adj2" fmla="val 73793"/>
+                            <a:gd name="adj3" fmla="val 16667"/>
+                          </a:avLst>
+                        </a:prstGeom>
+                        <a:solidFill>
+                          <a:schemeClr val="bg1"/>
+                        </a:solidFill>
+                        <a:ln w="19050">
+                          <a:solidFill>
+                            <a:srgbClr val="0070C0"/>
+                          </a:solidFill>
+                        </a:ln>
+                      </wps:spPr>
+                      <wps:style>
+                        <a:lnRef idx="2">
+                          <a:schemeClr val="accent1">
+                            <a:shade val="15000"/>
+                          </a:schemeClr>
+                        </a:lnRef>
+                        <a:fillRef idx="1">
+                          <a:schemeClr val="accent1"/>
+                        </a:fillRef>
+                        <a:effectRef idx="0">
+                          <a:schemeClr val="accent1"/>
+                        </a:effectRef>
+                        <a:fontRef idx="minor">
+                          <a:schemeClr val="lt1"/>
+                        </a:fontRef>
+                      </wps:style>
+                      <wps:txbx>
+                        <w:txbxContent>
+                          <w:p>
+                            <w:pPr>
+                              <w:jc w:val="center"/>
+                              <w:rPr>
+                                <w:color w:val="0070C0"/>
+                              </w:rPr>
+                            </w:pPr>
+                            <w:r>
+                              <w:rPr>
+                                <w:rFonts w:hint="eastAsia"/>
+                                <w:color w:val="0070C0"/>
+                              </w:rPr>
+                              <w:t>②問題別正答率</w:t>
+                            </w:r>
+                          </w:p>
+                          <w:p>
+                            <w:pPr>
+                              <w:jc w:val="center"/>
+                              <w:rPr>
+                                <w:color w:val="0070C0"/>
+                              </w:rPr>
+                            </w:pPr>
+                            <w:r>
+                              <w:rPr>
+                                <w:rFonts w:hint="eastAsia"/>
+                                <w:color w:val="0070C0"/>
+                              </w:rPr>
+                              <w:t>チャート</w:t>
+                            </w:r>
+                          </w:p>
+                        </w:txbxContent>
+                      </wps:txbx>
+                      <wps:bodyPr rot="0" spcFirstLastPara="0" vertOverflow="overflow" horzOverflow="overflow" vert="horz" wrap="square" lIns="91440" tIns="45720" rIns="91440" bIns="45720" numCol="1" spcCol="0" rtlCol="0" fromWordArt="0" anchor="ctr" anchorCtr="0" forceAA="0" compatLnSpc="1">
+                        <a:prstTxWarp prst="textNoShape">
+                          <a:avLst/>
+                        </a:prstTxWarp>
+                        <a:noAutofit/>
+                      </wps:bodyPr>
+                    </wps:wsp>
+                  </a:graphicData>
+                </a:graphic>
+                <wp14:sizeRelH relativeFrom="margin">
+                  <wp14:pctWidth>0</wp14:pctWidth>
+                </wp14:sizeRelH>
+                <wp14:sizeRelV relativeFrom="margin">
+                  <wp14:pctHeight>0</wp14:pctHeight>
+                </wp14:sizeRelV>
+              </wp:anchor>
+            </w:drawing>
+          </mc:Choice>
+          <mc:Fallback>
+            <w:pict>
+              <v:shape w14:anchorId="4E157425" id="_x0000_s1034" type="#_x0000_t62" style="position:absolute;left:0;text-align:left;margin-left:198.3pt;margin-top:44.55pt;width:97.1pt;height:51.5pt;z-index:251774976;visibility:visible;mso-wrap-style:square;mso-width-percent:0;mso-height-percent:0;mso-wrap-distance-left:9pt;mso-wrap-distance-top:0;mso-wrap-distance-right:9pt;mso-wrap-distance-bottom:0;mso-position-horizontal:absolute;mso-position-horizontal-relative:margin;mso-position-vertical:absolute;mso-position-vertical-relative:text;mso-width-percent:0;mso-height-percent:0;mso-width-relative:margin;mso-height-relative:margin;v-text-anchor:middle" o:gfxdata="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" adj="11208,26739" fillcolor="white [3212]" strokecolor="#0070c0" strokeweight="1.5pt">
+                <v:textbox>
+                  <w:txbxContent>
+                    <w:p>
+                      <w:pPr>
+                        <w:jc w:val="center"/>
+                        <w:rPr>
+                          <w:color w:val="0070C0"/>
+                        </w:rPr>
+                      </w:pPr>
+                      <w:r>
+                        <w:rPr>
+                          <w:rFonts w:hint="eastAsia"/>
+                          <w:color w:val="0070C0"/>
+                        </w:rPr>
+                        <w:t>②問題別正答率</w:t>
+                      </w:r>
+                    </w:p>
+                    <w:p>
+                      <w:pPr>
+                        <w:jc w:val="center"/>
+                        <w:rPr>
+                          <w:color w:val="0070C0"/>
+                        </w:rPr>
+                      </w:pPr>
+                      <w:r>
+                        <w:rPr>
+                          <w:rFonts w:hint="eastAsia"/>
+                          <w:color w:val="0070C0"/>
+                        </w:rPr>
+                        <w:t>チャート</w:t>
+                      </w:r>
+                    </w:p>
+                  </w:txbxContent>
+                </v:textbox>
+                <w10:wrap anchorx="margin"/>
+              </v:shape>
+            </w:pict>
+          </mc:Fallback>
+        </mc:AlternateContent>
+      </w:r>
+      <w:r>
+        <w:rPr>
           <w:rFonts w:hint="eastAsia"/>
         </w:rPr>
         <w:t>全体レポート</w:t>
@@ -8133,6 +8469,2038 @@
         <w:t>の表示</w:t>
       </w:r>
       <w:bookmarkEnd w:id="12"/>
+    </w:p>
+    <w:p>
+      <w:pPr>
+        <w:rPr>
+          <w:rFonts w:ascii="ＭＳ 明朝" w:hAnsi="ＭＳ 明朝"/>
+        </w:rPr>
+      </w:pPr>
+    </w:p>
+    <w:p>
+      <w:pPr>
+        <w:jc w:val="center"/>
+        <w:rPr>
+          <w:rFonts w:ascii="ＭＳ 明朝" w:hAnsi="ＭＳ 明朝" w:hint="eastAsia"/>
+        </w:rPr>
+      </w:pPr>
+      <w:r>
+        <w:rPr>
+          <w:rFonts w:ascii="ＭＳ 明朝" w:hAnsi="ＭＳ 明朝"/>
+          <w:noProof/>
+        </w:rPr>
+        <mc:AlternateContent>
+          <mc:Choice Requires="wps">
+            <w:drawing>
+              <wp:anchor distT="0" distB="0" distL="114300" distR="114300" simplePos="0" relativeHeight="251789312" behindDoc="0" locked="0" layoutInCell="1" allowOverlap="1" wp14:anchorId="644DE838" wp14:editId="41B4C625">
+                <wp:simplePos x="0" y="0"/>
+                <wp:positionH relativeFrom="column">
+                  <wp:posOffset>4005263</wp:posOffset>
+                </wp:positionH>
+                <wp:positionV relativeFrom="paragraph">
+                  <wp:posOffset>2839085</wp:posOffset>
+                </wp:positionV>
+                <wp:extent cx="1680845" cy="790575"/>
+                <wp:effectExtent l="0" t="0" r="14605" b="28575"/>
+                <wp:wrapNone/>
+                <wp:docPr id="689142700" name="四角形: 角を丸くする 7"/>
+                <wp:cNvGraphicFramePr/>
+                <a:graphic xmlns:a="http://schemas.openxmlformats.org/drawingml/2006/main">
+                  <a:graphicData uri="http://schemas.microsoft.com/office/word/2010/wordprocessingShape">
+                    <wps:wsp>
+                      <wps:cNvSpPr/>
+                      <wps:spPr>
+                        <a:xfrm>
+                          <a:off x="0" y="0"/>
+                          <a:ext cx="1680845" cy="790575"/>
+                        </a:xfrm>
+                        <a:prstGeom prst="roundRect">
+                          <a:avLst/>
+                        </a:prstGeom>
+                        <a:noFill/>
+                        <a:ln w="19050">
+                          <a:solidFill>
+                            <a:srgbClr val="0070C0"/>
+                          </a:solidFill>
+                          <a:prstDash val="sysDash"/>
+                        </a:ln>
+                      </wps:spPr>
+                      <wps:style>
+                        <a:lnRef idx="2">
+                          <a:schemeClr val="accent1">
+                            <a:shade val="15000"/>
+                          </a:schemeClr>
+                        </a:lnRef>
+                        <a:fillRef idx="1">
+                          <a:schemeClr val="accent1"/>
+                        </a:fillRef>
+                        <a:effectRef idx="0">
+                          <a:schemeClr val="accent1"/>
+                        </a:effectRef>
+                        <a:fontRef idx="minor">
+                          <a:schemeClr val="lt1"/>
+                        </a:fontRef>
+                      </wps:style>
+                      <wps:bodyPr rot="0" spcFirstLastPara="0" vertOverflow="overflow" horzOverflow="overflow" vert="horz" wrap="square" lIns="91440" tIns="45720" rIns="91440" bIns="45720" numCol="1" spcCol="0" rtlCol="0" fromWordArt="0" anchor="ctr" anchorCtr="0" forceAA="0" compatLnSpc="1">
+                        <a:prstTxWarp prst="textNoShape">
+                          <a:avLst/>
+                        </a:prstTxWarp>
+                        <a:noAutofit/>
+                      </wps:bodyPr>
+                    </wps:wsp>
+                  </a:graphicData>
+                </a:graphic>
+                <wp14:sizeRelH relativeFrom="margin">
+                  <wp14:pctWidth>0</wp14:pctWidth>
+                </wp14:sizeRelH>
+                <wp14:sizeRelV relativeFrom="margin">
+                  <wp14:pctHeight>0</wp14:pctHeight>
+                </wp14:sizeRelV>
+              </wp:anchor>
+            </w:drawing>
+          </mc:Choice>
+          <mc:Fallback>
+            <w:pict>
+              <v:roundrect w14:anchorId="31F3AC9E" id="四角形: 角を丸くする 7" o:spid="_x0000_s1026" style="position:absolute;margin-left:315.4pt;margin-top:223.55pt;width:132.35pt;height:62.25pt;z-index:251789312;visibility:visible;mso-wrap-style:square;mso-width-percent:0;mso-height-percent:0;mso-wrap-distance-left:9pt;mso-wrap-distance-top:0;mso-wrap-distance-right:9pt;mso-wrap-distance-bottom:0;mso-position-horizontal:absolute;mso-position-horizontal-relative:text;mso-position-vertical:absolute;mso-position-vertical-relative:text;mso-width-percent:0;mso-height-percent:0;mso-width-relative:margin;mso-height-relative:margin;v-text-anchor:middle" arcsize="10923f" o:gfxdata="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" filled="f" strokecolor="#0070c0" strokeweight="1.5pt">
+                <v:stroke dashstyle="3 1" joinstyle="miter"/>
+              </v:roundrect>
+            </w:pict>
+          </mc:Fallback>
+        </mc:AlternateContent>
+      </w:r>
+      <w:r>
+        <w:rPr>
+          <w:rFonts w:ascii="ＭＳ 明朝" w:hAnsi="ＭＳ 明朝" w:hint="eastAsia"/>
+          <w:noProof/>
+        </w:rPr>
+        <mc:AlternateContent>
+          <mc:Choice Requires="wps">
+            <w:drawing>
+              <wp:anchor distT="0" distB="0" distL="114300" distR="114300" simplePos="0" relativeHeight="251788288" behindDoc="0" locked="0" layoutInCell="1" allowOverlap="1" wp14:anchorId="2AD1C2F1" wp14:editId="0597C925">
+                <wp:simplePos x="0" y="0"/>
+                <wp:positionH relativeFrom="column">
+                  <wp:posOffset>4005263</wp:posOffset>
+                </wp:positionH>
+                <wp:positionV relativeFrom="paragraph">
+                  <wp:posOffset>3496310</wp:posOffset>
+                </wp:positionV>
+                <wp:extent cx="1581150" cy="252413"/>
+                <wp:effectExtent l="0" t="0" r="0" b="0"/>
+                <wp:wrapNone/>
+                <wp:docPr id="328754246" name="正方形/長方形 65"/>
+                <wp:cNvGraphicFramePr/>
+                <a:graphic xmlns:a="http://schemas.openxmlformats.org/drawingml/2006/main">
+                  <a:graphicData uri="http://schemas.microsoft.com/office/word/2010/wordprocessingShape">
+                    <wps:wsp>
+                      <wps:cNvSpPr/>
+                      <wps:spPr>
+                        <a:xfrm>
+                          <a:off x="0" y="0"/>
+                          <a:ext cx="1581150" cy="252413"/>
+                        </a:xfrm>
+                        <a:prstGeom prst="rect">
+                          <a:avLst/>
+                        </a:prstGeom>
+                        <a:solidFill>
+                          <a:schemeClr val="bg1"/>
+                        </a:solidFill>
+                        <a:ln>
+                          <a:noFill/>
+                        </a:ln>
+                      </wps:spPr>
+                      <wps:style>
+                        <a:lnRef idx="2">
+                          <a:schemeClr val="accent1">
+                            <a:shade val="15000"/>
+                          </a:schemeClr>
+                        </a:lnRef>
+                        <a:fillRef idx="1">
+                          <a:schemeClr val="accent1"/>
+                        </a:fillRef>
+                        <a:effectRef idx="0">
+                          <a:schemeClr val="accent1"/>
+                        </a:effectRef>
+                        <a:fontRef idx="minor">
+                          <a:schemeClr val="lt1"/>
+                        </a:fontRef>
+                      </wps:style>
+                      <wps:bodyPr rot="0" spcFirstLastPara="0" vertOverflow="overflow" horzOverflow="overflow" vert="horz" wrap="square" lIns="91440" tIns="45720" rIns="91440" bIns="45720" numCol="1" spcCol="0" rtlCol="0" fromWordArt="0" anchor="ctr" anchorCtr="0" forceAA="0" compatLnSpc="1">
+                        <a:prstTxWarp prst="textNoShape">
+                          <a:avLst/>
+                        </a:prstTxWarp>
+                        <a:noAutofit/>
+                      </wps:bodyPr>
+                    </wps:wsp>
+                  </a:graphicData>
+                </a:graphic>
+              </wp:anchor>
+            </w:drawing>
+          </mc:Choice>
+          <mc:Fallback>
+            <w:pict>
+              <v:rect w14:anchorId="0DE3A433" id="正方形/長方形 65" o:spid="_x0000_s1026" style="position:absolute;margin-left:315.4pt;margin-top:275.3pt;width:124.5pt;height:19.9pt;z-index:251788288;visibility:visible;mso-wrap-style:square;mso-wrap-distance-left:9pt;mso-wrap-distance-top:0;mso-wrap-distance-right:9pt;mso-wrap-distance-bottom:0;mso-position-horizontal:absolute;mso-position-horizontal-relative:text;mso-position-vertical:absolute;mso-position-vertical-relative:text;v-text-anchor:middle" o:gfxdata="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" fillcolor="white [3212]" stroked="f" strokeweight="1pt"/>
+            </w:pict>
+          </mc:Fallback>
+        </mc:AlternateContent>
+      </w:r>
+      <w:r>
+        <w:rPr>
+          <w:rFonts w:ascii="ＭＳ 明朝" w:hAnsi="ＭＳ 明朝" w:hint="eastAsia"/>
+          <w:noProof/>
+        </w:rPr>
+        <mc:AlternateContent>
+          <mc:Choice Requires="wps">
+            <w:drawing>
+              <wp:anchor distT="0" distB="0" distL="114300" distR="114300" simplePos="0" relativeHeight="251785216" behindDoc="0" locked="0" layoutInCell="1" allowOverlap="1" wp14:anchorId="6F508EE8" wp14:editId="5DAD67DF">
+                <wp:simplePos x="0" y="0"/>
+                <wp:positionH relativeFrom="margin">
+                  <wp:posOffset>5121592</wp:posOffset>
+                </wp:positionH>
+                <wp:positionV relativeFrom="paragraph">
+                  <wp:posOffset>1179830</wp:posOffset>
+                </wp:positionV>
+                <wp:extent cx="1485900" cy="654050"/>
+                <wp:effectExtent l="0" t="0" r="19050" b="146050"/>
+                <wp:wrapNone/>
+                <wp:docPr id="1339778670" name="吹き出し: 角を丸めた四角形 5"/>
+                <wp:cNvGraphicFramePr/>
+                <a:graphic xmlns:a="http://schemas.openxmlformats.org/drawingml/2006/main">
+                  <a:graphicData uri="http://schemas.microsoft.com/office/word/2010/wordprocessingShape">
+                    <wps:wsp>
+                      <wps:cNvSpPr/>
+                      <wps:spPr>
+                        <a:xfrm>
+                          <a:off x="0" y="0"/>
+                          <a:ext cx="1485900" cy="654050"/>
+                        </a:xfrm>
+                        <a:prstGeom prst="wedgeRoundRectCallout">
+                          <a:avLst>
+                            <a:gd name="adj1" fmla="val -38068"/>
+                            <a:gd name="adj2" fmla="val 69397"/>
+                            <a:gd name="adj3" fmla="val 16667"/>
+                          </a:avLst>
+                        </a:prstGeom>
+                        <a:solidFill>
+                          <a:schemeClr val="bg1"/>
+                        </a:solidFill>
+                        <a:ln w="19050">
+                          <a:solidFill>
+                            <a:srgbClr val="0070C0"/>
+                          </a:solidFill>
+                        </a:ln>
+                      </wps:spPr>
+                      <wps:style>
+                        <a:lnRef idx="2">
+                          <a:schemeClr val="accent1">
+                            <a:shade val="15000"/>
+                          </a:schemeClr>
+                        </a:lnRef>
+                        <a:fillRef idx="1">
+                          <a:schemeClr val="accent1"/>
+                        </a:fillRef>
+                        <a:effectRef idx="0">
+                          <a:schemeClr val="accent1"/>
+                        </a:effectRef>
+                        <a:fontRef idx="minor">
+                          <a:schemeClr val="lt1"/>
+                        </a:fontRef>
+                      </wps:style>
+                      <wps:txbx>
+                        <w:txbxContent>
+                          <w:p>
+                            <w:pPr>
+                              <w:jc w:val="center"/>
+                              <w:rPr>
+                                <w:color w:val="0070C0"/>
+                              </w:rPr>
+                            </w:pPr>
+                            <w:r>
+                              <w:rPr>
+                                <w:rFonts w:hint="eastAsia"/>
+                                <w:color w:val="0070C0"/>
+                              </w:rPr>
+                              <w:t>⑥県四分位に対する</w:t>
+                            </w:r>
+                          </w:p>
+                          <w:p>
+                            <w:pPr>
+                              <w:jc w:val="center"/>
+                              <w:rPr>
+                                <w:color w:val="0070C0"/>
+                              </w:rPr>
+                            </w:pPr>
+                            <w:r>
+                              <w:rPr>
+                                <w:rFonts w:hint="eastAsia"/>
+                                <w:color w:val="0070C0"/>
+                              </w:rPr>
+                              <w:t>管内</w:t>
+                            </w:r>
+                            <w:r>
+                              <w:rPr>
+                                <w:rFonts w:hint="eastAsia"/>
+                                <w:color w:val="0070C0"/>
+                              </w:rPr>
+                              <w:t>の分布</w:t>
+                            </w:r>
+                          </w:p>
+                        </w:txbxContent>
+                      </wps:txbx>
+                      <wps:bodyPr rot="0" spcFirstLastPara="0" vertOverflow="overflow" horzOverflow="overflow" vert="horz" wrap="square" lIns="91440" tIns="45720" rIns="91440" bIns="45720" numCol="1" spcCol="0" rtlCol="0" fromWordArt="0" anchor="ctr" anchorCtr="0" forceAA="0" compatLnSpc="1">
+                        <a:prstTxWarp prst="textNoShape">
+                          <a:avLst/>
+                        </a:prstTxWarp>
+                        <a:noAutofit/>
+                      </wps:bodyPr>
+                    </wps:wsp>
+                  </a:graphicData>
+                </a:graphic>
+                <wp14:sizeRelH relativeFrom="margin">
+                  <wp14:pctWidth>0</wp14:pctWidth>
+                </wp14:sizeRelH>
+                <wp14:sizeRelV relativeFrom="margin">
+                  <wp14:pctHeight>0</wp14:pctHeight>
+                </wp14:sizeRelV>
+              </wp:anchor>
+            </w:drawing>
+          </mc:Choice>
+          <mc:Fallback>
+            <w:pict>
+              <v:shape w14:anchorId="6F508EE8" id="_x0000_s1035" type="#_x0000_t62" style="position:absolute;left:0;text-align:left;margin-left:403.25pt;margin-top:92.9pt;width:117pt;height:51.5pt;z-index:251785216;visibility:visible;mso-wrap-style:square;mso-width-percent:0;mso-height-percent:0;mso-wrap-distance-left:9pt;mso-wrap-distance-top:0;mso-wrap-distance-right:9pt;mso-wrap-distance-bottom:0;mso-position-horizontal:absolute;mso-position-horizontal-relative:margin;mso-position-vertical:absolute;mso-position-vertical-relative:text;mso-width-percent:0;mso-height-percent:0;mso-width-relative:margin;mso-height-relative:margin;v-text-anchor:middle" o:gfxdata="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" adj="2577,25790" fillcolor="white [3212]" strokecolor="#0070c0" strokeweight="1.5pt">
+                <v:textbox>
+                  <w:txbxContent>
+                    <w:p>
+                      <w:pPr>
+                        <w:jc w:val="center"/>
+                        <w:rPr>
+                          <w:color w:val="0070C0"/>
+                        </w:rPr>
+                      </w:pPr>
+                      <w:r>
+                        <w:rPr>
+                          <w:rFonts w:hint="eastAsia"/>
+                          <w:color w:val="0070C0"/>
+                        </w:rPr>
+                        <w:t>⑥県四分位に対する</w:t>
+                      </w:r>
+                    </w:p>
+                    <w:p>
+                      <w:pPr>
+                        <w:jc w:val="center"/>
+                        <w:rPr>
+                          <w:color w:val="0070C0"/>
+                        </w:rPr>
+                      </w:pPr>
+                      <w:r>
+                        <w:rPr>
+                          <w:rFonts w:hint="eastAsia"/>
+                          <w:color w:val="0070C0"/>
+                        </w:rPr>
+                        <w:t>管内</w:t>
+                      </w:r>
+                      <w:r>
+                        <w:rPr>
+                          <w:rFonts w:hint="eastAsia"/>
+                          <w:color w:val="0070C0"/>
+                        </w:rPr>
+                        <w:t>の分布</w:t>
+                      </w:r>
+                    </w:p>
+                  </w:txbxContent>
+                </v:textbox>
+                <w10:wrap anchorx="margin"/>
+              </v:shape>
+            </w:pict>
+          </mc:Fallback>
+        </mc:AlternateContent>
+      </w:r>
+      <w:r>
+        <w:rPr>
+          <w:rFonts w:ascii="ＭＳ 明朝" w:hAnsi="ＭＳ 明朝" w:hint="eastAsia"/>
+          <w:noProof/>
+        </w:rPr>
+        <mc:AlternateContent>
+          <mc:Choice Requires="wps">
+            <w:drawing>
+              <wp:anchor distT="0" distB="0" distL="114300" distR="114300" simplePos="0" relativeHeight="251780096" behindDoc="0" locked="0" layoutInCell="1" allowOverlap="1" wp14:anchorId="670C70E1" wp14:editId="43B9B235">
+                <wp:simplePos x="0" y="0"/>
+                <wp:positionH relativeFrom="margin">
+                  <wp:posOffset>-380048</wp:posOffset>
+                </wp:positionH>
+                <wp:positionV relativeFrom="paragraph">
+                  <wp:posOffset>1829435</wp:posOffset>
+                </wp:positionV>
+                <wp:extent cx="1109345" cy="878840"/>
+                <wp:effectExtent l="0" t="0" r="224155" b="12700"/>
+                <wp:wrapNone/>
+                <wp:docPr id="1267456623" name="吹き出し: 角を丸めた四角形 5"/>
+                <wp:cNvGraphicFramePr/>
+                <a:graphic xmlns:a="http://schemas.openxmlformats.org/drawingml/2006/main">
+                  <a:graphicData uri="http://schemas.microsoft.com/office/word/2010/wordprocessingShape">
+                    <wps:wsp>
+                      <wps:cNvSpPr/>
+                      <wps:spPr>
+                        <a:xfrm>
+                          <a:off x="0" y="0"/>
+                          <a:ext cx="1109345" cy="878840"/>
+                        </a:xfrm>
+                        <a:prstGeom prst="wedgeRoundRectCallout">
+                          <a:avLst>
+                            <a:gd name="adj1" fmla="val 65613"/>
+                            <a:gd name="adj2" fmla="val 36657"/>
+                            <a:gd name="adj3" fmla="val 16667"/>
+                          </a:avLst>
+                        </a:prstGeom>
+                        <a:solidFill>
+                          <a:schemeClr val="bg1"/>
+                        </a:solidFill>
+                        <a:ln w="19050">
+                          <a:solidFill>
+                            <a:srgbClr val="0070C0"/>
+                          </a:solidFill>
+                        </a:ln>
+                      </wps:spPr>
+                      <wps:style>
+                        <a:lnRef idx="2">
+                          <a:schemeClr val="accent1">
+                            <a:shade val="15000"/>
+                          </a:schemeClr>
+                        </a:lnRef>
+                        <a:fillRef idx="1">
+                          <a:schemeClr val="accent1"/>
+                        </a:fillRef>
+                        <a:effectRef idx="0">
+                          <a:schemeClr val="accent1"/>
+                        </a:effectRef>
+                        <a:fontRef idx="minor">
+                          <a:schemeClr val="lt1"/>
+                        </a:fontRef>
+                      </wps:style>
+                      <wps:txbx>
+                        <w:txbxContent>
+                          <w:p>
+                            <w:pPr>
+                              <w:jc w:val="center"/>
+                              <w:rPr>
+                                <w:color w:val="0070C0"/>
+                              </w:rPr>
+                            </w:pPr>
+                            <w:r>
+                              <w:rPr>
+                                <w:rFonts w:hint="eastAsia"/>
+                                <w:color w:val="0070C0"/>
+                              </w:rPr>
+                              <w:t>④正答数分布</w:t>
+                            </w:r>
+                          </w:p>
+                        </w:txbxContent>
+                      </wps:txbx>
+                      <wps:bodyPr rot="0" spcFirstLastPara="0" vertOverflow="overflow" horzOverflow="overflow" vert="horz" wrap="square" lIns="91440" tIns="45720" rIns="91440" bIns="45720" numCol="1" spcCol="0" rtlCol="0" fromWordArt="0" anchor="ctr" anchorCtr="0" forceAA="0" compatLnSpc="1">
+                        <a:prstTxWarp prst="textNoShape">
+                          <a:avLst/>
+                        </a:prstTxWarp>
+                        <a:spAutoFit/>
+                      </wps:bodyPr>
+                    </wps:wsp>
+                  </a:graphicData>
+                </a:graphic>
+                <wp14:sizeRelH relativeFrom="margin">
+                  <wp14:pctWidth>0</wp14:pctWidth>
+                </wp14:sizeRelH>
+                <wp14:sizeRelV relativeFrom="margin">
+                  <wp14:pctHeight>0</wp14:pctHeight>
+                </wp14:sizeRelV>
+              </wp:anchor>
+            </w:drawing>
+          </mc:Choice>
+          <mc:Fallback>
+            <w:pict>
+              <v:shape w14:anchorId="670C70E1" id="_x0000_s1036" type="#_x0000_t62" style="position:absolute;left:0;text-align:left;margin-left:-29.95pt;margin-top:144.05pt;width:87.35pt;height:69.2pt;z-index:251780096;visibility:visible;mso-wrap-style:square;mso-width-percent:0;mso-height-percent:0;mso-wrap-distance-left:9pt;mso-wrap-distance-top:0;mso-wrap-distance-right:9pt;mso-wrap-distance-bottom:0;mso-position-horizontal:absolute;mso-position-horizontal-relative:margin;mso-position-vertical:absolute;mso-position-vertical-relative:text;mso-width-percent:0;mso-height-percent:0;mso-width-relative:margin;mso-height-relative:margin;v-text-anchor:middle" o:gfxdata="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" adj="24972,18718" fillcolor="white [3212]" strokecolor="#0070c0" strokeweight="1.5pt">
+                <v:textbox style="mso-fit-shape-to-text:t">
+                  <w:txbxContent>
+                    <w:p>
+                      <w:pPr>
+                        <w:jc w:val="center"/>
+                        <w:rPr>
+                          <w:color w:val="0070C0"/>
+                        </w:rPr>
+                      </w:pPr>
+                      <w:r>
+                        <w:rPr>
+                          <w:rFonts w:hint="eastAsia"/>
+                          <w:color w:val="0070C0"/>
+                        </w:rPr>
+                        <w:t>④正答数分布</w:t>
+                      </w:r>
+                    </w:p>
+                  </w:txbxContent>
+                </v:textbox>
+                <w10:wrap anchorx="margin"/>
+              </v:shape>
+            </w:pict>
+          </mc:Fallback>
+        </mc:AlternateContent>
+      </w:r>
+      <w:r>
+        <w:rPr>
+          <w:rFonts w:ascii="ＭＳ 明朝" w:hAnsi="ＭＳ 明朝" w:hint="eastAsia"/>
+          <w:noProof/>
+        </w:rPr>
+        <mc:AlternateContent>
+          <mc:Choice Requires="wps">
+            <w:drawing>
+              <wp:anchor distT="0" distB="0" distL="114300" distR="114300" simplePos="0" relativeHeight="251782144" behindDoc="0" locked="0" layoutInCell="1" allowOverlap="1" wp14:anchorId="23CE9F88" wp14:editId="32A73B3F">
+                <wp:simplePos x="0" y="0"/>
+                <wp:positionH relativeFrom="margin">
+                  <wp:posOffset>-447357</wp:posOffset>
+                </wp:positionH>
+                <wp:positionV relativeFrom="paragraph">
+                  <wp:posOffset>2748280</wp:posOffset>
+                </wp:positionV>
+                <wp:extent cx="1109345" cy="654050"/>
+                <wp:effectExtent l="0" t="0" r="186055" b="12700"/>
+                <wp:wrapNone/>
+                <wp:docPr id="1878668206" name="吹き出し: 角を丸めた四角形 5"/>
+                <wp:cNvGraphicFramePr/>
+                <a:graphic xmlns:a="http://schemas.openxmlformats.org/drawingml/2006/main">
+                  <a:graphicData uri="http://schemas.microsoft.com/office/word/2010/wordprocessingShape">
+                    <wps:wsp>
+                      <wps:cNvSpPr/>
+                      <wps:spPr>
+                        <a:xfrm>
+                          <a:off x="0" y="0"/>
+                          <a:ext cx="1109345" cy="654050"/>
+                        </a:xfrm>
+                        <a:prstGeom prst="wedgeRoundRectCallout">
+                          <a:avLst>
+                            <a:gd name="adj1" fmla="val 63539"/>
+                            <a:gd name="adj2" fmla="val 5882"/>
+                            <a:gd name="adj3" fmla="val 16667"/>
+                          </a:avLst>
+                        </a:prstGeom>
+                        <a:solidFill>
+                          <a:schemeClr val="bg1"/>
+                        </a:solidFill>
+                        <a:ln w="19050">
+                          <a:solidFill>
+                            <a:srgbClr val="0070C0"/>
+                          </a:solidFill>
+                        </a:ln>
+                      </wps:spPr>
+                      <wps:style>
+                        <a:lnRef idx="2">
+                          <a:schemeClr val="accent1">
+                            <a:shade val="15000"/>
+                          </a:schemeClr>
+                        </a:lnRef>
+                        <a:fillRef idx="1">
+                          <a:schemeClr val="accent1"/>
+                        </a:fillRef>
+                        <a:effectRef idx="0">
+                          <a:schemeClr val="accent1"/>
+                        </a:effectRef>
+                        <a:fontRef idx="minor">
+                          <a:schemeClr val="lt1"/>
+                        </a:fontRef>
+                      </wps:style>
+                      <wps:txbx>
+                        <w:txbxContent>
+                          <w:p>
+                            <w:pPr>
+                              <w:jc w:val="center"/>
+                              <w:rPr>
+                                <w:color w:val="0070C0"/>
+                              </w:rPr>
+                            </w:pPr>
+                            <w:r>
+                              <w:rPr>
+                                <w:rFonts w:hint="eastAsia"/>
+                                <w:color w:val="0070C0"/>
+                              </w:rPr>
+                              <w:t>⑤正答数分布</w:t>
+                            </w:r>
+                          </w:p>
+                          <w:p>
+                            <w:pPr>
+                              <w:jc w:val="center"/>
+                              <w:rPr>
+                                <w:color w:val="0070C0"/>
+                              </w:rPr>
+                            </w:pPr>
+                            <w:r>
+                              <w:rPr>
+                                <w:rFonts w:hint="eastAsia"/>
+                                <w:color w:val="0070C0"/>
+                              </w:rPr>
+                              <w:t>（</w:t>
+                            </w:r>
+                            <w:r>
+                              <w:rPr>
+                                <w:rFonts w:hint="eastAsia"/>
+                                <w:color w:val="0070C0"/>
+                              </w:rPr>
+                              <w:t>箱ひげ図）</w:t>
+                            </w:r>
+                          </w:p>
+                        </w:txbxContent>
+                      </wps:txbx>
+                      <wps:bodyPr rot="0" spcFirstLastPara="0" vertOverflow="overflow" horzOverflow="overflow" vert="horz" wrap="square" lIns="91440" tIns="45720" rIns="91440" bIns="45720" numCol="1" spcCol="0" rtlCol="0" fromWordArt="0" anchor="ctr" anchorCtr="0" forceAA="0" compatLnSpc="1">
+                        <a:prstTxWarp prst="textNoShape">
+                          <a:avLst/>
+                        </a:prstTxWarp>
+                        <a:noAutofit/>
+                      </wps:bodyPr>
+                    </wps:wsp>
+                  </a:graphicData>
+                </a:graphic>
+                <wp14:sizeRelH relativeFrom="margin">
+                  <wp14:pctWidth>0</wp14:pctWidth>
+                </wp14:sizeRelH>
+                <wp14:sizeRelV relativeFrom="margin">
+                  <wp14:pctHeight>0</wp14:pctHeight>
+                </wp14:sizeRelV>
+              </wp:anchor>
+            </w:drawing>
+          </mc:Choice>
+          <mc:Fallback>
+            <w:pict>
+              <v:shape w14:anchorId="23CE9F88" id="_x0000_s1037" type="#_x0000_t62" style="position:absolute;left:0;text-align:left;margin-left:-35.2pt;margin-top:216.4pt;width:87.35pt;height:51.5pt;z-index:251782144;visibility:visible;mso-wrap-style:square;mso-width-percent:0;mso-height-percent:0;mso-wrap-distance-left:9pt;mso-wrap-distance-top:0;mso-wrap-distance-right:9pt;mso-wrap-distance-bottom:0;mso-position-horizontal:absolute;mso-position-horizontal-relative:margin;mso-position-vertical:absolute;mso-position-vertical-relative:text;mso-width-percent:0;mso-height-percent:0;mso-width-relative:margin;mso-height-relative:margin;v-text-anchor:middle" o:gfxdata="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" adj="24524,12071" fillcolor="white [3212]" strokecolor="#0070c0" strokeweight="1.5pt">
+                <v:textbox>
+                  <w:txbxContent>
+                    <w:p>
+                      <w:pPr>
+                        <w:jc w:val="center"/>
+                        <w:rPr>
+                          <w:color w:val="0070C0"/>
+                        </w:rPr>
+                      </w:pPr>
+                      <w:r>
+                        <w:rPr>
+                          <w:rFonts w:hint="eastAsia"/>
+                          <w:color w:val="0070C0"/>
+                        </w:rPr>
+                        <w:t>⑤正答数分布</w:t>
+                      </w:r>
+                    </w:p>
+                    <w:p>
+                      <w:pPr>
+                        <w:jc w:val="center"/>
+                        <w:rPr>
+                          <w:color w:val="0070C0"/>
+                        </w:rPr>
+                      </w:pPr>
+                      <w:r>
+                        <w:rPr>
+                          <w:rFonts w:hint="eastAsia"/>
+                          <w:color w:val="0070C0"/>
+                        </w:rPr>
+                        <w:t>（</w:t>
+                      </w:r>
+                      <w:r>
+                        <w:rPr>
+                          <w:rFonts w:hint="eastAsia"/>
+                          <w:color w:val="0070C0"/>
+                        </w:rPr>
+                        <w:t>箱ひげ図）</w:t>
+                      </w:r>
+                    </w:p>
+                  </w:txbxContent>
+                </v:textbox>
+                <w10:wrap anchorx="margin"/>
+              </v:shape>
+            </w:pict>
+          </mc:Fallback>
+        </mc:AlternateContent>
+      </w:r>
+      <w:r>
+        <w:rPr>
+          <w:rFonts w:ascii="ＭＳ 明朝" w:hAnsi="ＭＳ 明朝"/>
+          <w:noProof/>
+        </w:rPr>
+        <mc:AlternateContent>
+          <mc:Choice Requires="wps">
+            <w:drawing>
+              <wp:anchor distT="0" distB="0" distL="114300" distR="114300" simplePos="0" relativeHeight="251779072" behindDoc="0" locked="0" layoutInCell="1" allowOverlap="1" wp14:anchorId="16D08F43" wp14:editId="7991FE40">
+                <wp:simplePos x="0" y="0"/>
+                <wp:positionH relativeFrom="column">
+                  <wp:posOffset>590550</wp:posOffset>
+                </wp:positionH>
+                <wp:positionV relativeFrom="paragraph">
+                  <wp:posOffset>1953260</wp:posOffset>
+                </wp:positionV>
+                <wp:extent cx="3257550" cy="795338"/>
+                <wp:effectExtent l="0" t="0" r="19050" b="24130"/>
+                <wp:wrapNone/>
+                <wp:docPr id="818244791" name="四角形: 角を丸くする 7"/>
+                <wp:cNvGraphicFramePr/>
+                <a:graphic xmlns:a="http://schemas.openxmlformats.org/drawingml/2006/main">
+                  <a:graphicData uri="http://schemas.microsoft.com/office/word/2010/wordprocessingShape">
+                    <wps:wsp>
+                      <wps:cNvSpPr/>
+                      <wps:spPr>
+                        <a:xfrm>
+                          <a:off x="0" y="0"/>
+                          <a:ext cx="3257550" cy="795338"/>
+                        </a:xfrm>
+                        <a:prstGeom prst="roundRect">
+                          <a:avLst/>
+                        </a:prstGeom>
+                        <a:noFill/>
+                        <a:ln w="19050">
+                          <a:solidFill>
+                            <a:srgbClr val="0070C0"/>
+                          </a:solidFill>
+                          <a:prstDash val="sysDash"/>
+                        </a:ln>
+                      </wps:spPr>
+                      <wps:style>
+                        <a:lnRef idx="2">
+                          <a:schemeClr val="accent1">
+                            <a:shade val="15000"/>
+                          </a:schemeClr>
+                        </a:lnRef>
+                        <a:fillRef idx="1">
+                          <a:schemeClr val="accent1"/>
+                        </a:fillRef>
+                        <a:effectRef idx="0">
+                          <a:schemeClr val="accent1"/>
+                        </a:effectRef>
+                        <a:fontRef idx="minor">
+                          <a:schemeClr val="lt1"/>
+                        </a:fontRef>
+                      </wps:style>
+                      <wps:bodyPr rot="0" spcFirstLastPara="0" vertOverflow="overflow" horzOverflow="overflow" vert="horz" wrap="square" lIns="91440" tIns="45720" rIns="91440" bIns="45720" numCol="1" spcCol="0" rtlCol="0" fromWordArt="0" anchor="ctr" anchorCtr="0" forceAA="0" compatLnSpc="1">
+                        <a:prstTxWarp prst="textNoShape">
+                          <a:avLst/>
+                        </a:prstTxWarp>
+                        <a:noAutofit/>
+                      </wps:bodyPr>
+                    </wps:wsp>
+                  </a:graphicData>
+                </a:graphic>
+                <wp14:sizeRelH relativeFrom="margin">
+                  <wp14:pctWidth>0</wp14:pctWidth>
+                </wp14:sizeRelH>
+                <wp14:sizeRelV relativeFrom="margin">
+                  <wp14:pctHeight>0</wp14:pctHeight>
+                </wp14:sizeRelV>
+              </wp:anchor>
+            </w:drawing>
+          </mc:Choice>
+          <mc:Fallback>
+            <w:pict>
+              <v:roundrect w14:anchorId="23408450" id="四角形: 角を丸くする 7" o:spid="_x0000_s1026" style="position:absolute;margin-left:46.5pt;margin-top:153.8pt;width:256.5pt;height:62.65pt;z-index:251779072;visibility:visible;mso-wrap-style:square;mso-width-percent:0;mso-height-percent:0;mso-wrap-distance-left:9pt;mso-wrap-distance-top:0;mso-wrap-distance-right:9pt;mso-wrap-distance-bottom:0;mso-position-horizontal:absolute;mso-position-horizontal-relative:text;mso-position-vertical:absolute;mso-position-vertical-relative:text;mso-width-percent:0;mso-height-percent:0;mso-width-relative:margin;mso-height-relative:margin;v-text-anchor:middle" arcsize="10923f" o:gfxdata="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" filled="f" strokecolor="#0070c0" strokeweight="1.5pt">
+                <v:stroke dashstyle="3 1" joinstyle="miter"/>
+              </v:roundrect>
+            </w:pict>
+          </mc:Fallback>
+        </mc:AlternateContent>
+      </w:r>
+      <w:r>
+        <w:rPr>
+          <w:rFonts w:ascii="ＭＳ 明朝" w:hAnsi="ＭＳ 明朝"/>
+          <w:noProof/>
+        </w:rPr>
+        <mc:AlternateContent>
+          <mc:Choice Requires="wps">
+            <w:drawing>
+              <wp:anchor distT="0" distB="0" distL="114300" distR="114300" simplePos="0" relativeHeight="251781120" behindDoc="0" locked="0" layoutInCell="1" allowOverlap="1" wp14:anchorId="103D8BF2" wp14:editId="6941F544">
+                <wp:simplePos x="0" y="0"/>
+                <wp:positionH relativeFrom="column">
+                  <wp:posOffset>590550</wp:posOffset>
+                </wp:positionH>
+                <wp:positionV relativeFrom="paragraph">
+                  <wp:posOffset>2848609</wp:posOffset>
+                </wp:positionV>
+                <wp:extent cx="3176588" cy="823913"/>
+                <wp:effectExtent l="0" t="0" r="24130" b="14605"/>
+                <wp:wrapNone/>
+                <wp:docPr id="2092717553" name="四角形: 角を丸くする 7"/>
+                <wp:cNvGraphicFramePr/>
+                <a:graphic xmlns:a="http://schemas.openxmlformats.org/drawingml/2006/main">
+                  <a:graphicData uri="http://schemas.microsoft.com/office/word/2010/wordprocessingShape">
+                    <wps:wsp>
+                      <wps:cNvSpPr/>
+                      <wps:spPr>
+                        <a:xfrm>
+                          <a:off x="0" y="0"/>
+                          <a:ext cx="3176588" cy="823913"/>
+                        </a:xfrm>
+                        <a:prstGeom prst="roundRect">
+                          <a:avLst/>
+                        </a:prstGeom>
+                        <a:noFill/>
+                        <a:ln w="19050">
+                          <a:solidFill>
+                            <a:srgbClr val="0070C0"/>
+                          </a:solidFill>
+                          <a:prstDash val="sysDash"/>
+                        </a:ln>
+                      </wps:spPr>
+                      <wps:style>
+                        <a:lnRef idx="2">
+                          <a:schemeClr val="accent1">
+                            <a:shade val="15000"/>
+                          </a:schemeClr>
+                        </a:lnRef>
+                        <a:fillRef idx="1">
+                          <a:schemeClr val="accent1"/>
+                        </a:fillRef>
+                        <a:effectRef idx="0">
+                          <a:schemeClr val="accent1"/>
+                        </a:effectRef>
+                        <a:fontRef idx="minor">
+                          <a:schemeClr val="lt1"/>
+                        </a:fontRef>
+                      </wps:style>
+                      <wps:bodyPr rot="0" spcFirstLastPara="0" vertOverflow="overflow" horzOverflow="overflow" vert="horz" wrap="square" lIns="91440" tIns="45720" rIns="91440" bIns="45720" numCol="1" spcCol="0" rtlCol="0" fromWordArt="0" anchor="ctr" anchorCtr="0" forceAA="0" compatLnSpc="1">
+                        <a:prstTxWarp prst="textNoShape">
+                          <a:avLst/>
+                        </a:prstTxWarp>
+                        <a:noAutofit/>
+                      </wps:bodyPr>
+                    </wps:wsp>
+                  </a:graphicData>
+                </a:graphic>
+                <wp14:sizeRelH relativeFrom="margin">
+                  <wp14:pctWidth>0</wp14:pctWidth>
+                </wp14:sizeRelH>
+                <wp14:sizeRelV relativeFrom="margin">
+                  <wp14:pctHeight>0</wp14:pctHeight>
+                </wp14:sizeRelV>
+              </wp:anchor>
+            </w:drawing>
+          </mc:Choice>
+          <mc:Fallback>
+            <w:pict>
+              <v:roundrect w14:anchorId="56B2A683" id="四角形: 角を丸くする 7" o:spid="_x0000_s1026" style="position:absolute;margin-left:46.5pt;margin-top:224.3pt;width:250.15pt;height:64.9pt;z-index:251781120;visibility:visible;mso-wrap-style:square;mso-width-percent:0;mso-height-percent:0;mso-wrap-distance-left:9pt;mso-wrap-distance-top:0;mso-wrap-distance-right:9pt;mso-wrap-distance-bottom:0;mso-position-horizontal:absolute;mso-position-horizontal-relative:text;mso-position-vertical:absolute;mso-position-vertical-relative:text;mso-width-percent:0;mso-height-percent:0;mso-width-relative:margin;mso-height-relative:margin;v-text-anchor:middle" arcsize="10923f" o:gfxdata="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" filled="f" strokecolor="#0070c0" strokeweight="1.5pt">
+                <v:stroke dashstyle="3 1" joinstyle="miter"/>
+              </v:roundrect>
+            </w:pict>
+          </mc:Fallback>
+        </mc:AlternateContent>
+      </w:r>
+      <w:r>
+        <w:rPr>
+          <w:rFonts w:ascii="ＭＳ 明朝" w:hAnsi="ＭＳ 明朝"/>
+          <w:noProof/>
+        </w:rPr>
+        <mc:AlternateContent>
+          <mc:Choice Requires="wps">
+            <w:drawing>
+              <wp:anchor distT="0" distB="0" distL="114300" distR="114300" simplePos="0" relativeHeight="251776000" behindDoc="0" locked="0" layoutInCell="1" allowOverlap="1" wp14:anchorId="5DE15996" wp14:editId="4B1470CD">
+                <wp:simplePos x="0" y="0"/>
+                <wp:positionH relativeFrom="column">
+                  <wp:posOffset>4057650</wp:posOffset>
+                </wp:positionH>
+                <wp:positionV relativeFrom="paragraph">
+                  <wp:posOffset>505460</wp:posOffset>
+                </wp:positionV>
+                <wp:extent cx="1323975" cy="1236345"/>
+                <wp:effectExtent l="0" t="0" r="28575" b="20955"/>
+                <wp:wrapNone/>
+                <wp:docPr id="2035348770" name="四角形: 角を丸くする 7"/>
+                <wp:cNvGraphicFramePr/>
+                <a:graphic xmlns:a="http://schemas.openxmlformats.org/drawingml/2006/main">
+                  <a:graphicData uri="http://schemas.microsoft.com/office/word/2010/wordprocessingShape">
+                    <wps:wsp>
+                      <wps:cNvSpPr/>
+                      <wps:spPr>
+                        <a:xfrm>
+                          <a:off x="0" y="0"/>
+                          <a:ext cx="1323975" cy="1236345"/>
+                        </a:xfrm>
+                        <a:prstGeom prst="roundRect">
+                          <a:avLst/>
+                        </a:prstGeom>
+                        <a:noFill/>
+                        <a:ln w="19050">
+                          <a:solidFill>
+                            <a:srgbClr val="0070C0"/>
+                          </a:solidFill>
+                          <a:prstDash val="sysDash"/>
+                        </a:ln>
+                      </wps:spPr>
+                      <wps:style>
+                        <a:lnRef idx="2">
+                          <a:schemeClr val="accent1">
+                            <a:shade val="15000"/>
+                          </a:schemeClr>
+                        </a:lnRef>
+                        <a:fillRef idx="1">
+                          <a:schemeClr val="accent1"/>
+                        </a:fillRef>
+                        <a:effectRef idx="0">
+                          <a:schemeClr val="accent1"/>
+                        </a:effectRef>
+                        <a:fontRef idx="minor">
+                          <a:schemeClr val="lt1"/>
+                        </a:fontRef>
+                      </wps:style>
+                      <wps:bodyPr rot="0" spcFirstLastPara="0" vertOverflow="overflow" horzOverflow="overflow" vert="horz" wrap="square" lIns="91440" tIns="45720" rIns="91440" bIns="45720" numCol="1" spcCol="0" rtlCol="0" fromWordArt="0" anchor="ctr" anchorCtr="0" forceAA="0" compatLnSpc="1">
+                        <a:prstTxWarp prst="textNoShape">
+                          <a:avLst/>
+                        </a:prstTxWarp>
+                        <a:noAutofit/>
+                      </wps:bodyPr>
+                    </wps:wsp>
+                  </a:graphicData>
+                </a:graphic>
+                <wp14:sizeRelH relativeFrom="margin">
+                  <wp14:pctWidth>0</wp14:pctWidth>
+                </wp14:sizeRelH>
+                <wp14:sizeRelV relativeFrom="margin">
+                  <wp14:pctHeight>0</wp14:pctHeight>
+                </wp14:sizeRelV>
+              </wp:anchor>
+            </w:drawing>
+          </mc:Choice>
+          <mc:Fallback>
+            <w:pict>
+              <v:roundrect w14:anchorId="151CBB58" id="四角形: 角を丸くする 7" o:spid="_x0000_s1026" style="position:absolute;margin-left:319.5pt;margin-top:39.8pt;width:104.25pt;height:97.35pt;z-index:251776000;visibility:visible;mso-wrap-style:square;mso-width-percent:0;mso-height-percent:0;mso-wrap-distance-left:9pt;mso-wrap-distance-top:0;mso-wrap-distance-right:9pt;mso-wrap-distance-bottom:0;mso-position-horizontal:absolute;mso-position-horizontal-relative:text;mso-position-vertical:absolute;mso-position-vertical-relative:text;mso-width-percent:0;mso-height-percent:0;mso-width-relative:margin;mso-height-relative:margin;v-text-anchor:middle" arcsize="10923f" o:gfxdata="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" filled="f" strokecolor="#0070c0" strokeweight="1.5pt">
+                <v:stroke dashstyle="3 1" joinstyle="miter"/>
+              </v:roundrect>
+            </w:pict>
+          </mc:Fallback>
+        </mc:AlternateContent>
+      </w:r>
+      <w:r>
+        <w:rPr>
+          <w:rFonts w:ascii="ＭＳ 明朝" w:hAnsi="ＭＳ 明朝"/>
+          <w:noProof/>
+        </w:rPr>
+        <mc:AlternateContent>
+          <mc:Choice Requires="wps">
+            <w:drawing>
+              <wp:anchor distT="0" distB="0" distL="114300" distR="114300" simplePos="0" relativeHeight="251784192" behindDoc="0" locked="0" layoutInCell="1" allowOverlap="1" wp14:anchorId="5C3BF5A1" wp14:editId="3AA5966F">
+                <wp:simplePos x="0" y="0"/>
+                <wp:positionH relativeFrom="page">
+                  <wp:posOffset>4719637</wp:posOffset>
+                </wp:positionH>
+                <wp:positionV relativeFrom="paragraph">
+                  <wp:posOffset>1896110</wp:posOffset>
+                </wp:positionV>
+                <wp:extent cx="1600200" cy="862013"/>
+                <wp:effectExtent l="0" t="0" r="19050" b="14605"/>
+                <wp:wrapNone/>
+                <wp:docPr id="1553078580" name="四角形: 角を丸くする 7"/>
+                <wp:cNvGraphicFramePr/>
+                <a:graphic xmlns:a="http://schemas.openxmlformats.org/drawingml/2006/main">
+                  <a:graphicData uri="http://schemas.microsoft.com/office/word/2010/wordprocessingShape">
+                    <wps:wsp>
+                      <wps:cNvSpPr/>
+                      <wps:spPr>
+                        <a:xfrm>
+                          <a:off x="0" y="0"/>
+                          <a:ext cx="1600200" cy="862013"/>
+                        </a:xfrm>
+                        <a:prstGeom prst="roundRect">
+                          <a:avLst/>
+                        </a:prstGeom>
+                        <a:noFill/>
+                        <a:ln w="19050">
+                          <a:solidFill>
+                            <a:srgbClr val="0070C0"/>
+                          </a:solidFill>
+                          <a:prstDash val="sysDash"/>
+                        </a:ln>
+                      </wps:spPr>
+                      <wps:style>
+                        <a:lnRef idx="2">
+                          <a:schemeClr val="accent1">
+                            <a:shade val="15000"/>
+                          </a:schemeClr>
+                        </a:lnRef>
+                        <a:fillRef idx="1">
+                          <a:schemeClr val="accent1"/>
+                        </a:fillRef>
+                        <a:effectRef idx="0">
+                          <a:schemeClr val="accent1"/>
+                        </a:effectRef>
+                        <a:fontRef idx="minor">
+                          <a:schemeClr val="lt1"/>
+                        </a:fontRef>
+                      </wps:style>
+                      <wps:bodyPr rot="0" spcFirstLastPara="0" vertOverflow="overflow" horzOverflow="overflow" vert="horz" wrap="square" lIns="91440" tIns="45720" rIns="91440" bIns="45720" numCol="1" spcCol="0" rtlCol="0" fromWordArt="0" anchor="ctr" anchorCtr="0" forceAA="0" compatLnSpc="1">
+                        <a:prstTxWarp prst="textNoShape">
+                          <a:avLst/>
+                        </a:prstTxWarp>
+                        <a:noAutofit/>
+                      </wps:bodyPr>
+                    </wps:wsp>
+                  </a:graphicData>
+                </a:graphic>
+                <wp14:sizeRelH relativeFrom="margin">
+                  <wp14:pctWidth>0</wp14:pctWidth>
+                </wp14:sizeRelH>
+                <wp14:sizeRelV relativeFrom="margin">
+                  <wp14:pctHeight>0</wp14:pctHeight>
+                </wp14:sizeRelV>
+              </wp:anchor>
+            </w:drawing>
+          </mc:Choice>
+          <mc:Fallback>
+            <w:pict>
+              <v:roundrect w14:anchorId="6D76AF42" id="四角形: 角を丸くする 7" o:spid="_x0000_s1026" style="position:absolute;margin-left:371.6pt;margin-top:149.3pt;width:126pt;height:67.9pt;z-index:251784192;visibility:visible;mso-wrap-style:square;mso-width-percent:0;mso-height-percent:0;mso-wrap-distance-left:9pt;mso-wrap-distance-top:0;mso-wrap-distance-right:9pt;mso-wrap-distance-bottom:0;mso-position-horizontal:absolute;mso-position-horizontal-relative:page;mso-position-vertical:absolute;mso-position-vertical-relative:text;mso-width-percent:0;mso-height-percent:0;mso-width-relative:margin;mso-height-relative:margin;v-text-anchor:middle" arcsize="10923f" o:gfxdata="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" filled="f" strokecolor="#0070c0" strokeweight="1.5pt">
+                <v:stroke dashstyle="3 1" joinstyle="miter"/>
+                <w10:wrap anchorx="page"/>
+              </v:roundrect>
+            </w:pict>
+          </mc:Fallback>
+        </mc:AlternateContent>
+      </w:r>
+      <w:r>
+        <w:rPr>
+          <w:rFonts w:ascii="ＭＳ 明朝" w:hAnsi="ＭＳ 明朝"/>
+          <w:noProof/>
+        </w:rPr>
+        <mc:AlternateContent>
+          <mc:Choice Requires="wps">
+            <w:drawing>
+              <wp:anchor distT="0" distB="0" distL="114300" distR="114300" simplePos="0" relativeHeight="251773952" behindDoc="0" locked="0" layoutInCell="1" allowOverlap="1" wp14:anchorId="65F08410" wp14:editId="2343F99A">
+                <wp:simplePos x="0" y="0"/>
+                <wp:positionH relativeFrom="column">
+                  <wp:posOffset>1976438</wp:posOffset>
+                </wp:positionH>
+                <wp:positionV relativeFrom="paragraph">
+                  <wp:posOffset>516890</wp:posOffset>
+                </wp:positionV>
+                <wp:extent cx="1323975" cy="1236572"/>
+                <wp:effectExtent l="0" t="0" r="28575" b="20955"/>
+                <wp:wrapNone/>
+                <wp:docPr id="662337810" name="四角形: 角を丸くする 7"/>
+                <wp:cNvGraphicFramePr/>
+                <a:graphic xmlns:a="http://schemas.openxmlformats.org/drawingml/2006/main">
+                  <a:graphicData uri="http://schemas.microsoft.com/office/word/2010/wordprocessingShape">
+                    <wps:wsp>
+                      <wps:cNvSpPr/>
+                      <wps:spPr>
+                        <a:xfrm>
+                          <a:off x="0" y="0"/>
+                          <a:ext cx="1323975" cy="1236572"/>
+                        </a:xfrm>
+                        <a:prstGeom prst="roundRect">
+                          <a:avLst/>
+                        </a:prstGeom>
+                        <a:noFill/>
+                        <a:ln w="19050">
+                          <a:solidFill>
+                            <a:srgbClr val="0070C0"/>
+                          </a:solidFill>
+                          <a:prstDash val="sysDash"/>
+                        </a:ln>
+                      </wps:spPr>
+                      <wps:style>
+                        <a:lnRef idx="2">
+                          <a:schemeClr val="accent1">
+                            <a:shade val="15000"/>
+                          </a:schemeClr>
+                        </a:lnRef>
+                        <a:fillRef idx="1">
+                          <a:schemeClr val="accent1"/>
+                        </a:fillRef>
+                        <a:effectRef idx="0">
+                          <a:schemeClr val="accent1"/>
+                        </a:effectRef>
+                        <a:fontRef idx="minor">
+                          <a:schemeClr val="lt1"/>
+                        </a:fontRef>
+                      </wps:style>
+                      <wps:bodyPr rot="0" spcFirstLastPara="0" vertOverflow="overflow" horzOverflow="overflow" vert="horz" wrap="square" lIns="91440" tIns="45720" rIns="91440" bIns="45720" numCol="1" spcCol="0" rtlCol="0" fromWordArt="0" anchor="ctr" anchorCtr="0" forceAA="0" compatLnSpc="1">
+                        <a:prstTxWarp prst="textNoShape">
+                          <a:avLst/>
+                        </a:prstTxWarp>
+                        <a:noAutofit/>
+                      </wps:bodyPr>
+                    </wps:wsp>
+                  </a:graphicData>
+                </a:graphic>
+                <wp14:sizeRelH relativeFrom="margin">
+                  <wp14:pctWidth>0</wp14:pctWidth>
+                </wp14:sizeRelH>
+                <wp14:sizeRelV relativeFrom="margin">
+                  <wp14:pctHeight>0</wp14:pctHeight>
+                </wp14:sizeRelV>
+              </wp:anchor>
+            </w:drawing>
+          </mc:Choice>
+          <mc:Fallback>
+            <w:pict>
+              <v:roundrect w14:anchorId="2ED7E53D" id="四角形: 角を丸くする 7" o:spid="_x0000_s1026" style="position:absolute;margin-left:155.65pt;margin-top:40.7pt;width:104.25pt;height:97.35pt;z-index:251773952;visibility:visible;mso-wrap-style:square;mso-width-percent:0;mso-height-percent:0;mso-wrap-distance-left:9pt;mso-wrap-distance-top:0;mso-wrap-distance-right:9pt;mso-wrap-distance-bottom:0;mso-position-horizontal:absolute;mso-position-horizontal-relative:text;mso-position-vertical:absolute;mso-position-vertical-relative:text;mso-width-percent:0;mso-height-percent:0;mso-width-relative:margin;mso-height-relative:margin;v-text-anchor:middle" arcsize="10923f" o:gfxdata="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" filled="f" strokecolor="#0070c0" strokeweight="1.5pt">
+                <v:stroke dashstyle="3 1" joinstyle="miter"/>
+              </v:roundrect>
+            </w:pict>
+          </mc:Fallback>
+        </mc:AlternateContent>
+      </w:r>
+      <w:r>
+        <w:rPr>
+          <w:rFonts w:ascii="ＭＳ 明朝" w:hAnsi="ＭＳ 明朝"/>
+          <w:noProof/>
+        </w:rPr>
+        <mc:AlternateContent>
+          <mc:Choice Requires="wps">
+            <w:drawing>
+              <wp:anchor distT="0" distB="0" distL="114300" distR="114300" simplePos="0" relativeHeight="251770880" behindDoc="0" locked="0" layoutInCell="1" allowOverlap="1" wp14:anchorId="57F76BA6" wp14:editId="77101B9C">
+                <wp:simplePos x="0" y="0"/>
+                <wp:positionH relativeFrom="column">
+                  <wp:posOffset>786447</wp:posOffset>
+                </wp:positionH>
+                <wp:positionV relativeFrom="paragraph">
+                  <wp:posOffset>484505</wp:posOffset>
+                </wp:positionV>
+                <wp:extent cx="600075" cy="1200150"/>
+                <wp:effectExtent l="0" t="0" r="28575" b="19050"/>
+                <wp:wrapNone/>
+                <wp:docPr id="1250419530" name="四角形: 角を丸くする 7"/>
+                <wp:cNvGraphicFramePr/>
+                <a:graphic xmlns:a="http://schemas.openxmlformats.org/drawingml/2006/main">
+                  <a:graphicData uri="http://schemas.microsoft.com/office/word/2010/wordprocessingShape">
+                    <wps:wsp>
+                      <wps:cNvSpPr/>
+                      <wps:spPr>
+                        <a:xfrm>
+                          <a:off x="0" y="0"/>
+                          <a:ext cx="600075" cy="1200150"/>
+                        </a:xfrm>
+                        <a:prstGeom prst="roundRect">
+                          <a:avLst/>
+                        </a:prstGeom>
+                        <a:noFill/>
+                        <a:ln w="19050">
+                          <a:solidFill>
+                            <a:srgbClr val="0070C0"/>
+                          </a:solidFill>
+                          <a:prstDash val="sysDash"/>
+                        </a:ln>
+                      </wps:spPr>
+                      <wps:style>
+                        <a:lnRef idx="2">
+                          <a:schemeClr val="accent1">
+                            <a:shade val="15000"/>
+                          </a:schemeClr>
+                        </a:lnRef>
+                        <a:fillRef idx="1">
+                          <a:schemeClr val="accent1"/>
+                        </a:fillRef>
+                        <a:effectRef idx="0">
+                          <a:schemeClr val="accent1"/>
+                        </a:effectRef>
+                        <a:fontRef idx="minor">
+                          <a:schemeClr val="lt1"/>
+                        </a:fontRef>
+                      </wps:style>
+                      <wps:bodyPr rot="0" spcFirstLastPara="0" vertOverflow="overflow" horzOverflow="overflow" vert="horz" wrap="square" lIns="91440" tIns="45720" rIns="91440" bIns="45720" numCol="1" spcCol="0" rtlCol="0" fromWordArt="0" anchor="ctr" anchorCtr="0" forceAA="0" compatLnSpc="1">
+                        <a:prstTxWarp prst="textNoShape">
+                          <a:avLst/>
+                        </a:prstTxWarp>
+                        <a:noAutofit/>
+                      </wps:bodyPr>
+                    </wps:wsp>
+                  </a:graphicData>
+                </a:graphic>
+                <wp14:sizeRelH relativeFrom="margin">
+                  <wp14:pctWidth>0</wp14:pctWidth>
+                </wp14:sizeRelH>
+                <wp14:sizeRelV relativeFrom="margin">
+                  <wp14:pctHeight>0</wp14:pctHeight>
+                </wp14:sizeRelV>
+              </wp:anchor>
+            </w:drawing>
+          </mc:Choice>
+          <mc:Fallback>
+            <w:pict>
+              <v:roundrect w14:anchorId="59FFE2A1" id="四角形: 角を丸くする 7" o:spid="_x0000_s1026" style="position:absolute;margin-left:61.9pt;margin-top:38.15pt;width:47.25pt;height:94.5pt;z-index:251770880;visibility:visible;mso-wrap-style:square;mso-width-percent:0;mso-height-percent:0;mso-wrap-distance-left:9pt;mso-wrap-distance-top:0;mso-wrap-distance-right:9pt;mso-wrap-distance-bottom:0;mso-position-horizontal:absolute;mso-position-horizontal-relative:text;mso-position-vertical:absolute;mso-position-vertical-relative:text;mso-width-percent:0;mso-height-percent:0;mso-width-relative:margin;mso-height-relative:margin;v-text-anchor:middle" arcsize="10923f" o:gfxdata="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" filled="f" strokecolor="#0070c0" strokeweight="1.5pt">
+                <v:stroke dashstyle="3 1" joinstyle="miter"/>
+              </v:roundrect>
+            </w:pict>
+          </mc:Fallback>
+        </mc:AlternateContent>
+      </w:r>
+      <w:r>
+        <w:rPr>
+          <w:rFonts w:ascii="ＭＳ 明朝" w:hAnsi="ＭＳ 明朝" w:hint="eastAsia"/>
+          <w:noProof/>
+        </w:rPr>
+        <mc:AlternateContent>
+          <mc:Choice Requires="wps">
+            <w:drawing>
+              <wp:anchor distT="0" distB="0" distL="114300" distR="114300" simplePos="0" relativeHeight="251790336" behindDoc="0" locked="0" layoutInCell="1" allowOverlap="1" wp14:anchorId="797213AD" wp14:editId="29C83F07">
+                <wp:simplePos x="0" y="0"/>
+                <wp:positionH relativeFrom="margin">
+                  <wp:posOffset>5569268</wp:posOffset>
+                </wp:positionH>
+                <wp:positionV relativeFrom="paragraph">
+                  <wp:posOffset>2393950</wp:posOffset>
+                </wp:positionV>
+                <wp:extent cx="965835" cy="654050"/>
+                <wp:effectExtent l="133350" t="0" r="24765" b="12700"/>
+                <wp:wrapNone/>
+                <wp:docPr id="2033455418" name="吹き出し: 角を丸めた四角形 5"/>
+                <wp:cNvGraphicFramePr/>
+                <a:graphic xmlns:a="http://schemas.openxmlformats.org/drawingml/2006/main">
+                  <a:graphicData uri="http://schemas.microsoft.com/office/word/2010/wordprocessingShape">
+                    <wps:wsp>
+                      <wps:cNvSpPr/>
+                      <wps:spPr>
+                        <a:xfrm>
+                          <a:off x="0" y="0"/>
+                          <a:ext cx="965835" cy="654050"/>
+                        </a:xfrm>
+                        <a:prstGeom prst="wedgeRoundRectCallout">
+                          <a:avLst>
+                            <a:gd name="adj1" fmla="val -61290"/>
+                            <a:gd name="adj2" fmla="val 28950"/>
+                            <a:gd name="adj3" fmla="val 16667"/>
+                          </a:avLst>
+                        </a:prstGeom>
+                        <a:solidFill>
+                          <a:schemeClr val="bg1"/>
+                        </a:solidFill>
+                        <a:ln w="19050">
+                          <a:solidFill>
+                            <a:srgbClr val="0070C0"/>
+                          </a:solidFill>
+                        </a:ln>
+                      </wps:spPr>
+                      <wps:style>
+                        <a:lnRef idx="2">
+                          <a:schemeClr val="accent1">
+                            <a:shade val="15000"/>
+                          </a:schemeClr>
+                        </a:lnRef>
+                        <a:fillRef idx="1">
+                          <a:schemeClr val="accent1"/>
+                        </a:fillRef>
+                        <a:effectRef idx="0">
+                          <a:schemeClr val="accent1"/>
+                        </a:effectRef>
+                        <a:fontRef idx="minor">
+                          <a:schemeClr val="lt1"/>
+                        </a:fontRef>
+                      </wps:style>
+                      <wps:txbx>
+                        <w:txbxContent>
+                          <w:p>
+                            <w:pPr>
+                              <w:jc w:val="center"/>
+                              <w:rPr>
+                                <w:color w:val="0070C0"/>
+                              </w:rPr>
+                            </w:pPr>
+                            <w:r>
+                              <w:rPr>
+                                <w:rFonts w:hint="eastAsia"/>
+                                <w:color w:val="0070C0"/>
+                              </w:rPr>
+                              <w:t>⑦</w:t>
+                            </w:r>
+                            <w:r>
+                              <w:rPr>
+                                <w:rFonts w:hint="eastAsia"/>
+                                <w:color w:val="0070C0"/>
+                              </w:rPr>
+                              <w:t>管内</w:t>
+                            </w:r>
+                          </w:p>
+                          <w:p>
+                            <w:pPr>
+                              <w:jc w:val="center"/>
+                              <w:rPr>
+                                <w:color w:val="0070C0"/>
+                              </w:rPr>
+                            </w:pPr>
+                            <w:r>
+                              <w:rPr>
+                                <w:rFonts w:hint="eastAsia"/>
+                                <w:color w:val="0070C0"/>
+                              </w:rPr>
+                              <w:t>平均正答率</w:t>
+                            </w:r>
+                          </w:p>
+                        </w:txbxContent>
+                      </wps:txbx>
+                      <wps:bodyPr rot="0" spcFirstLastPara="0" vertOverflow="overflow" horzOverflow="overflow" vert="horz" wrap="square" lIns="91440" tIns="45720" rIns="91440" bIns="45720" numCol="1" spcCol="0" rtlCol="0" fromWordArt="0" anchor="ctr" anchorCtr="0" forceAA="0" compatLnSpc="1">
+                        <a:prstTxWarp prst="textNoShape">
+                          <a:avLst/>
+                        </a:prstTxWarp>
+                        <a:noAutofit/>
+                      </wps:bodyPr>
+                    </wps:wsp>
+                  </a:graphicData>
+                </a:graphic>
+                <wp14:sizeRelH relativeFrom="margin">
+                  <wp14:pctWidth>0</wp14:pctWidth>
+                </wp14:sizeRelH>
+                <wp14:sizeRelV relativeFrom="margin">
+                  <wp14:pctHeight>0</wp14:pctHeight>
+                </wp14:sizeRelV>
+              </wp:anchor>
+            </w:drawing>
+          </mc:Choice>
+          <mc:Fallback>
+            <w:pict>
+              <v:shape w14:anchorId="797213AD" id="_x0000_s1038" type="#_x0000_t62" style="position:absolute;left:0;text-align:left;margin-left:438.55pt;margin-top:188.5pt;width:76.05pt;height:51.5pt;z-index:251790336;visibility:visible;mso-wrap-style:square;mso-width-percent:0;mso-height-percent:0;mso-wrap-distance-left:9pt;mso-wrap-distance-top:0;mso-wrap-distance-right:9pt;mso-wrap-distance-bottom:0;mso-position-horizontal:absolute;mso-position-horizontal-relative:margin;mso-position-vertical:absolute;mso-position-vertical-relative:text;mso-width-percent:0;mso-height-percent:0;mso-width-relative:margin;mso-height-relative:margin;v-text-anchor:middle" o:gfxdata="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" adj="-2439,17053" fillcolor="white [3212]" strokecolor="#0070c0" strokeweight="1.5pt">
+                <v:textbox>
+                  <w:txbxContent>
+                    <w:p>
+                      <w:pPr>
+                        <w:jc w:val="center"/>
+                        <w:rPr>
+                          <w:color w:val="0070C0"/>
+                        </w:rPr>
+                      </w:pPr>
+                      <w:r>
+                        <w:rPr>
+                          <w:rFonts w:hint="eastAsia"/>
+                          <w:color w:val="0070C0"/>
+                        </w:rPr>
+                        <w:t>⑦</w:t>
+                      </w:r>
+                      <w:r>
+                        <w:rPr>
+                          <w:rFonts w:hint="eastAsia"/>
+                          <w:color w:val="0070C0"/>
+                        </w:rPr>
+                        <w:t>管内</w:t>
+                      </w:r>
+                    </w:p>
+                    <w:p>
+                      <w:pPr>
+                        <w:jc w:val="center"/>
+                        <w:rPr>
+                          <w:color w:val="0070C0"/>
+                        </w:rPr>
+                      </w:pPr>
+                      <w:r>
+                        <w:rPr>
+                          <w:rFonts w:hint="eastAsia"/>
+                          <w:color w:val="0070C0"/>
+                        </w:rPr>
+                        <w:t>平均正答率</w:t>
+                      </w:r>
+                    </w:p>
+                  </w:txbxContent>
+                </v:textbox>
+                <w10:wrap anchorx="margin"/>
+              </v:shape>
+            </w:pict>
+          </mc:Fallback>
+        </mc:AlternateContent>
+      </w:r>
+      <w:r>
+        <w:rPr>
+          <w:rFonts w:ascii="ＭＳ 明朝" w:hAnsi="ＭＳ 明朝" w:hint="eastAsia"/>
+          <w:noProof/>
+        </w:rPr>
+        <mc:AlternateContent>
+          <mc:Choice Requires="wps">
+            <w:drawing>
+              <wp:anchor distT="0" distB="0" distL="114300" distR="114300" simplePos="0" relativeHeight="251771904" behindDoc="0" locked="0" layoutInCell="1" allowOverlap="1" wp14:anchorId="25176A6A" wp14:editId="7F2EE98C">
+                <wp:simplePos x="0" y="0"/>
+                <wp:positionH relativeFrom="column">
+                  <wp:posOffset>-228600</wp:posOffset>
+                </wp:positionH>
+                <wp:positionV relativeFrom="paragraph">
+                  <wp:posOffset>170815</wp:posOffset>
+                </wp:positionV>
+                <wp:extent cx="1010285" cy="878840"/>
+                <wp:effectExtent l="0" t="0" r="189865" b="16510"/>
+                <wp:wrapNone/>
+                <wp:docPr id="2099050561" name="吹き出し: 角を丸めた四角形 5"/>
+                <wp:cNvGraphicFramePr/>
+                <a:graphic xmlns:a="http://schemas.openxmlformats.org/drawingml/2006/main">
+                  <a:graphicData uri="http://schemas.microsoft.com/office/word/2010/wordprocessingShape">
+                    <wps:wsp>
+                      <wps:cNvSpPr/>
+                      <wps:spPr>
+                        <a:xfrm>
+                          <a:off x="0" y="0"/>
+                          <a:ext cx="1010285" cy="878840"/>
+                        </a:xfrm>
+                        <a:prstGeom prst="wedgeRoundRectCallout">
+                          <a:avLst>
+                            <a:gd name="adj1" fmla="val 65613"/>
+                            <a:gd name="adj2" fmla="val 36657"/>
+                            <a:gd name="adj3" fmla="val 16667"/>
+                          </a:avLst>
+                        </a:prstGeom>
+                        <a:solidFill>
+                          <a:schemeClr val="bg1"/>
+                        </a:solidFill>
+                        <a:ln w="19050">
+                          <a:solidFill>
+                            <a:srgbClr val="0070C0"/>
+                          </a:solidFill>
+                        </a:ln>
+                      </wps:spPr>
+                      <wps:style>
+                        <a:lnRef idx="2">
+                          <a:schemeClr val="accent1">
+                            <a:shade val="15000"/>
+                          </a:schemeClr>
+                        </a:lnRef>
+                        <a:fillRef idx="1">
+                          <a:schemeClr val="accent1"/>
+                        </a:fillRef>
+                        <a:effectRef idx="0">
+                          <a:schemeClr val="accent1"/>
+                        </a:effectRef>
+                        <a:fontRef idx="minor">
+                          <a:schemeClr val="lt1"/>
+                        </a:fontRef>
+                      </wps:style>
+                      <wps:txbx>
+                        <w:txbxContent>
+                          <w:p>
+                            <w:pPr>
+                              <w:jc w:val="center"/>
+                              <w:rPr>
+                                <w:color w:val="0070C0"/>
+                              </w:rPr>
+                            </w:pPr>
+                            <w:r>
+                              <w:rPr>
+                                <w:rFonts w:hint="eastAsia"/>
+                                <w:color w:val="0070C0"/>
+                              </w:rPr>
+                              <w:t>①データ数</w:t>
+                            </w:r>
+                          </w:p>
+                          <w:p>
+                            <w:pPr>
+                              <w:jc w:val="center"/>
+                              <w:rPr>
+                                <w:color w:val="0070C0"/>
+                              </w:rPr>
+                            </w:pPr>
+                            <w:r>
+                              <w:rPr>
+                                <w:rFonts w:hint="eastAsia"/>
+                                <w:color w:val="0070C0"/>
+                              </w:rPr>
+                              <w:t>平均正答率</w:t>
+                            </w:r>
+                          </w:p>
+                          <w:p>
+                            <w:pPr>
+                              <w:jc w:val="center"/>
+                              <w:rPr>
+                                <w:color w:val="0070C0"/>
+                              </w:rPr>
+                            </w:pPr>
+                            <w:r>
+                              <w:rPr>
+                                <w:rFonts w:hint="eastAsia"/>
+                                <w:color w:val="0070C0"/>
+                              </w:rPr>
+                              <w:t>満点</w:t>
+                            </w:r>
+                          </w:p>
+                        </w:txbxContent>
+                      </wps:txbx>
+                      <wps:bodyPr rot="0" spcFirstLastPara="0" vertOverflow="overflow" horzOverflow="overflow" vert="horz" wrap="square" lIns="91440" tIns="45720" rIns="91440" bIns="45720" numCol="1" spcCol="0" rtlCol="0" fromWordArt="0" anchor="ctr" anchorCtr="0" forceAA="0" compatLnSpc="1">
+                        <a:prstTxWarp prst="textNoShape">
+                          <a:avLst/>
+                        </a:prstTxWarp>
+                        <a:noAutofit/>
+                      </wps:bodyPr>
+                    </wps:wsp>
+                  </a:graphicData>
+                </a:graphic>
+                <wp14:sizeRelH relativeFrom="margin">
+                  <wp14:pctWidth>0</wp14:pctWidth>
+                </wp14:sizeRelH>
+                <wp14:sizeRelV relativeFrom="margin">
+                  <wp14:pctHeight>0</wp14:pctHeight>
+                </wp14:sizeRelV>
+              </wp:anchor>
+            </w:drawing>
+          </mc:Choice>
+          <mc:Fallback>
+            <w:pict>
+              <v:shape w14:anchorId="25176A6A" id="_x0000_s1039" type="#_x0000_t62" style="position:absolute;left:0;text-align:left;margin-left:-18pt;margin-top:13.45pt;width:79.55pt;height:69.2pt;z-index:251771904;visibility:visible;mso-wrap-style:square;mso-width-percent:0;mso-height-percent:0;mso-wrap-distance-left:9pt;mso-wrap-distance-top:0;mso-wrap-distance-right:9pt;mso-wrap-distance-bottom:0;mso-position-horizontal:absolute;mso-position-horizontal-relative:text;mso-position-vertical:absolute;mso-position-vertical-relative:text;mso-width-percent:0;mso-height-percent:0;mso-width-relative:margin;mso-height-relative:margin;v-text-anchor:middle" o:gfxdata="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" adj="24972,18718" fillcolor="white [3212]" strokecolor="#0070c0" strokeweight="1.5pt">
+                <v:textbox>
+                  <w:txbxContent>
+                    <w:p>
+                      <w:pPr>
+                        <w:jc w:val="center"/>
+                        <w:rPr>
+                          <w:color w:val="0070C0"/>
+                        </w:rPr>
+                      </w:pPr>
+                      <w:r>
+                        <w:rPr>
+                          <w:rFonts w:hint="eastAsia"/>
+                          <w:color w:val="0070C0"/>
+                        </w:rPr>
+                        <w:t>①データ数</w:t>
+                      </w:r>
+                    </w:p>
+                    <w:p>
+                      <w:pPr>
+                        <w:jc w:val="center"/>
+                        <w:rPr>
+                          <w:color w:val="0070C0"/>
+                        </w:rPr>
+                      </w:pPr>
+                      <w:r>
+                        <w:rPr>
+                          <w:rFonts w:hint="eastAsia"/>
+                          <w:color w:val="0070C0"/>
+                        </w:rPr>
+                        <w:t>平均正答率</w:t>
+                      </w:r>
+                    </w:p>
+                    <w:p>
+                      <w:pPr>
+                        <w:jc w:val="center"/>
+                        <w:rPr>
+                          <w:color w:val="0070C0"/>
+                        </w:rPr>
+                      </w:pPr>
+                      <w:r>
+                        <w:rPr>
+                          <w:rFonts w:hint="eastAsia"/>
+                          <w:color w:val="0070C0"/>
+                        </w:rPr>
+                        <w:t>満点</w:t>
+                      </w:r>
+                    </w:p>
+                  </w:txbxContent>
+                </v:textbox>
+              </v:shape>
+            </w:pict>
+          </mc:Fallback>
+        </mc:AlternateContent>
+      </w:r>
+      <w:r>
+        <w:rPr>
+          <w:noProof/>
+        </w:rPr>
+        <w:t xml:space="preserve"> </w:t>
+      </w:r>
+      <w:r>
+        <w:rPr>
+          <w:rFonts w:ascii="ＭＳ 明朝" w:hAnsi="ＭＳ 明朝"/>
+        </w:rPr>
+        <w:drawing>
+          <wp:inline distT="0" distB="0" distL="0" distR="0" wp14:anchorId="1B65A90C" wp14:editId="22B9D9DB">
+            <wp:extent cx="5114925" cy="3642796"/>
+            <wp:effectExtent l="0" t="0" r="0" b="0"/>
+            <wp:docPr id="1871548233" name="図 1"/>
+            <wp:cNvGraphicFramePr>
+              <a:graphicFrameLocks xmlns:a="http://schemas.openxmlformats.org/drawingml/2006/main" noChangeAspect="1"/>
+            </wp:cNvGraphicFramePr>
+            <a:graphic xmlns:a="http://schemas.openxmlformats.org/drawingml/2006/main">
+              <a:graphicData uri="http://schemas.openxmlformats.org/drawingml/2006/picture">
+                <pic:pic xmlns:pic="http://schemas.openxmlformats.org/drawingml/2006/picture">
+                  <pic:nvPicPr>
+                    <pic:cNvPr id="1871548233" name=""/>
+                    <pic:cNvPicPr/>
+                  </pic:nvPicPr>
+                  <pic:blipFill>
+                    <a:blip r:embed="rId25"/>
+                    <a:stretch>
+                      <a:fillRect/>
+                    </a:stretch>
+                  </pic:blipFill>
+                  <pic:spPr>
+                    <a:xfrm>
+                      <a:off x="0" y="0"/>
+                      <a:ext cx="5164338" cy="3677987"/>
+                    </a:xfrm>
+                    <a:prstGeom prst="rect">
+                      <a:avLst/>
+                    </a:prstGeom>
+                  </pic:spPr>
+                </pic:pic>
+              </a:graphicData>
+            </a:graphic>
+          </wp:inline>
+        </w:drawing>
+      </w:r>
+    </w:p>
+    <w:p>
+      <w:pPr>
+        <w:rPr>
+          <w:rFonts w:ascii="ＭＳ 明朝" w:hAnsi="ＭＳ 明朝"/>
+        </w:rPr>
+      </w:pPr>
+    </w:p>
+    <w:p>
+      <w:pPr>
+        <w:rPr>
+          <w:rFonts w:ascii="ＭＳ 明朝" w:hAnsi="ＭＳ 明朝"/>
+        </w:rPr>
+      </w:pPr>
+      <w:r>
+        <w:rPr>
+          <w:rFonts w:ascii="ＭＳ 明朝" w:hAnsi="ＭＳ 明朝" w:hint="eastAsia"/>
+        </w:rPr>
+        <w:t>①データ数・平均正答率・満点</w:t>
+      </w:r>
+    </w:p>
+    <w:p>
+      <w:pPr>
+        <w:rPr>
+          <w:rFonts w:ascii="ＭＳ 明朝" w:hAnsi="ＭＳ 明朝"/>
+        </w:rPr>
+      </w:pPr>
+      <w:r>
+        <w:rPr>
+          <w:rFonts w:ascii="ＭＳ 明朝" w:hAnsi="ＭＳ 明朝" w:hint="eastAsia"/>
+        </w:rPr>
+        <w:t xml:space="preserve">　学校データとして有効となったデータの数（初回受検・採点済み）</w:t>
+      </w:r>
+    </w:p>
+    <w:p>
+      <w:pPr>
+        <w:rPr>
+          <w:rFonts w:ascii="ＭＳ 明朝" w:hAnsi="ＭＳ 明朝"/>
+        </w:rPr>
+      </w:pPr>
+      <w:r>
+        <w:rPr>
+          <w:rFonts w:ascii="ＭＳ 明朝" w:hAnsi="ＭＳ 明朝" w:hint="eastAsia"/>
+        </w:rPr>
+        <w:t xml:space="preserve">　有効データの平均正答率</w:t>
+      </w:r>
+    </w:p>
+    <w:p>
+      <w:pPr>
+        <w:rPr>
+          <w:rFonts w:ascii="ＭＳ 明朝" w:hAnsi="ＭＳ 明朝"/>
+        </w:rPr>
+      </w:pPr>
+      <w:r>
+        <w:rPr>
+          <w:rFonts w:ascii="ＭＳ 明朝" w:hAnsi="ＭＳ 明朝" w:hint="eastAsia"/>
+        </w:rPr>
+        <w:t xml:space="preserve">　この調査の満点（問題数）</w:t>
+      </w:r>
+    </w:p>
+    <w:p>
+      <w:pPr>
+        <w:rPr>
+          <w:rFonts w:ascii="ＭＳ 明朝" w:hAnsi="ＭＳ 明朝"/>
+        </w:rPr>
+      </w:pPr>
+    </w:p>
+    <w:p>
+      <w:pPr>
+        <w:rPr>
+          <w:rFonts w:ascii="ＭＳ 明朝" w:hAnsi="ＭＳ 明朝"/>
+        </w:rPr>
+      </w:pPr>
+      <w:r>
+        <w:rPr>
+          <w:rFonts w:ascii="ＭＳ 明朝" w:hAnsi="ＭＳ 明朝" w:hint="eastAsia"/>
+        </w:rPr>
+        <w:t>②問題別正答率チャート</w:t>
+      </w:r>
+    </w:p>
+    <w:p>
+      <w:pPr>
+        <w:rPr>
+          <w:rFonts w:ascii="ＭＳ 明朝" w:hAnsi="ＭＳ 明朝"/>
+        </w:rPr>
+      </w:pPr>
+      <w:r>
+        <w:rPr>
+          <w:rFonts w:ascii="ＭＳ 明朝" w:hAnsi="ＭＳ 明朝" w:hint="eastAsia"/>
+        </w:rPr>
+        <w:lastRenderedPageBreak/>
+        <w:t xml:space="preserve">　問題毎の平均正答率（青色：</w:t>
+      </w:r>
+      <w:r>
+        <w:rPr>
+          <w:rFonts w:ascii="ＭＳ 明朝" w:hAnsi="ＭＳ 明朝" w:hint="eastAsia"/>
+        </w:rPr>
+        <w:t>読み込んだcsv全体データ</w:t>
+      </w:r>
+      <w:r>
+        <w:rPr>
+          <w:rFonts w:ascii="ＭＳ 明朝" w:hAnsi="ＭＳ 明朝" w:hint="eastAsia"/>
+        </w:rPr>
+        <w:t>、灰色：県</w:t>
+      </w:r>
+      <w:r>
+        <w:rPr>
+          <w:rFonts w:ascii="ＭＳ 明朝" w:hAnsi="ＭＳ 明朝" w:hint="eastAsia"/>
+        </w:rPr>
+        <w:t>データ</w:t>
+      </w:r>
+      <w:r>
+        <w:rPr>
+          <w:rFonts w:ascii="ＭＳ 明朝" w:hAnsi="ＭＳ 明朝" w:hint="eastAsia"/>
+        </w:rPr>
+        <w:t>）</w:t>
+      </w:r>
+    </w:p>
+    <w:p>
+      <w:pPr>
+        <w:rPr>
+          <w:rFonts w:ascii="ＭＳ 明朝" w:hAnsi="ＭＳ 明朝"/>
+        </w:rPr>
+      </w:pPr>
+    </w:p>
+    <w:p>
+      <w:pPr>
+        <w:rPr>
+          <w:rFonts w:ascii="ＭＳ 明朝" w:hAnsi="ＭＳ 明朝"/>
+        </w:rPr>
+      </w:pPr>
+      <w:r>
+        <w:rPr>
+          <w:rFonts w:ascii="ＭＳ 明朝" w:hAnsi="ＭＳ 明朝" w:hint="eastAsia"/>
+        </w:rPr>
+        <w:t>③領域別正答率チャート</w:t>
+      </w:r>
+    </w:p>
+    <w:p>
+      <w:pPr>
+        <w:rPr>
+          <w:rFonts w:ascii="ＭＳ 明朝" w:hAnsi="ＭＳ 明朝"/>
+        </w:rPr>
+      </w:pPr>
+      <w:r>
+        <w:rPr>
+          <w:rFonts w:ascii="ＭＳ 明朝" w:hAnsi="ＭＳ 明朝" w:hint="eastAsia"/>
+        </w:rPr>
+        <w:t xml:space="preserve">　領域毎の平均正答率（オレンジ：読み込んだcsv全体データ、灰色：県データ）</w:t>
+      </w:r>
+    </w:p>
+    <w:p>
+      <w:pPr>
+        <w:rPr>
+          <w:rFonts w:ascii="ＭＳ 明朝" w:hAnsi="ＭＳ 明朝"/>
+        </w:rPr>
+      </w:pPr>
+    </w:p>
+    <w:p>
+      <w:pPr>
+        <w:rPr>
+          <w:rFonts w:ascii="ＭＳ 明朝" w:hAnsi="ＭＳ 明朝"/>
+        </w:rPr>
+      </w:pPr>
+      <w:r>
+        <w:rPr>
+          <w:rFonts w:ascii="ＭＳ 明朝" w:hAnsi="ＭＳ 明朝" w:hint="eastAsia"/>
+        </w:rPr>
+        <w:t>④正答数分布</w:t>
+      </w:r>
+    </w:p>
+    <w:p>
+      <w:pPr>
+        <w:rPr>
+          <w:rFonts w:ascii="ＭＳ 明朝" w:hAnsi="ＭＳ 明朝"/>
+        </w:rPr>
+      </w:pPr>
+      <w:r>
+        <w:rPr>
+          <w:rFonts w:ascii="ＭＳ 明朝" w:hAnsi="ＭＳ 明朝" w:hint="eastAsia"/>
+        </w:rPr>
+        <w:t xml:space="preserve">　正答数をヒストグラムで表したもの（折れ線グラフは県の分布）</w:t>
+      </w:r>
+    </w:p>
+    <w:p>
+      <w:pPr>
+        <w:rPr>
+          <w:rFonts w:ascii="ＭＳ 明朝" w:hAnsi="ＭＳ 明朝"/>
+        </w:rPr>
+      </w:pPr>
+    </w:p>
+    <w:p>
+      <w:pPr>
+        <w:rPr>
+          <w:rFonts w:ascii="ＭＳ 明朝" w:hAnsi="ＭＳ 明朝"/>
+        </w:rPr>
+      </w:pPr>
+      <w:r>
+        <w:rPr>
+          <w:rFonts w:ascii="ＭＳ 明朝" w:hAnsi="ＭＳ 明朝" w:hint="eastAsia"/>
+        </w:rPr>
+        <w:t>⑤正答数分布（箱ひげ図）</w:t>
+      </w:r>
+    </w:p>
+    <w:p>
+      <w:pPr>
+        <w:rPr>
+          <w:rFonts w:ascii="ＭＳ 明朝" w:hAnsi="ＭＳ 明朝"/>
+        </w:rPr>
+      </w:pPr>
+      <w:r>
+        <w:rPr>
+          <w:rFonts w:ascii="ＭＳ 明朝" w:hAnsi="ＭＳ 明朝" w:hint="eastAsia"/>
+        </w:rPr>
+        <w:t xml:space="preserve">　県データの箱ひげ図と学校データの箱ひげ図が表示されます。</w:t>
+      </w:r>
+    </w:p>
+    <w:p>
+      <w:pPr>
+        <w:rPr>
+          <w:rFonts w:ascii="ＭＳ 明朝" w:hAnsi="ＭＳ 明朝"/>
+        </w:rPr>
+      </w:pPr>
+    </w:p>
+    <w:p>
+      <w:pPr>
+        <w:rPr>
+          <w:rFonts w:ascii="ＭＳ 明朝" w:hAnsi="ＭＳ 明朝"/>
+        </w:rPr>
+      </w:pPr>
+      <w:r>
+        <w:rPr>
+          <w:rFonts w:ascii="ＭＳ 明朝" w:hAnsi="ＭＳ 明朝" w:hint="eastAsia"/>
+        </w:rPr>
+        <w:t>⑥県四分位に対する学校の分布</w:t>
+      </w:r>
+    </w:p>
+    <w:p>
+      <w:pPr>
+        <w:rPr>
+          <w:rFonts w:ascii="ＭＳ 明朝" w:hAnsi="ＭＳ 明朝"/>
+        </w:rPr>
+      </w:pPr>
+      <w:r>
+        <w:rPr>
+          <w:rFonts w:ascii="ＭＳ 明朝" w:hAnsi="ＭＳ 明朝" w:hint="eastAsia"/>
+        </w:rPr>
+        <w:t xml:space="preserve">　県データの四分位を境界として、</w:t>
+      </w:r>
+      <w:r>
+        <w:rPr>
+          <w:rFonts w:ascii="ＭＳ 明朝" w:hAnsi="ＭＳ 明朝" w:hint="eastAsia"/>
+        </w:rPr>
+        <w:t>管内</w:t>
+      </w:r>
+      <w:r>
+        <w:rPr>
+          <w:rFonts w:ascii="ＭＳ 明朝" w:hAnsi="ＭＳ 明朝" w:hint="eastAsia"/>
+        </w:rPr>
+        <w:t>データを分類したもの。</w:t>
+      </w:r>
+    </w:p>
+    <w:p>
+      <w:pPr>
+        <w:rPr>
+          <w:rFonts w:ascii="ＭＳ 明朝" w:hAnsi="ＭＳ 明朝"/>
+        </w:rPr>
+      </w:pPr>
+    </w:p>
+    <w:p>
+      <w:pPr>
+        <w:rPr>
+          <w:rFonts w:ascii="ＭＳ 明朝" w:hAnsi="ＭＳ 明朝"/>
+        </w:rPr>
+      </w:pPr>
+      <w:r>
+        <w:rPr>
+          <w:rFonts w:ascii="ＭＳ 明朝" w:hAnsi="ＭＳ 明朝" w:hint="eastAsia"/>
+        </w:rPr>
+        <w:t>⑦</w:t>
+      </w:r>
+      <w:r>
+        <w:rPr>
+          <w:rFonts w:ascii="ＭＳ 明朝" w:hAnsi="ＭＳ 明朝" w:hint="eastAsia"/>
+        </w:rPr>
+        <w:t>管内（市町村または学校）</w:t>
+      </w:r>
+      <w:r>
+        <w:rPr>
+          <w:rFonts w:ascii="ＭＳ 明朝" w:hAnsi="ＭＳ 明朝" w:hint="eastAsia"/>
+        </w:rPr>
+        <w:t>の平均正答率</w:t>
+      </w:r>
+    </w:p>
+    <w:p>
+      <w:pPr>
+        <w:rPr>
+          <w:rFonts w:ascii="ＭＳ 明朝" w:hAnsi="ＭＳ 明朝"/>
+        </w:rPr>
+      </w:pPr>
+      <w:r>
+        <w:rPr>
+          <w:rFonts w:ascii="ＭＳ 明朝" w:hAnsi="ＭＳ 明朝" w:hint="eastAsia"/>
+        </w:rPr>
+        <w:t xml:space="preserve">　赤いラインは県の平均正答率です。</w:t>
+      </w:r>
+    </w:p>
+    <w:p>
+      <w:pPr>
+        <w:rPr>
+          <w:rFonts w:ascii="ＭＳ 明朝" w:hAnsi="ＭＳ 明朝"/>
+        </w:rPr>
+      </w:pPr>
+    </w:p>
+    <w:p>
+      <w:pPr>
+        <w:rPr>
+          <w:rFonts w:ascii="ＭＳ 明朝" w:hAnsi="ＭＳ 明朝"/>
+        </w:rPr>
+      </w:pPr>
+    </w:p>
+    <w:p>
+      <w:pPr>
+        <w:rPr>
+          <w:rFonts w:ascii="ＭＳ 明朝" w:hAnsi="ＭＳ 明朝"/>
+        </w:rPr>
+      </w:pPr>
+    </w:p>
+    <w:p>
+      <w:pPr>
+        <w:rPr>
+          <w:rFonts w:ascii="ＭＳ 明朝" w:hAnsi="ＭＳ 明朝"/>
+        </w:rPr>
+      </w:pPr>
+    </w:p>
+    <w:p>
+      <w:pPr>
+        <w:rPr>
+          <w:rFonts w:ascii="ＭＳ 明朝" w:hAnsi="ＭＳ 明朝"/>
+        </w:rPr>
+      </w:pPr>
+    </w:p>
+    <w:p>
+      <w:pPr>
+        <w:rPr>
+          <w:rFonts w:ascii="ＭＳ 明朝" w:hAnsi="ＭＳ 明朝"/>
+        </w:rPr>
+      </w:pPr>
+    </w:p>
+    <w:p>
+      <w:pPr>
+        <w:rPr>
+          <w:rFonts w:ascii="ＭＳ 明朝" w:hAnsi="ＭＳ 明朝"/>
+        </w:rPr>
+      </w:pPr>
+    </w:p>
+    <w:p>
+      <w:pPr>
+        <w:rPr>
+          <w:rFonts w:ascii="ＭＳ 明朝" w:hAnsi="ＭＳ 明朝"/>
+        </w:rPr>
+      </w:pPr>
+    </w:p>
+    <w:p>
+      <w:pPr>
+        <w:rPr>
+          <w:rFonts w:ascii="ＭＳ 明朝" w:hAnsi="ＭＳ 明朝"/>
+        </w:rPr>
+      </w:pPr>
+    </w:p>
+    <w:p>
+      <w:pPr>
+        <w:rPr>
+          <w:rFonts w:ascii="ＭＳ 明朝" w:hAnsi="ＭＳ 明朝"/>
+        </w:rPr>
+      </w:pPr>
+    </w:p>
+    <w:p>
+      <w:pPr>
+        <w:rPr>
+          <w:rFonts w:ascii="ＭＳ 明朝" w:hAnsi="ＭＳ 明朝"/>
+        </w:rPr>
+      </w:pPr>
+    </w:p>
+    <w:p>
+      <w:pPr>
+        <w:rPr>
+          <w:rFonts w:ascii="ＭＳ 明朝" w:hAnsi="ＭＳ 明朝"/>
+        </w:rPr>
+      </w:pPr>
+    </w:p>
+    <w:p>
+      <w:pPr>
+        <w:rPr>
+          <w:rFonts w:ascii="ＭＳ 明朝" w:hAnsi="ＭＳ 明朝"/>
+        </w:rPr>
+      </w:pPr>
+    </w:p>
+    <w:p>
+      <w:pPr>
+        <w:rPr>
+          <w:rFonts w:ascii="ＭＳ 明朝" w:hAnsi="ＭＳ 明朝"/>
+        </w:rPr>
+      </w:pPr>
+    </w:p>
+    <w:p>
+      <w:pPr>
+        <w:rPr>
+          <w:rFonts w:ascii="ＭＳ 明朝" w:hAnsi="ＭＳ 明朝"/>
+        </w:rPr>
+      </w:pPr>
+    </w:p>
+    <w:p>
+      <w:pPr>
+        <w:rPr>
+          <w:rFonts w:ascii="ＭＳ 明朝" w:hAnsi="ＭＳ 明朝"/>
+        </w:rPr>
+      </w:pPr>
+    </w:p>
+    <w:p>
+      <w:pPr>
+        <w:rPr>
+          <w:rFonts w:ascii="ＭＳ 明朝" w:hAnsi="ＭＳ 明朝"/>
+        </w:rPr>
+      </w:pPr>
+    </w:p>
+    <w:p>
+      <w:pPr>
+        <w:rPr>
+          <w:rFonts w:ascii="ＭＳ 明朝" w:hAnsi="ＭＳ 明朝"/>
+        </w:rPr>
+      </w:pPr>
+    </w:p>
+    <w:p>
+      <w:pPr>
+        <w:rPr>
+          <w:rFonts w:ascii="ＭＳ 明朝" w:hAnsi="ＭＳ 明朝"/>
+        </w:rPr>
+      </w:pPr>
+    </w:p>
+    <w:p>
+      <w:pPr>
+        <w:rPr>
+          <w:rFonts w:ascii="ＭＳ 明朝" w:hAnsi="ＭＳ 明朝"/>
+        </w:rPr>
+      </w:pPr>
+    </w:p>
+    <w:p>
+      <w:pPr>
+        <w:rPr>
+          <w:rFonts w:ascii="ＭＳ 明朝" w:hAnsi="ＭＳ 明朝"/>
+        </w:rPr>
+      </w:pPr>
+    </w:p>
+    <w:p>
+      <w:pPr>
+        <w:rPr>
+          <w:rFonts w:ascii="ＭＳ 明朝" w:hAnsi="ＭＳ 明朝"/>
+        </w:rPr>
+      </w:pPr>
+    </w:p>
+    <w:p>
+      <w:pPr>
+        <w:rPr>
+          <w:rFonts w:ascii="ＭＳ 明朝" w:hAnsi="ＭＳ 明朝"/>
+        </w:rPr>
+      </w:pPr>
+    </w:p>
+    <w:p>
+      <w:pPr>
+        <w:rPr>
+          <w:rFonts w:ascii="ＭＳ 明朝" w:hAnsi="ＭＳ 明朝"/>
+        </w:rPr>
+      </w:pPr>
+    </w:p>
+    <w:p>
+      <w:pPr>
+        <w:rPr>
+          <w:rFonts w:ascii="ＭＳ 明朝" w:hAnsi="ＭＳ 明朝"/>
+        </w:rPr>
+      </w:pPr>
     </w:p>
     <w:p>
       <w:pPr>
@@ -8263,7 +10631,7 @@
           </mc:Choice>
           <mc:Fallback>
             <w:pict>
-              <v:shape w14:anchorId="053CA480" id="_x0000_s1032" type="#_x0000_t62" style="position:absolute;left:0;text-align:left;margin-left:348.75pt;margin-top:2.6pt;width:97.1pt;height:51.5pt;z-index:251692032;visibility:visible;mso-wrap-style:square;mso-width-percent:0;mso-height-percent:0;mso-wrap-distance-left:9pt;mso-wrap-distance-top:0;mso-wrap-distance-right:9pt;mso-wrap-distance-bottom:0;mso-position-horizontal:absolute;mso-position-horizontal-relative:margin;mso-position-vertical:absolute;mso-position-vertical-relative:text;mso-width-percent:0;mso-height-percent:0;mso-width-relative:margin;mso-height-relative:margin;v-text-anchor:middle" o:gfxdata="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" adj="11208,26739" fillcolor="white [3212]" strokecolor="#0070c0" strokeweight="1.5pt">
+              <v:shape w14:anchorId="053CA480" id="_x0000_s1040" type="#_x0000_t62" style="position:absolute;left:0;text-align:left;margin-left:348.75pt;margin-top:2.6pt;width:97.1pt;height:51.5pt;z-index:251692032;visibility:visible;mso-wrap-style:square;mso-width-percent:0;mso-height-percent:0;mso-wrap-distance-left:9pt;mso-wrap-distance-top:0;mso-wrap-distance-right:9pt;mso-wrap-distance-bottom:0;mso-position-horizontal:absolute;mso-position-horizontal-relative:margin;mso-position-vertical:absolute;mso-position-vertical-relative:text;mso-width-percent:0;mso-height-percent:0;mso-width-relative:margin;mso-height-relative:margin;v-text-anchor:middle" o:gfxdata="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" adj="11208,26739" fillcolor="white [3212]" strokecolor="#0070c0" strokeweight="1.5pt">
                 <v:textbox>
                   <w:txbxContent>
                     <w:p>
@@ -8420,7 +10788,7 @@
           </mc:Choice>
           <mc:Fallback>
             <w:pict>
-              <v:shape w14:anchorId="617B62E6" id="_x0000_s1033" type="#_x0000_t62" style="position:absolute;left:0;text-align:left;margin-left:0;margin-top:2.65pt;width:97.1pt;height:51.5pt;z-index:251687936;visibility:visible;mso-wrap-style:square;mso-width-percent:0;mso-height-percent:0;mso-wrap-distance-left:9pt;mso-wrap-distance-top:0;mso-wrap-distance-right:9pt;mso-wrap-distance-bottom:0;mso-position-horizontal:center;mso-position-horizontal-relative:margin;mso-position-vertical:absolute;mso-position-vertical-relative:text;mso-width-percent:0;mso-height-percent:0;mso-width-relative:margin;mso-height-relative:margin;v-text-anchor:middle" o:gfxdata="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" adj="11208,26739" fillcolor="white [3212]" strokecolor="#0070c0" strokeweight="1.5pt">
+              <v:shape w14:anchorId="617B62E6" id="_x0000_s1041" type="#_x0000_t62" style="position:absolute;left:0;text-align:left;margin-left:0;margin-top:2.65pt;width:97.1pt;height:51.5pt;z-index:251687936;visibility:visible;mso-wrap-style:square;mso-width-percent:0;mso-height-percent:0;mso-wrap-distance-left:9pt;mso-wrap-distance-top:0;mso-wrap-distance-right:9pt;mso-wrap-distance-bottom:0;mso-position-horizontal:center;mso-position-horizontal-relative:margin;mso-position-vertical:absolute;mso-position-vertical-relative:text;mso-width-percent:0;mso-height-percent:0;mso-width-relative:margin;mso-height-relative:margin;v-text-anchor:middle" o:gfxdata="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" adj="11208,26739" fillcolor="white [3212]" strokecolor="#0070c0" strokeweight="1.5pt">
                 <v:textbox>
                   <w:txbxContent>
                     <w:p>
@@ -8585,7 +10953,7 @@
           </mc:Choice>
           <mc:Fallback>
             <w:pict>
-              <v:shape w14:anchorId="4E968ACF" id="_x0000_s1034" type="#_x0000_t62" style="position:absolute;left:0;text-align:left;margin-left:-24.05pt;margin-top:190.5pt;width:87.35pt;height:51.5pt;z-index:251700224;visibility:visible;mso-wrap-style:square;mso-width-percent:0;mso-height-percent:0;mso-wrap-distance-left:9pt;mso-wrap-distance-top:0;mso-wrap-distance-right:9pt;mso-wrap-distance-bottom:0;mso-position-horizontal:absolute;mso-position-horizontal-relative:margin;mso-position-vertical:absolute;mso-position-vertical-relative:text;mso-width-percent:0;mso-height-percent:0;mso-width-relative:margin;mso-height-relative:margin;v-text-anchor:middle" o:gfxdata="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" adj="24524,12071" fillcolor="white [3212]" strokecolor="#0070c0" strokeweight="1.5pt">
+              <v:shape w14:anchorId="4E968ACF" id="_x0000_s1042" type="#_x0000_t62" style="position:absolute;left:0;text-align:left;margin-left:-24.05pt;margin-top:190.5pt;width:87.35pt;height:51.5pt;z-index:251700224;visibility:visible;mso-wrap-style:square;mso-width-percent:0;mso-height-percent:0;mso-wrap-distance-left:9pt;mso-wrap-distance-top:0;mso-wrap-distance-right:9pt;mso-wrap-distance-bottom:0;mso-position-horizontal:absolute;mso-position-horizontal-relative:margin;mso-position-vertical:absolute;mso-position-vertical-relative:text;mso-width-percent:0;mso-height-percent:0;mso-width-relative:margin;mso-height-relative:margin;v-text-anchor:middle" o:gfxdata="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" adj="24524,12071" fillcolor="white [3212]" strokecolor="#0070c0" strokeweight="1.5pt">
                 <v:textbox>
                   <w:txbxContent>
                     <w:p>
@@ -8615,14 +10983,7 @@
                           <w:rFonts w:hint="eastAsia"/>
                           <w:color w:val="0070C0"/>
                         </w:rPr>
-                        <w:t>（</w:t>
-                      </w:r>
-                      <w:r>
-                        <w:rPr>
-                          <w:rFonts w:hint="eastAsia"/>
-                          <w:color w:val="0070C0"/>
-                        </w:rPr>
-                        <w:t>箱ひげ図）</w:t>
+                        <w:t>（箱ひげ図）</w:t>
                       </w:r>
                     </w:p>
                   </w:txbxContent>
@@ -8749,7 +11110,7 @@
           </mc:Choice>
           <mc:Fallback>
             <w:pict>
-              <v:shape w14:anchorId="6AB132E4" id="_x0000_s1035" type="#_x0000_t62" style="position:absolute;left:0;text-align:left;margin-left:429.15pt;margin-top:179.65pt;width:76.05pt;height:51.5pt;z-index:251708416;visibility:visible;mso-wrap-style:square;mso-width-percent:0;mso-height-percent:0;mso-wrap-distance-left:9pt;mso-wrap-distance-top:0;mso-wrap-distance-right:9pt;mso-wrap-distance-bottom:0;mso-position-horizontal:absolute;mso-position-horizontal-relative:margin;mso-position-vertical:absolute;mso-position-vertical-relative:text;mso-width-percent:0;mso-height-percent:0;mso-width-relative:margin;mso-height-relative:margin;v-text-anchor:middle" o:gfxdata="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" adj="-2439,17053" fillcolor="white [3212]" strokecolor="#0070c0" strokeweight="1.5pt">
+              <v:shape w14:anchorId="6AB132E4" id="_x0000_s1043" type="#_x0000_t62" style="position:absolute;left:0;text-align:left;margin-left:429.15pt;margin-top:179.65pt;width:76.05pt;height:51.5pt;z-index:251708416;visibility:visible;mso-wrap-style:square;mso-width-percent:0;mso-height-percent:0;mso-wrap-distance-left:9pt;mso-wrap-distance-top:0;mso-wrap-distance-right:9pt;mso-wrap-distance-bottom:0;mso-position-horizontal:absolute;mso-position-horizontal-relative:margin;mso-position-vertical:absolute;mso-position-vertical-relative:text;mso-width-percent:0;mso-height-percent:0;mso-width-relative:margin;mso-height-relative:margin;v-text-anchor:middle" o:gfxdata="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" adj="-2439,17053" fillcolor="white [3212]" strokecolor="#0070c0" strokeweight="1.5pt">
                 <v:textbox>
                   <w:txbxContent>
                     <w:p>
@@ -8990,7 +11351,7 @@
           </mc:Choice>
           <mc:Fallback>
             <w:pict>
-              <v:shape w14:anchorId="02E61364" id="_x0000_s1036" type="#_x0000_t62" style="position:absolute;left:0;text-align:left;margin-left:385.7pt;margin-top:90.45pt;width:117pt;height:51.5pt;z-index:251704320;visibility:visible;mso-wrap-style:square;mso-width-percent:0;mso-height-percent:0;mso-wrap-distance-left:9pt;mso-wrap-distance-top:0;mso-wrap-distance-right:9pt;mso-wrap-distance-bottom:0;mso-position-horizontal:absolute;mso-position-horizontal-relative:margin;mso-position-vertical:absolute;mso-position-vertical-relative:text;mso-width-percent:0;mso-height-percent:0;mso-width-relative:margin;mso-height-relative:margin;v-text-anchor:middle" o:gfxdata="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" adj="2577,25790" fillcolor="white [3212]" strokecolor="#0070c0" strokeweight="1.5pt">
+              <v:shape w14:anchorId="02E61364" id="_x0000_s1044" type="#_x0000_t62" style="position:absolute;left:0;text-align:left;margin-left:385.7pt;margin-top:90.45pt;width:117pt;height:51.5pt;z-index:251704320;visibility:visible;mso-wrap-style:square;mso-width-percent:0;mso-height-percent:0;mso-wrap-distance-left:9pt;mso-wrap-distance-top:0;mso-wrap-distance-right:9pt;mso-wrap-distance-bottom:0;mso-position-horizontal:absolute;mso-position-horizontal-relative:margin;mso-position-vertical:absolute;mso-position-vertical-relative:text;mso-width-percent:0;mso-height-percent:0;mso-width-relative:margin;mso-height-relative:margin;v-text-anchor:middle" o:gfxdata="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" adj="2577,25790" fillcolor="white [3212]" strokecolor="#0070c0" strokeweight="1.5pt">
                 <v:textbox>
                   <w:txbxContent>
                     <w:p>
@@ -9301,7 +11662,7 @@
           </mc:Choice>
           <mc:Fallback>
             <w:pict>
-              <v:shape w14:anchorId="3237F552" id="_x0000_s1037" type="#_x0000_t62" style="position:absolute;left:0;text-align:left;margin-left:-21.75pt;margin-top:144.75pt;width:87.4pt;height:69.2pt;z-index:251696128;visibility:visible;mso-wrap-style:square;mso-width-percent:0;mso-height-percent:0;mso-wrap-distance-left:9pt;mso-wrap-distance-top:0;mso-wrap-distance-right:9pt;mso-wrap-distance-bottom:0;mso-position-horizontal:absolute;mso-position-horizontal-relative:margin;mso-position-vertical:absolute;mso-position-vertical-relative:text;mso-width-percent:0;mso-height-percent:0;mso-width-relative:margin;mso-height-relative:margin;v-text-anchor:middle" o:gfxdata="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" adj="24972,18718" fillcolor="white [3212]" strokecolor="#0070c0" strokeweight="1.5pt">
+              <v:shape w14:anchorId="3237F552" id="_x0000_s1045" type="#_x0000_t62" style="position:absolute;left:0;text-align:left;margin-left:-21.75pt;margin-top:144.75pt;width:87.4pt;height:69.2pt;z-index:251696128;visibility:visible;mso-wrap-style:square;mso-width-percent:0;mso-height-percent:0;mso-wrap-distance-left:9pt;mso-wrap-distance-top:0;mso-wrap-distance-right:9pt;mso-wrap-distance-bottom:0;mso-position-horizontal:absolute;mso-position-horizontal-relative:margin;mso-position-vertical:absolute;mso-position-vertical-relative:text;mso-width-percent:0;mso-height-percent:0;mso-width-relative:margin;mso-height-relative:margin;v-text-anchor:middle" o:gfxdata="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" adj="24972,18718" fillcolor="white [3212]" strokecolor="#0070c0" strokeweight="1.5pt">
                 <v:textbox style="mso-fit-shape-to-text:t">
                   <w:txbxContent>
                     <w:p>
@@ -9710,7 +12071,7 @@
           </mc:Choice>
           <mc:Fallback>
             <w:pict>
-              <v:shape w14:anchorId="33F1C643" id="_x0000_s1038" type="#_x0000_t62" style="position:absolute;left:0;text-align:left;margin-left:-12.2pt;margin-top:15.8pt;width:79.55pt;height:69.2pt;z-index:251683840;visibility:visible;mso-wrap-style:square;mso-width-percent:0;mso-height-percent:0;mso-wrap-distance-left:9pt;mso-wrap-distance-top:0;mso-wrap-distance-right:9pt;mso-wrap-distance-bottom:0;mso-position-horizontal:absolute;mso-position-horizontal-relative:text;mso-position-vertical:absolute;mso-position-vertical-relative:text;mso-width-percent:0;mso-height-percent:0;mso-width-relative:margin;mso-height-relative:margin;v-text-anchor:middle" o:gfxdata="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" adj="24972,18718" fillcolor="white [3212]" strokecolor="#0070c0" strokeweight="1.5pt">
+              <v:shape w14:anchorId="33F1C643" id="_x0000_s1046" type="#_x0000_t62" style="position:absolute;left:0;text-align:left;margin-left:-12.2pt;margin-top:15.8pt;width:79.55pt;height:69.2pt;z-index:251683840;visibility:visible;mso-wrap-style:square;mso-width-percent:0;mso-height-percent:0;mso-wrap-distance-left:9pt;mso-wrap-distance-top:0;mso-wrap-distance-right:9pt;mso-wrap-distance-bottom:0;mso-position-horizontal:absolute;mso-position-horizontal-relative:text;mso-position-vertical:absolute;mso-position-vertical-relative:text;mso-width-percent:0;mso-height-percent:0;mso-width-relative:margin;mso-height-relative:margin;v-text-anchor:middle" o:gfxdata="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" adj="24972,18718" fillcolor="white [3212]" strokecolor="#0070c0" strokeweight="1.5pt">
                 <v:textbox>
                   <w:txbxContent>
                     <w:p>
@@ -9870,7 +12231,7 @@
                     <pic:cNvPicPr/>
                   </pic:nvPicPr>
                   <pic:blipFill>
-                    <a:blip r:embed="rId25"/>
+                    <a:blip r:embed="rId26"/>
                     <a:stretch>
                       <a:fillRect/>
                     </a:stretch>
@@ -10005,125 +12366,125 @@
         <w:rPr>
           <w:rFonts w:ascii="ＭＳ 明朝" w:hAnsi="ＭＳ 明朝" w:hint="eastAsia"/>
         </w:rPr>
+        <w:t>③領域別正答率チャート</w:t>
+      </w:r>
+    </w:p>
+    <w:p>
+      <w:pPr>
+        <w:rPr>
+          <w:rFonts w:ascii="ＭＳ 明朝" w:hAnsi="ＭＳ 明朝"/>
+        </w:rPr>
+      </w:pPr>
+      <w:r>
+        <w:rPr>
+          <w:rFonts w:ascii="ＭＳ 明朝" w:hAnsi="ＭＳ 明朝" w:hint="eastAsia"/>
+        </w:rPr>
+        <w:t xml:space="preserve">　領域毎の平均正答率（オレンジ：学校、灰色：県）</w:t>
+      </w:r>
+    </w:p>
+    <w:p>
+      <w:pPr>
+        <w:rPr>
+          <w:rFonts w:ascii="ＭＳ 明朝" w:hAnsi="ＭＳ 明朝"/>
+        </w:rPr>
+      </w:pPr>
+    </w:p>
+    <w:p>
+      <w:pPr>
+        <w:rPr>
+          <w:rFonts w:ascii="ＭＳ 明朝" w:hAnsi="ＭＳ 明朝"/>
+        </w:rPr>
+      </w:pPr>
+      <w:r>
+        <w:rPr>
+          <w:rFonts w:ascii="ＭＳ 明朝" w:hAnsi="ＭＳ 明朝" w:hint="eastAsia"/>
+        </w:rPr>
+        <w:t>④正答数分布</w:t>
+      </w:r>
+    </w:p>
+    <w:p>
+      <w:pPr>
+        <w:rPr>
+          <w:rFonts w:ascii="ＭＳ 明朝" w:hAnsi="ＭＳ 明朝"/>
+        </w:rPr>
+      </w:pPr>
+      <w:r>
+        <w:rPr>
+          <w:rFonts w:ascii="ＭＳ 明朝" w:hAnsi="ＭＳ 明朝" w:hint="eastAsia"/>
+        </w:rPr>
+        <w:t xml:space="preserve">　学校の正答数をヒストグラムで表したもの（折れ線グラフは県の分布）</w:t>
+      </w:r>
+    </w:p>
+    <w:p>
+      <w:pPr>
+        <w:rPr>
+          <w:rFonts w:ascii="ＭＳ 明朝" w:hAnsi="ＭＳ 明朝"/>
+        </w:rPr>
+      </w:pPr>
+    </w:p>
+    <w:p>
+      <w:pPr>
+        <w:rPr>
+          <w:rFonts w:ascii="ＭＳ 明朝" w:hAnsi="ＭＳ 明朝"/>
+        </w:rPr>
+      </w:pPr>
+      <w:r>
+        <w:rPr>
+          <w:rFonts w:ascii="ＭＳ 明朝" w:hAnsi="ＭＳ 明朝" w:hint="eastAsia"/>
+        </w:rPr>
+        <w:t>⑤正答数分布</w:t>
+      </w:r>
+      <w:r>
+        <w:rPr>
+          <w:rFonts w:ascii="ＭＳ 明朝" w:hAnsi="ＭＳ 明朝" w:hint="eastAsia"/>
+        </w:rPr>
+        <w:t>（箱ひげ図）</w:t>
+      </w:r>
+    </w:p>
+    <w:p>
+      <w:pPr>
+        <w:rPr>
+          <w:rFonts w:ascii="ＭＳ 明朝" w:hAnsi="ＭＳ 明朝"/>
+        </w:rPr>
+      </w:pPr>
+      <w:r>
+        <w:rPr>
+          <w:rFonts w:ascii="ＭＳ 明朝" w:hAnsi="ＭＳ 明朝" w:hint="eastAsia"/>
+        </w:rPr>
+        <w:t xml:space="preserve">　県データの箱ひげ図と学校データの箱ひげ図が表示されます。</w:t>
+      </w:r>
+    </w:p>
+    <w:p>
+      <w:pPr>
+        <w:rPr>
+          <w:rFonts w:ascii="ＭＳ 明朝" w:hAnsi="ＭＳ 明朝"/>
+        </w:rPr>
+      </w:pPr>
+    </w:p>
+    <w:p>
+      <w:pPr>
+        <w:rPr>
+          <w:rFonts w:ascii="ＭＳ 明朝" w:hAnsi="ＭＳ 明朝"/>
+        </w:rPr>
+      </w:pPr>
+      <w:r>
+        <w:rPr>
+          <w:rFonts w:ascii="ＭＳ 明朝" w:hAnsi="ＭＳ 明朝" w:hint="eastAsia"/>
+        </w:rPr>
+        <w:t>⑥県四分位に対する学校の分布</w:t>
+      </w:r>
+    </w:p>
+    <w:p>
+      <w:pPr>
+        <w:rPr>
+          <w:rFonts w:ascii="ＭＳ 明朝" w:hAnsi="ＭＳ 明朝"/>
+        </w:rPr>
+      </w:pPr>
+      <w:r>
+        <w:rPr>
+          <w:rFonts w:ascii="ＭＳ 明朝" w:hAnsi="ＭＳ 明朝" w:hint="eastAsia"/>
+        </w:rPr>
         <w:lastRenderedPageBreak/>
-        <w:t>③領域別正答率チャート</w:t>
-      </w:r>
-    </w:p>
-    <w:p>
-      <w:pPr>
-        <w:rPr>
-          <w:rFonts w:ascii="ＭＳ 明朝" w:hAnsi="ＭＳ 明朝"/>
-        </w:rPr>
-      </w:pPr>
-      <w:r>
-        <w:rPr>
-          <w:rFonts w:ascii="ＭＳ 明朝" w:hAnsi="ＭＳ 明朝" w:hint="eastAsia"/>
-        </w:rPr>
-        <w:t xml:space="preserve">　領域毎の平均正答率（オレンジ：学校、灰色：県）</w:t>
-      </w:r>
-    </w:p>
-    <w:p>
-      <w:pPr>
-        <w:rPr>
-          <w:rFonts w:ascii="ＭＳ 明朝" w:hAnsi="ＭＳ 明朝"/>
-        </w:rPr>
-      </w:pPr>
-    </w:p>
-    <w:p>
-      <w:pPr>
-        <w:rPr>
-          <w:rFonts w:ascii="ＭＳ 明朝" w:hAnsi="ＭＳ 明朝"/>
-        </w:rPr>
-      </w:pPr>
-      <w:r>
-        <w:rPr>
-          <w:rFonts w:ascii="ＭＳ 明朝" w:hAnsi="ＭＳ 明朝" w:hint="eastAsia"/>
-        </w:rPr>
-        <w:t>④正答数分布</w:t>
-      </w:r>
-    </w:p>
-    <w:p>
-      <w:pPr>
-        <w:rPr>
-          <w:rFonts w:ascii="ＭＳ 明朝" w:hAnsi="ＭＳ 明朝"/>
-        </w:rPr>
-      </w:pPr>
-      <w:r>
-        <w:rPr>
-          <w:rFonts w:ascii="ＭＳ 明朝" w:hAnsi="ＭＳ 明朝" w:hint="eastAsia"/>
-        </w:rPr>
-        <w:t xml:space="preserve">　学校の正答数をヒストグラムで表したもの（折れ線グラフは県の分布）</w:t>
-      </w:r>
-    </w:p>
-    <w:p>
-      <w:pPr>
-        <w:rPr>
-          <w:rFonts w:ascii="ＭＳ 明朝" w:hAnsi="ＭＳ 明朝"/>
-        </w:rPr>
-      </w:pPr>
-    </w:p>
-    <w:p>
-      <w:pPr>
-        <w:rPr>
-          <w:rFonts w:ascii="ＭＳ 明朝" w:hAnsi="ＭＳ 明朝"/>
-        </w:rPr>
-      </w:pPr>
-      <w:r>
-        <w:rPr>
-          <w:rFonts w:ascii="ＭＳ 明朝" w:hAnsi="ＭＳ 明朝" w:hint="eastAsia"/>
-        </w:rPr>
-        <w:t>⑤正答数分布</w:t>
-      </w:r>
-      <w:r>
-        <w:rPr>
-          <w:rFonts w:ascii="ＭＳ 明朝" w:hAnsi="ＭＳ 明朝" w:hint="eastAsia"/>
-        </w:rPr>
-        <w:t>（箱ひげ図）</w:t>
-      </w:r>
-    </w:p>
-    <w:p>
-      <w:pPr>
-        <w:rPr>
-          <w:rFonts w:ascii="ＭＳ 明朝" w:hAnsi="ＭＳ 明朝"/>
-        </w:rPr>
-      </w:pPr>
-      <w:r>
-        <w:rPr>
-          <w:rFonts w:ascii="ＭＳ 明朝" w:hAnsi="ＭＳ 明朝" w:hint="eastAsia"/>
-        </w:rPr>
-        <w:t xml:space="preserve">　県データの箱ひげ図と学校データの箱ひげ図が表示されます。</w:t>
-      </w:r>
-    </w:p>
-    <w:p>
-      <w:pPr>
-        <w:rPr>
-          <w:rFonts w:ascii="ＭＳ 明朝" w:hAnsi="ＭＳ 明朝"/>
-        </w:rPr>
-      </w:pPr>
-    </w:p>
-    <w:p>
-      <w:pPr>
-        <w:rPr>
-          <w:rFonts w:ascii="ＭＳ 明朝" w:hAnsi="ＭＳ 明朝"/>
-        </w:rPr>
-      </w:pPr>
-      <w:r>
-        <w:rPr>
-          <w:rFonts w:ascii="ＭＳ 明朝" w:hAnsi="ＭＳ 明朝" w:hint="eastAsia"/>
-        </w:rPr>
-        <w:t>⑥県四分位に対する学校の分布</w:t>
-      </w:r>
-    </w:p>
-    <w:p>
-      <w:pPr>
-        <w:rPr>
-          <w:rFonts w:ascii="ＭＳ 明朝" w:hAnsi="ＭＳ 明朝"/>
-        </w:rPr>
-      </w:pPr>
-      <w:r>
-        <w:rPr>
-          <w:rFonts w:ascii="ＭＳ 明朝" w:hAnsi="ＭＳ 明朝" w:hint="eastAsia"/>
-        </w:rPr>
         <w:t xml:space="preserve">　県データの四分位を境界として、学校データを分類したもの。</w:t>
       </w:r>
     </w:p>
@@ -10315,7 +12676,7 @@
           </mc:Choice>
           <mc:Fallback>
             <w:pict>
-              <v:shape w14:anchorId="3E0F887D" id="_x0000_s1039" type="#_x0000_t62" style="position:absolute;left:0;text-align:left;margin-left:68.65pt;margin-top:10.95pt;width:58.9pt;height:50.5pt;z-index:251712512;visibility:visible;mso-wrap-style:square;mso-width-percent:0;mso-height-percent:0;mso-wrap-distance-left:9pt;mso-wrap-distance-top:0;mso-wrap-distance-right:9pt;mso-wrap-distance-bottom:0;mso-position-horizontal:absolute;mso-position-horizontal-relative:text;mso-position-vertical:absolute;mso-position-vertical-relative:text;mso-width-percent:0;mso-height-percent:0;mso-width-relative:margin;mso-height-relative:margin;v-text-anchor:middle" o:gfxdata="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" adj="33636,13906" fillcolor="white [3212]" strokecolor="#0070c0" strokeweight="1.5pt">
+              <v:shape w14:anchorId="3E0F887D" id="_x0000_s1047" type="#_x0000_t62" style="position:absolute;left:0;text-align:left;margin-left:68.65pt;margin-top:10.95pt;width:58.9pt;height:50.5pt;z-index:251712512;visibility:visible;mso-wrap-style:square;mso-width-percent:0;mso-height-percent:0;mso-wrap-distance-left:9pt;mso-wrap-distance-top:0;mso-wrap-distance-right:9pt;mso-wrap-distance-bottom:0;mso-position-horizontal:absolute;mso-position-horizontal-relative:text;mso-position-vertical:absolute;mso-position-vertical-relative:text;mso-width-percent:0;mso-height-percent:0;mso-width-relative:margin;mso-height-relative:margin;v-text-anchor:middle" o:gfxdata="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" adj="33636,13906" fillcolor="white [3212]" strokecolor="#0070c0" strokeweight="1.5pt">
                 <v:textbox>
                   <w:txbxContent>
                     <w:p>
@@ -10479,7 +12840,7 @@
           </mc:Choice>
           <mc:Fallback>
             <w:pict>
-              <v:shape w14:anchorId="4C7D1C74" id="_x0000_s1040" type="#_x0000_t62" style="position:absolute;left:0;text-align:left;margin-left:13.1pt;margin-top:71.65pt;width:118.55pt;height:69.2pt;z-index:251714560;visibility:visible;mso-wrap-style:square;mso-width-percent:0;mso-height-percent:0;mso-wrap-distance-left:9pt;mso-wrap-distance-top:0;mso-wrap-distance-right:9pt;mso-wrap-distance-bottom:0;mso-position-horizontal:absolute;mso-position-horizontal-relative:text;mso-position-vertical:absolute;mso-position-vertical-relative:text;mso-width-percent:0;mso-height-percent:0;mso-width-relative:margin;mso-height-relative:margin;v-text-anchor:middle" o:gfxdata="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" adj="24972,18718" fillcolor="white [3212]" strokecolor="#0070c0" strokeweight="1.5pt">
+              <v:shape w14:anchorId="4C7D1C74" id="_x0000_s1048" type="#_x0000_t62" style="position:absolute;left:0;text-align:left;margin-left:13.1pt;margin-top:71.65pt;width:118.55pt;height:69.2pt;z-index:251714560;visibility:visible;mso-wrap-style:square;mso-width-percent:0;mso-height-percent:0;mso-wrap-distance-left:9pt;mso-wrap-distance-top:0;mso-wrap-distance-right:9pt;mso-wrap-distance-bottom:0;mso-position-horizontal:absolute;mso-position-horizontal-relative:text;mso-position-vertical:absolute;mso-position-vertical-relative:text;mso-width-percent:0;mso-height-percent:0;mso-width-relative:margin;mso-height-relative:margin;v-text-anchor:middle" o:gfxdata="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" adj="24972,18718" fillcolor="white [3212]" strokecolor="#0070c0" strokeweight="1.5pt">
                 <v:textbox style="mso-fit-shape-to-text:t">
                   <w:txbxContent>
                     <w:p>
@@ -10501,7 +12862,6 @@
                       <w:pPr>
                         <w:jc w:val="center"/>
                         <w:rPr>
-                          <w:rFonts w:hint="eastAsia"/>
                           <w:color w:val="0070C0"/>
                         </w:rPr>
                       </w:pPr>
@@ -10625,7 +12985,7 @@
                     <pic:cNvPicPr/>
                   </pic:nvPicPr>
                   <pic:blipFill>
-                    <a:blip r:embed="rId26"/>
+                    <a:blip r:embed="rId27"/>
                     <a:stretch>
                       <a:fillRect/>
                     </a:stretch>
@@ -10658,17 +13018,16 @@
         </w:rPr>
       </w:pPr>
     </w:p>
-    <w:bookmarkStart w:id="14" w:name="_Toc240739219"/>
     <w:p>
       <w:pPr>
         <w:pStyle w:val="a1"/>
       </w:pPr>
+      <w:bookmarkStart w:id="14" w:name="_Toc240739219"/>
       <w:r>
         <w:rPr>
           <w:rFonts w:ascii="ＭＳ 明朝" w:hAnsi="ＭＳ 明朝" w:hint="eastAsia"/>
           <w:noProof/>
         </w:rPr>
-        <w:lastRenderedPageBreak/>
         <mc:AlternateContent>
           <mc:Choice Requires="wps">
             <w:drawing>
@@ -10780,7 +13139,7 @@
           </mc:Choice>
           <mc:Fallback>
             <w:pict>
-              <v:shape w14:anchorId="5C3F913D" id="_x0000_s1041" type="#_x0000_t62" style="position:absolute;left:0;text-align:left;margin-left:423pt;margin-top:44.15pt;width:42.75pt;height:50.5pt;z-index:251726848;visibility:visible;mso-wrap-style:square;mso-width-percent:0;mso-height-percent:0;mso-wrap-distance-left:9pt;mso-wrap-distance-top:0;mso-wrap-distance-right:9pt;mso-wrap-distance-bottom:0;mso-position-horizontal:absolute;mso-position-horizontal-relative:margin;mso-position-vertical:absolute;mso-position-vertical-relative:text;mso-width-percent:0;mso-height-percent:0;mso-width-relative:margin;mso-height-relative:margin;v-text-anchor:middle" o:gfxdata="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" adj="345,26257" fillcolor="white [3212]" strokecolor="#0070c0" strokeweight="1.5pt">
+              <v:shape w14:anchorId="5C3F913D" id="_x0000_s1049" type="#_x0000_t62" style="position:absolute;left:0;text-align:left;margin-left:423pt;margin-top:44.15pt;width:42.75pt;height:50.5pt;z-index:251726848;visibility:visible;mso-wrap-style:square;mso-width-percent:0;mso-height-percent:0;mso-wrap-distance-left:9pt;mso-wrap-distance-top:0;mso-wrap-distance-right:9pt;mso-wrap-distance-bottom:0;mso-position-horizontal:absolute;mso-position-horizontal-relative:margin;mso-position-vertical:absolute;mso-position-vertical-relative:text;mso-width-percent:0;mso-height-percent:0;mso-width-relative:margin;mso-height-relative:margin;v-text-anchor:middle" o:gfxdata="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" adj="345,26257" fillcolor="white [3212]" strokecolor="#0070c0" strokeweight="1.5pt">
                 <v:textbox>
                   <w:txbxContent>
                     <w:p>
@@ -10802,7 +13161,6 @@
                       <w:pPr>
                         <w:jc w:val="center"/>
                         <w:rPr>
-                          <w:rFonts w:hint="eastAsia"/>
                           <w:color w:val="0070C0"/>
                         </w:rPr>
                       </w:pPr>
@@ -10938,7 +13296,7 @@
           </mc:Choice>
           <mc:Fallback>
             <w:pict>
-              <v:shape w14:anchorId="0D863620" id="_x0000_s1042" type="#_x0000_t62" style="position:absolute;left:0;text-align:left;margin-left:262.5pt;margin-top:51.7pt;width:64.85pt;height:50.5pt;z-index:251722752;visibility:visible;mso-wrap-style:square;mso-width-percent:0;mso-height-percent:0;mso-wrap-distance-left:9pt;mso-wrap-distance-top:0;mso-wrap-distance-right:9pt;mso-wrap-distance-bottom:0;mso-position-horizontal:absolute;mso-position-horizontal-relative:margin;mso-position-vertical:absolute;mso-position-vertical-relative:text;mso-width-percent:0;mso-height-percent:0;mso-width-relative:margin;mso-height-relative:margin;v-text-anchor:middle" o:gfxdata="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" adj="23952,22728" fillcolor="white [3212]" strokecolor="#0070c0" strokeweight="1.5pt">
+              <v:shape w14:anchorId="0D863620" id="_x0000_s1050" type="#_x0000_t62" style="position:absolute;left:0;text-align:left;margin-left:262.5pt;margin-top:51.7pt;width:64.85pt;height:50.5pt;z-index:251722752;visibility:visible;mso-wrap-style:square;mso-width-percent:0;mso-height-percent:0;mso-wrap-distance-left:9pt;mso-wrap-distance-top:0;mso-wrap-distance-right:9pt;mso-wrap-distance-bottom:0;mso-position-horizontal:absolute;mso-position-horizontal-relative:margin;mso-position-vertical:absolute;mso-position-vertical-relative:text;mso-width-percent:0;mso-height-percent:0;mso-width-relative:margin;mso-height-relative:margin;v-text-anchor:middle" o:gfxdata="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" adj="23952,22728" fillcolor="white [3212]" strokecolor="#0070c0" strokeweight="1.5pt">
                 <v:textbox>
                   <w:txbxContent>
                     <w:p>
@@ -11121,7 +13479,7 @@
           </mc:Choice>
           <mc:Fallback>
             <w:pict>
-              <v:shape w14:anchorId="129CD837" id="_x0000_s1043" type="#_x0000_t62" style="position:absolute;left:0;text-align:left;margin-left:40.15pt;margin-top:2.7pt;width:58.9pt;height:50.5pt;z-index:251718656;visibility:visible;mso-wrap-style:square;mso-width-percent:0;mso-height-percent:0;mso-wrap-distance-left:9pt;mso-wrap-distance-top:0;mso-wrap-distance-right:9pt;mso-wrap-distance-bottom:0;mso-position-horizontal:absolute;mso-position-horizontal-relative:text;mso-position-vertical:absolute;mso-position-vertical-relative:text;mso-width-percent:0;mso-height-percent:0;mso-width-relative:margin;mso-height-relative:margin;v-text-anchor:middle" o:gfxdata="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" adj="28823,20322" fillcolor="white [3212]" strokecolor="#0070c0" strokeweight="1.5pt">
+              <v:shape w14:anchorId="129CD837" id="_x0000_s1051" type="#_x0000_t62" style="position:absolute;left:0;text-align:left;margin-left:40.15pt;margin-top:2.7pt;width:58.9pt;height:50.5pt;z-index:251718656;visibility:visible;mso-wrap-style:square;mso-width-percent:0;mso-height-percent:0;mso-wrap-distance-left:9pt;mso-wrap-distance-top:0;mso-wrap-distance-right:9pt;mso-wrap-distance-bottom:0;mso-position-horizontal:absolute;mso-position-horizontal-relative:text;mso-position-vertical:absolute;mso-position-vertical-relative:text;mso-width-percent:0;mso-height-percent:0;mso-width-relative:margin;mso-height-relative:margin;v-text-anchor:middle" o:gfxdata="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" adj="28823,20322" fillcolor="white [3212]" strokecolor="#0070c0" strokeweight="1.5pt">
                 <v:textbox>
                   <w:txbxContent>
                     <w:p>
@@ -11174,6 +13532,7 @@
           <w:rFonts w:ascii="ＭＳ 明朝" w:hAnsi="ＭＳ 明朝" w:hint="eastAsia"/>
           <w:noProof/>
         </w:rPr>
+        <w:lastRenderedPageBreak/>
         <mc:AlternateContent>
           <mc:Choice Requires="wps">
             <w:drawing>
@@ -11285,7 +13644,7 @@
           </mc:Choice>
           <mc:Fallback>
             <w:pict>
-              <v:shape w14:anchorId="54B1943D" id="_x0000_s1044" type="#_x0000_t62" style="position:absolute;left:0;text-align:left;margin-left:-16.85pt;margin-top:34.55pt;width:68.25pt;height:50.5pt;z-index:251735040;visibility:visible;mso-wrap-style:square;mso-width-percent:0;mso-height-percent:0;mso-wrap-distance-left:9pt;mso-wrap-distance-top:0;mso-wrap-distance-right:9pt;mso-wrap-distance-bottom:0;mso-position-horizontal:absolute;mso-position-horizontal-relative:text;mso-position-vertical:absolute;mso-position-vertical-relative:text;mso-width-percent:0;mso-height-percent:0;mso-width-relative:margin;mso-height-relative:margin;v-text-anchor:middle" o:gfxdata="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" adj="58940,21124" fillcolor="white [3212]" strokecolor="#0070c0" strokeweight="1.5pt">
+              <v:shape w14:anchorId="54B1943D" id="_x0000_s1052" type="#_x0000_t62" style="position:absolute;left:0;text-align:left;margin-left:-16.85pt;margin-top:34.55pt;width:68.25pt;height:50.5pt;z-index:251735040;visibility:visible;mso-wrap-style:square;mso-width-percent:0;mso-height-percent:0;mso-wrap-distance-left:9pt;mso-wrap-distance-top:0;mso-wrap-distance-right:9pt;mso-wrap-distance-bottom:0;mso-position-horizontal:absolute;mso-position-horizontal-relative:text;mso-position-vertical:absolute;mso-position-vertical-relative:text;mso-width-percent:0;mso-height-percent:0;mso-width-relative:margin;mso-height-relative:margin;v-text-anchor:middle" o:gfxdata="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" adj="58940,21124" fillcolor="white [3212]" strokecolor="#0070c0" strokeweight="1.5pt">
                 <v:textbox>
                   <w:txbxContent>
                     <w:p>
@@ -11307,7 +13666,6 @@
                       <w:pPr>
                         <w:jc w:val="center"/>
                         <w:rPr>
-                          <w:rFonts w:hint="eastAsia"/>
                           <w:color w:val="0070C0"/>
                         </w:rPr>
                       </w:pPr>
@@ -11442,7 +13800,7 @@
           </mc:Choice>
           <mc:Fallback>
             <w:pict>
-              <v:shape w14:anchorId="68E1D127" id="_x0000_s1045" type="#_x0000_t62" style="position:absolute;left:0;text-align:left;margin-left:-13.1pt;margin-top:128.7pt;width:65.25pt;height:50.5pt;z-index:251739136;visibility:visible;mso-wrap-style:square;mso-width-percent:0;mso-height-percent:0;mso-wrap-distance-left:9pt;mso-wrap-distance-top:0;mso-wrap-distance-right:9pt;mso-wrap-distance-bottom:0;mso-position-horizontal:absolute;mso-position-horizontal-relative:text;mso-position-vertical:absolute;mso-position-vertical-relative:text;mso-width-percent:0;mso-height-percent:0;mso-width-relative:margin;mso-height-relative:margin;v-text-anchor:middle" o:gfxdata="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" adj="25884,18878" fillcolor="white [3212]" strokecolor="#0070c0" strokeweight="1.5pt">
+              <v:shape w14:anchorId="68E1D127" id="_x0000_s1053" type="#_x0000_t62" style="position:absolute;left:0;text-align:left;margin-left:-13.1pt;margin-top:128.7pt;width:65.25pt;height:50.5pt;z-index:251739136;visibility:visible;mso-wrap-style:square;mso-width-percent:0;mso-height-percent:0;mso-wrap-distance-left:9pt;mso-wrap-distance-top:0;mso-wrap-distance-right:9pt;mso-wrap-distance-bottom:0;mso-position-horizontal:absolute;mso-position-horizontal-relative:text;mso-position-vertical:absolute;mso-position-vertical-relative:text;mso-width-percent:0;mso-height-percent:0;mso-width-relative:margin;mso-height-relative:margin;v-text-anchor:middle" o:gfxdata="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" adj="25884,18878" fillcolor="white [3212]" strokecolor="#0070c0" strokeweight="1.5pt">
                 <v:textbox>
                   <w:txbxContent>
                     <w:p>
@@ -11457,21 +13815,13 @@
                           <w:rFonts w:hint="eastAsia"/>
                           <w:color w:val="0070C0"/>
                         </w:rPr>
-                        <w:t>③設問</w:t>
-                      </w:r>
-                      <w:r>
-                        <w:rPr>
-                          <w:rFonts w:hint="eastAsia"/>
-                          <w:color w:val="0070C0"/>
-                        </w:rPr>
-                        <w:t>別</w:t>
+                        <w:t>③設問別</w:t>
                       </w:r>
                     </w:p>
                     <w:p>
                       <w:pPr>
                         <w:jc w:val="center"/>
                         <w:rPr>
-                          <w:rFonts w:hint="eastAsia"/>
                           <w:color w:val="0070C0"/>
                         </w:rPr>
                       </w:pPr>
@@ -11774,7 +14124,7 @@
           </mc:Choice>
           <mc:Fallback>
             <w:pict>
-              <v:shape w14:anchorId="29C32816" id="_x0000_s1046" type="#_x0000_t62" style="position:absolute;left:0;text-align:left;margin-left:409.5pt;margin-top:72.45pt;width:106.1pt;height:50.5pt;z-index:251730944;visibility:visible;mso-wrap-style:square;mso-width-percent:0;mso-height-percent:0;mso-wrap-distance-left:9pt;mso-wrap-distance-top:0;mso-wrap-distance-right:9pt;mso-wrap-distance-bottom:0;mso-position-horizontal:absolute;mso-position-horizontal-relative:margin;mso-position-vertical:absolute;mso-position-vertical-relative:text;mso-width-percent:0;mso-height-percent:0;mso-width-relative:margin;mso-height-relative:margin;v-text-anchor:middle" o:gfxdata="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" adj="-1873,13265" fillcolor="white [3212]" strokecolor="#0070c0" strokeweight="1.5pt">
+              <v:shape w14:anchorId="29C32816" id="_x0000_s1054" type="#_x0000_t62" style="position:absolute;left:0;text-align:left;margin-left:409.5pt;margin-top:72.45pt;width:106.1pt;height:50.5pt;z-index:251730944;visibility:visible;mso-wrap-style:square;mso-width-percent:0;mso-height-percent:0;mso-wrap-distance-left:9pt;mso-wrap-distance-top:0;mso-wrap-distance-right:9pt;mso-wrap-distance-bottom:0;mso-position-horizontal:absolute;mso-position-horizontal-relative:margin;mso-position-vertical:absolute;mso-position-vertical-relative:text;mso-width-percent:0;mso-height-percent:0;mso-width-relative:margin;mso-height-relative:margin;v-text-anchor:middle" o:gfxdata="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" adj="-1873,13265" fillcolor="white [3212]" strokecolor="#0070c0" strokeweight="1.5pt">
                 <v:textbox>
                   <w:txbxContent>
                     <w:p>
@@ -11796,7 +14146,6 @@
                       <w:pPr>
                         <w:jc w:val="center"/>
                         <w:rPr>
-                          <w:rFonts w:hint="eastAsia"/>
                           <w:color w:val="0070C0"/>
                         </w:rPr>
                       </w:pPr>
@@ -12173,7 +14522,7 @@
                     <pic:cNvPicPr/>
                   </pic:nvPicPr>
                   <pic:blipFill>
-                    <a:blip r:embed="rId27"/>
+                    <a:blip r:embed="rId28"/>
                     <a:stretch>
                       <a:fillRect/>
                     </a:stretch>
@@ -12521,7 +14870,7 @@
                     <pic:cNvPicPr/>
                   </pic:nvPicPr>
                   <pic:blipFill>
-                    <a:blip r:embed="rId28"/>
+                    <a:blip r:embed="rId29"/>
                     <a:stretch>
                       <a:fillRect/>
                     </a:stretch>
@@ -12575,7 +14924,7 @@
                     <pic:cNvPicPr/>
                   </pic:nvPicPr>
                   <pic:blipFill>
-                    <a:blip r:embed="rId29"/>
+                    <a:blip r:embed="rId30"/>
                     <a:stretch>
                       <a:fillRect/>
                     </a:stretch>
@@ -12635,7 +14984,7 @@
                     <pic:cNvPicPr/>
                   </pic:nvPicPr>
                   <pic:blipFill>
-                    <a:blip r:embed="rId30"/>
+                    <a:blip r:embed="rId31"/>
                     <a:stretch>
                       <a:fillRect/>
                     </a:stretch>
@@ -12768,7 +15117,7 @@
                     <pic:cNvPicPr/>
                   </pic:nvPicPr>
                   <pic:blipFill>
-                    <a:blip r:embed="rId31"/>
+                    <a:blip r:embed="rId32"/>
                     <a:stretch>
                       <a:fillRect/>
                     </a:stretch>
@@ -12850,7 +15199,7 @@
                     <pic:cNvPicPr/>
                   </pic:nvPicPr>
                   <pic:blipFill>
-                    <a:blip r:embed="rId32"/>
+                    <a:blip r:embed="rId33"/>
                     <a:stretch>
                       <a:fillRect/>
                     </a:stretch>
@@ -12897,7 +15246,7 @@
                     <pic:cNvPicPr/>
                   </pic:nvPicPr>
                   <pic:blipFill>
-                    <a:blip r:embed="rId33"/>
+                    <a:blip r:embed="rId34"/>
                     <a:stretch>
                       <a:fillRect/>
                     </a:stretch>
@@ -13115,7 +15464,7 @@
           </mc:Choice>
           <mc:Fallback>
             <w:pict>
-              <v:shape w14:anchorId="21708CF2" id="_x0000_s1047" type="#_x0000_t62" style="position:absolute;left:0;text-align:left;margin-left:326.25pt;margin-top:92.8pt;width:173.25pt;height:100.75pt;z-index:251744256;visibility:visible;mso-wrap-style:square;mso-width-percent:0;mso-height-percent:0;mso-wrap-distance-left:9pt;mso-wrap-distance-top:0;mso-wrap-distance-right:9pt;mso-wrap-distance-bottom:0;mso-position-horizontal:absolute;mso-position-horizontal-relative:margin;mso-position-vertical:absolute;mso-position-vertical-relative:text;mso-width-percent:0;mso-height-percent:0;mso-width-relative:margin;mso-height-relative:margin;v-text-anchor:middle" o:gfxdata="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" adj="10908,-10643" fillcolor="white [3212]" strokecolor="#0070c0" strokeweight="1.5pt">
+              <v:shape w14:anchorId="21708CF2" id="_x0000_s1055" type="#_x0000_t62" style="position:absolute;left:0;text-align:left;margin-left:326.25pt;margin-top:92.8pt;width:173.25pt;height:100.75pt;z-index:251744256;visibility:visible;mso-wrap-style:square;mso-width-percent:0;mso-height-percent:0;mso-wrap-distance-left:9pt;mso-wrap-distance-top:0;mso-wrap-distance-right:9pt;mso-wrap-distance-bottom:0;mso-position-horizontal:absolute;mso-position-horizontal-relative:margin;mso-position-vertical:absolute;mso-position-vertical-relative:text;mso-width-percent:0;mso-height-percent:0;mso-width-relative:margin;mso-height-relative:margin;v-text-anchor:middle" o:gfxdata="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" adj="10908,-10643" fillcolor="white [3212]" strokecolor="#0070c0" strokeweight="1.5pt">
                 <v:textbox>
                   <w:txbxContent>
                     <w:p>
@@ -13137,7 +15486,6 @@
                       <w:pPr>
                         <w:jc w:val="left"/>
                         <w:rPr>
-                          <w:rFonts w:hint="eastAsia"/>
                           <w:color w:val="0070C0"/>
                         </w:rPr>
                       </w:pPr>
@@ -13206,7 +15554,7 @@
                     <pic:cNvPicPr/>
                   </pic:nvPicPr>
                   <pic:blipFill>
-                    <a:blip r:embed="rId34"/>
+                    <a:blip r:embed="rId35"/>
                     <a:stretch>
                       <a:fillRect/>
                     </a:stretch>
@@ -13466,7 +15814,7 @@
           </mc:Choice>
           <mc:Fallback>
             <w:pict>
-              <v:shape w14:anchorId="3B302001" id="_x0000_s1048" type="#_x0000_t62" style="position:absolute;left:0;text-align:left;margin-left:324.95pt;margin-top:64.65pt;width:184.65pt;height:71.95pt;z-index:251750400;visibility:visible;mso-wrap-style:square;mso-width-percent:0;mso-height-percent:0;mso-wrap-distance-left:9pt;mso-wrap-distance-top:0;mso-wrap-distance-right:9pt;mso-wrap-distance-bottom:0;mso-position-horizontal:absolute;mso-position-horizontal-relative:text;mso-position-vertical:absolute;mso-position-vertical-relative:text;mso-width-percent:0;mso-height-percent:0;mso-width-relative:margin;mso-height-relative:margin;v-text-anchor:middle" o:gfxdata="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" adj="1980,25644" fillcolor="white [3212]" strokecolor="#e00" strokeweight="3pt">
+              <v:shape w14:anchorId="3B302001" id="_x0000_s1056" type="#_x0000_t62" style="position:absolute;left:0;text-align:left;margin-left:324.95pt;margin-top:64.65pt;width:184.65pt;height:71.95pt;z-index:251750400;visibility:visible;mso-wrap-style:square;mso-width-percent:0;mso-height-percent:0;mso-wrap-distance-left:9pt;mso-wrap-distance-top:0;mso-wrap-distance-right:9pt;mso-wrap-distance-bottom:0;mso-position-horizontal:absolute;mso-position-horizontal-relative:text;mso-position-vertical:absolute;mso-position-vertical-relative:text;mso-width-percent:0;mso-height-percent:0;mso-width-relative:margin;mso-height-relative:margin;v-text-anchor:middle" o:gfxdata="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" adj="1980,25644" fillcolor="white [3212]" strokecolor="#e00" strokeweight="3pt">
                 <v:textbox>
                   <w:txbxContent>
                     <w:p>
@@ -13693,7 +16041,7 @@
           </mc:Choice>
           <mc:Fallback>
             <w:pict>
-              <v:shape w14:anchorId="79B19EAD" id="_x0000_s1049" type="#_x0000_t202" style="position:absolute;left:0;text-align:left;margin-left:229.5pt;margin-top:30.8pt;width:90.3pt;height:30.2pt;z-index:251748352;visibility:visible;mso-wrap-style:square;mso-width-percent:0;mso-wrap-distance-left:9pt;mso-wrap-distance-top:0;mso-wrap-distance-right:9pt;mso-wrap-distance-bottom:0;mso-position-horizontal:absolute;mso-position-horizontal-relative:text;mso-position-vertical:absolute;mso-position-vertical-relative:text;mso-width-percent:0;mso-width-relative:margin;v-text-anchor:middle" o:gfxdata="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" fillcolor="white [3201]" strokecolor="#e00" strokeweight=".5pt">
+              <v:shape w14:anchorId="79B19EAD" id="_x0000_s1057" type="#_x0000_t202" style="position:absolute;left:0;text-align:left;margin-left:229.5pt;margin-top:30.8pt;width:90.3pt;height:30.2pt;z-index:251748352;visibility:visible;mso-wrap-style:square;mso-width-percent:0;mso-wrap-distance-left:9pt;mso-wrap-distance-top:0;mso-wrap-distance-right:9pt;mso-wrap-distance-bottom:0;mso-position-horizontal:absolute;mso-position-horizontal-relative:text;mso-position-vertical:absolute;mso-position-vertical-relative:text;mso-width-percent:0;mso-width-relative:margin;v-text-anchor:middle" o:gfxdata="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" fillcolor="white [3201]" strokecolor="#e00" strokeweight=".5pt">
                 <v:textbox>
                   <w:txbxContent>
                     <w:p>
@@ -13745,7 +16093,7 @@
                     <pic:cNvPicPr/>
                   </pic:nvPicPr>
                   <pic:blipFill rotWithShape="1">
-                    <a:blip r:embed="rId35"/>
+                    <a:blip r:embed="rId36"/>
                     <a:srcRect r="28778"/>
                     <a:stretch>
                       <a:fillRect/>
@@ -13927,7 +16275,7 @@
           </mc:Choice>
           <mc:Fallback>
             <w:pict>
-              <v:shape w14:anchorId="4A394506" id="_x0000_s1050" type="#_x0000_t202" style="position:absolute;left:0;text-align:left;margin-left:95.35pt;margin-top:6.85pt;width:114.15pt;height:30.2pt;z-index:251753472;visibility:visible;mso-wrap-style:square;mso-width-percent:0;mso-wrap-distance-left:9pt;mso-wrap-distance-top:0;mso-wrap-distance-right:9pt;mso-wrap-distance-bottom:0;mso-position-horizontal:absolute;mso-position-horizontal-relative:text;mso-position-vertical:absolute;mso-position-vertical-relative:text;mso-width-percent:0;mso-width-relative:margin;v-text-anchor:middle" o:gfxdata="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" fillcolor="white [3201]" strokecolor="#e00" strokeweight=".5pt">
+              <v:shape w14:anchorId="4A394506" id="_x0000_s1058" type="#_x0000_t202" style="position:absolute;left:0;text-align:left;margin-left:95.35pt;margin-top:6.85pt;width:114.15pt;height:30.2pt;z-index:251753472;visibility:visible;mso-wrap-style:square;mso-width-percent:0;mso-wrap-distance-left:9pt;mso-wrap-distance-top:0;mso-wrap-distance-right:9pt;mso-wrap-distance-bottom:0;mso-position-horizontal:absolute;mso-position-horizontal-relative:text;mso-position-vertical:absolute;mso-position-vertical-relative:text;mso-width-percent:0;mso-width-relative:margin;v-text-anchor:middle" o:gfxdata="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" fillcolor="white [3201]" strokecolor="#e00" strokeweight=".5pt">
                 <v:textbox>
                   <w:txbxContent>
                     <w:p>
@@ -14094,6 +16442,7 @@
       <w:r>
         <w:rPr>
           <w:rFonts w:ascii="ＭＳ 明朝" w:hAnsi="ＭＳ 明朝"/>
+          <w:noProof/>
         </w:rPr>
         <w:drawing>
           <wp:inline distT="0" distB="0" distL="0" distR="0" wp14:anchorId="69C2F05B" wp14:editId="77743619">
@@ -14111,7 +16460,7 @@
                     <pic:cNvPicPr/>
                   </pic:nvPicPr>
                   <pic:blipFill>
-                    <a:blip r:embed="rId36"/>
+                    <a:blip r:embed="rId37"/>
                     <a:stretch>
                       <a:fillRect/>
                     </a:stretch>
@@ -14163,7 +16512,7 @@
                     <pic:cNvPicPr/>
                   </pic:nvPicPr>
                   <pic:blipFill rotWithShape="1">
-                    <a:blip r:embed="rId37"/>
+                    <a:blip r:embed="rId38"/>
                     <a:srcRect r="30342"/>
                     <a:stretch>
                       <a:fillRect/>
@@ -14338,7 +16687,7 @@
           </mc:Choice>
           <mc:Fallback>
             <w:pict>
-              <v:shape w14:anchorId="5C44D511" id="_x0000_s1051" type="#_x0000_t62" style="position:absolute;left:0;text-align:left;margin-left:389.45pt;margin-top:4.05pt;width:110.25pt;height:53.2pt;z-index:251758592;visibility:visible;mso-wrap-style:square;mso-width-percent:0;mso-height-percent:0;mso-wrap-distance-left:9pt;mso-wrap-distance-top:0;mso-wrap-distance-right:9pt;mso-wrap-distance-bottom:0;mso-position-horizontal:absolute;mso-position-horizontal-relative:text;mso-position-vertical:absolute;mso-position-vertical-relative:text;mso-width-percent:0;mso-height-percent:0;mso-width-relative:margin;mso-height-relative:margin;v-text-anchor:middle" o:gfxdata="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" adj="11650,28402" fillcolor="white [3212]" strokecolor="#e00" strokeweight="3pt">
+              <v:shape w14:anchorId="5C44D511" id="_x0000_s1059" type="#_x0000_t62" style="position:absolute;left:0;text-align:left;margin-left:389.45pt;margin-top:4.05pt;width:110.25pt;height:53.2pt;z-index:251758592;visibility:visible;mso-wrap-style:square;mso-width-percent:0;mso-height-percent:0;mso-wrap-distance-left:9pt;mso-wrap-distance-top:0;mso-wrap-distance-right:9pt;mso-wrap-distance-bottom:0;mso-position-horizontal:absolute;mso-position-horizontal-relative:text;mso-position-vertical:absolute;mso-position-vertical-relative:text;mso-width-percent:0;mso-height-percent:0;mso-width-relative:margin;mso-height-relative:margin;v-text-anchor:middle" o:gfxdata="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" adj="11650,28402" fillcolor="white [3212]" strokecolor="#e00" strokeweight="3pt">
                 <v:textbox>
                   <w:txbxContent>
                     <w:p>
@@ -14360,7 +16709,6 @@
                       <w:pPr>
                         <w:jc w:val="center"/>
                         <w:rPr>
-                          <w:rFonts w:hint="eastAsia"/>
                           <w:color w:val="EE0000"/>
                         </w:rPr>
                       </w:pPr>
@@ -14589,7 +16937,7 @@
           </mc:Choice>
           <mc:Fallback>
             <w:pict>
-              <v:shape w14:anchorId="13E0D0AA" id="_x0000_s1052" type="#_x0000_t202" style="position:absolute;left:0;text-align:left;margin-left:144.75pt;margin-top:3.85pt;width:114.15pt;height:30.2pt;z-index:251756544;visibility:visible;mso-wrap-style:square;mso-width-percent:0;mso-wrap-distance-left:9pt;mso-wrap-distance-top:0;mso-wrap-distance-right:9pt;mso-wrap-distance-bottom:0;mso-position-horizontal:absolute;mso-position-horizontal-relative:text;mso-position-vertical:absolute;mso-position-vertical-relative:text;mso-width-percent:0;mso-width-relative:margin;v-text-anchor:middle" o:gfxdata="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" fillcolor="white [3201]" strokecolor="#e00" strokeweight=".5pt">
+              <v:shape w14:anchorId="13E0D0AA" id="_x0000_s1060" type="#_x0000_t202" style="position:absolute;left:0;text-align:left;margin-left:144.75pt;margin-top:3.85pt;width:114.15pt;height:30.2pt;z-index:251756544;visibility:visible;mso-wrap-style:square;mso-width-percent:0;mso-wrap-distance-left:9pt;mso-wrap-distance-top:0;mso-wrap-distance-right:9pt;mso-wrap-distance-bottom:0;mso-position-horizontal:absolute;mso-position-horizontal-relative:text;mso-position-vertical:absolute;mso-position-vertical-relative:text;mso-width-percent:0;mso-width-relative:margin;v-text-anchor:middle" o:gfxdata="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" fillcolor="white [3201]" strokecolor="#e00" strokeweight=".5pt">
                 <v:textbox>
                   <w:txbxContent>
                     <w:p>
@@ -14623,6 +16971,7 @@
       <w:r>
         <w:rPr>
           <w:rFonts w:ascii="ＭＳ 明朝" w:hAnsi="ＭＳ 明朝"/>
+          <w:noProof/>
         </w:rPr>
         <w:drawing>
           <wp:inline distT="0" distB="0" distL="0" distR="0" wp14:anchorId="5E86D527" wp14:editId="3097E0C4">
@@ -14640,7 +16989,7 @@
                     <pic:cNvPicPr/>
                   </pic:nvPicPr>
                   <pic:blipFill>
-                    <a:blip r:embed="rId38"/>
+                    <a:blip r:embed="rId39"/>
                     <a:stretch>
                       <a:fillRect/>
                     </a:stretch>
@@ -14692,7 +17041,7 @@
                     <pic:cNvPicPr/>
                   </pic:nvPicPr>
                   <pic:blipFill>
-                    <a:blip r:embed="rId39"/>
+                    <a:blip r:embed="rId40"/>
                     <a:stretch>
                       <a:fillRect/>
                     </a:stretch>
@@ -14981,7 +17330,7 @@
           </mc:Choice>
           <mc:Fallback>
             <w:pict>
-              <v:shape w14:anchorId="4E3EE7EE" id="_x0000_s1054" type="#_x0000_t202" style="position:absolute;left:0;text-align:left;margin-left:185.05pt;margin-top:6.3pt;width:114.15pt;height:30.2pt;z-index:251768832;visibility:visible;mso-wrap-style:square;mso-width-percent:0;mso-wrap-distance-left:9pt;mso-wrap-distance-top:0;mso-wrap-distance-right:9pt;mso-wrap-distance-bottom:0;mso-position-horizontal:absolute;mso-position-horizontal-relative:text;mso-position-vertical:absolute;mso-position-vertical-relative:text;mso-width-percent:0;mso-width-relative:margin;v-text-anchor:middle" o:gfxdata="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" fillcolor="white [3201]" strokecolor="#e00" strokeweight=".5pt">
+              <v:shape w14:anchorId="4E3EE7EE" id="_x0000_s1061" type="#_x0000_t202" style="position:absolute;left:0;text-align:left;margin-left:185.05pt;margin-top:6.3pt;width:114.15pt;height:30.2pt;z-index:251768832;visibility:visible;mso-wrap-style:square;mso-width-percent:0;mso-wrap-distance-left:9pt;mso-wrap-distance-top:0;mso-wrap-distance-right:9pt;mso-wrap-distance-bottom:0;mso-position-horizontal:absolute;mso-position-horizontal-relative:text;mso-position-vertical:absolute;mso-position-vertical-relative:text;mso-width-percent:0;mso-width-relative:margin;v-text-anchor:middle" o:gfxdata="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" fillcolor="white [3201]" strokecolor="#e00" strokeweight=".5pt">
                 <v:textbox>
                   <w:txbxContent>
                     <w:p>
@@ -15015,6 +17364,7 @@
       <w:r>
         <w:rPr>
           <w:rFonts w:ascii="ＭＳ 明朝" w:hAnsi="ＭＳ 明朝"/>
+          <w:noProof/>
         </w:rPr>
         <w:drawing>
           <wp:inline distT="0" distB="0" distL="0" distR="0" wp14:anchorId="24D96245" wp14:editId="7C4D1D2B">
@@ -15032,7 +17382,7 @@
                     <pic:cNvPicPr/>
                   </pic:nvPicPr>
                   <pic:blipFill>
-                    <a:blip r:embed="rId40"/>
+                    <a:blip r:embed="rId41"/>
                     <a:stretch>
                       <a:fillRect/>
                     </a:stretch>
@@ -15084,7 +17434,7 @@
                     <pic:cNvPicPr/>
                   </pic:nvPicPr>
                   <pic:blipFill>
-                    <a:blip r:embed="rId41"/>
+                    <a:blip r:embed="rId42"/>
                     <a:stretch>
                       <a:fillRect/>
                     </a:stretch>
@@ -15157,7 +17507,7 @@
                     <pic:cNvPicPr/>
                   </pic:nvPicPr>
                   <pic:blipFill>
-                    <a:blip r:embed="rId42"/>
+                    <a:blip r:embed="rId43"/>
                     <a:stretch>
                       <a:fillRect/>
                     </a:stretch>
@@ -15457,7 +17807,7 @@
     </w:p>
     <w:p/>
     <w:sectPr>
-      <w:headerReference w:type="default" r:id="rId43"/>
+      <w:headerReference w:type="default" r:id="rId44"/>
       <w:pgSz w:w="11906" w:h="16838"/>
       <w:pgMar w:top="1440" w:right="1080" w:bottom="1440" w:left="1080" w:header="851" w:footer="992" w:gutter="0"/>
       <w:cols w:space="425"/>
@@ -15673,7 +18023,7 @@
             <w:rPr>
               <w:noProof/>
             </w:rPr>
-            <w:t>III</w:t>
+            <w:t>II</w:t>
           </w:r>
           <w:r>
             <w:fldChar w:fldCharType="end"/>
@@ -15707,33 +18057,10 @@
           </w:r>
           <w:r>
             <w:rPr>
+              <w:rFonts w:hint="eastAsia"/>
               <w:noProof/>
             </w:rPr>
-            <w:t>CBT</w:t>
-          </w:r>
-          <w:r>
-            <w:rPr>
-              <w:noProof/>
-            </w:rPr>
-            <w:t>トライアルおよび岩手県学習定着度状況調査の実施に関する</w:t>
-          </w:r>
-          <w:r>
-            <w:rPr>
-              <w:noProof/>
-            </w:rPr>
-            <w:t>Q</w:t>
-          </w:r>
-          <w:r>
-            <w:rPr>
-              <w:noProof/>
-            </w:rPr>
-            <w:t>＆</w:t>
-          </w:r>
-          <w:r>
-            <w:rPr>
-              <w:noProof/>
-            </w:rPr>
-            <w:t>A</w:t>
+            <w:t>利用手順</w:t>
           </w:r>
           <w:r>
             <w:fldChar w:fldCharType="end"/>
@@ -15778,7 +18105,7 @@
             <w:rPr>
               <w:noProof/>
             </w:rPr>
-            <w:t>4</w:t>
+            <w:t>3</w:t>
           </w:r>
           <w:r>
             <w:fldChar w:fldCharType="end"/>
@@ -15808,7 +18135,7 @@
             <w:rPr>
               <w:noProof/>
             </w:rPr>
-            <w:t>質問調査用ダッシュボード（学校用）</w:t>
+            <w:t>教科調査用ダッシュボード（教育委員会用）</w:t>
           </w:r>
           <w:r>
             <w:fldChar w:fldCharType="end"/>

--- a/doc/【教育委員会用】県学調ダッシュボード_マニュアル.docx
+++ b/doc/【教育委員会用】県学調ダッシュボード_マニュアル.docx
@@ -8481,7 +8481,7 @@
       <w:pPr>
         <w:jc w:val="center"/>
         <w:rPr>
-          <w:rFonts w:ascii="ＭＳ 明朝" w:hAnsi="ＭＳ 明朝" w:hint="eastAsia"/>
+          <w:rFonts w:ascii="ＭＳ 明朝" w:hAnsi="ＭＳ 明朝"/>
         </w:rPr>
       </w:pPr>
       <w:r>
@@ -9032,14 +9032,7 @@
                                 <w:rFonts w:hint="eastAsia"/>
                                 <w:color w:val="0070C0"/>
                               </w:rPr>
-                              <w:t>（</w:t>
-                            </w:r>
-                            <w:r>
-                              <w:rPr>
-                                <w:rFonts w:hint="eastAsia"/>
-                                <w:color w:val="0070C0"/>
-                              </w:rPr>
-                              <w:t>箱ひげ図）</w:t>
+                              <w:t>（箱ひげ図）</w:t>
                             </w:r>
                           </w:p>
                         </w:txbxContent>
@@ -9094,14 +9087,7 @@
                           <w:rFonts w:hint="eastAsia"/>
                           <w:color w:val="0070C0"/>
                         </w:rPr>
-                        <w:t>（</w:t>
-                      </w:r>
-                      <w:r>
-                        <w:rPr>
-                          <w:rFonts w:hint="eastAsia"/>
-                          <w:color w:val="0070C0"/>
-                        </w:rPr>
-                        <w:t>箱ひげ図）</w:t>
+                        <w:t>（箱ひげ図）</w:t>
                       </w:r>
                     </w:p>
                   </w:txbxContent>
@@ -9693,14 +9679,7 @@
                                 <w:rFonts w:hint="eastAsia"/>
                                 <w:color w:val="0070C0"/>
                               </w:rPr>
-                              <w:t>⑦</w:t>
-                            </w:r>
-                            <w:r>
-                              <w:rPr>
-                                <w:rFonts w:hint="eastAsia"/>
-                                <w:color w:val="0070C0"/>
-                              </w:rPr>
-                              <w:t>管内</w:t>
+                              <w:t>⑦管内</w:t>
                             </w:r>
                           </w:p>
                           <w:p>
@@ -9755,14 +9734,7 @@
                           <w:rFonts w:hint="eastAsia"/>
                           <w:color w:val="0070C0"/>
                         </w:rPr>
-                        <w:t>⑦</w:t>
-                      </w:r>
-                      <w:r>
-                        <w:rPr>
-                          <w:rFonts w:hint="eastAsia"/>
-                          <w:color w:val="0070C0"/>
-                        </w:rPr>
-                        <w:t>管内</w:t>
+                        <w:t>⑦管内</w:t>
                       </w:r>
                     </w:p>
                     <w:p>
@@ -9983,6 +9955,7 @@
       <w:r>
         <w:rPr>
           <w:rFonts w:ascii="ＭＳ 明朝" w:hAnsi="ＭＳ 明朝"/>
+          <w:noProof/>
         </w:rPr>
         <w:drawing>
           <wp:inline distT="0" distB="0" distL="0" distR="0" wp14:anchorId="1B65A90C" wp14:editId="22B9D9DB">
@@ -10111,31 +10084,73 @@
           <w:rFonts w:ascii="ＭＳ 明朝" w:hAnsi="ＭＳ 明朝" w:hint="eastAsia"/>
         </w:rPr>
         <w:lastRenderedPageBreak/>
-        <w:t xml:space="preserve">　問題毎の平均正答率（青色：</w:t>
-      </w:r>
+        <w:t xml:space="preserve">　問題毎の平均正答率（青色：読み込んだcsv全体データ、灰色：県データ）</w:t>
+      </w:r>
+    </w:p>
+    <w:p>
+      <w:pPr>
+        <w:rPr>
+          <w:rFonts w:ascii="ＭＳ 明朝" w:hAnsi="ＭＳ 明朝"/>
+        </w:rPr>
+      </w:pPr>
+    </w:p>
+    <w:p>
+      <w:pPr>
+        <w:rPr>
+          <w:rFonts w:ascii="ＭＳ 明朝" w:hAnsi="ＭＳ 明朝"/>
+        </w:rPr>
+      </w:pPr>
       <w:r>
         <w:rPr>
           <w:rFonts w:ascii="ＭＳ 明朝" w:hAnsi="ＭＳ 明朝" w:hint="eastAsia"/>
         </w:rPr>
-        <w:t>読み込んだcsv全体データ</w:t>
-      </w:r>
+        <w:t>③領域別正答率チャート</w:t>
+      </w:r>
+    </w:p>
+    <w:p>
+      <w:pPr>
+        <w:rPr>
+          <w:rFonts w:ascii="ＭＳ 明朝" w:hAnsi="ＭＳ 明朝"/>
+        </w:rPr>
+      </w:pPr>
       <w:r>
         <w:rPr>
           <w:rFonts w:ascii="ＭＳ 明朝" w:hAnsi="ＭＳ 明朝" w:hint="eastAsia"/>
         </w:rPr>
-        <w:t>、灰色：県</w:t>
-      </w:r>
+        <w:t xml:space="preserve">　領域毎の平均正答率（オレンジ：読み込んだcsv全体データ、灰色：県データ）</w:t>
+      </w:r>
+    </w:p>
+    <w:p>
+      <w:pPr>
+        <w:rPr>
+          <w:rFonts w:ascii="ＭＳ 明朝" w:hAnsi="ＭＳ 明朝"/>
+        </w:rPr>
+      </w:pPr>
+    </w:p>
+    <w:p>
+      <w:pPr>
+        <w:rPr>
+          <w:rFonts w:ascii="ＭＳ 明朝" w:hAnsi="ＭＳ 明朝"/>
+        </w:rPr>
+      </w:pPr>
       <w:r>
         <w:rPr>
           <w:rFonts w:ascii="ＭＳ 明朝" w:hAnsi="ＭＳ 明朝" w:hint="eastAsia"/>
         </w:rPr>
-        <w:t>データ</w:t>
-      </w:r>
+        <w:t>④正答数分布</w:t>
+      </w:r>
+    </w:p>
+    <w:p>
+      <w:pPr>
+        <w:rPr>
+          <w:rFonts w:ascii="ＭＳ 明朝" w:hAnsi="ＭＳ 明朝"/>
+        </w:rPr>
+      </w:pPr>
       <w:r>
         <w:rPr>
           <w:rFonts w:ascii="ＭＳ 明朝" w:hAnsi="ＭＳ 明朝" w:hint="eastAsia"/>
         </w:rPr>
-        <w:t>）</w:t>
+        <w:t xml:space="preserve">　正答数をヒストグラムで表したもの（折れ線グラフは県の分布）</w:t>
       </w:r>
     </w:p>
     <w:p>
@@ -10155,7 +10170,7 @@
         <w:rPr>
           <w:rFonts w:ascii="ＭＳ 明朝" w:hAnsi="ＭＳ 明朝" w:hint="eastAsia"/>
         </w:rPr>
-        <w:t>③領域別正答率チャート</w:t>
+        <w:t>⑤正答数分布（箱ひげ図）</w:t>
       </w:r>
     </w:p>
     <w:p>
@@ -10168,7 +10183,7 @@
         <w:rPr>
           <w:rFonts w:ascii="ＭＳ 明朝" w:hAnsi="ＭＳ 明朝" w:hint="eastAsia"/>
         </w:rPr>
-        <w:t xml:space="preserve">　領域毎の平均正答率（オレンジ：読み込んだcsv全体データ、灰色：県データ）</w:t>
+        <w:t xml:space="preserve">　県データの箱ひげ図と学校データの箱ひげ図が表示されます。</w:t>
       </w:r>
     </w:p>
     <w:p>
@@ -10188,7 +10203,7 @@
         <w:rPr>
           <w:rFonts w:ascii="ＭＳ 明朝" w:hAnsi="ＭＳ 明朝" w:hint="eastAsia"/>
         </w:rPr>
-        <w:t>④正答数分布</w:t>
+        <w:t>⑥県四分位に対する学校の分布</w:t>
       </w:r>
     </w:p>
     <w:p>
@@ -10201,40 +10216,19 @@
         <w:rPr>
           <w:rFonts w:ascii="ＭＳ 明朝" w:hAnsi="ＭＳ 明朝" w:hint="eastAsia"/>
         </w:rPr>
-        <w:t xml:space="preserve">　正答数をヒストグラムで表したもの（折れ線グラフは県の分布）</w:t>
-      </w:r>
-    </w:p>
-    <w:p>
-      <w:pPr>
-        <w:rPr>
-          <w:rFonts w:ascii="ＭＳ 明朝" w:hAnsi="ＭＳ 明朝"/>
-        </w:rPr>
-      </w:pPr>
-    </w:p>
-    <w:p>
-      <w:pPr>
-        <w:rPr>
-          <w:rFonts w:ascii="ＭＳ 明朝" w:hAnsi="ＭＳ 明朝"/>
-        </w:rPr>
-      </w:pPr>
+        <w:t xml:space="preserve">　県データの四分位を境界として、</w:t>
+      </w:r>
       <w:r>
         <w:rPr>
           <w:rFonts w:ascii="ＭＳ 明朝" w:hAnsi="ＭＳ 明朝" w:hint="eastAsia"/>
         </w:rPr>
-        <w:t>⑤正答数分布（箱ひげ図）</w:t>
-      </w:r>
-    </w:p>
-    <w:p>
-      <w:pPr>
-        <w:rPr>
-          <w:rFonts w:ascii="ＭＳ 明朝" w:hAnsi="ＭＳ 明朝"/>
-        </w:rPr>
-      </w:pPr>
+        <w:t>管内</w:t>
+      </w:r>
       <w:r>
         <w:rPr>
           <w:rFonts w:ascii="ＭＳ 明朝" w:hAnsi="ＭＳ 明朝" w:hint="eastAsia"/>
         </w:rPr>
-        <w:t xml:space="preserve">　県データの箱ひげ図と学校データの箱ひげ図が表示されます。</w:t>
+        <w:t>データを分類したもの。</w:t>
       </w:r>
     </w:p>
     <w:p>
@@ -10254,287 +10248,166 @@
         <w:rPr>
           <w:rFonts w:ascii="ＭＳ 明朝" w:hAnsi="ＭＳ 明朝" w:hint="eastAsia"/>
         </w:rPr>
-        <w:t>⑥県四分位に対する学校の分布</w:t>
-      </w:r>
-    </w:p>
-    <w:p>
-      <w:pPr>
-        <w:rPr>
-          <w:rFonts w:ascii="ＭＳ 明朝" w:hAnsi="ＭＳ 明朝"/>
-        </w:rPr>
-      </w:pPr>
+        <w:t>⑦</w:t>
+      </w:r>
       <w:r>
         <w:rPr>
           <w:rFonts w:ascii="ＭＳ 明朝" w:hAnsi="ＭＳ 明朝" w:hint="eastAsia"/>
         </w:rPr>
-        <w:t xml:space="preserve">　県データの四分位を境界として、</w:t>
+        <w:t>管内（市町村または学校）</w:t>
       </w:r>
       <w:r>
         <w:rPr>
           <w:rFonts w:ascii="ＭＳ 明朝" w:hAnsi="ＭＳ 明朝" w:hint="eastAsia"/>
         </w:rPr>
-        <w:t>管内</w:t>
-      </w:r>
+        <w:t>の平均正答率</w:t>
+      </w:r>
+    </w:p>
+    <w:p>
+      <w:pPr>
+        <w:rPr>
+          <w:rFonts w:ascii="ＭＳ 明朝" w:hAnsi="ＭＳ 明朝"/>
+        </w:rPr>
+      </w:pPr>
       <w:r>
         <w:rPr>
           <w:rFonts w:ascii="ＭＳ 明朝" w:hAnsi="ＭＳ 明朝" w:hint="eastAsia"/>
         </w:rPr>
-        <w:t>データを分類したもの。</w:t>
-      </w:r>
-    </w:p>
-    <w:p>
-      <w:pPr>
-        <w:rPr>
-          <w:rFonts w:ascii="ＭＳ 明朝" w:hAnsi="ＭＳ 明朝"/>
-        </w:rPr>
-      </w:pPr>
-    </w:p>
-    <w:p>
-      <w:pPr>
-        <w:rPr>
-          <w:rFonts w:ascii="ＭＳ 明朝" w:hAnsi="ＭＳ 明朝"/>
-        </w:rPr>
-      </w:pPr>
-      <w:r>
+        <w:t xml:space="preserve">　赤いラインは県の平均正答率です。</w:t>
+      </w:r>
+    </w:p>
+    <w:p>
+      <w:pPr>
+        <w:rPr>
+          <w:rFonts w:ascii="ＭＳ 明朝" w:hAnsi="ＭＳ 明朝"/>
+        </w:rPr>
+      </w:pPr>
+    </w:p>
+    <w:p>
+      <w:pPr>
+        <w:rPr>
+          <w:rFonts w:ascii="ＭＳ 明朝" w:hAnsi="ＭＳ 明朝"/>
+        </w:rPr>
+      </w:pPr>
+    </w:p>
+    <w:p>
+      <w:pPr>
         <w:rPr>
           <w:rFonts w:ascii="ＭＳ 明朝" w:hAnsi="ＭＳ 明朝" w:hint="eastAsia"/>
         </w:rPr>
-        <w:t>⑦</w:t>
-      </w:r>
+      </w:pPr>
       <w:r>
         <w:rPr>
           <w:rFonts w:ascii="ＭＳ 明朝" w:hAnsi="ＭＳ 明朝" w:hint="eastAsia"/>
         </w:rPr>
-        <w:t>管内（市町村または学校）</w:t>
-      </w:r>
-      <w:r>
-        <w:rPr>
-          <w:rFonts w:ascii="ＭＳ 明朝" w:hAnsi="ＭＳ 明朝" w:hint="eastAsia"/>
-        </w:rPr>
-        <w:t>の平均正答率</w:t>
-      </w:r>
-    </w:p>
-    <w:p>
-      <w:pPr>
-        <w:rPr>
-          <w:rFonts w:ascii="ＭＳ 明朝" w:hAnsi="ＭＳ 明朝"/>
-        </w:rPr>
-      </w:pPr>
-      <w:r>
-        <w:rPr>
-          <w:rFonts w:ascii="ＭＳ 明朝" w:hAnsi="ＭＳ 明朝" w:hint="eastAsia"/>
-        </w:rPr>
-        <w:t xml:space="preserve">　赤いラインは県の平均正答率です。</w:t>
-      </w:r>
-    </w:p>
-    <w:p>
-      <w:pPr>
-        <w:rPr>
-          <w:rFonts w:ascii="ＭＳ 明朝" w:hAnsi="ＭＳ 明朝"/>
-        </w:rPr>
-      </w:pPr>
-    </w:p>
-    <w:p>
-      <w:pPr>
-        <w:rPr>
-          <w:rFonts w:ascii="ＭＳ 明朝" w:hAnsi="ＭＳ 明朝"/>
-        </w:rPr>
-      </w:pPr>
-    </w:p>
-    <w:p>
-      <w:pPr>
-        <w:rPr>
-          <w:rFonts w:ascii="ＭＳ 明朝" w:hAnsi="ＭＳ 明朝"/>
-        </w:rPr>
-      </w:pPr>
-    </w:p>
-    <w:p>
-      <w:pPr>
-        <w:rPr>
-          <w:rFonts w:ascii="ＭＳ 明朝" w:hAnsi="ＭＳ 明朝"/>
-        </w:rPr>
-      </w:pPr>
-    </w:p>
-    <w:p>
-      <w:pPr>
-        <w:rPr>
-          <w:rFonts w:ascii="ＭＳ 明朝" w:hAnsi="ＭＳ 明朝"/>
-        </w:rPr>
-      </w:pPr>
-    </w:p>
-    <w:p>
-      <w:pPr>
-        <w:rPr>
-          <w:rFonts w:ascii="ＭＳ 明朝" w:hAnsi="ＭＳ 明朝"/>
-        </w:rPr>
-      </w:pPr>
-    </w:p>
-    <w:p>
-      <w:pPr>
-        <w:rPr>
-          <w:rFonts w:ascii="ＭＳ 明朝" w:hAnsi="ＭＳ 明朝"/>
-        </w:rPr>
-      </w:pPr>
-    </w:p>
-    <w:p>
-      <w:pPr>
-        <w:rPr>
-          <w:rFonts w:ascii="ＭＳ 明朝" w:hAnsi="ＭＳ 明朝"/>
-        </w:rPr>
-      </w:pPr>
-    </w:p>
-    <w:p>
-      <w:pPr>
-        <w:rPr>
-          <w:rFonts w:ascii="ＭＳ 明朝" w:hAnsi="ＭＳ 明朝"/>
-        </w:rPr>
-      </w:pPr>
-    </w:p>
-    <w:p>
-      <w:pPr>
-        <w:rPr>
-          <w:rFonts w:ascii="ＭＳ 明朝" w:hAnsi="ＭＳ 明朝"/>
-        </w:rPr>
-      </w:pPr>
-    </w:p>
-    <w:p>
-      <w:pPr>
-        <w:rPr>
-          <w:rFonts w:ascii="ＭＳ 明朝" w:hAnsi="ＭＳ 明朝"/>
-        </w:rPr>
-      </w:pPr>
-    </w:p>
-    <w:p>
-      <w:pPr>
-        <w:rPr>
-          <w:rFonts w:ascii="ＭＳ 明朝" w:hAnsi="ＭＳ 明朝"/>
-        </w:rPr>
-      </w:pPr>
-    </w:p>
-    <w:p>
-      <w:pPr>
-        <w:rPr>
-          <w:rFonts w:ascii="ＭＳ 明朝" w:hAnsi="ＭＳ 明朝"/>
-        </w:rPr>
-      </w:pPr>
-    </w:p>
-    <w:p>
-      <w:pPr>
-        <w:rPr>
-          <w:rFonts w:ascii="ＭＳ 明朝" w:hAnsi="ＭＳ 明朝"/>
-        </w:rPr>
-      </w:pPr>
-    </w:p>
-    <w:p>
-      <w:pPr>
-        <w:rPr>
-          <w:rFonts w:ascii="ＭＳ 明朝" w:hAnsi="ＭＳ 明朝"/>
-        </w:rPr>
-      </w:pPr>
-    </w:p>
-    <w:p>
-      <w:pPr>
-        <w:rPr>
-          <w:rFonts w:ascii="ＭＳ 明朝" w:hAnsi="ＭＳ 明朝"/>
-        </w:rPr>
-      </w:pPr>
-    </w:p>
-    <w:p>
-      <w:pPr>
-        <w:rPr>
-          <w:rFonts w:ascii="ＭＳ 明朝" w:hAnsi="ＭＳ 明朝"/>
-        </w:rPr>
-      </w:pPr>
-    </w:p>
-    <w:p>
-      <w:pPr>
-        <w:rPr>
-          <w:rFonts w:ascii="ＭＳ 明朝" w:hAnsi="ＭＳ 明朝"/>
-        </w:rPr>
-      </w:pPr>
-    </w:p>
-    <w:p>
-      <w:pPr>
-        <w:rPr>
-          <w:rFonts w:ascii="ＭＳ 明朝" w:hAnsi="ＭＳ 明朝"/>
-        </w:rPr>
-      </w:pPr>
-    </w:p>
-    <w:p>
-      <w:pPr>
-        <w:rPr>
-          <w:rFonts w:ascii="ＭＳ 明朝" w:hAnsi="ＭＳ 明朝"/>
-        </w:rPr>
-      </w:pPr>
-    </w:p>
-    <w:p>
-      <w:pPr>
-        <w:rPr>
-          <w:rFonts w:ascii="ＭＳ 明朝" w:hAnsi="ＭＳ 明朝"/>
-        </w:rPr>
-      </w:pPr>
-    </w:p>
-    <w:p>
-      <w:pPr>
-        <w:rPr>
-          <w:rFonts w:ascii="ＭＳ 明朝" w:hAnsi="ＭＳ 明朝"/>
-        </w:rPr>
-      </w:pPr>
-    </w:p>
-    <w:p>
-      <w:pPr>
-        <w:rPr>
-          <w:rFonts w:ascii="ＭＳ 明朝" w:hAnsi="ＭＳ 明朝"/>
-        </w:rPr>
-      </w:pPr>
-    </w:p>
-    <w:p>
-      <w:pPr>
-        <w:rPr>
-          <w:rFonts w:ascii="ＭＳ 明朝" w:hAnsi="ＭＳ 明朝"/>
-        </w:rPr>
-      </w:pPr>
-    </w:p>
-    <w:p>
-      <w:pPr>
-        <w:rPr>
-          <w:rFonts w:ascii="ＭＳ 明朝" w:hAnsi="ＭＳ 明朝"/>
-        </w:rPr>
-      </w:pPr>
-    </w:p>
-    <w:p>
-      <w:pPr>
-        <w:rPr>
-          <w:rFonts w:ascii="ＭＳ 明朝" w:hAnsi="ＭＳ 明朝"/>
-        </w:rPr>
-      </w:pPr>
-    </w:p>
-    <w:p>
-      <w:pPr>
-        <w:rPr>
-          <w:rFonts w:ascii="ＭＳ 明朝" w:hAnsi="ＭＳ 明朝"/>
-        </w:rPr>
-      </w:pPr>
+        <w:t>※画面下部の「CSV全体データ出力用テーブル」は県教委作業用です。</w:t>
+      </w:r>
+    </w:p>
+    <w:p>
+      <w:pPr>
+        <w:rPr>
+          <w:rFonts w:ascii="ＭＳ 明朝" w:hAnsi="ＭＳ 明朝"/>
+        </w:rPr>
+      </w:pPr>
+      <w:r>
+        <w:rPr>
+          <w:rFonts w:ascii="ＭＳ 明朝" w:hAnsi="ＭＳ 明朝"/>
+        </w:rPr>
+        <w:drawing>
+          <wp:inline distT="0" distB="0" distL="0" distR="0" wp14:anchorId="0925300A" wp14:editId="5E160BA7">
+            <wp:extent cx="6188710" cy="1147445"/>
+            <wp:effectExtent l="19050" t="19050" r="21590" b="14605"/>
+            <wp:docPr id="272319753" name="図 1"/>
+            <wp:cNvGraphicFramePr>
+              <a:graphicFrameLocks xmlns:a="http://schemas.openxmlformats.org/drawingml/2006/main" noChangeAspect="1"/>
+            </wp:cNvGraphicFramePr>
+            <a:graphic xmlns:a="http://schemas.openxmlformats.org/drawingml/2006/main">
+              <a:graphicData uri="http://schemas.openxmlformats.org/drawingml/2006/picture">
+                <pic:pic xmlns:pic="http://schemas.openxmlformats.org/drawingml/2006/picture">
+                  <pic:nvPicPr>
+                    <pic:cNvPr id="272319753" name=""/>
+                    <pic:cNvPicPr/>
+                  </pic:nvPicPr>
+                  <pic:blipFill>
+                    <a:blip r:embed="rId26"/>
+                    <a:stretch>
+                      <a:fillRect/>
+                    </a:stretch>
+                  </pic:blipFill>
+                  <pic:spPr>
+                    <a:xfrm>
+                      <a:off x="0" y="0"/>
+                      <a:ext cx="6188710" cy="1147445"/>
+                    </a:xfrm>
+                    <a:prstGeom prst="rect">
+                      <a:avLst/>
+                    </a:prstGeom>
+                    <a:ln>
+                      <a:solidFill>
+                        <a:schemeClr val="tx1"/>
+                      </a:solidFill>
+                    </a:ln>
+                  </pic:spPr>
+                </pic:pic>
+              </a:graphicData>
+            </a:graphic>
+          </wp:inline>
+        </w:drawing>
+      </w:r>
+    </w:p>
+    <w:p>
+      <w:pPr>
+        <w:rPr>
+          <w:rFonts w:ascii="ＭＳ 明朝" w:hAnsi="ＭＳ 明朝"/>
+        </w:rPr>
+      </w:pPr>
+    </w:p>
+    <w:p>
+      <w:pPr>
+        <w:rPr>
+          <w:rFonts w:ascii="ＭＳ 明朝" w:hAnsi="ＭＳ 明朝"/>
+        </w:rPr>
+      </w:pPr>
+    </w:p>
+    <w:p>
+      <w:pPr>
+        <w:rPr>
+          <w:rFonts w:ascii="ＭＳ 明朝" w:hAnsi="ＭＳ 明朝"/>
+        </w:rPr>
+      </w:pPr>
+      <w:r>
+        <w:rPr>
+          <w:rFonts w:ascii="ＭＳ 明朝" w:hAnsi="ＭＳ 明朝"/>
+        </w:rPr>
+        <w:br w:type="page"/>
+      </w:r>
+    </w:p>
+    <w:p>
+      <w:pPr>
+        <w:pStyle w:val="a1"/>
+      </w:pPr>
+      <w:bookmarkStart w:id="13" w:name="_Toc240739218"/>
       <w:r>
         <w:rPr>
           <w:rFonts w:ascii="ＭＳ 明朝" w:hAnsi="ＭＳ 明朝" w:hint="eastAsia"/>
           <w:noProof/>
         </w:rPr>
+        <w:lastRenderedPageBreak/>
         <mc:AlternateContent>
           <mc:Choice Requires="wps">
             <w:drawing>
-              <wp:anchor distT="0" distB="0" distL="114300" distR="114300" simplePos="0" relativeHeight="251692032" behindDoc="0" locked="0" layoutInCell="1" allowOverlap="1" wp14:anchorId="053CA480" wp14:editId="1EAB16E9">
+              <wp:anchor distT="0" distB="0" distL="114300" distR="114300" simplePos="0" relativeHeight="251795456" behindDoc="0" locked="0" layoutInCell="1" allowOverlap="1" wp14:anchorId="033EE2A8" wp14:editId="569F5FD4">
                 <wp:simplePos x="0" y="0"/>
-                <wp:positionH relativeFrom="margin">
-                  <wp:posOffset>4429125</wp:posOffset>
+                <wp:positionH relativeFrom="column">
+                  <wp:posOffset>3425545</wp:posOffset>
                 </wp:positionH>
                 <wp:positionV relativeFrom="paragraph">
-                  <wp:posOffset>32703</wp:posOffset>
+                  <wp:posOffset>472460</wp:posOffset>
                 </wp:positionV>
-                <wp:extent cx="1233170" cy="654050"/>
-                <wp:effectExtent l="0" t="0" r="24130" b="184150"/>
+                <wp:extent cx="1333500" cy="641350"/>
+                <wp:effectExtent l="247650" t="0" r="19050" b="44450"/>
                 <wp:wrapNone/>
-                <wp:docPr id="477715170" name="吹き出し: 角を丸めた四角形 5"/>
+                <wp:docPr id="794864954" name="吹き出し: 角を丸めた四角形 5"/>
                 <wp:cNvGraphicFramePr/>
                 <a:graphic xmlns:a="http://schemas.openxmlformats.org/drawingml/2006/main">
                   <a:graphicData uri="http://schemas.microsoft.com/office/word/2010/wordprocessingShape">
@@ -10543,12 +10416,12 @@
                       <wps:spPr>
                         <a:xfrm>
                           <a:off x="0" y="0"/>
-                          <a:ext cx="1233170" cy="654050"/>
+                          <a:ext cx="1333500" cy="641350"/>
                         </a:xfrm>
                         <a:prstGeom prst="wedgeRoundRectCallout">
                           <a:avLst>
-                            <a:gd name="adj1" fmla="val 1890"/>
-                            <a:gd name="adj2" fmla="val 73793"/>
+                            <a:gd name="adj1" fmla="val -66073"/>
+                            <a:gd name="adj2" fmla="val 49986"/>
                             <a:gd name="adj3" fmla="val 16667"/>
                           </a:avLst>
                         </a:prstGeom>
@@ -10591,13 +10464,14 @@
                                 <w:rFonts w:hint="eastAsia"/>
                                 <w:color w:val="0070C0"/>
                               </w:rPr>
-                              <w:t>③領域別正答率</w:t>
+                              <w:t>対象を切り替える</w:t>
                             </w:r>
                           </w:p>
                           <w:p>
                             <w:pPr>
                               <w:jc w:val="center"/>
                               <w:rPr>
+                                <w:rFonts w:hint="eastAsia"/>
                                 <w:color w:val="0070C0"/>
                               </w:rPr>
                             </w:pPr>
@@ -10606,7 +10480,7 @@
                                 <w:rFonts w:hint="eastAsia"/>
                                 <w:color w:val="0070C0"/>
                               </w:rPr>
-                              <w:t>チャート</w:t>
+                              <w:t>ことができます</w:t>
                             </w:r>
                           </w:p>
                         </w:txbxContent>
@@ -10631,7 +10505,7 @@
           </mc:Choice>
           <mc:Fallback>
             <w:pict>
-              <v:shape w14:anchorId="053CA480" id="_x0000_s1040" type="#_x0000_t62" style="position:absolute;left:0;text-align:left;margin-left:348.75pt;margin-top:2.6pt;width:97.1pt;height:51.5pt;z-index:251692032;visibility:visible;mso-wrap-style:square;mso-width-percent:0;mso-height-percent:0;mso-wrap-distance-left:9pt;mso-wrap-distance-top:0;mso-wrap-distance-right:9pt;mso-wrap-distance-bottom:0;mso-position-horizontal:absolute;mso-position-horizontal-relative:margin;mso-position-vertical:absolute;mso-position-vertical-relative:text;mso-width-percent:0;mso-height-percent:0;mso-width-relative:margin;mso-height-relative:margin;v-text-anchor:middle" o:gfxdata="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" adj="11208,26739" fillcolor="white [3212]" strokecolor="#0070c0" strokeweight="1.5pt">
+              <v:shape w14:anchorId="033EE2A8" id="_x0000_s1040" type="#_x0000_t62" style="position:absolute;left:0;text-align:left;margin-left:269.75pt;margin-top:37.2pt;width:105pt;height:50.5pt;z-index:251795456;visibility:visible;mso-wrap-style:square;mso-width-percent:0;mso-height-percent:0;mso-wrap-distance-left:9pt;mso-wrap-distance-top:0;mso-wrap-distance-right:9pt;mso-wrap-distance-bottom:0;mso-position-horizontal:absolute;mso-position-horizontal-relative:text;mso-position-vertical:absolute;mso-position-vertical-relative:text;mso-width-percent:0;mso-height-percent:0;mso-width-relative:margin;mso-height-relative:margin;v-text-anchor:middle" o:gfxdata="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" adj="-3472,21597" fillcolor="white [3212]" strokecolor="#0070c0" strokeweight="1.5pt">
                 <v:textbox>
                   <w:txbxContent>
                     <w:p>
@@ -10646,13 +10520,14 @@
                           <w:rFonts w:hint="eastAsia"/>
                           <w:color w:val="0070C0"/>
                         </w:rPr>
-                        <w:t>③領域別正答率</w:t>
+                        <w:t>対象を切り替える</w:t>
                       </w:r>
                     </w:p>
                     <w:p>
                       <w:pPr>
                         <w:jc w:val="center"/>
                         <w:rPr>
+                          <w:rFonts w:hint="eastAsia"/>
                           <w:color w:val="0070C0"/>
                         </w:rPr>
                       </w:pPr>
@@ -10661,1462 +10536,7 @@
                           <w:rFonts w:hint="eastAsia"/>
                           <w:color w:val="0070C0"/>
                         </w:rPr>
-                        <w:t>チャート</w:t>
-                      </w:r>
-                    </w:p>
-                  </w:txbxContent>
-                </v:textbox>
-                <w10:wrap anchorx="margin"/>
-              </v:shape>
-            </w:pict>
-          </mc:Fallback>
-        </mc:AlternateContent>
-      </w:r>
-      <w:r>
-        <w:rPr>
-          <w:rFonts w:ascii="ＭＳ 明朝" w:hAnsi="ＭＳ 明朝" w:hint="eastAsia"/>
-          <w:noProof/>
-        </w:rPr>
-        <mc:AlternateContent>
-          <mc:Choice Requires="wps">
-            <w:drawing>
-              <wp:anchor distT="0" distB="0" distL="114300" distR="114300" simplePos="0" relativeHeight="251687936" behindDoc="0" locked="0" layoutInCell="1" allowOverlap="1" wp14:anchorId="617B62E6" wp14:editId="36E33453">
-                <wp:simplePos x="0" y="0"/>
-                <wp:positionH relativeFrom="margin">
-                  <wp:align>center</wp:align>
-                </wp:positionH>
-                <wp:positionV relativeFrom="paragraph">
-                  <wp:posOffset>33972</wp:posOffset>
-                </wp:positionV>
-                <wp:extent cx="1233170" cy="654050"/>
-                <wp:effectExtent l="0" t="0" r="24130" b="184150"/>
-                <wp:wrapNone/>
-                <wp:docPr id="510969328" name="吹き出し: 角を丸めた四角形 5"/>
-                <wp:cNvGraphicFramePr/>
-                <a:graphic xmlns:a="http://schemas.openxmlformats.org/drawingml/2006/main">
-                  <a:graphicData uri="http://schemas.microsoft.com/office/word/2010/wordprocessingShape">
-                    <wps:wsp>
-                      <wps:cNvSpPr/>
-                      <wps:spPr>
-                        <a:xfrm>
-                          <a:off x="0" y="0"/>
-                          <a:ext cx="1233488" cy="654050"/>
-                        </a:xfrm>
-                        <a:prstGeom prst="wedgeRoundRectCallout">
-                          <a:avLst>
-                            <a:gd name="adj1" fmla="val 1890"/>
-                            <a:gd name="adj2" fmla="val 73793"/>
-                            <a:gd name="adj3" fmla="val 16667"/>
-                          </a:avLst>
-                        </a:prstGeom>
-                        <a:solidFill>
-                          <a:schemeClr val="bg1"/>
-                        </a:solidFill>
-                        <a:ln w="19050">
-                          <a:solidFill>
-                            <a:srgbClr val="0070C0"/>
-                          </a:solidFill>
-                        </a:ln>
-                      </wps:spPr>
-                      <wps:style>
-                        <a:lnRef idx="2">
-                          <a:schemeClr val="accent1">
-                            <a:shade val="15000"/>
-                          </a:schemeClr>
-                        </a:lnRef>
-                        <a:fillRef idx="1">
-                          <a:schemeClr val="accent1"/>
-                        </a:fillRef>
-                        <a:effectRef idx="0">
-                          <a:schemeClr val="accent1"/>
-                        </a:effectRef>
-                        <a:fontRef idx="minor">
-                          <a:schemeClr val="lt1"/>
-                        </a:fontRef>
-                      </wps:style>
-                      <wps:txbx>
-                        <w:txbxContent>
-                          <w:p>
-                            <w:pPr>
-                              <w:jc w:val="center"/>
-                              <w:rPr>
-                                <w:color w:val="0070C0"/>
-                              </w:rPr>
-                            </w:pPr>
-                            <w:r>
-                              <w:rPr>
-                                <w:rFonts w:hint="eastAsia"/>
-                                <w:color w:val="0070C0"/>
-                              </w:rPr>
-                              <w:t>②問題別正答率</w:t>
-                            </w:r>
-                          </w:p>
-                          <w:p>
-                            <w:pPr>
-                              <w:jc w:val="center"/>
-                              <w:rPr>
-                                <w:color w:val="0070C0"/>
-                              </w:rPr>
-                            </w:pPr>
-                            <w:r>
-                              <w:rPr>
-                                <w:rFonts w:hint="eastAsia"/>
-                                <w:color w:val="0070C0"/>
-                              </w:rPr>
-                              <w:t>チャート</w:t>
-                            </w:r>
-                          </w:p>
-                        </w:txbxContent>
-                      </wps:txbx>
-                      <wps:bodyPr rot="0" spcFirstLastPara="0" vertOverflow="overflow" horzOverflow="overflow" vert="horz" wrap="square" lIns="91440" tIns="45720" rIns="91440" bIns="45720" numCol="1" spcCol="0" rtlCol="0" fromWordArt="0" anchor="ctr" anchorCtr="0" forceAA="0" compatLnSpc="1">
-                        <a:prstTxWarp prst="textNoShape">
-                          <a:avLst/>
-                        </a:prstTxWarp>
-                        <a:noAutofit/>
-                      </wps:bodyPr>
-                    </wps:wsp>
-                  </a:graphicData>
-                </a:graphic>
-                <wp14:sizeRelH relativeFrom="margin">
-                  <wp14:pctWidth>0</wp14:pctWidth>
-                </wp14:sizeRelH>
-                <wp14:sizeRelV relativeFrom="margin">
-                  <wp14:pctHeight>0</wp14:pctHeight>
-                </wp14:sizeRelV>
-              </wp:anchor>
-            </w:drawing>
-          </mc:Choice>
-          <mc:Fallback>
-            <w:pict>
-              <v:shape w14:anchorId="617B62E6" id="_x0000_s1041" type="#_x0000_t62" style="position:absolute;left:0;text-align:left;margin-left:0;margin-top:2.65pt;width:97.1pt;height:51.5pt;z-index:251687936;visibility:visible;mso-wrap-style:square;mso-width-percent:0;mso-height-percent:0;mso-wrap-distance-left:9pt;mso-wrap-distance-top:0;mso-wrap-distance-right:9pt;mso-wrap-distance-bottom:0;mso-position-horizontal:center;mso-position-horizontal-relative:margin;mso-position-vertical:absolute;mso-position-vertical-relative:text;mso-width-percent:0;mso-height-percent:0;mso-width-relative:margin;mso-height-relative:margin;v-text-anchor:middle" o:gfxdata="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" adj="11208,26739" fillcolor="white [3212]" strokecolor="#0070c0" strokeweight="1.5pt">
-                <v:textbox>
-                  <w:txbxContent>
-                    <w:p>
-                      <w:pPr>
-                        <w:jc w:val="center"/>
-                        <w:rPr>
-                          <w:color w:val="0070C0"/>
-                        </w:rPr>
-                      </w:pPr>
-                      <w:r>
-                        <w:rPr>
-                          <w:rFonts w:hint="eastAsia"/>
-                          <w:color w:val="0070C0"/>
-                        </w:rPr>
-                        <w:t>②問題別正答率</w:t>
-                      </w:r>
-                    </w:p>
-                    <w:p>
-                      <w:pPr>
-                        <w:jc w:val="center"/>
-                        <w:rPr>
-                          <w:color w:val="0070C0"/>
-                        </w:rPr>
-                      </w:pPr>
-                      <w:r>
-                        <w:rPr>
-                          <w:rFonts w:hint="eastAsia"/>
-                          <w:color w:val="0070C0"/>
-                        </w:rPr>
-                        <w:t>チャート</w:t>
-                      </w:r>
-                    </w:p>
-                  </w:txbxContent>
-                </v:textbox>
-                <w10:wrap anchorx="margin"/>
-              </v:shape>
-            </w:pict>
-          </mc:Fallback>
-        </mc:AlternateContent>
-      </w:r>
-    </w:p>
-    <w:p>
-      <w:pPr>
-        <w:jc w:val="center"/>
-        <w:rPr>
-          <w:rFonts w:ascii="ＭＳ 明朝" w:hAnsi="ＭＳ 明朝"/>
-        </w:rPr>
-      </w:pPr>
-      <w:r>
-        <w:rPr>
-          <w:rFonts w:ascii="ＭＳ 明朝" w:hAnsi="ＭＳ 明朝" w:hint="eastAsia"/>
-          <w:noProof/>
-        </w:rPr>
-        <mc:AlternateContent>
-          <mc:Choice Requires="wps">
-            <w:drawing>
-              <wp:anchor distT="0" distB="0" distL="114300" distR="114300" simplePos="0" relativeHeight="251700224" behindDoc="0" locked="0" layoutInCell="1" allowOverlap="1" wp14:anchorId="4E968ACF" wp14:editId="6F9E3AC9">
-                <wp:simplePos x="0" y="0"/>
-                <wp:positionH relativeFrom="margin">
-                  <wp:posOffset>-305447</wp:posOffset>
-                </wp:positionH>
-                <wp:positionV relativeFrom="paragraph">
-                  <wp:posOffset>2419087</wp:posOffset>
-                </wp:positionV>
-                <wp:extent cx="1109345" cy="654050"/>
-                <wp:effectExtent l="0" t="0" r="186055" b="12700"/>
-                <wp:wrapNone/>
-                <wp:docPr id="196494839" name="吹き出し: 角を丸めた四角形 5"/>
-                <wp:cNvGraphicFramePr/>
-                <a:graphic xmlns:a="http://schemas.openxmlformats.org/drawingml/2006/main">
-                  <a:graphicData uri="http://schemas.microsoft.com/office/word/2010/wordprocessingShape">
-                    <wps:wsp>
-                      <wps:cNvSpPr/>
-                      <wps:spPr>
-                        <a:xfrm>
-                          <a:off x="0" y="0"/>
-                          <a:ext cx="1109345" cy="654050"/>
-                        </a:xfrm>
-                        <a:prstGeom prst="wedgeRoundRectCallout">
-                          <a:avLst>
-                            <a:gd name="adj1" fmla="val 63539"/>
-                            <a:gd name="adj2" fmla="val 5882"/>
-                            <a:gd name="adj3" fmla="val 16667"/>
-                          </a:avLst>
-                        </a:prstGeom>
-                        <a:solidFill>
-                          <a:schemeClr val="bg1"/>
-                        </a:solidFill>
-                        <a:ln w="19050">
-                          <a:solidFill>
-                            <a:srgbClr val="0070C0"/>
-                          </a:solidFill>
-                        </a:ln>
-                      </wps:spPr>
-                      <wps:style>
-                        <a:lnRef idx="2">
-                          <a:schemeClr val="accent1">
-                            <a:shade val="15000"/>
-                          </a:schemeClr>
-                        </a:lnRef>
-                        <a:fillRef idx="1">
-                          <a:schemeClr val="accent1"/>
-                        </a:fillRef>
-                        <a:effectRef idx="0">
-                          <a:schemeClr val="accent1"/>
-                        </a:effectRef>
-                        <a:fontRef idx="minor">
-                          <a:schemeClr val="lt1"/>
-                        </a:fontRef>
-                      </wps:style>
-                      <wps:txbx>
-                        <w:txbxContent>
-                          <w:p>
-                            <w:pPr>
-                              <w:jc w:val="center"/>
-                              <w:rPr>
-                                <w:color w:val="0070C0"/>
-                              </w:rPr>
-                            </w:pPr>
-                            <w:r>
-                              <w:rPr>
-                                <w:rFonts w:hint="eastAsia"/>
-                                <w:color w:val="0070C0"/>
-                              </w:rPr>
-                              <w:t>⑤正答数分布</w:t>
-                            </w:r>
-                          </w:p>
-                          <w:p>
-                            <w:pPr>
-                              <w:jc w:val="center"/>
-                              <w:rPr>
-                                <w:color w:val="0070C0"/>
-                              </w:rPr>
-                            </w:pPr>
-                            <w:r>
-                              <w:rPr>
-                                <w:rFonts w:hint="eastAsia"/>
-                                <w:color w:val="0070C0"/>
-                              </w:rPr>
-                              <w:t>（箱ひげ図）</w:t>
-                            </w:r>
-                          </w:p>
-                        </w:txbxContent>
-                      </wps:txbx>
-                      <wps:bodyPr rot="0" spcFirstLastPara="0" vertOverflow="overflow" horzOverflow="overflow" vert="horz" wrap="square" lIns="91440" tIns="45720" rIns="91440" bIns="45720" numCol="1" spcCol="0" rtlCol="0" fromWordArt="0" anchor="ctr" anchorCtr="0" forceAA="0" compatLnSpc="1">
-                        <a:prstTxWarp prst="textNoShape">
-                          <a:avLst/>
-                        </a:prstTxWarp>
-                        <a:noAutofit/>
-                      </wps:bodyPr>
-                    </wps:wsp>
-                  </a:graphicData>
-                </a:graphic>
-                <wp14:sizeRelH relativeFrom="margin">
-                  <wp14:pctWidth>0</wp14:pctWidth>
-                </wp14:sizeRelH>
-                <wp14:sizeRelV relativeFrom="margin">
-                  <wp14:pctHeight>0</wp14:pctHeight>
-                </wp14:sizeRelV>
-              </wp:anchor>
-            </w:drawing>
-          </mc:Choice>
-          <mc:Fallback>
-            <w:pict>
-              <v:shape w14:anchorId="4E968ACF" id="_x0000_s1042" type="#_x0000_t62" style="position:absolute;left:0;text-align:left;margin-left:-24.05pt;margin-top:190.5pt;width:87.35pt;height:51.5pt;z-index:251700224;visibility:visible;mso-wrap-style:square;mso-width-percent:0;mso-height-percent:0;mso-wrap-distance-left:9pt;mso-wrap-distance-top:0;mso-wrap-distance-right:9pt;mso-wrap-distance-bottom:0;mso-position-horizontal:absolute;mso-position-horizontal-relative:margin;mso-position-vertical:absolute;mso-position-vertical-relative:text;mso-width-percent:0;mso-height-percent:0;mso-width-relative:margin;mso-height-relative:margin;v-text-anchor:middle" o:gfxdata="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" adj="24524,12071" fillcolor="white [3212]" strokecolor="#0070c0" strokeweight="1.5pt">
-                <v:textbox>
-                  <w:txbxContent>
-                    <w:p>
-                      <w:pPr>
-                        <w:jc w:val="center"/>
-                        <w:rPr>
-                          <w:color w:val="0070C0"/>
-                        </w:rPr>
-                      </w:pPr>
-                      <w:r>
-                        <w:rPr>
-                          <w:rFonts w:hint="eastAsia"/>
-                          <w:color w:val="0070C0"/>
-                        </w:rPr>
-                        <w:t>⑤正答数分布</w:t>
-                      </w:r>
-                    </w:p>
-                    <w:p>
-                      <w:pPr>
-                        <w:jc w:val="center"/>
-                        <w:rPr>
-                          <w:color w:val="0070C0"/>
-                        </w:rPr>
-                      </w:pPr>
-                      <w:r>
-                        <w:rPr>
-                          <w:rFonts w:hint="eastAsia"/>
-                          <w:color w:val="0070C0"/>
-                        </w:rPr>
-                        <w:t>（箱ひげ図）</w:t>
-                      </w:r>
-                    </w:p>
-                  </w:txbxContent>
-                </v:textbox>
-                <w10:wrap anchorx="margin"/>
-              </v:shape>
-            </w:pict>
-          </mc:Fallback>
-        </mc:AlternateContent>
-      </w:r>
-      <w:r>
-        <w:rPr>
-          <w:rFonts w:ascii="ＭＳ 明朝" w:hAnsi="ＭＳ 明朝" w:hint="eastAsia"/>
-          <w:noProof/>
-        </w:rPr>
-        <mc:AlternateContent>
-          <mc:Choice Requires="wps">
-            <w:drawing>
-              <wp:anchor distT="0" distB="0" distL="114300" distR="114300" simplePos="0" relativeHeight="251708416" behindDoc="0" locked="0" layoutInCell="1" allowOverlap="1" wp14:anchorId="6AB132E4" wp14:editId="1F55DEDF">
-                <wp:simplePos x="0" y="0"/>
-                <wp:positionH relativeFrom="margin">
-                  <wp:posOffset>5450457</wp:posOffset>
-                </wp:positionH>
-                <wp:positionV relativeFrom="paragraph">
-                  <wp:posOffset>2281423</wp:posOffset>
-                </wp:positionV>
-                <wp:extent cx="965835" cy="654050"/>
-                <wp:effectExtent l="133350" t="0" r="24765" b="12700"/>
-                <wp:wrapNone/>
-                <wp:docPr id="936483789" name="吹き出し: 角を丸めた四角形 5"/>
-                <wp:cNvGraphicFramePr/>
-                <a:graphic xmlns:a="http://schemas.openxmlformats.org/drawingml/2006/main">
-                  <a:graphicData uri="http://schemas.microsoft.com/office/word/2010/wordprocessingShape">
-                    <wps:wsp>
-                      <wps:cNvSpPr/>
-                      <wps:spPr>
-                        <a:xfrm>
-                          <a:off x="0" y="0"/>
-                          <a:ext cx="965835" cy="654050"/>
-                        </a:xfrm>
-                        <a:prstGeom prst="wedgeRoundRectCallout">
-                          <a:avLst>
-                            <a:gd name="adj1" fmla="val -61290"/>
-                            <a:gd name="adj2" fmla="val 28950"/>
-                            <a:gd name="adj3" fmla="val 16667"/>
-                          </a:avLst>
-                        </a:prstGeom>
-                        <a:solidFill>
-                          <a:schemeClr val="bg1"/>
-                        </a:solidFill>
-                        <a:ln w="19050">
-                          <a:solidFill>
-                            <a:srgbClr val="0070C0"/>
-                          </a:solidFill>
-                        </a:ln>
-                      </wps:spPr>
-                      <wps:style>
-                        <a:lnRef idx="2">
-                          <a:schemeClr val="accent1">
-                            <a:shade val="15000"/>
-                          </a:schemeClr>
-                        </a:lnRef>
-                        <a:fillRef idx="1">
-                          <a:schemeClr val="accent1"/>
-                        </a:fillRef>
-                        <a:effectRef idx="0">
-                          <a:schemeClr val="accent1"/>
-                        </a:effectRef>
-                        <a:fontRef idx="minor">
-                          <a:schemeClr val="lt1"/>
-                        </a:fontRef>
-                      </wps:style>
-                      <wps:txbx>
-                        <w:txbxContent>
-                          <w:p>
-                            <w:pPr>
-                              <w:jc w:val="center"/>
-                              <w:rPr>
-                                <w:color w:val="0070C0"/>
-                              </w:rPr>
-                            </w:pPr>
-                            <w:r>
-                              <w:rPr>
-                                <w:rFonts w:hint="eastAsia"/>
-                                <w:color w:val="0070C0"/>
-                              </w:rPr>
-                              <w:t>⑦クラス毎</w:t>
-                            </w:r>
-                          </w:p>
-                          <w:p>
-                            <w:pPr>
-                              <w:jc w:val="center"/>
-                              <w:rPr>
-                                <w:color w:val="0070C0"/>
-                              </w:rPr>
-                            </w:pPr>
-                            <w:r>
-                              <w:rPr>
-                                <w:rFonts w:hint="eastAsia"/>
-                                <w:color w:val="0070C0"/>
-                              </w:rPr>
-                              <w:t>平均正答率</w:t>
-                            </w:r>
-                          </w:p>
-                        </w:txbxContent>
-                      </wps:txbx>
-                      <wps:bodyPr rot="0" spcFirstLastPara="0" vertOverflow="overflow" horzOverflow="overflow" vert="horz" wrap="square" lIns="91440" tIns="45720" rIns="91440" bIns="45720" numCol="1" spcCol="0" rtlCol="0" fromWordArt="0" anchor="ctr" anchorCtr="0" forceAA="0" compatLnSpc="1">
-                        <a:prstTxWarp prst="textNoShape">
-                          <a:avLst/>
-                        </a:prstTxWarp>
-                        <a:noAutofit/>
-                      </wps:bodyPr>
-                    </wps:wsp>
-                  </a:graphicData>
-                </a:graphic>
-                <wp14:sizeRelH relativeFrom="margin">
-                  <wp14:pctWidth>0</wp14:pctWidth>
-                </wp14:sizeRelH>
-                <wp14:sizeRelV relativeFrom="margin">
-                  <wp14:pctHeight>0</wp14:pctHeight>
-                </wp14:sizeRelV>
-              </wp:anchor>
-            </w:drawing>
-          </mc:Choice>
-          <mc:Fallback>
-            <w:pict>
-              <v:shape w14:anchorId="6AB132E4" id="_x0000_s1043" type="#_x0000_t62" style="position:absolute;left:0;text-align:left;margin-left:429.15pt;margin-top:179.65pt;width:76.05pt;height:51.5pt;z-index:251708416;visibility:visible;mso-wrap-style:square;mso-width-percent:0;mso-height-percent:0;mso-wrap-distance-left:9pt;mso-wrap-distance-top:0;mso-wrap-distance-right:9pt;mso-wrap-distance-bottom:0;mso-position-horizontal:absolute;mso-position-horizontal-relative:margin;mso-position-vertical:absolute;mso-position-vertical-relative:text;mso-width-percent:0;mso-height-percent:0;mso-width-relative:margin;mso-height-relative:margin;v-text-anchor:middle" o:gfxdata="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" adj="-2439,17053" fillcolor="white [3212]" strokecolor="#0070c0" strokeweight="1.5pt">
-                <v:textbox>
-                  <w:txbxContent>
-                    <w:p>
-                      <w:pPr>
-                        <w:jc w:val="center"/>
-                        <w:rPr>
-                          <w:color w:val="0070C0"/>
-                        </w:rPr>
-                      </w:pPr>
-                      <w:r>
-                        <w:rPr>
-                          <w:rFonts w:hint="eastAsia"/>
-                          <w:color w:val="0070C0"/>
-                        </w:rPr>
-                        <w:t>⑦クラス毎</w:t>
-                      </w:r>
-                    </w:p>
-                    <w:p>
-                      <w:pPr>
-                        <w:jc w:val="center"/>
-                        <w:rPr>
-                          <w:color w:val="0070C0"/>
-                        </w:rPr>
-                      </w:pPr>
-                      <w:r>
-                        <w:rPr>
-                          <w:rFonts w:hint="eastAsia"/>
-                          <w:color w:val="0070C0"/>
-                        </w:rPr>
-                        <w:t>平均正答率</w:t>
-                      </w:r>
-                    </w:p>
-                  </w:txbxContent>
-                </v:textbox>
-                <w10:wrap anchorx="margin"/>
-              </v:shape>
-            </w:pict>
-          </mc:Fallback>
-        </mc:AlternateContent>
-      </w:r>
-      <w:r>
-        <w:rPr>
-          <w:rFonts w:ascii="ＭＳ 明朝" w:hAnsi="ＭＳ 明朝"/>
-          <w:noProof/>
-        </w:rPr>
-        <mc:AlternateContent>
-          <mc:Choice Requires="wps">
-            <w:drawing>
-              <wp:anchor distT="0" distB="0" distL="114300" distR="114300" simplePos="0" relativeHeight="251706368" behindDoc="0" locked="0" layoutInCell="1" allowOverlap="1" wp14:anchorId="6C21646F" wp14:editId="48672000">
-                <wp:simplePos x="0" y="0"/>
-                <wp:positionH relativeFrom="column">
-                  <wp:posOffset>3891950</wp:posOffset>
-                </wp:positionH>
-                <wp:positionV relativeFrom="paragraph">
-                  <wp:posOffset>2597725</wp:posOffset>
-                </wp:positionV>
-                <wp:extent cx="1511731" cy="483079"/>
-                <wp:effectExtent l="0" t="0" r="12700" b="12700"/>
-                <wp:wrapNone/>
-                <wp:docPr id="1863733152" name="四角形: 角を丸くする 7"/>
-                <wp:cNvGraphicFramePr/>
-                <a:graphic xmlns:a="http://schemas.openxmlformats.org/drawingml/2006/main">
-                  <a:graphicData uri="http://schemas.microsoft.com/office/word/2010/wordprocessingShape">
-                    <wps:wsp>
-                      <wps:cNvSpPr/>
-                      <wps:spPr>
-                        <a:xfrm>
-                          <a:off x="0" y="0"/>
-                          <a:ext cx="1511731" cy="483079"/>
-                        </a:xfrm>
-                        <a:prstGeom prst="roundRect">
-                          <a:avLst/>
-                        </a:prstGeom>
-                        <a:noFill/>
-                        <a:ln w="19050">
-                          <a:solidFill>
-                            <a:srgbClr val="0070C0"/>
-                          </a:solidFill>
-                          <a:prstDash val="sysDash"/>
-                        </a:ln>
-                      </wps:spPr>
-                      <wps:style>
-                        <a:lnRef idx="2">
-                          <a:schemeClr val="accent1">
-                            <a:shade val="15000"/>
-                          </a:schemeClr>
-                        </a:lnRef>
-                        <a:fillRef idx="1">
-                          <a:schemeClr val="accent1"/>
-                        </a:fillRef>
-                        <a:effectRef idx="0">
-                          <a:schemeClr val="accent1"/>
-                        </a:effectRef>
-                        <a:fontRef idx="minor">
-                          <a:schemeClr val="lt1"/>
-                        </a:fontRef>
-                      </wps:style>
-                      <wps:bodyPr rot="0" spcFirstLastPara="0" vertOverflow="overflow" horzOverflow="overflow" vert="horz" wrap="square" lIns="91440" tIns="45720" rIns="91440" bIns="45720" numCol="1" spcCol="0" rtlCol="0" fromWordArt="0" anchor="ctr" anchorCtr="0" forceAA="0" compatLnSpc="1">
-                        <a:prstTxWarp prst="textNoShape">
-                          <a:avLst/>
-                        </a:prstTxWarp>
-                        <a:noAutofit/>
-                      </wps:bodyPr>
-                    </wps:wsp>
-                  </a:graphicData>
-                </a:graphic>
-                <wp14:sizeRelH relativeFrom="margin">
-                  <wp14:pctWidth>0</wp14:pctWidth>
-                </wp14:sizeRelH>
-                <wp14:sizeRelV relativeFrom="margin">
-                  <wp14:pctHeight>0</wp14:pctHeight>
-                </wp14:sizeRelV>
-              </wp:anchor>
-            </w:drawing>
-          </mc:Choice>
-          <mc:Fallback>
-            <w:pict>
-              <v:roundrect w14:anchorId="0DC815AB" id="四角形: 角を丸くする 7" o:spid="_x0000_s1026" style="position:absolute;margin-left:306.45pt;margin-top:204.55pt;width:119.05pt;height:38.05pt;z-index:251706368;visibility:visible;mso-wrap-style:square;mso-width-percent:0;mso-height-percent:0;mso-wrap-distance-left:9pt;mso-wrap-distance-top:0;mso-wrap-distance-right:9pt;mso-wrap-distance-bottom:0;mso-position-horizontal:absolute;mso-position-horizontal-relative:text;mso-position-vertical:absolute;mso-position-vertical-relative:text;mso-width-percent:0;mso-height-percent:0;mso-width-relative:margin;mso-height-relative:margin;v-text-anchor:middle" arcsize="10923f" o:gfxdata="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" filled="f" strokecolor="#0070c0" strokeweight="1.5pt">
-                <v:stroke dashstyle="3 1" joinstyle="miter"/>
-              </v:roundrect>
-            </w:pict>
-          </mc:Fallback>
-        </mc:AlternateContent>
-      </w:r>
-      <w:r>
-        <w:rPr>
-          <w:rFonts w:ascii="ＭＳ 明朝" w:hAnsi="ＭＳ 明朝" w:hint="eastAsia"/>
-          <w:noProof/>
-        </w:rPr>
-        <mc:AlternateContent>
-          <mc:Choice Requires="wps">
-            <w:drawing>
-              <wp:anchor distT="0" distB="0" distL="114300" distR="114300" simplePos="0" relativeHeight="251704320" behindDoc="0" locked="0" layoutInCell="1" allowOverlap="1" wp14:anchorId="02E61364" wp14:editId="7CE8049D">
-                <wp:simplePos x="0" y="0"/>
-                <wp:positionH relativeFrom="margin">
-                  <wp:posOffset>4898366</wp:posOffset>
-                </wp:positionH>
-                <wp:positionV relativeFrom="paragraph">
-                  <wp:posOffset>1148487</wp:posOffset>
-                </wp:positionV>
-                <wp:extent cx="1485900" cy="654050"/>
-                <wp:effectExtent l="0" t="0" r="19050" b="146050"/>
-                <wp:wrapNone/>
-                <wp:docPr id="60753934" name="吹き出し: 角を丸めた四角形 5"/>
-                <wp:cNvGraphicFramePr/>
-                <a:graphic xmlns:a="http://schemas.openxmlformats.org/drawingml/2006/main">
-                  <a:graphicData uri="http://schemas.microsoft.com/office/word/2010/wordprocessingShape">
-                    <wps:wsp>
-                      <wps:cNvSpPr/>
-                      <wps:spPr>
-                        <a:xfrm>
-                          <a:off x="0" y="0"/>
-                          <a:ext cx="1485900" cy="654050"/>
-                        </a:xfrm>
-                        <a:prstGeom prst="wedgeRoundRectCallout">
-                          <a:avLst>
-                            <a:gd name="adj1" fmla="val -38068"/>
-                            <a:gd name="adj2" fmla="val 69397"/>
-                            <a:gd name="adj3" fmla="val 16667"/>
-                          </a:avLst>
-                        </a:prstGeom>
-                        <a:solidFill>
-                          <a:schemeClr val="bg1"/>
-                        </a:solidFill>
-                        <a:ln w="19050">
-                          <a:solidFill>
-                            <a:srgbClr val="0070C0"/>
-                          </a:solidFill>
-                        </a:ln>
-                      </wps:spPr>
-                      <wps:style>
-                        <a:lnRef idx="2">
-                          <a:schemeClr val="accent1">
-                            <a:shade val="15000"/>
-                          </a:schemeClr>
-                        </a:lnRef>
-                        <a:fillRef idx="1">
-                          <a:schemeClr val="accent1"/>
-                        </a:fillRef>
-                        <a:effectRef idx="0">
-                          <a:schemeClr val="accent1"/>
-                        </a:effectRef>
-                        <a:fontRef idx="minor">
-                          <a:schemeClr val="lt1"/>
-                        </a:fontRef>
-                      </wps:style>
-                      <wps:txbx>
-                        <w:txbxContent>
-                          <w:p>
-                            <w:pPr>
-                              <w:jc w:val="center"/>
-                              <w:rPr>
-                                <w:color w:val="0070C0"/>
-                              </w:rPr>
-                            </w:pPr>
-                            <w:r>
-                              <w:rPr>
-                                <w:rFonts w:hint="eastAsia"/>
-                                <w:color w:val="0070C0"/>
-                              </w:rPr>
-                              <w:t>⑥県四分位に対する</w:t>
-                            </w:r>
-                          </w:p>
-                          <w:p>
-                            <w:pPr>
-                              <w:jc w:val="center"/>
-                              <w:rPr>
-                                <w:color w:val="0070C0"/>
-                              </w:rPr>
-                            </w:pPr>
-                            <w:r>
-                              <w:rPr>
-                                <w:rFonts w:hint="eastAsia"/>
-                                <w:color w:val="0070C0"/>
-                              </w:rPr>
-                              <w:t>学校の分布</w:t>
-                            </w:r>
-                          </w:p>
-                        </w:txbxContent>
-                      </wps:txbx>
-                      <wps:bodyPr rot="0" spcFirstLastPara="0" vertOverflow="overflow" horzOverflow="overflow" vert="horz" wrap="square" lIns="91440" tIns="45720" rIns="91440" bIns="45720" numCol="1" spcCol="0" rtlCol="0" fromWordArt="0" anchor="ctr" anchorCtr="0" forceAA="0" compatLnSpc="1">
-                        <a:prstTxWarp prst="textNoShape">
-                          <a:avLst/>
-                        </a:prstTxWarp>
-                        <a:noAutofit/>
-                      </wps:bodyPr>
-                    </wps:wsp>
-                  </a:graphicData>
-                </a:graphic>
-                <wp14:sizeRelH relativeFrom="margin">
-                  <wp14:pctWidth>0</wp14:pctWidth>
-                </wp14:sizeRelH>
-                <wp14:sizeRelV relativeFrom="margin">
-                  <wp14:pctHeight>0</wp14:pctHeight>
-                </wp14:sizeRelV>
-              </wp:anchor>
-            </w:drawing>
-          </mc:Choice>
-          <mc:Fallback>
-            <w:pict>
-              <v:shape w14:anchorId="02E61364" id="_x0000_s1044" type="#_x0000_t62" style="position:absolute;left:0;text-align:left;margin-left:385.7pt;margin-top:90.45pt;width:117pt;height:51.5pt;z-index:251704320;visibility:visible;mso-wrap-style:square;mso-width-percent:0;mso-height-percent:0;mso-wrap-distance-left:9pt;mso-wrap-distance-top:0;mso-wrap-distance-right:9pt;mso-wrap-distance-bottom:0;mso-position-horizontal:absolute;mso-position-horizontal-relative:margin;mso-position-vertical:absolute;mso-position-vertical-relative:text;mso-width-percent:0;mso-height-percent:0;mso-width-relative:margin;mso-height-relative:margin;v-text-anchor:middle" o:gfxdata="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" adj="2577,25790" fillcolor="white [3212]" strokecolor="#0070c0" strokeweight="1.5pt">
-                <v:textbox>
-                  <w:txbxContent>
-                    <w:p>
-                      <w:pPr>
-                        <w:jc w:val="center"/>
-                        <w:rPr>
-                          <w:color w:val="0070C0"/>
-                        </w:rPr>
-                      </w:pPr>
-                      <w:r>
-                        <w:rPr>
-                          <w:rFonts w:hint="eastAsia"/>
-                          <w:color w:val="0070C0"/>
-                        </w:rPr>
-                        <w:t>⑥県四分位に対する</w:t>
-                      </w:r>
-                    </w:p>
-                    <w:p>
-                      <w:pPr>
-                        <w:jc w:val="center"/>
-                        <w:rPr>
-                          <w:color w:val="0070C0"/>
-                        </w:rPr>
-                      </w:pPr>
-                      <w:r>
-                        <w:rPr>
-                          <w:rFonts w:hint="eastAsia"/>
-                          <w:color w:val="0070C0"/>
-                        </w:rPr>
-                        <w:t>学校の分布</w:t>
-                      </w:r>
-                    </w:p>
-                  </w:txbxContent>
-                </v:textbox>
-                <w10:wrap anchorx="margin"/>
-              </v:shape>
-            </w:pict>
-          </mc:Fallback>
-        </mc:AlternateContent>
-      </w:r>
-      <w:r>
-        <w:rPr>
-          <w:rFonts w:ascii="ＭＳ 明朝" w:hAnsi="ＭＳ 明朝"/>
-          <w:noProof/>
-        </w:rPr>
-        <mc:AlternateContent>
-          <mc:Choice Requires="wps">
-            <w:drawing>
-              <wp:anchor distT="0" distB="0" distL="114300" distR="114300" simplePos="0" relativeHeight="251702272" behindDoc="0" locked="0" layoutInCell="1" allowOverlap="1" wp14:anchorId="7CC20FEE" wp14:editId="5EE26206">
-                <wp:simplePos x="0" y="0"/>
-                <wp:positionH relativeFrom="page">
-                  <wp:posOffset>4572000</wp:posOffset>
-                </wp:positionH>
-                <wp:positionV relativeFrom="paragraph">
-                  <wp:posOffset>1775340</wp:posOffset>
-                </wp:positionV>
-                <wp:extent cx="1518249" cy="760562"/>
-                <wp:effectExtent l="0" t="0" r="25400" b="20955"/>
-                <wp:wrapNone/>
-                <wp:docPr id="675963575" name="四角形: 角を丸くする 7"/>
-                <wp:cNvGraphicFramePr/>
-                <a:graphic xmlns:a="http://schemas.openxmlformats.org/drawingml/2006/main">
-                  <a:graphicData uri="http://schemas.microsoft.com/office/word/2010/wordprocessingShape">
-                    <wps:wsp>
-                      <wps:cNvSpPr/>
-                      <wps:spPr>
-                        <a:xfrm>
-                          <a:off x="0" y="0"/>
-                          <a:ext cx="1518249" cy="760562"/>
-                        </a:xfrm>
-                        <a:prstGeom prst="roundRect">
-                          <a:avLst/>
-                        </a:prstGeom>
-                        <a:noFill/>
-                        <a:ln w="19050">
-                          <a:solidFill>
-                            <a:srgbClr val="0070C0"/>
-                          </a:solidFill>
-                          <a:prstDash val="sysDash"/>
-                        </a:ln>
-                      </wps:spPr>
-                      <wps:style>
-                        <a:lnRef idx="2">
-                          <a:schemeClr val="accent1">
-                            <a:shade val="15000"/>
-                          </a:schemeClr>
-                        </a:lnRef>
-                        <a:fillRef idx="1">
-                          <a:schemeClr val="accent1"/>
-                        </a:fillRef>
-                        <a:effectRef idx="0">
-                          <a:schemeClr val="accent1"/>
-                        </a:effectRef>
-                        <a:fontRef idx="minor">
-                          <a:schemeClr val="lt1"/>
-                        </a:fontRef>
-                      </wps:style>
-                      <wps:bodyPr rot="0" spcFirstLastPara="0" vertOverflow="overflow" horzOverflow="overflow" vert="horz" wrap="square" lIns="91440" tIns="45720" rIns="91440" bIns="45720" numCol="1" spcCol="0" rtlCol="0" fromWordArt="0" anchor="ctr" anchorCtr="0" forceAA="0" compatLnSpc="1">
-                        <a:prstTxWarp prst="textNoShape">
-                          <a:avLst/>
-                        </a:prstTxWarp>
-                        <a:noAutofit/>
-                      </wps:bodyPr>
-                    </wps:wsp>
-                  </a:graphicData>
-                </a:graphic>
-                <wp14:sizeRelH relativeFrom="margin">
-                  <wp14:pctWidth>0</wp14:pctWidth>
-                </wp14:sizeRelH>
-                <wp14:sizeRelV relativeFrom="margin">
-                  <wp14:pctHeight>0</wp14:pctHeight>
-                </wp14:sizeRelV>
-              </wp:anchor>
-            </w:drawing>
-          </mc:Choice>
-          <mc:Fallback>
-            <w:pict>
-              <v:roundrect w14:anchorId="6CE7885E" id="四角形: 角を丸くする 7" o:spid="_x0000_s1026" style="position:absolute;margin-left:5in;margin-top:139.8pt;width:119.55pt;height:59.9pt;z-index:251702272;visibility:visible;mso-wrap-style:square;mso-width-percent:0;mso-height-percent:0;mso-wrap-distance-left:9pt;mso-wrap-distance-top:0;mso-wrap-distance-right:9pt;mso-wrap-distance-bottom:0;mso-position-horizontal:absolute;mso-position-horizontal-relative:page;mso-position-vertical:absolute;mso-position-vertical-relative:text;mso-width-percent:0;mso-height-percent:0;mso-width-relative:margin;mso-height-relative:margin;v-text-anchor:middle" arcsize="10923f" o:gfxdata="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" filled="f" strokecolor="#0070c0" strokeweight="1.5pt">
-                <v:stroke dashstyle="3 1" joinstyle="miter"/>
-                <w10:wrap anchorx="page"/>
-              </v:roundrect>
-            </w:pict>
-          </mc:Fallback>
-        </mc:AlternateContent>
-      </w:r>
-      <w:r>
-        <w:rPr>
-          <w:rFonts w:ascii="ＭＳ 明朝" w:hAnsi="ＭＳ 明朝"/>
-          <w:noProof/>
-        </w:rPr>
-        <mc:AlternateContent>
-          <mc:Choice Requires="wps">
-            <w:drawing>
-              <wp:anchor distT="0" distB="0" distL="114300" distR="114300" simplePos="0" relativeHeight="251698176" behindDoc="0" locked="0" layoutInCell="1" allowOverlap="1" wp14:anchorId="2DB1D953" wp14:editId="102C93DD">
-                <wp:simplePos x="0" y="0"/>
-                <wp:positionH relativeFrom="column">
-                  <wp:posOffset>832449</wp:posOffset>
-                </wp:positionH>
-                <wp:positionV relativeFrom="paragraph">
-                  <wp:posOffset>2609227</wp:posOffset>
-                </wp:positionV>
-                <wp:extent cx="2967037" cy="483079"/>
-                <wp:effectExtent l="0" t="0" r="24130" b="12700"/>
-                <wp:wrapNone/>
-                <wp:docPr id="1019591883" name="四角形: 角を丸くする 7"/>
-                <wp:cNvGraphicFramePr/>
-                <a:graphic xmlns:a="http://schemas.openxmlformats.org/drawingml/2006/main">
-                  <a:graphicData uri="http://schemas.microsoft.com/office/word/2010/wordprocessingShape">
-                    <wps:wsp>
-                      <wps:cNvSpPr/>
-                      <wps:spPr>
-                        <a:xfrm>
-                          <a:off x="0" y="0"/>
-                          <a:ext cx="2967037" cy="483079"/>
-                        </a:xfrm>
-                        <a:prstGeom prst="roundRect">
-                          <a:avLst/>
-                        </a:prstGeom>
-                        <a:noFill/>
-                        <a:ln w="19050">
-                          <a:solidFill>
-                            <a:srgbClr val="0070C0"/>
-                          </a:solidFill>
-                          <a:prstDash val="sysDash"/>
-                        </a:ln>
-                      </wps:spPr>
-                      <wps:style>
-                        <a:lnRef idx="2">
-                          <a:schemeClr val="accent1">
-                            <a:shade val="15000"/>
-                          </a:schemeClr>
-                        </a:lnRef>
-                        <a:fillRef idx="1">
-                          <a:schemeClr val="accent1"/>
-                        </a:fillRef>
-                        <a:effectRef idx="0">
-                          <a:schemeClr val="accent1"/>
-                        </a:effectRef>
-                        <a:fontRef idx="minor">
-                          <a:schemeClr val="lt1"/>
-                        </a:fontRef>
-                      </wps:style>
-                      <wps:bodyPr rot="0" spcFirstLastPara="0" vertOverflow="overflow" horzOverflow="overflow" vert="horz" wrap="square" lIns="91440" tIns="45720" rIns="91440" bIns="45720" numCol="1" spcCol="0" rtlCol="0" fromWordArt="0" anchor="ctr" anchorCtr="0" forceAA="0" compatLnSpc="1">
-                        <a:prstTxWarp prst="textNoShape">
-                          <a:avLst/>
-                        </a:prstTxWarp>
-                        <a:noAutofit/>
-                      </wps:bodyPr>
-                    </wps:wsp>
-                  </a:graphicData>
-                </a:graphic>
-                <wp14:sizeRelH relativeFrom="margin">
-                  <wp14:pctWidth>0</wp14:pctWidth>
-                </wp14:sizeRelH>
-                <wp14:sizeRelV relativeFrom="margin">
-                  <wp14:pctHeight>0</wp14:pctHeight>
-                </wp14:sizeRelV>
-              </wp:anchor>
-            </w:drawing>
-          </mc:Choice>
-          <mc:Fallback>
-            <w:pict>
-              <v:roundrect w14:anchorId="56CC94F0" id="四角形: 角を丸くする 7" o:spid="_x0000_s1026" style="position:absolute;margin-left:65.55pt;margin-top:205.45pt;width:233.6pt;height:38.05pt;z-index:251698176;visibility:visible;mso-wrap-style:square;mso-width-percent:0;mso-height-percent:0;mso-wrap-distance-left:9pt;mso-wrap-distance-top:0;mso-wrap-distance-right:9pt;mso-wrap-distance-bottom:0;mso-position-horizontal:absolute;mso-position-horizontal-relative:text;mso-position-vertical:absolute;mso-position-vertical-relative:text;mso-width-percent:0;mso-height-percent:0;mso-width-relative:margin;mso-height-relative:margin;v-text-anchor:middle" arcsize="10923f" o:gfxdata="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" filled="f" strokecolor="#0070c0" strokeweight="1.5pt">
-                <v:stroke dashstyle="3 1" joinstyle="miter"/>
-              </v:roundrect>
-            </w:pict>
-          </mc:Fallback>
-        </mc:AlternateContent>
-      </w:r>
-      <w:r>
-        <w:rPr>
-          <w:rFonts w:ascii="ＭＳ 明朝" w:hAnsi="ＭＳ 明朝" w:hint="eastAsia"/>
-          <w:noProof/>
-        </w:rPr>
-        <mc:AlternateContent>
-          <mc:Choice Requires="wps">
-            <w:drawing>
-              <wp:anchor distT="0" distB="0" distL="114300" distR="114300" simplePos="0" relativeHeight="251696128" behindDoc="0" locked="0" layoutInCell="1" allowOverlap="1" wp14:anchorId="3237F552" wp14:editId="4A453283">
-                <wp:simplePos x="0" y="0"/>
-                <wp:positionH relativeFrom="margin">
-                  <wp:posOffset>-276045</wp:posOffset>
-                </wp:positionH>
-                <wp:positionV relativeFrom="paragraph">
-                  <wp:posOffset>1838061</wp:posOffset>
-                </wp:positionV>
-                <wp:extent cx="1109663" cy="878840"/>
-                <wp:effectExtent l="0" t="0" r="224155" b="12700"/>
-                <wp:wrapNone/>
-                <wp:docPr id="2052049340" name="吹き出し: 角を丸めた四角形 5"/>
-                <wp:cNvGraphicFramePr/>
-                <a:graphic xmlns:a="http://schemas.openxmlformats.org/drawingml/2006/main">
-                  <a:graphicData uri="http://schemas.microsoft.com/office/word/2010/wordprocessingShape">
-                    <wps:wsp>
-                      <wps:cNvSpPr/>
-                      <wps:spPr>
-                        <a:xfrm>
-                          <a:off x="0" y="0"/>
-                          <a:ext cx="1109663" cy="878840"/>
-                        </a:xfrm>
-                        <a:prstGeom prst="wedgeRoundRectCallout">
-                          <a:avLst>
-                            <a:gd name="adj1" fmla="val 65613"/>
-                            <a:gd name="adj2" fmla="val 36657"/>
-                            <a:gd name="adj3" fmla="val 16667"/>
-                          </a:avLst>
-                        </a:prstGeom>
-                        <a:solidFill>
-                          <a:schemeClr val="bg1"/>
-                        </a:solidFill>
-                        <a:ln w="19050">
-                          <a:solidFill>
-                            <a:srgbClr val="0070C0"/>
-                          </a:solidFill>
-                        </a:ln>
-                      </wps:spPr>
-                      <wps:style>
-                        <a:lnRef idx="2">
-                          <a:schemeClr val="accent1">
-                            <a:shade val="15000"/>
-                          </a:schemeClr>
-                        </a:lnRef>
-                        <a:fillRef idx="1">
-                          <a:schemeClr val="accent1"/>
-                        </a:fillRef>
-                        <a:effectRef idx="0">
-                          <a:schemeClr val="accent1"/>
-                        </a:effectRef>
-                        <a:fontRef idx="minor">
-                          <a:schemeClr val="lt1"/>
-                        </a:fontRef>
-                      </wps:style>
-                      <wps:txbx>
-                        <w:txbxContent>
-                          <w:p>
-                            <w:pPr>
-                              <w:jc w:val="center"/>
-                              <w:rPr>
-                                <w:color w:val="0070C0"/>
-                              </w:rPr>
-                            </w:pPr>
-                            <w:r>
-                              <w:rPr>
-                                <w:rFonts w:hint="eastAsia"/>
-                                <w:color w:val="0070C0"/>
-                              </w:rPr>
-                              <w:t>④正答数分布</w:t>
-                            </w:r>
-                          </w:p>
-                        </w:txbxContent>
-                      </wps:txbx>
-                      <wps:bodyPr rot="0" spcFirstLastPara="0" vertOverflow="overflow" horzOverflow="overflow" vert="horz" wrap="square" lIns="91440" tIns="45720" rIns="91440" bIns="45720" numCol="1" spcCol="0" rtlCol="0" fromWordArt="0" anchor="ctr" anchorCtr="0" forceAA="0" compatLnSpc="1">
-                        <a:prstTxWarp prst="textNoShape">
-                          <a:avLst/>
-                        </a:prstTxWarp>
-                        <a:spAutoFit/>
-                      </wps:bodyPr>
-                    </wps:wsp>
-                  </a:graphicData>
-                </a:graphic>
-                <wp14:sizeRelH relativeFrom="margin">
-                  <wp14:pctWidth>0</wp14:pctWidth>
-                </wp14:sizeRelH>
-                <wp14:sizeRelV relativeFrom="margin">
-                  <wp14:pctHeight>0</wp14:pctHeight>
-                </wp14:sizeRelV>
-              </wp:anchor>
-            </w:drawing>
-          </mc:Choice>
-          <mc:Fallback>
-            <w:pict>
-              <v:shape w14:anchorId="3237F552" id="_x0000_s1045" type="#_x0000_t62" style="position:absolute;left:0;text-align:left;margin-left:-21.75pt;margin-top:144.75pt;width:87.4pt;height:69.2pt;z-index:251696128;visibility:visible;mso-wrap-style:square;mso-width-percent:0;mso-height-percent:0;mso-wrap-distance-left:9pt;mso-wrap-distance-top:0;mso-wrap-distance-right:9pt;mso-wrap-distance-bottom:0;mso-position-horizontal:absolute;mso-position-horizontal-relative:margin;mso-position-vertical:absolute;mso-position-vertical-relative:text;mso-width-percent:0;mso-height-percent:0;mso-width-relative:margin;mso-height-relative:margin;v-text-anchor:middle" o:gfxdata="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" adj="24972,18718" fillcolor="white [3212]" strokecolor="#0070c0" strokeweight="1.5pt">
-                <v:textbox style="mso-fit-shape-to-text:t">
-                  <w:txbxContent>
-                    <w:p>
-                      <w:pPr>
-                        <w:jc w:val="center"/>
-                        <w:rPr>
-                          <w:color w:val="0070C0"/>
-                        </w:rPr>
-                      </w:pPr>
-                      <w:r>
-                        <w:rPr>
-                          <w:rFonts w:hint="eastAsia"/>
-                          <w:color w:val="0070C0"/>
-                        </w:rPr>
-                        <w:t>④正答数分布</w:t>
-                      </w:r>
-                    </w:p>
-                  </w:txbxContent>
-                </v:textbox>
-                <w10:wrap anchorx="margin"/>
-              </v:shape>
-            </w:pict>
-          </mc:Fallback>
-        </mc:AlternateContent>
-      </w:r>
-      <w:r>
-        <w:rPr>
-          <w:rFonts w:ascii="ＭＳ 明朝" w:hAnsi="ＭＳ 明朝"/>
-          <w:noProof/>
-        </w:rPr>
-        <mc:AlternateContent>
-          <mc:Choice Requires="wps">
-            <w:drawing>
-              <wp:anchor distT="0" distB="0" distL="114300" distR="114300" simplePos="0" relativeHeight="251694080" behindDoc="0" locked="0" layoutInCell="1" allowOverlap="1" wp14:anchorId="5057E149" wp14:editId="18A4015A">
-                <wp:simplePos x="0" y="0"/>
-                <wp:positionH relativeFrom="column">
-                  <wp:posOffset>842963</wp:posOffset>
-                </wp:positionH>
-                <wp:positionV relativeFrom="paragraph">
-                  <wp:posOffset>1848486</wp:posOffset>
-                </wp:positionV>
-                <wp:extent cx="2967037" cy="685800"/>
-                <wp:effectExtent l="0" t="0" r="24130" b="19050"/>
-                <wp:wrapNone/>
-                <wp:docPr id="1674031817" name="四角形: 角を丸くする 7"/>
-                <wp:cNvGraphicFramePr/>
-                <a:graphic xmlns:a="http://schemas.openxmlformats.org/drawingml/2006/main">
-                  <a:graphicData uri="http://schemas.microsoft.com/office/word/2010/wordprocessingShape">
-                    <wps:wsp>
-                      <wps:cNvSpPr/>
-                      <wps:spPr>
-                        <a:xfrm>
-                          <a:off x="0" y="0"/>
-                          <a:ext cx="2967037" cy="685800"/>
-                        </a:xfrm>
-                        <a:prstGeom prst="roundRect">
-                          <a:avLst/>
-                        </a:prstGeom>
-                        <a:noFill/>
-                        <a:ln w="19050">
-                          <a:solidFill>
-                            <a:srgbClr val="0070C0"/>
-                          </a:solidFill>
-                          <a:prstDash val="sysDash"/>
-                        </a:ln>
-                      </wps:spPr>
-                      <wps:style>
-                        <a:lnRef idx="2">
-                          <a:schemeClr val="accent1">
-                            <a:shade val="15000"/>
-                          </a:schemeClr>
-                        </a:lnRef>
-                        <a:fillRef idx="1">
-                          <a:schemeClr val="accent1"/>
-                        </a:fillRef>
-                        <a:effectRef idx="0">
-                          <a:schemeClr val="accent1"/>
-                        </a:effectRef>
-                        <a:fontRef idx="minor">
-                          <a:schemeClr val="lt1"/>
-                        </a:fontRef>
-                      </wps:style>
-                      <wps:bodyPr rot="0" spcFirstLastPara="0" vertOverflow="overflow" horzOverflow="overflow" vert="horz" wrap="square" lIns="91440" tIns="45720" rIns="91440" bIns="45720" numCol="1" spcCol="0" rtlCol="0" fromWordArt="0" anchor="ctr" anchorCtr="0" forceAA="0" compatLnSpc="1">
-                        <a:prstTxWarp prst="textNoShape">
-                          <a:avLst/>
-                        </a:prstTxWarp>
-                        <a:noAutofit/>
-                      </wps:bodyPr>
-                    </wps:wsp>
-                  </a:graphicData>
-                </a:graphic>
-                <wp14:sizeRelH relativeFrom="margin">
-                  <wp14:pctWidth>0</wp14:pctWidth>
-                </wp14:sizeRelH>
-                <wp14:sizeRelV relativeFrom="margin">
-                  <wp14:pctHeight>0</wp14:pctHeight>
-                </wp14:sizeRelV>
-              </wp:anchor>
-            </w:drawing>
-          </mc:Choice>
-          <mc:Fallback>
-            <w:pict>
-              <v:roundrect w14:anchorId="38CA035A" id="四角形: 角を丸くする 7" o:spid="_x0000_s1026" style="position:absolute;margin-left:66.4pt;margin-top:145.55pt;width:233.6pt;height:54pt;z-index:251694080;visibility:visible;mso-wrap-style:square;mso-width-percent:0;mso-height-percent:0;mso-wrap-distance-left:9pt;mso-wrap-distance-top:0;mso-wrap-distance-right:9pt;mso-wrap-distance-bottom:0;mso-position-horizontal:absolute;mso-position-horizontal-relative:text;mso-position-vertical:absolute;mso-position-vertical-relative:text;mso-width-percent:0;mso-height-percent:0;mso-width-relative:margin;mso-height-relative:margin;v-text-anchor:middle" arcsize="10923f" o:gfxdata="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" filled="f" strokecolor="#0070c0" strokeweight="1.5pt">
-                <v:stroke dashstyle="3 1" joinstyle="miter"/>
-              </v:roundrect>
-            </w:pict>
-          </mc:Fallback>
-        </mc:AlternateContent>
-      </w:r>
-      <w:r>
-        <w:rPr>
-          <w:rFonts w:ascii="ＭＳ 明朝" w:hAnsi="ＭＳ 明朝"/>
-          <w:noProof/>
-        </w:rPr>
-        <mc:AlternateContent>
-          <mc:Choice Requires="wps">
-            <w:drawing>
-              <wp:anchor distT="0" distB="0" distL="114300" distR="114300" simplePos="0" relativeHeight="251689984" behindDoc="0" locked="0" layoutInCell="1" allowOverlap="1" wp14:anchorId="5598E717" wp14:editId="27A08D94">
-                <wp:simplePos x="0" y="0"/>
-                <wp:positionH relativeFrom="column">
-                  <wp:posOffset>3848100</wp:posOffset>
-                </wp:positionH>
-                <wp:positionV relativeFrom="paragraph">
-                  <wp:posOffset>505460</wp:posOffset>
-                </wp:positionV>
-                <wp:extent cx="1323975" cy="1236572"/>
-                <wp:effectExtent l="0" t="0" r="28575" b="20955"/>
-                <wp:wrapNone/>
-                <wp:docPr id="785696020" name="四角形: 角を丸くする 7"/>
-                <wp:cNvGraphicFramePr/>
-                <a:graphic xmlns:a="http://schemas.openxmlformats.org/drawingml/2006/main">
-                  <a:graphicData uri="http://schemas.microsoft.com/office/word/2010/wordprocessingShape">
-                    <wps:wsp>
-                      <wps:cNvSpPr/>
-                      <wps:spPr>
-                        <a:xfrm>
-                          <a:off x="0" y="0"/>
-                          <a:ext cx="1323975" cy="1236572"/>
-                        </a:xfrm>
-                        <a:prstGeom prst="roundRect">
-                          <a:avLst/>
-                        </a:prstGeom>
-                        <a:noFill/>
-                        <a:ln w="19050">
-                          <a:solidFill>
-                            <a:srgbClr val="0070C0"/>
-                          </a:solidFill>
-                          <a:prstDash val="sysDash"/>
-                        </a:ln>
-                      </wps:spPr>
-                      <wps:style>
-                        <a:lnRef idx="2">
-                          <a:schemeClr val="accent1">
-                            <a:shade val="15000"/>
-                          </a:schemeClr>
-                        </a:lnRef>
-                        <a:fillRef idx="1">
-                          <a:schemeClr val="accent1"/>
-                        </a:fillRef>
-                        <a:effectRef idx="0">
-                          <a:schemeClr val="accent1"/>
-                        </a:effectRef>
-                        <a:fontRef idx="minor">
-                          <a:schemeClr val="lt1"/>
-                        </a:fontRef>
-                      </wps:style>
-                      <wps:bodyPr rot="0" spcFirstLastPara="0" vertOverflow="overflow" horzOverflow="overflow" vert="horz" wrap="square" lIns="91440" tIns="45720" rIns="91440" bIns="45720" numCol="1" spcCol="0" rtlCol="0" fromWordArt="0" anchor="ctr" anchorCtr="0" forceAA="0" compatLnSpc="1">
-                        <a:prstTxWarp prst="textNoShape">
-                          <a:avLst/>
-                        </a:prstTxWarp>
-                        <a:noAutofit/>
-                      </wps:bodyPr>
-                    </wps:wsp>
-                  </a:graphicData>
-                </a:graphic>
-                <wp14:sizeRelH relativeFrom="margin">
-                  <wp14:pctWidth>0</wp14:pctWidth>
-                </wp14:sizeRelH>
-                <wp14:sizeRelV relativeFrom="margin">
-                  <wp14:pctHeight>0</wp14:pctHeight>
-                </wp14:sizeRelV>
-              </wp:anchor>
-            </w:drawing>
-          </mc:Choice>
-          <mc:Fallback>
-            <w:pict>
-              <v:roundrect w14:anchorId="3B08BDAC" id="四角形: 角を丸くする 7" o:spid="_x0000_s1026" style="position:absolute;margin-left:303pt;margin-top:39.8pt;width:104.25pt;height:97.35pt;z-index:251689984;visibility:visible;mso-wrap-style:square;mso-width-percent:0;mso-height-percent:0;mso-wrap-distance-left:9pt;mso-wrap-distance-top:0;mso-wrap-distance-right:9pt;mso-wrap-distance-bottom:0;mso-position-horizontal:absolute;mso-position-horizontal-relative:text;mso-position-vertical:absolute;mso-position-vertical-relative:text;mso-width-percent:0;mso-height-percent:0;mso-width-relative:margin;mso-height-relative:margin;v-text-anchor:middle" arcsize="10923f" o:gfxdata="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" filled="f" strokecolor="#0070c0" strokeweight="1.5pt">
-                <v:stroke dashstyle="3 1" joinstyle="miter"/>
-              </v:roundrect>
-            </w:pict>
-          </mc:Fallback>
-        </mc:AlternateContent>
-      </w:r>
-      <w:r>
-        <w:rPr>
-          <w:rFonts w:ascii="ＭＳ 明朝" w:hAnsi="ＭＳ 明朝"/>
-          <w:noProof/>
-        </w:rPr>
-        <mc:AlternateContent>
-          <mc:Choice Requires="wps">
-            <w:drawing>
-              <wp:anchor distT="0" distB="0" distL="114300" distR="114300" simplePos="0" relativeHeight="251685888" behindDoc="0" locked="0" layoutInCell="1" allowOverlap="1" wp14:anchorId="7B79F978" wp14:editId="3EBF9757">
-                <wp:simplePos x="0" y="0"/>
-                <wp:positionH relativeFrom="column">
-                  <wp:posOffset>2014538</wp:posOffset>
-                </wp:positionH>
-                <wp:positionV relativeFrom="paragraph">
-                  <wp:posOffset>534035</wp:posOffset>
-                </wp:positionV>
-                <wp:extent cx="1323975" cy="1236572"/>
-                <wp:effectExtent l="0" t="0" r="28575" b="20955"/>
-                <wp:wrapNone/>
-                <wp:docPr id="695641082" name="四角形: 角を丸くする 7"/>
-                <wp:cNvGraphicFramePr/>
-                <a:graphic xmlns:a="http://schemas.openxmlformats.org/drawingml/2006/main">
-                  <a:graphicData uri="http://schemas.microsoft.com/office/word/2010/wordprocessingShape">
-                    <wps:wsp>
-                      <wps:cNvSpPr/>
-                      <wps:spPr>
-                        <a:xfrm>
-                          <a:off x="0" y="0"/>
-                          <a:ext cx="1323975" cy="1236572"/>
-                        </a:xfrm>
-                        <a:prstGeom prst="roundRect">
-                          <a:avLst/>
-                        </a:prstGeom>
-                        <a:noFill/>
-                        <a:ln w="19050">
-                          <a:solidFill>
-                            <a:srgbClr val="0070C0"/>
-                          </a:solidFill>
-                          <a:prstDash val="sysDash"/>
-                        </a:ln>
-                      </wps:spPr>
-                      <wps:style>
-                        <a:lnRef idx="2">
-                          <a:schemeClr val="accent1">
-                            <a:shade val="15000"/>
-                          </a:schemeClr>
-                        </a:lnRef>
-                        <a:fillRef idx="1">
-                          <a:schemeClr val="accent1"/>
-                        </a:fillRef>
-                        <a:effectRef idx="0">
-                          <a:schemeClr val="accent1"/>
-                        </a:effectRef>
-                        <a:fontRef idx="minor">
-                          <a:schemeClr val="lt1"/>
-                        </a:fontRef>
-                      </wps:style>
-                      <wps:bodyPr rot="0" spcFirstLastPara="0" vertOverflow="overflow" horzOverflow="overflow" vert="horz" wrap="square" lIns="91440" tIns="45720" rIns="91440" bIns="45720" numCol="1" spcCol="0" rtlCol="0" fromWordArt="0" anchor="ctr" anchorCtr="0" forceAA="0" compatLnSpc="1">
-                        <a:prstTxWarp prst="textNoShape">
-                          <a:avLst/>
-                        </a:prstTxWarp>
-                        <a:noAutofit/>
-                      </wps:bodyPr>
-                    </wps:wsp>
-                  </a:graphicData>
-                </a:graphic>
-                <wp14:sizeRelH relativeFrom="margin">
-                  <wp14:pctWidth>0</wp14:pctWidth>
-                </wp14:sizeRelH>
-                <wp14:sizeRelV relativeFrom="margin">
-                  <wp14:pctHeight>0</wp14:pctHeight>
-                </wp14:sizeRelV>
-              </wp:anchor>
-            </w:drawing>
-          </mc:Choice>
-          <mc:Fallback>
-            <w:pict>
-              <v:roundrect w14:anchorId="578BD268" id="四角形: 角を丸くする 7" o:spid="_x0000_s1026" style="position:absolute;margin-left:158.65pt;margin-top:42.05pt;width:104.25pt;height:97.35pt;z-index:251685888;visibility:visible;mso-wrap-style:square;mso-width-percent:0;mso-height-percent:0;mso-wrap-distance-left:9pt;mso-wrap-distance-top:0;mso-wrap-distance-right:9pt;mso-wrap-distance-bottom:0;mso-position-horizontal:absolute;mso-position-horizontal-relative:text;mso-position-vertical:absolute;mso-position-vertical-relative:text;mso-width-percent:0;mso-height-percent:0;mso-width-relative:margin;mso-height-relative:margin;v-text-anchor:middle" arcsize="10923f" o:gfxdata="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" filled="f" strokecolor="#0070c0" strokeweight="1.5pt">
-                <v:stroke dashstyle="3 1" joinstyle="miter"/>
-              </v:roundrect>
-            </w:pict>
-          </mc:Fallback>
-        </mc:AlternateContent>
-      </w:r>
-      <w:r>
-        <w:rPr>
-          <w:rFonts w:ascii="ＭＳ 明朝" w:hAnsi="ＭＳ 明朝" w:hint="eastAsia"/>
-          <w:noProof/>
-        </w:rPr>
-        <mc:AlternateContent>
-          <mc:Choice Requires="wps">
-            <w:drawing>
-              <wp:anchor distT="0" distB="0" distL="114300" distR="114300" simplePos="0" relativeHeight="251683840" behindDoc="0" locked="0" layoutInCell="1" allowOverlap="1" wp14:anchorId="33F1C643" wp14:editId="26A7B6EA">
-                <wp:simplePos x="0" y="0"/>
-                <wp:positionH relativeFrom="column">
-                  <wp:posOffset>-154832</wp:posOffset>
-                </wp:positionH>
-                <wp:positionV relativeFrom="paragraph">
-                  <wp:posOffset>200900</wp:posOffset>
-                </wp:positionV>
-                <wp:extent cx="1010285" cy="878840"/>
-                <wp:effectExtent l="0" t="0" r="189865" b="16510"/>
-                <wp:wrapNone/>
-                <wp:docPr id="773950255" name="吹き出し: 角を丸めた四角形 5"/>
-                <wp:cNvGraphicFramePr/>
-                <a:graphic xmlns:a="http://schemas.openxmlformats.org/drawingml/2006/main">
-                  <a:graphicData uri="http://schemas.microsoft.com/office/word/2010/wordprocessingShape">
-                    <wps:wsp>
-                      <wps:cNvSpPr/>
-                      <wps:spPr>
-                        <a:xfrm>
-                          <a:off x="0" y="0"/>
-                          <a:ext cx="1010285" cy="878840"/>
-                        </a:xfrm>
-                        <a:prstGeom prst="wedgeRoundRectCallout">
-                          <a:avLst>
-                            <a:gd name="adj1" fmla="val 65613"/>
-                            <a:gd name="adj2" fmla="val 36657"/>
-                            <a:gd name="adj3" fmla="val 16667"/>
-                          </a:avLst>
-                        </a:prstGeom>
-                        <a:solidFill>
-                          <a:schemeClr val="bg1"/>
-                        </a:solidFill>
-                        <a:ln w="19050">
-                          <a:solidFill>
-                            <a:srgbClr val="0070C0"/>
-                          </a:solidFill>
-                        </a:ln>
-                      </wps:spPr>
-                      <wps:style>
-                        <a:lnRef idx="2">
-                          <a:schemeClr val="accent1">
-                            <a:shade val="15000"/>
-                          </a:schemeClr>
-                        </a:lnRef>
-                        <a:fillRef idx="1">
-                          <a:schemeClr val="accent1"/>
-                        </a:fillRef>
-                        <a:effectRef idx="0">
-                          <a:schemeClr val="accent1"/>
-                        </a:effectRef>
-                        <a:fontRef idx="minor">
-                          <a:schemeClr val="lt1"/>
-                        </a:fontRef>
-                      </wps:style>
-                      <wps:txbx>
-                        <w:txbxContent>
-                          <w:p>
-                            <w:pPr>
-                              <w:jc w:val="center"/>
-                              <w:rPr>
-                                <w:color w:val="0070C0"/>
-                              </w:rPr>
-                            </w:pPr>
-                            <w:r>
-                              <w:rPr>
-                                <w:rFonts w:hint="eastAsia"/>
-                                <w:color w:val="0070C0"/>
-                              </w:rPr>
-                              <w:t>①データ数</w:t>
-                            </w:r>
-                          </w:p>
-                          <w:p>
-                            <w:pPr>
-                              <w:jc w:val="center"/>
-                              <w:rPr>
-                                <w:color w:val="0070C0"/>
-                              </w:rPr>
-                            </w:pPr>
-                            <w:r>
-                              <w:rPr>
-                                <w:rFonts w:hint="eastAsia"/>
-                                <w:color w:val="0070C0"/>
-                              </w:rPr>
-                              <w:t>平均正答率</w:t>
-                            </w:r>
-                          </w:p>
-                          <w:p>
-                            <w:pPr>
-                              <w:jc w:val="center"/>
-                              <w:rPr>
-                                <w:color w:val="0070C0"/>
-                              </w:rPr>
-                            </w:pPr>
-                            <w:r>
-                              <w:rPr>
-                                <w:rFonts w:hint="eastAsia"/>
-                                <w:color w:val="0070C0"/>
-                              </w:rPr>
-                              <w:t>満点</w:t>
-                            </w:r>
-                          </w:p>
-                        </w:txbxContent>
-                      </wps:txbx>
-                      <wps:bodyPr rot="0" spcFirstLastPara="0" vertOverflow="overflow" horzOverflow="overflow" vert="horz" wrap="square" lIns="91440" tIns="45720" rIns="91440" bIns="45720" numCol="1" spcCol="0" rtlCol="0" fromWordArt="0" anchor="ctr" anchorCtr="0" forceAA="0" compatLnSpc="1">
-                        <a:prstTxWarp prst="textNoShape">
-                          <a:avLst/>
-                        </a:prstTxWarp>
-                        <a:noAutofit/>
-                      </wps:bodyPr>
-                    </wps:wsp>
-                  </a:graphicData>
-                </a:graphic>
-                <wp14:sizeRelH relativeFrom="margin">
-                  <wp14:pctWidth>0</wp14:pctWidth>
-                </wp14:sizeRelH>
-                <wp14:sizeRelV relativeFrom="margin">
-                  <wp14:pctHeight>0</wp14:pctHeight>
-                </wp14:sizeRelV>
-              </wp:anchor>
-            </w:drawing>
-          </mc:Choice>
-          <mc:Fallback>
-            <w:pict>
-              <v:shape w14:anchorId="33F1C643" id="_x0000_s1046" type="#_x0000_t62" style="position:absolute;left:0;text-align:left;margin-left:-12.2pt;margin-top:15.8pt;width:79.55pt;height:69.2pt;z-index:251683840;visibility:visible;mso-wrap-style:square;mso-width-percent:0;mso-height-percent:0;mso-wrap-distance-left:9pt;mso-wrap-distance-top:0;mso-wrap-distance-right:9pt;mso-wrap-distance-bottom:0;mso-position-horizontal:absolute;mso-position-horizontal-relative:text;mso-position-vertical:absolute;mso-position-vertical-relative:text;mso-width-percent:0;mso-height-percent:0;mso-width-relative:margin;mso-height-relative:margin;v-text-anchor:middle" o:gfxdata="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" adj="24972,18718" fillcolor="white [3212]" strokecolor="#0070c0" strokeweight="1.5pt">
-                <v:textbox>
-                  <w:txbxContent>
-                    <w:p>
-                      <w:pPr>
-                        <w:jc w:val="center"/>
-                        <w:rPr>
-                          <w:color w:val="0070C0"/>
-                        </w:rPr>
-                      </w:pPr>
-                      <w:r>
-                        <w:rPr>
-                          <w:rFonts w:hint="eastAsia"/>
-                          <w:color w:val="0070C0"/>
-                        </w:rPr>
-                        <w:t>①データ数</w:t>
-                      </w:r>
-                    </w:p>
-                    <w:p>
-                      <w:pPr>
-                        <w:jc w:val="center"/>
-                        <w:rPr>
-                          <w:color w:val="0070C0"/>
-                        </w:rPr>
-                      </w:pPr>
-                      <w:r>
-                        <w:rPr>
-                          <w:rFonts w:hint="eastAsia"/>
-                          <w:color w:val="0070C0"/>
-                        </w:rPr>
-                        <w:t>平均正答率</w:t>
-                      </w:r>
-                    </w:p>
-                    <w:p>
-                      <w:pPr>
-                        <w:jc w:val="center"/>
-                        <w:rPr>
-                          <w:color w:val="0070C0"/>
-                        </w:rPr>
-                      </w:pPr>
-                      <w:r>
-                        <w:rPr>
-                          <w:rFonts w:hint="eastAsia"/>
-                          <w:color w:val="0070C0"/>
-                        </w:rPr>
-                        <w:t>満点</w:t>
+                        <w:t>ことができます</w:t>
                       </w:r>
                     </w:p>
                   </w:txbxContent>
@@ -12128,617 +10548,53 @@
       </w:r>
       <w:r>
         <w:rPr>
-          <w:rFonts w:ascii="ＭＳ 明朝" w:hAnsi="ＭＳ 明朝"/>
+          <w:rFonts w:hint="eastAsia"/>
+        </w:rPr>
+        <w:t>選択</w:t>
+      </w:r>
+      <w:r>
+        <w:rPr>
+          <w:rFonts w:hint="eastAsia"/>
+        </w:rPr>
+        <w:t>レポート</w:t>
+      </w:r>
+      <w:r>
+        <w:rPr>
+          <w:rFonts w:hint="eastAsia"/>
+        </w:rPr>
+        <w:t>の表示</w:t>
+      </w:r>
+      <w:bookmarkEnd w:id="13"/>
+    </w:p>
+    <w:p>
+      <w:pPr>
+        <w:rPr>
+          <w:rFonts w:ascii="ＭＳ 明朝" w:hAnsi="ＭＳ 明朝"/>
+        </w:rPr>
+      </w:pPr>
+    </w:p>
+    <w:p>
+      <w:pPr>
+        <w:jc w:val="center"/>
+        <w:rPr>
+          <w:rFonts w:ascii="ＭＳ 明朝" w:hAnsi="ＭＳ 明朝" w:hint="eastAsia"/>
+        </w:rPr>
+      </w:pPr>
+      <w:r>
+        <w:rPr>
+          <w:rFonts w:ascii="ＭＳ 明朝" w:hAnsi="ＭＳ 明朝" w:hint="eastAsia"/>
           <w:noProof/>
         </w:rPr>
         <mc:AlternateContent>
           <mc:Choice Requires="wps">
             <w:drawing>
-              <wp:anchor distT="0" distB="0" distL="114300" distR="114300" simplePos="0" relativeHeight="251681792" behindDoc="0" locked="0" layoutInCell="1" allowOverlap="1" wp14:anchorId="1AB9CB14" wp14:editId="00D7C5BB">
+              <wp:anchor distT="0" distB="0" distL="114300" distR="114300" simplePos="0" relativeHeight="251714560" behindDoc="0" locked="0" layoutInCell="1" allowOverlap="1" wp14:anchorId="4C7D1C74" wp14:editId="2F512E12">
                 <wp:simplePos x="0" y="0"/>
-                <wp:positionH relativeFrom="column">
-                  <wp:posOffset>801878</wp:posOffset>
+                <wp:positionH relativeFrom="margin">
+                  <wp:align>left</wp:align>
                 </wp:positionH>
                 <wp:positionV relativeFrom="paragraph">
-                  <wp:posOffset>548989</wp:posOffset>
-                </wp:positionV>
-                <wp:extent cx="739100" cy="1236572"/>
-                <wp:effectExtent l="0" t="0" r="23495" b="20955"/>
-                <wp:wrapNone/>
-                <wp:docPr id="226297679" name="四角形: 角を丸くする 7"/>
-                <wp:cNvGraphicFramePr/>
-                <a:graphic xmlns:a="http://schemas.openxmlformats.org/drawingml/2006/main">
-                  <a:graphicData uri="http://schemas.microsoft.com/office/word/2010/wordprocessingShape">
-                    <wps:wsp>
-                      <wps:cNvSpPr/>
-                      <wps:spPr>
-                        <a:xfrm>
-                          <a:off x="0" y="0"/>
-                          <a:ext cx="739100" cy="1236572"/>
-                        </a:xfrm>
-                        <a:prstGeom prst="roundRect">
-                          <a:avLst/>
-                        </a:prstGeom>
-                        <a:noFill/>
-                        <a:ln w="19050">
-                          <a:solidFill>
-                            <a:srgbClr val="0070C0"/>
-                          </a:solidFill>
-                          <a:prstDash val="sysDash"/>
-                        </a:ln>
-                      </wps:spPr>
-                      <wps:style>
-                        <a:lnRef idx="2">
-                          <a:schemeClr val="accent1">
-                            <a:shade val="15000"/>
-                          </a:schemeClr>
-                        </a:lnRef>
-                        <a:fillRef idx="1">
-                          <a:schemeClr val="accent1"/>
-                        </a:fillRef>
-                        <a:effectRef idx="0">
-                          <a:schemeClr val="accent1"/>
-                        </a:effectRef>
-                        <a:fontRef idx="minor">
-                          <a:schemeClr val="lt1"/>
-                        </a:fontRef>
-                      </wps:style>
-                      <wps:bodyPr rot="0" spcFirstLastPara="0" vertOverflow="overflow" horzOverflow="overflow" vert="horz" wrap="square" lIns="91440" tIns="45720" rIns="91440" bIns="45720" numCol="1" spcCol="0" rtlCol="0" fromWordArt="0" anchor="ctr" anchorCtr="0" forceAA="0" compatLnSpc="1">
-                        <a:prstTxWarp prst="textNoShape">
-                          <a:avLst/>
-                        </a:prstTxWarp>
-                        <a:noAutofit/>
-                      </wps:bodyPr>
-                    </wps:wsp>
-                  </a:graphicData>
-                </a:graphic>
-                <wp14:sizeRelH relativeFrom="margin">
-                  <wp14:pctWidth>0</wp14:pctWidth>
-                </wp14:sizeRelH>
-                <wp14:sizeRelV relativeFrom="margin">
-                  <wp14:pctHeight>0</wp14:pctHeight>
-                </wp14:sizeRelV>
-              </wp:anchor>
-            </w:drawing>
-          </mc:Choice>
-          <mc:Fallback>
-            <w:pict>
-              <v:roundrect w14:anchorId="5061A350" id="四角形: 角を丸くする 7" o:spid="_x0000_s1026" style="position:absolute;margin-left:63.15pt;margin-top:43.25pt;width:58.2pt;height:97.35pt;z-index:251681792;visibility:visible;mso-wrap-style:square;mso-width-percent:0;mso-height-percent:0;mso-wrap-distance-left:9pt;mso-wrap-distance-top:0;mso-wrap-distance-right:9pt;mso-wrap-distance-bottom:0;mso-position-horizontal:absolute;mso-position-horizontal-relative:text;mso-position-vertical:absolute;mso-position-vertical-relative:text;mso-width-percent:0;mso-height-percent:0;mso-width-relative:margin;mso-height-relative:margin;v-text-anchor:middle" arcsize="10923f" o:gfxdata="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" filled="f" strokecolor="#0070c0" strokeweight="1.5pt">
-                <v:stroke dashstyle="3 1" joinstyle="miter"/>
-              </v:roundrect>
-            </w:pict>
-          </mc:Fallback>
-        </mc:AlternateContent>
-      </w:r>
-      <w:r>
-        <w:rPr>
-          <w:rFonts w:ascii="ＭＳ 明朝" w:hAnsi="ＭＳ 明朝"/>
-          <w:noProof/>
-        </w:rPr>
-        <w:drawing>
-          <wp:inline distT="0" distB="0" distL="0" distR="0" wp14:anchorId="493648BF" wp14:editId="75AF1339">
-            <wp:extent cx="4698469" cy="3017896"/>
-            <wp:effectExtent l="19050" t="19050" r="26035" b="11430"/>
-            <wp:docPr id="1654195497" name="図 1"/>
-            <wp:cNvGraphicFramePr>
-              <a:graphicFrameLocks xmlns:a="http://schemas.openxmlformats.org/drawingml/2006/main" noChangeAspect="1"/>
-            </wp:cNvGraphicFramePr>
-            <a:graphic xmlns:a="http://schemas.openxmlformats.org/drawingml/2006/main">
-              <a:graphicData uri="http://schemas.openxmlformats.org/drawingml/2006/picture">
-                <pic:pic xmlns:pic="http://schemas.openxmlformats.org/drawingml/2006/picture">
-                  <pic:nvPicPr>
-                    <pic:cNvPr id="1654195497" name=""/>
-                    <pic:cNvPicPr/>
-                  </pic:nvPicPr>
-                  <pic:blipFill>
-                    <a:blip r:embed="rId26"/>
-                    <a:stretch>
-                      <a:fillRect/>
-                    </a:stretch>
-                  </pic:blipFill>
-                  <pic:spPr>
-                    <a:xfrm>
-                      <a:off x="0" y="0"/>
-                      <a:ext cx="4708828" cy="3024550"/>
-                    </a:xfrm>
-                    <a:prstGeom prst="rect">
-                      <a:avLst/>
-                    </a:prstGeom>
-                    <a:ln>
-                      <a:solidFill>
-                        <a:schemeClr val="tx1"/>
-                      </a:solidFill>
-                    </a:ln>
-                  </pic:spPr>
-                </pic:pic>
-              </a:graphicData>
-            </a:graphic>
-          </wp:inline>
-        </w:drawing>
-      </w:r>
-    </w:p>
-    <w:p>
-      <w:pPr>
-        <w:rPr>
-          <w:rFonts w:ascii="ＭＳ 明朝" w:hAnsi="ＭＳ 明朝"/>
-        </w:rPr>
-      </w:pPr>
-    </w:p>
-    <w:p>
-      <w:pPr>
-        <w:rPr>
-          <w:rFonts w:ascii="ＭＳ 明朝" w:hAnsi="ＭＳ 明朝"/>
-        </w:rPr>
-      </w:pPr>
-      <w:r>
-        <w:rPr>
-          <w:rFonts w:ascii="ＭＳ 明朝" w:hAnsi="ＭＳ 明朝" w:hint="eastAsia"/>
-        </w:rPr>
-        <w:t>①データ数・平均正答率・満点</w:t>
-      </w:r>
-    </w:p>
-    <w:p>
-      <w:pPr>
-        <w:rPr>
-          <w:rFonts w:ascii="ＭＳ 明朝" w:hAnsi="ＭＳ 明朝"/>
-        </w:rPr>
-      </w:pPr>
-      <w:r>
-        <w:rPr>
-          <w:rFonts w:ascii="ＭＳ 明朝" w:hAnsi="ＭＳ 明朝" w:hint="eastAsia"/>
-        </w:rPr>
-        <w:t xml:space="preserve">　学校データとして有効となったデータの数（初回受検・採点済み）</w:t>
-      </w:r>
-    </w:p>
-    <w:p>
-      <w:pPr>
-        <w:rPr>
-          <w:rFonts w:ascii="ＭＳ 明朝" w:hAnsi="ＭＳ 明朝"/>
-        </w:rPr>
-      </w:pPr>
-      <w:r>
-        <w:rPr>
-          <w:rFonts w:ascii="ＭＳ 明朝" w:hAnsi="ＭＳ 明朝" w:hint="eastAsia"/>
-        </w:rPr>
-        <w:t xml:space="preserve">　有効データの平均正答率</w:t>
-      </w:r>
-    </w:p>
-    <w:p>
-      <w:pPr>
-        <w:rPr>
-          <w:rFonts w:ascii="ＭＳ 明朝" w:hAnsi="ＭＳ 明朝"/>
-        </w:rPr>
-      </w:pPr>
-      <w:r>
-        <w:rPr>
-          <w:rFonts w:ascii="ＭＳ 明朝" w:hAnsi="ＭＳ 明朝" w:hint="eastAsia"/>
-        </w:rPr>
-        <w:t xml:space="preserve">　この調査の満点（問題数）</w:t>
-      </w:r>
-    </w:p>
-    <w:p>
-      <w:pPr>
-        <w:rPr>
-          <w:rFonts w:ascii="ＭＳ 明朝" w:hAnsi="ＭＳ 明朝"/>
-        </w:rPr>
-      </w:pPr>
-    </w:p>
-    <w:p>
-      <w:pPr>
-        <w:rPr>
-          <w:rFonts w:ascii="ＭＳ 明朝" w:hAnsi="ＭＳ 明朝"/>
-        </w:rPr>
-      </w:pPr>
-      <w:r>
-        <w:rPr>
-          <w:rFonts w:ascii="ＭＳ 明朝" w:hAnsi="ＭＳ 明朝" w:hint="eastAsia"/>
-        </w:rPr>
-        <w:t>②問題別正答率チャート</w:t>
-      </w:r>
-    </w:p>
-    <w:p>
-      <w:pPr>
-        <w:rPr>
-          <w:rFonts w:ascii="ＭＳ 明朝" w:hAnsi="ＭＳ 明朝"/>
-        </w:rPr>
-      </w:pPr>
-      <w:r>
-        <w:rPr>
-          <w:rFonts w:ascii="ＭＳ 明朝" w:hAnsi="ＭＳ 明朝" w:hint="eastAsia"/>
-        </w:rPr>
-        <w:t xml:space="preserve">　問題毎の平均正答率（青色：学校、灰色：県）</w:t>
-      </w:r>
-    </w:p>
-    <w:p>
-      <w:pPr>
-        <w:rPr>
-          <w:rFonts w:ascii="ＭＳ 明朝" w:hAnsi="ＭＳ 明朝"/>
-        </w:rPr>
-      </w:pPr>
-    </w:p>
-    <w:p>
-      <w:pPr>
-        <w:rPr>
-          <w:rFonts w:ascii="ＭＳ 明朝" w:hAnsi="ＭＳ 明朝"/>
-        </w:rPr>
-      </w:pPr>
-      <w:r>
-        <w:rPr>
-          <w:rFonts w:ascii="ＭＳ 明朝" w:hAnsi="ＭＳ 明朝" w:hint="eastAsia"/>
-        </w:rPr>
-        <w:t>③領域別正答率チャート</w:t>
-      </w:r>
-    </w:p>
-    <w:p>
-      <w:pPr>
-        <w:rPr>
-          <w:rFonts w:ascii="ＭＳ 明朝" w:hAnsi="ＭＳ 明朝"/>
-        </w:rPr>
-      </w:pPr>
-      <w:r>
-        <w:rPr>
-          <w:rFonts w:ascii="ＭＳ 明朝" w:hAnsi="ＭＳ 明朝" w:hint="eastAsia"/>
-        </w:rPr>
-        <w:t xml:space="preserve">　領域毎の平均正答率（オレンジ：学校、灰色：県）</w:t>
-      </w:r>
-    </w:p>
-    <w:p>
-      <w:pPr>
-        <w:rPr>
-          <w:rFonts w:ascii="ＭＳ 明朝" w:hAnsi="ＭＳ 明朝"/>
-        </w:rPr>
-      </w:pPr>
-    </w:p>
-    <w:p>
-      <w:pPr>
-        <w:rPr>
-          <w:rFonts w:ascii="ＭＳ 明朝" w:hAnsi="ＭＳ 明朝"/>
-        </w:rPr>
-      </w:pPr>
-      <w:r>
-        <w:rPr>
-          <w:rFonts w:ascii="ＭＳ 明朝" w:hAnsi="ＭＳ 明朝" w:hint="eastAsia"/>
-        </w:rPr>
-        <w:t>④正答数分布</w:t>
-      </w:r>
-    </w:p>
-    <w:p>
-      <w:pPr>
-        <w:rPr>
-          <w:rFonts w:ascii="ＭＳ 明朝" w:hAnsi="ＭＳ 明朝"/>
-        </w:rPr>
-      </w:pPr>
-      <w:r>
-        <w:rPr>
-          <w:rFonts w:ascii="ＭＳ 明朝" w:hAnsi="ＭＳ 明朝" w:hint="eastAsia"/>
-        </w:rPr>
-        <w:t xml:space="preserve">　学校の正答数をヒストグラムで表したもの（折れ線グラフは県の分布）</w:t>
-      </w:r>
-    </w:p>
-    <w:p>
-      <w:pPr>
-        <w:rPr>
-          <w:rFonts w:ascii="ＭＳ 明朝" w:hAnsi="ＭＳ 明朝"/>
-        </w:rPr>
-      </w:pPr>
-    </w:p>
-    <w:p>
-      <w:pPr>
-        <w:rPr>
-          <w:rFonts w:ascii="ＭＳ 明朝" w:hAnsi="ＭＳ 明朝"/>
-        </w:rPr>
-      </w:pPr>
-      <w:r>
-        <w:rPr>
-          <w:rFonts w:ascii="ＭＳ 明朝" w:hAnsi="ＭＳ 明朝" w:hint="eastAsia"/>
-        </w:rPr>
-        <w:t>⑤正答数分布</w:t>
-      </w:r>
-      <w:r>
-        <w:rPr>
-          <w:rFonts w:ascii="ＭＳ 明朝" w:hAnsi="ＭＳ 明朝" w:hint="eastAsia"/>
-        </w:rPr>
-        <w:t>（箱ひげ図）</w:t>
-      </w:r>
-    </w:p>
-    <w:p>
-      <w:pPr>
-        <w:rPr>
-          <w:rFonts w:ascii="ＭＳ 明朝" w:hAnsi="ＭＳ 明朝"/>
-        </w:rPr>
-      </w:pPr>
-      <w:r>
-        <w:rPr>
-          <w:rFonts w:ascii="ＭＳ 明朝" w:hAnsi="ＭＳ 明朝" w:hint="eastAsia"/>
-        </w:rPr>
-        <w:t xml:space="preserve">　県データの箱ひげ図と学校データの箱ひげ図が表示されます。</w:t>
-      </w:r>
-    </w:p>
-    <w:p>
-      <w:pPr>
-        <w:rPr>
-          <w:rFonts w:ascii="ＭＳ 明朝" w:hAnsi="ＭＳ 明朝"/>
-        </w:rPr>
-      </w:pPr>
-    </w:p>
-    <w:p>
-      <w:pPr>
-        <w:rPr>
-          <w:rFonts w:ascii="ＭＳ 明朝" w:hAnsi="ＭＳ 明朝"/>
-        </w:rPr>
-      </w:pPr>
-      <w:r>
-        <w:rPr>
-          <w:rFonts w:ascii="ＭＳ 明朝" w:hAnsi="ＭＳ 明朝" w:hint="eastAsia"/>
-        </w:rPr>
-        <w:t>⑥県四分位に対する学校の分布</w:t>
-      </w:r>
-    </w:p>
-    <w:p>
-      <w:pPr>
-        <w:rPr>
-          <w:rFonts w:ascii="ＭＳ 明朝" w:hAnsi="ＭＳ 明朝"/>
-        </w:rPr>
-      </w:pPr>
-      <w:r>
-        <w:rPr>
-          <w:rFonts w:ascii="ＭＳ 明朝" w:hAnsi="ＭＳ 明朝" w:hint="eastAsia"/>
-        </w:rPr>
-        <w:lastRenderedPageBreak/>
-        <w:t xml:space="preserve">　県データの四分位を境界として、学校データを分類したもの。</w:t>
-      </w:r>
-    </w:p>
-    <w:p>
-      <w:pPr>
-        <w:rPr>
-          <w:rFonts w:ascii="ＭＳ 明朝" w:hAnsi="ＭＳ 明朝"/>
-        </w:rPr>
-      </w:pPr>
-    </w:p>
-    <w:p>
-      <w:pPr>
-        <w:rPr>
-          <w:rFonts w:ascii="ＭＳ 明朝" w:hAnsi="ＭＳ 明朝"/>
-        </w:rPr>
-      </w:pPr>
-      <w:r>
-        <w:rPr>
-          <w:rFonts w:ascii="ＭＳ 明朝" w:hAnsi="ＭＳ 明朝" w:hint="eastAsia"/>
-        </w:rPr>
-        <w:t>⑦クラス毎の平均正答率</w:t>
-      </w:r>
-    </w:p>
-    <w:p>
-      <w:pPr>
-        <w:rPr>
-          <w:rFonts w:ascii="ＭＳ 明朝" w:hAnsi="ＭＳ 明朝"/>
-        </w:rPr>
-      </w:pPr>
-      <w:r>
-        <w:rPr>
-          <w:rFonts w:ascii="ＭＳ 明朝" w:hAnsi="ＭＳ 明朝" w:hint="eastAsia"/>
-        </w:rPr>
-        <w:t xml:space="preserve">　赤いラインは県の平均正答率です。</w:t>
-      </w:r>
-    </w:p>
-    <w:p>
-      <w:pPr>
-        <w:rPr>
-          <w:rFonts w:ascii="ＭＳ 明朝" w:hAnsi="ＭＳ 明朝"/>
-        </w:rPr>
-      </w:pPr>
-    </w:p>
-    <w:p>
-      <w:pPr>
-        <w:rPr>
-          <w:rFonts w:ascii="ＭＳ 明朝" w:hAnsi="ＭＳ 明朝"/>
-        </w:rPr>
-      </w:pPr>
-    </w:p>
-    <w:p>
-      <w:pPr>
-        <w:pStyle w:val="a1"/>
-      </w:pPr>
-      <w:bookmarkStart w:id="13" w:name="_Toc240739218"/>
-      <w:r>
-        <w:rPr>
-          <w:rFonts w:hint="eastAsia"/>
-        </w:rPr>
-        <w:t>クラスレポート</w:t>
-      </w:r>
-      <w:r>
-        <w:rPr>
-          <w:rFonts w:hint="eastAsia"/>
-        </w:rPr>
-        <w:t>の表示</w:t>
-      </w:r>
-      <w:bookmarkEnd w:id="13"/>
-    </w:p>
-    <w:p>
-      <w:pPr>
-        <w:rPr>
-          <w:rFonts w:ascii="ＭＳ 明朝" w:hAnsi="ＭＳ 明朝"/>
-        </w:rPr>
-      </w:pPr>
-      <w:r>
-        <w:rPr>
-          <w:rFonts w:ascii="ＭＳ 明朝" w:hAnsi="ＭＳ 明朝" w:hint="eastAsia"/>
-          <w:noProof/>
-        </w:rPr>
-        <mc:AlternateContent>
-          <mc:Choice Requires="wps">
-            <w:drawing>
-              <wp:anchor distT="0" distB="0" distL="114300" distR="114300" simplePos="0" relativeHeight="251712512" behindDoc="0" locked="0" layoutInCell="1" allowOverlap="1" wp14:anchorId="3E0F887D" wp14:editId="0ACEC098">
-                <wp:simplePos x="0" y="0"/>
-                <wp:positionH relativeFrom="column">
-                  <wp:posOffset>871538</wp:posOffset>
-                </wp:positionH>
-                <wp:positionV relativeFrom="paragraph">
-                  <wp:posOffset>138748</wp:posOffset>
-                </wp:positionV>
-                <wp:extent cx="748030" cy="641350"/>
-                <wp:effectExtent l="0" t="0" r="452120" b="25400"/>
-                <wp:wrapNone/>
-                <wp:docPr id="880495449" name="吹き出し: 角を丸めた四角形 5"/>
-                <wp:cNvGraphicFramePr/>
-                <a:graphic xmlns:a="http://schemas.openxmlformats.org/drawingml/2006/main">
-                  <a:graphicData uri="http://schemas.microsoft.com/office/word/2010/wordprocessingShape">
-                    <wps:wsp>
-                      <wps:cNvSpPr/>
-                      <wps:spPr>
-                        <a:xfrm>
-                          <a:off x="0" y="0"/>
-                          <a:ext cx="748030" cy="641350"/>
-                        </a:xfrm>
-                        <a:prstGeom prst="wedgeRoundRectCallout">
-                          <a:avLst>
-                            <a:gd name="adj1" fmla="val 105723"/>
-                            <a:gd name="adj2" fmla="val 14380"/>
-                            <a:gd name="adj3" fmla="val 16667"/>
-                          </a:avLst>
-                        </a:prstGeom>
-                        <a:solidFill>
-                          <a:schemeClr val="bg1"/>
-                        </a:solidFill>
-                        <a:ln w="19050">
-                          <a:solidFill>
-                            <a:srgbClr val="0070C0"/>
-                          </a:solidFill>
-                        </a:ln>
-                      </wps:spPr>
-                      <wps:style>
-                        <a:lnRef idx="2">
-                          <a:schemeClr val="accent1">
-                            <a:shade val="15000"/>
-                          </a:schemeClr>
-                        </a:lnRef>
-                        <a:fillRef idx="1">
-                          <a:schemeClr val="accent1"/>
-                        </a:fillRef>
-                        <a:effectRef idx="0">
-                          <a:schemeClr val="accent1"/>
-                        </a:effectRef>
-                        <a:fontRef idx="minor">
-                          <a:schemeClr val="lt1"/>
-                        </a:fontRef>
-                      </wps:style>
-                      <wps:txbx>
-                        <w:txbxContent>
-                          <w:p>
-                            <w:pPr>
-                              <w:jc w:val="center"/>
-                              <w:rPr>
-                                <w:color w:val="0070C0"/>
-                              </w:rPr>
-                            </w:pPr>
-                            <w:r>
-                              <w:rPr>
-                                <w:rFonts w:hint="eastAsia"/>
-                                <w:color w:val="0070C0"/>
-                              </w:rPr>
-                              <w:t>クラス</w:t>
-                            </w:r>
-                          </w:p>
-                          <w:p>
-                            <w:pPr>
-                              <w:jc w:val="center"/>
-                              <w:rPr>
-                                <w:color w:val="0070C0"/>
-                              </w:rPr>
-                            </w:pPr>
-                            <w:r>
-                              <w:rPr>
-                                <w:rFonts w:hint="eastAsia"/>
-                                <w:color w:val="0070C0"/>
-                              </w:rPr>
-                              <w:t>を選択</w:t>
-                            </w:r>
-                          </w:p>
-                        </w:txbxContent>
-                      </wps:txbx>
-                      <wps:bodyPr rot="0" spcFirstLastPara="0" vertOverflow="overflow" horzOverflow="overflow" vert="horz" wrap="square" lIns="91440" tIns="45720" rIns="91440" bIns="45720" numCol="1" spcCol="0" rtlCol="0" fromWordArt="0" anchor="ctr" anchorCtr="0" forceAA="0" compatLnSpc="1">
-                        <a:prstTxWarp prst="textNoShape">
-                          <a:avLst/>
-                        </a:prstTxWarp>
-                        <a:noAutofit/>
-                      </wps:bodyPr>
-                    </wps:wsp>
-                  </a:graphicData>
-                </a:graphic>
-                <wp14:sizeRelH relativeFrom="margin">
-                  <wp14:pctWidth>0</wp14:pctWidth>
-                </wp14:sizeRelH>
-                <wp14:sizeRelV relativeFrom="margin">
-                  <wp14:pctHeight>0</wp14:pctHeight>
-                </wp14:sizeRelV>
-              </wp:anchor>
-            </w:drawing>
-          </mc:Choice>
-          <mc:Fallback>
-            <w:pict>
-              <v:shape w14:anchorId="3E0F887D" id="_x0000_s1047" type="#_x0000_t62" style="position:absolute;left:0;text-align:left;margin-left:68.65pt;margin-top:10.95pt;width:58.9pt;height:50.5pt;z-index:251712512;visibility:visible;mso-wrap-style:square;mso-width-percent:0;mso-height-percent:0;mso-wrap-distance-left:9pt;mso-wrap-distance-top:0;mso-wrap-distance-right:9pt;mso-wrap-distance-bottom:0;mso-position-horizontal:absolute;mso-position-horizontal-relative:text;mso-position-vertical:absolute;mso-position-vertical-relative:text;mso-width-percent:0;mso-height-percent:0;mso-width-relative:margin;mso-height-relative:margin;v-text-anchor:middle" o:gfxdata="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" adj="33636,13906" fillcolor="white [3212]" strokecolor="#0070c0" strokeweight="1.5pt">
-                <v:textbox>
-                  <w:txbxContent>
-                    <w:p>
-                      <w:pPr>
-                        <w:jc w:val="center"/>
-                        <w:rPr>
-                          <w:color w:val="0070C0"/>
-                        </w:rPr>
-                      </w:pPr>
-                      <w:r>
-                        <w:rPr>
-                          <w:rFonts w:hint="eastAsia"/>
-                          <w:color w:val="0070C0"/>
-                        </w:rPr>
-                        <w:t>クラス</w:t>
-                      </w:r>
-                    </w:p>
-                    <w:p>
-                      <w:pPr>
-                        <w:jc w:val="center"/>
-                        <w:rPr>
-                          <w:color w:val="0070C0"/>
-                        </w:rPr>
-                      </w:pPr>
-                      <w:r>
-                        <w:rPr>
-                          <w:rFonts w:hint="eastAsia"/>
-                          <w:color w:val="0070C0"/>
-                        </w:rPr>
-                        <w:t>を選択</w:t>
-                      </w:r>
-                    </w:p>
-                  </w:txbxContent>
-                </v:textbox>
-              </v:shape>
-            </w:pict>
-          </mc:Fallback>
-        </mc:AlternateContent>
-      </w:r>
-    </w:p>
-    <w:p>
-      <w:pPr>
-        <w:jc w:val="right"/>
-        <w:rPr>
-          <w:rFonts w:ascii="ＭＳ 明朝" w:hAnsi="ＭＳ 明朝"/>
-        </w:rPr>
-      </w:pPr>
-      <w:r>
-        <w:rPr>
-          <w:rFonts w:ascii="ＭＳ 明朝" w:hAnsi="ＭＳ 明朝" w:hint="eastAsia"/>
-          <w:noProof/>
-        </w:rPr>
-        <mc:AlternateContent>
-          <mc:Choice Requires="wps">
-            <w:drawing>
-              <wp:anchor distT="0" distB="0" distL="114300" distR="114300" simplePos="0" relativeHeight="251714560" behindDoc="0" locked="0" layoutInCell="1" allowOverlap="1" wp14:anchorId="4C7D1C74" wp14:editId="3FC77469">
-                <wp:simplePos x="0" y="0"/>
-                <wp:positionH relativeFrom="column">
-                  <wp:posOffset>166687</wp:posOffset>
-                </wp:positionH>
-                <wp:positionV relativeFrom="paragraph">
-                  <wp:posOffset>910272</wp:posOffset>
+                  <wp:posOffset>1385530</wp:posOffset>
                 </wp:positionV>
                 <wp:extent cx="1505268" cy="878840"/>
                 <wp:effectExtent l="0" t="0" r="285750" b="12700"/>
@@ -12840,7 +10696,7 @@
           </mc:Choice>
           <mc:Fallback>
             <w:pict>
-              <v:shape w14:anchorId="4C7D1C74" id="_x0000_s1048" type="#_x0000_t62" style="position:absolute;left:0;text-align:left;margin-left:13.1pt;margin-top:71.65pt;width:118.55pt;height:69.2pt;z-index:251714560;visibility:visible;mso-wrap-style:square;mso-width-percent:0;mso-height-percent:0;mso-wrap-distance-left:9pt;mso-wrap-distance-top:0;mso-wrap-distance-right:9pt;mso-wrap-distance-bottom:0;mso-position-horizontal:absolute;mso-position-horizontal-relative:text;mso-position-vertical:absolute;mso-position-vertical-relative:text;mso-width-percent:0;mso-height-percent:0;mso-width-relative:margin;mso-height-relative:margin;v-text-anchor:middle" o:gfxdata="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" adj="24972,18718" fillcolor="white [3212]" strokecolor="#0070c0" strokeweight="1.5pt">
+              <v:shape w14:anchorId="4C7D1C74" id="_x0000_s1041" type="#_x0000_t62" style="position:absolute;left:0;text-align:left;margin-left:0;margin-top:109.1pt;width:118.55pt;height:69.2pt;z-index:251714560;visibility:visible;mso-wrap-style:square;mso-width-percent:0;mso-height-percent:0;mso-wrap-distance-left:9pt;mso-wrap-distance-top:0;mso-wrap-distance-right:9pt;mso-wrap-distance-bottom:0;mso-position-horizontal:left;mso-position-horizontal-relative:margin;mso-position-vertical:absolute;mso-position-vertical-relative:text;mso-width-percent:0;mso-height-percent:0;mso-width-relative:margin;mso-height-relative:margin;v-text-anchor:middle" o:gfxdata="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" adj="24972,18718" fillcolor="white [3212]" strokecolor="#0070c0" strokeweight="1.5pt">
                 <v:textbox style="mso-fit-shape-to-text:t">
                   <w:txbxContent>
                     <w:p>
@@ -12875,6 +10731,7 @@
                     </w:p>
                   </w:txbxContent>
                 </v:textbox>
+                <w10:wrap anchorx="margin"/>
               </v:shape>
             </w:pict>
           </mc:Fallback>
@@ -12882,19 +10739,944 @@
       </w:r>
       <w:r>
         <w:rPr>
-          <w:rFonts w:ascii="ＭＳ 明朝" w:hAnsi="ＭＳ 明朝"/>
+          <w:rFonts w:ascii="ＭＳ 明朝" w:hAnsi="ＭＳ 明朝" w:hint="eastAsia"/>
           <w:noProof/>
         </w:rPr>
         <mc:AlternateContent>
           <mc:Choice Requires="wps">
             <w:drawing>
-              <wp:anchor distT="0" distB="0" distL="114300" distR="114300" simplePos="0" relativeHeight="251710464" behindDoc="0" locked="0" layoutInCell="1" allowOverlap="1" wp14:anchorId="51D2E148" wp14:editId="38531206">
+              <wp:anchor distT="0" distB="0" distL="114300" distR="114300" simplePos="0" relativeHeight="251807744" behindDoc="0" locked="0" layoutInCell="1" allowOverlap="1" wp14:anchorId="7FD25C53" wp14:editId="27C8CFB2">
+                <wp:simplePos x="0" y="0"/>
+                <wp:positionH relativeFrom="margin">
+                  <wp:align>right</wp:align>
+                </wp:positionH>
+                <wp:positionV relativeFrom="paragraph">
+                  <wp:posOffset>712957</wp:posOffset>
+                </wp:positionV>
+                <wp:extent cx="1926590" cy="641350"/>
+                <wp:effectExtent l="0" t="152400" r="16510" b="25400"/>
+                <wp:wrapNone/>
+                <wp:docPr id="1319992163" name="吹き出し: 角を丸めた四角形 5"/>
+                <wp:cNvGraphicFramePr/>
+                <a:graphic xmlns:a="http://schemas.openxmlformats.org/drawingml/2006/main">
+                  <a:graphicData uri="http://schemas.microsoft.com/office/word/2010/wordprocessingShape">
+                    <wps:wsp>
+                      <wps:cNvSpPr/>
+                      <wps:spPr>
+                        <a:xfrm>
+                          <a:off x="4929212" y="2487358"/>
+                          <a:ext cx="1926590" cy="641350"/>
+                        </a:xfrm>
+                        <a:prstGeom prst="wedgeRoundRectCallout">
+                          <a:avLst>
+                            <a:gd name="adj1" fmla="val -2134"/>
+                            <a:gd name="adj2" fmla="val -71904"/>
+                            <a:gd name="adj3" fmla="val 16667"/>
+                          </a:avLst>
+                        </a:prstGeom>
+                        <a:solidFill>
+                          <a:schemeClr val="bg1"/>
+                        </a:solidFill>
+                        <a:ln w="19050">
+                          <a:solidFill>
+                            <a:srgbClr val="0070C0"/>
+                          </a:solidFill>
+                        </a:ln>
+                      </wps:spPr>
+                      <wps:style>
+                        <a:lnRef idx="2">
+                          <a:schemeClr val="accent1">
+                            <a:shade val="15000"/>
+                          </a:schemeClr>
+                        </a:lnRef>
+                        <a:fillRef idx="1">
+                          <a:schemeClr val="accent1"/>
+                        </a:fillRef>
+                        <a:effectRef idx="0">
+                          <a:schemeClr val="accent1"/>
+                        </a:effectRef>
+                        <a:fontRef idx="minor">
+                          <a:schemeClr val="lt1"/>
+                        </a:fontRef>
+                      </wps:style>
+                      <wps:txbx>
+                        <w:txbxContent>
+                          <w:p>
+                            <w:pPr>
+                              <w:jc w:val="center"/>
+                              <w:rPr>
+                                <w:color w:val="0070C0"/>
+                              </w:rPr>
+                            </w:pPr>
+                            <w:r>
+                              <w:rPr>
+                                <w:rFonts w:hint="eastAsia"/>
+                                <w:color w:val="0070C0"/>
+                              </w:rPr>
+                              <w:t>表示</w:t>
+                            </w:r>
+                            <w:r>
+                              <w:rPr>
+                                <w:rFonts w:hint="eastAsia"/>
+                                <w:color w:val="0070C0"/>
+                              </w:rPr>
+                              <w:t>中の画面の</w:t>
+                            </w:r>
+                          </w:p>
+                          <w:p>
+                            <w:pPr>
+                              <w:jc w:val="center"/>
+                              <w:rPr>
+                                <w:rFonts w:hint="eastAsia"/>
+                                <w:color w:val="0070C0"/>
+                              </w:rPr>
+                            </w:pPr>
+                            <w:r>
+                              <w:rPr>
+                                <w:rFonts w:hint="eastAsia"/>
+                                <w:color w:val="0070C0"/>
+                              </w:rPr>
+                              <w:t>印刷用ページを表示します</w:t>
+                            </w:r>
+                          </w:p>
+                        </w:txbxContent>
+                      </wps:txbx>
+                      <wps:bodyPr rot="0" spcFirstLastPara="0" vertOverflow="overflow" horzOverflow="overflow" vert="horz" wrap="square" lIns="91440" tIns="45720" rIns="91440" bIns="45720" numCol="1" spcCol="0" rtlCol="0" fromWordArt="0" anchor="ctr" anchorCtr="0" forceAA="0" compatLnSpc="1">
+                        <a:prstTxWarp prst="textNoShape">
+                          <a:avLst/>
+                        </a:prstTxWarp>
+                        <a:noAutofit/>
+                      </wps:bodyPr>
+                    </wps:wsp>
+                  </a:graphicData>
+                </a:graphic>
+                <wp14:sizeRelH relativeFrom="margin">
+                  <wp14:pctWidth>0</wp14:pctWidth>
+                </wp14:sizeRelH>
+                <wp14:sizeRelV relativeFrom="margin">
+                  <wp14:pctHeight>0</wp14:pctHeight>
+                </wp14:sizeRelV>
+              </wp:anchor>
+            </w:drawing>
+          </mc:Choice>
+          <mc:Fallback>
+            <w:pict>
+              <v:shape w14:anchorId="7FD25C53" id="_x0000_s1042" type="#_x0000_t62" style="position:absolute;left:0;text-align:left;margin-left:100.5pt;margin-top:56.15pt;width:151.7pt;height:50.5pt;z-index:251807744;visibility:visible;mso-wrap-style:square;mso-width-percent:0;mso-height-percent:0;mso-wrap-distance-left:9pt;mso-wrap-distance-top:0;mso-wrap-distance-right:9pt;mso-wrap-distance-bottom:0;mso-position-horizontal:right;mso-position-horizontal-relative:margin;mso-position-vertical:absolute;mso-position-vertical-relative:text;mso-width-percent:0;mso-height-percent:0;mso-width-relative:margin;mso-height-relative:margin;v-text-anchor:middle" o:gfxdata="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" adj="10339,-4731" fillcolor="white [3212]" strokecolor="#0070c0" strokeweight="1.5pt">
+                <v:textbox>
+                  <w:txbxContent>
+                    <w:p>
+                      <w:pPr>
+                        <w:jc w:val="center"/>
+                        <w:rPr>
+                          <w:color w:val="0070C0"/>
+                        </w:rPr>
+                      </w:pPr>
+                      <w:r>
+                        <w:rPr>
+                          <w:rFonts w:hint="eastAsia"/>
+                          <w:color w:val="0070C0"/>
+                        </w:rPr>
+                        <w:t>表示</w:t>
+                      </w:r>
+                      <w:r>
+                        <w:rPr>
+                          <w:rFonts w:hint="eastAsia"/>
+                          <w:color w:val="0070C0"/>
+                        </w:rPr>
+                        <w:t>中の画面の</w:t>
+                      </w:r>
+                    </w:p>
+                    <w:p>
+                      <w:pPr>
+                        <w:jc w:val="center"/>
+                        <w:rPr>
+                          <w:rFonts w:hint="eastAsia"/>
+                          <w:color w:val="0070C0"/>
+                        </w:rPr>
+                      </w:pPr>
+                      <w:r>
+                        <w:rPr>
+                          <w:rFonts w:hint="eastAsia"/>
+                          <w:color w:val="0070C0"/>
+                        </w:rPr>
+                        <w:t>印刷用ページを表示します</w:t>
+                      </w:r>
+                    </w:p>
+                  </w:txbxContent>
+                </v:textbox>
+                <w10:wrap anchorx="margin"/>
+              </v:shape>
+            </w:pict>
+          </mc:Fallback>
+        </mc:AlternateContent>
+      </w:r>
+      <w:r>
+        <w:rPr>
+          <w:rFonts w:ascii="ＭＳ 明朝" w:hAnsi="ＭＳ 明朝"/>
+          <w:noProof/>
+        </w:rPr>
+        <mc:AlternateContent>
+          <mc:Choice Requires="wps">
+            <w:drawing>
+              <wp:anchor distT="0" distB="0" distL="114300" distR="114300" simplePos="0" relativeHeight="251805696" behindDoc="0" locked="0" layoutInCell="1" allowOverlap="1" wp14:anchorId="37155AB3" wp14:editId="1400FE3B">
                 <wp:simplePos x="0" y="0"/>
                 <wp:positionH relativeFrom="column">
-                  <wp:posOffset>2128838</wp:posOffset>
+                  <wp:posOffset>4729533</wp:posOffset>
                 </wp:positionH>
                 <wp:positionV relativeFrom="paragraph">
-                  <wp:posOffset>300673</wp:posOffset>
+                  <wp:posOffset>376782</wp:posOffset>
+                </wp:positionV>
+                <wp:extent cx="862284" cy="161086"/>
+                <wp:effectExtent l="0" t="0" r="14605" b="10795"/>
+                <wp:wrapNone/>
+                <wp:docPr id="470608509" name="四角形: 角を丸くする 7"/>
+                <wp:cNvGraphicFramePr/>
+                <a:graphic xmlns:a="http://schemas.openxmlformats.org/drawingml/2006/main">
+                  <a:graphicData uri="http://schemas.microsoft.com/office/word/2010/wordprocessingShape">
+                    <wps:wsp>
+                      <wps:cNvSpPr/>
+                      <wps:spPr>
+                        <a:xfrm>
+                          <a:off x="0" y="0"/>
+                          <a:ext cx="862284" cy="161086"/>
+                        </a:xfrm>
+                        <a:prstGeom prst="roundRect">
+                          <a:avLst/>
+                        </a:prstGeom>
+                        <a:noFill/>
+                        <a:ln w="19050">
+                          <a:solidFill>
+                            <a:srgbClr val="0070C0"/>
+                          </a:solidFill>
+                          <a:prstDash val="sysDash"/>
+                        </a:ln>
+                      </wps:spPr>
+                      <wps:style>
+                        <a:lnRef idx="2">
+                          <a:schemeClr val="accent1">
+                            <a:shade val="15000"/>
+                          </a:schemeClr>
+                        </a:lnRef>
+                        <a:fillRef idx="1">
+                          <a:schemeClr val="accent1"/>
+                        </a:fillRef>
+                        <a:effectRef idx="0">
+                          <a:schemeClr val="accent1"/>
+                        </a:effectRef>
+                        <a:fontRef idx="minor">
+                          <a:schemeClr val="lt1"/>
+                        </a:fontRef>
+                      </wps:style>
+                      <wps:bodyPr rot="0" spcFirstLastPara="0" vertOverflow="overflow" horzOverflow="overflow" vert="horz" wrap="square" lIns="91440" tIns="45720" rIns="91440" bIns="45720" numCol="1" spcCol="0" rtlCol="0" fromWordArt="0" anchor="ctr" anchorCtr="0" forceAA="0" compatLnSpc="1">
+                        <a:prstTxWarp prst="textNoShape">
+                          <a:avLst/>
+                        </a:prstTxWarp>
+                        <a:noAutofit/>
+                      </wps:bodyPr>
+                    </wps:wsp>
+                  </a:graphicData>
+                </a:graphic>
+                <wp14:sizeRelH relativeFrom="margin">
+                  <wp14:pctWidth>0</wp14:pctWidth>
+                </wp14:sizeRelH>
+                <wp14:sizeRelV relativeFrom="margin">
+                  <wp14:pctHeight>0</wp14:pctHeight>
+                </wp14:sizeRelV>
+              </wp:anchor>
+            </w:drawing>
+          </mc:Choice>
+          <mc:Fallback>
+            <w:pict>
+              <v:roundrect w14:anchorId="65695BD2" id="四角形: 角を丸くする 7" o:spid="_x0000_s1026" style="position:absolute;margin-left:372.4pt;margin-top:29.65pt;width:67.9pt;height:12.7pt;z-index:251805696;visibility:visible;mso-wrap-style:square;mso-width-percent:0;mso-height-percent:0;mso-wrap-distance-left:9pt;mso-wrap-distance-top:0;mso-wrap-distance-right:9pt;mso-wrap-distance-bottom:0;mso-position-horizontal:absolute;mso-position-horizontal-relative:text;mso-position-vertical:absolute;mso-position-vertical-relative:text;mso-width-percent:0;mso-height-percent:0;mso-width-relative:margin;mso-height-relative:margin;v-text-anchor:middle" arcsize="10923f" o:gfxdata="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" filled="f" strokecolor="#0070c0" strokeweight="1.5pt">
+                <v:stroke dashstyle="3 1" joinstyle="miter"/>
+              </v:roundrect>
+            </w:pict>
+          </mc:Fallback>
+        </mc:AlternateContent>
+      </w:r>
+      <w:r>
+        <w:rPr>
+          <w:rFonts w:ascii="ＭＳ 明朝" w:hAnsi="ＭＳ 明朝"/>
+          <w:noProof/>
+        </w:rPr>
+        <mc:AlternateContent>
+          <mc:Choice Requires="wps">
+            <w:drawing>
+              <wp:anchor distT="0" distB="0" distL="114300" distR="114300" simplePos="0" relativeHeight="251793408" behindDoc="0" locked="0" layoutInCell="1" allowOverlap="1" wp14:anchorId="3A1FB565" wp14:editId="17EBF05B">
+                <wp:simplePos x="0" y="0"/>
+                <wp:positionH relativeFrom="column">
+                  <wp:posOffset>2890079</wp:posOffset>
+                </wp:positionH>
+                <wp:positionV relativeFrom="paragraph">
+                  <wp:posOffset>379095</wp:posOffset>
+                </wp:positionV>
+                <wp:extent cx="538162" cy="142875"/>
+                <wp:effectExtent l="0" t="0" r="14605" b="28575"/>
+                <wp:wrapNone/>
+                <wp:docPr id="967598169" name="四角形: 角を丸くする 7"/>
+                <wp:cNvGraphicFramePr/>
+                <a:graphic xmlns:a="http://schemas.openxmlformats.org/drawingml/2006/main">
+                  <a:graphicData uri="http://schemas.microsoft.com/office/word/2010/wordprocessingShape">
+                    <wps:wsp>
+                      <wps:cNvSpPr/>
+                      <wps:spPr>
+                        <a:xfrm>
+                          <a:off x="0" y="0"/>
+                          <a:ext cx="538162" cy="142875"/>
+                        </a:xfrm>
+                        <a:prstGeom prst="roundRect">
+                          <a:avLst/>
+                        </a:prstGeom>
+                        <a:noFill/>
+                        <a:ln w="19050">
+                          <a:solidFill>
+                            <a:srgbClr val="0070C0"/>
+                          </a:solidFill>
+                          <a:prstDash val="sysDash"/>
+                        </a:ln>
+                      </wps:spPr>
+                      <wps:style>
+                        <a:lnRef idx="2">
+                          <a:schemeClr val="accent1">
+                            <a:shade val="15000"/>
+                          </a:schemeClr>
+                        </a:lnRef>
+                        <a:fillRef idx="1">
+                          <a:schemeClr val="accent1"/>
+                        </a:fillRef>
+                        <a:effectRef idx="0">
+                          <a:schemeClr val="accent1"/>
+                        </a:effectRef>
+                        <a:fontRef idx="minor">
+                          <a:schemeClr val="lt1"/>
+                        </a:fontRef>
+                      </wps:style>
+                      <wps:bodyPr rot="0" spcFirstLastPara="0" vertOverflow="overflow" horzOverflow="overflow" vert="horz" wrap="square" lIns="91440" tIns="45720" rIns="91440" bIns="45720" numCol="1" spcCol="0" rtlCol="0" fromWordArt="0" anchor="ctr" anchorCtr="0" forceAA="0" compatLnSpc="1">
+                        <a:prstTxWarp prst="textNoShape">
+                          <a:avLst/>
+                        </a:prstTxWarp>
+                        <a:noAutofit/>
+                      </wps:bodyPr>
+                    </wps:wsp>
+                  </a:graphicData>
+                </a:graphic>
+                <wp14:sizeRelH relativeFrom="margin">
+                  <wp14:pctWidth>0</wp14:pctWidth>
+                </wp14:sizeRelH>
+                <wp14:sizeRelV relativeFrom="margin">
+                  <wp14:pctHeight>0</wp14:pctHeight>
+                </wp14:sizeRelV>
+              </wp:anchor>
+            </w:drawing>
+          </mc:Choice>
+          <mc:Fallback>
+            <w:pict>
+              <v:roundrect w14:anchorId="7D330498" id="四角形: 角を丸くする 7" o:spid="_x0000_s1026" style="position:absolute;margin-left:227.55pt;margin-top:29.85pt;width:42.35pt;height:11.25pt;z-index:251793408;visibility:visible;mso-wrap-style:square;mso-width-percent:0;mso-height-percent:0;mso-wrap-distance-left:9pt;mso-wrap-distance-top:0;mso-wrap-distance-right:9pt;mso-wrap-distance-bottom:0;mso-position-horizontal:absolute;mso-position-horizontal-relative:text;mso-position-vertical:absolute;mso-position-vertical-relative:text;mso-width-percent:0;mso-height-percent:0;mso-width-relative:margin;mso-height-relative:margin;v-text-anchor:middle" arcsize="10923f" o:gfxdata="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" filled="f" strokecolor="#0070c0" strokeweight="1.5pt">
+                <v:stroke dashstyle="3 1" joinstyle="miter"/>
+              </v:roundrect>
+            </w:pict>
+          </mc:Fallback>
+        </mc:AlternateContent>
+      </w:r>
+      <w:r>
+        <w:rPr>
+          <w:rFonts w:ascii="ＭＳ 明朝" w:hAnsi="ＭＳ 明朝" w:hint="eastAsia"/>
+          <w:noProof/>
+        </w:rPr>
+        <mc:AlternateContent>
+          <mc:Choice Requires="wps">
+            <w:drawing>
+              <wp:anchor distT="0" distB="0" distL="114300" distR="114300" simplePos="0" relativeHeight="251712512" behindDoc="0" locked="0" layoutInCell="1" allowOverlap="1" wp14:anchorId="3E0F887D" wp14:editId="1CC48073">
+                <wp:simplePos x="0" y="0"/>
+                <wp:positionH relativeFrom="column">
+                  <wp:posOffset>1562100</wp:posOffset>
+                </wp:positionH>
+                <wp:positionV relativeFrom="paragraph">
+                  <wp:posOffset>675005</wp:posOffset>
+                </wp:positionV>
+                <wp:extent cx="1917065" cy="641350"/>
+                <wp:effectExtent l="152400" t="152400" r="26035" b="25400"/>
+                <wp:wrapNone/>
+                <wp:docPr id="880495449" name="吹き出し: 角を丸めた四角形 5"/>
+                <wp:cNvGraphicFramePr/>
+                <a:graphic xmlns:a="http://schemas.openxmlformats.org/drawingml/2006/main">
+                  <a:graphicData uri="http://schemas.microsoft.com/office/word/2010/wordprocessingShape">
+                    <wps:wsp>
+                      <wps:cNvSpPr/>
+                      <wps:spPr>
+                        <a:xfrm>
+                          <a:off x="0" y="0"/>
+                          <a:ext cx="1917065" cy="641350"/>
+                        </a:xfrm>
+                        <a:prstGeom prst="wedgeRoundRectCallout">
+                          <a:avLst>
+                            <a:gd name="adj1" fmla="val -55735"/>
+                            <a:gd name="adj2" fmla="val -71737"/>
+                            <a:gd name="adj3" fmla="val 16667"/>
+                          </a:avLst>
+                        </a:prstGeom>
+                        <a:solidFill>
+                          <a:schemeClr val="bg1"/>
+                        </a:solidFill>
+                        <a:ln w="19050">
+                          <a:solidFill>
+                            <a:srgbClr val="0070C0"/>
+                          </a:solidFill>
+                        </a:ln>
+                      </wps:spPr>
+                      <wps:style>
+                        <a:lnRef idx="2">
+                          <a:schemeClr val="accent1">
+                            <a:shade val="15000"/>
+                          </a:schemeClr>
+                        </a:lnRef>
+                        <a:fillRef idx="1">
+                          <a:schemeClr val="accent1"/>
+                        </a:fillRef>
+                        <a:effectRef idx="0">
+                          <a:schemeClr val="accent1"/>
+                        </a:effectRef>
+                        <a:fontRef idx="minor">
+                          <a:schemeClr val="lt1"/>
+                        </a:fontRef>
+                      </wps:style>
+                      <wps:txbx>
+                        <w:txbxContent>
+                          <w:p>
+                            <w:pPr>
+                              <w:jc w:val="center"/>
+                              <w:rPr>
+                                <w:color w:val="0070C0"/>
+                              </w:rPr>
+                            </w:pPr>
+                            <w:r>
+                              <w:rPr>
+                                <w:rFonts w:hint="eastAsia"/>
+                                <w:color w:val="0070C0"/>
+                              </w:rPr>
+                              <w:t>市町村単位・学校単位を</w:t>
+                            </w:r>
+                          </w:p>
+                          <w:p>
+                            <w:pPr>
+                              <w:jc w:val="center"/>
+                              <w:rPr>
+                                <w:rFonts w:hint="eastAsia"/>
+                                <w:color w:val="0070C0"/>
+                              </w:rPr>
+                            </w:pPr>
+                            <w:r>
+                              <w:rPr>
+                                <w:rFonts w:hint="eastAsia"/>
+                                <w:color w:val="0070C0"/>
+                              </w:rPr>
+                              <w:t>切り替えることができます</w:t>
+                            </w:r>
+                          </w:p>
+                        </w:txbxContent>
+                      </wps:txbx>
+                      <wps:bodyPr rot="0" spcFirstLastPara="0" vertOverflow="overflow" horzOverflow="overflow" vert="horz" wrap="square" lIns="91440" tIns="45720" rIns="91440" bIns="45720" numCol="1" spcCol="0" rtlCol="0" fromWordArt="0" anchor="ctr" anchorCtr="0" forceAA="0" compatLnSpc="1">
+                        <a:prstTxWarp prst="textNoShape">
+                          <a:avLst/>
+                        </a:prstTxWarp>
+                        <a:noAutofit/>
+                      </wps:bodyPr>
+                    </wps:wsp>
+                  </a:graphicData>
+                </a:graphic>
+                <wp14:sizeRelH relativeFrom="margin">
+                  <wp14:pctWidth>0</wp14:pctWidth>
+                </wp14:sizeRelH>
+                <wp14:sizeRelV relativeFrom="margin">
+                  <wp14:pctHeight>0</wp14:pctHeight>
+                </wp14:sizeRelV>
+              </wp:anchor>
+            </w:drawing>
+          </mc:Choice>
+          <mc:Fallback>
+            <w:pict>
+              <v:shape w14:anchorId="3E0F887D" id="_x0000_s1043" type="#_x0000_t62" style="position:absolute;left:0;text-align:left;margin-left:123pt;margin-top:53.15pt;width:150.95pt;height:50.5pt;z-index:251712512;visibility:visible;mso-wrap-style:square;mso-width-percent:0;mso-height-percent:0;mso-wrap-distance-left:9pt;mso-wrap-distance-top:0;mso-wrap-distance-right:9pt;mso-wrap-distance-bottom:0;mso-position-horizontal:absolute;mso-position-horizontal-relative:text;mso-position-vertical:absolute;mso-position-vertical-relative:text;mso-width-percent:0;mso-height-percent:0;mso-width-relative:margin;mso-height-relative:margin;v-text-anchor:middle" o:gfxdata="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" adj="-1239,-4695" fillcolor="white [3212]" strokecolor="#0070c0" strokeweight="1.5pt">
+                <v:textbox>
+                  <w:txbxContent>
+                    <w:p>
+                      <w:pPr>
+                        <w:jc w:val="center"/>
+                        <w:rPr>
+                          <w:color w:val="0070C0"/>
+                        </w:rPr>
+                      </w:pPr>
+                      <w:r>
+                        <w:rPr>
+                          <w:rFonts w:hint="eastAsia"/>
+                          <w:color w:val="0070C0"/>
+                        </w:rPr>
+                        <w:t>市町村単位・学校単位を</w:t>
+                      </w:r>
+                    </w:p>
+                    <w:p>
+                      <w:pPr>
+                        <w:jc w:val="center"/>
+                        <w:rPr>
+                          <w:rFonts w:hint="eastAsia"/>
+                          <w:color w:val="0070C0"/>
+                        </w:rPr>
+                      </w:pPr>
+                      <w:r>
+                        <w:rPr>
+                          <w:rFonts w:hint="eastAsia"/>
+                          <w:color w:val="0070C0"/>
+                        </w:rPr>
+                        <w:t>切り替えることができます</w:t>
+                      </w:r>
+                    </w:p>
+                  </w:txbxContent>
+                </v:textbox>
+              </v:shape>
+            </w:pict>
+          </mc:Fallback>
+        </mc:AlternateContent>
+      </w:r>
+      <w:r>
+        <w:rPr>
+          <w:rFonts w:ascii="ＭＳ 明朝" w:hAnsi="ＭＳ 明朝"/>
+          <w:noProof/>
+        </w:rPr>
+        <mc:AlternateContent>
+          <mc:Choice Requires="wps">
+            <w:drawing>
+              <wp:anchor distT="0" distB="0" distL="114300" distR="114300" simplePos="0" relativeHeight="251803648" behindDoc="0" locked="0" layoutInCell="1" allowOverlap="1" wp14:anchorId="53C42DED" wp14:editId="359ECCD2">
+                <wp:simplePos x="0" y="0"/>
+                <wp:positionH relativeFrom="column">
+                  <wp:posOffset>4027389</wp:posOffset>
+                </wp:positionH>
+                <wp:positionV relativeFrom="paragraph">
+                  <wp:posOffset>3494558</wp:posOffset>
+                </wp:positionV>
+                <wp:extent cx="1492469" cy="115614"/>
+                <wp:effectExtent l="0" t="0" r="0" b="0"/>
+                <wp:wrapNone/>
+                <wp:docPr id="1060383920" name="正方形/長方形 74"/>
+                <wp:cNvGraphicFramePr/>
+                <a:graphic xmlns:a="http://schemas.openxmlformats.org/drawingml/2006/main">
+                  <a:graphicData uri="http://schemas.microsoft.com/office/word/2010/wordprocessingShape">
+                    <wps:wsp>
+                      <wps:cNvSpPr/>
+                      <wps:spPr>
+                        <a:xfrm>
+                          <a:off x="0" y="0"/>
+                          <a:ext cx="1492469" cy="115614"/>
+                        </a:xfrm>
+                        <a:prstGeom prst="rect">
+                          <a:avLst/>
+                        </a:prstGeom>
+                        <a:solidFill>
+                          <a:schemeClr val="bg1"/>
+                        </a:solidFill>
+                        <a:ln>
+                          <a:noFill/>
+                        </a:ln>
+                      </wps:spPr>
+                      <wps:style>
+                        <a:lnRef idx="2">
+                          <a:schemeClr val="accent1">
+                            <a:shade val="15000"/>
+                          </a:schemeClr>
+                        </a:lnRef>
+                        <a:fillRef idx="1">
+                          <a:schemeClr val="accent1"/>
+                        </a:fillRef>
+                        <a:effectRef idx="0">
+                          <a:schemeClr val="accent1"/>
+                        </a:effectRef>
+                        <a:fontRef idx="minor">
+                          <a:schemeClr val="lt1"/>
+                        </a:fontRef>
+                      </wps:style>
+                      <wps:bodyPr rot="0" spcFirstLastPara="0" vertOverflow="overflow" horzOverflow="overflow" vert="horz" wrap="square" lIns="91440" tIns="45720" rIns="91440" bIns="45720" numCol="1" spcCol="0" rtlCol="0" fromWordArt="0" anchor="ctr" anchorCtr="0" forceAA="0" compatLnSpc="1">
+                        <a:prstTxWarp prst="textNoShape">
+                          <a:avLst/>
+                        </a:prstTxWarp>
+                        <a:noAutofit/>
+                      </wps:bodyPr>
+                    </wps:wsp>
+                  </a:graphicData>
+                </a:graphic>
+                <wp14:sizeRelH relativeFrom="margin">
+                  <wp14:pctWidth>0</wp14:pctWidth>
+                </wp14:sizeRelH>
+                <wp14:sizeRelV relativeFrom="margin">
+                  <wp14:pctHeight>0</wp14:pctHeight>
+                </wp14:sizeRelV>
+              </wp:anchor>
+            </w:drawing>
+          </mc:Choice>
+          <mc:Fallback>
+            <w:pict>
+              <v:rect w14:anchorId="7FC438C1" id="正方形/長方形 74" o:spid="_x0000_s1026" style="position:absolute;margin-left:317.1pt;margin-top:275.15pt;width:117.5pt;height:9.1pt;z-index:251803648;visibility:visible;mso-wrap-style:square;mso-width-percent:0;mso-height-percent:0;mso-wrap-distance-left:9pt;mso-wrap-distance-top:0;mso-wrap-distance-right:9pt;mso-wrap-distance-bottom:0;mso-position-horizontal:absolute;mso-position-horizontal-relative:text;mso-position-vertical:absolute;mso-position-vertical-relative:text;mso-width-percent:0;mso-height-percent:0;mso-width-relative:margin;mso-height-relative:margin;v-text-anchor:middle" o:gfxdata="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" fillcolor="white [3212]" stroked="f" strokeweight="1pt"/>
+            </w:pict>
+          </mc:Fallback>
+        </mc:AlternateContent>
+      </w:r>
+      <w:r>
+        <w:rPr>
+          <w:rFonts w:ascii="ＭＳ 明朝" w:hAnsi="ＭＳ 明朝"/>
+          <w:noProof/>
+        </w:rPr>
+        <mc:AlternateContent>
+          <mc:Choice Requires="wps">
+            <w:drawing>
+              <wp:anchor distT="0" distB="0" distL="114300" distR="114300" simplePos="0" relativeHeight="251801600" behindDoc="0" locked="0" layoutInCell="1" allowOverlap="1" wp14:anchorId="2A72FC50" wp14:editId="13F41E1B">
+                <wp:simplePos x="0" y="0"/>
+                <wp:positionH relativeFrom="column">
+                  <wp:posOffset>2401038</wp:posOffset>
+                </wp:positionH>
+                <wp:positionV relativeFrom="paragraph">
+                  <wp:posOffset>2154104</wp:posOffset>
+                </wp:positionV>
+                <wp:extent cx="218276" cy="70793"/>
+                <wp:effectExtent l="0" t="0" r="0" b="5715"/>
+                <wp:wrapNone/>
+                <wp:docPr id="1372145539" name="正方形/長方形 74"/>
+                <wp:cNvGraphicFramePr/>
+                <a:graphic xmlns:a="http://schemas.openxmlformats.org/drawingml/2006/main">
+                  <a:graphicData uri="http://schemas.microsoft.com/office/word/2010/wordprocessingShape">
+                    <wps:wsp>
+                      <wps:cNvSpPr/>
+                      <wps:spPr>
+                        <a:xfrm>
+                          <a:off x="0" y="0"/>
+                          <a:ext cx="218276" cy="70793"/>
+                        </a:xfrm>
+                        <a:prstGeom prst="rect">
+                          <a:avLst/>
+                        </a:prstGeom>
+                        <a:solidFill>
+                          <a:schemeClr val="bg1"/>
+                        </a:solidFill>
+                        <a:ln>
+                          <a:noFill/>
+                        </a:ln>
+                      </wps:spPr>
+                      <wps:style>
+                        <a:lnRef idx="2">
+                          <a:schemeClr val="accent1">
+                            <a:shade val="15000"/>
+                          </a:schemeClr>
+                        </a:lnRef>
+                        <a:fillRef idx="1">
+                          <a:schemeClr val="accent1"/>
+                        </a:fillRef>
+                        <a:effectRef idx="0">
+                          <a:schemeClr val="accent1"/>
+                        </a:effectRef>
+                        <a:fontRef idx="minor">
+                          <a:schemeClr val="lt1"/>
+                        </a:fontRef>
+                      </wps:style>
+                      <wps:bodyPr rot="0" spcFirstLastPara="0" vertOverflow="overflow" horzOverflow="overflow" vert="horz" wrap="square" lIns="91440" tIns="45720" rIns="91440" bIns="45720" numCol="1" spcCol="0" rtlCol="0" fromWordArt="0" anchor="ctr" anchorCtr="0" forceAA="0" compatLnSpc="1">
+                        <a:prstTxWarp prst="textNoShape">
+                          <a:avLst/>
+                        </a:prstTxWarp>
+                        <a:noAutofit/>
+                      </wps:bodyPr>
+                    </wps:wsp>
+                  </a:graphicData>
+                </a:graphic>
+              </wp:anchor>
+            </w:drawing>
+          </mc:Choice>
+          <mc:Fallback>
+            <w:pict>
+              <v:rect w14:anchorId="01602E53" id="正方形/長方形 74" o:spid="_x0000_s1026" style="position:absolute;margin-left:189.05pt;margin-top:169.6pt;width:17.2pt;height:5.55pt;z-index:251801600;visibility:visible;mso-wrap-style:square;mso-wrap-distance-left:9pt;mso-wrap-distance-top:0;mso-wrap-distance-right:9pt;mso-wrap-distance-bottom:0;mso-position-horizontal:absolute;mso-position-horizontal-relative:text;mso-position-vertical:absolute;mso-position-vertical-relative:text;v-text-anchor:middle" o:gfxdata="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" fillcolor="white [3212]" stroked="f" strokeweight="1pt"/>
+            </w:pict>
+          </mc:Fallback>
+        </mc:AlternateContent>
+      </w:r>
+      <w:r>
+        <w:rPr>
+          <w:rFonts w:ascii="ＭＳ 明朝" w:hAnsi="ＭＳ 明朝"/>
+          <w:noProof/>
+        </w:rPr>
+        <mc:AlternateContent>
+          <mc:Choice Requires="wps">
+            <w:drawing>
+              <wp:anchor distT="0" distB="0" distL="114300" distR="114300" simplePos="0" relativeHeight="251799552" behindDoc="0" locked="0" layoutInCell="1" allowOverlap="1" wp14:anchorId="2083932C" wp14:editId="7A8A9541">
+                <wp:simplePos x="0" y="0"/>
+                <wp:positionH relativeFrom="column">
+                  <wp:posOffset>678426</wp:posOffset>
+                </wp:positionH>
+                <wp:positionV relativeFrom="paragraph">
+                  <wp:posOffset>3469661</wp:posOffset>
+                </wp:positionV>
+                <wp:extent cx="218276" cy="70793"/>
+                <wp:effectExtent l="0" t="0" r="0" b="5715"/>
+                <wp:wrapNone/>
+                <wp:docPr id="1448012324" name="正方形/長方形 74"/>
+                <wp:cNvGraphicFramePr/>
+                <a:graphic xmlns:a="http://schemas.openxmlformats.org/drawingml/2006/main">
+                  <a:graphicData uri="http://schemas.microsoft.com/office/word/2010/wordprocessingShape">
+                    <wps:wsp>
+                      <wps:cNvSpPr/>
+                      <wps:spPr>
+                        <a:xfrm>
+                          <a:off x="0" y="0"/>
+                          <a:ext cx="218276" cy="70793"/>
+                        </a:xfrm>
+                        <a:prstGeom prst="rect">
+                          <a:avLst/>
+                        </a:prstGeom>
+                        <a:solidFill>
+                          <a:schemeClr val="bg1"/>
+                        </a:solidFill>
+                        <a:ln>
+                          <a:noFill/>
+                        </a:ln>
+                      </wps:spPr>
+                      <wps:style>
+                        <a:lnRef idx="2">
+                          <a:schemeClr val="accent1">
+                            <a:shade val="15000"/>
+                          </a:schemeClr>
+                        </a:lnRef>
+                        <a:fillRef idx="1">
+                          <a:schemeClr val="accent1"/>
+                        </a:fillRef>
+                        <a:effectRef idx="0">
+                          <a:schemeClr val="accent1"/>
+                        </a:effectRef>
+                        <a:fontRef idx="minor">
+                          <a:schemeClr val="lt1"/>
+                        </a:fontRef>
+                      </wps:style>
+                      <wps:bodyPr rot="0" spcFirstLastPara="0" vertOverflow="overflow" horzOverflow="overflow" vert="horz" wrap="square" lIns="91440" tIns="45720" rIns="91440" bIns="45720" numCol="1" spcCol="0" rtlCol="0" fromWordArt="0" anchor="ctr" anchorCtr="0" forceAA="0" compatLnSpc="1">
+                        <a:prstTxWarp prst="textNoShape">
+                          <a:avLst/>
+                        </a:prstTxWarp>
+                        <a:noAutofit/>
+                      </wps:bodyPr>
+                    </wps:wsp>
+                  </a:graphicData>
+                </a:graphic>
+              </wp:anchor>
+            </w:drawing>
+          </mc:Choice>
+          <mc:Fallback>
+            <w:pict>
+              <v:rect w14:anchorId="39E6156B" id="正方形/長方形 74" o:spid="_x0000_s1026" style="position:absolute;margin-left:53.4pt;margin-top:273.2pt;width:17.2pt;height:5.55pt;z-index:251799552;visibility:visible;mso-wrap-style:square;mso-wrap-distance-left:9pt;mso-wrap-distance-top:0;mso-wrap-distance-right:9pt;mso-wrap-distance-bottom:0;mso-position-horizontal:absolute;mso-position-horizontal-relative:text;mso-position-vertical:absolute;mso-position-vertical-relative:text;v-text-anchor:middle" o:gfxdata="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" fillcolor="white [3212]" stroked="f" strokeweight="1pt"/>
+            </w:pict>
+          </mc:Fallback>
+        </mc:AlternateContent>
+      </w:r>
+      <w:r>
+        <w:rPr>
+          <w:rFonts w:ascii="ＭＳ 明朝" w:hAnsi="ＭＳ 明朝"/>
+          <w:noProof/>
+        </w:rPr>
+        <mc:AlternateContent>
+          <mc:Choice Requires="wps">
+            <w:drawing>
+              <wp:anchor distT="0" distB="0" distL="114300" distR="114300" simplePos="0" relativeHeight="251797504" behindDoc="0" locked="0" layoutInCell="1" allowOverlap="1" wp14:anchorId="195BA4C9" wp14:editId="7230CF38">
+                <wp:simplePos x="0" y="0"/>
+                <wp:positionH relativeFrom="column">
+                  <wp:posOffset>1025607</wp:posOffset>
+                </wp:positionH>
+                <wp:positionV relativeFrom="paragraph">
+                  <wp:posOffset>838118</wp:posOffset>
+                </wp:positionV>
+                <wp:extent cx="218276" cy="70793"/>
+                <wp:effectExtent l="0" t="0" r="0" b="5715"/>
+                <wp:wrapNone/>
+                <wp:docPr id="2049165531" name="正方形/長方形 74"/>
+                <wp:cNvGraphicFramePr/>
+                <a:graphic xmlns:a="http://schemas.openxmlformats.org/drawingml/2006/main">
+                  <a:graphicData uri="http://schemas.microsoft.com/office/word/2010/wordprocessingShape">
+                    <wps:wsp>
+                      <wps:cNvSpPr/>
+                      <wps:spPr>
+                        <a:xfrm>
+                          <a:off x="0" y="0"/>
+                          <a:ext cx="218276" cy="70793"/>
+                        </a:xfrm>
+                        <a:prstGeom prst="rect">
+                          <a:avLst/>
+                        </a:prstGeom>
+                        <a:solidFill>
+                          <a:schemeClr val="bg1"/>
+                        </a:solidFill>
+                        <a:ln>
+                          <a:noFill/>
+                        </a:ln>
+                      </wps:spPr>
+                      <wps:style>
+                        <a:lnRef idx="2">
+                          <a:schemeClr val="accent1">
+                            <a:shade val="15000"/>
+                          </a:schemeClr>
+                        </a:lnRef>
+                        <a:fillRef idx="1">
+                          <a:schemeClr val="accent1"/>
+                        </a:fillRef>
+                        <a:effectRef idx="0">
+                          <a:schemeClr val="accent1"/>
+                        </a:effectRef>
+                        <a:fontRef idx="minor">
+                          <a:schemeClr val="lt1"/>
+                        </a:fontRef>
+                      </wps:style>
+                      <wps:bodyPr rot="0" spcFirstLastPara="0" vertOverflow="overflow" horzOverflow="overflow" vert="horz" wrap="square" lIns="91440" tIns="45720" rIns="91440" bIns="45720" numCol="1" spcCol="0" rtlCol="0" fromWordArt="0" anchor="ctr" anchorCtr="0" forceAA="0" compatLnSpc="1">
+                        <a:prstTxWarp prst="textNoShape">
+                          <a:avLst/>
+                        </a:prstTxWarp>
+                        <a:noAutofit/>
+                      </wps:bodyPr>
+                    </wps:wsp>
+                  </a:graphicData>
+                </a:graphic>
+              </wp:anchor>
+            </w:drawing>
+          </mc:Choice>
+          <mc:Fallback>
+            <w:pict>
+              <v:rect w14:anchorId="6EDEAA5C" id="正方形/長方形 74" o:spid="_x0000_s1026" style="position:absolute;margin-left:80.75pt;margin-top:66pt;width:17.2pt;height:5.55pt;z-index:251797504;visibility:visible;mso-wrap-style:square;mso-wrap-distance-left:9pt;mso-wrap-distance-top:0;mso-wrap-distance-right:9pt;mso-wrap-distance-bottom:0;mso-position-horizontal:absolute;mso-position-horizontal-relative:text;mso-position-vertical:absolute;mso-position-vertical-relative:text;v-text-anchor:middle" o:gfxdata="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" fillcolor="white [3212]" stroked="f" strokeweight="1pt"/>
+            </w:pict>
+          </mc:Fallback>
+        </mc:AlternateContent>
+      </w:r>
+      <w:r>
+        <w:rPr>
+          <w:rFonts w:ascii="ＭＳ 明朝" w:hAnsi="ＭＳ 明朝"/>
+        </w:rPr>
+        <w:drawing>
+          <wp:inline distT="0" distB="0" distL="0" distR="0" wp14:anchorId="7548D89D" wp14:editId="03E3B3C8">
+            <wp:extent cx="4955458" cy="3563293"/>
+            <wp:effectExtent l="19050" t="19050" r="17145" b="18415"/>
+            <wp:docPr id="1256503007" name="図 1"/>
+            <wp:cNvGraphicFramePr>
+              <a:graphicFrameLocks xmlns:a="http://schemas.openxmlformats.org/drawingml/2006/main" noChangeAspect="1"/>
+            </wp:cNvGraphicFramePr>
+            <a:graphic xmlns:a="http://schemas.openxmlformats.org/drawingml/2006/main">
+              <a:graphicData uri="http://schemas.openxmlformats.org/drawingml/2006/picture">
+                <pic:pic xmlns:pic="http://schemas.openxmlformats.org/drawingml/2006/picture">
+                  <pic:nvPicPr>
+                    <pic:cNvPr id="1256503007" name=""/>
+                    <pic:cNvPicPr/>
+                  </pic:nvPicPr>
+                  <pic:blipFill>
+                    <a:blip r:embed="rId27"/>
+                    <a:stretch>
+                      <a:fillRect/>
+                    </a:stretch>
+                  </pic:blipFill>
+                  <pic:spPr>
+                    <a:xfrm>
+                      <a:off x="0" y="0"/>
+                      <a:ext cx="4971111" cy="3574548"/>
+                    </a:xfrm>
+                    <a:prstGeom prst="rect">
+                      <a:avLst/>
+                    </a:prstGeom>
+                    <a:ln>
+                      <a:solidFill>
+                        <a:schemeClr val="tx1"/>
+                      </a:solidFill>
+                    </a:ln>
+                  </pic:spPr>
+                </pic:pic>
+              </a:graphicData>
+            </a:graphic>
+          </wp:inline>
+        </w:drawing>
+      </w:r>
+      <w:r>
+        <w:rPr>
+          <w:rFonts w:ascii="ＭＳ 明朝" w:hAnsi="ＭＳ 明朝"/>
+          <w:noProof/>
+        </w:rPr>
+        <mc:AlternateContent>
+          <mc:Choice Requires="wps">
+            <w:drawing>
+              <wp:anchor distT="0" distB="0" distL="114300" distR="114300" simplePos="0" relativeHeight="251791360" behindDoc="0" locked="0" layoutInCell="1" allowOverlap="1" wp14:anchorId="765355B6" wp14:editId="51D5B7AA">
+                <wp:simplePos x="0" y="0"/>
+                <wp:positionH relativeFrom="column">
+                  <wp:posOffset>2941689</wp:posOffset>
+                </wp:positionH>
+                <wp:positionV relativeFrom="paragraph">
+                  <wp:posOffset>420104</wp:posOffset>
+                </wp:positionV>
+                <wp:extent cx="218276" cy="70793"/>
+                <wp:effectExtent l="0" t="0" r="0" b="5715"/>
+                <wp:wrapNone/>
+                <wp:docPr id="1236798077" name="正方形/長方形 74"/>
+                <wp:cNvGraphicFramePr/>
+                <a:graphic xmlns:a="http://schemas.openxmlformats.org/drawingml/2006/main">
+                  <a:graphicData uri="http://schemas.microsoft.com/office/word/2010/wordprocessingShape">
+                    <wps:wsp>
+                      <wps:cNvSpPr/>
+                      <wps:spPr>
+                        <a:xfrm>
+                          <a:off x="0" y="0"/>
+                          <a:ext cx="218276" cy="70793"/>
+                        </a:xfrm>
+                        <a:prstGeom prst="rect">
+                          <a:avLst/>
+                        </a:prstGeom>
+                        <a:solidFill>
+                          <a:schemeClr val="bg1"/>
+                        </a:solidFill>
+                        <a:ln>
+                          <a:noFill/>
+                        </a:ln>
+                      </wps:spPr>
+                      <wps:style>
+                        <a:lnRef idx="2">
+                          <a:schemeClr val="accent1">
+                            <a:shade val="15000"/>
+                          </a:schemeClr>
+                        </a:lnRef>
+                        <a:fillRef idx="1">
+                          <a:schemeClr val="accent1"/>
+                        </a:fillRef>
+                        <a:effectRef idx="0">
+                          <a:schemeClr val="accent1"/>
+                        </a:effectRef>
+                        <a:fontRef idx="minor">
+                          <a:schemeClr val="lt1"/>
+                        </a:fontRef>
+                      </wps:style>
+                      <wps:bodyPr rot="0" spcFirstLastPara="0" vertOverflow="overflow" horzOverflow="overflow" vert="horz" wrap="square" lIns="91440" tIns="45720" rIns="91440" bIns="45720" numCol="1" spcCol="0" rtlCol="0" fromWordArt="0" anchor="ctr" anchorCtr="0" forceAA="0" compatLnSpc="1">
+                        <a:prstTxWarp prst="textNoShape">
+                          <a:avLst/>
+                        </a:prstTxWarp>
+                        <a:noAutofit/>
+                      </wps:bodyPr>
+                    </wps:wsp>
+                  </a:graphicData>
+                </a:graphic>
+              </wp:anchor>
+            </w:drawing>
+          </mc:Choice>
+          <mc:Fallback>
+            <w:pict>
+              <v:rect w14:anchorId="2164FD10" id="正方形/長方形 74" o:spid="_x0000_s1026" style="position:absolute;margin-left:231.65pt;margin-top:33.1pt;width:17.2pt;height:5.55pt;z-index:251791360;visibility:visible;mso-wrap-style:square;mso-wrap-distance-left:9pt;mso-wrap-distance-top:0;mso-wrap-distance-right:9pt;mso-wrap-distance-bottom:0;mso-position-horizontal:absolute;mso-position-horizontal-relative:text;mso-position-vertical:absolute;mso-position-vertical-relative:text;v-text-anchor:middle" o:gfxdata="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" fillcolor="white [3212]" stroked="f" strokeweight="1pt"/>
+            </w:pict>
+          </mc:Fallback>
+        </mc:AlternateContent>
+      </w:r>
+      <w:r>
+        <w:rPr>
+          <w:rFonts w:ascii="ＭＳ 明朝" w:hAnsi="ＭＳ 明朝"/>
+          <w:noProof/>
+        </w:rPr>
+        <mc:AlternateContent>
+          <mc:Choice Requires="wps">
+            <w:drawing>
+              <wp:anchor distT="0" distB="0" distL="114300" distR="114300" simplePos="0" relativeHeight="251710464" behindDoc="0" locked="0" layoutInCell="1" allowOverlap="1" wp14:anchorId="51D2E148" wp14:editId="4BEC5128">
+                <wp:simplePos x="0" y="0"/>
+                <wp:positionH relativeFrom="column">
+                  <wp:posOffset>925051</wp:posOffset>
+                </wp:positionH>
+                <wp:positionV relativeFrom="paragraph">
+                  <wp:posOffset>377047</wp:posOffset>
                 </wp:positionV>
                 <wp:extent cx="538162" cy="142875"/>
                 <wp:effectExtent l="0" t="0" r="14605" b="28575"/>
@@ -12957,72 +11739,40 @@
           </mc:Choice>
           <mc:Fallback>
             <w:pict>
-              <v:roundrect w14:anchorId="04E77662" id="四角形: 角を丸くする 7" o:spid="_x0000_s1026" style="position:absolute;margin-left:167.65pt;margin-top:23.7pt;width:42.35pt;height:11.25pt;z-index:251710464;visibility:visible;mso-wrap-style:square;mso-width-percent:0;mso-height-percent:0;mso-wrap-distance-left:9pt;mso-wrap-distance-top:0;mso-wrap-distance-right:9pt;mso-wrap-distance-bottom:0;mso-position-horizontal:absolute;mso-position-horizontal-relative:text;mso-position-vertical:absolute;mso-position-vertical-relative:text;mso-width-percent:0;mso-height-percent:0;mso-width-relative:margin;mso-height-relative:margin;v-text-anchor:middle" arcsize="10923f" o:gfxdata="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" filled="f" strokecolor="#0070c0" strokeweight="1.5pt">
+              <v:roundrect w14:anchorId="477A7A95" id="四角形: 角を丸くする 7" o:spid="_x0000_s1026" style="position:absolute;margin-left:72.85pt;margin-top:29.7pt;width:42.35pt;height:11.25pt;z-index:251710464;visibility:visible;mso-wrap-style:square;mso-width-percent:0;mso-height-percent:0;mso-wrap-distance-left:9pt;mso-wrap-distance-top:0;mso-wrap-distance-right:9pt;mso-wrap-distance-bottom:0;mso-position-horizontal:absolute;mso-position-horizontal-relative:text;mso-position-vertical:absolute;mso-position-vertical-relative:text;mso-width-percent:0;mso-height-percent:0;mso-width-relative:margin;mso-height-relative:margin;v-text-anchor:middle" arcsize="10923f" o:gfxdata="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" filled="f" strokecolor="#0070c0" strokeweight="1.5pt">
                 <v:stroke dashstyle="3 1" joinstyle="miter"/>
               </v:roundrect>
             </w:pict>
           </mc:Fallback>
         </mc:AlternateContent>
       </w:r>
-      <w:r>
-        <w:rPr>
-          <w:rFonts w:ascii="ＭＳ 明朝" w:hAnsi="ＭＳ 明朝"/>
-          <w:noProof/>
-        </w:rPr>
-        <w:drawing>
-          <wp:inline distT="0" distB="0" distL="0" distR="0" wp14:anchorId="25399ACC" wp14:editId="171C3779">
-            <wp:extent cx="4450123" cy="3067050"/>
-            <wp:effectExtent l="19050" t="19050" r="26670" b="19050"/>
-            <wp:docPr id="1971730799" name="図 1"/>
-            <wp:cNvGraphicFramePr>
-              <a:graphicFrameLocks xmlns:a="http://schemas.openxmlformats.org/drawingml/2006/main" noChangeAspect="1"/>
-            </wp:cNvGraphicFramePr>
-            <a:graphic xmlns:a="http://schemas.openxmlformats.org/drawingml/2006/main">
-              <a:graphicData uri="http://schemas.openxmlformats.org/drawingml/2006/picture">
-                <pic:pic xmlns:pic="http://schemas.openxmlformats.org/drawingml/2006/picture">
-                  <pic:nvPicPr>
-                    <pic:cNvPr id="1971730799" name=""/>
-                    <pic:cNvPicPr/>
-                  </pic:nvPicPr>
-                  <pic:blipFill>
-                    <a:blip r:embed="rId27"/>
-                    <a:stretch>
-                      <a:fillRect/>
-                    </a:stretch>
-                  </pic:blipFill>
-                  <pic:spPr>
-                    <a:xfrm>
-                      <a:off x="0" y="0"/>
-                      <a:ext cx="4496826" cy="3099238"/>
-                    </a:xfrm>
-                    <a:prstGeom prst="rect">
-                      <a:avLst/>
-                    </a:prstGeom>
-                    <a:ln>
-                      <a:solidFill>
-                        <a:schemeClr val="tx1"/>
-                      </a:solidFill>
-                    </a:ln>
-                  </pic:spPr>
-                </pic:pic>
-              </a:graphicData>
-            </a:graphic>
-          </wp:inline>
-        </w:drawing>
-      </w:r>
-    </w:p>
-    <w:p>
-      <w:pPr>
-        <w:rPr>
-          <w:rFonts w:ascii="ＭＳ 明朝" w:hAnsi="ＭＳ 明朝"/>
-        </w:rPr>
-      </w:pPr>
-    </w:p>
-    <w:p>
-      <w:pPr>
-        <w:pStyle w:val="a1"/>
-      </w:pPr>
-      <w:bookmarkStart w:id="14" w:name="_Toc240739219"/>
+    </w:p>
+    <w:p>
+      <w:pPr>
+        <w:rPr>
+          <w:rFonts w:ascii="ＭＳ 明朝" w:hAnsi="ＭＳ 明朝"/>
+        </w:rPr>
+      </w:pPr>
+    </w:p>
+    <w:p>
+      <w:pPr>
+        <w:rPr>
+          <w:rFonts w:ascii="ＭＳ 明朝" w:hAnsi="ＭＳ 明朝"/>
+        </w:rPr>
+      </w:pPr>
+      <w:r>
+        <w:rPr>
+          <w:rFonts w:ascii="ＭＳ 明朝" w:hAnsi="ＭＳ 明朝" w:hint="eastAsia"/>
+        </w:rPr>
+        <w:t>※画面下部にデータコピー用出力があります。</w:t>
+      </w:r>
+    </w:p>
+    <w:p>
+      <w:pPr>
+        <w:rPr>
+          <w:rFonts w:ascii="ＭＳ 明朝" w:hAnsi="ＭＳ 明朝"/>
+        </w:rPr>
+      </w:pPr>
       <w:r>
         <w:rPr>
           <w:rFonts w:ascii="ＭＳ 明朝" w:hAnsi="ＭＳ 明朝" w:hint="eastAsia"/>
@@ -13031,18 +11781,18 @@
         <mc:AlternateContent>
           <mc:Choice Requires="wps">
             <w:drawing>
-              <wp:anchor distT="0" distB="0" distL="114300" distR="114300" simplePos="0" relativeHeight="251726848" behindDoc="0" locked="0" layoutInCell="1" allowOverlap="1" wp14:anchorId="5C3F913D" wp14:editId="2BD9CB4F">
+              <wp:anchor distT="0" distB="0" distL="114300" distR="114300" simplePos="0" relativeHeight="251815936" behindDoc="0" locked="0" layoutInCell="1" allowOverlap="1" wp14:anchorId="51E1F1A5" wp14:editId="50E11425">
                 <wp:simplePos x="0" y="0"/>
                 <wp:positionH relativeFrom="margin">
-                  <wp:posOffset>5371783</wp:posOffset>
+                  <wp:posOffset>3180264</wp:posOffset>
                 </wp:positionH>
                 <wp:positionV relativeFrom="paragraph">
-                  <wp:posOffset>560705</wp:posOffset>
+                  <wp:posOffset>706949</wp:posOffset>
                 </wp:positionV>
-                <wp:extent cx="542925" cy="641350"/>
-                <wp:effectExtent l="19050" t="0" r="28575" b="196850"/>
+                <wp:extent cx="3150235" cy="679450"/>
+                <wp:effectExtent l="0" t="438150" r="12065" b="25400"/>
                 <wp:wrapNone/>
-                <wp:docPr id="1043375846" name="吹き出し: 角を丸めた四角形 5"/>
+                <wp:docPr id="1896179775" name="吹き出し: 角を丸めた四角形 5"/>
                 <wp:cNvGraphicFramePr/>
                 <a:graphic xmlns:a="http://schemas.openxmlformats.org/drawingml/2006/main">
                   <a:graphicData uri="http://schemas.microsoft.com/office/word/2010/wordprocessingShape">
@@ -13051,12 +11801,12 @@
                       <wps:spPr>
                         <a:xfrm>
                           <a:off x="0" y="0"/>
-                          <a:ext cx="542925" cy="641350"/>
+                          <a:ext cx="3150235" cy="679450"/>
                         </a:xfrm>
                         <a:prstGeom prst="wedgeRoundRectCallout">
                           <a:avLst>
-                            <a:gd name="adj1" fmla="val -48404"/>
-                            <a:gd name="adj2" fmla="val 71559"/>
+                            <a:gd name="adj1" fmla="val 37721"/>
+                            <a:gd name="adj2" fmla="val -110953"/>
                             <a:gd name="adj3" fmla="val 16667"/>
                           </a:avLst>
                         </a:prstGeom>
@@ -13099,13 +11849,14 @@
                                 <w:rFonts w:hint="eastAsia"/>
                                 <w:color w:val="0070C0"/>
                               </w:rPr>
-                              <w:t>前へ</w:t>
+                              <w:t>「テキストをコピー」ボタンをクリックした後</w:t>
                             </w:r>
                           </w:p>
                           <w:p>
                             <w:pPr>
                               <w:jc w:val="center"/>
                               <w:rPr>
+                                <w:rFonts w:hint="eastAsia"/>
                                 <w:color w:val="0070C0"/>
                               </w:rPr>
                             </w:pPr>
@@ -13114,7 +11865,7 @@
                                 <w:rFonts w:hint="eastAsia"/>
                                 <w:color w:val="0070C0"/>
                               </w:rPr>
-                              <w:t>次へ</w:t>
+                              <w:t>エクセル等に貼り付けてください</w:t>
                             </w:r>
                           </w:p>
                         </w:txbxContent>
@@ -13139,7 +11890,7 @@
           </mc:Choice>
           <mc:Fallback>
             <w:pict>
-              <v:shape w14:anchorId="5C3F913D" id="_x0000_s1049" type="#_x0000_t62" style="position:absolute;left:0;text-align:left;margin-left:423pt;margin-top:44.15pt;width:42.75pt;height:50.5pt;z-index:251726848;visibility:visible;mso-wrap-style:square;mso-width-percent:0;mso-height-percent:0;mso-wrap-distance-left:9pt;mso-wrap-distance-top:0;mso-wrap-distance-right:9pt;mso-wrap-distance-bottom:0;mso-position-horizontal:absolute;mso-position-horizontal-relative:margin;mso-position-vertical:absolute;mso-position-vertical-relative:text;mso-width-percent:0;mso-height-percent:0;mso-width-relative:margin;mso-height-relative:margin;v-text-anchor:middle" o:gfxdata="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" adj="345,26257" fillcolor="white [3212]" strokecolor="#0070c0" strokeweight="1.5pt">
+              <v:shape w14:anchorId="51E1F1A5" id="_x0000_s1044" type="#_x0000_t62" style="position:absolute;left:0;text-align:left;margin-left:250.4pt;margin-top:55.65pt;width:248.05pt;height:53.5pt;z-index:251815936;visibility:visible;mso-wrap-style:square;mso-width-percent:0;mso-height-percent:0;mso-wrap-distance-left:9pt;mso-wrap-distance-top:0;mso-wrap-distance-right:9pt;mso-wrap-distance-bottom:0;mso-position-horizontal:absolute;mso-position-horizontal-relative:margin;mso-position-vertical:absolute;mso-position-vertical-relative:text;mso-width-percent:0;mso-height-percent:0;mso-width-relative:margin;mso-height-relative:margin;v-text-anchor:middle" o:gfxdata="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" adj="18948,-13166" fillcolor="white [3212]" strokecolor="#0070c0" strokeweight="1.5pt">
                 <v:textbox>
                   <w:txbxContent>
                     <w:p>
@@ -13154,13 +11905,14 @@
                           <w:rFonts w:hint="eastAsia"/>
                           <w:color w:val="0070C0"/>
                         </w:rPr>
-                        <w:t>前へ</w:t>
+                        <w:t>「テキストをコピー」ボタンをクリックした後</w:t>
                       </w:r>
                     </w:p>
                     <w:p>
                       <w:pPr>
                         <w:jc w:val="center"/>
                         <w:rPr>
+                          <w:rFonts w:hint="eastAsia"/>
                           <w:color w:val="0070C0"/>
                         </w:rPr>
                       </w:pPr>
@@ -13169,7 +11921,7 @@
                           <w:rFonts w:hint="eastAsia"/>
                           <w:color w:val="0070C0"/>
                         </w:rPr>
-                        <w:t>次へ</w:t>
+                        <w:t>エクセル等に貼り付けてください</w:t>
                       </w:r>
                     </w:p>
                   </w:txbxContent>
@@ -13182,24 +11934,24 @@
       </w:r>
       <w:r>
         <w:rPr>
-          <w:rFonts w:ascii="ＭＳ 明朝" w:hAnsi="ＭＳ 明朝" w:hint="eastAsia"/>
+          <w:rFonts w:ascii="ＭＳ 明朝" w:hAnsi="ＭＳ 明朝"/>
           <w:noProof/>
         </w:rPr>
         <mc:AlternateContent>
           <mc:Choice Requires="wps">
             <w:drawing>
-              <wp:anchor distT="0" distB="0" distL="114300" distR="114300" simplePos="0" relativeHeight="251722752" behindDoc="0" locked="0" layoutInCell="1" allowOverlap="1" wp14:anchorId="0D863620" wp14:editId="3AE429C1">
+              <wp:anchor distT="0" distB="0" distL="114300" distR="114300" simplePos="0" relativeHeight="251813888" behindDoc="0" locked="0" layoutInCell="1" allowOverlap="1" wp14:anchorId="3E9DA768" wp14:editId="5BD93491">
                 <wp:simplePos x="0" y="0"/>
-                <wp:positionH relativeFrom="margin">
-                  <wp:posOffset>3333750</wp:posOffset>
+                <wp:positionH relativeFrom="column">
+                  <wp:posOffset>323356</wp:posOffset>
                 </wp:positionH>
                 <wp:positionV relativeFrom="paragraph">
-                  <wp:posOffset>656273</wp:posOffset>
+                  <wp:posOffset>668158</wp:posOffset>
                 </wp:positionV>
-                <wp:extent cx="823595" cy="641350"/>
-                <wp:effectExtent l="0" t="0" r="128905" b="101600"/>
+                <wp:extent cx="1482939" cy="568539"/>
+                <wp:effectExtent l="0" t="0" r="3175" b="3175"/>
                 <wp:wrapNone/>
-                <wp:docPr id="886200567" name="吹き出し: 角を丸めた四角形 5"/>
+                <wp:docPr id="542179685" name="正方形/長方形 74"/>
                 <wp:cNvGraphicFramePr/>
                 <a:graphic xmlns:a="http://schemas.openxmlformats.org/drawingml/2006/main">
                   <a:graphicData uri="http://schemas.microsoft.com/office/word/2010/wordprocessingShape">
@@ -13208,22 +11960,16 @@
                       <wps:spPr>
                         <a:xfrm>
                           <a:off x="0" y="0"/>
-                          <a:ext cx="823595" cy="641350"/>
+                          <a:ext cx="1482939" cy="568539"/>
                         </a:xfrm>
-                        <a:prstGeom prst="wedgeRoundRectCallout">
-                          <a:avLst>
-                            <a:gd name="adj1" fmla="val 60887"/>
-                            <a:gd name="adj2" fmla="val 55222"/>
-                            <a:gd name="adj3" fmla="val 16667"/>
-                          </a:avLst>
+                        <a:prstGeom prst="rect">
+                          <a:avLst/>
                         </a:prstGeom>
                         <a:solidFill>
                           <a:schemeClr val="bg1"/>
                         </a:solidFill>
-                        <a:ln w="19050">
-                          <a:solidFill>
-                            <a:srgbClr val="0070C0"/>
-                          </a:solidFill>
+                        <a:ln>
+                          <a:noFill/>
                         </a:ln>
                       </wps:spPr>
                       <wps:style>
@@ -13242,40 +11988,6 @@
                           <a:schemeClr val="lt1"/>
                         </a:fontRef>
                       </wps:style>
-                      <wps:txbx>
-                        <w:txbxContent>
-                          <w:p>
-                            <w:pPr>
-                              <w:jc w:val="center"/>
-                              <w:rPr>
-                                <w:color w:val="0070C0"/>
-                              </w:rPr>
-                            </w:pPr>
-                            <w:r>
-                              <w:rPr>
-                                <w:rFonts w:hint="eastAsia"/>
-                                <w:color w:val="0070C0"/>
-                              </w:rPr>
-                              <w:t>児童生徒</w:t>
-                            </w:r>
-                          </w:p>
-                          <w:p>
-                            <w:pPr>
-                              <w:jc w:val="center"/>
-                              <w:rPr>
-                                <w:color w:val="0070C0"/>
-                              </w:rPr>
-                            </w:pPr>
-                            <w:r>
-                              <w:rPr>
-                                <w:rFonts w:hint="eastAsia"/>
-                                <w:color w:val="0070C0"/>
-                              </w:rPr>
-                              <w:t>を選択</w:t>
-                            </w:r>
-                          </w:p>
-                        </w:txbxContent>
-                      </wps:txbx>
                       <wps:bodyPr rot="0" spcFirstLastPara="0" vertOverflow="overflow" horzOverflow="overflow" vert="horz" wrap="square" lIns="91440" tIns="45720" rIns="91440" bIns="45720" numCol="1" spcCol="0" rtlCol="0" fromWordArt="0" anchor="ctr" anchorCtr="0" forceAA="0" compatLnSpc="1">
                         <a:prstTxWarp prst="textNoShape">
                           <a:avLst/>
@@ -13296,93 +12008,31 @@
           </mc:Choice>
           <mc:Fallback>
             <w:pict>
-              <v:shape w14:anchorId="0D863620" id="_x0000_s1050" type="#_x0000_t62" style="position:absolute;left:0;text-align:left;margin-left:262.5pt;margin-top:51.7pt;width:64.85pt;height:50.5pt;z-index:251722752;visibility:visible;mso-wrap-style:square;mso-width-percent:0;mso-height-percent:0;mso-wrap-distance-left:9pt;mso-wrap-distance-top:0;mso-wrap-distance-right:9pt;mso-wrap-distance-bottom:0;mso-position-horizontal:absolute;mso-position-horizontal-relative:margin;mso-position-vertical:absolute;mso-position-vertical-relative:text;mso-width-percent:0;mso-height-percent:0;mso-width-relative:margin;mso-height-relative:margin;v-text-anchor:middle" o:gfxdata="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" adj="23952,22728" fillcolor="white [3212]" strokecolor="#0070c0" strokeweight="1.5pt">
-                <v:textbox>
-                  <w:txbxContent>
-                    <w:p>
-                      <w:pPr>
-                        <w:jc w:val="center"/>
-                        <w:rPr>
-                          <w:color w:val="0070C0"/>
-                        </w:rPr>
-                      </w:pPr>
-                      <w:r>
-                        <w:rPr>
-                          <w:rFonts w:hint="eastAsia"/>
-                          <w:color w:val="0070C0"/>
-                        </w:rPr>
-                        <w:t>児童生徒</w:t>
-                      </w:r>
-                    </w:p>
-                    <w:p>
-                      <w:pPr>
-                        <w:jc w:val="center"/>
-                        <w:rPr>
-                          <w:color w:val="0070C0"/>
-                        </w:rPr>
-                      </w:pPr>
-                      <w:r>
-                        <w:rPr>
-                          <w:rFonts w:hint="eastAsia"/>
-                          <w:color w:val="0070C0"/>
-                        </w:rPr>
-                        <w:t>を選択</w:t>
-                      </w:r>
-                    </w:p>
-                  </w:txbxContent>
-                </v:textbox>
-                <w10:wrap anchorx="margin"/>
-              </v:shape>
+              <v:rect w14:anchorId="01899F5B" id="正方形/長方形 74" o:spid="_x0000_s1026" style="position:absolute;margin-left:25.45pt;margin-top:52.6pt;width:116.75pt;height:44.75pt;z-index:251813888;visibility:visible;mso-wrap-style:square;mso-width-percent:0;mso-height-percent:0;mso-wrap-distance-left:9pt;mso-wrap-distance-top:0;mso-wrap-distance-right:9pt;mso-wrap-distance-bottom:0;mso-position-horizontal:absolute;mso-position-horizontal-relative:text;mso-position-vertical:absolute;mso-position-vertical-relative:text;mso-width-percent:0;mso-height-percent:0;mso-width-relative:margin;mso-height-relative:margin;v-text-anchor:middle" o:gfxdata="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" fillcolor="white [3212]" stroked="f" strokeweight="1pt"/>
             </w:pict>
           </mc:Fallback>
         </mc:AlternateContent>
       </w:r>
       <w:r>
         <w:rPr>
-          <w:rFonts w:hint="eastAsia"/>
-        </w:rPr>
-        <w:t>個人レポート</w:t>
-      </w:r>
-      <w:r>
-        <w:rPr>
-          <w:rFonts w:hint="eastAsia"/>
-        </w:rPr>
-        <w:t>（返却用帳票）</w:t>
-      </w:r>
-      <w:r>
-        <w:rPr>
-          <w:rFonts w:hint="eastAsia"/>
-        </w:rPr>
-        <w:t>の表示</w:t>
-      </w:r>
-      <w:bookmarkEnd w:id="14"/>
-    </w:p>
-    <w:p>
-      <w:pPr>
-        <w:rPr>
-          <w:rFonts w:ascii="ＭＳ 明朝" w:hAnsi="ＭＳ 明朝"/>
-        </w:rPr>
-      </w:pPr>
-      <w:r>
-        <w:rPr>
-          <w:rFonts w:ascii="ＭＳ 明朝" w:hAnsi="ＭＳ 明朝" w:hint="eastAsia"/>
+          <w:rFonts w:ascii="ＭＳ 明朝" w:hAnsi="ＭＳ 明朝"/>
           <w:noProof/>
         </w:rPr>
         <mc:AlternateContent>
           <mc:Choice Requires="wps">
             <w:drawing>
-              <wp:anchor distT="0" distB="0" distL="114300" distR="114300" simplePos="0" relativeHeight="251718656" behindDoc="0" locked="0" layoutInCell="1" allowOverlap="1" wp14:anchorId="129CD837" wp14:editId="0A286BE3">
+              <wp:anchor distT="0" distB="0" distL="114300" distR="114300" simplePos="0" relativeHeight="251809792" behindDoc="0" locked="0" layoutInCell="1" allowOverlap="1" wp14:anchorId="4A2A28C8" wp14:editId="401ACDEA">
                 <wp:simplePos x="0" y="0"/>
-                <wp:positionH relativeFrom="column">
-                  <wp:posOffset>509588</wp:posOffset>
+                <wp:positionH relativeFrom="margin">
+                  <wp:posOffset>5572105</wp:posOffset>
                 </wp:positionH>
                 <wp:positionV relativeFrom="paragraph">
-                  <wp:posOffset>33973</wp:posOffset>
+                  <wp:posOffset>71192</wp:posOffset>
                 </wp:positionV>
-                <wp:extent cx="748030" cy="641350"/>
-                <wp:effectExtent l="0" t="0" r="299720" b="25400"/>
+                <wp:extent cx="601875" cy="189513"/>
+                <wp:effectExtent l="0" t="0" r="27305" b="20320"/>
                 <wp:wrapNone/>
-                <wp:docPr id="670555955" name="吹き出し: 角を丸めた四角形 5"/>
+                <wp:docPr id="1135428482" name="四角形: 角を丸くする 7"/>
                 <wp:cNvGraphicFramePr/>
                 <a:graphic xmlns:a="http://schemas.openxmlformats.org/drawingml/2006/main">
                   <a:graphicData uri="http://schemas.microsoft.com/office/word/2010/wordprocessingShape">
@@ -13391,484 +12041,7 @@
                       <wps:spPr>
                         <a:xfrm>
                           <a:off x="0" y="0"/>
-                          <a:ext cx="748030" cy="641350"/>
-                        </a:xfrm>
-                        <a:prstGeom prst="wedgeRoundRectCallout">
-                          <a:avLst>
-                            <a:gd name="adj1" fmla="val 83439"/>
-                            <a:gd name="adj2" fmla="val 44083"/>
-                            <a:gd name="adj3" fmla="val 16667"/>
-                          </a:avLst>
-                        </a:prstGeom>
-                        <a:solidFill>
-                          <a:schemeClr val="bg1"/>
-                        </a:solidFill>
-                        <a:ln w="19050">
-                          <a:solidFill>
-                            <a:srgbClr val="0070C0"/>
-                          </a:solidFill>
-                        </a:ln>
-                      </wps:spPr>
-                      <wps:style>
-                        <a:lnRef idx="2">
-                          <a:schemeClr val="accent1">
-                            <a:shade val="15000"/>
-                          </a:schemeClr>
-                        </a:lnRef>
-                        <a:fillRef idx="1">
-                          <a:schemeClr val="accent1"/>
-                        </a:fillRef>
-                        <a:effectRef idx="0">
-                          <a:schemeClr val="accent1"/>
-                        </a:effectRef>
-                        <a:fontRef idx="minor">
-                          <a:schemeClr val="lt1"/>
-                        </a:fontRef>
-                      </wps:style>
-                      <wps:txbx>
-                        <w:txbxContent>
-                          <w:p>
-                            <w:pPr>
-                              <w:jc w:val="center"/>
-                              <w:rPr>
-                                <w:color w:val="0070C0"/>
-                              </w:rPr>
-                            </w:pPr>
-                            <w:r>
-                              <w:rPr>
-                                <w:rFonts w:hint="eastAsia"/>
-                                <w:color w:val="0070C0"/>
-                              </w:rPr>
-                              <w:t>クラス</w:t>
-                            </w:r>
-                          </w:p>
-                          <w:p>
-                            <w:pPr>
-                              <w:jc w:val="center"/>
-                              <w:rPr>
-                                <w:color w:val="0070C0"/>
-                              </w:rPr>
-                            </w:pPr>
-                            <w:r>
-                              <w:rPr>
-                                <w:rFonts w:hint="eastAsia"/>
-                                <w:color w:val="0070C0"/>
-                              </w:rPr>
-                              <w:t>を選択</w:t>
-                            </w:r>
-                          </w:p>
-                        </w:txbxContent>
-                      </wps:txbx>
-                      <wps:bodyPr rot="0" spcFirstLastPara="0" vertOverflow="overflow" horzOverflow="overflow" vert="horz" wrap="square" lIns="91440" tIns="45720" rIns="91440" bIns="45720" numCol="1" spcCol="0" rtlCol="0" fromWordArt="0" anchor="ctr" anchorCtr="0" forceAA="0" compatLnSpc="1">
-                        <a:prstTxWarp prst="textNoShape">
-                          <a:avLst/>
-                        </a:prstTxWarp>
-                        <a:noAutofit/>
-                      </wps:bodyPr>
-                    </wps:wsp>
-                  </a:graphicData>
-                </a:graphic>
-                <wp14:sizeRelH relativeFrom="margin">
-                  <wp14:pctWidth>0</wp14:pctWidth>
-                </wp14:sizeRelH>
-                <wp14:sizeRelV relativeFrom="margin">
-                  <wp14:pctHeight>0</wp14:pctHeight>
-                </wp14:sizeRelV>
-              </wp:anchor>
-            </w:drawing>
-          </mc:Choice>
-          <mc:Fallback>
-            <w:pict>
-              <v:shape w14:anchorId="129CD837" id="_x0000_s1051" type="#_x0000_t62" style="position:absolute;left:0;text-align:left;margin-left:40.15pt;margin-top:2.7pt;width:58.9pt;height:50.5pt;z-index:251718656;visibility:visible;mso-wrap-style:square;mso-width-percent:0;mso-height-percent:0;mso-wrap-distance-left:9pt;mso-wrap-distance-top:0;mso-wrap-distance-right:9pt;mso-wrap-distance-bottom:0;mso-position-horizontal:absolute;mso-position-horizontal-relative:text;mso-position-vertical:absolute;mso-position-vertical-relative:text;mso-width-percent:0;mso-height-percent:0;mso-width-relative:margin;mso-height-relative:margin;v-text-anchor:middle" o:gfxdata="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" adj="28823,20322" fillcolor="white [3212]" strokecolor="#0070c0" strokeweight="1.5pt">
-                <v:textbox>
-                  <w:txbxContent>
-                    <w:p>
-                      <w:pPr>
-                        <w:jc w:val="center"/>
-                        <w:rPr>
-                          <w:color w:val="0070C0"/>
-                        </w:rPr>
-                      </w:pPr>
-                      <w:r>
-                        <w:rPr>
-                          <w:rFonts w:hint="eastAsia"/>
-                          <w:color w:val="0070C0"/>
-                        </w:rPr>
-                        <w:t>クラス</w:t>
-                      </w:r>
-                    </w:p>
-                    <w:p>
-                      <w:pPr>
-                        <w:jc w:val="center"/>
-                        <w:rPr>
-                          <w:color w:val="0070C0"/>
-                        </w:rPr>
-                      </w:pPr>
-                      <w:r>
-                        <w:rPr>
-                          <w:rFonts w:hint="eastAsia"/>
-                          <w:color w:val="0070C0"/>
-                        </w:rPr>
-                        <w:t>を選択</w:t>
-                      </w:r>
-                    </w:p>
-                  </w:txbxContent>
-                </v:textbox>
-              </v:shape>
-            </w:pict>
-          </mc:Fallback>
-        </mc:AlternateContent>
-      </w:r>
-    </w:p>
-    <w:p>
-      <w:pPr>
-        <w:jc w:val="center"/>
-        <w:rPr>
-          <w:rFonts w:ascii="ＭＳ 明朝" w:hAnsi="ＭＳ 明朝"/>
-        </w:rPr>
-      </w:pPr>
-      <w:r>
-        <w:rPr>
-          <w:rFonts w:ascii="ＭＳ 明朝" w:hAnsi="ＭＳ 明朝" w:hint="eastAsia"/>
-          <w:noProof/>
-        </w:rPr>
-        <w:lastRenderedPageBreak/>
-        <mc:AlternateContent>
-          <mc:Choice Requires="wps">
-            <w:drawing>
-              <wp:anchor distT="0" distB="0" distL="114300" distR="114300" simplePos="0" relativeHeight="251735040" behindDoc="0" locked="0" layoutInCell="1" allowOverlap="1" wp14:anchorId="54B1943D" wp14:editId="7B09005C">
-                <wp:simplePos x="0" y="0"/>
-                <wp:positionH relativeFrom="column">
-                  <wp:posOffset>-214312</wp:posOffset>
-                </wp:positionH>
-                <wp:positionV relativeFrom="paragraph">
-                  <wp:posOffset>438785</wp:posOffset>
-                </wp:positionV>
-                <wp:extent cx="867092" cy="641350"/>
-                <wp:effectExtent l="0" t="0" r="1590675" b="25400"/>
-                <wp:wrapNone/>
-                <wp:docPr id="894824345" name="吹き出し: 角を丸めた四角形 5"/>
-                <wp:cNvGraphicFramePr/>
-                <a:graphic xmlns:a="http://schemas.openxmlformats.org/drawingml/2006/main">
-                  <a:graphicData uri="http://schemas.microsoft.com/office/word/2010/wordprocessingShape">
-                    <wps:wsp>
-                      <wps:cNvSpPr/>
-                      <wps:spPr>
-                        <a:xfrm>
-                          <a:off x="0" y="0"/>
-                          <a:ext cx="867092" cy="641350"/>
-                        </a:xfrm>
-                        <a:prstGeom prst="wedgeRoundRectCallout">
-                          <a:avLst>
-                            <a:gd name="adj1" fmla="val 222870"/>
-                            <a:gd name="adj2" fmla="val 47796"/>
-                            <a:gd name="adj3" fmla="val 16667"/>
-                          </a:avLst>
-                        </a:prstGeom>
-                        <a:solidFill>
-                          <a:schemeClr val="bg1"/>
-                        </a:solidFill>
-                        <a:ln w="19050">
-                          <a:solidFill>
-                            <a:srgbClr val="0070C0"/>
-                          </a:solidFill>
-                        </a:ln>
-                      </wps:spPr>
-                      <wps:style>
-                        <a:lnRef idx="2">
-                          <a:schemeClr val="accent1">
-                            <a:shade val="15000"/>
-                          </a:schemeClr>
-                        </a:lnRef>
-                        <a:fillRef idx="1">
-                          <a:schemeClr val="accent1"/>
-                        </a:fillRef>
-                        <a:effectRef idx="0">
-                          <a:schemeClr val="accent1"/>
-                        </a:effectRef>
-                        <a:fontRef idx="minor">
-                          <a:schemeClr val="lt1"/>
-                        </a:fontRef>
-                      </wps:style>
-                      <wps:txbx>
-                        <w:txbxContent>
-                          <w:p>
-                            <w:pPr>
-                              <w:jc w:val="center"/>
-                              <w:rPr>
-                                <w:color w:val="0070C0"/>
-                              </w:rPr>
-                            </w:pPr>
-                            <w:r>
-                              <w:rPr>
-                                <w:rFonts w:hint="eastAsia"/>
-                                <w:color w:val="0070C0"/>
-                              </w:rPr>
-                              <w:t>①領域別</w:t>
-                            </w:r>
-                          </w:p>
-                          <w:p>
-                            <w:pPr>
-                              <w:jc w:val="center"/>
-                              <w:rPr>
-                                <w:color w:val="0070C0"/>
-                              </w:rPr>
-                            </w:pPr>
-                            <w:r>
-                              <w:rPr>
-                                <w:rFonts w:hint="eastAsia"/>
-                                <w:color w:val="0070C0"/>
-                              </w:rPr>
-                              <w:t>正答率</w:t>
-                            </w:r>
-                          </w:p>
-                        </w:txbxContent>
-                      </wps:txbx>
-                      <wps:bodyPr rot="0" spcFirstLastPara="0" vertOverflow="overflow" horzOverflow="overflow" vert="horz" wrap="square" lIns="91440" tIns="45720" rIns="91440" bIns="45720" numCol="1" spcCol="0" rtlCol="0" fromWordArt="0" anchor="ctr" anchorCtr="0" forceAA="0" compatLnSpc="1">
-                        <a:prstTxWarp prst="textNoShape">
-                          <a:avLst/>
-                        </a:prstTxWarp>
-                        <a:noAutofit/>
-                      </wps:bodyPr>
-                    </wps:wsp>
-                  </a:graphicData>
-                </a:graphic>
-                <wp14:sizeRelH relativeFrom="margin">
-                  <wp14:pctWidth>0</wp14:pctWidth>
-                </wp14:sizeRelH>
-                <wp14:sizeRelV relativeFrom="margin">
-                  <wp14:pctHeight>0</wp14:pctHeight>
-                </wp14:sizeRelV>
-              </wp:anchor>
-            </w:drawing>
-          </mc:Choice>
-          <mc:Fallback>
-            <w:pict>
-              <v:shape w14:anchorId="54B1943D" id="_x0000_s1052" type="#_x0000_t62" style="position:absolute;left:0;text-align:left;margin-left:-16.85pt;margin-top:34.55pt;width:68.25pt;height:50.5pt;z-index:251735040;visibility:visible;mso-wrap-style:square;mso-width-percent:0;mso-height-percent:0;mso-wrap-distance-left:9pt;mso-wrap-distance-top:0;mso-wrap-distance-right:9pt;mso-wrap-distance-bottom:0;mso-position-horizontal:absolute;mso-position-horizontal-relative:text;mso-position-vertical:absolute;mso-position-vertical-relative:text;mso-width-percent:0;mso-height-percent:0;mso-width-relative:margin;mso-height-relative:margin;v-text-anchor:middle" o:gfxdata="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" adj="58940,21124" fillcolor="white [3212]" strokecolor="#0070c0" strokeweight="1.5pt">
-                <v:textbox>
-                  <w:txbxContent>
-                    <w:p>
-                      <w:pPr>
-                        <w:jc w:val="center"/>
-                        <w:rPr>
-                          <w:color w:val="0070C0"/>
-                        </w:rPr>
-                      </w:pPr>
-                      <w:r>
-                        <w:rPr>
-                          <w:rFonts w:hint="eastAsia"/>
-                          <w:color w:val="0070C0"/>
-                        </w:rPr>
-                        <w:t>①領域別</w:t>
-                      </w:r>
-                    </w:p>
-                    <w:p>
-                      <w:pPr>
-                        <w:jc w:val="center"/>
-                        <w:rPr>
-                          <w:color w:val="0070C0"/>
-                        </w:rPr>
-                      </w:pPr>
-                      <w:r>
-                        <w:rPr>
-                          <w:rFonts w:hint="eastAsia"/>
-                          <w:color w:val="0070C0"/>
-                        </w:rPr>
-                        <w:t>正答率</w:t>
-                      </w:r>
-                    </w:p>
-                  </w:txbxContent>
-                </v:textbox>
-              </v:shape>
-            </w:pict>
-          </mc:Fallback>
-        </mc:AlternateContent>
-      </w:r>
-      <w:r>
-        <w:rPr>
-          <w:rFonts w:ascii="ＭＳ 明朝" w:hAnsi="ＭＳ 明朝" w:hint="eastAsia"/>
-          <w:noProof/>
-        </w:rPr>
-        <mc:AlternateContent>
-          <mc:Choice Requires="wps">
-            <w:drawing>
-              <wp:anchor distT="0" distB="0" distL="114300" distR="114300" simplePos="0" relativeHeight="251739136" behindDoc="0" locked="0" layoutInCell="1" allowOverlap="1" wp14:anchorId="68E1D127" wp14:editId="2DBD0538">
-                <wp:simplePos x="0" y="0"/>
-                <wp:positionH relativeFrom="column">
-                  <wp:posOffset>-166687</wp:posOffset>
-                </wp:positionH>
-                <wp:positionV relativeFrom="paragraph">
-                  <wp:posOffset>1634173</wp:posOffset>
-                </wp:positionV>
-                <wp:extent cx="828675" cy="641350"/>
-                <wp:effectExtent l="0" t="0" r="219075" b="25400"/>
-                <wp:wrapNone/>
-                <wp:docPr id="1496900080" name="吹き出し: 角を丸めた四角形 5"/>
-                <wp:cNvGraphicFramePr/>
-                <a:graphic xmlns:a="http://schemas.openxmlformats.org/drawingml/2006/main">
-                  <a:graphicData uri="http://schemas.microsoft.com/office/word/2010/wordprocessingShape">
-                    <wps:wsp>
-                      <wps:cNvSpPr/>
-                      <wps:spPr>
-                        <a:xfrm>
-                          <a:off x="0" y="0"/>
-                          <a:ext cx="828675" cy="641350"/>
-                        </a:xfrm>
-                        <a:prstGeom prst="wedgeRoundRectCallout">
-                          <a:avLst>
-                            <a:gd name="adj1" fmla="val 69832"/>
-                            <a:gd name="adj2" fmla="val 37400"/>
-                            <a:gd name="adj3" fmla="val 16667"/>
-                          </a:avLst>
-                        </a:prstGeom>
-                        <a:solidFill>
-                          <a:schemeClr val="bg1"/>
-                        </a:solidFill>
-                        <a:ln w="19050">
-                          <a:solidFill>
-                            <a:srgbClr val="0070C0"/>
-                          </a:solidFill>
-                        </a:ln>
-                      </wps:spPr>
-                      <wps:style>
-                        <a:lnRef idx="2">
-                          <a:schemeClr val="accent1">
-                            <a:shade val="15000"/>
-                          </a:schemeClr>
-                        </a:lnRef>
-                        <a:fillRef idx="1">
-                          <a:schemeClr val="accent1"/>
-                        </a:fillRef>
-                        <a:effectRef idx="0">
-                          <a:schemeClr val="accent1"/>
-                        </a:effectRef>
-                        <a:fontRef idx="minor">
-                          <a:schemeClr val="lt1"/>
-                        </a:fontRef>
-                      </wps:style>
-                      <wps:txbx>
-                        <w:txbxContent>
-                          <w:p>
-                            <w:pPr>
-                              <w:jc w:val="center"/>
-                              <w:rPr>
-                                <w:color w:val="0070C0"/>
-                              </w:rPr>
-                            </w:pPr>
-                            <w:r>
-                              <w:rPr>
-                                <w:rFonts w:hint="eastAsia"/>
-                                <w:color w:val="0070C0"/>
-                              </w:rPr>
-                              <w:t>③設問別</w:t>
-                            </w:r>
-                          </w:p>
-                          <w:p>
-                            <w:pPr>
-                              <w:jc w:val="center"/>
-                              <w:rPr>
-                                <w:color w:val="0070C0"/>
-                              </w:rPr>
-                            </w:pPr>
-                            <w:r>
-                              <w:rPr>
-                                <w:rFonts w:hint="eastAsia"/>
-                                <w:color w:val="0070C0"/>
-                              </w:rPr>
-                              <w:t>採点結果</w:t>
-                            </w:r>
-                          </w:p>
-                        </w:txbxContent>
-                      </wps:txbx>
-                      <wps:bodyPr rot="0" spcFirstLastPara="0" vertOverflow="overflow" horzOverflow="overflow" vert="horz" wrap="square" lIns="91440" tIns="45720" rIns="91440" bIns="45720" numCol="1" spcCol="0" rtlCol="0" fromWordArt="0" anchor="ctr" anchorCtr="0" forceAA="0" compatLnSpc="1">
-                        <a:prstTxWarp prst="textNoShape">
-                          <a:avLst/>
-                        </a:prstTxWarp>
-                        <a:noAutofit/>
-                      </wps:bodyPr>
-                    </wps:wsp>
-                  </a:graphicData>
-                </a:graphic>
-                <wp14:sizeRelH relativeFrom="margin">
-                  <wp14:pctWidth>0</wp14:pctWidth>
-                </wp14:sizeRelH>
-                <wp14:sizeRelV relativeFrom="margin">
-                  <wp14:pctHeight>0</wp14:pctHeight>
-                </wp14:sizeRelV>
-              </wp:anchor>
-            </w:drawing>
-          </mc:Choice>
-          <mc:Fallback>
-            <w:pict>
-              <v:shape w14:anchorId="68E1D127" id="_x0000_s1053" type="#_x0000_t62" style="position:absolute;left:0;text-align:left;margin-left:-13.1pt;margin-top:128.7pt;width:65.25pt;height:50.5pt;z-index:251739136;visibility:visible;mso-wrap-style:square;mso-width-percent:0;mso-height-percent:0;mso-wrap-distance-left:9pt;mso-wrap-distance-top:0;mso-wrap-distance-right:9pt;mso-wrap-distance-bottom:0;mso-position-horizontal:absolute;mso-position-horizontal-relative:text;mso-position-vertical:absolute;mso-position-vertical-relative:text;mso-width-percent:0;mso-height-percent:0;mso-width-relative:margin;mso-height-relative:margin;v-text-anchor:middle" o:gfxdata="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" adj="25884,18878" fillcolor="white [3212]" strokecolor="#0070c0" strokeweight="1.5pt">
-                <v:textbox>
-                  <w:txbxContent>
-                    <w:p>
-                      <w:pPr>
-                        <w:jc w:val="center"/>
-                        <w:rPr>
-                          <w:color w:val="0070C0"/>
-                        </w:rPr>
-                      </w:pPr>
-                      <w:r>
-                        <w:rPr>
-                          <w:rFonts w:hint="eastAsia"/>
-                          <w:color w:val="0070C0"/>
-                        </w:rPr>
-                        <w:t>③設問別</w:t>
-                      </w:r>
-                    </w:p>
-                    <w:p>
-                      <w:pPr>
-                        <w:jc w:val="center"/>
-                        <w:rPr>
-                          <w:color w:val="0070C0"/>
-                        </w:rPr>
-                      </w:pPr>
-                      <w:r>
-                        <w:rPr>
-                          <w:rFonts w:hint="eastAsia"/>
-                          <w:color w:val="0070C0"/>
-                        </w:rPr>
-                        <w:t>採点結果</w:t>
-                      </w:r>
-                    </w:p>
-                  </w:txbxContent>
-                </v:textbox>
-              </v:shape>
-            </w:pict>
-          </mc:Fallback>
-        </mc:AlternateContent>
-      </w:r>
-      <w:r>
-        <w:rPr>
-          <w:rFonts w:ascii="ＭＳ 明朝" w:hAnsi="ＭＳ 明朝"/>
-          <w:noProof/>
-        </w:rPr>
-        <mc:AlternateContent>
-          <mc:Choice Requires="wps">
-            <w:drawing>
-              <wp:anchor distT="0" distB="0" distL="114300" distR="114300" simplePos="0" relativeHeight="251737088" behindDoc="0" locked="0" layoutInCell="1" allowOverlap="1" wp14:anchorId="383C1CF8" wp14:editId="7DCD251D">
-                <wp:simplePos x="0" y="0"/>
-                <wp:positionH relativeFrom="column">
-                  <wp:posOffset>695325</wp:posOffset>
-                </wp:positionH>
-                <wp:positionV relativeFrom="paragraph">
-                  <wp:posOffset>2148523</wp:posOffset>
-                </wp:positionV>
-                <wp:extent cx="4800600" cy="1500187"/>
-                <wp:effectExtent l="0" t="0" r="19050" b="24130"/>
-                <wp:wrapNone/>
-                <wp:docPr id="352464010" name="四角形: 角を丸くする 7"/>
-                <wp:cNvGraphicFramePr/>
-                <a:graphic xmlns:a="http://schemas.openxmlformats.org/drawingml/2006/main">
-                  <a:graphicData uri="http://schemas.microsoft.com/office/word/2010/wordprocessingShape">
-                    <wps:wsp>
-                      <wps:cNvSpPr/>
-                      <wps:spPr>
-                        <a:xfrm>
-                          <a:off x="0" y="0"/>
-                          <a:ext cx="4800600" cy="1500187"/>
+                          <a:ext cx="601875" cy="189513"/>
                         </a:xfrm>
                         <a:prstGeom prst="roundRect">
                           <a:avLst/>
@@ -13917,8 +12090,9 @@
           </mc:Choice>
           <mc:Fallback>
             <w:pict>
-              <v:roundrect w14:anchorId="19FDCBCD" id="四角形: 角を丸くする 7" o:spid="_x0000_s1026" style="position:absolute;margin-left:54.75pt;margin-top:169.2pt;width:378pt;height:118.1pt;z-index:251737088;visibility:visible;mso-wrap-style:square;mso-width-percent:0;mso-height-percent:0;mso-wrap-distance-left:9pt;mso-wrap-distance-top:0;mso-wrap-distance-right:9pt;mso-wrap-distance-bottom:0;mso-position-horizontal:absolute;mso-position-horizontal-relative:text;mso-position-vertical:absolute;mso-position-vertical-relative:text;mso-width-percent:0;mso-height-percent:0;mso-width-relative:margin;mso-height-relative:margin;v-text-anchor:middle" arcsize="10923f" o:gfxdata="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" filled="f" strokecolor="#0070c0" strokeweight="1.5pt">
+              <v:roundrect w14:anchorId="2DD4E050" id="四角形: 角を丸くする 7" o:spid="_x0000_s1026" style="position:absolute;margin-left:438.75pt;margin-top:5.6pt;width:47.4pt;height:14.9pt;z-index:251809792;visibility:visible;mso-wrap-style:square;mso-width-percent:0;mso-height-percent:0;mso-wrap-distance-left:9pt;mso-wrap-distance-top:0;mso-wrap-distance-right:9pt;mso-wrap-distance-bottom:0;mso-position-horizontal:absolute;mso-position-horizontal-relative:margin;mso-position-vertical:absolute;mso-position-vertical-relative:text;mso-width-percent:0;mso-height-percent:0;mso-width-relative:margin;mso-height-relative:margin;v-text-anchor:middle" arcsize="10923f" o:gfxdata="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" filled="f" strokecolor="#0070c0" strokeweight="1.5pt">
                 <v:stroke dashstyle="3 1" joinstyle="miter"/>
+                <w10:wrap anchorx="margin"/>
               </v:roundrect>
             </w:pict>
           </mc:Fallback>
@@ -13927,23 +12101,75 @@
       <w:r>
         <w:rPr>
           <w:rFonts w:ascii="ＭＳ 明朝" w:hAnsi="ＭＳ 明朝"/>
+        </w:rPr>
+        <w:drawing>
+          <wp:inline distT="0" distB="0" distL="0" distR="0" wp14:anchorId="30EEBA12" wp14:editId="3361C7BF">
+            <wp:extent cx="6188710" cy="1209040"/>
+            <wp:effectExtent l="19050" t="19050" r="21590" b="10160"/>
+            <wp:docPr id="1022110275" name="図 1"/>
+            <wp:cNvGraphicFramePr>
+              <a:graphicFrameLocks xmlns:a="http://schemas.openxmlformats.org/drawingml/2006/main" noChangeAspect="1"/>
+            </wp:cNvGraphicFramePr>
+            <a:graphic xmlns:a="http://schemas.openxmlformats.org/drawingml/2006/main">
+              <a:graphicData uri="http://schemas.openxmlformats.org/drawingml/2006/picture">
+                <pic:pic xmlns:pic="http://schemas.openxmlformats.org/drawingml/2006/picture">
+                  <pic:nvPicPr>
+                    <pic:cNvPr id="1022110275" name=""/>
+                    <pic:cNvPicPr/>
+                  </pic:nvPicPr>
+                  <pic:blipFill>
+                    <a:blip r:embed="rId28"/>
+                    <a:stretch>
+                      <a:fillRect/>
+                    </a:stretch>
+                  </pic:blipFill>
+                  <pic:spPr>
+                    <a:xfrm>
+                      <a:off x="0" y="0"/>
+                      <a:ext cx="6188710" cy="1209040"/>
+                    </a:xfrm>
+                    <a:prstGeom prst="rect">
+                      <a:avLst/>
+                    </a:prstGeom>
+                    <a:ln>
+                      <a:solidFill>
+                        <a:schemeClr val="tx1"/>
+                      </a:solidFill>
+                    </a:ln>
+                  </pic:spPr>
+                </pic:pic>
+              </a:graphicData>
+            </a:graphic>
+          </wp:inline>
+        </w:drawing>
+      </w:r>
+    </w:p>
+    <w:p>
+      <w:pPr>
+        <w:rPr>
+          <w:rFonts w:ascii="ＭＳ 明朝" w:hAnsi="ＭＳ 明朝"/>
+        </w:rPr>
+      </w:pPr>
+      <w:r>
+        <w:rPr>
+          <w:rFonts w:ascii="ＭＳ 明朝" w:hAnsi="ＭＳ 明朝" w:hint="eastAsia"/>
           <w:noProof/>
         </w:rPr>
         <mc:AlternateContent>
           <mc:Choice Requires="wps">
             <w:drawing>
-              <wp:anchor distT="0" distB="0" distL="114300" distR="114300" simplePos="0" relativeHeight="251732992" behindDoc="0" locked="0" layoutInCell="1" allowOverlap="1" wp14:anchorId="6B0C2F4B" wp14:editId="6935AFB9">
+              <wp:anchor distT="0" distB="0" distL="114300" distR="114300" simplePos="0" relativeHeight="251811840" behindDoc="0" locked="0" layoutInCell="1" allowOverlap="1" wp14:anchorId="3B8CB380" wp14:editId="0B9E7203">
                 <wp:simplePos x="0" y="0"/>
-                <wp:positionH relativeFrom="column">
-                  <wp:posOffset>1933574</wp:posOffset>
+                <wp:positionH relativeFrom="margin">
+                  <wp:align>left</wp:align>
                 </wp:positionH>
                 <wp:positionV relativeFrom="paragraph">
-                  <wp:posOffset>934084</wp:posOffset>
+                  <wp:posOffset>69574</wp:posOffset>
                 </wp:positionV>
-                <wp:extent cx="1476375" cy="1133475"/>
-                <wp:effectExtent l="0" t="0" r="28575" b="28575"/>
+                <wp:extent cx="3269099" cy="1141026"/>
+                <wp:effectExtent l="0" t="171450" r="26670" b="25400"/>
                 <wp:wrapNone/>
-                <wp:docPr id="274552098" name="四角形: 角を丸くする 7"/>
+                <wp:docPr id="1178811694" name="吹き出し: 角を丸めた四角形 5"/>
                 <wp:cNvGraphicFramePr/>
                 <a:graphic xmlns:a="http://schemas.openxmlformats.org/drawingml/2006/main">
                   <a:graphicData uri="http://schemas.microsoft.com/office/word/2010/wordprocessingShape">
@@ -13952,7 +12178,742 @@
                       <wps:spPr>
                         <a:xfrm>
                           <a:off x="0" y="0"/>
-                          <a:ext cx="1476375" cy="1133475"/>
+                          <a:ext cx="3269099" cy="1141026"/>
+                        </a:xfrm>
+                        <a:prstGeom prst="wedgeRoundRectCallout">
+                          <a:avLst>
+                            <a:gd name="adj1" fmla="val -2134"/>
+                            <a:gd name="adj2" fmla="val -71904"/>
+                            <a:gd name="adj3" fmla="val 16667"/>
+                          </a:avLst>
+                        </a:prstGeom>
+                        <a:solidFill>
+                          <a:schemeClr val="bg1"/>
+                        </a:solidFill>
+                        <a:ln w="19050">
+                          <a:solidFill>
+                            <a:srgbClr val="0070C0"/>
+                          </a:solidFill>
+                        </a:ln>
+                      </wps:spPr>
+                      <wps:style>
+                        <a:lnRef idx="2">
+                          <a:schemeClr val="accent1">
+                            <a:shade val="15000"/>
+                          </a:schemeClr>
+                        </a:lnRef>
+                        <a:fillRef idx="1">
+                          <a:schemeClr val="accent1"/>
+                        </a:fillRef>
+                        <a:effectRef idx="0">
+                          <a:schemeClr val="accent1"/>
+                        </a:effectRef>
+                        <a:fontRef idx="minor">
+                          <a:schemeClr val="lt1"/>
+                        </a:fontRef>
+                      </wps:style>
+                      <wps:txbx>
+                        <w:txbxContent>
+                          <w:p>
+                            <w:pPr>
+                              <w:jc w:val="center"/>
+                              <w:rPr>
+                                <w:color w:val="0070C0"/>
+                              </w:rPr>
+                            </w:pPr>
+                            <w:r>
+                              <w:rPr>
+                                <w:rFonts w:hint="eastAsia"/>
+                                <w:color w:val="0070C0"/>
+                              </w:rPr>
+                              <w:t>表示中の選択対象のデータを</w:t>
+                            </w:r>
+                          </w:p>
+                          <w:p>
+                            <w:pPr>
+                              <w:jc w:val="center"/>
+                              <w:rPr>
+                                <w:rFonts w:hint="eastAsia"/>
+                                <w:color w:val="0070C0"/>
+                              </w:rPr>
+                            </w:pPr>
+                            <w:r>
+                              <w:rPr>
+                                <w:rFonts w:hint="eastAsia"/>
+                                <w:color w:val="0070C0"/>
+                              </w:rPr>
+                              <w:t>一括してエクセル等にコピーすることができます</w:t>
+                            </w:r>
+                          </w:p>
+                        </w:txbxContent>
+                      </wps:txbx>
+                      <wps:bodyPr rot="0" spcFirstLastPara="0" vertOverflow="overflow" horzOverflow="overflow" vert="horz" wrap="square" lIns="91440" tIns="45720" rIns="91440" bIns="45720" numCol="1" spcCol="0" rtlCol="0" fromWordArt="0" anchor="ctr" anchorCtr="0" forceAA="0" compatLnSpc="1">
+                        <a:prstTxWarp prst="textNoShape">
+                          <a:avLst/>
+                        </a:prstTxWarp>
+                        <a:spAutoFit/>
+                      </wps:bodyPr>
+                    </wps:wsp>
+                  </a:graphicData>
+                </a:graphic>
+                <wp14:sizeRelH relativeFrom="margin">
+                  <wp14:pctWidth>0</wp14:pctWidth>
+                </wp14:sizeRelH>
+                <wp14:sizeRelV relativeFrom="margin">
+                  <wp14:pctHeight>0</wp14:pctHeight>
+                </wp14:sizeRelV>
+              </wp:anchor>
+            </w:drawing>
+          </mc:Choice>
+          <mc:Fallback>
+            <w:pict>
+              <v:shape w14:anchorId="3B8CB380" id="_x0000_s1045" type="#_x0000_t62" style="position:absolute;left:0;text-align:left;margin-left:0;margin-top:5.5pt;width:257.4pt;height:89.85pt;z-index:251811840;visibility:visible;mso-wrap-style:square;mso-width-percent:0;mso-height-percent:0;mso-wrap-distance-left:9pt;mso-wrap-distance-top:0;mso-wrap-distance-right:9pt;mso-wrap-distance-bottom:0;mso-position-horizontal:left;mso-position-horizontal-relative:margin;mso-position-vertical:absolute;mso-position-vertical-relative:text;mso-width-percent:0;mso-height-percent:0;mso-width-relative:margin;mso-height-relative:margin;v-text-anchor:middle" o:gfxdata="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" adj="10339,-4731" fillcolor="white [3212]" strokecolor="#0070c0" strokeweight="1.5pt">
+                <v:textbox style="mso-fit-shape-to-text:t">
+                  <w:txbxContent>
+                    <w:p>
+                      <w:pPr>
+                        <w:jc w:val="center"/>
+                        <w:rPr>
+                          <w:color w:val="0070C0"/>
+                        </w:rPr>
+                      </w:pPr>
+                      <w:r>
+                        <w:rPr>
+                          <w:rFonts w:hint="eastAsia"/>
+                          <w:color w:val="0070C0"/>
+                        </w:rPr>
+                        <w:t>表示中の選択対象のデータを</w:t>
+                      </w:r>
+                    </w:p>
+                    <w:p>
+                      <w:pPr>
+                        <w:jc w:val="center"/>
+                        <w:rPr>
+                          <w:rFonts w:hint="eastAsia"/>
+                          <w:color w:val="0070C0"/>
+                        </w:rPr>
+                      </w:pPr>
+                      <w:r>
+                        <w:rPr>
+                          <w:rFonts w:hint="eastAsia"/>
+                          <w:color w:val="0070C0"/>
+                        </w:rPr>
+                        <w:t>一括してエクセル等にコピーすることができます</w:t>
+                      </w:r>
+                    </w:p>
+                  </w:txbxContent>
+                </v:textbox>
+                <w10:wrap anchorx="margin"/>
+              </v:shape>
+            </w:pict>
+          </mc:Fallback>
+        </mc:AlternateContent>
+      </w:r>
+    </w:p>
+    <w:p>
+      <w:pPr>
+        <w:rPr>
+          <w:rFonts w:ascii="ＭＳ 明朝" w:hAnsi="ＭＳ 明朝"/>
+        </w:rPr>
+      </w:pPr>
+    </w:p>
+    <w:p>
+      <w:pPr>
+        <w:rPr>
+          <w:rFonts w:ascii="ＭＳ 明朝" w:hAnsi="ＭＳ 明朝"/>
+        </w:rPr>
+      </w:pPr>
+    </w:p>
+    <w:p>
+      <w:pPr>
+        <w:rPr>
+          <w:rFonts w:ascii="ＭＳ 明朝" w:hAnsi="ＭＳ 明朝"/>
+        </w:rPr>
+      </w:pPr>
+    </w:p>
+    <w:p>
+      <w:pPr>
+        <w:rPr>
+          <w:rFonts w:ascii="ＭＳ 明朝" w:hAnsi="ＭＳ 明朝"/>
+        </w:rPr>
+      </w:pPr>
+    </w:p>
+    <w:p>
+      <w:pPr>
+        <w:rPr>
+          <w:rFonts w:ascii="ＭＳ 明朝" w:hAnsi="ＭＳ 明朝"/>
+        </w:rPr>
+      </w:pPr>
+      <w:r>
+        <w:rPr>
+          <w:rFonts w:ascii="ＭＳ 明朝" w:hAnsi="ＭＳ 明朝"/>
+        </w:rPr>
+        <w:br w:type="page"/>
+      </w:r>
+    </w:p>
+    <w:p>
+      <w:pPr>
+        <w:pStyle w:val="a1"/>
+      </w:pPr>
+      <w:bookmarkStart w:id="14" w:name="_Toc240739219"/>
+      <w:r>
+        <w:rPr>
+          <w:rFonts w:hint="eastAsia"/>
+        </w:rPr>
+        <w:lastRenderedPageBreak/>
+        <w:t>比較</w:t>
+      </w:r>
+      <w:r>
+        <w:rPr>
+          <w:rFonts w:hint="eastAsia"/>
+        </w:rPr>
+        <w:t>レポート</w:t>
+      </w:r>
+      <w:r>
+        <w:rPr>
+          <w:rFonts w:hint="eastAsia"/>
+        </w:rPr>
+        <w:t>の表示</w:t>
+      </w:r>
+      <w:bookmarkEnd w:id="14"/>
+    </w:p>
+    <w:p>
+      <w:pPr>
+        <w:rPr>
+          <w:rFonts w:ascii="ＭＳ 明朝" w:hAnsi="ＭＳ 明朝"/>
+        </w:rPr>
+      </w:pPr>
+    </w:p>
+    <w:p>
+      <w:pPr>
+        <w:rPr>
+          <w:rFonts w:ascii="ＭＳ 明朝" w:hAnsi="ＭＳ 明朝"/>
+        </w:rPr>
+      </w:pPr>
+      <w:r>
+        <w:rPr>
+          <w:rFonts w:ascii="ＭＳ 明朝" w:hAnsi="ＭＳ 明朝" w:hint="eastAsia"/>
+          <w:noProof/>
+        </w:rPr>
+        <mc:AlternateContent>
+          <mc:Choice Requires="wps">
+            <w:drawing>
+              <wp:anchor distT="0" distB="0" distL="114300" distR="114300" simplePos="0" relativeHeight="251848704" behindDoc="0" locked="0" layoutInCell="1" allowOverlap="1" wp14:anchorId="7B70AAB1" wp14:editId="3851B25D">
+                <wp:simplePos x="0" y="0"/>
+                <wp:positionH relativeFrom="margin">
+                  <wp:posOffset>4359982</wp:posOffset>
+                </wp:positionH>
+                <wp:positionV relativeFrom="paragraph">
+                  <wp:posOffset>83827</wp:posOffset>
+                </wp:positionV>
+                <wp:extent cx="1926590" cy="641350"/>
+                <wp:effectExtent l="0" t="0" r="16510" b="158750"/>
+                <wp:wrapNone/>
+                <wp:docPr id="906943502" name="吹き出し: 角を丸めた四角形 5"/>
+                <wp:cNvGraphicFramePr/>
+                <a:graphic xmlns:a="http://schemas.openxmlformats.org/drawingml/2006/main">
+                  <a:graphicData uri="http://schemas.microsoft.com/office/word/2010/wordprocessingShape">
+                    <wps:wsp>
+                      <wps:cNvSpPr/>
+                      <wps:spPr>
+                        <a:xfrm>
+                          <a:off x="0" y="0"/>
+                          <a:ext cx="1926590" cy="641350"/>
+                        </a:xfrm>
+                        <a:prstGeom prst="wedgeRoundRectCallout">
+                          <a:avLst>
+                            <a:gd name="adj1" fmla="val 3522"/>
+                            <a:gd name="adj2" fmla="val 66977"/>
+                            <a:gd name="adj3" fmla="val 16667"/>
+                          </a:avLst>
+                        </a:prstGeom>
+                        <a:solidFill>
+                          <a:schemeClr val="bg1"/>
+                        </a:solidFill>
+                        <a:ln w="19050">
+                          <a:solidFill>
+                            <a:srgbClr val="0070C0"/>
+                          </a:solidFill>
+                        </a:ln>
+                      </wps:spPr>
+                      <wps:style>
+                        <a:lnRef idx="2">
+                          <a:schemeClr val="accent1">
+                            <a:shade val="15000"/>
+                          </a:schemeClr>
+                        </a:lnRef>
+                        <a:fillRef idx="1">
+                          <a:schemeClr val="accent1"/>
+                        </a:fillRef>
+                        <a:effectRef idx="0">
+                          <a:schemeClr val="accent1"/>
+                        </a:effectRef>
+                        <a:fontRef idx="minor">
+                          <a:schemeClr val="lt1"/>
+                        </a:fontRef>
+                      </wps:style>
+                      <wps:txbx>
+                        <w:txbxContent>
+                          <w:p>
+                            <w:pPr>
+                              <w:jc w:val="center"/>
+                              <w:rPr>
+                                <w:color w:val="0070C0"/>
+                              </w:rPr>
+                            </w:pPr>
+                            <w:r>
+                              <w:rPr>
+                                <w:rFonts w:hint="eastAsia"/>
+                                <w:color w:val="0070C0"/>
+                              </w:rPr>
+                              <w:t>表示中の画面の</w:t>
+                            </w:r>
+                          </w:p>
+                          <w:p>
+                            <w:pPr>
+                              <w:jc w:val="center"/>
+                              <w:rPr>
+                                <w:rFonts w:hint="eastAsia"/>
+                                <w:color w:val="0070C0"/>
+                              </w:rPr>
+                            </w:pPr>
+                            <w:r>
+                              <w:rPr>
+                                <w:rFonts w:hint="eastAsia"/>
+                                <w:color w:val="0070C0"/>
+                              </w:rPr>
+                              <w:t>印刷用ページを表示します</w:t>
+                            </w:r>
+                          </w:p>
+                        </w:txbxContent>
+                      </wps:txbx>
+                      <wps:bodyPr rot="0" spcFirstLastPara="0" vertOverflow="overflow" horzOverflow="overflow" vert="horz" wrap="square" lIns="91440" tIns="45720" rIns="91440" bIns="45720" numCol="1" spcCol="0" rtlCol="0" fromWordArt="0" anchor="ctr" anchorCtr="0" forceAA="0" compatLnSpc="1">
+                        <a:prstTxWarp prst="textNoShape">
+                          <a:avLst/>
+                        </a:prstTxWarp>
+                        <a:noAutofit/>
+                      </wps:bodyPr>
+                    </wps:wsp>
+                  </a:graphicData>
+                </a:graphic>
+                <wp14:sizeRelH relativeFrom="margin">
+                  <wp14:pctWidth>0</wp14:pctWidth>
+                </wp14:sizeRelH>
+                <wp14:sizeRelV relativeFrom="margin">
+                  <wp14:pctHeight>0</wp14:pctHeight>
+                </wp14:sizeRelV>
+              </wp:anchor>
+            </w:drawing>
+          </mc:Choice>
+          <mc:Fallback>
+            <w:pict>
+              <v:shape w14:anchorId="7B70AAB1" id="_x0000_s1046" type="#_x0000_t62" style="position:absolute;left:0;text-align:left;margin-left:343.3pt;margin-top:6.6pt;width:151.7pt;height:50.5pt;z-index:251848704;visibility:visible;mso-wrap-style:square;mso-width-percent:0;mso-height-percent:0;mso-wrap-distance-left:9pt;mso-wrap-distance-top:0;mso-wrap-distance-right:9pt;mso-wrap-distance-bottom:0;mso-position-horizontal:absolute;mso-position-horizontal-relative:margin;mso-position-vertical:absolute;mso-position-vertical-relative:text;mso-width-percent:0;mso-height-percent:0;mso-width-relative:margin;mso-height-relative:margin;v-text-anchor:middle" o:gfxdata="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" adj="11561,25267" fillcolor="white [3212]" strokecolor="#0070c0" strokeweight="1.5pt">
+                <v:textbox>
+                  <w:txbxContent>
+                    <w:p>
+                      <w:pPr>
+                        <w:jc w:val="center"/>
+                        <w:rPr>
+                          <w:color w:val="0070C0"/>
+                        </w:rPr>
+                      </w:pPr>
+                      <w:r>
+                        <w:rPr>
+                          <w:rFonts w:hint="eastAsia"/>
+                          <w:color w:val="0070C0"/>
+                        </w:rPr>
+                        <w:t>表示中の画面の</w:t>
+                      </w:r>
+                    </w:p>
+                    <w:p>
+                      <w:pPr>
+                        <w:jc w:val="center"/>
+                        <w:rPr>
+                          <w:rFonts w:hint="eastAsia"/>
+                          <w:color w:val="0070C0"/>
+                        </w:rPr>
+                      </w:pPr>
+                      <w:r>
+                        <w:rPr>
+                          <w:rFonts w:hint="eastAsia"/>
+                          <w:color w:val="0070C0"/>
+                        </w:rPr>
+                        <w:t>印刷用ページを表示します</w:t>
+                      </w:r>
+                    </w:p>
+                  </w:txbxContent>
+                </v:textbox>
+                <w10:wrap anchorx="margin"/>
+              </v:shape>
+            </w:pict>
+          </mc:Fallback>
+        </mc:AlternateContent>
+      </w:r>
+      <w:r>
+        <w:rPr>
+          <w:rFonts w:ascii="ＭＳ 明朝" w:hAnsi="ＭＳ 明朝" w:hint="eastAsia"/>
+          <w:noProof/>
+        </w:rPr>
+        <mc:AlternateContent>
+          <mc:Choice Requires="wps">
+            <w:drawing>
+              <wp:anchor distT="0" distB="0" distL="114300" distR="114300" simplePos="0" relativeHeight="251843584" behindDoc="0" locked="0" layoutInCell="1" allowOverlap="1" wp14:anchorId="75824071" wp14:editId="74968FA9">
+                <wp:simplePos x="0" y="0"/>
+                <wp:positionH relativeFrom="column">
+                  <wp:posOffset>2929752</wp:posOffset>
+                </wp:positionH>
+                <wp:positionV relativeFrom="paragraph">
+                  <wp:posOffset>159730</wp:posOffset>
+                </wp:positionV>
+                <wp:extent cx="1259205" cy="641350"/>
+                <wp:effectExtent l="457200" t="0" r="17145" b="120650"/>
+                <wp:wrapNone/>
+                <wp:docPr id="2043390765" name="吹き出し: 角を丸めた四角形 5"/>
+                <wp:cNvGraphicFramePr/>
+                <a:graphic xmlns:a="http://schemas.openxmlformats.org/drawingml/2006/main">
+                  <a:graphicData uri="http://schemas.microsoft.com/office/word/2010/wordprocessingShape">
+                    <wps:wsp>
+                      <wps:cNvSpPr/>
+                      <wps:spPr>
+                        <a:xfrm>
+                          <a:off x="0" y="0"/>
+                          <a:ext cx="1259205" cy="641350"/>
+                        </a:xfrm>
+                        <a:prstGeom prst="wedgeRoundRectCallout">
+                          <a:avLst>
+                            <a:gd name="adj1" fmla="val -82825"/>
+                            <a:gd name="adj2" fmla="val 59018"/>
+                            <a:gd name="adj3" fmla="val 16667"/>
+                          </a:avLst>
+                        </a:prstGeom>
+                        <a:solidFill>
+                          <a:schemeClr val="bg1"/>
+                        </a:solidFill>
+                        <a:ln w="19050">
+                          <a:solidFill>
+                            <a:srgbClr val="0070C0"/>
+                          </a:solidFill>
+                        </a:ln>
+                      </wps:spPr>
+                      <wps:style>
+                        <a:lnRef idx="2">
+                          <a:schemeClr val="accent1">
+                            <a:shade val="15000"/>
+                          </a:schemeClr>
+                        </a:lnRef>
+                        <a:fillRef idx="1">
+                          <a:schemeClr val="accent1"/>
+                        </a:fillRef>
+                        <a:effectRef idx="0">
+                          <a:schemeClr val="accent1"/>
+                        </a:effectRef>
+                        <a:fontRef idx="minor">
+                          <a:schemeClr val="lt1"/>
+                        </a:fontRef>
+                      </wps:style>
+                      <wps:txbx>
+                        <w:txbxContent>
+                          <w:p>
+                            <w:pPr>
+                              <w:jc w:val="center"/>
+                              <w:rPr>
+                                <w:color w:val="0070C0"/>
+                              </w:rPr>
+                            </w:pPr>
+                            <w:r>
+                              <w:rPr>
+                                <w:rFonts w:hint="eastAsia"/>
+                                <w:color w:val="0070C0"/>
+                              </w:rPr>
+                              <w:t>対象を２つ選ぶ</w:t>
+                            </w:r>
+                          </w:p>
+                          <w:p>
+                            <w:pPr>
+                              <w:jc w:val="center"/>
+                              <w:rPr>
+                                <w:rFonts w:hint="eastAsia"/>
+                                <w:color w:val="0070C0"/>
+                              </w:rPr>
+                            </w:pPr>
+                            <w:r>
+                              <w:rPr>
+                                <w:rFonts w:hint="eastAsia"/>
+                                <w:color w:val="0070C0"/>
+                              </w:rPr>
+                              <w:t>ことができます</w:t>
+                            </w:r>
+                          </w:p>
+                        </w:txbxContent>
+                      </wps:txbx>
+                      <wps:bodyPr rot="0" spcFirstLastPara="0" vertOverflow="overflow" horzOverflow="overflow" vert="horz" wrap="square" lIns="91440" tIns="45720" rIns="91440" bIns="45720" numCol="1" spcCol="0" rtlCol="0" fromWordArt="0" anchor="ctr" anchorCtr="0" forceAA="0" compatLnSpc="1">
+                        <a:prstTxWarp prst="textNoShape">
+                          <a:avLst/>
+                        </a:prstTxWarp>
+                        <a:noAutofit/>
+                      </wps:bodyPr>
+                    </wps:wsp>
+                  </a:graphicData>
+                </a:graphic>
+                <wp14:sizeRelH relativeFrom="margin">
+                  <wp14:pctWidth>0</wp14:pctWidth>
+                </wp14:sizeRelH>
+                <wp14:sizeRelV relativeFrom="margin">
+                  <wp14:pctHeight>0</wp14:pctHeight>
+                </wp14:sizeRelV>
+              </wp:anchor>
+            </w:drawing>
+          </mc:Choice>
+          <mc:Fallback>
+            <w:pict>
+              <v:shape w14:anchorId="75824071" id="_x0000_s1047" type="#_x0000_t62" style="position:absolute;left:0;text-align:left;margin-left:230.7pt;margin-top:12.6pt;width:99.15pt;height:50.5pt;z-index:251843584;visibility:visible;mso-wrap-style:square;mso-width-percent:0;mso-height-percent:0;mso-wrap-distance-left:9pt;mso-wrap-distance-top:0;mso-wrap-distance-right:9pt;mso-wrap-distance-bottom:0;mso-position-horizontal:absolute;mso-position-horizontal-relative:text;mso-position-vertical:absolute;mso-position-vertical-relative:text;mso-width-percent:0;mso-height-percent:0;mso-width-relative:margin;mso-height-relative:margin;v-text-anchor:middle" o:gfxdata="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" adj="-7090,23548" fillcolor="white [3212]" strokecolor="#0070c0" strokeweight="1.5pt">
+                <v:textbox>
+                  <w:txbxContent>
+                    <w:p>
+                      <w:pPr>
+                        <w:jc w:val="center"/>
+                        <w:rPr>
+                          <w:color w:val="0070C0"/>
+                        </w:rPr>
+                      </w:pPr>
+                      <w:r>
+                        <w:rPr>
+                          <w:rFonts w:hint="eastAsia"/>
+                          <w:color w:val="0070C0"/>
+                        </w:rPr>
+                        <w:t>対象を２つ選ぶ</w:t>
+                      </w:r>
+                    </w:p>
+                    <w:p>
+                      <w:pPr>
+                        <w:jc w:val="center"/>
+                        <w:rPr>
+                          <w:rFonts w:hint="eastAsia"/>
+                          <w:color w:val="0070C0"/>
+                        </w:rPr>
+                      </w:pPr>
+                      <w:r>
+                        <w:rPr>
+                          <w:rFonts w:hint="eastAsia"/>
+                          <w:color w:val="0070C0"/>
+                        </w:rPr>
+                        <w:t>ことができます</w:t>
+                      </w:r>
+                    </w:p>
+                  </w:txbxContent>
+                </v:textbox>
+              </v:shape>
+            </w:pict>
+          </mc:Fallback>
+        </mc:AlternateContent>
+      </w:r>
+      <w:r>
+        <w:rPr>
+          <w:rFonts w:ascii="ＭＳ 明朝" w:hAnsi="ＭＳ 明朝" w:hint="eastAsia"/>
+        </w:rPr>
+        <w:t xml:space="preserve">　任意の２つの対象を並べて比較することができます。</w:t>
+      </w:r>
+    </w:p>
+    <w:p>
+      <w:pPr>
+        <w:rPr>
+          <w:rFonts w:ascii="ＭＳ 明朝" w:hAnsi="ＭＳ 明朝" w:hint="eastAsia"/>
+        </w:rPr>
+      </w:pPr>
+    </w:p>
+    <w:p>
+      <w:pPr>
+        <w:jc w:val="center"/>
+        <w:rPr>
+          <w:rFonts w:ascii="ＭＳ 明朝" w:hAnsi="ＭＳ 明朝"/>
+        </w:rPr>
+      </w:pPr>
+      <w:r>
+        <w:rPr>
+          <w:rFonts w:ascii="ＭＳ 明朝" w:hAnsi="ＭＳ 明朝" w:hint="eastAsia"/>
+          <w:noProof/>
+        </w:rPr>
+        <mc:AlternateContent>
+          <mc:Choice Requires="wps">
+            <w:drawing>
+              <wp:anchor distT="0" distB="0" distL="114300" distR="114300" simplePos="0" relativeHeight="251850752" behindDoc="0" locked="0" layoutInCell="1" allowOverlap="1" wp14:anchorId="7332C1A1" wp14:editId="29FC0908">
+                <wp:simplePos x="0" y="0"/>
+                <wp:positionH relativeFrom="margin">
+                  <wp:posOffset>156348</wp:posOffset>
+                </wp:positionH>
+                <wp:positionV relativeFrom="paragraph">
+                  <wp:posOffset>1190927</wp:posOffset>
+                </wp:positionV>
+                <wp:extent cx="1505268" cy="878840"/>
+                <wp:effectExtent l="0" t="0" r="285750" b="12700"/>
+                <wp:wrapNone/>
+                <wp:docPr id="804687640" name="吹き出し: 角を丸めた四角形 5"/>
+                <wp:cNvGraphicFramePr/>
+                <a:graphic xmlns:a="http://schemas.openxmlformats.org/drawingml/2006/main">
+                  <a:graphicData uri="http://schemas.microsoft.com/office/word/2010/wordprocessingShape">
+                    <wps:wsp>
+                      <wps:cNvSpPr/>
+                      <wps:spPr>
+                        <a:xfrm>
+                          <a:off x="0" y="0"/>
+                          <a:ext cx="1505268" cy="878840"/>
+                        </a:xfrm>
+                        <a:prstGeom prst="wedgeRoundRectCallout">
+                          <a:avLst>
+                            <a:gd name="adj1" fmla="val 65613"/>
+                            <a:gd name="adj2" fmla="val 36657"/>
+                            <a:gd name="adj3" fmla="val 16667"/>
+                          </a:avLst>
+                        </a:prstGeom>
+                        <a:solidFill>
+                          <a:schemeClr val="bg1"/>
+                        </a:solidFill>
+                        <a:ln w="19050">
+                          <a:solidFill>
+                            <a:srgbClr val="0070C0"/>
+                          </a:solidFill>
+                        </a:ln>
+                      </wps:spPr>
+                      <wps:style>
+                        <a:lnRef idx="2">
+                          <a:schemeClr val="accent1">
+                            <a:shade val="15000"/>
+                          </a:schemeClr>
+                        </a:lnRef>
+                        <a:fillRef idx="1">
+                          <a:schemeClr val="accent1"/>
+                        </a:fillRef>
+                        <a:effectRef idx="0">
+                          <a:schemeClr val="accent1"/>
+                        </a:effectRef>
+                        <a:fontRef idx="minor">
+                          <a:schemeClr val="lt1"/>
+                        </a:fontRef>
+                      </wps:style>
+                      <wps:txbx>
+                        <w:txbxContent>
+                          <w:p>
+                            <w:pPr>
+                              <w:jc w:val="center"/>
+                              <w:rPr>
+                                <w:color w:val="0070C0"/>
+                              </w:rPr>
+                            </w:pPr>
+                            <w:r>
+                              <w:rPr>
+                                <w:rFonts w:hint="eastAsia"/>
+                                <w:color w:val="0070C0"/>
+                              </w:rPr>
+                              <w:t>全体レポート</w:t>
+                            </w:r>
+                          </w:p>
+                          <w:p>
+                            <w:pPr>
+                              <w:jc w:val="center"/>
+                              <w:rPr>
+                                <w:color w:val="0070C0"/>
+                              </w:rPr>
+                            </w:pPr>
+                            <w:r>
+                              <w:rPr>
+                                <w:rFonts w:hint="eastAsia"/>
+                                <w:color w:val="0070C0"/>
+                              </w:rPr>
+                              <w:t>とほぼ同じ構成です</w:t>
+                            </w:r>
+                          </w:p>
+                        </w:txbxContent>
+                      </wps:txbx>
+                      <wps:bodyPr rot="0" spcFirstLastPara="0" vertOverflow="overflow" horzOverflow="overflow" vert="horz" wrap="square" lIns="91440" tIns="45720" rIns="91440" bIns="45720" numCol="1" spcCol="0" rtlCol="0" fromWordArt="0" anchor="ctr" anchorCtr="0" forceAA="0" compatLnSpc="1">
+                        <a:prstTxWarp prst="textNoShape">
+                          <a:avLst/>
+                        </a:prstTxWarp>
+                        <a:spAutoFit/>
+                      </wps:bodyPr>
+                    </wps:wsp>
+                  </a:graphicData>
+                </a:graphic>
+                <wp14:sizeRelH relativeFrom="margin">
+                  <wp14:pctWidth>0</wp14:pctWidth>
+                </wp14:sizeRelH>
+                <wp14:sizeRelV relativeFrom="margin">
+                  <wp14:pctHeight>0</wp14:pctHeight>
+                </wp14:sizeRelV>
+              </wp:anchor>
+            </w:drawing>
+          </mc:Choice>
+          <mc:Fallback>
+            <w:pict>
+              <v:shape w14:anchorId="7332C1A1" id="_x0000_s1048" type="#_x0000_t62" style="position:absolute;left:0;text-align:left;margin-left:12.3pt;margin-top:93.75pt;width:118.55pt;height:69.2pt;z-index:251850752;visibility:visible;mso-wrap-style:square;mso-width-percent:0;mso-height-percent:0;mso-wrap-distance-left:9pt;mso-wrap-distance-top:0;mso-wrap-distance-right:9pt;mso-wrap-distance-bottom:0;mso-position-horizontal:absolute;mso-position-horizontal-relative:margin;mso-position-vertical:absolute;mso-position-vertical-relative:text;mso-width-percent:0;mso-height-percent:0;mso-width-relative:margin;mso-height-relative:margin;v-text-anchor:middle" o:gfxdata="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" adj="24972,18718" fillcolor="white [3212]" strokecolor="#0070c0" strokeweight="1.5pt">
+                <v:textbox style="mso-fit-shape-to-text:t">
+                  <w:txbxContent>
+                    <w:p>
+                      <w:pPr>
+                        <w:jc w:val="center"/>
+                        <w:rPr>
+                          <w:color w:val="0070C0"/>
+                        </w:rPr>
+                      </w:pPr>
+                      <w:r>
+                        <w:rPr>
+                          <w:rFonts w:hint="eastAsia"/>
+                          <w:color w:val="0070C0"/>
+                        </w:rPr>
+                        <w:t>全体レポート</w:t>
+                      </w:r>
+                    </w:p>
+                    <w:p>
+                      <w:pPr>
+                        <w:jc w:val="center"/>
+                        <w:rPr>
+                          <w:color w:val="0070C0"/>
+                        </w:rPr>
+                      </w:pPr>
+                      <w:r>
+                        <w:rPr>
+                          <w:rFonts w:hint="eastAsia"/>
+                          <w:color w:val="0070C0"/>
+                        </w:rPr>
+                        <w:t>とほぼ同じ構成です</w:t>
+                      </w:r>
+                    </w:p>
+                  </w:txbxContent>
+                </v:textbox>
+                <w10:wrap anchorx="margin"/>
+              </v:shape>
+            </w:pict>
+          </mc:Fallback>
+        </mc:AlternateContent>
+      </w:r>
+      <w:r>
+        <w:rPr>
+          <w:rFonts w:ascii="ＭＳ 明朝" w:hAnsi="ＭＳ 明朝"/>
+          <w:noProof/>
+        </w:rPr>
+        <mc:AlternateContent>
+          <mc:Choice Requires="wps">
+            <w:drawing>
+              <wp:anchor distT="0" distB="0" distL="114300" distR="114300" simplePos="0" relativeHeight="251847680" behindDoc="0" locked="0" layoutInCell="1" allowOverlap="1" wp14:anchorId="47D43587" wp14:editId="0E2C637D">
+                <wp:simplePos x="0" y="0"/>
+                <wp:positionH relativeFrom="column">
+                  <wp:posOffset>4638675</wp:posOffset>
+                </wp:positionH>
+                <wp:positionV relativeFrom="paragraph">
+                  <wp:posOffset>447675</wp:posOffset>
+                </wp:positionV>
+                <wp:extent cx="861695" cy="160655"/>
+                <wp:effectExtent l="0" t="0" r="14605" b="10795"/>
+                <wp:wrapNone/>
+                <wp:docPr id="1083800301" name="四角形: 角を丸くする 7"/>
+                <wp:cNvGraphicFramePr/>
+                <a:graphic xmlns:a="http://schemas.openxmlformats.org/drawingml/2006/main">
+                  <a:graphicData uri="http://schemas.microsoft.com/office/word/2010/wordprocessingShape">
+                    <wps:wsp>
+                      <wps:cNvSpPr/>
+                      <wps:spPr>
+                        <a:xfrm>
+                          <a:off x="0" y="0"/>
+                          <a:ext cx="861695" cy="160655"/>
                         </a:xfrm>
                         <a:prstGeom prst="roundRect">
                           <a:avLst/>
@@ -14001,7 +12962,7 @@
           </mc:Choice>
           <mc:Fallback>
             <w:pict>
-              <v:roundrect w14:anchorId="5EF381B9" id="四角形: 角を丸くする 7" o:spid="_x0000_s1026" style="position:absolute;margin-left:152.25pt;margin-top:73.55pt;width:116.25pt;height:89.25pt;z-index:251732992;visibility:visible;mso-wrap-style:square;mso-width-percent:0;mso-height-percent:0;mso-wrap-distance-left:9pt;mso-wrap-distance-top:0;mso-wrap-distance-right:9pt;mso-wrap-distance-bottom:0;mso-position-horizontal:absolute;mso-position-horizontal-relative:text;mso-position-vertical:absolute;mso-position-vertical-relative:text;mso-width-percent:0;mso-height-percent:0;mso-width-relative:margin;mso-height-relative:margin;v-text-anchor:middle" arcsize="10923f" o:gfxdata="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" filled="f" strokecolor="#0070c0" strokeweight="1.5pt">
+              <v:roundrect w14:anchorId="5972B93D" id="四角形: 角を丸くする 7" o:spid="_x0000_s1026" style="position:absolute;margin-left:365.25pt;margin-top:35.25pt;width:67.85pt;height:12.65pt;z-index:251847680;visibility:visible;mso-wrap-style:square;mso-width-percent:0;mso-height-percent:0;mso-wrap-distance-left:9pt;mso-wrap-distance-top:0;mso-wrap-distance-right:9pt;mso-wrap-distance-bottom:0;mso-position-horizontal:absolute;mso-position-horizontal-relative:text;mso-position-vertical:absolute;mso-position-vertical-relative:text;mso-width-percent:0;mso-height-percent:0;mso-width-relative:margin;mso-height-relative:margin;v-text-anchor:middle" arcsize="10923f" o:gfxdata="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" filled="f" strokecolor="#0070c0" strokeweight="1.5pt">
                 <v:stroke dashstyle="3 1" joinstyle="miter"/>
               </v:roundrect>
             </w:pict>
@@ -14010,24 +12971,24 @@
       </w:r>
       <w:r>
         <w:rPr>
-          <w:rFonts w:ascii="ＭＳ 明朝" w:hAnsi="ＭＳ 明朝" w:hint="eastAsia"/>
+          <w:rFonts w:ascii="ＭＳ 明朝" w:hAnsi="ＭＳ 明朝"/>
           <w:noProof/>
         </w:rPr>
         <mc:AlternateContent>
           <mc:Choice Requires="wps">
             <w:drawing>
-              <wp:anchor distT="0" distB="0" distL="114300" distR="114300" simplePos="0" relativeHeight="251730944" behindDoc="0" locked="0" layoutInCell="1" allowOverlap="1" wp14:anchorId="29C32816" wp14:editId="51A9ADAF">
+              <wp:anchor distT="0" distB="0" distL="114300" distR="114300" simplePos="0" relativeHeight="251845632" behindDoc="0" locked="0" layoutInCell="1" allowOverlap="1" wp14:anchorId="75BC7BB4" wp14:editId="222BF8C3">
                 <wp:simplePos x="0" y="0"/>
-                <wp:positionH relativeFrom="margin">
-                  <wp:posOffset>5200650</wp:posOffset>
+                <wp:positionH relativeFrom="column">
+                  <wp:posOffset>2502754</wp:posOffset>
                 </wp:positionH>
                 <wp:positionV relativeFrom="paragraph">
-                  <wp:posOffset>919798</wp:posOffset>
+                  <wp:posOffset>445480</wp:posOffset>
                 </wp:positionV>
-                <wp:extent cx="1347470" cy="641350"/>
-                <wp:effectExtent l="133350" t="0" r="24130" b="25400"/>
+                <wp:extent cx="2032527" cy="142875"/>
+                <wp:effectExtent l="0" t="0" r="25400" b="28575"/>
                 <wp:wrapNone/>
-                <wp:docPr id="1294680171" name="吹き出し: 角を丸めた四角形 5"/>
+                <wp:docPr id="660819949" name="四角形: 角を丸くする 7"/>
                 <wp:cNvGraphicFramePr/>
                 <a:graphic xmlns:a="http://schemas.openxmlformats.org/drawingml/2006/main">
                   <a:graphicData uri="http://schemas.microsoft.com/office/word/2010/wordprocessingShape">
@@ -14036,164 +12997,7 @@
                       <wps:spPr>
                         <a:xfrm>
                           <a:off x="0" y="0"/>
-                          <a:ext cx="1347470" cy="641350"/>
-                        </a:xfrm>
-                        <a:prstGeom prst="wedgeRoundRectCallout">
-                          <a:avLst>
-                            <a:gd name="adj1" fmla="val -58671"/>
-                            <a:gd name="adj2" fmla="val 11411"/>
-                            <a:gd name="adj3" fmla="val 16667"/>
-                          </a:avLst>
-                        </a:prstGeom>
-                        <a:solidFill>
-                          <a:schemeClr val="bg1"/>
-                        </a:solidFill>
-                        <a:ln w="19050">
-                          <a:solidFill>
-                            <a:srgbClr val="0070C0"/>
-                          </a:solidFill>
-                        </a:ln>
-                      </wps:spPr>
-                      <wps:style>
-                        <a:lnRef idx="2">
-                          <a:schemeClr val="accent1">
-                            <a:shade val="15000"/>
-                          </a:schemeClr>
-                        </a:lnRef>
-                        <a:fillRef idx="1">
-                          <a:schemeClr val="accent1"/>
-                        </a:fillRef>
-                        <a:effectRef idx="0">
-                          <a:schemeClr val="accent1"/>
-                        </a:effectRef>
-                        <a:fontRef idx="minor">
-                          <a:schemeClr val="lt1"/>
-                        </a:fontRef>
-                      </wps:style>
-                      <wps:txbx>
-                        <w:txbxContent>
-                          <w:p>
-                            <w:pPr>
-                              <w:jc w:val="center"/>
-                              <w:rPr>
-                                <w:color w:val="0070C0"/>
-                              </w:rPr>
-                            </w:pPr>
-                            <w:r>
-                              <w:rPr>
-                                <w:rFonts w:hint="eastAsia"/>
-                                <w:color w:val="0070C0"/>
-                              </w:rPr>
-                              <w:t>②個人の得点と</w:t>
-                            </w:r>
-                          </w:p>
-                          <w:p>
-                            <w:pPr>
-                              <w:jc w:val="center"/>
-                              <w:rPr>
-                                <w:color w:val="0070C0"/>
-                              </w:rPr>
-                            </w:pPr>
-                            <w:r>
-                              <w:rPr>
-                                <w:rFonts w:hint="eastAsia"/>
-                                <w:color w:val="0070C0"/>
-                              </w:rPr>
-                              <w:t>県のヒストグラム</w:t>
-                            </w:r>
-                          </w:p>
-                        </w:txbxContent>
-                      </wps:txbx>
-                      <wps:bodyPr rot="0" spcFirstLastPara="0" vertOverflow="overflow" horzOverflow="overflow" vert="horz" wrap="square" lIns="91440" tIns="45720" rIns="91440" bIns="45720" numCol="1" spcCol="0" rtlCol="0" fromWordArt="0" anchor="ctr" anchorCtr="0" forceAA="0" compatLnSpc="1">
-                        <a:prstTxWarp prst="textNoShape">
-                          <a:avLst/>
-                        </a:prstTxWarp>
-                        <a:noAutofit/>
-                      </wps:bodyPr>
-                    </wps:wsp>
-                  </a:graphicData>
-                </a:graphic>
-                <wp14:sizeRelH relativeFrom="margin">
-                  <wp14:pctWidth>0</wp14:pctWidth>
-                </wp14:sizeRelH>
-                <wp14:sizeRelV relativeFrom="margin">
-                  <wp14:pctHeight>0</wp14:pctHeight>
-                </wp14:sizeRelV>
-              </wp:anchor>
-            </w:drawing>
-          </mc:Choice>
-          <mc:Fallback>
-            <w:pict>
-              <v:shape w14:anchorId="29C32816" id="_x0000_s1054" type="#_x0000_t62" style="position:absolute;left:0;text-align:left;margin-left:409.5pt;margin-top:72.45pt;width:106.1pt;height:50.5pt;z-index:251730944;visibility:visible;mso-wrap-style:square;mso-width-percent:0;mso-height-percent:0;mso-wrap-distance-left:9pt;mso-wrap-distance-top:0;mso-wrap-distance-right:9pt;mso-wrap-distance-bottom:0;mso-position-horizontal:absolute;mso-position-horizontal-relative:margin;mso-position-vertical:absolute;mso-position-vertical-relative:text;mso-width-percent:0;mso-height-percent:0;mso-width-relative:margin;mso-height-relative:margin;v-text-anchor:middle" o:gfxdata="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" adj="-1873,13265" fillcolor="white [3212]" strokecolor="#0070c0" strokeweight="1.5pt">
-                <v:textbox>
-                  <w:txbxContent>
-                    <w:p>
-                      <w:pPr>
-                        <w:jc w:val="center"/>
-                        <w:rPr>
-                          <w:color w:val="0070C0"/>
-                        </w:rPr>
-                      </w:pPr>
-                      <w:r>
-                        <w:rPr>
-                          <w:rFonts w:hint="eastAsia"/>
-                          <w:color w:val="0070C0"/>
-                        </w:rPr>
-                        <w:t>②個人の得点と</w:t>
-                      </w:r>
-                    </w:p>
-                    <w:p>
-                      <w:pPr>
-                        <w:jc w:val="center"/>
-                        <w:rPr>
-                          <w:color w:val="0070C0"/>
-                        </w:rPr>
-                      </w:pPr>
-                      <w:r>
-                        <w:rPr>
-                          <w:rFonts w:hint="eastAsia"/>
-                          <w:color w:val="0070C0"/>
-                        </w:rPr>
-                        <w:t>県のヒストグラム</w:t>
-                      </w:r>
-                    </w:p>
-                  </w:txbxContent>
-                </v:textbox>
-                <w10:wrap anchorx="margin"/>
-              </v:shape>
-            </w:pict>
-          </mc:Fallback>
-        </mc:AlternateContent>
-      </w:r>
-      <w:r>
-        <w:rPr>
-          <w:rFonts w:ascii="ＭＳ 明朝" w:hAnsi="ＭＳ 明朝"/>
-          <w:noProof/>
-        </w:rPr>
-        <mc:AlternateContent>
-          <mc:Choice Requires="wps">
-            <w:drawing>
-              <wp:anchor distT="0" distB="0" distL="114300" distR="114300" simplePos="0" relativeHeight="251728896" behindDoc="0" locked="0" layoutInCell="1" allowOverlap="1" wp14:anchorId="33E63FA3" wp14:editId="5CD154D3">
-                <wp:simplePos x="0" y="0"/>
-                <wp:positionH relativeFrom="column">
-                  <wp:posOffset>4500563</wp:posOffset>
-                </wp:positionH>
-                <wp:positionV relativeFrom="paragraph">
-                  <wp:posOffset>1091248</wp:posOffset>
-                </wp:positionV>
-                <wp:extent cx="581025" cy="333057"/>
-                <wp:effectExtent l="0" t="0" r="28575" b="10160"/>
-                <wp:wrapNone/>
-                <wp:docPr id="1593041683" name="四角形: 角を丸くする 7"/>
-                <wp:cNvGraphicFramePr/>
-                <a:graphic xmlns:a="http://schemas.openxmlformats.org/drawingml/2006/main">
-                  <a:graphicData uri="http://schemas.microsoft.com/office/word/2010/wordprocessingShape">
-                    <wps:wsp>
-                      <wps:cNvSpPr/>
-                      <wps:spPr>
-                        <a:xfrm>
-                          <a:off x="0" y="0"/>
-                          <a:ext cx="581025" cy="333057"/>
+                          <a:ext cx="2032527" cy="142875"/>
                         </a:xfrm>
                         <a:prstGeom prst="roundRect">
                           <a:avLst/>
@@ -14242,7 +13046,7 @@
           </mc:Choice>
           <mc:Fallback>
             <w:pict>
-              <v:roundrect w14:anchorId="52908AC3" id="四角形: 角を丸くする 7" o:spid="_x0000_s1026" style="position:absolute;margin-left:354.4pt;margin-top:85.95pt;width:45.75pt;height:26.2pt;z-index:251728896;visibility:visible;mso-wrap-style:square;mso-width-percent:0;mso-height-percent:0;mso-wrap-distance-left:9pt;mso-wrap-distance-top:0;mso-wrap-distance-right:9pt;mso-wrap-distance-bottom:0;mso-position-horizontal:absolute;mso-position-horizontal-relative:text;mso-position-vertical:absolute;mso-position-vertical-relative:text;mso-width-percent:0;mso-height-percent:0;mso-width-relative:margin;mso-height-relative:margin;v-text-anchor:middle" arcsize="10923f" o:gfxdata="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" filled="f" strokecolor="#0070c0" strokeweight="1.5pt">
+              <v:roundrect w14:anchorId="6CAF547A" id="四角形: 角を丸くする 7" o:spid="_x0000_s1026" style="position:absolute;margin-left:197.05pt;margin-top:35.1pt;width:160.05pt;height:11.25pt;z-index:251845632;visibility:visible;mso-wrap-style:square;mso-width-percent:0;mso-height-percent:0;mso-wrap-distance-left:9pt;mso-wrap-distance-top:0;mso-wrap-distance-right:9pt;mso-wrap-distance-bottom:0;mso-position-horizontal:absolute;mso-position-horizontal-relative:text;mso-position-vertical:absolute;mso-position-vertical-relative:text;mso-width-percent:0;mso-height-percent:0;mso-width-relative:margin;mso-height-relative:margin;v-text-anchor:middle" arcsize="10923f" o:gfxdata="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" filled="f" strokecolor="#0070c0" strokeweight="1.5pt">
                 <v:stroke dashstyle="3 1" joinstyle="miter"/>
               </v:roundrect>
             </w:pict>
@@ -14257,18 +13061,18 @@
         <mc:AlternateContent>
           <mc:Choice Requires="wps">
             <w:drawing>
-              <wp:anchor distT="0" distB="0" distL="114300" distR="114300" simplePos="0" relativeHeight="251724800" behindDoc="0" locked="0" layoutInCell="1" allowOverlap="1" wp14:anchorId="1D95CE31" wp14:editId="5EC611A1">
+              <wp:anchor distT="0" distB="0" distL="114300" distR="114300" simplePos="0" relativeHeight="251842560" behindDoc="0" locked="0" layoutInCell="1" allowOverlap="1" wp14:anchorId="0C4DCFA0" wp14:editId="13D4F720">
                 <wp:simplePos x="0" y="0"/>
                 <wp:positionH relativeFrom="column">
-                  <wp:posOffset>4886325</wp:posOffset>
+                  <wp:posOffset>664480</wp:posOffset>
                 </wp:positionH>
                 <wp:positionV relativeFrom="paragraph">
-                  <wp:posOffset>467360</wp:posOffset>
+                  <wp:posOffset>450218</wp:posOffset>
                 </wp:positionV>
-                <wp:extent cx="647700" cy="185737"/>
-                <wp:effectExtent l="0" t="0" r="19050" b="24130"/>
+                <wp:extent cx="1757732" cy="142875"/>
+                <wp:effectExtent l="0" t="0" r="13970" b="28575"/>
                 <wp:wrapNone/>
-                <wp:docPr id="1840400205" name="四角形: 角を丸くする 7"/>
+                <wp:docPr id="1600736249" name="四角形: 角を丸くする 7"/>
                 <wp:cNvGraphicFramePr/>
                 <a:graphic xmlns:a="http://schemas.openxmlformats.org/drawingml/2006/main">
                   <a:graphicData uri="http://schemas.microsoft.com/office/word/2010/wordprocessingShape">
@@ -14277,7 +13081,7 @@
                       <wps:spPr>
                         <a:xfrm>
                           <a:off x="0" y="0"/>
-                          <a:ext cx="647700" cy="185737"/>
+                          <a:ext cx="1757732" cy="142875"/>
                         </a:xfrm>
                         <a:prstGeom prst="roundRect">
                           <a:avLst/>
@@ -14326,7 +13130,7 @@
           </mc:Choice>
           <mc:Fallback>
             <w:pict>
-              <v:roundrect w14:anchorId="6009B192" id="四角形: 角を丸くする 7" o:spid="_x0000_s1026" style="position:absolute;margin-left:384.75pt;margin-top:36.8pt;width:51pt;height:14.6pt;z-index:251724800;visibility:visible;mso-wrap-style:square;mso-width-percent:0;mso-height-percent:0;mso-wrap-distance-left:9pt;mso-wrap-distance-top:0;mso-wrap-distance-right:9pt;mso-wrap-distance-bottom:0;mso-position-horizontal:absolute;mso-position-horizontal-relative:text;mso-position-vertical:absolute;mso-position-vertical-relative:text;mso-width-percent:0;mso-height-percent:0;mso-width-relative:margin;mso-height-relative:margin;v-text-anchor:middle" arcsize="10923f" o:gfxdata="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" filled="f" strokecolor="#0070c0" strokeweight="1.5pt">
+              <v:roundrect w14:anchorId="5972CF3F" id="四角形: 角を丸くする 7" o:spid="_x0000_s1026" style="position:absolute;margin-left:52.3pt;margin-top:35.45pt;width:138.4pt;height:11.25pt;z-index:251842560;visibility:visible;mso-wrap-style:square;mso-width-percent:0;mso-height-percent:0;mso-wrap-distance-left:9pt;mso-wrap-distance-top:0;mso-wrap-distance-right:9pt;mso-wrap-distance-bottom:0;mso-position-horizontal:absolute;mso-position-horizontal-relative:text;mso-position-vertical:absolute;mso-position-vertical-relative:text;mso-width-percent:0;mso-height-percent:0;mso-width-relative:margin;mso-height-relative:margin;v-text-anchor:middle" arcsize="10923f" o:gfxdata="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" filled="f" strokecolor="#0070c0" strokeweight="1.5pt">
                 <v:stroke dashstyle="3 1" joinstyle="miter"/>
               </v:roundrect>
             </w:pict>
@@ -14341,18 +13145,18 @@
         <mc:AlternateContent>
           <mc:Choice Requires="wps">
             <w:drawing>
-              <wp:anchor distT="0" distB="0" distL="114300" distR="114300" simplePos="0" relativeHeight="251720704" behindDoc="0" locked="0" layoutInCell="1" allowOverlap="1" wp14:anchorId="7D476F4D" wp14:editId="3D06A104">
+              <wp:anchor distT="0" distB="0" distL="114300" distR="114300" simplePos="0" relativeHeight="251840512" behindDoc="0" locked="0" layoutInCell="1" allowOverlap="1" wp14:anchorId="59C90BCE" wp14:editId="78233541">
                 <wp:simplePos x="0" y="0"/>
                 <wp:positionH relativeFrom="column">
-                  <wp:posOffset>3905250</wp:posOffset>
+                  <wp:posOffset>4753154</wp:posOffset>
                 </wp:positionH>
                 <wp:positionV relativeFrom="paragraph">
-                  <wp:posOffset>467360</wp:posOffset>
+                  <wp:posOffset>2435501</wp:posOffset>
                 </wp:positionV>
-                <wp:extent cx="947738" cy="185737"/>
-                <wp:effectExtent l="0" t="0" r="24130" b="24130"/>
+                <wp:extent cx="198407" cy="77470"/>
+                <wp:effectExtent l="0" t="0" r="0" b="0"/>
                 <wp:wrapNone/>
-                <wp:docPr id="186304482" name="四角形: 角を丸くする 7"/>
+                <wp:docPr id="804334914" name="正方形/長方形 74"/>
                 <wp:cNvGraphicFramePr/>
                 <a:graphic xmlns:a="http://schemas.openxmlformats.org/drawingml/2006/main">
                   <a:graphicData uri="http://schemas.microsoft.com/office/word/2010/wordprocessingShape">
@@ -14361,17 +13165,16 @@
                       <wps:spPr>
                         <a:xfrm>
                           <a:off x="0" y="0"/>
-                          <a:ext cx="947738" cy="185737"/>
+                          <a:ext cx="198407" cy="77470"/>
                         </a:xfrm>
-                        <a:prstGeom prst="roundRect">
+                        <a:prstGeom prst="rect">
                           <a:avLst/>
                         </a:prstGeom>
-                        <a:noFill/>
-                        <a:ln w="19050">
-                          <a:solidFill>
-                            <a:srgbClr val="0070C0"/>
-                          </a:solidFill>
-                          <a:prstDash val="sysDash"/>
+                        <a:solidFill>
+                          <a:schemeClr val="bg1"/>
+                        </a:solidFill>
+                        <a:ln>
+                          <a:noFill/>
                         </a:ln>
                       </wps:spPr>
                       <wps:style>
@@ -14410,9 +13213,7 @@
           </mc:Choice>
           <mc:Fallback>
             <w:pict>
-              <v:roundrect w14:anchorId="32B8D231" id="四角形: 角を丸くする 7" o:spid="_x0000_s1026" style="position:absolute;margin-left:307.5pt;margin-top:36.8pt;width:74.65pt;height:14.6pt;z-index:251720704;visibility:visible;mso-wrap-style:square;mso-width-percent:0;mso-height-percent:0;mso-wrap-distance-left:9pt;mso-wrap-distance-top:0;mso-wrap-distance-right:9pt;mso-wrap-distance-bottom:0;mso-position-horizontal:absolute;mso-position-horizontal-relative:text;mso-position-vertical:absolute;mso-position-vertical-relative:text;mso-width-percent:0;mso-height-percent:0;mso-width-relative:margin;mso-height-relative:margin;v-text-anchor:middle" arcsize="10923f" o:gfxdata="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" filled="f" strokecolor="#0070c0" strokeweight="1.5pt">
-                <v:stroke dashstyle="3 1" joinstyle="miter"/>
-              </v:roundrect>
+              <v:rect w14:anchorId="18873ABF" id="正方形/長方形 74" o:spid="_x0000_s1026" style="position:absolute;margin-left:374.25pt;margin-top:191.75pt;width:15.6pt;height:6.1pt;z-index:251840512;visibility:visible;mso-wrap-style:square;mso-width-percent:0;mso-height-percent:0;mso-wrap-distance-left:9pt;mso-wrap-distance-top:0;mso-wrap-distance-right:9pt;mso-wrap-distance-bottom:0;mso-position-horizontal:absolute;mso-position-horizontal-relative:text;mso-position-vertical:absolute;mso-position-vertical-relative:text;mso-width-percent:0;mso-height-percent:0;mso-width-relative:margin;mso-height-relative:margin;v-text-anchor:middle" o:gfxdata="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" fillcolor="white [3212]" stroked="f" strokeweight="1pt"/>
             </w:pict>
           </mc:Fallback>
         </mc:AlternateContent>
@@ -14425,18 +13226,18 @@
         <mc:AlternateContent>
           <mc:Choice Requires="wps">
             <w:drawing>
-              <wp:anchor distT="0" distB="0" distL="114300" distR="114300" simplePos="0" relativeHeight="251716608" behindDoc="0" locked="0" layoutInCell="1" allowOverlap="1" wp14:anchorId="37398229" wp14:editId="7D3BB3C4">
+              <wp:anchor distT="0" distB="0" distL="114300" distR="114300" simplePos="0" relativeHeight="251838464" behindDoc="0" locked="0" layoutInCell="1" allowOverlap="1" wp14:anchorId="1922778E" wp14:editId="03BD4451">
                 <wp:simplePos x="0" y="0"/>
                 <wp:positionH relativeFrom="column">
-                  <wp:posOffset>1504950</wp:posOffset>
+                  <wp:posOffset>4347713</wp:posOffset>
                 </wp:positionH>
                 <wp:positionV relativeFrom="paragraph">
-                  <wp:posOffset>453073</wp:posOffset>
+                  <wp:posOffset>2432014</wp:posOffset>
                 </wp:positionV>
-                <wp:extent cx="604838" cy="185737"/>
-                <wp:effectExtent l="0" t="0" r="24130" b="24130"/>
+                <wp:extent cx="85281" cy="66330"/>
+                <wp:effectExtent l="0" t="0" r="0" b="0"/>
                 <wp:wrapNone/>
-                <wp:docPr id="1777544136" name="四角形: 角を丸くする 7"/>
+                <wp:docPr id="536625185" name="正方形/長方形 74"/>
                 <wp:cNvGraphicFramePr/>
                 <a:graphic xmlns:a="http://schemas.openxmlformats.org/drawingml/2006/main">
                   <a:graphicData uri="http://schemas.microsoft.com/office/word/2010/wordprocessingShape">
@@ -14445,17 +13246,16 @@
                       <wps:spPr>
                         <a:xfrm>
                           <a:off x="0" y="0"/>
-                          <a:ext cx="604838" cy="185737"/>
+                          <a:ext cx="85281" cy="66330"/>
                         </a:xfrm>
-                        <a:prstGeom prst="roundRect">
+                        <a:prstGeom prst="rect">
                           <a:avLst/>
                         </a:prstGeom>
-                        <a:noFill/>
-                        <a:ln w="19050">
-                          <a:solidFill>
-                            <a:srgbClr val="0070C0"/>
-                          </a:solidFill>
-                          <a:prstDash val="sysDash"/>
+                        <a:solidFill>
+                          <a:schemeClr val="bg1"/>
+                        </a:solidFill>
+                        <a:ln>
+                          <a:noFill/>
                         </a:ln>
                       </wps:spPr>
                       <wps:style>
@@ -14494,9 +13294,7 @@
           </mc:Choice>
           <mc:Fallback>
             <w:pict>
-              <v:roundrect w14:anchorId="584A00E5" id="四角形: 角を丸くする 7" o:spid="_x0000_s1026" style="position:absolute;margin-left:118.5pt;margin-top:35.7pt;width:47.65pt;height:14.6pt;z-index:251716608;visibility:visible;mso-wrap-style:square;mso-width-percent:0;mso-height-percent:0;mso-wrap-distance-left:9pt;mso-wrap-distance-top:0;mso-wrap-distance-right:9pt;mso-wrap-distance-bottom:0;mso-position-horizontal:absolute;mso-position-horizontal-relative:text;mso-position-vertical:absolute;mso-position-vertical-relative:text;mso-width-percent:0;mso-height-percent:0;mso-width-relative:margin;mso-height-relative:margin;v-text-anchor:middle" arcsize="10923f" o:gfxdata="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" filled="f" strokecolor="#0070c0" strokeweight="1.5pt">
-                <v:stroke dashstyle="3 1" joinstyle="miter"/>
-              </v:roundrect>
+              <v:rect w14:anchorId="48279A99" id="正方形/長方形 74" o:spid="_x0000_s1026" style="position:absolute;margin-left:342.35pt;margin-top:191.5pt;width:6.7pt;height:5.2pt;z-index:251838464;visibility:visible;mso-wrap-style:square;mso-width-percent:0;mso-height-percent:0;mso-wrap-distance-left:9pt;mso-wrap-distance-top:0;mso-wrap-distance-right:9pt;mso-wrap-distance-bottom:0;mso-position-horizontal:absolute;mso-position-horizontal-relative:text;mso-position-vertical:absolute;mso-position-vertical-relative:text;mso-width-percent:0;mso-height-percent:0;mso-width-relative:margin;mso-height-relative:margin;v-text-anchor:middle" o:gfxdata="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" fillcolor="white [3212]" stroked="f" strokeweight="1pt"/>
             </w:pict>
           </mc:Fallback>
         </mc:AlternateContent>
@@ -14506,273 +13304,21 @@
           <w:rFonts w:ascii="ＭＳ 明朝" w:hAnsi="ＭＳ 明朝"/>
           <w:noProof/>
         </w:rPr>
-        <w:drawing>
-          <wp:inline distT="0" distB="0" distL="0" distR="0" wp14:anchorId="44FB91D2" wp14:editId="7018BD90">
-            <wp:extent cx="4847910" cy="3557588"/>
-            <wp:effectExtent l="19050" t="19050" r="10160" b="24130"/>
-            <wp:docPr id="1510714095" name="図 1"/>
-            <wp:cNvGraphicFramePr>
-              <a:graphicFrameLocks xmlns:a="http://schemas.openxmlformats.org/drawingml/2006/main" noChangeAspect="1"/>
-            </wp:cNvGraphicFramePr>
-            <a:graphic xmlns:a="http://schemas.openxmlformats.org/drawingml/2006/main">
-              <a:graphicData uri="http://schemas.openxmlformats.org/drawingml/2006/picture">
-                <pic:pic xmlns:pic="http://schemas.openxmlformats.org/drawingml/2006/picture">
-                  <pic:nvPicPr>
-                    <pic:cNvPr id="1510714095" name=""/>
-                    <pic:cNvPicPr/>
-                  </pic:nvPicPr>
-                  <pic:blipFill>
-                    <a:blip r:embed="rId28"/>
-                    <a:stretch>
-                      <a:fillRect/>
-                    </a:stretch>
-                  </pic:blipFill>
-                  <pic:spPr>
-                    <a:xfrm>
-                      <a:off x="0" y="0"/>
-                      <a:ext cx="4860618" cy="3566914"/>
-                    </a:xfrm>
-                    <a:prstGeom prst="rect">
-                      <a:avLst/>
-                    </a:prstGeom>
-                    <a:ln>
-                      <a:solidFill>
-                        <a:schemeClr val="tx1"/>
-                      </a:solidFill>
-                    </a:ln>
-                  </pic:spPr>
-                </pic:pic>
-              </a:graphicData>
-            </a:graphic>
-          </wp:inline>
-        </w:drawing>
-      </w:r>
-    </w:p>
-    <w:p>
-      <w:pPr>
-        <w:rPr>
-          <w:rFonts w:ascii="ＭＳ 明朝" w:hAnsi="ＭＳ 明朝"/>
-        </w:rPr>
-      </w:pPr>
-    </w:p>
-    <w:p>
-      <w:pPr>
-        <w:rPr>
-          <w:rFonts w:ascii="ＭＳ 明朝" w:hAnsi="ＭＳ 明朝"/>
-        </w:rPr>
-      </w:pPr>
-      <w:r>
-        <w:rPr>
-          <w:rFonts w:ascii="ＭＳ 明朝" w:hAnsi="ＭＳ 明朝" w:hint="eastAsia"/>
-        </w:rPr>
-        <w:t>①領域別正答率チャート</w:t>
-      </w:r>
-    </w:p>
-    <w:p>
-      <w:pPr>
-        <w:rPr>
-          <w:rFonts w:ascii="ＭＳ 明朝" w:hAnsi="ＭＳ 明朝"/>
-        </w:rPr>
-      </w:pPr>
-      <w:r>
-        <w:rPr>
-          <w:rFonts w:ascii="ＭＳ 明朝" w:hAnsi="ＭＳ 明朝" w:hint="eastAsia"/>
-        </w:rPr>
-        <w:t xml:space="preserve">　個人の領域別正答率が表示されます。</w:t>
-      </w:r>
-    </w:p>
-    <w:p>
-      <w:pPr>
-        <w:rPr>
-          <w:rFonts w:ascii="ＭＳ 明朝" w:hAnsi="ＭＳ 明朝"/>
-        </w:rPr>
-      </w:pPr>
-    </w:p>
-    <w:p>
-      <w:pPr>
-        <w:rPr>
-          <w:rFonts w:ascii="ＭＳ 明朝" w:hAnsi="ＭＳ 明朝"/>
-        </w:rPr>
-      </w:pPr>
-      <w:r>
-        <w:rPr>
-          <w:rFonts w:ascii="ＭＳ 明朝" w:hAnsi="ＭＳ 明朝" w:hint="eastAsia"/>
-        </w:rPr>
-        <w:t>②個人の得点の位置</w:t>
-      </w:r>
-    </w:p>
-    <w:p>
-      <w:pPr>
-        <w:rPr>
-          <w:rFonts w:ascii="ＭＳ 明朝" w:hAnsi="ＭＳ 明朝"/>
-        </w:rPr>
-      </w:pPr>
-      <w:r>
-        <w:rPr>
-          <w:rFonts w:ascii="ＭＳ 明朝" w:hAnsi="ＭＳ 明朝" w:hint="eastAsia"/>
-        </w:rPr>
-        <w:t xml:space="preserve">　県のヒストグラムに個人の得点を重ねて表示します。</w:t>
-      </w:r>
-    </w:p>
-    <w:p>
-      <w:pPr>
-        <w:rPr>
-          <w:rFonts w:ascii="ＭＳ 明朝" w:hAnsi="ＭＳ 明朝"/>
-        </w:rPr>
-      </w:pPr>
-    </w:p>
-    <w:p>
-      <w:pPr>
-        <w:rPr>
-          <w:rFonts w:ascii="ＭＳ 明朝" w:hAnsi="ＭＳ 明朝"/>
-        </w:rPr>
-      </w:pPr>
-      <w:r>
-        <w:rPr>
-          <w:rFonts w:ascii="ＭＳ 明朝" w:hAnsi="ＭＳ 明朝" w:hint="eastAsia"/>
-        </w:rPr>
-        <w:t>③設問別採点結果の詳細</w:t>
-      </w:r>
-    </w:p>
-    <w:p>
-      <w:pPr>
-        <w:rPr>
-          <w:rFonts w:ascii="ＭＳ 明朝" w:hAnsi="ＭＳ 明朝"/>
-        </w:rPr>
-      </w:pPr>
-      <w:r>
-        <w:rPr>
-          <w:rFonts w:ascii="ＭＳ 明朝" w:hAnsi="ＭＳ 明朝" w:hint="eastAsia"/>
-        </w:rPr>
-        <w:t xml:space="preserve">　実際の解答と採点結果が表示されます。</w:t>
-      </w:r>
-    </w:p>
-    <w:p>
-      <w:pPr>
-        <w:rPr>
-          <w:rFonts w:ascii="ＭＳ 明朝" w:hAnsi="ＭＳ 明朝"/>
-        </w:rPr>
-      </w:pPr>
-      <w:r>
-        <w:rPr>
-          <w:rFonts w:ascii="ＭＳ 明朝" w:hAnsi="ＭＳ 明朝" w:hint="eastAsia"/>
-        </w:rPr>
-        <w:t xml:space="preserve">　間違えた問題のうち表示可能なものは正答が表示されます。</w:t>
-      </w:r>
-    </w:p>
-    <w:p>
-      <w:pPr>
-        <w:rPr>
-          <w:rFonts w:ascii="ＭＳ 明朝" w:hAnsi="ＭＳ 明朝"/>
-        </w:rPr>
-      </w:pPr>
-      <w:r>
-        <w:rPr>
-          <w:rFonts w:ascii="ＭＳ 明朝" w:hAnsi="ＭＳ 明朝" w:hint="eastAsia"/>
-        </w:rPr>
-        <w:t xml:space="preserve">　（別途資料参照については、正答表から確認してください。）</w:t>
-      </w:r>
-    </w:p>
-    <w:p>
-      <w:pPr>
-        <w:rPr>
-          <w:rFonts w:ascii="ＭＳ 明朝" w:hAnsi="ＭＳ 明朝"/>
-        </w:rPr>
-      </w:pPr>
-      <w:r>
-        <w:rPr>
-          <w:rFonts w:ascii="ＭＳ 明朝" w:hAnsi="ＭＳ 明朝" w:hint="eastAsia"/>
-        </w:rPr>
-        <w:t xml:space="preserve">　県全体の設問毎正答率が表示されます。</w:t>
-      </w:r>
-    </w:p>
-    <w:p>
-      <w:pPr>
-        <w:rPr>
-          <w:rFonts w:ascii="ＭＳ 明朝" w:hAnsi="ＭＳ 明朝"/>
-        </w:rPr>
-      </w:pPr>
-    </w:p>
-    <w:p>
-      <w:pPr>
-        <w:rPr>
-          <w:rFonts w:ascii="ＭＳ 明朝" w:hAnsi="ＭＳ 明朝"/>
-        </w:rPr>
-      </w:pPr>
-    </w:p>
-    <w:p>
-      <w:pPr>
-        <w:rPr>
-          <w:rFonts w:ascii="ＭＳ 明朝" w:hAnsi="ＭＳ 明朝"/>
-        </w:rPr>
-      </w:pPr>
-      <w:r>
-        <w:rPr>
-          <w:rFonts w:ascii="ＭＳ 明朝" w:hAnsi="ＭＳ 明朝"/>
-        </w:rPr>
-        <w:br w:type="page"/>
-      </w:r>
-    </w:p>
-    <w:p>
-      <w:pPr>
-        <w:pStyle w:val="a1"/>
-      </w:pPr>
-      <w:bookmarkStart w:id="15" w:name="_Toc240739220"/>
-      <w:r>
-        <w:rPr>
-          <w:rFonts w:hint="eastAsia"/>
-        </w:rPr>
-        <w:lastRenderedPageBreak/>
-        <w:t>各レポートの印刷・PDF出力</w:t>
-      </w:r>
-      <w:bookmarkEnd w:id="15"/>
-    </w:p>
-    <w:p>
-      <w:pPr>
-        <w:rPr>
-          <w:rFonts w:ascii="ＭＳ 明朝" w:hAnsi="ＭＳ 明朝"/>
-        </w:rPr>
-      </w:pPr>
-    </w:p>
-    <w:p>
-      <w:pPr>
-        <w:rPr>
-          <w:rFonts w:ascii="ＭＳ 明朝" w:hAnsi="ＭＳ 明朝"/>
-        </w:rPr>
-      </w:pPr>
-      <w:r>
-        <w:rPr>
-          <w:rFonts w:ascii="ＭＳ 明朝" w:hAnsi="ＭＳ 明朝" w:hint="eastAsia"/>
-        </w:rPr>
-        <w:t xml:space="preserve">　各レポート画面のレポート選択タブの下に、「印刷用ページ」を表示するボタンがあります。</w:t>
-      </w:r>
-    </w:p>
-    <w:p>
-      <w:pPr>
-        <w:rPr>
-          <w:rFonts w:ascii="ＭＳ 明朝" w:hAnsi="ＭＳ 明朝"/>
-        </w:rPr>
-      </w:pPr>
-      <w:r>
-        <w:rPr>
-          <w:rFonts w:ascii="ＭＳ 明朝" w:hAnsi="ＭＳ 明朝" w:hint="eastAsia"/>
-          <w:noProof/>
-        </w:rPr>
         <mc:AlternateContent>
           <mc:Choice Requires="wps">
             <w:drawing>
-              <wp:anchor distT="0" distB="0" distL="114300" distR="114300" simplePos="0" relativeHeight="251740160" behindDoc="0" locked="0" layoutInCell="1" allowOverlap="1" wp14:anchorId="20AAA23E" wp14:editId="5918E82D">
+              <wp:anchor distT="0" distB="0" distL="114300" distR="114300" simplePos="0" relativeHeight="251836416" behindDoc="0" locked="0" layoutInCell="1" allowOverlap="1" wp14:anchorId="48F0DD01" wp14:editId="4D1F7AF0">
                 <wp:simplePos x="0" y="0"/>
                 <wp:positionH relativeFrom="column">
-                  <wp:posOffset>2352675</wp:posOffset>
+                  <wp:posOffset>2324819</wp:posOffset>
                 </wp:positionH>
                 <wp:positionV relativeFrom="paragraph">
-                  <wp:posOffset>106998</wp:posOffset>
+                  <wp:posOffset>2435500</wp:posOffset>
                 </wp:positionV>
-                <wp:extent cx="190500" cy="1247775"/>
-                <wp:effectExtent l="0" t="0" r="19050" b="28575"/>
+                <wp:extent cx="194094" cy="77637"/>
+                <wp:effectExtent l="0" t="0" r="0" b="0"/>
                 <wp:wrapNone/>
-                <wp:docPr id="1560901297" name="右中かっこ 29"/>
+                <wp:docPr id="991790245" name="正方形/長方形 74"/>
                 <wp:cNvGraphicFramePr/>
                 <a:graphic xmlns:a="http://schemas.openxmlformats.org/drawingml/2006/main">
                   <a:graphicData uri="http://schemas.microsoft.com/office/word/2010/wordprocessingShape">
@@ -14781,589 +13327,16 @@
                       <wps:spPr>
                         <a:xfrm>
                           <a:off x="0" y="0"/>
-                          <a:ext cx="190500" cy="1247775"/>
+                          <a:ext cx="194094" cy="77637"/>
                         </a:xfrm>
-                        <a:prstGeom prst="rightBrace">
+                        <a:prstGeom prst="rect">
                           <a:avLst/>
-                        </a:prstGeom>
-                      </wps:spPr>
-                      <wps:style>
-                        <a:lnRef idx="1">
-                          <a:schemeClr val="dk1"/>
-                        </a:lnRef>
-                        <a:fillRef idx="0">
-                          <a:schemeClr val="dk1"/>
-                        </a:fillRef>
-                        <a:effectRef idx="0">
-                          <a:schemeClr val="dk1"/>
-                        </a:effectRef>
-                        <a:fontRef idx="minor">
-                          <a:schemeClr val="tx1"/>
-                        </a:fontRef>
-                      </wps:style>
-                      <wps:bodyPr rot="0" spcFirstLastPara="0" vertOverflow="overflow" horzOverflow="overflow" vert="horz" wrap="square" lIns="91440" tIns="45720" rIns="91440" bIns="45720" numCol="1" spcCol="0" rtlCol="0" fromWordArt="0" anchor="ctr" anchorCtr="0" forceAA="0" compatLnSpc="1">
-                        <a:prstTxWarp prst="textNoShape">
-                          <a:avLst/>
-                        </a:prstTxWarp>
-                        <a:noAutofit/>
-                      </wps:bodyPr>
-                    </wps:wsp>
-                  </a:graphicData>
-                </a:graphic>
-              </wp:anchor>
-            </w:drawing>
-          </mc:Choice>
-          <mc:Fallback>
-            <w:pict>
-              <v:shapetype w14:anchorId="66265310" id="_x0000_t88" coordsize="21600,21600" o:spt="88" adj="1800,10800" path="m,qx10800@0l10800@2qy21600@11,10800@3l10800@1qy,21600e" filled="f">
-                <v:formulas>
-                  <v:f eqn="val #0"/>
-                  <v:f eqn="sum 21600 0 #0"/>
-                  <v:f eqn="sum #1 0 #0"/>
-                  <v:f eqn="sum #1 #0 0"/>
-                  <v:f eqn="prod #0 9598 32768"/>
-                  <v:f eqn="sum 21600 0 @4"/>
-                  <v:f eqn="sum 21600 0 #1"/>
-                  <v:f eqn="min #1 @6"/>
-                  <v:f eqn="prod @7 1 2"/>
-                  <v:f eqn="prod #0 2 1"/>
-                  <v:f eqn="sum 21600 0 @9"/>
-                  <v:f eqn="val #1"/>
-                </v:formulas>
-                <v:path arrowok="t" o:connecttype="custom" o:connectlocs="0,0;21600,@11;0,21600" textboxrect="0,@4,7637,@5"/>
-                <v:handles>
-                  <v:h position="center,#0" yrange="0,@8"/>
-                  <v:h position="bottomRight,#1" yrange="@9,@10"/>
-                </v:handles>
-              </v:shapetype>
-              <v:shape id="右中かっこ 29" o:spid="_x0000_s1026" type="#_x0000_t88" style="position:absolute;margin-left:185.25pt;margin-top:8.45pt;width:15pt;height:98.25pt;z-index:251740160;visibility:visible;mso-wrap-style:square;mso-wrap-distance-left:9pt;mso-wrap-distance-top:0;mso-wrap-distance-right:9pt;mso-wrap-distance-bottom:0;mso-position-horizontal:absolute;mso-position-horizontal-relative:text;mso-position-vertical:absolute;mso-position-vertical-relative:text;v-text-anchor:middle" o:gfxdata="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" adj="275" strokecolor="black [3200]" strokeweight=".5pt">
-                <v:stroke joinstyle="miter"/>
-              </v:shape>
-            </w:pict>
-          </mc:Fallback>
-        </mc:AlternateContent>
-      </w:r>
-      <w:r>
-        <w:rPr>
-          <w:rFonts w:ascii="ＭＳ 明朝" w:hAnsi="ＭＳ 明朝" w:hint="eastAsia"/>
-        </w:rPr>
-        <w:t xml:space="preserve">　</w:t>
-      </w:r>
-      <w:r>
-        <w:rPr>
-          <w:rFonts w:ascii="ＭＳ 明朝" w:hAnsi="ＭＳ 明朝"/>
-          <w:noProof/>
-        </w:rPr>
-        <w:drawing>
-          <wp:inline distT="0" distB="0" distL="0" distR="0" wp14:anchorId="3A8923C3" wp14:editId="5C5C1881">
-            <wp:extent cx="2066925" cy="313679"/>
-            <wp:effectExtent l="0" t="0" r="0" b="0"/>
-            <wp:docPr id="287542610" name="図 1"/>
-            <wp:cNvGraphicFramePr>
-              <a:graphicFrameLocks xmlns:a="http://schemas.openxmlformats.org/drawingml/2006/main" noChangeAspect="1"/>
-            </wp:cNvGraphicFramePr>
-            <a:graphic xmlns:a="http://schemas.openxmlformats.org/drawingml/2006/main">
-              <a:graphicData uri="http://schemas.openxmlformats.org/drawingml/2006/picture">
-                <pic:pic xmlns:pic="http://schemas.openxmlformats.org/drawingml/2006/picture">
-                  <pic:nvPicPr>
-                    <pic:cNvPr id="287542610" name=""/>
-                    <pic:cNvPicPr/>
-                  </pic:nvPicPr>
-                  <pic:blipFill>
-                    <a:blip r:embed="rId29"/>
-                    <a:stretch>
-                      <a:fillRect/>
-                    </a:stretch>
-                  </pic:blipFill>
-                  <pic:spPr>
-                    <a:xfrm>
-                      <a:off x="0" y="0"/>
-                      <a:ext cx="2111538" cy="320449"/>
-                    </a:xfrm>
-                    <a:prstGeom prst="rect">
-                      <a:avLst/>
-                    </a:prstGeom>
-                  </pic:spPr>
-                </pic:pic>
-              </a:graphicData>
-            </a:graphic>
-          </wp:inline>
-        </w:drawing>
-      </w:r>
-    </w:p>
-    <w:p>
-      <w:pPr>
-        <w:rPr>
-          <w:rFonts w:ascii="ＭＳ 明朝" w:hAnsi="ＭＳ 明朝"/>
-        </w:rPr>
-      </w:pPr>
-      <w:r>
-        <w:rPr>
-          <w:rFonts w:ascii="ＭＳ 明朝" w:hAnsi="ＭＳ 明朝" w:hint="eastAsia"/>
-        </w:rPr>
-        <w:t xml:space="preserve">　</w:t>
-      </w:r>
-      <w:r>
-        <w:rPr>
-          <w:rFonts w:ascii="ＭＳ 明朝" w:hAnsi="ＭＳ 明朝"/>
-          <w:noProof/>
-        </w:rPr>
-        <w:drawing>
-          <wp:inline distT="0" distB="0" distL="0" distR="0" wp14:anchorId="62BE69D5" wp14:editId="1F761FD1">
-            <wp:extent cx="2038350" cy="307076"/>
-            <wp:effectExtent l="0" t="0" r="0" b="0"/>
-            <wp:docPr id="1030708036" name="図 1"/>
-            <wp:cNvGraphicFramePr>
-              <a:graphicFrameLocks xmlns:a="http://schemas.openxmlformats.org/drawingml/2006/main" noChangeAspect="1"/>
-            </wp:cNvGraphicFramePr>
-            <a:graphic xmlns:a="http://schemas.openxmlformats.org/drawingml/2006/main">
-              <a:graphicData uri="http://schemas.openxmlformats.org/drawingml/2006/picture">
-                <pic:pic xmlns:pic="http://schemas.openxmlformats.org/drawingml/2006/picture">
-                  <pic:nvPicPr>
-                    <pic:cNvPr id="1030708036" name=""/>
-                    <pic:cNvPicPr/>
-                  </pic:nvPicPr>
-                  <pic:blipFill>
-                    <a:blip r:embed="rId30"/>
-                    <a:stretch>
-                      <a:fillRect/>
-                    </a:stretch>
-                  </pic:blipFill>
-                  <pic:spPr>
-                    <a:xfrm>
-                      <a:off x="0" y="0"/>
-                      <a:ext cx="2089836" cy="314832"/>
-                    </a:xfrm>
-                    <a:prstGeom prst="rect">
-                      <a:avLst/>
-                    </a:prstGeom>
-                  </pic:spPr>
-                </pic:pic>
-              </a:graphicData>
-            </a:graphic>
-          </wp:inline>
-        </w:drawing>
-      </w:r>
-      <w:r>
-        <w:rPr>
-          <w:rFonts w:ascii="ＭＳ 明朝" w:hAnsi="ＭＳ 明朝" w:hint="eastAsia"/>
-        </w:rPr>
-        <w:t xml:space="preserve">　　　 選択した対象１つを印刷できます。</w:t>
-      </w:r>
-    </w:p>
-    <w:p>
-      <w:pPr>
-        <w:rPr>
-          <w:rFonts w:ascii="ＭＳ 明朝" w:hAnsi="ＭＳ 明朝"/>
-        </w:rPr>
-      </w:pPr>
-      <w:r>
-        <w:rPr>
-          <w:rFonts w:ascii="ＭＳ 明朝" w:hAnsi="ＭＳ 明朝" w:hint="eastAsia"/>
-        </w:rPr>
-        <w:t xml:space="preserve">　</w:t>
-      </w:r>
-      <w:r>
-        <w:rPr>
-          <w:rFonts w:ascii="ＭＳ 明朝" w:hAnsi="ＭＳ 明朝"/>
-          <w:noProof/>
-        </w:rPr>
-        <w:drawing>
-          <wp:inline distT="0" distB="0" distL="0" distR="0" wp14:anchorId="14FFF11A" wp14:editId="2067C446">
-            <wp:extent cx="2043113" cy="293318"/>
-            <wp:effectExtent l="0" t="0" r="0" b="0"/>
-            <wp:docPr id="1834731300" name="図 1"/>
-            <wp:cNvGraphicFramePr>
-              <a:graphicFrameLocks xmlns:a="http://schemas.openxmlformats.org/drawingml/2006/main" noChangeAspect="1"/>
-            </wp:cNvGraphicFramePr>
-            <a:graphic xmlns:a="http://schemas.openxmlformats.org/drawingml/2006/main">
-              <a:graphicData uri="http://schemas.openxmlformats.org/drawingml/2006/picture">
-                <pic:pic xmlns:pic="http://schemas.openxmlformats.org/drawingml/2006/picture">
-                  <pic:nvPicPr>
-                    <pic:cNvPr id="1834731300" name=""/>
-                    <pic:cNvPicPr/>
-                  </pic:nvPicPr>
-                  <pic:blipFill>
-                    <a:blip r:embed="rId31"/>
-                    <a:stretch>
-                      <a:fillRect/>
-                    </a:stretch>
-                  </pic:blipFill>
-                  <pic:spPr>
-                    <a:xfrm>
-                      <a:off x="0" y="0"/>
-                      <a:ext cx="2105879" cy="302329"/>
-                    </a:xfrm>
-                    <a:prstGeom prst="rect">
-                      <a:avLst/>
-                    </a:prstGeom>
-                  </pic:spPr>
-                </pic:pic>
-              </a:graphicData>
-            </a:graphic>
-          </wp:inline>
-        </w:drawing>
-      </w:r>
-    </w:p>
-    <w:p>
-      <w:pPr>
-        <w:rPr>
-          <w:rFonts w:ascii="ＭＳ 明朝" w:hAnsi="ＭＳ 明朝"/>
-        </w:rPr>
-      </w:pPr>
-    </w:p>
-    <w:p>
-      <w:pPr>
-        <w:rPr>
-          <w:rFonts w:ascii="ＭＳ 明朝" w:hAnsi="ＭＳ 明朝"/>
-        </w:rPr>
-      </w:pPr>
-      <w:r>
-        <w:rPr>
-          <w:rFonts w:ascii="ＭＳ 明朝" w:hAnsi="ＭＳ 明朝" w:hint="eastAsia"/>
-          <w:noProof/>
-        </w:rPr>
-        <mc:AlternateContent>
-          <mc:Choice Requires="wps">
-            <w:drawing>
-              <wp:anchor distT="0" distB="0" distL="114300" distR="114300" simplePos="0" relativeHeight="251742208" behindDoc="0" locked="0" layoutInCell="1" allowOverlap="1" wp14:anchorId="6751FFF7" wp14:editId="61F6C5AF">
-                <wp:simplePos x="0" y="0"/>
-                <wp:positionH relativeFrom="column">
-                  <wp:posOffset>2324100</wp:posOffset>
-                </wp:positionH>
-                <wp:positionV relativeFrom="paragraph">
-                  <wp:posOffset>45086</wp:posOffset>
-                </wp:positionV>
-                <wp:extent cx="190500" cy="342900"/>
-                <wp:effectExtent l="0" t="0" r="19050" b="19050"/>
-                <wp:wrapNone/>
-                <wp:docPr id="169863238" name="右中かっこ 29"/>
-                <wp:cNvGraphicFramePr/>
-                <a:graphic xmlns:a="http://schemas.openxmlformats.org/drawingml/2006/main">
-                  <a:graphicData uri="http://schemas.microsoft.com/office/word/2010/wordprocessingShape">
-                    <wps:wsp>
-                      <wps:cNvSpPr/>
-                      <wps:spPr>
-                        <a:xfrm>
-                          <a:off x="0" y="0"/>
-                          <a:ext cx="190500" cy="342900"/>
-                        </a:xfrm>
-                        <a:prstGeom prst="rightBrace">
-                          <a:avLst/>
-                        </a:prstGeom>
-                      </wps:spPr>
-                      <wps:style>
-                        <a:lnRef idx="1">
-                          <a:schemeClr val="dk1"/>
-                        </a:lnRef>
-                        <a:fillRef idx="0">
-                          <a:schemeClr val="dk1"/>
-                        </a:fillRef>
-                        <a:effectRef idx="0">
-                          <a:schemeClr val="dk1"/>
-                        </a:effectRef>
-                        <a:fontRef idx="minor">
-                          <a:schemeClr val="tx1"/>
-                        </a:fontRef>
-                      </wps:style>
-                      <wps:bodyPr rot="0" spcFirstLastPara="0" vertOverflow="overflow" horzOverflow="overflow" vert="horz" wrap="square" lIns="91440" tIns="45720" rIns="91440" bIns="45720" numCol="1" spcCol="0" rtlCol="0" fromWordArt="0" anchor="ctr" anchorCtr="0" forceAA="0" compatLnSpc="1">
-                        <a:prstTxWarp prst="textNoShape">
-                          <a:avLst/>
-                        </a:prstTxWarp>
-                        <a:noAutofit/>
-                      </wps:bodyPr>
-                    </wps:wsp>
-                  </a:graphicData>
-                </a:graphic>
-                <wp14:sizeRelV relativeFrom="margin">
-                  <wp14:pctHeight>0</wp14:pctHeight>
-                </wp14:sizeRelV>
-              </wp:anchor>
-            </w:drawing>
-          </mc:Choice>
-          <mc:Fallback>
-            <w:pict>
-              <v:shape w14:anchorId="3F2A5EC5" id="右中かっこ 29" o:spid="_x0000_s1026" type="#_x0000_t88" style="position:absolute;margin-left:183pt;margin-top:3.55pt;width:15pt;height:27pt;z-index:251742208;visibility:visible;mso-wrap-style:square;mso-height-percent:0;mso-wrap-distance-left:9pt;mso-wrap-distance-top:0;mso-wrap-distance-right:9pt;mso-wrap-distance-bottom:0;mso-position-horizontal:absolute;mso-position-horizontal-relative:text;mso-position-vertical:absolute;mso-position-vertical-relative:text;mso-height-percent:0;mso-height-relative:margin;v-text-anchor:middle" o:gfxdata="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" adj="1000" strokecolor="black [3200]" strokeweight=".5pt">
-                <v:stroke joinstyle="miter"/>
-              </v:shape>
-            </w:pict>
-          </mc:Fallback>
-        </mc:AlternateContent>
-      </w:r>
-      <w:r>
-        <w:rPr>
-          <w:rFonts w:ascii="ＭＳ 明朝" w:hAnsi="ＭＳ 明朝" w:hint="eastAsia"/>
-        </w:rPr>
-        <w:t xml:space="preserve">　</w:t>
-      </w:r>
-      <w:r>
-        <w:rPr>
-          <w:rFonts w:ascii="ＭＳ 明朝" w:hAnsi="ＭＳ 明朝"/>
-          <w:noProof/>
-        </w:rPr>
-        <w:drawing>
-          <wp:inline distT="0" distB="0" distL="0" distR="0" wp14:anchorId="723CC9E4" wp14:editId="222F560D">
-            <wp:extent cx="2071838" cy="295275"/>
-            <wp:effectExtent l="0" t="0" r="5080" b="0"/>
-            <wp:docPr id="188208309" name="図 1"/>
-            <wp:cNvGraphicFramePr>
-              <a:graphicFrameLocks xmlns:a="http://schemas.openxmlformats.org/drawingml/2006/main" noChangeAspect="1"/>
-            </wp:cNvGraphicFramePr>
-            <a:graphic xmlns:a="http://schemas.openxmlformats.org/drawingml/2006/main">
-              <a:graphicData uri="http://schemas.openxmlformats.org/drawingml/2006/picture">
-                <pic:pic xmlns:pic="http://schemas.openxmlformats.org/drawingml/2006/picture">
-                  <pic:nvPicPr>
-                    <pic:cNvPr id="188208309" name=""/>
-                    <pic:cNvPicPr/>
-                  </pic:nvPicPr>
-                  <pic:blipFill>
-                    <a:blip r:embed="rId32"/>
-                    <a:stretch>
-                      <a:fillRect/>
-                    </a:stretch>
-                  </pic:blipFill>
-                  <pic:spPr>
-                    <a:xfrm>
-                      <a:off x="0" y="0"/>
-                      <a:ext cx="2144908" cy="305689"/>
-                    </a:xfrm>
-                    <a:prstGeom prst="rect">
-                      <a:avLst/>
-                    </a:prstGeom>
-                  </pic:spPr>
-                </pic:pic>
-              </a:graphicData>
-            </a:graphic>
-          </wp:inline>
-        </w:drawing>
-      </w:r>
-      <w:r>
-        <w:rPr>
-          <w:rFonts w:ascii="ＭＳ 明朝" w:hAnsi="ＭＳ 明朝" w:hint="eastAsia"/>
-        </w:rPr>
-        <w:t xml:space="preserve">　　　クラス全員を一度に印刷できます。</w:t>
-      </w:r>
-    </w:p>
-    <w:p>
-      <w:pPr>
-        <w:rPr>
-          <w:rFonts w:ascii="ＭＳ 明朝" w:hAnsi="ＭＳ 明朝"/>
-        </w:rPr>
-      </w:pPr>
-    </w:p>
-    <w:p>
-      <w:pPr>
-        <w:rPr>
-          <w:rFonts w:ascii="ＭＳ 明朝" w:hAnsi="ＭＳ 明朝"/>
-        </w:rPr>
-      </w:pPr>
-    </w:p>
-    <w:p>
-      <w:pPr>
-        <w:rPr>
-          <w:rFonts w:ascii="ＭＳ 明朝" w:hAnsi="ＭＳ 明朝"/>
-        </w:rPr>
-      </w:pPr>
-      <w:r>
-        <w:rPr>
-          <w:rFonts w:ascii="ＭＳ 明朝" w:hAnsi="ＭＳ 明朝" w:hint="eastAsia"/>
-        </w:rPr>
-        <w:t xml:space="preserve">　右上のボタンが「準備中」から「印刷する」に切り替わったら、ボタンを押してください。</w:t>
-      </w:r>
-    </w:p>
-    <w:p>
-      <w:pPr>
-        <w:ind w:firstLineChars="100" w:firstLine="210"/>
-        <w:rPr>
-          <w:rFonts w:ascii="ＭＳ 明朝" w:hAnsi="ＭＳ 明朝"/>
-        </w:rPr>
-      </w:pPr>
-      <w:r>
-        <w:rPr>
-          <w:rFonts w:ascii="ＭＳ 明朝" w:hAnsi="ＭＳ 明朝"/>
-          <w:noProof/>
-        </w:rPr>
-        <w:drawing>
-          <wp:inline distT="0" distB="0" distL="0" distR="0" wp14:anchorId="7AB84EB1" wp14:editId="0B9AB11B">
-            <wp:extent cx="1176338" cy="343099"/>
-            <wp:effectExtent l="0" t="0" r="5080" b="0"/>
-            <wp:docPr id="1732644232" name="図 1"/>
-            <wp:cNvGraphicFramePr>
-              <a:graphicFrameLocks xmlns:a="http://schemas.openxmlformats.org/drawingml/2006/main" noChangeAspect="1"/>
-            </wp:cNvGraphicFramePr>
-            <a:graphic xmlns:a="http://schemas.openxmlformats.org/drawingml/2006/main">
-              <a:graphicData uri="http://schemas.openxmlformats.org/drawingml/2006/picture">
-                <pic:pic xmlns:pic="http://schemas.openxmlformats.org/drawingml/2006/picture">
-                  <pic:nvPicPr>
-                    <pic:cNvPr id="1732644232" name=""/>
-                    <pic:cNvPicPr/>
-                  </pic:nvPicPr>
-                  <pic:blipFill>
-                    <a:blip r:embed="rId33"/>
-                    <a:stretch>
-                      <a:fillRect/>
-                    </a:stretch>
-                  </pic:blipFill>
-                  <pic:spPr>
-                    <a:xfrm>
-                      <a:off x="0" y="0"/>
-                      <a:ext cx="1190259" cy="347159"/>
-                    </a:xfrm>
-                    <a:prstGeom prst="rect">
-                      <a:avLst/>
-                    </a:prstGeom>
-                  </pic:spPr>
-                </pic:pic>
-              </a:graphicData>
-            </a:graphic>
-          </wp:inline>
-        </w:drawing>
-      </w:r>
-      <w:r>
-        <w:rPr>
-          <w:rFonts w:ascii="ＭＳ 明朝" w:hAnsi="ＭＳ 明朝" w:hint="eastAsia"/>
-        </w:rPr>
-        <w:t xml:space="preserve">　→　</w:t>
-      </w:r>
-      <w:r>
-        <w:rPr>
-          <w:rFonts w:ascii="ＭＳ 明朝" w:hAnsi="ＭＳ 明朝"/>
-          <w:noProof/>
-        </w:rPr>
-        <w:drawing>
-          <wp:inline distT="0" distB="0" distL="0" distR="0" wp14:anchorId="28CE0A3D" wp14:editId="46716073">
-            <wp:extent cx="866775" cy="349118"/>
-            <wp:effectExtent l="0" t="0" r="0" b="0"/>
-            <wp:docPr id="1617977725" name="図 1"/>
-            <wp:cNvGraphicFramePr>
-              <a:graphicFrameLocks xmlns:a="http://schemas.openxmlformats.org/drawingml/2006/main" noChangeAspect="1"/>
-            </wp:cNvGraphicFramePr>
-            <a:graphic xmlns:a="http://schemas.openxmlformats.org/drawingml/2006/main">
-              <a:graphicData uri="http://schemas.openxmlformats.org/drawingml/2006/picture">
-                <pic:pic xmlns:pic="http://schemas.openxmlformats.org/drawingml/2006/picture">
-                  <pic:nvPicPr>
-                    <pic:cNvPr id="1617977725" name=""/>
-                    <pic:cNvPicPr/>
-                  </pic:nvPicPr>
-                  <pic:blipFill>
-                    <a:blip r:embed="rId34"/>
-                    <a:stretch>
-                      <a:fillRect/>
-                    </a:stretch>
-                  </pic:blipFill>
-                  <pic:spPr>
-                    <a:xfrm>
-                      <a:off x="0" y="0"/>
-                      <a:ext cx="885669" cy="356728"/>
-                    </a:xfrm>
-                    <a:prstGeom prst="rect">
-                      <a:avLst/>
-                    </a:prstGeom>
-                  </pic:spPr>
-                </pic:pic>
-              </a:graphicData>
-            </a:graphic>
-          </wp:inline>
-        </w:drawing>
-      </w:r>
-    </w:p>
-    <w:p>
-      <w:pPr>
-        <w:rPr>
-          <w:rFonts w:ascii="ＭＳ 明朝" w:hAnsi="ＭＳ 明朝"/>
-        </w:rPr>
-      </w:pPr>
-    </w:p>
-    <w:p>
-      <w:pPr>
-        <w:rPr>
-          <w:rFonts w:ascii="ＭＳ 明朝" w:hAnsi="ＭＳ 明朝"/>
-        </w:rPr>
-      </w:pPr>
-      <w:r>
-        <w:rPr>
-          <w:rFonts w:ascii="ＭＳ 明朝" w:hAnsi="ＭＳ 明朝" w:hint="eastAsia"/>
-        </w:rPr>
-        <w:t xml:space="preserve">　プリンタを選択し、印刷してください。</w:t>
-      </w:r>
-    </w:p>
-    <w:p>
-      <w:pPr>
-        <w:rPr>
-          <w:rFonts w:ascii="ＭＳ 明朝" w:hAnsi="ＭＳ 明朝"/>
-        </w:rPr>
-      </w:pPr>
-      <w:r>
-        <w:rPr>
-          <w:rFonts w:ascii="ＭＳ 明朝" w:hAnsi="ＭＳ 明朝" w:hint="eastAsia"/>
-        </w:rPr>
-        <w:t xml:space="preserve">　A4用紙にフィットするように自動的に整形されます。</w:t>
-      </w:r>
-    </w:p>
-    <w:p>
-      <w:pPr>
-        <w:rPr>
-          <w:rFonts w:ascii="ＭＳ 明朝" w:hAnsi="ＭＳ 明朝"/>
-        </w:rPr>
-      </w:pPr>
-      <w:r>
-        <w:rPr>
-          <w:rFonts w:ascii="ＭＳ 明朝" w:hAnsi="ＭＳ 明朝" w:hint="eastAsia"/>
-        </w:rPr>
-        <w:t xml:space="preserve">　（以下の画面は端末によって表示が違う場合があります）</w:t>
-      </w:r>
-    </w:p>
-    <w:p>
-      <w:pPr>
-        <w:jc w:val="center"/>
-        <w:rPr>
-          <w:rFonts w:ascii="ＭＳ 明朝" w:hAnsi="ＭＳ 明朝"/>
-        </w:rPr>
-      </w:pPr>
-      <w:r>
-        <w:rPr>
-          <w:rFonts w:ascii="ＭＳ 明朝" w:hAnsi="ＭＳ 明朝" w:hint="eastAsia"/>
-          <w:noProof/>
-        </w:rPr>
-        <mc:AlternateContent>
-          <mc:Choice Requires="wps">
-            <w:drawing>
-              <wp:anchor distT="0" distB="0" distL="114300" distR="114300" simplePos="0" relativeHeight="251744256" behindDoc="0" locked="0" layoutInCell="1" allowOverlap="1" wp14:anchorId="21708CF2" wp14:editId="7574848C">
-                <wp:simplePos x="0" y="0"/>
-                <wp:positionH relativeFrom="margin">
-                  <wp:posOffset>4143375</wp:posOffset>
-                </wp:positionH>
-                <wp:positionV relativeFrom="paragraph">
-                  <wp:posOffset>1178560</wp:posOffset>
-                </wp:positionV>
-                <wp:extent cx="2199958" cy="1279525"/>
-                <wp:effectExtent l="0" t="647700" r="10160" b="15875"/>
-                <wp:wrapNone/>
-                <wp:docPr id="2040725375" name="吹き出し: 角を丸めた四角形 5"/>
-                <wp:cNvGraphicFramePr/>
-                <a:graphic xmlns:a="http://schemas.openxmlformats.org/drawingml/2006/main">
-                  <a:graphicData uri="http://schemas.microsoft.com/office/word/2010/wordprocessingShape">
-                    <wps:wsp>
-                      <wps:cNvSpPr/>
-                      <wps:spPr>
-                        <a:xfrm>
-                          <a:off x="0" y="0"/>
-                          <a:ext cx="2199958" cy="1279525"/>
-                        </a:xfrm>
-                        <a:prstGeom prst="wedgeRoundRectCallout">
-                          <a:avLst>
-                            <a:gd name="adj1" fmla="val 500"/>
-                            <a:gd name="adj2" fmla="val -99273"/>
-                            <a:gd name="adj3" fmla="val 16667"/>
-                          </a:avLst>
                         </a:prstGeom>
                         <a:solidFill>
                           <a:schemeClr val="bg1"/>
                         </a:solidFill>
-                        <a:ln w="19050">
-                          <a:solidFill>
-                            <a:srgbClr val="0070C0"/>
-                          </a:solidFill>
+                        <a:ln>
+                          <a:noFill/>
                         </a:ln>
                       </wps:spPr>
                       <wps:style>
@@ -15382,68 +13355,6 @@
                           <a:schemeClr val="lt1"/>
                         </a:fontRef>
                       </wps:style>
-                      <wps:txbx>
-                        <w:txbxContent>
-                          <w:p>
-                            <w:pPr>
-                              <w:jc w:val="left"/>
-                              <w:rPr>
-                                <w:color w:val="0070C0"/>
-                              </w:rPr>
-                            </w:pPr>
-                            <w:r>
-                              <w:rPr>
-                                <w:rFonts w:hint="eastAsia"/>
-                                <w:color w:val="0070C0"/>
-                              </w:rPr>
-                              <w:t>出力するプリンタを選択する。</w:t>
-                            </w:r>
-                          </w:p>
-                          <w:p>
-                            <w:pPr>
-                              <w:jc w:val="left"/>
-                              <w:rPr>
-                                <w:color w:val="0070C0"/>
-                              </w:rPr>
-                            </w:pPr>
-                            <w:r>
-                              <w:rPr>
-                                <w:rFonts w:hint="eastAsia"/>
-                                <w:color w:val="0070C0"/>
-                              </w:rPr>
-                              <w:t>※</w:t>
-                            </w:r>
-                            <w:r>
-                              <w:rPr>
-                                <w:rFonts w:hint="eastAsia"/>
-                                <w:color w:val="0070C0"/>
-                              </w:rPr>
-                              <w:t>PDF</w:t>
-                            </w:r>
-                            <w:r>
-                              <w:rPr>
-                                <w:rFonts w:hint="eastAsia"/>
-                                <w:color w:val="0070C0"/>
-                              </w:rPr>
-                              <w:t>出力用仮想プリンタなどにより</w:t>
-                            </w:r>
-                            <w:r>
-                              <w:rPr>
-                                <w:rFonts w:hint="eastAsia"/>
-                                <w:color w:val="0070C0"/>
-                              </w:rPr>
-                              <w:t>PDF</w:t>
-                            </w:r>
-                            <w:r>
-                              <w:rPr>
-                                <w:rFonts w:hint="eastAsia"/>
-                                <w:color w:val="0070C0"/>
-                              </w:rPr>
-                              <w:t>データとして出力することもできます。</w:t>
-                            </w:r>
-                          </w:p>
-                        </w:txbxContent>
-                      </wps:txbx>
                       <wps:bodyPr rot="0" spcFirstLastPara="0" vertOverflow="overflow" horzOverflow="overflow" vert="horz" wrap="square" lIns="91440" tIns="45720" rIns="91440" bIns="45720" numCol="1" spcCol="0" rtlCol="0" fromWordArt="0" anchor="ctr" anchorCtr="0" forceAA="0" compatLnSpc="1">
                         <a:prstTxWarp prst="textNoShape">
                           <a:avLst/>
@@ -15464,71 +13375,7 @@
           </mc:Choice>
           <mc:Fallback>
             <w:pict>
-              <v:shape w14:anchorId="21708CF2" id="_x0000_s1055" type="#_x0000_t62" style="position:absolute;left:0;text-align:left;margin-left:326.25pt;margin-top:92.8pt;width:173.25pt;height:100.75pt;z-index:251744256;visibility:visible;mso-wrap-style:square;mso-width-percent:0;mso-height-percent:0;mso-wrap-distance-left:9pt;mso-wrap-distance-top:0;mso-wrap-distance-right:9pt;mso-wrap-distance-bottom:0;mso-position-horizontal:absolute;mso-position-horizontal-relative:margin;mso-position-vertical:absolute;mso-position-vertical-relative:text;mso-width-percent:0;mso-height-percent:0;mso-width-relative:margin;mso-height-relative:margin;v-text-anchor:middle" o:gfxdata="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" adj="10908,-10643" fillcolor="white [3212]" strokecolor="#0070c0" strokeweight="1.5pt">
-                <v:textbox>
-                  <w:txbxContent>
-                    <w:p>
-                      <w:pPr>
-                        <w:jc w:val="left"/>
-                        <w:rPr>
-                          <w:color w:val="0070C0"/>
-                        </w:rPr>
-                      </w:pPr>
-                      <w:r>
-                        <w:rPr>
-                          <w:rFonts w:hint="eastAsia"/>
-                          <w:color w:val="0070C0"/>
-                        </w:rPr>
-                        <w:t>出力するプリンタを選択する。</w:t>
-                      </w:r>
-                    </w:p>
-                    <w:p>
-                      <w:pPr>
-                        <w:jc w:val="left"/>
-                        <w:rPr>
-                          <w:color w:val="0070C0"/>
-                        </w:rPr>
-                      </w:pPr>
-                      <w:r>
-                        <w:rPr>
-                          <w:rFonts w:hint="eastAsia"/>
-                          <w:color w:val="0070C0"/>
-                        </w:rPr>
-                        <w:t>※</w:t>
-                      </w:r>
-                      <w:r>
-                        <w:rPr>
-                          <w:rFonts w:hint="eastAsia"/>
-                          <w:color w:val="0070C0"/>
-                        </w:rPr>
-                        <w:t>PDF</w:t>
-                      </w:r>
-                      <w:r>
-                        <w:rPr>
-                          <w:rFonts w:hint="eastAsia"/>
-                          <w:color w:val="0070C0"/>
-                        </w:rPr>
-                        <w:t>出力用仮想プリンタなどにより</w:t>
-                      </w:r>
-                      <w:r>
-                        <w:rPr>
-                          <w:rFonts w:hint="eastAsia"/>
-                          <w:color w:val="0070C0"/>
-                        </w:rPr>
-                        <w:t>PDF</w:t>
-                      </w:r>
-                      <w:r>
-                        <w:rPr>
-                          <w:rFonts w:hint="eastAsia"/>
-                          <w:color w:val="0070C0"/>
-                        </w:rPr>
-                        <w:t>データとして出力することもできます。</w:t>
-                      </w:r>
-                    </w:p>
-                  </w:txbxContent>
-                </v:textbox>
-                <w10:wrap anchorx="margin"/>
-              </v:shape>
+              <v:rect w14:anchorId="4C459B48" id="正方形/長方形 74" o:spid="_x0000_s1026" style="position:absolute;margin-left:183.05pt;margin-top:191.75pt;width:15.3pt;height:6.1pt;z-index:251836416;visibility:visible;mso-wrap-style:square;mso-width-percent:0;mso-height-percent:0;mso-wrap-distance-left:9pt;mso-wrap-distance-top:0;mso-wrap-distance-right:9pt;mso-wrap-distance-bottom:0;mso-position-horizontal:absolute;mso-position-horizontal-relative:text;mso-position-vertical:absolute;mso-position-vertical-relative:text;mso-width-percent:0;mso-height-percent:0;mso-width-relative:margin;mso-height-relative:margin;v-text-anchor:middle" o:gfxdata="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" fillcolor="white [3212]" stroked="f" strokeweight="1pt"/>
             </w:pict>
           </mc:Fallback>
         </mc:AlternateContent>
@@ -15538,157 +13385,21 @@
           <w:rFonts w:ascii="ＭＳ 明朝" w:hAnsi="ＭＳ 明朝"/>
           <w:noProof/>
         </w:rPr>
-        <w:drawing>
-          <wp:inline distT="0" distB="0" distL="0" distR="0" wp14:anchorId="4A56C51D" wp14:editId="38C3966F">
-            <wp:extent cx="4247462" cy="2760022"/>
-            <wp:effectExtent l="19050" t="19050" r="20320" b="21590"/>
-            <wp:docPr id="703943972" name="図 1"/>
-            <wp:cNvGraphicFramePr>
-              <a:graphicFrameLocks xmlns:a="http://schemas.openxmlformats.org/drawingml/2006/main" noChangeAspect="1"/>
-            </wp:cNvGraphicFramePr>
-            <a:graphic xmlns:a="http://schemas.openxmlformats.org/drawingml/2006/main">
-              <a:graphicData uri="http://schemas.openxmlformats.org/drawingml/2006/picture">
-                <pic:pic xmlns:pic="http://schemas.openxmlformats.org/drawingml/2006/picture">
-                  <pic:nvPicPr>
-                    <pic:cNvPr id="703943972" name=""/>
-                    <pic:cNvPicPr/>
-                  </pic:nvPicPr>
-                  <pic:blipFill>
-                    <a:blip r:embed="rId35"/>
-                    <a:stretch>
-                      <a:fillRect/>
-                    </a:stretch>
-                  </pic:blipFill>
-                  <pic:spPr>
-                    <a:xfrm>
-                      <a:off x="0" y="0"/>
-                      <a:ext cx="4263285" cy="2770304"/>
-                    </a:xfrm>
-                    <a:prstGeom prst="rect">
-                      <a:avLst/>
-                    </a:prstGeom>
-                    <a:ln>
-                      <a:solidFill>
-                        <a:schemeClr val="tx1"/>
-                      </a:solidFill>
-                    </a:ln>
-                  </pic:spPr>
-                </pic:pic>
-              </a:graphicData>
-            </a:graphic>
-          </wp:inline>
-        </w:drawing>
-      </w:r>
-    </w:p>
-    <w:p>
-      <w:pPr>
-        <w:rPr>
-          <w:rFonts w:ascii="ＭＳ 明朝" w:hAnsi="ＭＳ 明朝"/>
-        </w:rPr>
-      </w:pPr>
-    </w:p>
-    <w:p>
-      <w:pPr>
-        <w:rPr>
-          <w:rFonts w:ascii="ＭＳ 明朝" w:hAnsi="ＭＳ 明朝"/>
-        </w:rPr>
-      </w:pPr>
-      <w:r>
-        <w:rPr>
-          <w:rFonts w:ascii="ＭＳ 明朝" w:hAnsi="ＭＳ 明朝"/>
-        </w:rPr>
-        <w:br w:type="page"/>
-      </w:r>
-    </w:p>
-    <w:p>
-      <w:pPr>
-        <w:pStyle w:val="a0"/>
-      </w:pPr>
-      <w:r>
-        <w:rPr>
-          <w:rFonts w:hint="eastAsia"/>
-        </w:rPr>
-        <w:lastRenderedPageBreak/>
-        <w:t>質問調査用ダッシュボード（学校用）</w:t>
-      </w:r>
-    </w:p>
-    <w:p>
-      <w:pPr>
-        <w:pStyle w:val="a1"/>
-      </w:pPr>
-      <w:r>
-        <w:rPr>
-          <w:rFonts w:hint="eastAsia"/>
-        </w:rPr>
-        <w:t>ダッシュボードの起動とファイルの読み込み</w:t>
-      </w:r>
-    </w:p>
-    <w:p>
-      <w:pPr>
-        <w:rPr>
-          <w:rFonts w:ascii="ＭＳ 明朝" w:hAnsi="ＭＳ 明朝"/>
-        </w:rPr>
-      </w:pPr>
-    </w:p>
-    <w:p>
-      <w:pPr>
-        <w:rPr>
-          <w:rFonts w:ascii="ＭＳ 明朝" w:hAnsi="ＭＳ 明朝"/>
-        </w:rPr>
-      </w:pPr>
-      <w:r>
-        <w:rPr>
-          <w:rFonts w:ascii="ＭＳ 明朝" w:hAnsi="ＭＳ 明朝" w:hint="eastAsia"/>
-        </w:rPr>
-        <w:t xml:space="preserve">　ダウンロードしたZipフォルダを展開すると、以下のようなファイルがあります。</w:t>
-      </w:r>
-    </w:p>
-    <w:p>
-      <w:pPr>
-        <w:rPr>
-          <w:rFonts w:ascii="ＭＳ 明朝" w:hAnsi="ＭＳ 明朝"/>
-        </w:rPr>
-      </w:pPr>
-      <w:r>
-        <w:rPr>
-          <w:rFonts w:ascii="ＭＳ 明朝" w:hAnsi="ＭＳ 明朝" w:hint="eastAsia"/>
-        </w:rPr>
-        <w:t xml:space="preserve">　「survey-dashboard-school-q」をダブルクリックします。</w:t>
-      </w:r>
-    </w:p>
-    <w:p>
-      <w:pPr>
-        <w:rPr>
-          <w:rFonts w:ascii="ＭＳ 明朝" w:hAnsi="ＭＳ 明朝"/>
-        </w:rPr>
-      </w:pPr>
-    </w:p>
-    <w:p>
-      <w:pPr>
-        <w:rPr>
-          <w:rFonts w:ascii="ＭＳ 明朝" w:hAnsi="ＭＳ 明朝"/>
-        </w:rPr>
-      </w:pPr>
-      <w:r>
-        <w:rPr>
-          <w:rFonts w:ascii="ＭＳ 明朝" w:hAnsi="ＭＳ 明朝" w:hint="eastAsia"/>
-          <w:noProof/>
-        </w:rPr>
         <mc:AlternateContent>
           <mc:Choice Requires="wps">
             <w:drawing>
-              <wp:anchor distT="0" distB="0" distL="114300" distR="114300" simplePos="0" relativeHeight="251750400" behindDoc="0" locked="0" layoutInCell="1" allowOverlap="1" wp14:anchorId="3B302001" wp14:editId="6CF0FD0A">
+              <wp:anchor distT="0" distB="0" distL="114300" distR="114300" simplePos="0" relativeHeight="251834368" behindDoc="0" locked="0" layoutInCell="1" allowOverlap="1" wp14:anchorId="5AE7796D" wp14:editId="1F1B8E7F">
                 <wp:simplePos x="0" y="0"/>
                 <wp:positionH relativeFrom="column">
-                  <wp:posOffset>4126865</wp:posOffset>
+                  <wp:posOffset>1919377</wp:posOffset>
                 </wp:positionH>
                 <wp:positionV relativeFrom="paragraph">
-                  <wp:posOffset>821055</wp:posOffset>
+                  <wp:posOffset>2436328</wp:posOffset>
                 </wp:positionV>
-                <wp:extent cx="2345055" cy="913765"/>
-                <wp:effectExtent l="19050" t="19050" r="17145" b="210185"/>
+                <wp:extent cx="85281" cy="66330"/>
+                <wp:effectExtent l="0" t="0" r="0" b="0"/>
                 <wp:wrapNone/>
-                <wp:docPr id="1923404153" name="吹き出し: 角を丸めた四角形 5"/>
+                <wp:docPr id="216953388" name="正方形/長方形 74"/>
                 <wp:cNvGraphicFramePr/>
                 <a:graphic xmlns:a="http://schemas.openxmlformats.org/drawingml/2006/main">
                   <a:graphicData uri="http://schemas.microsoft.com/office/word/2010/wordprocessingShape">
@@ -15697,22 +13408,16 @@
                       <wps:spPr>
                         <a:xfrm>
                           <a:off x="0" y="0"/>
-                          <a:ext cx="2345055" cy="913765"/>
+                          <a:ext cx="85281" cy="66330"/>
                         </a:xfrm>
-                        <a:prstGeom prst="wedgeRoundRectCallout">
-                          <a:avLst>
-                            <a:gd name="adj1" fmla="val -40835"/>
-                            <a:gd name="adj2" fmla="val 68722"/>
-                            <a:gd name="adj3" fmla="val 16667"/>
-                          </a:avLst>
+                        <a:prstGeom prst="rect">
+                          <a:avLst/>
                         </a:prstGeom>
                         <a:solidFill>
                           <a:schemeClr val="bg1"/>
                         </a:solidFill>
-                        <a:ln w="38100">
-                          <a:solidFill>
-                            <a:srgbClr val="EE0000"/>
-                          </a:solidFill>
+                        <a:ln>
+                          <a:noFill/>
                         </a:ln>
                       </wps:spPr>
                       <wps:style>
@@ -15731,69 +13436,6 @@
                           <a:schemeClr val="lt1"/>
                         </a:fontRef>
                       </wps:style>
-                      <wps:txbx>
-                        <w:txbxContent>
-                          <w:p>
-                            <w:pPr>
-                              <w:jc w:val="center"/>
-                              <w:rPr>
-                                <w:color w:val="EE0000"/>
-                              </w:rPr>
-                            </w:pPr>
-                            <w:r>
-                              <w:rPr>
-                                <w:rFonts w:hint="eastAsia"/>
-                                <w:color w:val="EE0000"/>
-                              </w:rPr>
-                              <w:t>画面は「</w:t>
-                            </w:r>
-                            <w:r>
-                              <w:rPr>
-                                <w:rFonts w:hint="eastAsia"/>
-                                <w:color w:val="EE0000"/>
-                              </w:rPr>
-                              <w:t>CBT</w:t>
-                            </w:r>
-                            <w:r>
-                              <w:rPr>
-                                <w:rFonts w:hint="eastAsia"/>
-                                <w:color w:val="EE0000"/>
-                              </w:rPr>
-                              <w:t>トライアル」の</w:t>
-                            </w:r>
-                          </w:p>
-                          <w:p>
-                            <w:pPr>
-                              <w:jc w:val="center"/>
-                              <w:rPr>
-                                <w:color w:val="EE0000"/>
-                              </w:rPr>
-                            </w:pPr>
-                            <w:r>
-                              <w:rPr>
-                                <w:rFonts w:hint="eastAsia"/>
-                                <w:color w:val="EE0000"/>
-                              </w:rPr>
-                              <w:t>例です。本調査の場合は</w:t>
-                            </w:r>
-                          </w:p>
-                          <w:p>
-                            <w:pPr>
-                              <w:jc w:val="center"/>
-                              <w:rPr>
-                                <w:color w:val="EE0000"/>
-                              </w:rPr>
-                            </w:pPr>
-                            <w:r>
-                              <w:rPr>
-                                <w:rFonts w:hint="eastAsia"/>
-                                <w:color w:val="EE0000"/>
-                              </w:rPr>
-                              <w:t>「県学調」に読み替えてください</w:t>
-                            </w:r>
-                          </w:p>
-                        </w:txbxContent>
-                      </wps:txbx>
                       <wps:bodyPr rot="0" spcFirstLastPara="0" vertOverflow="overflow" horzOverflow="overflow" vert="horz" wrap="square" lIns="91440" tIns="45720" rIns="91440" bIns="45720" numCol="1" spcCol="0" rtlCol="0" fromWordArt="0" anchor="ctr" anchorCtr="0" forceAA="0" compatLnSpc="1">
                         <a:prstTxWarp prst="textNoShape">
                           <a:avLst/>
@@ -15814,93 +13456,831 @@
           </mc:Choice>
           <mc:Fallback>
             <w:pict>
-              <v:shape w14:anchorId="3B302001" id="_x0000_s1056" type="#_x0000_t62" style="position:absolute;left:0;text-align:left;margin-left:324.95pt;margin-top:64.65pt;width:184.65pt;height:71.95pt;z-index:251750400;visibility:visible;mso-wrap-style:square;mso-width-percent:0;mso-height-percent:0;mso-wrap-distance-left:9pt;mso-wrap-distance-top:0;mso-wrap-distance-right:9pt;mso-wrap-distance-bottom:0;mso-position-horizontal:absolute;mso-position-horizontal-relative:text;mso-position-vertical:absolute;mso-position-vertical-relative:text;mso-width-percent:0;mso-height-percent:0;mso-width-relative:margin;mso-height-relative:margin;v-text-anchor:middle" o:gfxdata="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" adj="1980,25644" fillcolor="white [3212]" strokecolor="#e00" strokeweight="3pt">
-                <v:textbox>
-                  <w:txbxContent>
-                    <w:p>
-                      <w:pPr>
-                        <w:jc w:val="center"/>
-                        <w:rPr>
-                          <w:color w:val="EE0000"/>
-                        </w:rPr>
-                      </w:pPr>
-                      <w:r>
-                        <w:rPr>
-                          <w:rFonts w:hint="eastAsia"/>
-                          <w:color w:val="EE0000"/>
-                        </w:rPr>
-                        <w:t>画面は「</w:t>
-                      </w:r>
-                      <w:r>
-                        <w:rPr>
-                          <w:rFonts w:hint="eastAsia"/>
-                          <w:color w:val="EE0000"/>
-                        </w:rPr>
-                        <w:t>CBT</w:t>
-                      </w:r>
-                      <w:r>
-                        <w:rPr>
-                          <w:rFonts w:hint="eastAsia"/>
-                          <w:color w:val="EE0000"/>
-                        </w:rPr>
-                        <w:t>トライアル」の</w:t>
-                      </w:r>
-                    </w:p>
-                    <w:p>
-                      <w:pPr>
-                        <w:jc w:val="center"/>
-                        <w:rPr>
-                          <w:color w:val="EE0000"/>
-                        </w:rPr>
-                      </w:pPr>
-                      <w:r>
-                        <w:rPr>
-                          <w:rFonts w:hint="eastAsia"/>
-                          <w:color w:val="EE0000"/>
-                        </w:rPr>
-                        <w:t>例です。本調査の場合は</w:t>
-                      </w:r>
-                    </w:p>
-                    <w:p>
-                      <w:pPr>
-                        <w:jc w:val="center"/>
-                        <w:rPr>
-                          <w:color w:val="EE0000"/>
-                        </w:rPr>
-                      </w:pPr>
-                      <w:r>
-                        <w:rPr>
-                          <w:rFonts w:hint="eastAsia"/>
-                          <w:color w:val="EE0000"/>
-                        </w:rPr>
-                        <w:t>「県学調」に読み替えてください</w:t>
-                      </w:r>
-                    </w:p>
-                  </w:txbxContent>
-                </v:textbox>
-              </v:shape>
+              <v:rect w14:anchorId="5384D9D3" id="正方形/長方形 74" o:spid="_x0000_s1026" style="position:absolute;margin-left:151.15pt;margin-top:191.85pt;width:6.7pt;height:5.2pt;z-index:251834368;visibility:visible;mso-wrap-style:square;mso-width-percent:0;mso-height-percent:0;mso-wrap-distance-left:9pt;mso-wrap-distance-top:0;mso-wrap-distance-right:9pt;mso-wrap-distance-bottom:0;mso-position-horizontal:absolute;mso-position-horizontal-relative:text;mso-position-vertical:absolute;mso-position-vertical-relative:text;mso-width-percent:0;mso-height-percent:0;mso-width-relative:margin;mso-height-relative:margin;v-text-anchor:middle" o:gfxdata="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" fillcolor="white [3212]" stroked="f" strokeweight="1pt"/>
             </w:pict>
           </mc:Fallback>
         </mc:AlternateContent>
       </w:r>
       <w:r>
         <w:rPr>
-          <w:rFonts w:ascii="ＭＳ 明朝" w:hAnsi="ＭＳ 明朝" w:hint="eastAsia"/>
+          <w:rFonts w:ascii="ＭＳ 明朝" w:hAnsi="ＭＳ 明朝"/>
           <w:noProof/>
         </w:rPr>
         <mc:AlternateContent>
           <mc:Choice Requires="wps">
             <w:drawing>
-              <wp:anchor distT="0" distB="0" distL="114300" distR="114300" simplePos="0" relativeHeight="251749376" behindDoc="0" locked="0" layoutInCell="1" allowOverlap="1" wp14:anchorId="3F19A6D6" wp14:editId="0C6B9E5D">
+              <wp:anchor distT="0" distB="0" distL="114300" distR="114300" simplePos="0" relativeHeight="251832320" behindDoc="0" locked="0" layoutInCell="1" allowOverlap="1" wp14:anchorId="7FACDA2C" wp14:editId="53D5F594">
                 <wp:simplePos x="0" y="0"/>
                 <wp:positionH relativeFrom="column">
-                  <wp:posOffset>2352674</wp:posOffset>
+                  <wp:posOffset>4106173</wp:posOffset>
                 </wp:positionH>
                 <wp:positionV relativeFrom="paragraph">
-                  <wp:posOffset>607060</wp:posOffset>
+                  <wp:posOffset>904312</wp:posOffset>
                 </wp:positionV>
-                <wp:extent cx="552450" cy="86360"/>
-                <wp:effectExtent l="38100" t="0" r="19050" b="85090"/>
+                <wp:extent cx="198407" cy="78980"/>
+                <wp:effectExtent l="0" t="0" r="0" b="0"/>
+                <wp:wrapNone/>
+                <wp:docPr id="165507157" name="正方形/長方形 74"/>
+                <wp:cNvGraphicFramePr/>
+                <a:graphic xmlns:a="http://schemas.openxmlformats.org/drawingml/2006/main">
+                  <a:graphicData uri="http://schemas.microsoft.com/office/word/2010/wordprocessingShape">
+                    <wps:wsp>
+                      <wps:cNvSpPr/>
+                      <wps:spPr>
+                        <a:xfrm>
+                          <a:off x="0" y="0"/>
+                          <a:ext cx="198407" cy="78980"/>
+                        </a:xfrm>
+                        <a:prstGeom prst="rect">
+                          <a:avLst/>
+                        </a:prstGeom>
+                        <a:solidFill>
+                          <a:schemeClr val="bg1"/>
+                        </a:solidFill>
+                        <a:ln>
+                          <a:noFill/>
+                        </a:ln>
+                      </wps:spPr>
+                      <wps:style>
+                        <a:lnRef idx="2">
+                          <a:schemeClr val="accent1">
+                            <a:shade val="15000"/>
+                          </a:schemeClr>
+                        </a:lnRef>
+                        <a:fillRef idx="1">
+                          <a:schemeClr val="accent1"/>
+                        </a:fillRef>
+                        <a:effectRef idx="0">
+                          <a:schemeClr val="accent1"/>
+                        </a:effectRef>
+                        <a:fontRef idx="minor">
+                          <a:schemeClr val="lt1"/>
+                        </a:fontRef>
+                      </wps:style>
+                      <wps:bodyPr rot="0" spcFirstLastPara="0" vertOverflow="overflow" horzOverflow="overflow" vert="horz" wrap="square" lIns="91440" tIns="45720" rIns="91440" bIns="45720" numCol="1" spcCol="0" rtlCol="0" fromWordArt="0" anchor="ctr" anchorCtr="0" forceAA="0" compatLnSpc="1">
+                        <a:prstTxWarp prst="textNoShape">
+                          <a:avLst/>
+                        </a:prstTxWarp>
+                        <a:noAutofit/>
+                      </wps:bodyPr>
+                    </wps:wsp>
+                  </a:graphicData>
+                </a:graphic>
+                <wp14:sizeRelH relativeFrom="margin">
+                  <wp14:pctWidth>0</wp14:pctWidth>
+                </wp14:sizeRelH>
+                <wp14:sizeRelV relativeFrom="margin">
+                  <wp14:pctHeight>0</wp14:pctHeight>
+                </wp14:sizeRelV>
+              </wp:anchor>
+            </w:drawing>
+          </mc:Choice>
+          <mc:Fallback>
+            <w:pict>
+              <v:rect w14:anchorId="0D2990B2" id="正方形/長方形 74" o:spid="_x0000_s1026" style="position:absolute;margin-left:323.3pt;margin-top:71.2pt;width:15.6pt;height:6.2pt;z-index:251832320;visibility:visible;mso-wrap-style:square;mso-width-percent:0;mso-height-percent:0;mso-wrap-distance-left:9pt;mso-wrap-distance-top:0;mso-wrap-distance-right:9pt;mso-wrap-distance-bottom:0;mso-position-horizontal:absolute;mso-position-horizontal-relative:text;mso-position-vertical:absolute;mso-position-vertical-relative:text;mso-width-percent:0;mso-height-percent:0;mso-width-relative:margin;mso-height-relative:margin;v-text-anchor:middle" o:gfxdata="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" fillcolor="white [3212]" stroked="f" strokeweight="1pt"/>
+            </w:pict>
+          </mc:Fallback>
+        </mc:AlternateContent>
+      </w:r>
+      <w:r>
+        <w:rPr>
+          <w:rFonts w:ascii="ＭＳ 明朝" w:hAnsi="ＭＳ 明朝"/>
+          <w:noProof/>
+        </w:rPr>
+        <mc:AlternateContent>
+          <mc:Choice Requires="wps">
+            <w:drawing>
+              <wp:anchor distT="0" distB="0" distL="114300" distR="114300" simplePos="0" relativeHeight="251830272" behindDoc="0" locked="0" layoutInCell="1" allowOverlap="1" wp14:anchorId="3CABAC36" wp14:editId="262B6936">
+                <wp:simplePos x="0" y="0"/>
+                <wp:positionH relativeFrom="column">
+                  <wp:posOffset>3480759</wp:posOffset>
+                </wp:positionH>
+                <wp:positionV relativeFrom="paragraph">
+                  <wp:posOffset>918078</wp:posOffset>
+                </wp:positionV>
+                <wp:extent cx="85281" cy="66330"/>
+                <wp:effectExtent l="0" t="0" r="0" b="0"/>
+                <wp:wrapNone/>
+                <wp:docPr id="900279600" name="正方形/長方形 74"/>
+                <wp:cNvGraphicFramePr/>
+                <a:graphic xmlns:a="http://schemas.openxmlformats.org/drawingml/2006/main">
+                  <a:graphicData uri="http://schemas.microsoft.com/office/word/2010/wordprocessingShape">
+                    <wps:wsp>
+                      <wps:cNvSpPr/>
+                      <wps:spPr>
+                        <a:xfrm>
+                          <a:off x="0" y="0"/>
+                          <a:ext cx="85281" cy="66330"/>
+                        </a:xfrm>
+                        <a:prstGeom prst="rect">
+                          <a:avLst/>
+                        </a:prstGeom>
+                        <a:solidFill>
+                          <a:schemeClr val="bg1"/>
+                        </a:solidFill>
+                        <a:ln>
+                          <a:noFill/>
+                        </a:ln>
+                      </wps:spPr>
+                      <wps:style>
+                        <a:lnRef idx="2">
+                          <a:schemeClr val="accent1">
+                            <a:shade val="15000"/>
+                          </a:schemeClr>
+                        </a:lnRef>
+                        <a:fillRef idx="1">
+                          <a:schemeClr val="accent1"/>
+                        </a:fillRef>
+                        <a:effectRef idx="0">
+                          <a:schemeClr val="accent1"/>
+                        </a:effectRef>
+                        <a:fontRef idx="minor">
+                          <a:schemeClr val="lt1"/>
+                        </a:fontRef>
+                      </wps:style>
+                      <wps:bodyPr rot="0" spcFirstLastPara="0" vertOverflow="overflow" horzOverflow="overflow" vert="horz" wrap="square" lIns="91440" tIns="45720" rIns="91440" bIns="45720" numCol="1" spcCol="0" rtlCol="0" fromWordArt="0" anchor="ctr" anchorCtr="0" forceAA="0" compatLnSpc="1">
+                        <a:prstTxWarp prst="textNoShape">
+                          <a:avLst/>
+                        </a:prstTxWarp>
+                        <a:noAutofit/>
+                      </wps:bodyPr>
+                    </wps:wsp>
+                  </a:graphicData>
+                </a:graphic>
+                <wp14:sizeRelH relativeFrom="margin">
+                  <wp14:pctWidth>0</wp14:pctWidth>
+                </wp14:sizeRelH>
+                <wp14:sizeRelV relativeFrom="margin">
+                  <wp14:pctHeight>0</wp14:pctHeight>
+                </wp14:sizeRelV>
+              </wp:anchor>
+            </w:drawing>
+          </mc:Choice>
+          <mc:Fallback>
+            <w:pict>
+              <v:rect w14:anchorId="6ACE66A4" id="正方形/長方形 74" o:spid="_x0000_s1026" style="position:absolute;margin-left:274.1pt;margin-top:72.3pt;width:6.7pt;height:5.2pt;z-index:251830272;visibility:visible;mso-wrap-style:square;mso-width-percent:0;mso-height-percent:0;mso-wrap-distance-left:9pt;mso-wrap-distance-top:0;mso-wrap-distance-right:9pt;mso-wrap-distance-bottom:0;mso-position-horizontal:absolute;mso-position-horizontal-relative:text;mso-position-vertical:absolute;mso-position-vertical-relative:text;mso-width-percent:0;mso-height-percent:0;mso-width-relative:margin;mso-height-relative:margin;v-text-anchor:middle" o:gfxdata="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" fillcolor="white [3212]" stroked="f" strokeweight="1pt"/>
+            </w:pict>
+          </mc:Fallback>
+        </mc:AlternateContent>
+      </w:r>
+      <w:r>
+        <w:rPr>
+          <w:rFonts w:ascii="ＭＳ 明朝" w:hAnsi="ＭＳ 明朝"/>
+          <w:noProof/>
+        </w:rPr>
+        <mc:AlternateContent>
+          <mc:Choice Requires="wps">
+            <w:drawing>
+              <wp:anchor distT="0" distB="0" distL="114300" distR="114300" simplePos="0" relativeHeight="251828224" behindDoc="0" locked="0" layoutInCell="1" allowOverlap="1" wp14:anchorId="69D2EE47" wp14:editId="7189FBB8">
+                <wp:simplePos x="0" y="0"/>
+                <wp:positionH relativeFrom="column">
+                  <wp:posOffset>2169542</wp:posOffset>
+                </wp:positionH>
+                <wp:positionV relativeFrom="paragraph">
+                  <wp:posOffset>912938</wp:posOffset>
+                </wp:positionV>
+                <wp:extent cx="224287" cy="81951"/>
+                <wp:effectExtent l="0" t="0" r="4445" b="0"/>
+                <wp:wrapNone/>
+                <wp:docPr id="180910209" name="正方形/長方形 74"/>
+                <wp:cNvGraphicFramePr/>
+                <a:graphic xmlns:a="http://schemas.openxmlformats.org/drawingml/2006/main">
+                  <a:graphicData uri="http://schemas.microsoft.com/office/word/2010/wordprocessingShape">
+                    <wps:wsp>
+                      <wps:cNvSpPr/>
+                      <wps:spPr>
+                        <a:xfrm>
+                          <a:off x="0" y="0"/>
+                          <a:ext cx="224287" cy="81951"/>
+                        </a:xfrm>
+                        <a:prstGeom prst="rect">
+                          <a:avLst/>
+                        </a:prstGeom>
+                        <a:solidFill>
+                          <a:schemeClr val="bg1"/>
+                        </a:solidFill>
+                        <a:ln>
+                          <a:noFill/>
+                        </a:ln>
+                      </wps:spPr>
+                      <wps:style>
+                        <a:lnRef idx="2">
+                          <a:schemeClr val="accent1">
+                            <a:shade val="15000"/>
+                          </a:schemeClr>
+                        </a:lnRef>
+                        <a:fillRef idx="1">
+                          <a:schemeClr val="accent1"/>
+                        </a:fillRef>
+                        <a:effectRef idx="0">
+                          <a:schemeClr val="accent1"/>
+                        </a:effectRef>
+                        <a:fontRef idx="minor">
+                          <a:schemeClr val="lt1"/>
+                        </a:fontRef>
+                      </wps:style>
+                      <wps:bodyPr rot="0" spcFirstLastPara="0" vertOverflow="overflow" horzOverflow="overflow" vert="horz" wrap="square" lIns="91440" tIns="45720" rIns="91440" bIns="45720" numCol="1" spcCol="0" rtlCol="0" fromWordArt="0" anchor="ctr" anchorCtr="0" forceAA="0" compatLnSpc="1">
+                        <a:prstTxWarp prst="textNoShape">
+                          <a:avLst/>
+                        </a:prstTxWarp>
+                        <a:noAutofit/>
+                      </wps:bodyPr>
+                    </wps:wsp>
+                  </a:graphicData>
+                </a:graphic>
+                <wp14:sizeRelH relativeFrom="margin">
+                  <wp14:pctWidth>0</wp14:pctWidth>
+                </wp14:sizeRelH>
+                <wp14:sizeRelV relativeFrom="margin">
+                  <wp14:pctHeight>0</wp14:pctHeight>
+                </wp14:sizeRelV>
+              </wp:anchor>
+            </w:drawing>
+          </mc:Choice>
+          <mc:Fallback>
+            <w:pict>
+              <v:rect w14:anchorId="38CB9E7E" id="正方形/長方形 74" o:spid="_x0000_s1026" style="position:absolute;margin-left:170.85pt;margin-top:71.9pt;width:17.65pt;height:6.45pt;z-index:251828224;visibility:visible;mso-wrap-style:square;mso-width-percent:0;mso-height-percent:0;mso-wrap-distance-left:9pt;mso-wrap-distance-top:0;mso-wrap-distance-right:9pt;mso-wrap-distance-bottom:0;mso-position-horizontal:absolute;mso-position-horizontal-relative:text;mso-position-vertical:absolute;mso-position-vertical-relative:text;mso-width-percent:0;mso-height-percent:0;mso-width-relative:margin;mso-height-relative:margin;v-text-anchor:middle" o:gfxdata="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" fillcolor="white [3212]" stroked="f" strokeweight="1pt"/>
+            </w:pict>
+          </mc:Fallback>
+        </mc:AlternateContent>
+      </w:r>
+      <w:r>
+        <w:rPr>
+          <w:rFonts w:ascii="ＭＳ 明朝" w:hAnsi="ＭＳ 明朝"/>
+          <w:noProof/>
+        </w:rPr>
+        <mc:AlternateContent>
+          <mc:Choice Requires="wps">
+            <w:drawing>
+              <wp:anchor distT="0" distB="0" distL="114300" distR="114300" simplePos="0" relativeHeight="251826176" behindDoc="0" locked="0" layoutInCell="1" allowOverlap="1" wp14:anchorId="60AFA5B7" wp14:editId="6B5EE2FE">
+                <wp:simplePos x="0" y="0"/>
+                <wp:positionH relativeFrom="column">
+                  <wp:posOffset>1742535</wp:posOffset>
+                </wp:positionH>
+                <wp:positionV relativeFrom="paragraph">
+                  <wp:posOffset>909452</wp:posOffset>
+                </wp:positionV>
+                <wp:extent cx="85281" cy="66330"/>
+                <wp:effectExtent l="0" t="0" r="0" b="0"/>
+                <wp:wrapNone/>
+                <wp:docPr id="744347258" name="正方形/長方形 74"/>
+                <wp:cNvGraphicFramePr/>
+                <a:graphic xmlns:a="http://schemas.openxmlformats.org/drawingml/2006/main">
+                  <a:graphicData uri="http://schemas.microsoft.com/office/word/2010/wordprocessingShape">
+                    <wps:wsp>
+                      <wps:cNvSpPr/>
+                      <wps:spPr>
+                        <a:xfrm>
+                          <a:off x="0" y="0"/>
+                          <a:ext cx="85281" cy="66330"/>
+                        </a:xfrm>
+                        <a:prstGeom prst="rect">
+                          <a:avLst/>
+                        </a:prstGeom>
+                        <a:solidFill>
+                          <a:schemeClr val="bg1"/>
+                        </a:solidFill>
+                        <a:ln>
+                          <a:noFill/>
+                        </a:ln>
+                      </wps:spPr>
+                      <wps:style>
+                        <a:lnRef idx="2">
+                          <a:schemeClr val="accent1">
+                            <a:shade val="15000"/>
+                          </a:schemeClr>
+                        </a:lnRef>
+                        <a:fillRef idx="1">
+                          <a:schemeClr val="accent1"/>
+                        </a:fillRef>
+                        <a:effectRef idx="0">
+                          <a:schemeClr val="accent1"/>
+                        </a:effectRef>
+                        <a:fontRef idx="minor">
+                          <a:schemeClr val="lt1"/>
+                        </a:fontRef>
+                      </wps:style>
+                      <wps:bodyPr rot="0" spcFirstLastPara="0" vertOverflow="overflow" horzOverflow="overflow" vert="horz" wrap="square" lIns="91440" tIns="45720" rIns="91440" bIns="45720" numCol="1" spcCol="0" rtlCol="0" fromWordArt="0" anchor="ctr" anchorCtr="0" forceAA="0" compatLnSpc="1">
+                        <a:prstTxWarp prst="textNoShape">
+                          <a:avLst/>
+                        </a:prstTxWarp>
+                        <a:noAutofit/>
+                      </wps:bodyPr>
+                    </wps:wsp>
+                  </a:graphicData>
+                </a:graphic>
+                <wp14:sizeRelH relativeFrom="margin">
+                  <wp14:pctWidth>0</wp14:pctWidth>
+                </wp14:sizeRelH>
+                <wp14:sizeRelV relativeFrom="margin">
+                  <wp14:pctHeight>0</wp14:pctHeight>
+                </wp14:sizeRelV>
+              </wp:anchor>
+            </w:drawing>
+          </mc:Choice>
+          <mc:Fallback>
+            <w:pict>
+              <v:rect w14:anchorId="5E323879" id="正方形/長方形 74" o:spid="_x0000_s1026" style="position:absolute;margin-left:137.2pt;margin-top:71.6pt;width:6.7pt;height:5.2pt;z-index:251826176;visibility:visible;mso-wrap-style:square;mso-width-percent:0;mso-height-percent:0;mso-wrap-distance-left:9pt;mso-wrap-distance-top:0;mso-wrap-distance-right:9pt;mso-wrap-distance-bottom:0;mso-position-horizontal:absolute;mso-position-horizontal-relative:text;mso-position-vertical:absolute;mso-position-vertical-relative:text;mso-width-percent:0;mso-height-percent:0;mso-width-relative:margin;mso-height-relative:margin;v-text-anchor:middle" o:gfxdata="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" fillcolor="white [3212]" stroked="f" strokeweight="1pt"/>
+            </w:pict>
+          </mc:Fallback>
+        </mc:AlternateContent>
+      </w:r>
+      <w:r>
+        <w:rPr>
+          <w:rFonts w:ascii="ＭＳ 明朝" w:hAnsi="ＭＳ 明朝"/>
+          <w:noProof/>
+        </w:rPr>
+        <mc:AlternateContent>
+          <mc:Choice Requires="wps">
+            <w:drawing>
+              <wp:anchor distT="0" distB="0" distL="114300" distR="114300" simplePos="0" relativeHeight="251824128" behindDoc="0" locked="0" layoutInCell="1" allowOverlap="1" wp14:anchorId="18562316" wp14:editId="55D0F3B6">
+                <wp:simplePos x="0" y="0"/>
+                <wp:positionH relativeFrom="column">
+                  <wp:posOffset>5094345</wp:posOffset>
+                </wp:positionH>
+                <wp:positionV relativeFrom="paragraph">
+                  <wp:posOffset>895573</wp:posOffset>
+                </wp:positionV>
+                <wp:extent cx="364813" cy="66329"/>
+                <wp:effectExtent l="0" t="0" r="0" b="0"/>
+                <wp:wrapNone/>
+                <wp:docPr id="1877344758" name="正方形/長方形 74"/>
+                <wp:cNvGraphicFramePr/>
+                <a:graphic xmlns:a="http://schemas.openxmlformats.org/drawingml/2006/main">
+                  <a:graphicData uri="http://schemas.microsoft.com/office/word/2010/wordprocessingShape">
+                    <wps:wsp>
+                      <wps:cNvSpPr/>
+                      <wps:spPr>
+                        <a:xfrm>
+                          <a:off x="0" y="0"/>
+                          <a:ext cx="364813" cy="66329"/>
+                        </a:xfrm>
+                        <a:prstGeom prst="rect">
+                          <a:avLst/>
+                        </a:prstGeom>
+                        <a:solidFill>
+                          <a:schemeClr val="bg1"/>
+                        </a:solidFill>
+                        <a:ln>
+                          <a:noFill/>
+                        </a:ln>
+                      </wps:spPr>
+                      <wps:style>
+                        <a:lnRef idx="2">
+                          <a:schemeClr val="accent1">
+                            <a:shade val="15000"/>
+                          </a:schemeClr>
+                        </a:lnRef>
+                        <a:fillRef idx="1">
+                          <a:schemeClr val="accent1"/>
+                        </a:fillRef>
+                        <a:effectRef idx="0">
+                          <a:schemeClr val="accent1"/>
+                        </a:effectRef>
+                        <a:fontRef idx="minor">
+                          <a:schemeClr val="lt1"/>
+                        </a:fontRef>
+                      </wps:style>
+                      <wps:bodyPr rot="0" spcFirstLastPara="0" vertOverflow="overflow" horzOverflow="overflow" vert="horz" wrap="square" lIns="91440" tIns="45720" rIns="91440" bIns="45720" numCol="1" spcCol="0" rtlCol="0" fromWordArt="0" anchor="ctr" anchorCtr="0" forceAA="0" compatLnSpc="1">
+                        <a:prstTxWarp prst="textNoShape">
+                          <a:avLst/>
+                        </a:prstTxWarp>
+                        <a:noAutofit/>
+                      </wps:bodyPr>
+                    </wps:wsp>
+                  </a:graphicData>
+                </a:graphic>
+                <wp14:sizeRelH relativeFrom="margin">
+                  <wp14:pctWidth>0</wp14:pctWidth>
+                </wp14:sizeRelH>
+                <wp14:sizeRelV relativeFrom="margin">
+                  <wp14:pctHeight>0</wp14:pctHeight>
+                </wp14:sizeRelV>
+              </wp:anchor>
+            </w:drawing>
+          </mc:Choice>
+          <mc:Fallback>
+            <w:pict>
+              <v:rect w14:anchorId="242C371A" id="正方形/長方形 74" o:spid="_x0000_s1026" style="position:absolute;margin-left:401.15pt;margin-top:70.5pt;width:28.75pt;height:5.2pt;z-index:251824128;visibility:visible;mso-wrap-style:square;mso-width-percent:0;mso-height-percent:0;mso-wrap-distance-left:9pt;mso-wrap-distance-top:0;mso-wrap-distance-right:9pt;mso-wrap-distance-bottom:0;mso-position-horizontal:absolute;mso-position-horizontal-relative:text;mso-position-vertical:absolute;mso-position-vertical-relative:text;mso-width-percent:0;mso-height-percent:0;mso-width-relative:margin;mso-height-relative:margin;v-text-anchor:middle" o:gfxdata="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" fillcolor="white [3212]" stroked="f" strokeweight="1pt"/>
+            </w:pict>
+          </mc:Fallback>
+        </mc:AlternateContent>
+      </w:r>
+      <w:r>
+        <w:rPr>
+          <w:rFonts w:ascii="ＭＳ 明朝" w:hAnsi="ＭＳ 明朝"/>
+          <w:noProof/>
+        </w:rPr>
+        <mc:AlternateContent>
+          <mc:Choice Requires="wps">
+            <w:drawing>
+              <wp:anchor distT="0" distB="0" distL="114300" distR="114300" simplePos="0" relativeHeight="251822080" behindDoc="0" locked="0" layoutInCell="1" allowOverlap="1" wp14:anchorId="5B87CC0E" wp14:editId="29097964">
+                <wp:simplePos x="0" y="0"/>
+                <wp:positionH relativeFrom="column">
+                  <wp:posOffset>839779</wp:posOffset>
+                </wp:positionH>
+                <wp:positionV relativeFrom="paragraph">
+                  <wp:posOffset>881360</wp:posOffset>
+                </wp:positionV>
+                <wp:extent cx="180038" cy="71068"/>
+                <wp:effectExtent l="0" t="0" r="0" b="5715"/>
+                <wp:wrapNone/>
+                <wp:docPr id="1314212086" name="正方形/長方形 74"/>
+                <wp:cNvGraphicFramePr/>
+                <a:graphic xmlns:a="http://schemas.openxmlformats.org/drawingml/2006/main">
+                  <a:graphicData uri="http://schemas.microsoft.com/office/word/2010/wordprocessingShape">
+                    <wps:wsp>
+                      <wps:cNvSpPr/>
+                      <wps:spPr>
+                        <a:xfrm>
+                          <a:off x="0" y="0"/>
+                          <a:ext cx="180038" cy="71068"/>
+                        </a:xfrm>
+                        <a:prstGeom prst="rect">
+                          <a:avLst/>
+                        </a:prstGeom>
+                        <a:solidFill>
+                          <a:schemeClr val="bg1"/>
+                        </a:solidFill>
+                        <a:ln>
+                          <a:noFill/>
+                        </a:ln>
+                      </wps:spPr>
+                      <wps:style>
+                        <a:lnRef idx="2">
+                          <a:schemeClr val="accent1">
+                            <a:shade val="15000"/>
+                          </a:schemeClr>
+                        </a:lnRef>
+                        <a:fillRef idx="1">
+                          <a:schemeClr val="accent1"/>
+                        </a:fillRef>
+                        <a:effectRef idx="0">
+                          <a:schemeClr val="accent1"/>
+                        </a:effectRef>
+                        <a:fontRef idx="minor">
+                          <a:schemeClr val="lt1"/>
+                        </a:fontRef>
+                      </wps:style>
+                      <wps:bodyPr rot="0" spcFirstLastPara="0" vertOverflow="overflow" horzOverflow="overflow" vert="horz" wrap="square" lIns="91440" tIns="45720" rIns="91440" bIns="45720" numCol="1" spcCol="0" rtlCol="0" fromWordArt="0" anchor="ctr" anchorCtr="0" forceAA="0" compatLnSpc="1">
+                        <a:prstTxWarp prst="textNoShape">
+                          <a:avLst/>
+                        </a:prstTxWarp>
+                        <a:noAutofit/>
+                      </wps:bodyPr>
+                    </wps:wsp>
+                  </a:graphicData>
+                </a:graphic>
+                <wp14:sizeRelH relativeFrom="margin">
+                  <wp14:pctWidth>0</wp14:pctWidth>
+                </wp14:sizeRelH>
+                <wp14:sizeRelV relativeFrom="margin">
+                  <wp14:pctHeight>0</wp14:pctHeight>
+                </wp14:sizeRelV>
+              </wp:anchor>
+            </w:drawing>
+          </mc:Choice>
+          <mc:Fallback>
+            <w:pict>
+              <v:rect w14:anchorId="653A7055" id="正方形/長方形 74" o:spid="_x0000_s1026" style="position:absolute;margin-left:66.1pt;margin-top:69.4pt;width:14.2pt;height:5.6pt;z-index:251822080;visibility:visible;mso-wrap-style:square;mso-width-percent:0;mso-height-percent:0;mso-wrap-distance-left:9pt;mso-wrap-distance-top:0;mso-wrap-distance-right:9pt;mso-wrap-distance-bottom:0;mso-position-horizontal:absolute;mso-position-horizontal-relative:text;mso-position-vertical:absolute;mso-position-vertical-relative:text;mso-width-percent:0;mso-height-percent:0;mso-width-relative:margin;mso-height-relative:margin;v-text-anchor:middle" o:gfxdata="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" fillcolor="white [3212]" stroked="f" strokeweight="1pt"/>
+            </w:pict>
+          </mc:Fallback>
+        </mc:AlternateContent>
+      </w:r>
+      <w:r>
+        <w:rPr>
+          <w:rFonts w:ascii="ＭＳ 明朝" w:hAnsi="ＭＳ 明朝"/>
+          <w:noProof/>
+        </w:rPr>
+        <mc:AlternateContent>
+          <mc:Choice Requires="wps">
+            <w:drawing>
+              <wp:anchor distT="0" distB="0" distL="114300" distR="114300" simplePos="0" relativeHeight="251820032" behindDoc="0" locked="0" layoutInCell="1" allowOverlap="1" wp14:anchorId="0D579E1D" wp14:editId="7645FE76">
+                <wp:simplePos x="0" y="0"/>
+                <wp:positionH relativeFrom="column">
+                  <wp:posOffset>3976219</wp:posOffset>
+                </wp:positionH>
+                <wp:positionV relativeFrom="paragraph">
+                  <wp:posOffset>483383</wp:posOffset>
+                </wp:positionV>
+                <wp:extent cx="265318" cy="56854"/>
+                <wp:effectExtent l="0" t="0" r="1905" b="635"/>
+                <wp:wrapNone/>
+                <wp:docPr id="55115902" name="正方形/長方形 74"/>
+                <wp:cNvGraphicFramePr/>
+                <a:graphic xmlns:a="http://schemas.openxmlformats.org/drawingml/2006/main">
+                  <a:graphicData uri="http://schemas.microsoft.com/office/word/2010/wordprocessingShape">
+                    <wps:wsp>
+                      <wps:cNvSpPr/>
+                      <wps:spPr>
+                        <a:xfrm>
+                          <a:off x="0" y="0"/>
+                          <a:ext cx="265318" cy="56854"/>
+                        </a:xfrm>
+                        <a:prstGeom prst="rect">
+                          <a:avLst/>
+                        </a:prstGeom>
+                        <a:solidFill>
+                          <a:schemeClr val="bg1"/>
+                        </a:solidFill>
+                        <a:ln>
+                          <a:noFill/>
+                        </a:ln>
+                      </wps:spPr>
+                      <wps:style>
+                        <a:lnRef idx="2">
+                          <a:schemeClr val="accent1">
+                            <a:shade val="15000"/>
+                          </a:schemeClr>
+                        </a:lnRef>
+                        <a:fillRef idx="1">
+                          <a:schemeClr val="accent1"/>
+                        </a:fillRef>
+                        <a:effectRef idx="0">
+                          <a:schemeClr val="accent1"/>
+                        </a:effectRef>
+                        <a:fontRef idx="minor">
+                          <a:schemeClr val="lt1"/>
+                        </a:fontRef>
+                      </wps:style>
+                      <wps:bodyPr rot="0" spcFirstLastPara="0" vertOverflow="overflow" horzOverflow="overflow" vert="horz" wrap="square" lIns="91440" tIns="45720" rIns="91440" bIns="45720" numCol="1" spcCol="0" rtlCol="0" fromWordArt="0" anchor="ctr" anchorCtr="0" forceAA="0" compatLnSpc="1">
+                        <a:prstTxWarp prst="textNoShape">
+                          <a:avLst/>
+                        </a:prstTxWarp>
+                        <a:noAutofit/>
+                      </wps:bodyPr>
+                    </wps:wsp>
+                  </a:graphicData>
+                </a:graphic>
+                <wp14:sizeRelH relativeFrom="margin">
+                  <wp14:pctWidth>0</wp14:pctWidth>
+                </wp14:sizeRelH>
+                <wp14:sizeRelV relativeFrom="margin">
+                  <wp14:pctHeight>0</wp14:pctHeight>
+                </wp14:sizeRelV>
+              </wp:anchor>
+            </w:drawing>
+          </mc:Choice>
+          <mc:Fallback>
+            <w:pict>
+              <v:rect w14:anchorId="43A4E004" id="正方形/長方形 74" o:spid="_x0000_s1026" style="position:absolute;margin-left:313.1pt;margin-top:38.05pt;width:20.9pt;height:4.5pt;z-index:251820032;visibility:visible;mso-wrap-style:square;mso-width-percent:0;mso-height-percent:0;mso-wrap-distance-left:9pt;mso-wrap-distance-top:0;mso-wrap-distance-right:9pt;mso-wrap-distance-bottom:0;mso-position-horizontal:absolute;mso-position-horizontal-relative:text;mso-position-vertical:absolute;mso-position-vertical-relative:text;mso-width-percent:0;mso-height-percent:0;mso-width-relative:margin;mso-height-relative:margin;v-text-anchor:middle" o:gfxdata="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" fillcolor="white [3212]" stroked="f" strokeweight="1pt"/>
+            </w:pict>
+          </mc:Fallback>
+        </mc:AlternateContent>
+      </w:r>
+      <w:r>
+        <w:rPr>
+          <w:rFonts w:ascii="ＭＳ 明朝" w:hAnsi="ＭＳ 明朝"/>
+          <w:noProof/>
+        </w:rPr>
+        <mc:AlternateContent>
+          <mc:Choice Requires="wps">
+            <w:drawing>
+              <wp:anchor distT="0" distB="0" distL="114300" distR="114300" simplePos="0" relativeHeight="251817984" behindDoc="0" locked="0" layoutInCell="1" allowOverlap="1" wp14:anchorId="22734B93" wp14:editId="5BEAF1C1">
+                <wp:simplePos x="0" y="0"/>
+                <wp:positionH relativeFrom="column">
+                  <wp:posOffset>2166370</wp:posOffset>
+                </wp:positionH>
+                <wp:positionV relativeFrom="paragraph">
+                  <wp:posOffset>483383</wp:posOffset>
+                </wp:positionV>
+                <wp:extent cx="85281" cy="66330"/>
+                <wp:effectExtent l="0" t="0" r="0" b="0"/>
+                <wp:wrapNone/>
+                <wp:docPr id="1122975608" name="正方形/長方形 74"/>
+                <wp:cNvGraphicFramePr/>
+                <a:graphic xmlns:a="http://schemas.openxmlformats.org/drawingml/2006/main">
+                  <a:graphicData uri="http://schemas.microsoft.com/office/word/2010/wordprocessingShape">
+                    <wps:wsp>
+                      <wps:cNvSpPr/>
+                      <wps:spPr>
+                        <a:xfrm>
+                          <a:off x="0" y="0"/>
+                          <a:ext cx="85281" cy="66330"/>
+                        </a:xfrm>
+                        <a:prstGeom prst="rect">
+                          <a:avLst/>
+                        </a:prstGeom>
+                        <a:solidFill>
+                          <a:schemeClr val="bg1"/>
+                        </a:solidFill>
+                        <a:ln>
+                          <a:noFill/>
+                        </a:ln>
+                      </wps:spPr>
+                      <wps:style>
+                        <a:lnRef idx="2">
+                          <a:schemeClr val="accent1">
+                            <a:shade val="15000"/>
+                          </a:schemeClr>
+                        </a:lnRef>
+                        <a:fillRef idx="1">
+                          <a:schemeClr val="accent1"/>
+                        </a:fillRef>
+                        <a:effectRef idx="0">
+                          <a:schemeClr val="accent1"/>
+                        </a:effectRef>
+                        <a:fontRef idx="minor">
+                          <a:schemeClr val="lt1"/>
+                        </a:fontRef>
+                      </wps:style>
+                      <wps:bodyPr rot="0" spcFirstLastPara="0" vertOverflow="overflow" horzOverflow="overflow" vert="horz" wrap="square" lIns="91440" tIns="45720" rIns="91440" bIns="45720" numCol="1" spcCol="0" rtlCol="0" fromWordArt="0" anchor="ctr" anchorCtr="0" forceAA="0" compatLnSpc="1">
+                        <a:prstTxWarp prst="textNoShape">
+                          <a:avLst/>
+                        </a:prstTxWarp>
+                        <a:noAutofit/>
+                      </wps:bodyPr>
+                    </wps:wsp>
+                  </a:graphicData>
+                </a:graphic>
+                <wp14:sizeRelH relativeFrom="margin">
+                  <wp14:pctWidth>0</wp14:pctWidth>
+                </wp14:sizeRelH>
+                <wp14:sizeRelV relativeFrom="margin">
+                  <wp14:pctHeight>0</wp14:pctHeight>
+                </wp14:sizeRelV>
+              </wp:anchor>
+            </w:drawing>
+          </mc:Choice>
+          <mc:Fallback>
+            <w:pict>
+              <v:rect w14:anchorId="52B683B3" id="正方形/長方形 74" o:spid="_x0000_s1026" style="position:absolute;margin-left:170.6pt;margin-top:38.05pt;width:6.7pt;height:5.2pt;z-index:251817984;visibility:visible;mso-wrap-style:square;mso-width-percent:0;mso-height-percent:0;mso-wrap-distance-left:9pt;mso-wrap-distance-top:0;mso-wrap-distance-right:9pt;mso-wrap-distance-bottom:0;mso-position-horizontal:absolute;mso-position-horizontal-relative:text;mso-position-vertical:absolute;mso-position-vertical-relative:text;mso-width-percent:0;mso-height-percent:0;mso-width-relative:margin;mso-height-relative:margin;v-text-anchor:middle" o:gfxdata="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" fillcolor="white [3212]" stroked="f" strokeweight="1pt"/>
+            </w:pict>
+          </mc:Fallback>
+        </mc:AlternateContent>
+      </w:r>
+      <w:r>
+        <w:rPr>
+          <w:rFonts w:ascii="ＭＳ 明朝" w:hAnsi="ＭＳ 明朝"/>
+        </w:rPr>
+        <w:drawing>
+          <wp:inline distT="0" distB="0" distL="0" distR="0" wp14:anchorId="6FF534AE" wp14:editId="2EEC6E1A">
+            <wp:extent cx="4846794" cy="2975910"/>
+            <wp:effectExtent l="19050" t="19050" r="11430" b="15240"/>
+            <wp:docPr id="441694696" name="図 1"/>
+            <wp:cNvGraphicFramePr>
+              <a:graphicFrameLocks xmlns:a="http://schemas.openxmlformats.org/drawingml/2006/main" noChangeAspect="1"/>
+            </wp:cNvGraphicFramePr>
+            <a:graphic xmlns:a="http://schemas.openxmlformats.org/drawingml/2006/main">
+              <a:graphicData uri="http://schemas.openxmlformats.org/drawingml/2006/picture">
+                <pic:pic xmlns:pic="http://schemas.openxmlformats.org/drawingml/2006/picture">
+                  <pic:nvPicPr>
+                    <pic:cNvPr id="441694696" name=""/>
+                    <pic:cNvPicPr/>
+                  </pic:nvPicPr>
+                  <pic:blipFill>
+                    <a:blip r:embed="rId29"/>
+                    <a:stretch>
+                      <a:fillRect/>
+                    </a:stretch>
+                  </pic:blipFill>
+                  <pic:spPr>
+                    <a:xfrm>
+                      <a:off x="0" y="0"/>
+                      <a:ext cx="4863009" cy="2985866"/>
+                    </a:xfrm>
+                    <a:prstGeom prst="rect">
+                      <a:avLst/>
+                    </a:prstGeom>
+                    <a:ln>
+                      <a:solidFill>
+                        <a:schemeClr val="tx1"/>
+                      </a:solidFill>
+                    </a:ln>
+                  </pic:spPr>
+                </pic:pic>
+              </a:graphicData>
+            </a:graphic>
+          </wp:inline>
+        </w:drawing>
+      </w:r>
+    </w:p>
+    <w:p>
+      <w:pPr>
+        <w:rPr>
+          <w:rFonts w:ascii="ＭＳ 明朝" w:hAnsi="ＭＳ 明朝"/>
+        </w:rPr>
+      </w:pPr>
+    </w:p>
+    <w:p>
+      <w:pPr>
+        <w:rPr>
+          <w:rFonts w:ascii="ＭＳ 明朝" w:hAnsi="ＭＳ 明朝"/>
+        </w:rPr>
+      </w:pPr>
+    </w:p>
+    <w:p>
+      <w:pPr>
+        <w:rPr>
+          <w:rFonts w:ascii="ＭＳ 明朝" w:hAnsi="ＭＳ 明朝"/>
+        </w:rPr>
+      </w:pPr>
+      <w:r>
+        <w:rPr>
+          <w:rFonts w:ascii="ＭＳ 明朝" w:hAnsi="ＭＳ 明朝"/>
+        </w:rPr>
+        <w:br w:type="page"/>
+      </w:r>
+    </w:p>
+    <w:p>
+      <w:pPr>
+        <w:pStyle w:val="a0"/>
+      </w:pPr>
+      <w:r>
+        <w:rPr>
+          <w:rFonts w:hint="eastAsia"/>
+        </w:rPr>
+        <w:lastRenderedPageBreak/>
+        <w:t>質問調査用ダッシュボード（学校用）</w:t>
+      </w:r>
+    </w:p>
+    <w:p>
+      <w:pPr>
+        <w:pStyle w:val="a1"/>
+      </w:pPr>
+      <w:r>
+        <w:rPr>
+          <w:rFonts w:hint="eastAsia"/>
+        </w:rPr>
+        <w:t>ダッシュボードの起動とファイルの読み込み</w:t>
+      </w:r>
+    </w:p>
+    <w:p>
+      <w:pPr>
+        <w:rPr>
+          <w:rFonts w:ascii="ＭＳ 明朝" w:hAnsi="ＭＳ 明朝"/>
+        </w:rPr>
+      </w:pPr>
+    </w:p>
+    <w:p>
+      <w:pPr>
+        <w:rPr>
+          <w:rFonts w:ascii="ＭＳ 明朝" w:hAnsi="ＭＳ 明朝"/>
+        </w:rPr>
+      </w:pPr>
+      <w:r>
+        <w:rPr>
+          <w:rFonts w:ascii="ＭＳ 明朝" w:hAnsi="ＭＳ 明朝" w:hint="eastAsia"/>
+        </w:rPr>
+        <w:t xml:space="preserve">　ダウンロードしたZipフォルダを展開すると、以下のようなファイルがあります。</w:t>
+      </w:r>
+    </w:p>
+    <w:p>
+      <w:pPr>
+        <w:rPr>
+          <w:rFonts w:ascii="ＭＳ 明朝" w:hAnsi="ＭＳ 明朝"/>
+        </w:rPr>
+      </w:pPr>
+      <w:r>
+        <w:rPr>
+          <w:rFonts w:ascii="ＭＳ 明朝" w:hAnsi="ＭＳ 明朝" w:hint="eastAsia"/>
+        </w:rPr>
+        <w:t xml:space="preserve">　「survey-dashboard-</w:t>
+      </w:r>
+      <w:r>
+        <w:rPr>
+          <w:rFonts w:ascii="ＭＳ 明朝" w:hAnsi="ＭＳ 明朝" w:hint="eastAsia"/>
+        </w:rPr>
+        <w:t>admin</w:t>
+      </w:r>
+      <w:r>
+        <w:rPr>
+          <w:rFonts w:ascii="ＭＳ 明朝" w:hAnsi="ＭＳ 明朝" w:hint="eastAsia"/>
+        </w:rPr>
+        <w:t>-q」をダブルクリックします。</w:t>
+      </w:r>
+    </w:p>
+    <w:p>
+      <w:pPr>
+        <w:rPr>
+          <w:rFonts w:ascii="ＭＳ 明朝" w:hAnsi="ＭＳ 明朝"/>
+        </w:rPr>
+      </w:pPr>
+    </w:p>
+    <w:p>
+      <w:pPr>
+        <w:rPr>
+          <w:rFonts w:ascii="ＭＳ 明朝" w:hAnsi="ＭＳ 明朝"/>
+        </w:rPr>
+      </w:pPr>
+      <w:r>
+        <w:rPr>
+          <w:rFonts w:ascii="ＭＳ 明朝" w:hAnsi="ＭＳ 明朝" w:hint="eastAsia"/>
+          <w:noProof/>
+        </w:rPr>
+        <mc:AlternateContent>
+          <mc:Choice Requires="wps">
+            <w:drawing>
+              <wp:anchor distT="0" distB="0" distL="114300" distR="114300" simplePos="0" relativeHeight="251749376" behindDoc="0" locked="0" layoutInCell="1" allowOverlap="1" wp14:anchorId="3F19A6D6" wp14:editId="2D323E53">
+                <wp:simplePos x="0" y="0"/>
+                <wp:positionH relativeFrom="column">
+                  <wp:posOffset>2173321</wp:posOffset>
+                </wp:positionH>
+                <wp:positionV relativeFrom="paragraph">
+                  <wp:posOffset>345629</wp:posOffset>
+                </wp:positionV>
+                <wp:extent cx="380190" cy="290641"/>
+                <wp:effectExtent l="38100" t="0" r="20320" b="52705"/>
                 <wp:wrapNone/>
                 <wp:docPr id="454453269" name="直線矢印コネクタ 3"/>
                 <wp:cNvGraphicFramePr/>
@@ -15911,7 +14291,7 @@
                       <wps:spPr>
                         <a:xfrm flipH="1">
                           <a:off x="0" y="0"/>
-                          <a:ext cx="552450" cy="86360"/>
+                          <a:ext cx="380190" cy="290641"/>
                         </a:xfrm>
                         <a:prstGeom prst="straightConnector1">
                           <a:avLst/>
@@ -15952,11 +14332,11 @@
           </mc:Choice>
           <mc:Fallback>
             <w:pict>
-              <v:shapetype w14:anchorId="714A0103" id="_x0000_t32" coordsize="21600,21600" o:spt="32" o:oned="t" path="m,l21600,21600e" filled="f">
+              <v:shapetype w14:anchorId="4C2A23B6" id="_x0000_t32" coordsize="21600,21600" o:spt="32" o:oned="t" path="m,l21600,21600e" filled="f">
                 <v:path arrowok="t" fillok="f" o:connecttype="none"/>
                 <o:lock v:ext="edit" shapetype="t"/>
               </v:shapetype>
-              <v:shape id="直線矢印コネクタ 3" o:spid="_x0000_s1026" type="#_x0000_t32" style="position:absolute;margin-left:185.25pt;margin-top:47.8pt;width:43.5pt;height:6.8pt;flip:x;z-index:251749376;visibility:visible;mso-wrap-style:square;mso-width-percent:0;mso-height-percent:0;mso-wrap-distance-left:9pt;mso-wrap-distance-top:0;mso-wrap-distance-right:9pt;mso-wrap-distance-bottom:0;mso-position-horizontal:absolute;mso-position-horizontal-relative:text;mso-position-vertical:absolute;mso-position-vertical-relative:text;mso-width-percent:0;mso-height-percent:0;mso-width-relative:margin;mso-height-relative:margin" o:gfxdata="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" strokecolor="#e00" strokeweight=".5pt">
+              <v:shape id="直線矢印コネクタ 3" o:spid="_x0000_s1026" type="#_x0000_t32" style="position:absolute;margin-left:171.15pt;margin-top:27.2pt;width:29.95pt;height:22.9pt;flip:x;z-index:251749376;visibility:visible;mso-wrap-style:square;mso-width-percent:0;mso-height-percent:0;mso-wrap-distance-left:9pt;mso-wrap-distance-top:0;mso-wrap-distance-right:9pt;mso-wrap-distance-bottom:0;mso-position-horizontal:absolute;mso-position-horizontal-relative:text;mso-position-vertical:absolute;mso-position-vertical-relative:text;mso-width-percent:0;mso-height-percent:0;mso-width-relative:margin;mso-height-relative:margin" o:gfxdata="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" strokecolor="#e00" strokeweight=".5pt">
                 <v:stroke endarrow="block" joinstyle="miter"/>
               </v:shape>
             </w:pict>
@@ -15971,13 +14351,13 @@
         <mc:AlternateContent>
           <mc:Choice Requires="wps">
             <w:drawing>
-              <wp:anchor distT="0" distB="0" distL="114300" distR="114300" simplePos="0" relativeHeight="251748352" behindDoc="0" locked="0" layoutInCell="1" allowOverlap="1" wp14:anchorId="79B19EAD" wp14:editId="6CE56BFC">
+              <wp:anchor distT="0" distB="0" distL="114300" distR="114300" simplePos="0" relativeHeight="251748352" behindDoc="0" locked="0" layoutInCell="1" allowOverlap="1" wp14:anchorId="79B19EAD" wp14:editId="48F399EF">
                 <wp:simplePos x="0" y="0"/>
                 <wp:positionH relativeFrom="column">
-                  <wp:posOffset>2914650</wp:posOffset>
+                  <wp:posOffset>2557672</wp:posOffset>
                 </wp:positionH>
                 <wp:positionV relativeFrom="paragraph">
-                  <wp:posOffset>391160</wp:posOffset>
+                  <wp:posOffset>163236</wp:posOffset>
                 </wp:positionV>
                 <wp:extent cx="1146553" cy="383764"/>
                 <wp:effectExtent l="0" t="0" r="15875" b="16510"/>
@@ -16041,7 +14421,7 @@
           </mc:Choice>
           <mc:Fallback>
             <w:pict>
-              <v:shape w14:anchorId="79B19EAD" id="_x0000_s1057" type="#_x0000_t202" style="position:absolute;left:0;text-align:left;margin-left:229.5pt;margin-top:30.8pt;width:90.3pt;height:30.2pt;z-index:251748352;visibility:visible;mso-wrap-style:square;mso-width-percent:0;mso-wrap-distance-left:9pt;mso-wrap-distance-top:0;mso-wrap-distance-right:9pt;mso-wrap-distance-bottom:0;mso-position-horizontal:absolute;mso-position-horizontal-relative:text;mso-position-vertical:absolute;mso-position-vertical-relative:text;mso-width-percent:0;mso-width-relative:margin;v-text-anchor:middle" o:gfxdata="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" fillcolor="white [3201]" strokecolor="#e00" strokeweight=".5pt">
+              <v:shape w14:anchorId="79B19EAD" id="_x0000_s1049" type="#_x0000_t202" style="position:absolute;left:0;text-align:left;margin-left:201.4pt;margin-top:12.85pt;width:90.3pt;height:30.2pt;z-index:251748352;visibility:visible;mso-wrap-style:square;mso-width-percent:0;mso-wrap-distance-left:9pt;mso-wrap-distance-top:0;mso-wrap-distance-right:9pt;mso-wrap-distance-bottom:0;mso-position-horizontal:absolute;mso-position-horizontal-relative:text;mso-position-vertical:absolute;mso-position-vertical-relative:text;mso-width-percent:0;mso-width-relative:margin;v-text-anchor:middle" o:gfxdata="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" fillcolor="white [3201]" strokecolor="#e00" strokeweight=".5pt">
                 <v:textbox>
                   <w:txbxContent>
                     <w:p>
@@ -16069,19 +14449,246 @@
       <w:r>
         <w:rPr>
           <w:rFonts w:ascii="ＭＳ 明朝" w:hAnsi="ＭＳ 明朝" w:hint="eastAsia"/>
+          <w:noProof/>
+        </w:rPr>
+        <mc:AlternateContent>
+          <mc:Choice Requires="wps">
+            <w:drawing>
+              <wp:anchor distT="0" distB="0" distL="114300" distR="114300" simplePos="0" relativeHeight="251852800" behindDoc="0" locked="0" layoutInCell="1" allowOverlap="1" wp14:anchorId="32DF1A71" wp14:editId="41283C8B">
+                <wp:simplePos x="0" y="0"/>
+                <wp:positionH relativeFrom="column">
+                  <wp:posOffset>3463047</wp:posOffset>
+                </wp:positionH>
+                <wp:positionV relativeFrom="paragraph">
+                  <wp:posOffset>640202</wp:posOffset>
+                </wp:positionV>
+                <wp:extent cx="2954655" cy="913765"/>
+                <wp:effectExtent l="19050" t="19050" r="17145" b="362585"/>
+                <wp:wrapNone/>
+                <wp:docPr id="321283263" name="吹き出し: 角を丸めた四角形 5"/>
+                <wp:cNvGraphicFramePr/>
+                <a:graphic xmlns:a="http://schemas.openxmlformats.org/drawingml/2006/main">
+                  <a:graphicData uri="http://schemas.microsoft.com/office/word/2010/wordprocessingShape">
+                    <wps:wsp>
+                      <wps:cNvSpPr/>
+                      <wps:spPr>
+                        <a:xfrm>
+                          <a:off x="0" y="0"/>
+                          <a:ext cx="2954655" cy="913765"/>
+                        </a:xfrm>
+                        <a:prstGeom prst="wedgeRoundRectCallout">
+                          <a:avLst>
+                            <a:gd name="adj1" fmla="val -39868"/>
+                            <a:gd name="adj2" fmla="val 85400"/>
+                            <a:gd name="adj3" fmla="val 16667"/>
+                          </a:avLst>
+                        </a:prstGeom>
+                        <a:solidFill>
+                          <a:schemeClr val="bg1"/>
+                        </a:solidFill>
+                        <a:ln w="38100">
+                          <a:solidFill>
+                            <a:srgbClr val="EE0000"/>
+                          </a:solidFill>
+                        </a:ln>
+                      </wps:spPr>
+                      <wps:style>
+                        <a:lnRef idx="2">
+                          <a:schemeClr val="accent1">
+                            <a:shade val="15000"/>
+                          </a:schemeClr>
+                        </a:lnRef>
+                        <a:fillRef idx="1">
+                          <a:schemeClr val="accent1"/>
+                        </a:fillRef>
+                        <a:effectRef idx="0">
+                          <a:schemeClr val="accent1"/>
+                        </a:effectRef>
+                        <a:fontRef idx="minor">
+                          <a:schemeClr val="lt1"/>
+                        </a:fontRef>
+                      </wps:style>
+                      <wps:txbx>
+                        <w:txbxContent>
+                          <w:p>
+                            <w:pPr>
+                              <w:jc w:val="center"/>
+                              <w:rPr>
+                                <w:color w:val="EE0000"/>
+                              </w:rPr>
+                            </w:pPr>
+                            <w:r>
+                              <w:rPr>
+                                <w:rFonts w:hint="eastAsia"/>
+                                <w:color w:val="EE0000"/>
+                              </w:rPr>
+                              <w:t>画面は「県学調」の例です。</w:t>
+                            </w:r>
+                          </w:p>
+                          <w:p>
+                            <w:pPr>
+                              <w:jc w:val="center"/>
+                              <w:rPr>
+                                <w:color w:val="EE0000"/>
+                              </w:rPr>
+                            </w:pPr>
+                            <w:r>
+                              <w:rPr>
+                                <w:rFonts w:hint="eastAsia"/>
+                                <w:color w:val="EE0000"/>
+                              </w:rPr>
+                              <w:t>CBT</w:t>
+                            </w:r>
+                            <w:r>
+                              <w:rPr>
+                                <w:rFonts w:hint="eastAsia"/>
+                                <w:color w:val="EE0000"/>
+                              </w:rPr>
+                              <w:t>トライアルの場合は</w:t>
+                            </w:r>
+                          </w:p>
+                          <w:p>
+                            <w:pPr>
+                              <w:jc w:val="center"/>
+                              <w:rPr>
+                                <w:color w:val="EE0000"/>
+                              </w:rPr>
+                            </w:pPr>
+                            <w:r>
+                              <w:rPr>
+                                <w:rFonts w:hint="eastAsia"/>
+                                <w:color w:val="EE0000"/>
+                              </w:rPr>
+                              <w:t>「</w:t>
+                            </w:r>
+                            <w:r>
+                              <w:rPr>
+                                <w:rFonts w:hint="eastAsia"/>
+                                <w:color w:val="EE0000"/>
+                              </w:rPr>
+                              <w:t>CBT</w:t>
+                            </w:r>
+                            <w:r>
+                              <w:rPr>
+                                <w:rFonts w:hint="eastAsia"/>
+                                <w:color w:val="EE0000"/>
+                              </w:rPr>
+                              <w:t>トライアル」に読み替えてください</w:t>
+                            </w:r>
+                          </w:p>
+                        </w:txbxContent>
+                      </wps:txbx>
+                      <wps:bodyPr rot="0" spcFirstLastPara="0" vertOverflow="overflow" horzOverflow="overflow" vert="horz" wrap="square" lIns="91440" tIns="45720" rIns="91440" bIns="45720" numCol="1" spcCol="0" rtlCol="0" fromWordArt="0" anchor="ctr" anchorCtr="0" forceAA="0" compatLnSpc="1">
+                        <a:prstTxWarp prst="textNoShape">
+                          <a:avLst/>
+                        </a:prstTxWarp>
+                        <a:noAutofit/>
+                      </wps:bodyPr>
+                    </wps:wsp>
+                  </a:graphicData>
+                </a:graphic>
+                <wp14:sizeRelH relativeFrom="margin">
+                  <wp14:pctWidth>0</wp14:pctWidth>
+                </wp14:sizeRelH>
+                <wp14:sizeRelV relativeFrom="margin">
+                  <wp14:pctHeight>0</wp14:pctHeight>
+                </wp14:sizeRelV>
+              </wp:anchor>
+            </w:drawing>
+          </mc:Choice>
+          <mc:Fallback>
+            <w:pict>
+              <v:shape w14:anchorId="32DF1A71" id="_x0000_s1050" type="#_x0000_t62" style="position:absolute;left:0;text-align:left;margin-left:272.7pt;margin-top:50.4pt;width:232.65pt;height:71.95pt;z-index:251852800;visibility:visible;mso-wrap-style:square;mso-width-percent:0;mso-height-percent:0;mso-wrap-distance-left:9pt;mso-wrap-distance-top:0;mso-wrap-distance-right:9pt;mso-wrap-distance-bottom:0;mso-position-horizontal:absolute;mso-position-horizontal-relative:text;mso-position-vertical:absolute;mso-position-vertical-relative:text;mso-width-percent:0;mso-height-percent:0;mso-width-relative:margin;mso-height-relative:margin;v-text-anchor:middle" o:gfxdata="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" adj="2189,29246" fillcolor="white [3212]" strokecolor="#e00" strokeweight="3pt">
+                <v:textbox>
+                  <w:txbxContent>
+                    <w:p>
+                      <w:pPr>
+                        <w:jc w:val="center"/>
+                        <w:rPr>
+                          <w:color w:val="EE0000"/>
+                        </w:rPr>
+                      </w:pPr>
+                      <w:r>
+                        <w:rPr>
+                          <w:rFonts w:hint="eastAsia"/>
+                          <w:color w:val="EE0000"/>
+                        </w:rPr>
+                        <w:t>画面は「県学調」の例です。</w:t>
+                      </w:r>
+                    </w:p>
+                    <w:p>
+                      <w:pPr>
+                        <w:jc w:val="center"/>
+                        <w:rPr>
+                          <w:color w:val="EE0000"/>
+                        </w:rPr>
+                      </w:pPr>
+                      <w:r>
+                        <w:rPr>
+                          <w:rFonts w:hint="eastAsia"/>
+                          <w:color w:val="EE0000"/>
+                        </w:rPr>
+                        <w:t>CBT</w:t>
+                      </w:r>
+                      <w:r>
+                        <w:rPr>
+                          <w:rFonts w:hint="eastAsia"/>
+                          <w:color w:val="EE0000"/>
+                        </w:rPr>
+                        <w:t>トライアルの場合は</w:t>
+                      </w:r>
+                    </w:p>
+                    <w:p>
+                      <w:pPr>
+                        <w:jc w:val="center"/>
+                        <w:rPr>
+                          <w:color w:val="EE0000"/>
+                        </w:rPr>
+                      </w:pPr>
+                      <w:r>
+                        <w:rPr>
+                          <w:rFonts w:hint="eastAsia"/>
+                          <w:color w:val="EE0000"/>
+                        </w:rPr>
+                        <w:t>「</w:t>
+                      </w:r>
+                      <w:r>
+                        <w:rPr>
+                          <w:rFonts w:hint="eastAsia"/>
+                          <w:color w:val="EE0000"/>
+                        </w:rPr>
+                        <w:t>CBT</w:t>
+                      </w:r>
+                      <w:r>
+                        <w:rPr>
+                          <w:rFonts w:hint="eastAsia"/>
+                          <w:color w:val="EE0000"/>
+                        </w:rPr>
+                        <w:t>トライアル」に読み替えてください</w:t>
+                      </w:r>
+                    </w:p>
+                  </w:txbxContent>
+                </v:textbox>
+              </v:shape>
+            </w:pict>
+          </mc:Fallback>
+        </mc:AlternateContent>
+      </w:r>
+      <w:r>
+        <w:rPr>
+          <w:rFonts w:ascii="ＭＳ 明朝" w:hAnsi="ＭＳ 明朝" w:hint="eastAsia"/>
         </w:rPr>
         <w:t xml:space="preserve">　</w:t>
       </w:r>
       <w:r>
         <w:rPr>
           <w:rFonts w:ascii="ＭＳ 明朝" w:hAnsi="ＭＳ 明朝"/>
-          <w:noProof/>
         </w:rPr>
         <w:drawing>
-          <wp:inline distT="0" distB="0" distL="0" distR="0" wp14:anchorId="1517D887" wp14:editId="71B86730">
-            <wp:extent cx="2638425" cy="846455"/>
-            <wp:effectExtent l="19050" t="19050" r="28575" b="10795"/>
-            <wp:docPr id="1529850425" name="図 1"/>
+          <wp:inline distT="0" distB="0" distL="0" distR="0" wp14:anchorId="4DBF3848" wp14:editId="4E8A8F79">
+            <wp:extent cx="2057687" cy="876422"/>
+            <wp:effectExtent l="19050" t="19050" r="19050" b="19050"/>
+            <wp:docPr id="1060677222" name="図 1"/>
             <wp:cNvGraphicFramePr>
               <a:graphicFrameLocks xmlns:a="http://schemas.openxmlformats.org/drawingml/2006/main" noChangeAspect="1"/>
             </wp:cNvGraphicFramePr>
@@ -16089,53 +14696,28 @@
               <a:graphicData uri="http://schemas.openxmlformats.org/drawingml/2006/picture">
                 <pic:pic xmlns:pic="http://schemas.openxmlformats.org/drawingml/2006/picture">
                   <pic:nvPicPr>
-                    <pic:cNvPr id="1529850425" name=""/>
+                    <pic:cNvPr id="1060677222" name=""/>
                     <pic:cNvPicPr/>
                   </pic:nvPicPr>
-                  <pic:blipFill rotWithShape="1">
-                    <a:blip r:embed="rId36"/>
-                    <a:srcRect r="28778"/>
+                  <pic:blipFill>
+                    <a:blip r:embed="rId30"/>
                     <a:stretch>
                       <a:fillRect/>
                     </a:stretch>
                   </pic:blipFill>
-                  <pic:spPr bwMode="auto">
+                  <pic:spPr>
                     <a:xfrm>
                       <a:off x="0" y="0"/>
-                      <a:ext cx="2663648" cy="854547"/>
+                      <a:ext cx="2057687" cy="876422"/>
                     </a:xfrm>
                     <a:prstGeom prst="rect">
                       <a:avLst/>
                     </a:prstGeom>
-                    <a:ln w="9525" cap="flat" cmpd="sng" algn="ctr">
+                    <a:ln>
                       <a:solidFill>
-                        <a:sysClr val="windowText" lastClr="000000"/>
+                        <a:schemeClr val="tx1"/>
                       </a:solidFill>
-                      <a:prstDash val="solid"/>
-                      <a:round/>
-                      <a:headEnd type="none" w="med" len="med"/>
-                      <a:tailEnd type="none" w="med" len="med"/>
-                      <a:extLst>
-                        <a:ext uri="{C807C97D-BFC1-408E-A445-0C87EB9F89A2}">
-                          <ask:lineSketchStyleProps xmlns:ask="http://schemas.microsoft.com/office/drawing/2018/sketchyshapes" sd="0">
-                            <a:custGeom>
-                              <a:avLst/>
-                              <a:gdLst/>
-                              <a:ahLst/>
-                              <a:cxnLst/>
-                              <a:rect l="0" t="0" r="0" b="0"/>
-                              <a:pathLst/>
-                            </a:custGeom>
-                            <ask:type/>
-                          </ask:lineSketchStyleProps>
-                        </a:ext>
-                      </a:extLst>
                     </a:ln>
-                    <a:extLst>
-                      <a:ext uri="{53640926-AAD7-44D8-BBD7-CCE9431645EC}">
-                        <a14:shadowObscured xmlns:a14="http://schemas.microsoft.com/office/drawing/2010/main"/>
-                      </a:ext>
-                    </a:extLst>
                   </pic:spPr>
                 </pic:pic>
               </a:graphicData>
@@ -16275,7 +14857,7 @@
           </mc:Choice>
           <mc:Fallback>
             <w:pict>
-              <v:shape w14:anchorId="4A394506" id="_x0000_s1058" type="#_x0000_t202" style="position:absolute;left:0;text-align:left;margin-left:95.35pt;margin-top:6.85pt;width:114.15pt;height:30.2pt;z-index:251753472;visibility:visible;mso-wrap-style:square;mso-width-percent:0;mso-wrap-distance-left:9pt;mso-wrap-distance-top:0;mso-wrap-distance-right:9pt;mso-wrap-distance-bottom:0;mso-position-horizontal:absolute;mso-position-horizontal-relative:text;mso-position-vertical:absolute;mso-position-vertical-relative:text;mso-width-percent:0;mso-width-relative:margin;v-text-anchor:middle" o:gfxdata="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" fillcolor="white [3201]" strokecolor="#e00" strokeweight=".5pt">
+              <v:shape w14:anchorId="4A394506" id="_x0000_s1051" type="#_x0000_t202" style="position:absolute;left:0;text-align:left;margin-left:95.35pt;margin-top:6.85pt;width:114.15pt;height:30.2pt;z-index:251753472;visibility:visible;mso-wrap-style:square;mso-width-percent:0;mso-wrap-distance-left:9pt;mso-wrap-distance-top:0;mso-wrap-distance-right:9pt;mso-wrap-distance-bottom:0;mso-position-horizontal:absolute;mso-position-horizontal-relative:text;mso-position-vertical:absolute;mso-position-vertical-relative:text;mso-width-percent:0;mso-width-relative:margin;v-text-anchor:middle" o:gfxdata="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" fillcolor="white [3201]" strokecolor="#e00" strokeweight=".5pt">
                 <v:textbox>
                   <w:txbxContent>
                     <w:p>
@@ -16460,7 +15042,7 @@
                     <pic:cNvPicPr/>
                   </pic:nvPicPr>
                   <pic:blipFill>
-                    <a:blip r:embed="rId37"/>
+                    <a:blip r:embed="rId31"/>
                     <a:stretch>
                       <a:fillRect/>
                     </a:stretch>
@@ -16512,7 +15094,7 @@
                     <pic:cNvPicPr/>
                   </pic:nvPicPr>
                   <pic:blipFill rotWithShape="1">
-                    <a:blip r:embed="rId38"/>
+                    <a:blip r:embed="rId32"/>
                     <a:srcRect r="30342"/>
                     <a:stretch>
                       <a:fillRect/>
@@ -16687,7 +15269,7 @@
           </mc:Choice>
           <mc:Fallback>
             <w:pict>
-              <v:shape w14:anchorId="5C44D511" id="_x0000_s1059" type="#_x0000_t62" style="position:absolute;left:0;text-align:left;margin-left:389.45pt;margin-top:4.05pt;width:110.25pt;height:53.2pt;z-index:251758592;visibility:visible;mso-wrap-style:square;mso-width-percent:0;mso-height-percent:0;mso-wrap-distance-left:9pt;mso-wrap-distance-top:0;mso-wrap-distance-right:9pt;mso-wrap-distance-bottom:0;mso-position-horizontal:absolute;mso-position-horizontal-relative:text;mso-position-vertical:absolute;mso-position-vertical-relative:text;mso-width-percent:0;mso-height-percent:0;mso-width-relative:margin;mso-height-relative:margin;v-text-anchor:middle" o:gfxdata="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" adj="11650,28402" fillcolor="white [3212]" strokecolor="#e00" strokeweight="3pt">
+              <v:shape w14:anchorId="5C44D511" id="_x0000_s1052" type="#_x0000_t62" style="position:absolute;left:0;text-align:left;margin-left:389.45pt;margin-top:4.05pt;width:110.25pt;height:53.2pt;z-index:251758592;visibility:visible;mso-wrap-style:square;mso-width-percent:0;mso-height-percent:0;mso-wrap-distance-left:9pt;mso-wrap-distance-top:0;mso-wrap-distance-right:9pt;mso-wrap-distance-bottom:0;mso-position-horizontal:absolute;mso-position-horizontal-relative:text;mso-position-vertical:absolute;mso-position-vertical-relative:text;mso-width-percent:0;mso-height-percent:0;mso-width-relative:margin;mso-height-relative:margin;v-text-anchor:middle" o:gfxdata="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" adj="11650,28402" fillcolor="white [3212]" strokecolor="#e00" strokeweight="3pt">
                 <v:textbox>
                   <w:txbxContent>
                     <w:p>
@@ -16937,7 +15519,7 @@
           </mc:Choice>
           <mc:Fallback>
             <w:pict>
-              <v:shape w14:anchorId="13E0D0AA" id="_x0000_s1060" type="#_x0000_t202" style="position:absolute;left:0;text-align:left;margin-left:144.75pt;margin-top:3.85pt;width:114.15pt;height:30.2pt;z-index:251756544;visibility:visible;mso-wrap-style:square;mso-width-percent:0;mso-wrap-distance-left:9pt;mso-wrap-distance-top:0;mso-wrap-distance-right:9pt;mso-wrap-distance-bottom:0;mso-position-horizontal:absolute;mso-position-horizontal-relative:text;mso-position-vertical:absolute;mso-position-vertical-relative:text;mso-width-percent:0;mso-width-relative:margin;v-text-anchor:middle" o:gfxdata="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" fillcolor="white [3201]" strokecolor="#e00" strokeweight=".5pt">
+              <v:shape w14:anchorId="13E0D0AA" id="_x0000_s1053" type="#_x0000_t202" style="position:absolute;left:0;text-align:left;margin-left:144.75pt;margin-top:3.85pt;width:114.15pt;height:30.2pt;z-index:251756544;visibility:visible;mso-wrap-style:square;mso-width-percent:0;mso-wrap-distance-left:9pt;mso-wrap-distance-top:0;mso-wrap-distance-right:9pt;mso-wrap-distance-bottom:0;mso-position-horizontal:absolute;mso-position-horizontal-relative:text;mso-position-vertical:absolute;mso-position-vertical-relative:text;mso-width-percent:0;mso-width-relative:margin;v-text-anchor:middle" o:gfxdata="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" fillcolor="white [3201]" strokecolor="#e00" strokeweight=".5pt">
                 <v:textbox>
                   <w:txbxContent>
                     <w:p>
@@ -16989,7 +15571,7 @@
                     <pic:cNvPicPr/>
                   </pic:nvPicPr>
                   <pic:blipFill>
-                    <a:blip r:embed="rId39"/>
+                    <a:blip r:embed="rId33"/>
                     <a:stretch>
                       <a:fillRect/>
                     </a:stretch>
@@ -17041,7 +15623,7 @@
                     <pic:cNvPicPr/>
                   </pic:nvPicPr>
                   <pic:blipFill>
-                    <a:blip r:embed="rId40"/>
+                    <a:blip r:embed="rId34"/>
                     <a:stretch>
                       <a:fillRect/>
                     </a:stretch>
@@ -17330,7 +15912,7 @@
           </mc:Choice>
           <mc:Fallback>
             <w:pict>
-              <v:shape w14:anchorId="4E3EE7EE" id="_x0000_s1061" type="#_x0000_t202" style="position:absolute;left:0;text-align:left;margin-left:185.05pt;margin-top:6.3pt;width:114.15pt;height:30.2pt;z-index:251768832;visibility:visible;mso-wrap-style:square;mso-width-percent:0;mso-wrap-distance-left:9pt;mso-wrap-distance-top:0;mso-wrap-distance-right:9pt;mso-wrap-distance-bottom:0;mso-position-horizontal:absolute;mso-position-horizontal-relative:text;mso-position-vertical:absolute;mso-position-vertical-relative:text;mso-width-percent:0;mso-width-relative:margin;v-text-anchor:middle" o:gfxdata="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" fillcolor="white [3201]" strokecolor="#e00" strokeweight=".5pt">
+              <v:shape w14:anchorId="4E3EE7EE" id="_x0000_s1054" type="#_x0000_t202" style="position:absolute;left:0;text-align:left;margin-left:185.05pt;margin-top:6.3pt;width:114.15pt;height:30.2pt;z-index:251768832;visibility:visible;mso-wrap-style:square;mso-width-percent:0;mso-wrap-distance-left:9pt;mso-wrap-distance-top:0;mso-wrap-distance-right:9pt;mso-wrap-distance-bottom:0;mso-position-horizontal:absolute;mso-position-horizontal-relative:text;mso-position-vertical:absolute;mso-position-vertical-relative:text;mso-width-percent:0;mso-width-relative:margin;v-text-anchor:middle" o:gfxdata="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" fillcolor="white [3201]" strokecolor="#e00" strokeweight=".5pt">
                 <v:textbox>
                   <w:txbxContent>
                     <w:p>
@@ -17382,7 +15964,7 @@
                     <pic:cNvPicPr/>
                   </pic:nvPicPr>
                   <pic:blipFill>
-                    <a:blip r:embed="rId41"/>
+                    <a:blip r:embed="rId35"/>
                     <a:stretch>
                       <a:fillRect/>
                     </a:stretch>
@@ -17434,7 +16016,7 @@
                     <pic:cNvPicPr/>
                   </pic:nvPicPr>
                   <pic:blipFill>
-                    <a:blip r:embed="rId42"/>
+                    <a:blip r:embed="rId36"/>
                     <a:stretch>
                       <a:fillRect/>
                     </a:stretch>
@@ -17507,7 +16089,7 @@
                     <pic:cNvPicPr/>
                   </pic:nvPicPr>
                   <pic:blipFill>
-                    <a:blip r:embed="rId43"/>
+                    <a:blip r:embed="rId37"/>
                     <a:stretch>
                       <a:fillRect/>
                     </a:stretch>
@@ -17610,7 +16192,7 @@
       <w:pPr>
         <w:pStyle w:val="a"/>
       </w:pPr>
-      <w:bookmarkStart w:id="16" w:name="_Toc240739221"/>
+      <w:bookmarkStart w:id="15" w:name="_Toc240739221"/>
       <w:r>
         <w:rPr>
           <w:rFonts w:hint="eastAsia"/>
@@ -17630,12 +16212,12 @@
         </w:rPr>
         <w:t>の実施に関する</w:t>
       </w:r>
-      <w:bookmarkStart w:id="17" w:name="QA"/>
+      <w:bookmarkStart w:id="16" w:name="QA"/>
       <w:r>
         <w:t>Q＆A</w:t>
       </w:r>
+      <w:bookmarkEnd w:id="15"/>
       <w:bookmarkEnd w:id="16"/>
-      <w:bookmarkEnd w:id="17"/>
     </w:p>
     <w:p>
       <w:pPr>
@@ -17807,7 +16389,7 @@
     </w:p>
     <w:p/>
     <w:sectPr>
-      <w:headerReference w:type="default" r:id="rId44"/>
+      <w:headerReference w:type="default" r:id="rId38"/>
       <w:pgSz w:w="11906" w:h="16838"/>
       <w:pgMar w:top="1440" w:right="1080" w:bottom="1440" w:left="1080" w:header="851" w:footer="992" w:gutter="0"/>
       <w:cols w:space="425"/>
@@ -18023,7 +16605,7 @@
             <w:rPr>
               <w:noProof/>
             </w:rPr>
-            <w:t>II</w:t>
+            <w:t>III</w:t>
           </w:r>
           <w:r>
             <w:fldChar w:fldCharType="end"/>
@@ -18057,10 +16639,33 @@
           </w:r>
           <w:r>
             <w:rPr>
-              <w:rFonts w:hint="eastAsia"/>
               <w:noProof/>
             </w:rPr>
-            <w:t>利用手順</w:t>
+            <w:t>CBT</w:t>
+          </w:r>
+          <w:r>
+            <w:rPr>
+              <w:noProof/>
+            </w:rPr>
+            <w:t>トライアルおよび岩手県学習定着度状況調査の実施に関する</w:t>
+          </w:r>
+          <w:r>
+            <w:rPr>
+              <w:noProof/>
+            </w:rPr>
+            <w:t>Q</w:t>
+          </w:r>
+          <w:r>
+            <w:rPr>
+              <w:noProof/>
+            </w:rPr>
+            <w:t>＆</w:t>
+          </w:r>
+          <w:r>
+            <w:rPr>
+              <w:noProof/>
+            </w:rPr>
+            <w:t>A</w:t>
           </w:r>
           <w:r>
             <w:fldChar w:fldCharType="end"/>
@@ -18105,7 +16710,7 @@
             <w:rPr>
               <w:noProof/>
             </w:rPr>
-            <w:t>3</w:t>
+            <w:t>4</w:t>
           </w:r>
           <w:r>
             <w:fldChar w:fldCharType="end"/>
@@ -18135,7 +16740,7 @@
             <w:rPr>
               <w:noProof/>
             </w:rPr>
-            <w:t>教科調査用ダッシュボード（教育委員会用）</w:t>
+            <w:t>質問調査用ダッシュボード（学校用）</w:t>
           </w:r>
           <w:r>
             <w:fldChar w:fldCharType="end"/>

--- a/doc/【教育委員会用】県学調ダッシュボード_マニュアル.docx
+++ b/doc/【教育委員会用】県学調ダッシュボード_マニュアル.docx
@@ -365,7 +365,7 @@
         </w:rPr>
         <w:fldChar w:fldCharType="separate"/>
       </w:r>
-      <w:hyperlink w:anchor="_Toc240739207" w:history="1">
+      <w:hyperlink w:anchor="_Toc241087976" w:history="1">
         <w:r>
           <w:rPr>
             <w:rStyle w:val="ae"/>
@@ -399,7 +399,7 @@
             <w:noProof/>
             <w:webHidden/>
           </w:rPr>
-          <w:instrText xml:space="preserve"> PAGEREF _Toc240739207 \h </w:instrText>
+          <w:instrText xml:space="preserve"> PAGEREF _Toc241087976 \h </w:instrText>
         </w:r>
         <w:r>
           <w:rPr>
@@ -443,7 +443,7 @@
           <w14:ligatures w14:val="standardContextual"/>
         </w:rPr>
       </w:pPr>
-      <w:hyperlink w:anchor="_Toc240739208" w:history="1">
+      <w:hyperlink w:anchor="_Toc241087977" w:history="1">
         <w:r>
           <w:rPr>
             <w:rStyle w:val="ae"/>
@@ -477,7 +477,7 @@
             <w:noProof/>
             <w:webHidden/>
           </w:rPr>
-          <w:instrText xml:space="preserve"> PAGEREF _Toc240739208 \h </w:instrText>
+          <w:instrText xml:space="preserve"> PAGEREF _Toc241087977 \h </w:instrText>
         </w:r>
         <w:r>
           <w:rPr>
@@ -521,7 +521,7 @@
           <w14:ligatures w14:val="standardContextual"/>
         </w:rPr>
       </w:pPr>
-      <w:hyperlink w:anchor="_Toc240739209" w:history="1">
+      <w:hyperlink w:anchor="_Toc241087978" w:history="1">
         <w:r>
           <w:rPr>
             <w:rStyle w:val="ae"/>
@@ -555,7 +555,7 @@
             <w:noProof/>
             <w:webHidden/>
           </w:rPr>
-          <w:instrText xml:space="preserve"> PAGEREF _Toc240739209 \h </w:instrText>
+          <w:instrText xml:space="preserve"> PAGEREF _Toc241087978 \h </w:instrText>
         </w:r>
         <w:r>
           <w:rPr>
@@ -599,7 +599,7 @@
           <w14:ligatures w14:val="standardContextual"/>
         </w:rPr>
       </w:pPr>
-      <w:hyperlink w:anchor="_Toc240739210" w:history="1">
+      <w:hyperlink w:anchor="_Toc241087979" w:history="1">
         <w:r>
           <w:rPr>
             <w:rStyle w:val="ae"/>
@@ -633,7 +633,7 @@
             <w:noProof/>
             <w:webHidden/>
           </w:rPr>
-          <w:instrText xml:space="preserve"> PAGEREF _Toc240739210 \h </w:instrText>
+          <w:instrText xml:space="preserve"> PAGEREF _Toc241087979 \h </w:instrText>
         </w:r>
         <w:r>
           <w:rPr>
@@ -677,7 +677,7 @@
           <w14:ligatures w14:val="standardContextual"/>
         </w:rPr>
       </w:pPr>
-      <w:hyperlink w:anchor="_Toc240739211" w:history="1">
+      <w:hyperlink w:anchor="_Toc241087980" w:history="1">
         <w:r>
           <w:rPr>
             <w:rStyle w:val="ae"/>
@@ -711,7 +711,7 @@
             <w:noProof/>
             <w:webHidden/>
           </w:rPr>
-          <w:instrText xml:space="preserve"> PAGEREF _Toc240739211 \h </w:instrText>
+          <w:instrText xml:space="preserve"> PAGEREF _Toc241087980 \h </w:instrText>
         </w:r>
         <w:r>
           <w:rPr>
@@ -755,7 +755,7 @@
           <w14:ligatures w14:val="standardContextual"/>
         </w:rPr>
       </w:pPr>
-      <w:hyperlink w:anchor="_Toc240739212" w:history="1">
+      <w:hyperlink w:anchor="_Toc241087981" w:history="1">
         <w:r>
           <w:rPr>
             <w:rStyle w:val="ae"/>
@@ -789,7 +789,7 @@
             <w:noProof/>
             <w:webHidden/>
           </w:rPr>
-          <w:instrText xml:space="preserve"> PAGEREF _Toc240739212 \h </w:instrText>
+          <w:instrText xml:space="preserve"> PAGEREF _Toc241087981 \h </w:instrText>
         </w:r>
         <w:r>
           <w:rPr>
@@ -834,7 +834,7 @@
           <w14:ligatures w14:val="standardContextual"/>
         </w:rPr>
       </w:pPr>
-      <w:hyperlink w:anchor="_Toc240739213" w:history="1">
+      <w:hyperlink w:anchor="_Toc241087982" w:history="1">
         <w:r>
           <w:rPr>
             <w:rStyle w:val="ae"/>
@@ -868,7 +868,7 @@
             <w:noProof/>
             <w:webHidden/>
           </w:rPr>
-          <w:instrText xml:space="preserve"> PAGEREF _Toc240739213 \h </w:instrText>
+          <w:instrText xml:space="preserve"> PAGEREF _Toc241087982 \h </w:instrText>
         </w:r>
         <w:r>
           <w:rPr>
@@ -912,7 +912,7 @@
           <w14:ligatures w14:val="standardContextual"/>
         </w:rPr>
       </w:pPr>
-      <w:hyperlink w:anchor="_Toc240739214" w:history="1">
+      <w:hyperlink w:anchor="_Toc241087983" w:history="1">
         <w:r>
           <w:rPr>
             <w:rStyle w:val="ae"/>
@@ -946,7 +946,7 @@
             <w:noProof/>
             <w:webHidden/>
           </w:rPr>
-          <w:instrText xml:space="preserve"> PAGEREF _Toc240739214 \h </w:instrText>
+          <w:instrText xml:space="preserve"> PAGEREF _Toc241087983 \h </w:instrText>
         </w:r>
         <w:r>
           <w:rPr>
@@ -990,7 +990,7 @@
           <w14:ligatures w14:val="standardContextual"/>
         </w:rPr>
       </w:pPr>
-      <w:hyperlink w:anchor="_Toc240739215" w:history="1">
+      <w:hyperlink w:anchor="_Toc241087984" w:history="1">
         <w:r>
           <w:rPr>
             <w:rStyle w:val="ae"/>
@@ -1003,7 +1003,7 @@
             <w:rStyle w:val="ae"/>
             <w:noProof/>
           </w:rPr>
-          <w:t>教科調査用ダッシュボード（学校用）</w:t>
+          <w:t>各ファイルの入手次期・経路</w:t>
         </w:r>
         <w:r>
           <w:rPr>
@@ -1024,7 +1024,85 @@
             <w:noProof/>
             <w:webHidden/>
           </w:rPr>
-          <w:instrText xml:space="preserve"> PAGEREF _Toc240739215 \h </w:instrText>
+          <w:instrText xml:space="preserve"> PAGEREF _Toc241087984 \h </w:instrText>
+        </w:r>
+        <w:r>
+          <w:rPr>
+            <w:noProof/>
+            <w:webHidden/>
+          </w:rPr>
+        </w:r>
+        <w:r>
+          <w:rPr>
+            <w:noProof/>
+            <w:webHidden/>
+          </w:rPr>
+          <w:fldChar w:fldCharType="separate"/>
+        </w:r>
+        <w:r>
+          <w:rPr>
+            <w:noProof/>
+            <w:webHidden/>
+          </w:rPr>
+          <w:t>7</w:t>
+        </w:r>
+        <w:r>
+          <w:rPr>
+            <w:noProof/>
+            <w:webHidden/>
+          </w:rPr>
+          <w:fldChar w:fldCharType="end"/>
+        </w:r>
+      </w:hyperlink>
+    </w:p>
+    <w:p>
+      <w:pPr>
+        <w:pStyle w:val="27"/>
+        <w:tabs>
+          <w:tab w:val="right" w:leader="dot" w:pos="9736"/>
+        </w:tabs>
+        <w:rPr>
+          <w:rFonts w:eastAsiaTheme="minorEastAsia"/>
+          <w:noProof/>
+          <w:szCs w:val="24"/>
+          <w14:ligatures w14:val="standardContextual"/>
+        </w:rPr>
+      </w:pPr>
+      <w:hyperlink w:anchor="_Toc241087985" w:history="1">
+        <w:r>
+          <w:rPr>
+            <w:rStyle w:val="ae"/>
+            <w:noProof/>
+          </w:rPr>
+          <w:t xml:space="preserve">3. </w:t>
+        </w:r>
+        <w:r>
+          <w:rPr>
+            <w:rStyle w:val="ae"/>
+            <w:noProof/>
+          </w:rPr>
+          <w:t>教科調査用ダッシュボード（教育委員会用）</w:t>
+        </w:r>
+        <w:r>
+          <w:rPr>
+            <w:noProof/>
+            <w:webHidden/>
+          </w:rPr>
+          <w:tab/>
+        </w:r>
+        <w:r>
+          <w:rPr>
+            <w:noProof/>
+            <w:webHidden/>
+          </w:rPr>
+          <w:fldChar w:fldCharType="begin"/>
+        </w:r>
+        <w:r>
+          <w:rPr>
+            <w:noProof/>
+            <w:webHidden/>
+          </w:rPr>
+          <w:instrText xml:space="preserve"> PAGEREF _Toc241087985 \h </w:instrText>
         </w:r>
         <w:r>
           <w:rPr>
@@ -1068,7 +1146,7 @@
           <w14:ligatures w14:val="standardContextual"/>
         </w:rPr>
       </w:pPr>
-      <w:hyperlink w:anchor="_Toc240739216" w:history="1">
+      <w:hyperlink w:anchor="_Toc241087986" w:history="1">
         <w:r>
           <w:rPr>
             <w:rStyle w:val="ae"/>
@@ -1102,7 +1180,7 @@
             <w:noProof/>
             <w:webHidden/>
           </w:rPr>
-          <w:instrText xml:space="preserve"> PAGEREF _Toc240739216 \h </w:instrText>
+          <w:instrText xml:space="preserve"> PAGEREF _Toc241087986 \h </w:instrText>
         </w:r>
         <w:r>
           <w:rPr>
@@ -1146,7 +1224,413 @@
           <w14:ligatures w14:val="standardContextual"/>
         </w:rPr>
       </w:pPr>
-      <w:hyperlink w:anchor="_Toc240739217" w:history="1">
+      <w:hyperlink w:anchor="_Toc241087987" w:history="1">
+        <w:r>
+          <w:rPr>
+            <w:rStyle w:val="ae"/>
+            <w:noProof/>
+          </w:rPr>
+          <w:t>(2)</w:t>
+        </w:r>
+        <w:r>
+          <w:rPr>
+            <w:rStyle w:val="ae"/>
+            <w:rFonts w:ascii="ＭＳ 明朝" w:hAnsi="ＭＳ 明朝"/>
+            <w:noProof/>
+          </w:rPr>
+          <w:t xml:space="preserve"> </w:t>
+        </w:r>
+        <w:r>
+          <w:rPr>
+            <w:rStyle w:val="ae"/>
+            <w:noProof/>
+          </w:rPr>
+          <w:t>全体レポートの表示</w:t>
+        </w:r>
+        <w:r>
+          <w:rPr>
+            <w:noProof/>
+            <w:webHidden/>
+          </w:rPr>
+          <w:tab/>
+        </w:r>
+        <w:r>
+          <w:rPr>
+            <w:noProof/>
+            <w:webHidden/>
+          </w:rPr>
+          <w:fldChar w:fldCharType="begin"/>
+        </w:r>
+        <w:r>
+          <w:rPr>
+            <w:noProof/>
+            <w:webHidden/>
+          </w:rPr>
+          <w:instrText xml:space="preserve"> PAGEREF _Toc241087987 \h </w:instrText>
+        </w:r>
+        <w:r>
+          <w:rPr>
+            <w:noProof/>
+            <w:webHidden/>
+          </w:rPr>
+        </w:r>
+        <w:r>
+          <w:rPr>
+            <w:noProof/>
+            <w:webHidden/>
+          </w:rPr>
+          <w:fldChar w:fldCharType="separate"/>
+        </w:r>
+        <w:r>
+          <w:rPr>
+            <w:noProof/>
+            <w:webHidden/>
+          </w:rPr>
+          <w:t>10</w:t>
+        </w:r>
+        <w:r>
+          <w:rPr>
+            <w:noProof/>
+            <w:webHidden/>
+          </w:rPr>
+          <w:fldChar w:fldCharType="end"/>
+        </w:r>
+      </w:hyperlink>
+    </w:p>
+    <w:p>
+      <w:pPr>
+        <w:pStyle w:val="32"/>
+        <w:tabs>
+          <w:tab w:val="right" w:leader="dot" w:pos="9736"/>
+        </w:tabs>
+        <w:rPr>
+          <w:rFonts w:eastAsiaTheme="minorEastAsia"/>
+          <w:noProof/>
+          <w:szCs w:val="24"/>
+          <w14:ligatures w14:val="standardContextual"/>
+        </w:rPr>
+      </w:pPr>
+      <w:hyperlink w:anchor="_Toc241087988" w:history="1">
+        <w:r>
+          <w:rPr>
+            <w:rStyle w:val="ae"/>
+            <w:noProof/>
+          </w:rPr>
+          <w:t>(3)</w:t>
+        </w:r>
+        <w:r>
+          <w:rPr>
+            <w:rStyle w:val="ae"/>
+            <w:rFonts w:ascii="ＭＳ 明朝" w:hAnsi="ＭＳ 明朝"/>
+            <w:noProof/>
+          </w:rPr>
+          <w:t xml:space="preserve"> </w:t>
+        </w:r>
+        <w:r>
+          <w:rPr>
+            <w:rStyle w:val="ae"/>
+            <w:noProof/>
+          </w:rPr>
+          <w:t>選択レポートの表示</w:t>
+        </w:r>
+        <w:r>
+          <w:rPr>
+            <w:noProof/>
+            <w:webHidden/>
+          </w:rPr>
+          <w:tab/>
+        </w:r>
+        <w:r>
+          <w:rPr>
+            <w:noProof/>
+            <w:webHidden/>
+          </w:rPr>
+          <w:fldChar w:fldCharType="begin"/>
+        </w:r>
+        <w:r>
+          <w:rPr>
+            <w:noProof/>
+            <w:webHidden/>
+          </w:rPr>
+          <w:instrText xml:space="preserve"> PAGEREF _Toc241087988 \h </w:instrText>
+        </w:r>
+        <w:r>
+          <w:rPr>
+            <w:noProof/>
+            <w:webHidden/>
+          </w:rPr>
+        </w:r>
+        <w:r>
+          <w:rPr>
+            <w:noProof/>
+            <w:webHidden/>
+          </w:rPr>
+          <w:fldChar w:fldCharType="separate"/>
+        </w:r>
+        <w:r>
+          <w:rPr>
+            <w:noProof/>
+            <w:webHidden/>
+          </w:rPr>
+          <w:t>12</w:t>
+        </w:r>
+        <w:r>
+          <w:rPr>
+            <w:noProof/>
+            <w:webHidden/>
+          </w:rPr>
+          <w:fldChar w:fldCharType="end"/>
+        </w:r>
+      </w:hyperlink>
+    </w:p>
+    <w:p>
+      <w:pPr>
+        <w:pStyle w:val="32"/>
+        <w:tabs>
+          <w:tab w:val="right" w:leader="dot" w:pos="9736"/>
+        </w:tabs>
+        <w:rPr>
+          <w:rFonts w:eastAsiaTheme="minorEastAsia"/>
+          <w:noProof/>
+          <w:szCs w:val="24"/>
+          <w14:ligatures w14:val="standardContextual"/>
+        </w:rPr>
+      </w:pPr>
+      <w:hyperlink w:anchor="_Toc241087989" w:history="1">
+        <w:r>
+          <w:rPr>
+            <w:rStyle w:val="ae"/>
+            <w:noProof/>
+          </w:rPr>
+          <w:t xml:space="preserve">(4) </w:t>
+        </w:r>
+        <w:r>
+          <w:rPr>
+            <w:rStyle w:val="ae"/>
+            <w:noProof/>
+          </w:rPr>
+          <w:t>比較レポートの表示</w:t>
+        </w:r>
+        <w:r>
+          <w:rPr>
+            <w:noProof/>
+            <w:webHidden/>
+          </w:rPr>
+          <w:tab/>
+        </w:r>
+        <w:r>
+          <w:rPr>
+            <w:noProof/>
+            <w:webHidden/>
+          </w:rPr>
+          <w:fldChar w:fldCharType="begin"/>
+        </w:r>
+        <w:r>
+          <w:rPr>
+            <w:noProof/>
+            <w:webHidden/>
+          </w:rPr>
+          <w:instrText xml:space="preserve"> PAGEREF _Toc241087989 \h </w:instrText>
+        </w:r>
+        <w:r>
+          <w:rPr>
+            <w:noProof/>
+            <w:webHidden/>
+          </w:rPr>
+        </w:r>
+        <w:r>
+          <w:rPr>
+            <w:noProof/>
+            <w:webHidden/>
+          </w:rPr>
+          <w:fldChar w:fldCharType="separate"/>
+        </w:r>
+        <w:r>
+          <w:rPr>
+            <w:noProof/>
+            <w:webHidden/>
+          </w:rPr>
+          <w:t>13</w:t>
+        </w:r>
+        <w:r>
+          <w:rPr>
+            <w:noProof/>
+            <w:webHidden/>
+          </w:rPr>
+          <w:fldChar w:fldCharType="end"/>
+        </w:r>
+      </w:hyperlink>
+    </w:p>
+    <w:p>
+      <w:pPr>
+        <w:pStyle w:val="27"/>
+        <w:tabs>
+          <w:tab w:val="right" w:leader="dot" w:pos="9736"/>
+        </w:tabs>
+        <w:rPr>
+          <w:rFonts w:eastAsiaTheme="minorEastAsia"/>
+          <w:noProof/>
+          <w:szCs w:val="24"/>
+          <w14:ligatures w14:val="standardContextual"/>
+        </w:rPr>
+      </w:pPr>
+      <w:hyperlink w:anchor="_Toc241087990" w:history="1">
+        <w:r>
+          <w:rPr>
+            <w:rStyle w:val="ae"/>
+            <w:noProof/>
+          </w:rPr>
+          <w:t xml:space="preserve">4. </w:t>
+        </w:r>
+        <w:r>
+          <w:rPr>
+            <w:rStyle w:val="ae"/>
+            <w:noProof/>
+          </w:rPr>
+          <w:t>質問調査用ダッシュボード（教育委員会用）</w:t>
+        </w:r>
+        <w:r>
+          <w:rPr>
+            <w:noProof/>
+            <w:webHidden/>
+          </w:rPr>
+          <w:tab/>
+        </w:r>
+        <w:r>
+          <w:rPr>
+            <w:noProof/>
+            <w:webHidden/>
+          </w:rPr>
+          <w:fldChar w:fldCharType="begin"/>
+        </w:r>
+        <w:r>
+          <w:rPr>
+            <w:noProof/>
+            <w:webHidden/>
+          </w:rPr>
+          <w:instrText xml:space="preserve"> PAGEREF _Toc241087990 \h </w:instrText>
+        </w:r>
+        <w:r>
+          <w:rPr>
+            <w:noProof/>
+            <w:webHidden/>
+          </w:rPr>
+        </w:r>
+        <w:r>
+          <w:rPr>
+            <w:noProof/>
+            <w:webHidden/>
+          </w:rPr>
+          <w:fldChar w:fldCharType="separate"/>
+        </w:r>
+        <w:r>
+          <w:rPr>
+            <w:noProof/>
+            <w:webHidden/>
+          </w:rPr>
+          <w:t>14</w:t>
+        </w:r>
+        <w:r>
+          <w:rPr>
+            <w:noProof/>
+            <w:webHidden/>
+          </w:rPr>
+          <w:fldChar w:fldCharType="end"/>
+        </w:r>
+      </w:hyperlink>
+    </w:p>
+    <w:p>
+      <w:pPr>
+        <w:pStyle w:val="32"/>
+        <w:tabs>
+          <w:tab w:val="right" w:leader="dot" w:pos="9736"/>
+        </w:tabs>
+        <w:rPr>
+          <w:rFonts w:eastAsiaTheme="minorEastAsia"/>
+          <w:noProof/>
+          <w:szCs w:val="24"/>
+          <w14:ligatures w14:val="standardContextual"/>
+        </w:rPr>
+      </w:pPr>
+      <w:hyperlink w:anchor="_Toc241087991" w:history="1">
+        <w:r>
+          <w:rPr>
+            <w:rStyle w:val="ae"/>
+            <w:noProof/>
+          </w:rPr>
+          <w:t xml:space="preserve">(1) </w:t>
+        </w:r>
+        <w:r>
+          <w:rPr>
+            <w:rStyle w:val="ae"/>
+            <w:noProof/>
+          </w:rPr>
+          <w:t>ダッシュボードの起動とファイルの読み込み</w:t>
+        </w:r>
+        <w:r>
+          <w:rPr>
+            <w:noProof/>
+            <w:webHidden/>
+          </w:rPr>
+          <w:tab/>
+        </w:r>
+        <w:r>
+          <w:rPr>
+            <w:noProof/>
+            <w:webHidden/>
+          </w:rPr>
+          <w:fldChar w:fldCharType="begin"/>
+        </w:r>
+        <w:r>
+          <w:rPr>
+            <w:noProof/>
+            <w:webHidden/>
+          </w:rPr>
+          <w:instrText xml:space="preserve"> PAGEREF _Toc241087991 \h </w:instrText>
+        </w:r>
+        <w:r>
+          <w:rPr>
+            <w:noProof/>
+            <w:webHidden/>
+          </w:rPr>
+        </w:r>
+        <w:r>
+          <w:rPr>
+            <w:noProof/>
+            <w:webHidden/>
+          </w:rPr>
+          <w:fldChar w:fldCharType="separate"/>
+        </w:r>
+        <w:r>
+          <w:rPr>
+            <w:noProof/>
+            <w:webHidden/>
+          </w:rPr>
+          <w:t>14</w:t>
+        </w:r>
+        <w:r>
+          <w:rPr>
+            <w:noProof/>
+            <w:webHidden/>
+          </w:rPr>
+          <w:fldChar w:fldCharType="end"/>
+        </w:r>
+      </w:hyperlink>
+    </w:p>
+    <w:p>
+      <w:pPr>
+        <w:pStyle w:val="32"/>
+        <w:tabs>
+          <w:tab w:val="right" w:leader="dot" w:pos="9736"/>
+        </w:tabs>
+        <w:rPr>
+          <w:rFonts w:eastAsiaTheme="minorEastAsia"/>
+          <w:noProof/>
+          <w:szCs w:val="24"/>
+          <w14:ligatures w14:val="standardContextual"/>
+        </w:rPr>
+      </w:pPr>
+      <w:hyperlink w:anchor="_Toc241087992" w:history="1">
         <w:r>
           <w:rPr>
             <w:rStyle w:val="ae"/>
@@ -1180,363 +1664,7 @@
             <w:noProof/>
             <w:webHidden/>
           </w:rPr>
-          <w:instrText xml:space="preserve"> PAGEREF _Toc240739217 \h </w:instrText>
-        </w:r>
-        <w:r>
-          <w:rPr>
-            <w:noProof/>
-            <w:webHidden/>
-          </w:rPr>
-        </w:r>
-        <w:r>
-          <w:rPr>
-            <w:noProof/>
-            <w:webHidden/>
-          </w:rPr>
-          <w:fldChar w:fldCharType="separate"/>
-        </w:r>
-        <w:r>
-          <w:rPr>
-            <w:noProof/>
-            <w:webHidden/>
-          </w:rPr>
-          <w:t>10</w:t>
-        </w:r>
-        <w:r>
-          <w:rPr>
-            <w:noProof/>
-            <w:webHidden/>
-          </w:rPr>
-          <w:fldChar w:fldCharType="end"/>
-        </w:r>
-      </w:hyperlink>
-    </w:p>
-    <w:p>
-      <w:pPr>
-        <w:pStyle w:val="32"/>
-        <w:tabs>
-          <w:tab w:val="right" w:leader="dot" w:pos="9736"/>
-        </w:tabs>
-        <w:rPr>
-          <w:rFonts w:eastAsiaTheme="minorEastAsia"/>
-          <w:noProof/>
-          <w:szCs w:val="24"/>
-          <w14:ligatures w14:val="standardContextual"/>
-        </w:rPr>
-      </w:pPr>
-      <w:hyperlink w:anchor="_Toc240739218" w:history="1">
-        <w:r>
-          <w:rPr>
-            <w:rStyle w:val="ae"/>
-            <w:noProof/>
-          </w:rPr>
-          <w:t xml:space="preserve">(3) </w:t>
-        </w:r>
-        <w:r>
-          <w:rPr>
-            <w:rStyle w:val="ae"/>
-            <w:noProof/>
-          </w:rPr>
-          <w:t>クラスレポートの表示</w:t>
-        </w:r>
-        <w:r>
-          <w:rPr>
-            <w:noProof/>
-            <w:webHidden/>
-          </w:rPr>
-          <w:tab/>
-        </w:r>
-        <w:r>
-          <w:rPr>
-            <w:noProof/>
-            <w:webHidden/>
-          </w:rPr>
-          <w:fldChar w:fldCharType="begin"/>
-        </w:r>
-        <w:r>
-          <w:rPr>
-            <w:noProof/>
-            <w:webHidden/>
-          </w:rPr>
-          <w:instrText xml:space="preserve"> PAGEREF _Toc240739218 \h </w:instrText>
-        </w:r>
-        <w:r>
-          <w:rPr>
-            <w:noProof/>
-            <w:webHidden/>
-          </w:rPr>
-        </w:r>
-        <w:r>
-          <w:rPr>
-            <w:noProof/>
-            <w:webHidden/>
-          </w:rPr>
-          <w:fldChar w:fldCharType="separate"/>
-        </w:r>
-        <w:r>
-          <w:rPr>
-            <w:noProof/>
-            <w:webHidden/>
-          </w:rPr>
-          <w:t>11</w:t>
-        </w:r>
-        <w:r>
-          <w:rPr>
-            <w:noProof/>
-            <w:webHidden/>
-          </w:rPr>
-          <w:fldChar w:fldCharType="end"/>
-        </w:r>
-      </w:hyperlink>
-    </w:p>
-    <w:p>
-      <w:pPr>
-        <w:pStyle w:val="32"/>
-        <w:tabs>
-          <w:tab w:val="right" w:leader="dot" w:pos="9736"/>
-        </w:tabs>
-        <w:rPr>
-          <w:rFonts w:eastAsiaTheme="minorEastAsia"/>
-          <w:noProof/>
-          <w:szCs w:val="24"/>
-          <w14:ligatures w14:val="standardContextual"/>
-        </w:rPr>
-      </w:pPr>
-      <w:hyperlink w:anchor="_Toc240739219" w:history="1">
-        <w:r>
-          <w:rPr>
-            <w:rStyle w:val="ae"/>
-            <w:noProof/>
-          </w:rPr>
-          <w:t>(4)</w:t>
-        </w:r>
-        <w:r>
-          <w:rPr>
-            <w:rStyle w:val="ae"/>
-            <w:rFonts w:ascii="ＭＳ 明朝" w:hAnsi="ＭＳ 明朝"/>
-            <w:noProof/>
-          </w:rPr>
-          <w:t xml:space="preserve"> </w:t>
-        </w:r>
-        <w:r>
-          <w:rPr>
-            <w:rStyle w:val="ae"/>
-            <w:noProof/>
-          </w:rPr>
-          <w:t>個人レポート（返却用帳票）の表示</w:t>
-        </w:r>
-        <w:r>
-          <w:rPr>
-            <w:noProof/>
-            <w:webHidden/>
-          </w:rPr>
-          <w:tab/>
-        </w:r>
-        <w:r>
-          <w:rPr>
-            <w:noProof/>
-            <w:webHidden/>
-          </w:rPr>
-          <w:fldChar w:fldCharType="begin"/>
-        </w:r>
-        <w:r>
-          <w:rPr>
-            <w:noProof/>
-            <w:webHidden/>
-          </w:rPr>
-          <w:instrText xml:space="preserve"> PAGEREF _Toc240739219 \h </w:instrText>
-        </w:r>
-        <w:r>
-          <w:rPr>
-            <w:noProof/>
-            <w:webHidden/>
-          </w:rPr>
-        </w:r>
-        <w:r>
-          <w:rPr>
-            <w:noProof/>
-            <w:webHidden/>
-          </w:rPr>
-          <w:fldChar w:fldCharType="separate"/>
-        </w:r>
-        <w:r>
-          <w:rPr>
-            <w:noProof/>
-            <w:webHidden/>
-          </w:rPr>
-          <w:t>12</w:t>
-        </w:r>
-        <w:r>
-          <w:rPr>
-            <w:noProof/>
-            <w:webHidden/>
-          </w:rPr>
-          <w:fldChar w:fldCharType="end"/>
-        </w:r>
-      </w:hyperlink>
-    </w:p>
-    <w:p>
-      <w:pPr>
-        <w:pStyle w:val="32"/>
-        <w:tabs>
-          <w:tab w:val="right" w:leader="dot" w:pos="9736"/>
-        </w:tabs>
-        <w:rPr>
-          <w:rFonts w:eastAsiaTheme="minorEastAsia"/>
-          <w:noProof/>
-          <w:szCs w:val="24"/>
-          <w14:ligatures w14:val="standardContextual"/>
-        </w:rPr>
-      </w:pPr>
-      <w:hyperlink w:anchor="_Toc240739220" w:history="1">
-        <w:r>
-          <w:rPr>
-            <w:rStyle w:val="ae"/>
-            <w:noProof/>
-          </w:rPr>
-          <w:t xml:space="preserve">(5) </w:t>
-        </w:r>
-        <w:r>
-          <w:rPr>
-            <w:rStyle w:val="ae"/>
-            <w:noProof/>
-          </w:rPr>
-          <w:t>各レポートの印刷・</w:t>
-        </w:r>
-        <w:r>
-          <w:rPr>
-            <w:rStyle w:val="ae"/>
-            <w:noProof/>
-          </w:rPr>
-          <w:t>PDF</w:t>
-        </w:r>
-        <w:r>
-          <w:rPr>
-            <w:rStyle w:val="ae"/>
-            <w:noProof/>
-          </w:rPr>
-          <w:t>出力</w:t>
-        </w:r>
-        <w:r>
-          <w:rPr>
-            <w:noProof/>
-            <w:webHidden/>
-          </w:rPr>
-          <w:tab/>
-        </w:r>
-        <w:r>
-          <w:rPr>
-            <w:noProof/>
-            <w:webHidden/>
-          </w:rPr>
-          <w:fldChar w:fldCharType="begin"/>
-        </w:r>
-        <w:r>
-          <w:rPr>
-            <w:noProof/>
-            <w:webHidden/>
-          </w:rPr>
-          <w:instrText xml:space="preserve"> PAGEREF _Toc240739220 \h </w:instrText>
-        </w:r>
-        <w:r>
-          <w:rPr>
-            <w:noProof/>
-            <w:webHidden/>
-          </w:rPr>
-        </w:r>
-        <w:r>
-          <w:rPr>
-            <w:noProof/>
-            <w:webHidden/>
-          </w:rPr>
-          <w:fldChar w:fldCharType="separate"/>
-        </w:r>
-        <w:r>
-          <w:rPr>
-            <w:noProof/>
-            <w:webHidden/>
-          </w:rPr>
-          <w:t>13</w:t>
-        </w:r>
-        <w:r>
-          <w:rPr>
-            <w:noProof/>
-            <w:webHidden/>
-          </w:rPr>
-          <w:fldChar w:fldCharType="end"/>
-        </w:r>
-      </w:hyperlink>
-    </w:p>
-    <w:p>
-      <w:pPr>
-        <w:pStyle w:val="11"/>
-        <w:tabs>
-          <w:tab w:val="right" w:leader="dot" w:pos="9736"/>
-        </w:tabs>
-        <w:rPr>
-          <w:rFonts w:eastAsiaTheme="minorEastAsia"/>
-          <w:b w:val="0"/>
-          <w:noProof/>
-          <w:szCs w:val="24"/>
-          <w14:ligatures w14:val="standardContextual"/>
-        </w:rPr>
-      </w:pPr>
-      <w:hyperlink w:anchor="_Toc240739221" w:history="1">
-        <w:r>
-          <w:rPr>
-            <w:rStyle w:val="ae"/>
-            <w:noProof/>
-          </w:rPr>
-          <w:t>III. CBT</w:t>
-        </w:r>
-        <w:r>
-          <w:rPr>
-            <w:rStyle w:val="ae"/>
-            <w:noProof/>
-          </w:rPr>
-          <w:t>トライアルおよび岩手県学習定着度状況調査の実施に関する</w:t>
-        </w:r>
-        <w:r>
-          <w:rPr>
-            <w:rStyle w:val="ae"/>
-            <w:noProof/>
-          </w:rPr>
-          <w:t>Q</w:t>
-        </w:r>
-        <w:r>
-          <w:rPr>
-            <w:rStyle w:val="ae"/>
-            <w:noProof/>
-          </w:rPr>
-          <w:t>＆</w:t>
-        </w:r>
-        <w:r>
-          <w:rPr>
-            <w:rStyle w:val="ae"/>
-            <w:noProof/>
-          </w:rPr>
-          <w:t>A</w:t>
-        </w:r>
-        <w:r>
-          <w:rPr>
-            <w:noProof/>
-            <w:webHidden/>
-          </w:rPr>
-          <w:tab/>
-        </w:r>
-        <w:r>
-          <w:rPr>
-            <w:noProof/>
-            <w:webHidden/>
-          </w:rPr>
-          <w:fldChar w:fldCharType="begin"/>
-        </w:r>
-        <w:r>
-          <w:rPr>
-            <w:noProof/>
-            <w:webHidden/>
-          </w:rPr>
-          <w:instrText xml:space="preserve"> PAGEREF _Toc240739221 \h </w:instrText>
+          <w:instrText xml:space="preserve"> PAGEREF _Toc241087992 \h </w:instrText>
         </w:r>
         <w:r>
           <w:rPr>
@@ -1569,6 +1697,320 @@
     </w:p>
     <w:p>
       <w:pPr>
+        <w:pStyle w:val="32"/>
+        <w:tabs>
+          <w:tab w:val="right" w:leader="dot" w:pos="9736"/>
+        </w:tabs>
+        <w:rPr>
+          <w:rFonts w:eastAsiaTheme="minorEastAsia"/>
+          <w:noProof/>
+          <w:szCs w:val="24"/>
+          <w14:ligatures w14:val="standardContextual"/>
+        </w:rPr>
+      </w:pPr>
+      <w:hyperlink w:anchor="_Toc241087993" w:history="1">
+        <w:r>
+          <w:rPr>
+            <w:rStyle w:val="ae"/>
+            <w:noProof/>
+          </w:rPr>
+          <w:t xml:space="preserve">(3) </w:t>
+        </w:r>
+        <w:r>
+          <w:rPr>
+            <w:rStyle w:val="ae"/>
+            <w:noProof/>
+          </w:rPr>
+          <w:t>選択レポートの表示</w:t>
+        </w:r>
+        <w:r>
+          <w:rPr>
+            <w:noProof/>
+            <w:webHidden/>
+          </w:rPr>
+          <w:tab/>
+        </w:r>
+        <w:r>
+          <w:rPr>
+            <w:noProof/>
+            <w:webHidden/>
+          </w:rPr>
+          <w:fldChar w:fldCharType="begin"/>
+        </w:r>
+        <w:r>
+          <w:rPr>
+            <w:noProof/>
+            <w:webHidden/>
+          </w:rPr>
+          <w:instrText xml:space="preserve"> PAGEREF _Toc241087993 \h </w:instrText>
+        </w:r>
+        <w:r>
+          <w:rPr>
+            <w:noProof/>
+            <w:webHidden/>
+          </w:rPr>
+        </w:r>
+        <w:r>
+          <w:rPr>
+            <w:noProof/>
+            <w:webHidden/>
+          </w:rPr>
+          <w:fldChar w:fldCharType="separate"/>
+        </w:r>
+        <w:r>
+          <w:rPr>
+            <w:noProof/>
+            <w:webHidden/>
+          </w:rPr>
+          <w:t>17</w:t>
+        </w:r>
+        <w:r>
+          <w:rPr>
+            <w:noProof/>
+            <w:webHidden/>
+          </w:rPr>
+          <w:fldChar w:fldCharType="end"/>
+        </w:r>
+      </w:hyperlink>
+    </w:p>
+    <w:p>
+      <w:pPr>
+        <w:pStyle w:val="32"/>
+        <w:tabs>
+          <w:tab w:val="right" w:leader="dot" w:pos="9736"/>
+        </w:tabs>
+        <w:rPr>
+          <w:rFonts w:eastAsiaTheme="minorEastAsia"/>
+          <w:noProof/>
+          <w:szCs w:val="24"/>
+          <w14:ligatures w14:val="standardContextual"/>
+        </w:rPr>
+      </w:pPr>
+      <w:hyperlink w:anchor="_Toc241087994" w:history="1">
+        <w:r>
+          <w:rPr>
+            <w:rStyle w:val="ae"/>
+            <w:noProof/>
+          </w:rPr>
+          <w:t xml:space="preserve">(4) </w:t>
+        </w:r>
+        <w:r>
+          <w:rPr>
+            <w:rStyle w:val="ae"/>
+            <w:noProof/>
+          </w:rPr>
+          <w:t>比較レポートの表示</w:t>
+        </w:r>
+        <w:r>
+          <w:rPr>
+            <w:noProof/>
+            <w:webHidden/>
+          </w:rPr>
+          <w:tab/>
+        </w:r>
+        <w:r>
+          <w:rPr>
+            <w:noProof/>
+            <w:webHidden/>
+          </w:rPr>
+          <w:fldChar w:fldCharType="begin"/>
+        </w:r>
+        <w:r>
+          <w:rPr>
+            <w:noProof/>
+            <w:webHidden/>
+          </w:rPr>
+          <w:instrText xml:space="preserve"> PAGEREF _Toc241087994 \h </w:instrText>
+        </w:r>
+        <w:r>
+          <w:rPr>
+            <w:noProof/>
+            <w:webHidden/>
+          </w:rPr>
+        </w:r>
+        <w:r>
+          <w:rPr>
+            <w:noProof/>
+            <w:webHidden/>
+          </w:rPr>
+          <w:fldChar w:fldCharType="separate"/>
+        </w:r>
+        <w:r>
+          <w:rPr>
+            <w:noProof/>
+            <w:webHidden/>
+          </w:rPr>
+          <w:t>18</w:t>
+        </w:r>
+        <w:r>
+          <w:rPr>
+            <w:noProof/>
+            <w:webHidden/>
+          </w:rPr>
+          <w:fldChar w:fldCharType="end"/>
+        </w:r>
+      </w:hyperlink>
+    </w:p>
+    <w:p>
+      <w:pPr>
+        <w:pStyle w:val="11"/>
+        <w:tabs>
+          <w:tab w:val="right" w:leader="dot" w:pos="9736"/>
+        </w:tabs>
+        <w:rPr>
+          <w:rFonts w:eastAsiaTheme="minorEastAsia"/>
+          <w:b w:val="0"/>
+          <w:noProof/>
+          <w:szCs w:val="24"/>
+          <w14:ligatures w14:val="standardContextual"/>
+        </w:rPr>
+      </w:pPr>
+      <w:hyperlink w:anchor="_Toc241087995" w:history="1">
+        <w:r>
+          <w:rPr>
+            <w:rStyle w:val="ae"/>
+            <w:noProof/>
+          </w:rPr>
+          <w:t xml:space="preserve">III. </w:t>
+        </w:r>
+        <w:r>
+          <w:rPr>
+            <w:rStyle w:val="ae"/>
+            <w:noProof/>
+          </w:rPr>
+          <w:t>その他の分析</w:t>
+        </w:r>
+        <w:r>
+          <w:rPr>
+            <w:noProof/>
+            <w:webHidden/>
+          </w:rPr>
+          <w:tab/>
+        </w:r>
+        <w:r>
+          <w:rPr>
+            <w:noProof/>
+            <w:webHidden/>
+          </w:rPr>
+          <w:fldChar w:fldCharType="begin"/>
+        </w:r>
+        <w:r>
+          <w:rPr>
+            <w:noProof/>
+            <w:webHidden/>
+          </w:rPr>
+          <w:instrText xml:space="preserve"> PAGEREF _Toc241087995 \h </w:instrText>
+        </w:r>
+        <w:r>
+          <w:rPr>
+            <w:noProof/>
+            <w:webHidden/>
+          </w:rPr>
+        </w:r>
+        <w:r>
+          <w:rPr>
+            <w:noProof/>
+            <w:webHidden/>
+          </w:rPr>
+          <w:fldChar w:fldCharType="separate"/>
+        </w:r>
+        <w:r>
+          <w:rPr>
+            <w:noProof/>
+            <w:webHidden/>
+          </w:rPr>
+          <w:t>19</w:t>
+        </w:r>
+        <w:r>
+          <w:rPr>
+            <w:noProof/>
+            <w:webHidden/>
+          </w:rPr>
+          <w:fldChar w:fldCharType="end"/>
+        </w:r>
+      </w:hyperlink>
+    </w:p>
+    <w:p>
+      <w:pPr>
+        <w:pStyle w:val="11"/>
+        <w:tabs>
+          <w:tab w:val="right" w:leader="dot" w:pos="9736"/>
+        </w:tabs>
+        <w:rPr>
+          <w:rFonts w:eastAsiaTheme="minorEastAsia"/>
+          <w:b w:val="0"/>
+          <w:noProof/>
+          <w:szCs w:val="24"/>
+          <w14:ligatures w14:val="standardContextual"/>
+        </w:rPr>
+      </w:pPr>
+      <w:hyperlink w:anchor="_Toc241087996" w:history="1">
+        <w:r>
+          <w:rPr>
+            <w:rStyle w:val="ae"/>
+            <w:noProof/>
+          </w:rPr>
+          <w:t xml:space="preserve">IV. </w:t>
+        </w:r>
+        <w:r>
+          <w:rPr>
+            <w:rStyle w:val="ae"/>
+            <w:noProof/>
+          </w:rPr>
+          <w:t>ダッシュボードに関する問い合わせ</w:t>
+        </w:r>
+        <w:r>
+          <w:rPr>
+            <w:noProof/>
+            <w:webHidden/>
+          </w:rPr>
+          <w:tab/>
+        </w:r>
+        <w:r>
+          <w:rPr>
+            <w:noProof/>
+            <w:webHidden/>
+          </w:rPr>
+          <w:fldChar w:fldCharType="begin"/>
+        </w:r>
+        <w:r>
+          <w:rPr>
+            <w:noProof/>
+            <w:webHidden/>
+          </w:rPr>
+          <w:instrText xml:space="preserve"> PAGEREF _Toc241087996 \h </w:instrText>
+        </w:r>
+        <w:r>
+          <w:rPr>
+            <w:noProof/>
+            <w:webHidden/>
+          </w:rPr>
+        </w:r>
+        <w:r>
+          <w:rPr>
+            <w:noProof/>
+            <w:webHidden/>
+          </w:rPr>
+          <w:fldChar w:fldCharType="separate"/>
+        </w:r>
+        <w:r>
+          <w:rPr>
+            <w:noProof/>
+            <w:webHidden/>
+          </w:rPr>
+          <w:t>19</w:t>
+        </w:r>
+        <w:r>
+          <w:rPr>
+            <w:noProof/>
+            <w:webHidden/>
+          </w:rPr>
+          <w:fldChar w:fldCharType="end"/>
+        </w:r>
+      </w:hyperlink>
+    </w:p>
+    <w:p>
+      <w:pPr>
         <w:rPr>
           <w:rFonts w:ascii="ＭＳ ゴシック" w:eastAsia="ＭＳ ゴシック" w:hAnsi="ＭＳ ゴシック"/>
         </w:rPr>
@@ -1614,7 +2056,7 @@
         <w:pStyle w:val="a"/>
       </w:pPr>
       <w:bookmarkStart w:id="0" w:name="_Ref240719878"/>
-      <w:bookmarkStart w:id="1" w:name="_Toc240739207"/>
+      <w:bookmarkStart w:id="1" w:name="_Toc241087976"/>
       <w:r>
         <w:rPr>
           <w:rFonts w:hint="eastAsia"/>
@@ -1629,7 +2071,7 @@
       <w:pPr>
         <w:pStyle w:val="a0"/>
       </w:pPr>
-      <w:bookmarkStart w:id="2" w:name="_Toc240739208"/>
+      <w:bookmarkStart w:id="2" w:name="_Toc241087977"/>
       <w:r>
         <w:rPr>
           <w:rFonts w:hint="eastAsia"/>
@@ -1864,7 +2306,7 @@
       <w:pPr>
         <w:pStyle w:val="a0"/>
       </w:pPr>
-      <w:bookmarkStart w:id="3" w:name="_Toc240739209"/>
+      <w:bookmarkStart w:id="3" w:name="_Toc241087978"/>
       <w:r>
         <w:rPr>
           <w:rFonts w:hint="eastAsia"/>
@@ -1968,7 +2410,7 @@
         <w:pStyle w:val="a0"/>
       </w:pPr>
       <w:bookmarkStart w:id="4" w:name="_Ref240719866"/>
-      <w:bookmarkStart w:id="5" w:name="_Toc240739210"/>
+      <w:bookmarkStart w:id="5" w:name="_Toc241087979"/>
       <w:r>
         <w:rPr>
           <w:rFonts w:hint="eastAsia"/>
@@ -2556,7 +2998,7 @@
       <w:pPr>
         <w:pStyle w:val="a0"/>
       </w:pPr>
-      <w:bookmarkStart w:id="6" w:name="_Toc240739211"/>
+      <w:bookmarkStart w:id="6" w:name="_Toc241087980"/>
       <w:r>
         <w:rPr>
           <w:rFonts w:hint="eastAsia"/>
@@ -2628,7 +3070,7 @@
       <w:pPr>
         <w:pStyle w:val="a0"/>
       </w:pPr>
-      <w:bookmarkStart w:id="7" w:name="_Toc240739212"/>
+      <w:bookmarkStart w:id="7" w:name="_Toc241087981"/>
       <w:r>
         <w:rPr>
           <w:rFonts w:hint="eastAsia"/>
@@ -3071,7 +3513,7 @@
       <w:pPr>
         <w:pStyle w:val="a"/>
       </w:pPr>
-      <w:bookmarkStart w:id="8" w:name="_Toc240739213"/>
+      <w:bookmarkStart w:id="8" w:name="_Toc241087982"/>
       <w:r>
         <w:rPr>
           <w:rFonts w:hint="eastAsia"/>
@@ -3085,7 +3527,7 @@
       <w:pPr>
         <w:pStyle w:val="a0"/>
       </w:pPr>
-      <w:bookmarkStart w:id="9" w:name="_Toc240739214"/>
+      <w:bookmarkStart w:id="9" w:name="_Toc241087983"/>
       <w:r>
         <w:rPr>
           <w:rFonts w:hint="eastAsia"/>
@@ -4530,12 +4972,14 @@
       <w:pPr>
         <w:pStyle w:val="a0"/>
       </w:pPr>
+      <w:bookmarkStart w:id="10" w:name="_Toc241087984"/>
       <w:r>
         <w:rPr>
           <w:rFonts w:hint="eastAsia"/>
         </w:rPr>
         <w:t>各ファイルの入手次期・経路</w:t>
       </w:r>
+      <w:bookmarkEnd w:id="10"/>
     </w:p>
     <w:p>
       <w:pPr>
@@ -5256,7 +5700,7 @@
       <w:pPr>
         <w:pStyle w:val="a0"/>
       </w:pPr>
-      <w:bookmarkStart w:id="10" w:name="_Toc240739215"/>
+      <w:bookmarkStart w:id="11" w:name="_Toc241087985"/>
       <w:r>
         <w:rPr>
           <w:rFonts w:hint="eastAsia"/>
@@ -5282,20 +5726,20 @@
         </w:rPr>
         <w:t>用）</w:t>
       </w:r>
-      <w:bookmarkEnd w:id="10"/>
+      <w:bookmarkEnd w:id="11"/>
     </w:p>
     <w:p>
       <w:pPr>
         <w:pStyle w:val="a1"/>
       </w:pPr>
-      <w:bookmarkStart w:id="11" w:name="_Toc240739216"/>
+      <w:bookmarkStart w:id="12" w:name="_Toc241087986"/>
       <w:r>
         <w:rPr>
           <w:rFonts w:hint="eastAsia"/>
         </w:rPr>
         <w:t>ダッシュボードの起動とファイルの読み込み</w:t>
       </w:r>
-      <w:bookmarkEnd w:id="11"/>
+      <w:bookmarkEnd w:id="12"/>
     </w:p>
     <w:p>
       <w:pPr>
@@ -8141,7 +8585,7 @@
       <w:pPr>
         <w:pStyle w:val="a1"/>
       </w:pPr>
-      <w:bookmarkStart w:id="12" w:name="_Toc240739217"/>
+      <w:bookmarkStart w:id="13" w:name="_Toc241087987"/>
       <w:r>
         <w:rPr>
           <w:rFonts w:ascii="ＭＳ 明朝" w:hAnsi="ＭＳ 明朝" w:hint="eastAsia"/>
@@ -8468,7 +8912,7 @@
         </w:rPr>
         <w:t>の表示</w:t>
       </w:r>
-      <w:bookmarkEnd w:id="12"/>
+      <w:bookmarkEnd w:id="13"/>
     </w:p>
     <w:p>
       <w:pPr>
@@ -10293,13 +10737,13 @@
     <w:p>
       <w:pPr>
         <w:rPr>
+          <w:rFonts w:ascii="ＭＳ 明朝" w:hAnsi="ＭＳ 明朝"/>
+        </w:rPr>
+      </w:pPr>
+      <w:r>
+        <w:rPr>
           <w:rFonts w:ascii="ＭＳ 明朝" w:hAnsi="ＭＳ 明朝" w:hint="eastAsia"/>
         </w:rPr>
-      </w:pPr>
-      <w:r>
-        <w:rPr>
-          <w:rFonts w:ascii="ＭＳ 明朝" w:hAnsi="ＭＳ 明朝" w:hint="eastAsia"/>
-        </w:rPr>
         <w:t>※画面下部の「CSV全体データ出力用テーブル」は県教委作業用です。</w:t>
       </w:r>
     </w:p>
@@ -10312,6 +10756,7 @@
       <w:r>
         <w:rPr>
           <w:rFonts w:ascii="ＭＳ 明朝" w:hAnsi="ＭＳ 明朝"/>
+          <w:noProof/>
         </w:rPr>
         <w:drawing>
           <wp:inline distT="0" distB="0" distL="0" distR="0" wp14:anchorId="0925300A" wp14:editId="5E160BA7">
@@ -10386,7 +10831,7 @@
       <w:pPr>
         <w:pStyle w:val="a1"/>
       </w:pPr>
-      <w:bookmarkStart w:id="13" w:name="_Toc240739218"/>
+      <w:bookmarkStart w:id="14" w:name="_Toc241087988"/>
       <w:r>
         <w:rPr>
           <w:rFonts w:ascii="ＭＳ 明朝" w:hAnsi="ＭＳ 明朝" w:hint="eastAsia"/>
@@ -10471,7 +10916,6 @@
                             <w:pPr>
                               <w:jc w:val="center"/>
                               <w:rPr>
-                                <w:rFonts w:hint="eastAsia"/>
                                 <w:color w:val="0070C0"/>
                               </w:rPr>
                             </w:pPr>
@@ -10527,7 +10971,6 @@
                       <w:pPr>
                         <w:jc w:val="center"/>
                         <w:rPr>
-                          <w:rFonts w:hint="eastAsia"/>
                           <w:color w:val="0070C0"/>
                         </w:rPr>
                       </w:pPr>
@@ -10564,7 +11007,7 @@
         </w:rPr>
         <w:t>の表示</w:t>
       </w:r>
-      <w:bookmarkEnd w:id="13"/>
+      <w:bookmarkEnd w:id="14"/>
     </w:p>
     <w:p>
       <w:pPr>
@@ -10577,7 +11020,7 @@
       <w:pPr>
         <w:jc w:val="center"/>
         <w:rPr>
-          <w:rFonts w:ascii="ＭＳ 明朝" w:hAnsi="ＭＳ 明朝" w:hint="eastAsia"/>
+          <w:rFonts w:ascii="ＭＳ 明朝" w:hAnsi="ＭＳ 明朝"/>
         </w:rPr>
       </w:pPr>
       <w:r>
@@ -10827,7 +11270,6 @@
                             <w:pPr>
                               <w:jc w:val="center"/>
                               <w:rPr>
-                                <w:rFonts w:hint="eastAsia"/>
                                 <w:color w:val="0070C0"/>
                               </w:rPr>
                             </w:pPr>
@@ -10890,7 +11332,6 @@
                       <w:pPr>
                         <w:jc w:val="center"/>
                         <w:rPr>
-                          <w:rFonts w:hint="eastAsia"/>
                           <w:color w:val="0070C0"/>
                         </w:rPr>
                       </w:pPr>
@@ -11161,7 +11602,6 @@
                             <w:pPr>
                               <w:jc w:val="center"/>
                               <w:rPr>
-                                <w:rFonts w:hint="eastAsia"/>
                                 <w:color w:val="0070C0"/>
                               </w:rPr>
                             </w:pPr>
@@ -11217,7 +11657,6 @@
                       <w:pPr>
                         <w:jc w:val="center"/>
                         <w:rPr>
-                          <w:rFonts w:hint="eastAsia"/>
                           <w:color w:val="0070C0"/>
                         </w:rPr>
                       </w:pPr>
@@ -11545,6 +11984,7 @@
       <w:r>
         <w:rPr>
           <w:rFonts w:ascii="ＭＳ 明朝" w:hAnsi="ＭＳ 明朝"/>
+          <w:noProof/>
         </w:rPr>
         <w:drawing>
           <wp:inline distT="0" distB="0" distL="0" distR="0" wp14:anchorId="7548D89D" wp14:editId="03E3B3C8">
@@ -11856,7 +12296,6 @@
                             <w:pPr>
                               <w:jc w:val="center"/>
                               <w:rPr>
-                                <w:rFonts w:hint="eastAsia"/>
                                 <w:color w:val="0070C0"/>
                               </w:rPr>
                             </w:pPr>
@@ -11912,7 +12351,6 @@
                       <w:pPr>
                         <w:jc w:val="center"/>
                         <w:rPr>
-                          <w:rFonts w:hint="eastAsia"/>
                           <w:color w:val="0070C0"/>
                         </w:rPr>
                       </w:pPr>
@@ -12101,6 +12539,7 @@
       <w:r>
         <w:rPr>
           <w:rFonts w:ascii="ＭＳ 明朝" w:hAnsi="ＭＳ 明朝"/>
+          <w:noProof/>
         </w:rPr>
         <w:drawing>
           <wp:inline distT="0" distB="0" distL="0" distR="0" wp14:anchorId="30EEBA12" wp14:editId="3361C7BF">
@@ -12233,7 +12672,6 @@
                             <w:pPr>
                               <w:jc w:val="center"/>
                               <w:rPr>
-                                <w:rFonts w:hint="eastAsia"/>
                                 <w:color w:val="0070C0"/>
                               </w:rPr>
                             </w:pPr>
@@ -12289,7 +12727,6 @@
                       <w:pPr>
                         <w:jc w:val="center"/>
                         <w:rPr>
-                          <w:rFonts w:hint="eastAsia"/>
                           <w:color w:val="0070C0"/>
                         </w:rPr>
                       </w:pPr>
@@ -12355,7 +12792,7 @@
       <w:pPr>
         <w:pStyle w:val="a1"/>
       </w:pPr>
-      <w:bookmarkStart w:id="14" w:name="_Toc240739219"/>
+      <w:bookmarkStart w:id="15" w:name="_Toc241087989"/>
       <w:r>
         <w:rPr>
           <w:rFonts w:hint="eastAsia"/>
@@ -12375,7 +12812,7 @@
         </w:rPr>
         <w:t>の表示</w:t>
       </w:r>
-      <w:bookmarkEnd w:id="14"/>
+      <w:bookmarkEnd w:id="15"/>
     </w:p>
     <w:p>
       <w:pPr>
@@ -12473,7 +12910,6 @@
                             <w:pPr>
                               <w:jc w:val="center"/>
                               <w:rPr>
-                                <w:rFonts w:hint="eastAsia"/>
                                 <w:color w:val="0070C0"/>
                               </w:rPr>
                             </w:pPr>
@@ -12529,7 +12965,6 @@
                       <w:pPr>
                         <w:jc w:val="center"/>
                         <w:rPr>
-                          <w:rFonts w:hint="eastAsia"/>
                           <w:color w:val="0070C0"/>
                         </w:rPr>
                       </w:pPr>
@@ -12632,7 +13067,6 @@
                             <w:pPr>
                               <w:jc w:val="center"/>
                               <w:rPr>
-                                <w:rFonts w:hint="eastAsia"/>
                                 <w:color w:val="0070C0"/>
                               </w:rPr>
                             </w:pPr>
@@ -12688,7 +13122,6 @@
                       <w:pPr>
                         <w:jc w:val="center"/>
                         <w:rPr>
-                          <w:rFonts w:hint="eastAsia"/>
                           <w:color w:val="0070C0"/>
                         </w:rPr>
                       </w:pPr>
@@ -12717,7 +13150,7 @@
     <w:p>
       <w:pPr>
         <w:rPr>
-          <w:rFonts w:ascii="ＭＳ 明朝" w:hAnsi="ＭＳ 明朝" w:hint="eastAsia"/>
+          <w:rFonts w:ascii="ＭＳ 明朝" w:hAnsi="ＭＳ 明朝"/>
         </w:rPr>
       </w:pPr>
     </w:p>
@@ -14112,6 +14545,7 @@
       <w:r>
         <w:rPr>
           <w:rFonts w:ascii="ＭＳ 明朝" w:hAnsi="ＭＳ 明朝"/>
+          <w:noProof/>
         </w:rPr>
         <w:drawing>
           <wp:inline distT="0" distB="0" distL="0" distR="0" wp14:anchorId="6FF534AE" wp14:editId="2EEC6E1A">
@@ -14186,24 +14620,40 @@
       <w:pPr>
         <w:pStyle w:val="a0"/>
       </w:pPr>
+      <w:bookmarkStart w:id="16" w:name="_Toc241087990"/>
       <w:r>
         <w:rPr>
           <w:rFonts w:hint="eastAsia"/>
         </w:rPr>
         <w:lastRenderedPageBreak/>
-        <w:t>質問調査用ダッシュボード（学校用）</w:t>
-      </w:r>
+        <w:t>質問調査用ダッシュボード（</w:t>
+      </w:r>
+      <w:r>
+        <w:rPr>
+          <w:rFonts w:hint="eastAsia"/>
+        </w:rPr>
+        <w:t>教育委員会</w:t>
+      </w:r>
+      <w:r>
+        <w:rPr>
+          <w:rFonts w:hint="eastAsia"/>
+        </w:rPr>
+        <w:t>用）</w:t>
+      </w:r>
+      <w:bookmarkEnd w:id="16"/>
     </w:p>
     <w:p>
       <w:pPr>
         <w:pStyle w:val="a1"/>
       </w:pPr>
+      <w:bookmarkStart w:id="17" w:name="_Toc241087991"/>
       <w:r>
         <w:rPr>
           <w:rFonts w:hint="eastAsia"/>
         </w:rPr>
         <w:t>ダッシュボードの起動とファイルの読み込み</w:t>
       </w:r>
+      <w:bookmarkEnd w:id="17"/>
     </w:p>
     <w:p>
       <w:pPr>
@@ -14683,6 +15133,7 @@
       <w:r>
         <w:rPr>
           <w:rFonts w:ascii="ＭＳ 明朝" w:hAnsi="ＭＳ 明朝"/>
+          <w:noProof/>
         </w:rPr>
         <w:drawing>
           <wp:inline distT="0" distB="0" distL="0" distR="0" wp14:anchorId="4DBF3848" wp14:editId="4E8A8F79">
@@ -16131,26 +16582,889 @@
     </w:p>
     <w:p>
       <w:pPr>
+        <w:rPr>
+          <w:rFonts w:ascii="ＭＳ 明朝" w:hAnsi="ＭＳ 明朝"/>
+        </w:rPr>
+      </w:pPr>
+      <w:r>
+        <w:rPr>
+          <w:rFonts w:ascii="ＭＳ 明朝" w:hAnsi="ＭＳ 明朝"/>
+        </w:rPr>
+        <w:br w:type="page"/>
+      </w:r>
+    </w:p>
+    <w:p>
+      <w:pPr>
+        <w:rPr>
+          <w:rFonts w:ascii="ＭＳ 明朝" w:hAnsi="ＭＳ 明朝" w:hint="eastAsia"/>
+        </w:rPr>
+      </w:pPr>
+    </w:p>
+    <w:p>
+      <w:pPr>
         <w:pStyle w:val="a1"/>
       </w:pPr>
+      <w:bookmarkStart w:id="18" w:name="_Toc241087992"/>
       <w:r>
         <w:rPr>
           <w:rFonts w:hint="eastAsia"/>
         </w:rPr>
         <w:t>全体レポートの表示</w:t>
       </w:r>
-    </w:p>
-    <w:p>
-      <w:pPr>
-        <w:rPr>
-          <w:rFonts w:ascii="ＭＳ 明朝" w:hAnsi="ＭＳ 明朝"/>
-        </w:rPr>
-      </w:pPr>
-    </w:p>
-    <w:p>
-      <w:pPr>
-        <w:rPr>
-          <w:rFonts w:ascii="ＭＳ 明朝" w:hAnsi="ＭＳ 明朝"/>
+      <w:bookmarkEnd w:id="18"/>
+    </w:p>
+    <w:p>
+      <w:pPr>
+        <w:rPr>
+          <w:rFonts w:ascii="ＭＳ 明朝" w:hAnsi="ＭＳ 明朝"/>
+        </w:rPr>
+      </w:pPr>
+    </w:p>
+    <w:p>
+      <w:pPr>
+        <w:rPr>
+          <w:rFonts w:ascii="ＭＳ 明朝" w:hAnsi="ＭＳ 明朝"/>
+        </w:rPr>
+      </w:pPr>
+      <w:r>
+        <w:rPr>
+          <w:rFonts w:ascii="ＭＳ 明朝" w:hAnsi="ＭＳ 明朝" w:hint="eastAsia"/>
+        </w:rPr>
+        <w:t xml:space="preserve">　読み込ませたcsvファイル全データの質問項目別集計結果およびエクセルへのコピー用データが表示されます。</w:t>
+      </w:r>
+    </w:p>
+    <w:p>
+      <w:pPr>
+        <w:rPr>
+          <w:rFonts w:ascii="ＭＳ 明朝" w:hAnsi="ＭＳ 明朝"/>
+        </w:rPr>
+      </w:pPr>
+    </w:p>
+    <w:p>
+      <w:pPr>
+        <w:jc w:val="center"/>
+        <w:rPr>
+          <w:rFonts w:ascii="ＭＳ 明朝" w:hAnsi="ＭＳ 明朝"/>
+        </w:rPr>
+      </w:pPr>
+      <w:r>
+        <w:rPr>
+          <w:rFonts w:ascii="ＭＳ 明朝" w:hAnsi="ＭＳ 明朝" w:hint="eastAsia"/>
+          <w:noProof/>
+        </w:rPr>
+        <mc:AlternateContent>
+          <mc:Choice Requires="wps">
+            <w:drawing>
+              <wp:anchor distT="0" distB="0" distL="114300" distR="114300" simplePos="0" relativeHeight="251863040" behindDoc="0" locked="0" layoutInCell="1" allowOverlap="1" wp14:anchorId="5D7AC89E" wp14:editId="39B9D02D">
+                <wp:simplePos x="0" y="0"/>
+                <wp:positionH relativeFrom="margin">
+                  <wp:posOffset>3131242</wp:posOffset>
+                </wp:positionH>
+                <wp:positionV relativeFrom="paragraph">
+                  <wp:posOffset>3784600</wp:posOffset>
+                </wp:positionV>
+                <wp:extent cx="2909454" cy="450850"/>
+                <wp:effectExtent l="0" t="133350" r="24765" b="25400"/>
+                <wp:wrapNone/>
+                <wp:docPr id="354109735" name="吹き出し: 角を丸めた四角形 5"/>
+                <wp:cNvGraphicFramePr/>
+                <a:graphic xmlns:a="http://schemas.openxmlformats.org/drawingml/2006/main">
+                  <a:graphicData uri="http://schemas.microsoft.com/office/word/2010/wordprocessingShape">
+                    <wps:wsp>
+                      <wps:cNvSpPr/>
+                      <wps:spPr>
+                        <a:xfrm>
+                          <a:off x="0" y="0"/>
+                          <a:ext cx="2909454" cy="450850"/>
+                        </a:xfrm>
+                        <a:prstGeom prst="wedgeRoundRectCallout">
+                          <a:avLst>
+                            <a:gd name="adj1" fmla="val -46810"/>
+                            <a:gd name="adj2" fmla="val -73440"/>
+                            <a:gd name="adj3" fmla="val 16667"/>
+                          </a:avLst>
+                        </a:prstGeom>
+                        <a:solidFill>
+                          <a:schemeClr val="bg1"/>
+                        </a:solidFill>
+                        <a:ln w="19050">
+                          <a:solidFill>
+                            <a:srgbClr val="0070C0"/>
+                          </a:solidFill>
+                        </a:ln>
+                      </wps:spPr>
+                      <wps:style>
+                        <a:lnRef idx="2">
+                          <a:schemeClr val="accent1">
+                            <a:shade val="15000"/>
+                          </a:schemeClr>
+                        </a:lnRef>
+                        <a:fillRef idx="1">
+                          <a:schemeClr val="accent1"/>
+                        </a:fillRef>
+                        <a:effectRef idx="0">
+                          <a:schemeClr val="accent1"/>
+                        </a:effectRef>
+                        <a:fontRef idx="minor">
+                          <a:schemeClr val="lt1"/>
+                        </a:fontRef>
+                      </wps:style>
+                      <wps:txbx>
+                        <w:txbxContent>
+                          <w:p>
+                            <w:pPr>
+                              <w:jc w:val="center"/>
+                              <w:rPr>
+                                <w:rFonts w:hint="eastAsia"/>
+                                <w:color w:val="0070C0"/>
+                              </w:rPr>
+                            </w:pPr>
+                            <w:r>
+                              <w:rPr>
+                                <w:rFonts w:hint="eastAsia"/>
+                                <w:color w:val="0070C0"/>
+                              </w:rPr>
+                              <w:t>全ての質問の集計結果概要が表示されます</w:t>
+                            </w:r>
+                          </w:p>
+                        </w:txbxContent>
+                      </wps:txbx>
+                      <wps:bodyPr rot="0" spcFirstLastPara="0" vertOverflow="overflow" horzOverflow="overflow" vert="horz" wrap="square" lIns="91440" tIns="45720" rIns="91440" bIns="45720" numCol="1" spcCol="0" rtlCol="0" fromWordArt="0" anchor="ctr" anchorCtr="0" forceAA="0" compatLnSpc="1">
+                        <a:prstTxWarp prst="textNoShape">
+                          <a:avLst/>
+                        </a:prstTxWarp>
+                        <a:noAutofit/>
+                      </wps:bodyPr>
+                    </wps:wsp>
+                  </a:graphicData>
+                </a:graphic>
+                <wp14:sizeRelH relativeFrom="margin">
+                  <wp14:pctWidth>0</wp14:pctWidth>
+                </wp14:sizeRelH>
+                <wp14:sizeRelV relativeFrom="margin">
+                  <wp14:pctHeight>0</wp14:pctHeight>
+                </wp14:sizeRelV>
+              </wp:anchor>
+            </w:drawing>
+          </mc:Choice>
+          <mc:Fallback>
+            <w:pict>
+              <v:shape w14:anchorId="5D7AC89E" id="_x0000_s1055" type="#_x0000_t62" style="position:absolute;left:0;text-align:left;margin-left:246.55pt;margin-top:298pt;width:229.1pt;height:35.5pt;z-index:251863040;visibility:visible;mso-wrap-style:square;mso-width-percent:0;mso-height-percent:0;mso-wrap-distance-left:9pt;mso-wrap-distance-top:0;mso-wrap-distance-right:9pt;mso-wrap-distance-bottom:0;mso-position-horizontal:absolute;mso-position-horizontal-relative:margin;mso-position-vertical:absolute;mso-position-vertical-relative:text;mso-width-percent:0;mso-height-percent:0;mso-width-relative:margin;mso-height-relative:margin;v-text-anchor:middle" o:gfxdata="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" adj="689,-5063" fillcolor="white [3212]" strokecolor="#0070c0" strokeweight="1.5pt">
+                <v:textbox>
+                  <w:txbxContent>
+                    <w:p>
+                      <w:pPr>
+                        <w:jc w:val="center"/>
+                        <w:rPr>
+                          <w:rFonts w:hint="eastAsia"/>
+                          <w:color w:val="0070C0"/>
+                        </w:rPr>
+                      </w:pPr>
+                      <w:r>
+                        <w:rPr>
+                          <w:rFonts w:hint="eastAsia"/>
+                          <w:color w:val="0070C0"/>
+                        </w:rPr>
+                        <w:t>全ての質問の集計結果概要が表示されます</w:t>
+                      </w:r>
+                    </w:p>
+                  </w:txbxContent>
+                </v:textbox>
+                <w10:wrap anchorx="margin"/>
+              </v:shape>
+            </w:pict>
+          </mc:Fallback>
+        </mc:AlternateContent>
+      </w:r>
+      <w:r>
+        <w:rPr>
+          <w:rFonts w:ascii="ＭＳ 明朝" w:hAnsi="ＭＳ 明朝" w:hint="eastAsia"/>
+          <w:noProof/>
+        </w:rPr>
+        <mc:AlternateContent>
+          <mc:Choice Requires="wps">
+            <w:drawing>
+              <wp:anchor distT="0" distB="0" distL="114300" distR="114300" simplePos="0" relativeHeight="251860992" behindDoc="0" locked="0" layoutInCell="1" allowOverlap="1" wp14:anchorId="0FEE475A" wp14:editId="3C422269">
+                <wp:simplePos x="0" y="0"/>
+                <wp:positionH relativeFrom="column">
+                  <wp:posOffset>3013249</wp:posOffset>
+                </wp:positionH>
+                <wp:positionV relativeFrom="paragraph">
+                  <wp:posOffset>2224982</wp:posOffset>
+                </wp:positionV>
+                <wp:extent cx="166255" cy="1316182"/>
+                <wp:effectExtent l="19050" t="0" r="43815" b="36830"/>
+                <wp:wrapNone/>
+                <wp:docPr id="894020707" name="矢印: 下 77"/>
+                <wp:cNvGraphicFramePr/>
+                <a:graphic xmlns:a="http://schemas.openxmlformats.org/drawingml/2006/main">
+                  <a:graphicData uri="http://schemas.microsoft.com/office/word/2010/wordprocessingShape">
+                    <wps:wsp>
+                      <wps:cNvSpPr/>
+                      <wps:spPr>
+                        <a:xfrm>
+                          <a:off x="0" y="0"/>
+                          <a:ext cx="166255" cy="1316182"/>
+                        </a:xfrm>
+                        <a:prstGeom prst="downArrow">
+                          <a:avLst/>
+                        </a:prstGeom>
+                      </wps:spPr>
+                      <wps:style>
+                        <a:lnRef idx="2">
+                          <a:schemeClr val="accent1">
+                            <a:shade val="15000"/>
+                          </a:schemeClr>
+                        </a:lnRef>
+                        <a:fillRef idx="1">
+                          <a:schemeClr val="accent1"/>
+                        </a:fillRef>
+                        <a:effectRef idx="0">
+                          <a:schemeClr val="accent1"/>
+                        </a:effectRef>
+                        <a:fontRef idx="minor">
+                          <a:schemeClr val="lt1"/>
+                        </a:fontRef>
+                      </wps:style>
+                      <wps:bodyPr rot="0" spcFirstLastPara="0" vertOverflow="overflow" horzOverflow="overflow" vert="horz" wrap="square" lIns="91440" tIns="45720" rIns="91440" bIns="45720" numCol="1" spcCol="0" rtlCol="0" fromWordArt="0" anchor="ctr" anchorCtr="0" forceAA="0" compatLnSpc="1">
+                        <a:prstTxWarp prst="textNoShape">
+                          <a:avLst/>
+                        </a:prstTxWarp>
+                        <a:noAutofit/>
+                      </wps:bodyPr>
+                    </wps:wsp>
+                  </a:graphicData>
+                </a:graphic>
+              </wp:anchor>
+            </w:drawing>
+          </mc:Choice>
+          <mc:Fallback>
+            <w:pict>
+              <v:shapetype w14:anchorId="0C609D7D" id="_x0000_t67" coordsize="21600,21600" o:spt="67" adj="16200,5400" path="m0@0l@1@0@1,0@2,0@2@0,21600@0,10800,21600xe">
+                <v:stroke joinstyle="miter"/>
+                <v:formulas>
+                  <v:f eqn="val #0"/>
+                  <v:f eqn="val #1"/>
+                  <v:f eqn="sum height 0 #1"/>
+                  <v:f eqn="sum 10800 0 #1"/>
+                  <v:f eqn="sum width 0 #0"/>
+                  <v:f eqn="prod @4 @3 10800"/>
+                  <v:f eqn="sum width 0 @5"/>
+                </v:formulas>
+                <v:path o:connecttype="custom" o:connectlocs="10800,0;0,@0;10800,21600;21600,@0" o:connectangles="270,180,90,0" textboxrect="@1,0,@2,@6"/>
+                <v:handles>
+                  <v:h position="#1,#0" xrange="0,10800" yrange="0,21600"/>
+                </v:handles>
+              </v:shapetype>
+              <v:shape id="矢印: 下 77" o:spid="_x0000_s1026" type="#_x0000_t67" style="position:absolute;margin-left:237.25pt;margin-top:175.2pt;width:13.1pt;height:103.65pt;z-index:251860992;visibility:visible;mso-wrap-style:square;mso-wrap-distance-left:9pt;mso-wrap-distance-top:0;mso-wrap-distance-right:9pt;mso-wrap-distance-bottom:0;mso-position-horizontal:absolute;mso-position-horizontal-relative:text;mso-position-vertical:absolute;mso-position-vertical-relative:text;v-text-anchor:middle" o:gfxdata="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" adj="20236" fillcolor="#5b9bd5 [3204]" strokecolor="#091723 [484]" strokeweight="1pt"/>
+            </w:pict>
+          </mc:Fallback>
+        </mc:AlternateContent>
+      </w:r>
+      <w:r>
+        <w:rPr>
+          <w:rFonts w:ascii="ＭＳ 明朝" w:hAnsi="ＭＳ 明朝" w:hint="eastAsia"/>
+          <w:noProof/>
+        </w:rPr>
+        <mc:AlternateContent>
+          <mc:Choice Requires="wps">
+            <w:drawing>
+              <wp:anchor distT="0" distB="0" distL="114300" distR="114300" simplePos="0" relativeHeight="251859968" behindDoc="0" locked="0" layoutInCell="1" allowOverlap="1" wp14:anchorId="6F5E4A56" wp14:editId="67342C94">
+                <wp:simplePos x="0" y="0"/>
+                <wp:positionH relativeFrom="column">
+                  <wp:posOffset>907472</wp:posOffset>
+                </wp:positionH>
+                <wp:positionV relativeFrom="paragraph">
+                  <wp:posOffset>2100465</wp:posOffset>
+                </wp:positionV>
+                <wp:extent cx="2334491" cy="0"/>
+                <wp:effectExtent l="0" t="0" r="0" b="0"/>
+                <wp:wrapNone/>
+                <wp:docPr id="2050391952" name="直線コネクタ 76"/>
+                <wp:cNvGraphicFramePr/>
+                <a:graphic xmlns:a="http://schemas.openxmlformats.org/drawingml/2006/main">
+                  <a:graphicData uri="http://schemas.microsoft.com/office/word/2010/wordprocessingShape">
+                    <wps:wsp>
+                      <wps:cNvCnPr/>
+                      <wps:spPr>
+                        <a:xfrm>
+                          <a:off x="0" y="0"/>
+                          <a:ext cx="2334491" cy="0"/>
+                        </a:xfrm>
+                        <a:prstGeom prst="line">
+                          <a:avLst/>
+                        </a:prstGeom>
+                        <a:ln w="19050">
+                          <a:solidFill>
+                            <a:srgbClr val="0070C0"/>
+                          </a:solidFill>
+                          <a:prstDash val="sysDash"/>
+                        </a:ln>
+                      </wps:spPr>
+                      <wps:style>
+                        <a:lnRef idx="1">
+                          <a:schemeClr val="accent1"/>
+                        </a:lnRef>
+                        <a:fillRef idx="0">
+                          <a:schemeClr val="accent1"/>
+                        </a:fillRef>
+                        <a:effectRef idx="0">
+                          <a:schemeClr val="accent1"/>
+                        </a:effectRef>
+                        <a:fontRef idx="minor">
+                          <a:schemeClr val="tx1"/>
+                        </a:fontRef>
+                      </wps:style>
+                      <wps:bodyPr/>
+                    </wps:wsp>
+                  </a:graphicData>
+                </a:graphic>
+              </wp:anchor>
+            </w:drawing>
+          </mc:Choice>
+          <mc:Fallback>
+            <w:pict>
+              <v:line w14:anchorId="4CD4E423" id="直線コネクタ 76" o:spid="_x0000_s1026" style="position:absolute;z-index:251859968;visibility:visible;mso-wrap-style:square;mso-wrap-distance-left:9pt;mso-wrap-distance-top:0;mso-wrap-distance-right:9pt;mso-wrap-distance-bottom:0;mso-position-horizontal:absolute;mso-position-horizontal-relative:text;mso-position-vertical:absolute;mso-position-vertical-relative:text" from="71.45pt,165.4pt" to="255.25pt,165.4pt" o:gfxdata="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" strokecolor="#0070c0" strokeweight="1.5pt">
+                <v:stroke dashstyle="3 1" joinstyle="miter"/>
+              </v:line>
+            </w:pict>
+          </mc:Fallback>
+        </mc:AlternateContent>
+      </w:r>
+      <w:r>
+        <w:rPr>
+          <w:rFonts w:ascii="ＭＳ 明朝" w:hAnsi="ＭＳ 明朝" w:hint="eastAsia"/>
+          <w:noProof/>
+        </w:rPr>
+        <mc:AlternateContent>
+          <mc:Choice Requires="wps">
+            <w:drawing>
+              <wp:anchor distT="0" distB="0" distL="114300" distR="114300" simplePos="0" relativeHeight="251855872" behindDoc="0" locked="0" layoutInCell="1" allowOverlap="1" wp14:anchorId="78343AFD" wp14:editId="633925B4">
+                <wp:simplePos x="0" y="0"/>
+                <wp:positionH relativeFrom="margin">
+                  <wp:posOffset>3311236</wp:posOffset>
+                </wp:positionH>
+                <wp:positionV relativeFrom="paragraph">
+                  <wp:posOffset>1833765</wp:posOffset>
+                </wp:positionV>
+                <wp:extent cx="2853055" cy="450850"/>
+                <wp:effectExtent l="0" t="133350" r="23495" b="25400"/>
+                <wp:wrapNone/>
+                <wp:docPr id="743320969" name="吹き出し: 角を丸めた四角形 5"/>
+                <wp:cNvGraphicFramePr/>
+                <a:graphic xmlns:a="http://schemas.openxmlformats.org/drawingml/2006/main">
+                  <a:graphicData uri="http://schemas.microsoft.com/office/word/2010/wordprocessingShape">
+                    <wps:wsp>
+                      <wps:cNvSpPr/>
+                      <wps:spPr>
+                        <a:xfrm>
+                          <a:off x="0" y="0"/>
+                          <a:ext cx="2853055" cy="450850"/>
+                        </a:xfrm>
+                        <a:prstGeom prst="wedgeRoundRectCallout">
+                          <a:avLst>
+                            <a:gd name="adj1" fmla="val -46810"/>
+                            <a:gd name="adj2" fmla="val -73440"/>
+                            <a:gd name="adj3" fmla="val 16667"/>
+                          </a:avLst>
+                        </a:prstGeom>
+                        <a:solidFill>
+                          <a:schemeClr val="bg1"/>
+                        </a:solidFill>
+                        <a:ln w="19050">
+                          <a:solidFill>
+                            <a:srgbClr val="0070C0"/>
+                          </a:solidFill>
+                        </a:ln>
+                      </wps:spPr>
+                      <wps:style>
+                        <a:lnRef idx="2">
+                          <a:schemeClr val="accent1">
+                            <a:shade val="15000"/>
+                          </a:schemeClr>
+                        </a:lnRef>
+                        <a:fillRef idx="1">
+                          <a:schemeClr val="accent1"/>
+                        </a:fillRef>
+                        <a:effectRef idx="0">
+                          <a:schemeClr val="accent1"/>
+                        </a:effectRef>
+                        <a:fontRef idx="minor">
+                          <a:schemeClr val="lt1"/>
+                        </a:fontRef>
+                      </wps:style>
+                      <wps:txbx>
+                        <w:txbxContent>
+                          <w:p>
+                            <w:pPr>
+                              <w:jc w:val="center"/>
+                              <w:rPr>
+                                <w:rFonts w:hint="eastAsia"/>
+                                <w:color w:val="0070C0"/>
+                              </w:rPr>
+                            </w:pPr>
+                            <w:r>
+                              <w:rPr>
+                                <w:rFonts w:hint="eastAsia"/>
+                                <w:color w:val="0070C0"/>
+                              </w:rPr>
+                              <w:t>読み込ませた</w:t>
+                            </w:r>
+                            <w:r>
+                              <w:rPr>
+                                <w:rFonts w:hint="eastAsia"/>
+                                <w:color w:val="0070C0"/>
+                              </w:rPr>
+                              <w:t>csv</w:t>
+                            </w:r>
+                            <w:r>
+                              <w:rPr>
+                                <w:rFonts w:hint="eastAsia"/>
+                                <w:color w:val="0070C0"/>
+                              </w:rPr>
+                              <w:t>ファイル全体の集計です</w:t>
+                            </w:r>
+                          </w:p>
+                        </w:txbxContent>
+                      </wps:txbx>
+                      <wps:bodyPr rot="0" spcFirstLastPara="0" vertOverflow="overflow" horzOverflow="overflow" vert="horz" wrap="square" lIns="91440" tIns="45720" rIns="91440" bIns="45720" numCol="1" spcCol="0" rtlCol="0" fromWordArt="0" anchor="ctr" anchorCtr="0" forceAA="0" compatLnSpc="1">
+                        <a:prstTxWarp prst="textNoShape">
+                          <a:avLst/>
+                        </a:prstTxWarp>
+                        <a:noAutofit/>
+                      </wps:bodyPr>
+                    </wps:wsp>
+                  </a:graphicData>
+                </a:graphic>
+                <wp14:sizeRelH relativeFrom="margin">
+                  <wp14:pctWidth>0</wp14:pctWidth>
+                </wp14:sizeRelH>
+                <wp14:sizeRelV relativeFrom="margin">
+                  <wp14:pctHeight>0</wp14:pctHeight>
+                </wp14:sizeRelV>
+              </wp:anchor>
+            </w:drawing>
+          </mc:Choice>
+          <mc:Fallback>
+            <w:pict>
+              <v:shape w14:anchorId="78343AFD" id="_x0000_s1056" type="#_x0000_t62" style="position:absolute;left:0;text-align:left;margin-left:260.75pt;margin-top:144.4pt;width:224.65pt;height:35.5pt;z-index:251855872;visibility:visible;mso-wrap-style:square;mso-width-percent:0;mso-height-percent:0;mso-wrap-distance-left:9pt;mso-wrap-distance-top:0;mso-wrap-distance-right:9pt;mso-wrap-distance-bottom:0;mso-position-horizontal:absolute;mso-position-horizontal-relative:margin;mso-position-vertical:absolute;mso-position-vertical-relative:text;mso-width-percent:0;mso-height-percent:0;mso-width-relative:margin;mso-height-relative:margin;v-text-anchor:middle" o:gfxdata="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" adj="689,-5063" fillcolor="white [3212]" strokecolor="#0070c0" strokeweight="1.5pt">
+                <v:textbox>
+                  <w:txbxContent>
+                    <w:p>
+                      <w:pPr>
+                        <w:jc w:val="center"/>
+                        <w:rPr>
+                          <w:rFonts w:hint="eastAsia"/>
+                          <w:color w:val="0070C0"/>
+                        </w:rPr>
+                      </w:pPr>
+                      <w:r>
+                        <w:rPr>
+                          <w:rFonts w:hint="eastAsia"/>
+                          <w:color w:val="0070C0"/>
+                        </w:rPr>
+                        <w:t>読み込ませた</w:t>
+                      </w:r>
+                      <w:r>
+                        <w:rPr>
+                          <w:rFonts w:hint="eastAsia"/>
+                          <w:color w:val="0070C0"/>
+                        </w:rPr>
+                        <w:t>csv</w:t>
+                      </w:r>
+                      <w:r>
+                        <w:rPr>
+                          <w:rFonts w:hint="eastAsia"/>
+                          <w:color w:val="0070C0"/>
+                        </w:rPr>
+                        <w:t>ファイル全体の集計です</w:t>
+                      </w:r>
+                    </w:p>
+                  </w:txbxContent>
+                </v:textbox>
+                <w10:wrap anchorx="margin"/>
+              </v:shape>
+            </w:pict>
+          </mc:Fallback>
+        </mc:AlternateContent>
+      </w:r>
+      <w:r>
+        <w:rPr>
+          <w:rFonts w:ascii="ＭＳ 明朝" w:hAnsi="ＭＳ 明朝"/>
+          <w:noProof/>
+        </w:rPr>
+        <mc:AlternateContent>
+          <mc:Choice Requires="wps">
+            <w:drawing>
+              <wp:anchor distT="0" distB="0" distL="114300" distR="114300" simplePos="0" relativeHeight="251858944" behindDoc="0" locked="0" layoutInCell="1" allowOverlap="1" wp14:anchorId="6EBE46AF" wp14:editId="14746ED9">
+                <wp:simplePos x="0" y="0"/>
+                <wp:positionH relativeFrom="margin">
+                  <wp:posOffset>942109</wp:posOffset>
+                </wp:positionH>
+                <wp:positionV relativeFrom="paragraph">
+                  <wp:posOffset>1414665</wp:posOffset>
+                </wp:positionV>
+                <wp:extent cx="4433455" cy="360218"/>
+                <wp:effectExtent l="0" t="0" r="24765" b="20955"/>
+                <wp:wrapNone/>
+                <wp:docPr id="749171493" name="四角形: 角を丸くする 7"/>
+                <wp:cNvGraphicFramePr/>
+                <a:graphic xmlns:a="http://schemas.openxmlformats.org/drawingml/2006/main">
+                  <a:graphicData uri="http://schemas.microsoft.com/office/word/2010/wordprocessingShape">
+                    <wps:wsp>
+                      <wps:cNvSpPr/>
+                      <wps:spPr>
+                        <a:xfrm>
+                          <a:off x="0" y="0"/>
+                          <a:ext cx="4433455" cy="360218"/>
+                        </a:xfrm>
+                        <a:prstGeom prst="roundRect">
+                          <a:avLst/>
+                        </a:prstGeom>
+                        <a:noFill/>
+                        <a:ln w="19050">
+                          <a:solidFill>
+                            <a:srgbClr val="0070C0"/>
+                          </a:solidFill>
+                          <a:prstDash val="sysDash"/>
+                        </a:ln>
+                      </wps:spPr>
+                      <wps:style>
+                        <a:lnRef idx="2">
+                          <a:schemeClr val="accent1">
+                            <a:shade val="15000"/>
+                          </a:schemeClr>
+                        </a:lnRef>
+                        <a:fillRef idx="1">
+                          <a:schemeClr val="accent1"/>
+                        </a:fillRef>
+                        <a:effectRef idx="0">
+                          <a:schemeClr val="accent1"/>
+                        </a:effectRef>
+                        <a:fontRef idx="minor">
+                          <a:schemeClr val="lt1"/>
+                        </a:fontRef>
+                      </wps:style>
+                      <wps:bodyPr rot="0" spcFirstLastPara="0" vertOverflow="overflow" horzOverflow="overflow" vert="horz" wrap="square" lIns="91440" tIns="45720" rIns="91440" bIns="45720" numCol="1" spcCol="0" rtlCol="0" fromWordArt="0" anchor="ctr" anchorCtr="0" forceAA="0" compatLnSpc="1">
+                        <a:prstTxWarp prst="textNoShape">
+                          <a:avLst/>
+                        </a:prstTxWarp>
+                        <a:noAutofit/>
+                      </wps:bodyPr>
+                    </wps:wsp>
+                  </a:graphicData>
+                </a:graphic>
+                <wp14:sizeRelH relativeFrom="margin">
+                  <wp14:pctWidth>0</wp14:pctWidth>
+                </wp14:sizeRelH>
+                <wp14:sizeRelV relativeFrom="margin">
+                  <wp14:pctHeight>0</wp14:pctHeight>
+                </wp14:sizeRelV>
+              </wp:anchor>
+            </w:drawing>
+          </mc:Choice>
+          <mc:Fallback>
+            <w:pict>
+              <v:roundrect w14:anchorId="6DF2B9CE" id="四角形: 角を丸くする 7" o:spid="_x0000_s1026" style="position:absolute;margin-left:74.2pt;margin-top:111.4pt;width:349.1pt;height:28.35pt;z-index:251858944;visibility:visible;mso-wrap-style:square;mso-width-percent:0;mso-height-percent:0;mso-wrap-distance-left:9pt;mso-wrap-distance-top:0;mso-wrap-distance-right:9pt;mso-wrap-distance-bottom:0;mso-position-horizontal:absolute;mso-position-horizontal-relative:margin;mso-position-vertical:absolute;mso-position-vertical-relative:text;mso-width-percent:0;mso-height-percent:0;mso-width-relative:margin;mso-height-relative:margin;v-text-anchor:middle" arcsize="10923f" o:gfxdata="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" filled="f" strokecolor="#0070c0" strokeweight="1.5pt">
+                <v:stroke dashstyle="3 1" joinstyle="miter"/>
+                <w10:wrap anchorx="margin"/>
+              </v:roundrect>
+            </w:pict>
+          </mc:Fallback>
+        </mc:AlternateContent>
+      </w:r>
+      <w:r>
+        <w:rPr>
+          <w:rFonts w:ascii="ＭＳ 明朝" w:hAnsi="ＭＳ 明朝" w:hint="eastAsia"/>
+          <w:noProof/>
+        </w:rPr>
+        <mc:AlternateContent>
+          <mc:Choice Requires="wps">
+            <w:drawing>
+              <wp:anchor distT="0" distB="0" distL="114300" distR="114300" simplePos="0" relativeHeight="251856896" behindDoc="0" locked="0" layoutInCell="1" allowOverlap="1" wp14:anchorId="4298456A" wp14:editId="28BBE70F">
+                <wp:simplePos x="0" y="0"/>
+                <wp:positionH relativeFrom="margin">
+                  <wp:posOffset>3214255</wp:posOffset>
+                </wp:positionH>
+                <wp:positionV relativeFrom="paragraph">
+                  <wp:posOffset>211051</wp:posOffset>
+                </wp:positionV>
+                <wp:extent cx="3150235" cy="679450"/>
+                <wp:effectExtent l="0" t="0" r="12065" b="273050"/>
+                <wp:wrapNone/>
+                <wp:docPr id="1337759217" name="吹き出し: 角を丸めた四角形 5"/>
+                <wp:cNvGraphicFramePr/>
+                <a:graphic xmlns:a="http://schemas.openxmlformats.org/drawingml/2006/main">
+                  <a:graphicData uri="http://schemas.microsoft.com/office/word/2010/wordprocessingShape">
+                    <wps:wsp>
+                      <wps:cNvSpPr/>
+                      <wps:spPr>
+                        <a:xfrm>
+                          <a:off x="0" y="0"/>
+                          <a:ext cx="3150235" cy="679450"/>
+                        </a:xfrm>
+                        <a:prstGeom prst="wedgeRoundRectCallout">
+                          <a:avLst>
+                            <a:gd name="adj1" fmla="val 2098"/>
+                            <a:gd name="adj2" fmla="val 84799"/>
+                            <a:gd name="adj3" fmla="val 16667"/>
+                          </a:avLst>
+                        </a:prstGeom>
+                        <a:solidFill>
+                          <a:schemeClr val="bg1"/>
+                        </a:solidFill>
+                        <a:ln w="19050">
+                          <a:solidFill>
+                            <a:srgbClr val="0070C0"/>
+                          </a:solidFill>
+                        </a:ln>
+                      </wps:spPr>
+                      <wps:style>
+                        <a:lnRef idx="2">
+                          <a:schemeClr val="accent1">
+                            <a:shade val="15000"/>
+                          </a:schemeClr>
+                        </a:lnRef>
+                        <a:fillRef idx="1">
+                          <a:schemeClr val="accent1"/>
+                        </a:fillRef>
+                        <a:effectRef idx="0">
+                          <a:schemeClr val="accent1"/>
+                        </a:effectRef>
+                        <a:fontRef idx="minor">
+                          <a:schemeClr val="lt1"/>
+                        </a:fontRef>
+                      </wps:style>
+                      <wps:txbx>
+                        <w:txbxContent>
+                          <w:p>
+                            <w:pPr>
+                              <w:jc w:val="center"/>
+                              <w:rPr>
+                                <w:color w:val="0070C0"/>
+                              </w:rPr>
+                            </w:pPr>
+                            <w:r>
+                              <w:rPr>
+                                <w:rFonts w:hint="eastAsia"/>
+                                <w:color w:val="0070C0"/>
+                              </w:rPr>
+                              <w:t>「テキストをコピー」ボタンをクリックした後</w:t>
+                            </w:r>
+                          </w:p>
+                          <w:p>
+                            <w:pPr>
+                              <w:jc w:val="center"/>
+                              <w:rPr>
+                                <w:color w:val="0070C0"/>
+                              </w:rPr>
+                            </w:pPr>
+                            <w:r>
+                              <w:rPr>
+                                <w:rFonts w:hint="eastAsia"/>
+                                <w:color w:val="0070C0"/>
+                              </w:rPr>
+                              <w:t>エクセル等に貼り付けてください</w:t>
+                            </w:r>
+                          </w:p>
+                        </w:txbxContent>
+                      </wps:txbx>
+                      <wps:bodyPr rot="0" spcFirstLastPara="0" vertOverflow="overflow" horzOverflow="overflow" vert="horz" wrap="square" lIns="91440" tIns="45720" rIns="91440" bIns="45720" numCol="1" spcCol="0" rtlCol="0" fromWordArt="0" anchor="ctr" anchorCtr="0" forceAA="0" compatLnSpc="1">
+                        <a:prstTxWarp prst="textNoShape">
+                          <a:avLst/>
+                        </a:prstTxWarp>
+                        <a:noAutofit/>
+                      </wps:bodyPr>
+                    </wps:wsp>
+                  </a:graphicData>
+                </a:graphic>
+                <wp14:sizeRelH relativeFrom="margin">
+                  <wp14:pctWidth>0</wp14:pctWidth>
+                </wp14:sizeRelH>
+                <wp14:sizeRelV relativeFrom="margin">
+                  <wp14:pctHeight>0</wp14:pctHeight>
+                </wp14:sizeRelV>
+              </wp:anchor>
+            </w:drawing>
+          </mc:Choice>
+          <mc:Fallback>
+            <w:pict>
+              <v:shape w14:anchorId="4298456A" id="_x0000_s1057" type="#_x0000_t62" style="position:absolute;left:0;text-align:left;margin-left:253.1pt;margin-top:16.6pt;width:248.05pt;height:53.5pt;z-index:251856896;visibility:visible;mso-wrap-style:square;mso-width-percent:0;mso-height-percent:0;mso-wrap-distance-left:9pt;mso-wrap-distance-top:0;mso-wrap-distance-right:9pt;mso-wrap-distance-bottom:0;mso-position-horizontal:absolute;mso-position-horizontal-relative:margin;mso-position-vertical:absolute;mso-position-vertical-relative:text;mso-width-percent:0;mso-height-percent:0;mso-width-relative:margin;mso-height-relative:margin;v-text-anchor:middle" o:gfxdata="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" adj="11253,29117" fillcolor="white [3212]" strokecolor="#0070c0" strokeweight="1.5pt">
+                <v:textbox>
+                  <w:txbxContent>
+                    <w:p>
+                      <w:pPr>
+                        <w:jc w:val="center"/>
+                        <w:rPr>
+                          <w:color w:val="0070C0"/>
+                        </w:rPr>
+                      </w:pPr>
+                      <w:r>
+                        <w:rPr>
+                          <w:rFonts w:hint="eastAsia"/>
+                          <w:color w:val="0070C0"/>
+                        </w:rPr>
+                        <w:t>「テキストをコピー」ボタンをクリックした後</w:t>
+                      </w:r>
+                    </w:p>
+                    <w:p>
+                      <w:pPr>
+                        <w:jc w:val="center"/>
+                        <w:rPr>
+                          <w:color w:val="0070C0"/>
+                        </w:rPr>
+                      </w:pPr>
+                      <w:r>
+                        <w:rPr>
+                          <w:rFonts w:hint="eastAsia"/>
+                          <w:color w:val="0070C0"/>
+                        </w:rPr>
+                        <w:t>エクセル等に貼り付けてください</w:t>
+                      </w:r>
+                    </w:p>
+                  </w:txbxContent>
+                </v:textbox>
+                <w10:wrap anchorx="margin"/>
+              </v:shape>
+            </w:pict>
+          </mc:Fallback>
+        </mc:AlternateContent>
+      </w:r>
+      <w:r>
+        <w:rPr>
+          <w:rFonts w:ascii="ＭＳ 明朝" w:hAnsi="ＭＳ 明朝"/>
+          <w:noProof/>
+        </w:rPr>
+        <mc:AlternateContent>
+          <mc:Choice Requires="wps">
+            <w:drawing>
+              <wp:anchor distT="0" distB="0" distL="114300" distR="114300" simplePos="0" relativeHeight="251854848" behindDoc="0" locked="0" layoutInCell="1" allowOverlap="1" wp14:anchorId="6DAD1C67" wp14:editId="44AC938B">
+                <wp:simplePos x="0" y="0"/>
+                <wp:positionH relativeFrom="margin">
+                  <wp:posOffset>4634345</wp:posOffset>
+                </wp:positionH>
+                <wp:positionV relativeFrom="paragraph">
+                  <wp:posOffset>1158355</wp:posOffset>
+                </wp:positionV>
+                <wp:extent cx="651164" cy="214746"/>
+                <wp:effectExtent l="0" t="0" r="15875" b="13970"/>
+                <wp:wrapNone/>
+                <wp:docPr id="452490451" name="四角形: 角を丸くする 7"/>
+                <wp:cNvGraphicFramePr/>
+                <a:graphic xmlns:a="http://schemas.openxmlformats.org/drawingml/2006/main">
+                  <a:graphicData uri="http://schemas.microsoft.com/office/word/2010/wordprocessingShape">
+                    <wps:wsp>
+                      <wps:cNvSpPr/>
+                      <wps:spPr>
+                        <a:xfrm>
+                          <a:off x="0" y="0"/>
+                          <a:ext cx="651164" cy="214746"/>
+                        </a:xfrm>
+                        <a:prstGeom prst="roundRect">
+                          <a:avLst/>
+                        </a:prstGeom>
+                        <a:noFill/>
+                        <a:ln w="19050">
+                          <a:solidFill>
+                            <a:srgbClr val="0070C0"/>
+                          </a:solidFill>
+                          <a:prstDash val="sysDash"/>
+                        </a:ln>
+                      </wps:spPr>
+                      <wps:style>
+                        <a:lnRef idx="2">
+                          <a:schemeClr val="accent1">
+                            <a:shade val="15000"/>
+                          </a:schemeClr>
+                        </a:lnRef>
+                        <a:fillRef idx="1">
+                          <a:schemeClr val="accent1"/>
+                        </a:fillRef>
+                        <a:effectRef idx="0">
+                          <a:schemeClr val="accent1"/>
+                        </a:effectRef>
+                        <a:fontRef idx="minor">
+                          <a:schemeClr val="lt1"/>
+                        </a:fontRef>
+                      </wps:style>
+                      <wps:bodyPr rot="0" spcFirstLastPara="0" vertOverflow="overflow" horzOverflow="overflow" vert="horz" wrap="square" lIns="91440" tIns="45720" rIns="91440" bIns="45720" numCol="1" spcCol="0" rtlCol="0" fromWordArt="0" anchor="ctr" anchorCtr="0" forceAA="0" compatLnSpc="1">
+                        <a:prstTxWarp prst="textNoShape">
+                          <a:avLst/>
+                        </a:prstTxWarp>
+                        <a:noAutofit/>
+                      </wps:bodyPr>
+                    </wps:wsp>
+                  </a:graphicData>
+                </a:graphic>
+                <wp14:sizeRelH relativeFrom="margin">
+                  <wp14:pctWidth>0</wp14:pctWidth>
+                </wp14:sizeRelH>
+                <wp14:sizeRelV relativeFrom="margin">
+                  <wp14:pctHeight>0</wp14:pctHeight>
+                </wp14:sizeRelV>
+              </wp:anchor>
+            </w:drawing>
+          </mc:Choice>
+          <mc:Fallback>
+            <w:pict>
+              <v:roundrect w14:anchorId="45B5F4D9" id="四角形: 角を丸くする 7" o:spid="_x0000_s1026" style="position:absolute;margin-left:364.9pt;margin-top:91.2pt;width:51.25pt;height:16.9pt;z-index:251854848;visibility:visible;mso-wrap-style:square;mso-width-percent:0;mso-height-percent:0;mso-wrap-distance-left:9pt;mso-wrap-distance-top:0;mso-wrap-distance-right:9pt;mso-wrap-distance-bottom:0;mso-position-horizontal:absolute;mso-position-horizontal-relative:margin;mso-position-vertical:absolute;mso-position-vertical-relative:text;mso-width-percent:0;mso-height-percent:0;mso-width-relative:margin;mso-height-relative:margin;v-text-anchor:middle" arcsize="10923f" o:gfxdata="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" filled="f" strokecolor="#0070c0" strokeweight="1.5pt">
+                <v:stroke dashstyle="3 1" joinstyle="miter"/>
+                <w10:wrap anchorx="margin"/>
+              </v:roundrect>
+            </w:pict>
+          </mc:Fallback>
+        </mc:AlternateContent>
+      </w:r>
+      <w:r>
+        <w:rPr>
+          <w:rFonts w:ascii="ＭＳ 明朝" w:hAnsi="ＭＳ 明朝"/>
+        </w:rPr>
+        <w:drawing>
+          <wp:inline distT="0" distB="0" distL="0" distR="0" wp14:anchorId="34626042" wp14:editId="64B9FD37">
+            <wp:extent cx="4481945" cy="3725912"/>
+            <wp:effectExtent l="19050" t="19050" r="13970" b="27305"/>
+            <wp:docPr id="143075697" name="図 1"/>
+            <wp:cNvGraphicFramePr>
+              <a:graphicFrameLocks xmlns:a="http://schemas.openxmlformats.org/drawingml/2006/main" noChangeAspect="1"/>
+            </wp:cNvGraphicFramePr>
+            <a:graphic xmlns:a="http://schemas.openxmlformats.org/drawingml/2006/main">
+              <a:graphicData uri="http://schemas.openxmlformats.org/drawingml/2006/picture">
+                <pic:pic xmlns:pic="http://schemas.openxmlformats.org/drawingml/2006/picture">
+                  <pic:nvPicPr>
+                    <pic:cNvPr id="143075697" name=""/>
+                    <pic:cNvPicPr/>
+                  </pic:nvPicPr>
+                  <pic:blipFill>
+                    <a:blip r:embed="rId38"/>
+                    <a:stretch>
+                      <a:fillRect/>
+                    </a:stretch>
+                  </pic:blipFill>
+                  <pic:spPr>
+                    <a:xfrm>
+                      <a:off x="0" y="0"/>
+                      <a:ext cx="4516215" cy="3754401"/>
+                    </a:xfrm>
+                    <a:prstGeom prst="rect">
+                      <a:avLst/>
+                    </a:prstGeom>
+                    <a:ln>
+                      <a:solidFill>
+                        <a:schemeClr val="tx1"/>
+                      </a:solidFill>
+                    </a:ln>
+                  </pic:spPr>
+                </pic:pic>
+              </a:graphicData>
+            </a:graphic>
+          </wp:inline>
+        </w:drawing>
+      </w:r>
+    </w:p>
+    <w:p>
+      <w:pPr>
+        <w:rPr>
+          <w:rFonts w:ascii="ＭＳ 明朝" w:hAnsi="ＭＳ 明朝" w:hint="eastAsia"/>
         </w:rPr>
       </w:pPr>
     </w:p>
@@ -16190,194 +17504,1751 @@
     </w:p>
     <w:p>
       <w:pPr>
+        <w:pStyle w:val="a1"/>
+        <w:rPr>
+          <w:rFonts w:hint="eastAsia"/>
+        </w:rPr>
+      </w:pPr>
+      <w:bookmarkStart w:id="19" w:name="_Toc241087993"/>
+      <w:r>
+        <w:rPr>
+          <w:rFonts w:hint="eastAsia"/>
+        </w:rPr>
+        <w:lastRenderedPageBreak/>
+        <w:t>選択レポートの表示</w:t>
+      </w:r>
+      <w:bookmarkEnd w:id="19"/>
+    </w:p>
+    <w:p>
+      <w:pPr>
+        <w:rPr>
+          <w:rFonts w:ascii="ＭＳ 明朝" w:hAnsi="ＭＳ 明朝"/>
+        </w:rPr>
+      </w:pPr>
+    </w:p>
+    <w:p>
+      <w:pPr>
+        <w:rPr>
+          <w:rFonts w:ascii="ＭＳ 明朝" w:hAnsi="ＭＳ 明朝"/>
+        </w:rPr>
+      </w:pPr>
+      <w:r>
+        <w:rPr>
+          <w:rFonts w:ascii="ＭＳ 明朝" w:hAnsi="ＭＳ 明朝" w:hint="eastAsia"/>
+        </w:rPr>
+        <w:t xml:space="preserve">　集計単位を選択して質問ごとの集計結果をグラフで確認できます。</w:t>
+      </w:r>
+    </w:p>
+    <w:p>
+      <w:pPr>
+        <w:rPr>
+          <w:rFonts w:ascii="ＭＳ 明朝" w:hAnsi="ＭＳ 明朝"/>
+        </w:rPr>
+      </w:pPr>
+      <w:r>
+        <w:rPr>
+          <w:rFonts w:ascii="ＭＳ 明朝" w:hAnsi="ＭＳ 明朝" w:hint="eastAsia"/>
+        </w:rPr>
+        <w:t xml:space="preserve">　選択した集計単位の全質問項目別集計をエクセル貼り付け用データとして、コピーすることができます。</w:t>
+      </w:r>
+    </w:p>
+    <w:p>
+      <w:pPr>
+        <w:jc w:val="center"/>
+        <w:rPr>
+          <w:rFonts w:ascii="ＭＳ 明朝" w:hAnsi="ＭＳ 明朝"/>
+        </w:rPr>
+      </w:pPr>
+      <w:r>
+        <w:rPr>
+          <w:rFonts w:ascii="ＭＳ 明朝" w:hAnsi="ＭＳ 明朝" w:hint="eastAsia"/>
+          <w:noProof/>
+        </w:rPr>
+        <mc:AlternateContent>
+          <mc:Choice Requires="wps">
+            <w:drawing>
+              <wp:anchor distT="0" distB="0" distL="114300" distR="114300" simplePos="0" relativeHeight="251878400" behindDoc="0" locked="0" layoutInCell="1" allowOverlap="1" wp14:anchorId="01A8154A" wp14:editId="07388AD8">
+                <wp:simplePos x="0" y="0"/>
+                <wp:positionH relativeFrom="margin">
+                  <wp:align>right</wp:align>
+                </wp:positionH>
+                <wp:positionV relativeFrom="paragraph">
+                  <wp:posOffset>3176905</wp:posOffset>
+                </wp:positionV>
+                <wp:extent cx="2077720" cy="612140"/>
+                <wp:effectExtent l="0" t="0" r="17780" b="226060"/>
+                <wp:wrapNone/>
+                <wp:docPr id="884409097" name="吹き出し: 角を丸めた四角形 5"/>
+                <wp:cNvGraphicFramePr/>
+                <a:graphic xmlns:a="http://schemas.openxmlformats.org/drawingml/2006/main">
+                  <a:graphicData uri="http://schemas.microsoft.com/office/word/2010/wordprocessingShape">
+                    <wps:wsp>
+                      <wps:cNvSpPr/>
+                      <wps:spPr>
+                        <a:xfrm>
+                          <a:off x="0" y="0"/>
+                          <a:ext cx="2078181" cy="612140"/>
+                        </a:xfrm>
+                        <a:prstGeom prst="wedgeRoundRectCallout">
+                          <a:avLst>
+                            <a:gd name="adj1" fmla="val -46143"/>
+                            <a:gd name="adj2" fmla="val 81596"/>
+                            <a:gd name="adj3" fmla="val 16667"/>
+                          </a:avLst>
+                        </a:prstGeom>
+                        <a:solidFill>
+                          <a:schemeClr val="bg1"/>
+                        </a:solidFill>
+                        <a:ln w="19050">
+                          <a:solidFill>
+                            <a:srgbClr val="0070C0"/>
+                          </a:solidFill>
+                        </a:ln>
+                      </wps:spPr>
+                      <wps:style>
+                        <a:lnRef idx="2">
+                          <a:schemeClr val="accent1">
+                            <a:shade val="15000"/>
+                          </a:schemeClr>
+                        </a:lnRef>
+                        <a:fillRef idx="1">
+                          <a:schemeClr val="accent1"/>
+                        </a:fillRef>
+                        <a:effectRef idx="0">
+                          <a:schemeClr val="accent1"/>
+                        </a:effectRef>
+                        <a:fontRef idx="minor">
+                          <a:schemeClr val="lt1"/>
+                        </a:fontRef>
+                      </wps:style>
+                      <wps:txbx>
+                        <w:txbxContent>
+                          <w:p>
+                            <w:pPr>
+                              <w:jc w:val="center"/>
+                              <w:rPr>
+                                <w:color w:val="0070C0"/>
+                              </w:rPr>
+                            </w:pPr>
+                            <w:r>
+                              <w:rPr>
+                                <w:rFonts w:hint="eastAsia"/>
+                                <w:color w:val="0070C0"/>
+                              </w:rPr>
+                              <w:t>選択した集計単位のみの</w:t>
+                            </w:r>
+                          </w:p>
+                          <w:p>
+                            <w:pPr>
+                              <w:jc w:val="center"/>
+                              <w:rPr>
+                                <w:rFonts w:hint="eastAsia"/>
+                                <w:color w:val="0070C0"/>
+                              </w:rPr>
+                            </w:pPr>
+                            <w:r>
+                              <w:rPr>
+                                <w:rFonts w:hint="eastAsia"/>
+                                <w:color w:val="0070C0"/>
+                              </w:rPr>
+                              <w:t>集計結果をコピーできます</w:t>
+                            </w:r>
+                          </w:p>
+                        </w:txbxContent>
+                      </wps:txbx>
+                      <wps:bodyPr rot="0" spcFirstLastPara="0" vertOverflow="overflow" horzOverflow="overflow" vert="horz" wrap="square" lIns="91440" tIns="45720" rIns="91440" bIns="45720" numCol="1" spcCol="0" rtlCol="0" fromWordArt="0" anchor="ctr" anchorCtr="0" forceAA="0" compatLnSpc="1">
+                        <a:prstTxWarp prst="textNoShape">
+                          <a:avLst/>
+                        </a:prstTxWarp>
+                        <a:noAutofit/>
+                      </wps:bodyPr>
+                    </wps:wsp>
+                  </a:graphicData>
+                </a:graphic>
+                <wp14:sizeRelH relativeFrom="margin">
+                  <wp14:pctWidth>0</wp14:pctWidth>
+                </wp14:sizeRelH>
+                <wp14:sizeRelV relativeFrom="margin">
+                  <wp14:pctHeight>0</wp14:pctHeight>
+                </wp14:sizeRelV>
+              </wp:anchor>
+            </w:drawing>
+          </mc:Choice>
+          <mc:Fallback>
+            <w:pict>
+              <v:shape w14:anchorId="01A8154A" id="_x0000_s1058" type="#_x0000_t62" style="position:absolute;left:0;text-align:left;margin-left:112.4pt;margin-top:250.15pt;width:163.6pt;height:48.2pt;z-index:251878400;visibility:visible;mso-wrap-style:square;mso-width-percent:0;mso-height-percent:0;mso-wrap-distance-left:9pt;mso-wrap-distance-top:0;mso-wrap-distance-right:9pt;mso-wrap-distance-bottom:0;mso-position-horizontal:right;mso-position-horizontal-relative:margin;mso-position-vertical:absolute;mso-position-vertical-relative:text;mso-width-percent:0;mso-height-percent:0;mso-width-relative:margin;mso-height-relative:margin;v-text-anchor:middle" o:gfxdata="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" adj="833,28425" fillcolor="white [3212]" strokecolor="#0070c0" strokeweight="1.5pt">
+                <v:textbox>
+                  <w:txbxContent>
+                    <w:p>
+                      <w:pPr>
+                        <w:jc w:val="center"/>
+                        <w:rPr>
+                          <w:color w:val="0070C0"/>
+                        </w:rPr>
+                      </w:pPr>
+                      <w:r>
+                        <w:rPr>
+                          <w:rFonts w:hint="eastAsia"/>
+                          <w:color w:val="0070C0"/>
+                        </w:rPr>
+                        <w:t>選択した集計単位のみの</w:t>
+                      </w:r>
+                    </w:p>
+                    <w:p>
+                      <w:pPr>
+                        <w:jc w:val="center"/>
+                        <w:rPr>
+                          <w:rFonts w:hint="eastAsia"/>
+                          <w:color w:val="0070C0"/>
+                        </w:rPr>
+                      </w:pPr>
+                      <w:r>
+                        <w:rPr>
+                          <w:rFonts w:hint="eastAsia"/>
+                          <w:color w:val="0070C0"/>
+                        </w:rPr>
+                        <w:t>集計結果をコピーできます</w:t>
+                      </w:r>
+                    </w:p>
+                  </w:txbxContent>
+                </v:textbox>
+                <w10:wrap anchorx="margin"/>
+              </v:shape>
+            </w:pict>
+          </mc:Fallback>
+        </mc:AlternateContent>
+      </w:r>
+      <w:r>
+        <w:rPr>
+          <w:rFonts w:ascii="ＭＳ 明朝" w:hAnsi="ＭＳ 明朝"/>
+          <w:noProof/>
+        </w:rPr>
+        <mc:AlternateContent>
+          <mc:Choice Requires="wps">
+            <w:drawing>
+              <wp:anchor distT="0" distB="0" distL="114300" distR="114300" simplePos="0" relativeHeight="251876352" behindDoc="0" locked="0" layoutInCell="1" allowOverlap="1" wp14:anchorId="0F633297" wp14:editId="0E8180AD">
+                <wp:simplePos x="0" y="0"/>
+                <wp:positionH relativeFrom="margin">
+                  <wp:posOffset>969818</wp:posOffset>
+                </wp:positionH>
+                <wp:positionV relativeFrom="paragraph">
+                  <wp:posOffset>4107065</wp:posOffset>
+                </wp:positionV>
+                <wp:extent cx="4260273" cy="651163"/>
+                <wp:effectExtent l="0" t="0" r="26035" b="15875"/>
+                <wp:wrapNone/>
+                <wp:docPr id="902840152" name="四角形: 角を丸くする 7"/>
+                <wp:cNvGraphicFramePr/>
+                <a:graphic xmlns:a="http://schemas.openxmlformats.org/drawingml/2006/main">
+                  <a:graphicData uri="http://schemas.microsoft.com/office/word/2010/wordprocessingShape">
+                    <wps:wsp>
+                      <wps:cNvSpPr/>
+                      <wps:spPr>
+                        <a:xfrm>
+                          <a:off x="0" y="0"/>
+                          <a:ext cx="4260273" cy="651163"/>
+                        </a:xfrm>
+                        <a:prstGeom prst="roundRect">
+                          <a:avLst/>
+                        </a:prstGeom>
+                        <a:noFill/>
+                        <a:ln w="19050">
+                          <a:solidFill>
+                            <a:srgbClr val="0070C0"/>
+                          </a:solidFill>
+                          <a:prstDash val="sysDash"/>
+                        </a:ln>
+                      </wps:spPr>
+                      <wps:style>
+                        <a:lnRef idx="2">
+                          <a:schemeClr val="accent1">
+                            <a:shade val="15000"/>
+                          </a:schemeClr>
+                        </a:lnRef>
+                        <a:fillRef idx="1">
+                          <a:schemeClr val="accent1"/>
+                        </a:fillRef>
+                        <a:effectRef idx="0">
+                          <a:schemeClr val="accent1"/>
+                        </a:effectRef>
+                        <a:fontRef idx="minor">
+                          <a:schemeClr val="lt1"/>
+                        </a:fontRef>
+                      </wps:style>
+                      <wps:bodyPr rot="0" spcFirstLastPara="0" vertOverflow="overflow" horzOverflow="overflow" vert="horz" wrap="square" lIns="91440" tIns="45720" rIns="91440" bIns="45720" numCol="1" spcCol="0" rtlCol="0" fromWordArt="0" anchor="ctr" anchorCtr="0" forceAA="0" compatLnSpc="1">
+                        <a:prstTxWarp prst="textNoShape">
+                          <a:avLst/>
+                        </a:prstTxWarp>
+                        <a:noAutofit/>
+                      </wps:bodyPr>
+                    </wps:wsp>
+                  </a:graphicData>
+                </a:graphic>
+                <wp14:sizeRelH relativeFrom="margin">
+                  <wp14:pctWidth>0</wp14:pctWidth>
+                </wp14:sizeRelH>
+                <wp14:sizeRelV relativeFrom="margin">
+                  <wp14:pctHeight>0</wp14:pctHeight>
+                </wp14:sizeRelV>
+              </wp:anchor>
+            </w:drawing>
+          </mc:Choice>
+          <mc:Fallback>
+            <w:pict>
+              <v:roundrect w14:anchorId="41E4385F" id="四角形: 角を丸くする 7" o:spid="_x0000_s1026" style="position:absolute;margin-left:76.35pt;margin-top:323.4pt;width:335.45pt;height:51.25pt;z-index:251876352;visibility:visible;mso-wrap-style:square;mso-width-percent:0;mso-height-percent:0;mso-wrap-distance-left:9pt;mso-wrap-distance-top:0;mso-wrap-distance-right:9pt;mso-wrap-distance-bottom:0;mso-position-horizontal:absolute;mso-position-horizontal-relative:margin;mso-position-vertical:absolute;mso-position-vertical-relative:text;mso-width-percent:0;mso-height-percent:0;mso-width-relative:margin;mso-height-relative:margin;v-text-anchor:middle" arcsize="10923f" o:gfxdata="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" filled="f" strokecolor="#0070c0" strokeweight="1.5pt">
+                <v:stroke dashstyle="3 1" joinstyle="miter"/>
+                <w10:wrap anchorx="margin"/>
+              </v:roundrect>
+            </w:pict>
+          </mc:Fallback>
+        </mc:AlternateContent>
+      </w:r>
+      <w:r>
+        <w:rPr>
+          <w:rFonts w:ascii="ＭＳ 明朝" w:hAnsi="ＭＳ 明朝" w:hint="eastAsia"/>
+          <w:noProof/>
+        </w:rPr>
+        <mc:AlternateContent>
+          <mc:Choice Requires="wps">
+            <w:drawing>
+              <wp:anchor distT="0" distB="0" distL="114300" distR="114300" simplePos="0" relativeHeight="251874304" behindDoc="0" locked="0" layoutInCell="1" allowOverlap="1" wp14:anchorId="25444C1A" wp14:editId="772CD303">
+                <wp:simplePos x="0" y="0"/>
+                <wp:positionH relativeFrom="margin">
+                  <wp:posOffset>-277091</wp:posOffset>
+                </wp:positionH>
+                <wp:positionV relativeFrom="paragraph">
+                  <wp:posOffset>898005</wp:posOffset>
+                </wp:positionV>
+                <wp:extent cx="1758950" cy="612140"/>
+                <wp:effectExtent l="0" t="95250" r="12700" b="16510"/>
+                <wp:wrapNone/>
+                <wp:docPr id="919472546" name="吹き出し: 角を丸めた四角形 5"/>
+                <wp:cNvGraphicFramePr/>
+                <a:graphic xmlns:a="http://schemas.openxmlformats.org/drawingml/2006/main">
+                  <a:graphicData uri="http://schemas.microsoft.com/office/word/2010/wordprocessingShape">
+                    <wps:wsp>
+                      <wps:cNvSpPr/>
+                      <wps:spPr>
+                        <a:xfrm>
+                          <a:off x="0" y="0"/>
+                          <a:ext cx="1758950" cy="612140"/>
+                        </a:xfrm>
+                        <a:prstGeom prst="wedgeRoundRectCallout">
+                          <a:avLst>
+                            <a:gd name="adj1" fmla="val 37863"/>
+                            <a:gd name="adj2" fmla="val -63255"/>
+                            <a:gd name="adj3" fmla="val 16667"/>
+                          </a:avLst>
+                        </a:prstGeom>
+                        <a:solidFill>
+                          <a:schemeClr val="bg1"/>
+                        </a:solidFill>
+                        <a:ln w="19050">
+                          <a:solidFill>
+                            <a:srgbClr val="0070C0"/>
+                          </a:solidFill>
+                        </a:ln>
+                      </wps:spPr>
+                      <wps:style>
+                        <a:lnRef idx="2">
+                          <a:schemeClr val="accent1">
+                            <a:shade val="15000"/>
+                          </a:schemeClr>
+                        </a:lnRef>
+                        <a:fillRef idx="1">
+                          <a:schemeClr val="accent1"/>
+                        </a:fillRef>
+                        <a:effectRef idx="0">
+                          <a:schemeClr val="accent1"/>
+                        </a:effectRef>
+                        <a:fontRef idx="minor">
+                          <a:schemeClr val="lt1"/>
+                        </a:fontRef>
+                      </wps:style>
+                      <wps:txbx>
+                        <w:txbxContent>
+                          <w:p>
+                            <w:pPr>
+                              <w:jc w:val="center"/>
+                              <w:rPr>
+                                <w:color w:val="0070C0"/>
+                              </w:rPr>
+                            </w:pPr>
+                            <w:r>
+                              <w:rPr>
+                                <w:rFonts w:hint="eastAsia"/>
+                                <w:color w:val="0070C0"/>
+                              </w:rPr>
+                              <w:t>全質問の印刷用ページを</w:t>
+                            </w:r>
+                          </w:p>
+                          <w:p>
+                            <w:pPr>
+                              <w:jc w:val="center"/>
+                              <w:rPr>
+                                <w:rFonts w:hint="eastAsia"/>
+                                <w:color w:val="0070C0"/>
+                              </w:rPr>
+                            </w:pPr>
+                            <w:r>
+                              <w:rPr>
+                                <w:rFonts w:hint="eastAsia"/>
+                                <w:color w:val="0070C0"/>
+                              </w:rPr>
+                              <w:t>一括して表示します</w:t>
+                            </w:r>
+                          </w:p>
+                        </w:txbxContent>
+                      </wps:txbx>
+                      <wps:bodyPr rot="0" spcFirstLastPara="0" vertOverflow="overflow" horzOverflow="overflow" vert="horz" wrap="square" lIns="91440" tIns="45720" rIns="91440" bIns="45720" numCol="1" spcCol="0" rtlCol="0" fromWordArt="0" anchor="ctr" anchorCtr="0" forceAA="0" compatLnSpc="1">
+                        <a:prstTxWarp prst="textNoShape">
+                          <a:avLst/>
+                        </a:prstTxWarp>
+                        <a:noAutofit/>
+                      </wps:bodyPr>
+                    </wps:wsp>
+                  </a:graphicData>
+                </a:graphic>
+                <wp14:sizeRelH relativeFrom="margin">
+                  <wp14:pctWidth>0</wp14:pctWidth>
+                </wp14:sizeRelH>
+                <wp14:sizeRelV relativeFrom="margin">
+                  <wp14:pctHeight>0</wp14:pctHeight>
+                </wp14:sizeRelV>
+              </wp:anchor>
+            </w:drawing>
+          </mc:Choice>
+          <mc:Fallback>
+            <w:pict>
+              <v:shape w14:anchorId="25444C1A" id="_x0000_s1059" type="#_x0000_t62" style="position:absolute;left:0;text-align:left;margin-left:-21.8pt;margin-top:70.7pt;width:138.5pt;height:48.2pt;z-index:251874304;visibility:visible;mso-wrap-style:square;mso-width-percent:0;mso-height-percent:0;mso-wrap-distance-left:9pt;mso-wrap-distance-top:0;mso-wrap-distance-right:9pt;mso-wrap-distance-bottom:0;mso-position-horizontal:absolute;mso-position-horizontal-relative:margin;mso-position-vertical:absolute;mso-position-vertical-relative:text;mso-width-percent:0;mso-height-percent:0;mso-width-relative:margin;mso-height-relative:margin;v-text-anchor:middle" o:gfxdata="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" adj="18978,-2863" fillcolor="white [3212]" strokecolor="#0070c0" strokeweight="1.5pt">
+                <v:textbox>
+                  <w:txbxContent>
+                    <w:p>
+                      <w:pPr>
+                        <w:jc w:val="center"/>
+                        <w:rPr>
+                          <w:color w:val="0070C0"/>
+                        </w:rPr>
+                      </w:pPr>
+                      <w:r>
+                        <w:rPr>
+                          <w:rFonts w:hint="eastAsia"/>
+                          <w:color w:val="0070C0"/>
+                        </w:rPr>
+                        <w:t>全質問の印刷用ページを</w:t>
+                      </w:r>
+                    </w:p>
+                    <w:p>
+                      <w:pPr>
+                        <w:jc w:val="center"/>
+                        <w:rPr>
+                          <w:rFonts w:hint="eastAsia"/>
+                          <w:color w:val="0070C0"/>
+                        </w:rPr>
+                      </w:pPr>
+                      <w:r>
+                        <w:rPr>
+                          <w:rFonts w:hint="eastAsia"/>
+                          <w:color w:val="0070C0"/>
+                        </w:rPr>
+                        <w:t>一括して表示します</w:t>
+                      </w:r>
+                    </w:p>
+                  </w:txbxContent>
+                </v:textbox>
+                <w10:wrap anchorx="margin"/>
+              </v:shape>
+            </w:pict>
+          </mc:Fallback>
+        </mc:AlternateContent>
+      </w:r>
+      <w:r>
+        <w:rPr>
+          <w:rFonts w:ascii="ＭＳ 明朝" w:hAnsi="ＭＳ 明朝" w:hint="eastAsia"/>
+          <w:noProof/>
+        </w:rPr>
+        <mc:AlternateContent>
+          <mc:Choice Requires="wps">
+            <w:drawing>
+              <wp:anchor distT="0" distB="0" distL="114300" distR="114300" simplePos="0" relativeHeight="251872256" behindDoc="0" locked="0" layoutInCell="1" allowOverlap="1" wp14:anchorId="3AF0AC28" wp14:editId="187DA4C2">
+                <wp:simplePos x="0" y="0"/>
+                <wp:positionH relativeFrom="margin">
+                  <wp:posOffset>3470275</wp:posOffset>
+                </wp:positionH>
+                <wp:positionV relativeFrom="paragraph">
+                  <wp:posOffset>731462</wp:posOffset>
+                </wp:positionV>
+                <wp:extent cx="2078181" cy="450850"/>
+                <wp:effectExtent l="0" t="171450" r="17780" b="16510"/>
+                <wp:wrapNone/>
+                <wp:docPr id="947888472" name="吹き出し: 角を丸めた四角形 5"/>
+                <wp:cNvGraphicFramePr/>
+                <a:graphic xmlns:a="http://schemas.openxmlformats.org/drawingml/2006/main">
+                  <a:graphicData uri="http://schemas.microsoft.com/office/word/2010/wordprocessingShape">
+                    <wps:wsp>
+                      <wps:cNvSpPr/>
+                      <wps:spPr>
+                        <a:xfrm>
+                          <a:off x="0" y="0"/>
+                          <a:ext cx="2078181" cy="450850"/>
+                        </a:xfrm>
+                        <a:prstGeom prst="wedgeRoundRectCallout">
+                          <a:avLst>
+                            <a:gd name="adj1" fmla="val -46810"/>
+                            <a:gd name="adj2" fmla="val -73440"/>
+                            <a:gd name="adj3" fmla="val 16667"/>
+                          </a:avLst>
+                        </a:prstGeom>
+                        <a:solidFill>
+                          <a:schemeClr val="bg1"/>
+                        </a:solidFill>
+                        <a:ln w="19050">
+                          <a:solidFill>
+                            <a:srgbClr val="0070C0"/>
+                          </a:solidFill>
+                        </a:ln>
+                      </wps:spPr>
+                      <wps:style>
+                        <a:lnRef idx="2">
+                          <a:schemeClr val="accent1">
+                            <a:shade val="15000"/>
+                          </a:schemeClr>
+                        </a:lnRef>
+                        <a:fillRef idx="1">
+                          <a:schemeClr val="accent1"/>
+                        </a:fillRef>
+                        <a:effectRef idx="0">
+                          <a:schemeClr val="accent1"/>
+                        </a:effectRef>
+                        <a:fontRef idx="minor">
+                          <a:schemeClr val="lt1"/>
+                        </a:fontRef>
+                      </wps:style>
+                      <wps:txbx>
+                        <w:txbxContent>
+                          <w:p>
+                            <w:pPr>
+                              <w:jc w:val="center"/>
+                              <w:rPr>
+                                <w:color w:val="0070C0"/>
+                              </w:rPr>
+                            </w:pPr>
+                            <w:r>
+                              <w:rPr>
+                                <w:rFonts w:hint="eastAsia"/>
+                                <w:color w:val="0070C0"/>
+                              </w:rPr>
+                              <w:t>表示させる集計単位、質問を</w:t>
+                            </w:r>
+                          </w:p>
+                          <w:p>
+                            <w:pPr>
+                              <w:jc w:val="center"/>
+                              <w:rPr>
+                                <w:rFonts w:hint="eastAsia"/>
+                                <w:color w:val="0070C0"/>
+                              </w:rPr>
+                            </w:pPr>
+                            <w:r>
+                              <w:rPr>
+                                <w:rFonts w:hint="eastAsia"/>
+                                <w:color w:val="0070C0"/>
+                              </w:rPr>
+                              <w:t>選択することができます</w:t>
+                            </w:r>
+                          </w:p>
+                        </w:txbxContent>
+                      </wps:txbx>
+                      <wps:bodyPr rot="0" spcFirstLastPara="0" vertOverflow="overflow" horzOverflow="overflow" vert="horz" wrap="square" lIns="91440" tIns="45720" rIns="91440" bIns="45720" numCol="1" spcCol="0" rtlCol="0" fromWordArt="0" anchor="ctr" anchorCtr="0" forceAA="0" compatLnSpc="1">
+                        <a:prstTxWarp prst="textNoShape">
+                          <a:avLst/>
+                        </a:prstTxWarp>
+                        <a:spAutoFit/>
+                      </wps:bodyPr>
+                    </wps:wsp>
+                  </a:graphicData>
+                </a:graphic>
+                <wp14:sizeRelH relativeFrom="margin">
+                  <wp14:pctWidth>0</wp14:pctWidth>
+                </wp14:sizeRelH>
+                <wp14:sizeRelV relativeFrom="margin">
+                  <wp14:pctHeight>0</wp14:pctHeight>
+                </wp14:sizeRelV>
+              </wp:anchor>
+            </w:drawing>
+          </mc:Choice>
+          <mc:Fallback>
+            <w:pict>
+              <v:shape w14:anchorId="3AF0AC28" id="_x0000_s1060" type="#_x0000_t62" style="position:absolute;left:0;text-align:left;margin-left:273.25pt;margin-top:57.6pt;width:163.65pt;height:35.5pt;z-index:251872256;visibility:visible;mso-wrap-style:square;mso-width-percent:0;mso-height-percent:0;mso-wrap-distance-left:9pt;mso-wrap-distance-top:0;mso-wrap-distance-right:9pt;mso-wrap-distance-bottom:0;mso-position-horizontal:absolute;mso-position-horizontal-relative:margin;mso-position-vertical:absolute;mso-position-vertical-relative:text;mso-width-percent:0;mso-height-percent:0;mso-width-relative:margin;mso-height-relative:margin;v-text-anchor:middle" o:gfxdata="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" adj="689,-5063" fillcolor="white [3212]" strokecolor="#0070c0" strokeweight="1.5pt">
+                <v:textbox style="mso-fit-shape-to-text:t">
+                  <w:txbxContent>
+                    <w:p>
+                      <w:pPr>
+                        <w:jc w:val="center"/>
+                        <w:rPr>
+                          <w:color w:val="0070C0"/>
+                        </w:rPr>
+                      </w:pPr>
+                      <w:r>
+                        <w:rPr>
+                          <w:rFonts w:hint="eastAsia"/>
+                          <w:color w:val="0070C0"/>
+                        </w:rPr>
+                        <w:t>表示させる集計単位、質問を</w:t>
+                      </w:r>
+                    </w:p>
+                    <w:p>
+                      <w:pPr>
+                        <w:jc w:val="center"/>
+                        <w:rPr>
+                          <w:rFonts w:hint="eastAsia"/>
+                          <w:color w:val="0070C0"/>
+                        </w:rPr>
+                      </w:pPr>
+                      <w:r>
+                        <w:rPr>
+                          <w:rFonts w:hint="eastAsia"/>
+                          <w:color w:val="0070C0"/>
+                        </w:rPr>
+                        <w:t>選択することができます</w:t>
+                      </w:r>
+                    </w:p>
+                  </w:txbxContent>
+                </v:textbox>
+                <w10:wrap anchorx="margin"/>
+              </v:shape>
+            </w:pict>
+          </mc:Fallback>
+        </mc:AlternateContent>
+      </w:r>
+      <w:r>
+        <w:rPr>
+          <w:rFonts w:ascii="ＭＳ 明朝" w:hAnsi="ＭＳ 明朝"/>
+          <w:noProof/>
+        </w:rPr>
+        <mc:AlternateContent>
+          <mc:Choice Requires="wps">
+            <w:drawing>
+              <wp:anchor distT="0" distB="0" distL="114300" distR="114300" simplePos="0" relativeHeight="251870208" behindDoc="0" locked="0" layoutInCell="1" allowOverlap="1" wp14:anchorId="6CDBE3D1" wp14:editId="6D017289">
+                <wp:simplePos x="0" y="0"/>
+                <wp:positionH relativeFrom="margin">
+                  <wp:posOffset>1350819</wp:posOffset>
+                </wp:positionH>
+                <wp:positionV relativeFrom="paragraph">
+                  <wp:posOffset>366337</wp:posOffset>
+                </wp:positionV>
+                <wp:extent cx="2556164" cy="221673"/>
+                <wp:effectExtent l="0" t="0" r="15875" b="26035"/>
+                <wp:wrapNone/>
+                <wp:docPr id="754114906" name="四角形: 角を丸くする 7"/>
+                <wp:cNvGraphicFramePr/>
+                <a:graphic xmlns:a="http://schemas.openxmlformats.org/drawingml/2006/main">
+                  <a:graphicData uri="http://schemas.microsoft.com/office/word/2010/wordprocessingShape">
+                    <wps:wsp>
+                      <wps:cNvSpPr/>
+                      <wps:spPr>
+                        <a:xfrm>
+                          <a:off x="0" y="0"/>
+                          <a:ext cx="2556164" cy="221673"/>
+                        </a:xfrm>
+                        <a:prstGeom prst="roundRect">
+                          <a:avLst/>
+                        </a:prstGeom>
+                        <a:noFill/>
+                        <a:ln w="19050">
+                          <a:solidFill>
+                            <a:srgbClr val="0070C0"/>
+                          </a:solidFill>
+                          <a:prstDash val="sysDash"/>
+                        </a:ln>
+                      </wps:spPr>
+                      <wps:style>
+                        <a:lnRef idx="2">
+                          <a:schemeClr val="accent1">
+                            <a:shade val="15000"/>
+                          </a:schemeClr>
+                        </a:lnRef>
+                        <a:fillRef idx="1">
+                          <a:schemeClr val="accent1"/>
+                        </a:fillRef>
+                        <a:effectRef idx="0">
+                          <a:schemeClr val="accent1"/>
+                        </a:effectRef>
+                        <a:fontRef idx="minor">
+                          <a:schemeClr val="lt1"/>
+                        </a:fontRef>
+                      </wps:style>
+                      <wps:bodyPr rot="0" spcFirstLastPara="0" vertOverflow="overflow" horzOverflow="overflow" vert="horz" wrap="square" lIns="91440" tIns="45720" rIns="91440" bIns="45720" numCol="1" spcCol="0" rtlCol="0" fromWordArt="0" anchor="ctr" anchorCtr="0" forceAA="0" compatLnSpc="1">
+                        <a:prstTxWarp prst="textNoShape">
+                          <a:avLst/>
+                        </a:prstTxWarp>
+                        <a:noAutofit/>
+                      </wps:bodyPr>
+                    </wps:wsp>
+                  </a:graphicData>
+                </a:graphic>
+                <wp14:sizeRelH relativeFrom="margin">
+                  <wp14:pctWidth>0</wp14:pctWidth>
+                </wp14:sizeRelH>
+                <wp14:sizeRelV relativeFrom="margin">
+                  <wp14:pctHeight>0</wp14:pctHeight>
+                </wp14:sizeRelV>
+              </wp:anchor>
+            </w:drawing>
+          </mc:Choice>
+          <mc:Fallback>
+            <w:pict>
+              <v:roundrect w14:anchorId="159D0908" id="四角形: 角を丸くする 7" o:spid="_x0000_s1026" style="position:absolute;margin-left:106.35pt;margin-top:28.85pt;width:201.25pt;height:17.45pt;z-index:251870208;visibility:visible;mso-wrap-style:square;mso-width-percent:0;mso-height-percent:0;mso-wrap-distance-left:9pt;mso-wrap-distance-top:0;mso-wrap-distance-right:9pt;mso-wrap-distance-bottom:0;mso-position-horizontal:absolute;mso-position-horizontal-relative:margin;mso-position-vertical:absolute;mso-position-vertical-relative:text;mso-width-percent:0;mso-height-percent:0;mso-width-relative:margin;mso-height-relative:margin;v-text-anchor:middle" arcsize="10923f" o:gfxdata="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" filled="f" strokecolor="#0070c0" strokeweight="1.5pt">
+                <v:stroke dashstyle="3 1" joinstyle="miter"/>
+                <w10:wrap anchorx="margin"/>
+              </v:roundrect>
+            </w:pict>
+          </mc:Fallback>
+        </mc:AlternateContent>
+      </w:r>
+      <w:r>
+        <w:rPr>
+          <w:rFonts w:ascii="ＭＳ 明朝" w:hAnsi="ＭＳ 明朝"/>
+          <w:noProof/>
+        </w:rPr>
+        <mc:AlternateContent>
+          <mc:Choice Requires="wps">
+            <w:drawing>
+              <wp:anchor distT="0" distB="0" distL="114300" distR="114300" simplePos="0" relativeHeight="251868160" behindDoc="0" locked="0" layoutInCell="1" allowOverlap="1" wp14:anchorId="27014C0F" wp14:editId="2513EE28">
+                <wp:simplePos x="0" y="0"/>
+                <wp:positionH relativeFrom="column">
+                  <wp:posOffset>1489364</wp:posOffset>
+                </wp:positionH>
+                <wp:positionV relativeFrom="paragraph">
+                  <wp:posOffset>4529627</wp:posOffset>
+                </wp:positionV>
+                <wp:extent cx="117763" cy="180109"/>
+                <wp:effectExtent l="0" t="0" r="0" b="0"/>
+                <wp:wrapNone/>
+                <wp:docPr id="17234837" name="正方形/長方形 78"/>
+                <wp:cNvGraphicFramePr/>
+                <a:graphic xmlns:a="http://schemas.openxmlformats.org/drawingml/2006/main">
+                  <a:graphicData uri="http://schemas.microsoft.com/office/word/2010/wordprocessingShape">
+                    <wps:wsp>
+                      <wps:cNvSpPr/>
+                      <wps:spPr>
+                        <a:xfrm>
+                          <a:off x="0" y="0"/>
+                          <a:ext cx="117763" cy="180109"/>
+                        </a:xfrm>
+                        <a:prstGeom prst="rect">
+                          <a:avLst/>
+                        </a:prstGeom>
+                        <a:solidFill>
+                          <a:schemeClr val="bg1"/>
+                        </a:solidFill>
+                        <a:ln>
+                          <a:noFill/>
+                        </a:ln>
+                      </wps:spPr>
+                      <wps:style>
+                        <a:lnRef idx="2">
+                          <a:schemeClr val="accent1">
+                            <a:shade val="15000"/>
+                          </a:schemeClr>
+                        </a:lnRef>
+                        <a:fillRef idx="1">
+                          <a:schemeClr val="accent1"/>
+                        </a:fillRef>
+                        <a:effectRef idx="0">
+                          <a:schemeClr val="accent1"/>
+                        </a:effectRef>
+                        <a:fontRef idx="minor">
+                          <a:schemeClr val="lt1"/>
+                        </a:fontRef>
+                      </wps:style>
+                      <wps:bodyPr rot="0" spcFirstLastPara="0" vertOverflow="overflow" horzOverflow="overflow" vert="horz" wrap="square" lIns="91440" tIns="45720" rIns="91440" bIns="45720" numCol="1" spcCol="0" rtlCol="0" fromWordArt="0" anchor="ctr" anchorCtr="0" forceAA="0" compatLnSpc="1">
+                        <a:prstTxWarp prst="textNoShape">
+                          <a:avLst/>
+                        </a:prstTxWarp>
+                        <a:noAutofit/>
+                      </wps:bodyPr>
+                    </wps:wsp>
+                  </a:graphicData>
+                </a:graphic>
+                <wp14:sizeRelH relativeFrom="margin">
+                  <wp14:pctWidth>0</wp14:pctWidth>
+                </wp14:sizeRelH>
+                <wp14:sizeRelV relativeFrom="margin">
+                  <wp14:pctHeight>0</wp14:pctHeight>
+                </wp14:sizeRelV>
+              </wp:anchor>
+            </w:drawing>
+          </mc:Choice>
+          <mc:Fallback>
+            <w:pict>
+              <v:rect w14:anchorId="433523E8" id="正方形/長方形 78" o:spid="_x0000_s1026" style="position:absolute;margin-left:117.25pt;margin-top:356.65pt;width:9.25pt;height:14.2pt;z-index:251868160;visibility:visible;mso-wrap-style:square;mso-width-percent:0;mso-height-percent:0;mso-wrap-distance-left:9pt;mso-wrap-distance-top:0;mso-wrap-distance-right:9pt;mso-wrap-distance-bottom:0;mso-position-horizontal:absolute;mso-position-horizontal-relative:text;mso-position-vertical:absolute;mso-position-vertical-relative:text;mso-width-percent:0;mso-height-percent:0;mso-width-relative:margin;mso-height-relative:margin;v-text-anchor:middle" o:gfxdata="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" fillcolor="white [3212]" stroked="f" strokeweight="1pt"/>
+            </w:pict>
+          </mc:Fallback>
+        </mc:AlternateContent>
+      </w:r>
+      <w:r>
+        <w:rPr>
+          <w:rFonts w:ascii="ＭＳ 明朝" w:hAnsi="ＭＳ 明朝"/>
+          <w:noProof/>
+        </w:rPr>
+        <mc:AlternateContent>
+          <mc:Choice Requires="wps">
+            <w:drawing>
+              <wp:anchor distT="0" distB="0" distL="114300" distR="114300" simplePos="0" relativeHeight="251866112" behindDoc="0" locked="0" layoutInCell="1" allowOverlap="1" wp14:anchorId="3E59C1A7" wp14:editId="18A3B16C">
+                <wp:simplePos x="0" y="0"/>
+                <wp:positionH relativeFrom="column">
+                  <wp:posOffset>1246909</wp:posOffset>
+                </wp:positionH>
+                <wp:positionV relativeFrom="paragraph">
+                  <wp:posOffset>1246101</wp:posOffset>
+                </wp:positionV>
+                <wp:extent cx="187036" cy="124691"/>
+                <wp:effectExtent l="0" t="0" r="3810" b="8890"/>
+                <wp:wrapNone/>
+                <wp:docPr id="1112377663" name="正方形/長方形 78"/>
+                <wp:cNvGraphicFramePr/>
+                <a:graphic xmlns:a="http://schemas.openxmlformats.org/drawingml/2006/main">
+                  <a:graphicData uri="http://schemas.microsoft.com/office/word/2010/wordprocessingShape">
+                    <wps:wsp>
+                      <wps:cNvSpPr/>
+                      <wps:spPr>
+                        <a:xfrm>
+                          <a:off x="0" y="0"/>
+                          <a:ext cx="187036" cy="124691"/>
+                        </a:xfrm>
+                        <a:prstGeom prst="rect">
+                          <a:avLst/>
+                        </a:prstGeom>
+                        <a:solidFill>
+                          <a:schemeClr val="bg1"/>
+                        </a:solidFill>
+                        <a:ln>
+                          <a:noFill/>
+                        </a:ln>
+                      </wps:spPr>
+                      <wps:style>
+                        <a:lnRef idx="2">
+                          <a:schemeClr val="accent1">
+                            <a:shade val="15000"/>
+                          </a:schemeClr>
+                        </a:lnRef>
+                        <a:fillRef idx="1">
+                          <a:schemeClr val="accent1"/>
+                        </a:fillRef>
+                        <a:effectRef idx="0">
+                          <a:schemeClr val="accent1"/>
+                        </a:effectRef>
+                        <a:fontRef idx="minor">
+                          <a:schemeClr val="lt1"/>
+                        </a:fontRef>
+                      </wps:style>
+                      <wps:bodyPr rot="0" spcFirstLastPara="0" vertOverflow="overflow" horzOverflow="overflow" vert="horz" wrap="square" lIns="91440" tIns="45720" rIns="91440" bIns="45720" numCol="1" spcCol="0" rtlCol="0" fromWordArt="0" anchor="ctr" anchorCtr="0" forceAA="0" compatLnSpc="1">
+                        <a:prstTxWarp prst="textNoShape">
+                          <a:avLst/>
+                        </a:prstTxWarp>
+                        <a:noAutofit/>
+                      </wps:bodyPr>
+                    </wps:wsp>
+                  </a:graphicData>
+                </a:graphic>
+                <wp14:sizeRelH relativeFrom="margin">
+                  <wp14:pctWidth>0</wp14:pctWidth>
+                </wp14:sizeRelH>
+                <wp14:sizeRelV relativeFrom="margin">
+                  <wp14:pctHeight>0</wp14:pctHeight>
+                </wp14:sizeRelV>
+              </wp:anchor>
+            </w:drawing>
+          </mc:Choice>
+          <mc:Fallback>
+            <w:pict>
+              <v:rect w14:anchorId="34A983B6" id="正方形/長方形 78" o:spid="_x0000_s1026" style="position:absolute;margin-left:98.2pt;margin-top:98.1pt;width:14.75pt;height:9.8pt;z-index:251866112;visibility:visible;mso-wrap-style:square;mso-width-percent:0;mso-height-percent:0;mso-wrap-distance-left:9pt;mso-wrap-distance-top:0;mso-wrap-distance-right:9pt;mso-wrap-distance-bottom:0;mso-position-horizontal:absolute;mso-position-horizontal-relative:text;mso-position-vertical:absolute;mso-position-vertical-relative:text;mso-width-percent:0;mso-height-percent:0;mso-width-relative:margin;mso-height-relative:margin;v-text-anchor:middle" o:gfxdata="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" fillcolor="white [3212]" stroked="f" strokeweight="1pt"/>
+            </w:pict>
+          </mc:Fallback>
+        </mc:AlternateContent>
+      </w:r>
+      <w:r>
+        <w:rPr>
+          <w:rFonts w:ascii="ＭＳ 明朝" w:hAnsi="ＭＳ 明朝"/>
+          <w:noProof/>
+        </w:rPr>
+        <mc:AlternateContent>
+          <mc:Choice Requires="wps">
+            <w:drawing>
+              <wp:anchor distT="0" distB="0" distL="114300" distR="114300" simplePos="0" relativeHeight="251864064" behindDoc="0" locked="0" layoutInCell="1" allowOverlap="1" wp14:anchorId="52E9E2F7" wp14:editId="0CF5CBFF">
+                <wp:simplePos x="0" y="0"/>
+                <wp:positionH relativeFrom="column">
+                  <wp:posOffset>2535382</wp:posOffset>
+                </wp:positionH>
+                <wp:positionV relativeFrom="paragraph">
+                  <wp:posOffset>456392</wp:posOffset>
+                </wp:positionV>
+                <wp:extent cx="124691" cy="90054"/>
+                <wp:effectExtent l="0" t="0" r="8890" b="5715"/>
+                <wp:wrapNone/>
+                <wp:docPr id="532198156" name="正方形/長方形 78"/>
+                <wp:cNvGraphicFramePr/>
+                <a:graphic xmlns:a="http://schemas.openxmlformats.org/drawingml/2006/main">
+                  <a:graphicData uri="http://schemas.microsoft.com/office/word/2010/wordprocessingShape">
+                    <wps:wsp>
+                      <wps:cNvSpPr/>
+                      <wps:spPr>
+                        <a:xfrm>
+                          <a:off x="0" y="0"/>
+                          <a:ext cx="124691" cy="90054"/>
+                        </a:xfrm>
+                        <a:prstGeom prst="rect">
+                          <a:avLst/>
+                        </a:prstGeom>
+                        <a:solidFill>
+                          <a:schemeClr val="bg1"/>
+                        </a:solidFill>
+                        <a:ln>
+                          <a:noFill/>
+                        </a:ln>
+                      </wps:spPr>
+                      <wps:style>
+                        <a:lnRef idx="2">
+                          <a:schemeClr val="accent1">
+                            <a:shade val="15000"/>
+                          </a:schemeClr>
+                        </a:lnRef>
+                        <a:fillRef idx="1">
+                          <a:schemeClr val="accent1"/>
+                        </a:fillRef>
+                        <a:effectRef idx="0">
+                          <a:schemeClr val="accent1"/>
+                        </a:effectRef>
+                        <a:fontRef idx="minor">
+                          <a:schemeClr val="lt1"/>
+                        </a:fontRef>
+                      </wps:style>
+                      <wps:bodyPr rot="0" spcFirstLastPara="0" vertOverflow="overflow" horzOverflow="overflow" vert="horz" wrap="square" lIns="91440" tIns="45720" rIns="91440" bIns="45720" numCol="1" spcCol="0" rtlCol="0" fromWordArt="0" anchor="ctr" anchorCtr="0" forceAA="0" compatLnSpc="1">
+                        <a:prstTxWarp prst="textNoShape">
+                          <a:avLst/>
+                        </a:prstTxWarp>
+                        <a:noAutofit/>
+                      </wps:bodyPr>
+                    </wps:wsp>
+                  </a:graphicData>
+                </a:graphic>
+                <wp14:sizeRelH relativeFrom="margin">
+                  <wp14:pctWidth>0</wp14:pctWidth>
+                </wp14:sizeRelH>
+                <wp14:sizeRelV relativeFrom="margin">
+                  <wp14:pctHeight>0</wp14:pctHeight>
+                </wp14:sizeRelV>
+              </wp:anchor>
+            </w:drawing>
+          </mc:Choice>
+          <mc:Fallback>
+            <w:pict>
+              <v:rect w14:anchorId="50DA9A7F" id="正方形/長方形 78" o:spid="_x0000_s1026" style="position:absolute;margin-left:199.65pt;margin-top:35.95pt;width:9.8pt;height:7.1pt;z-index:251864064;visibility:visible;mso-wrap-style:square;mso-width-percent:0;mso-height-percent:0;mso-wrap-distance-left:9pt;mso-wrap-distance-top:0;mso-wrap-distance-right:9pt;mso-wrap-distance-bottom:0;mso-position-horizontal:absolute;mso-position-horizontal-relative:text;mso-position-vertical:absolute;mso-position-vertical-relative:text;mso-width-percent:0;mso-height-percent:0;mso-width-relative:margin;mso-height-relative:margin;v-text-anchor:middle" o:gfxdata="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" fillcolor="white [3212]" stroked="f" strokeweight="1pt"/>
+            </w:pict>
+          </mc:Fallback>
+        </mc:AlternateContent>
+      </w:r>
+      <w:r>
+        <w:rPr>
+          <w:rFonts w:ascii="ＭＳ 明朝" w:hAnsi="ＭＳ 明朝"/>
+        </w:rPr>
+        <w:drawing>
+          <wp:inline distT="0" distB="0" distL="0" distR="0" wp14:anchorId="665FCBC8" wp14:editId="604E8A6F">
+            <wp:extent cx="4337998" cy="4821382"/>
+            <wp:effectExtent l="19050" t="19050" r="24765" b="17780"/>
+            <wp:docPr id="1093479236" name="図 1"/>
+            <wp:cNvGraphicFramePr>
+              <a:graphicFrameLocks xmlns:a="http://schemas.openxmlformats.org/drawingml/2006/main" noChangeAspect="1"/>
+            </wp:cNvGraphicFramePr>
+            <a:graphic xmlns:a="http://schemas.openxmlformats.org/drawingml/2006/main">
+              <a:graphicData uri="http://schemas.openxmlformats.org/drawingml/2006/picture">
+                <pic:pic xmlns:pic="http://schemas.openxmlformats.org/drawingml/2006/picture">
+                  <pic:nvPicPr>
+                    <pic:cNvPr id="1093479236" name=""/>
+                    <pic:cNvPicPr/>
+                  </pic:nvPicPr>
+                  <pic:blipFill>
+                    <a:blip r:embed="rId39"/>
+                    <a:stretch>
+                      <a:fillRect/>
+                    </a:stretch>
+                  </pic:blipFill>
+                  <pic:spPr>
+                    <a:xfrm>
+                      <a:off x="0" y="0"/>
+                      <a:ext cx="4346396" cy="4830716"/>
+                    </a:xfrm>
+                    <a:prstGeom prst="rect">
+                      <a:avLst/>
+                    </a:prstGeom>
+                    <a:ln>
+                      <a:solidFill>
+                        <a:schemeClr val="tx1"/>
+                      </a:solidFill>
+                    </a:ln>
+                  </pic:spPr>
+                </pic:pic>
+              </a:graphicData>
+            </a:graphic>
+          </wp:inline>
+        </w:drawing>
+      </w:r>
+    </w:p>
+    <w:p>
+      <w:pPr>
+        <w:rPr>
+          <w:rFonts w:ascii="ＭＳ 明朝" w:hAnsi="ＭＳ 明朝" w:hint="eastAsia"/>
+        </w:rPr>
+      </w:pPr>
+    </w:p>
+    <w:p>
+      <w:pPr>
+        <w:ind w:firstLineChars="100" w:firstLine="210"/>
+        <w:rPr>
+          <w:rFonts w:ascii="ＭＳ 明朝" w:hAnsi="ＭＳ 明朝"/>
+        </w:rPr>
+      </w:pPr>
+      <w:r>
+        <w:rPr>
+          <w:rFonts w:ascii="ＭＳ 明朝" w:hAnsi="ＭＳ 明朝" w:hint="eastAsia"/>
+        </w:rPr>
+        <w:t>コピー用データ出力は、選択している質問によらず、全質問分が表示されます。</w:t>
+      </w:r>
+    </w:p>
+    <w:p>
+      <w:pPr>
+        <w:rPr>
+          <w:rFonts w:ascii="ＭＳ 明朝" w:hAnsi="ＭＳ 明朝"/>
+        </w:rPr>
+      </w:pPr>
+      <w:r>
+        <w:rPr>
+          <w:rFonts w:ascii="ＭＳ 明朝" w:hAnsi="ＭＳ 明朝" w:hint="eastAsia"/>
+        </w:rPr>
+        <w:t xml:space="preserve">　コピー用データに自由記述項目は表示されません。</w:t>
+      </w:r>
+    </w:p>
+    <w:p>
+      <w:pPr>
+        <w:rPr>
+          <w:rFonts w:ascii="ＭＳ 明朝" w:hAnsi="ＭＳ 明朝"/>
+        </w:rPr>
+      </w:pPr>
+      <w:r>
+        <w:rPr>
+          <w:rFonts w:ascii="ＭＳ 明朝" w:hAnsi="ＭＳ 明朝" w:hint="eastAsia"/>
+        </w:rPr>
+        <w:t xml:space="preserve">　自由記述データをコピーしたい場合は、質問を選択した後に表示される全文を直接コピーすることができます。</w:t>
+      </w:r>
+    </w:p>
+    <w:p>
+      <w:pPr>
+        <w:rPr>
+          <w:rFonts w:ascii="ＭＳ 明朝" w:hAnsi="ＭＳ 明朝"/>
+        </w:rPr>
+      </w:pPr>
+    </w:p>
+    <w:p>
+      <w:pPr>
+        <w:rPr>
+          <w:rFonts w:ascii="ＭＳ 明朝" w:hAnsi="ＭＳ 明朝"/>
+        </w:rPr>
+      </w:pPr>
+    </w:p>
+    <w:p>
+      <w:pPr>
+        <w:rPr>
+          <w:rFonts w:ascii="ＭＳ 明朝" w:hAnsi="ＭＳ 明朝"/>
+        </w:rPr>
+      </w:pPr>
+      <w:r>
+        <w:rPr>
+          <w:rFonts w:ascii="ＭＳ 明朝" w:hAnsi="ＭＳ 明朝"/>
+        </w:rPr>
+        <w:br w:type="page"/>
+      </w:r>
+    </w:p>
+    <w:p>
+      <w:pPr>
+        <w:pStyle w:val="a1"/>
+      </w:pPr>
+      <w:bookmarkStart w:id="20" w:name="_Toc241087994"/>
+      <w:r>
+        <w:rPr>
+          <w:rFonts w:hint="eastAsia"/>
+        </w:rPr>
+        <w:lastRenderedPageBreak/>
+        <w:t>比較レポートの表示</w:t>
+      </w:r>
+      <w:bookmarkEnd w:id="20"/>
+    </w:p>
+    <w:p>
+      <w:pPr>
+        <w:rPr>
+          <w:rFonts w:ascii="ＭＳ 明朝" w:hAnsi="ＭＳ 明朝"/>
+        </w:rPr>
+      </w:pPr>
+    </w:p>
+    <w:p>
+      <w:pPr>
+        <w:rPr>
+          <w:rFonts w:ascii="ＭＳ 明朝" w:hAnsi="ＭＳ 明朝"/>
+        </w:rPr>
+      </w:pPr>
+      <w:r>
+        <w:rPr>
+          <w:rFonts w:ascii="ＭＳ 明朝" w:hAnsi="ＭＳ 明朝" w:hint="eastAsia"/>
+          <w:noProof/>
+        </w:rPr>
+        <mc:AlternateContent>
+          <mc:Choice Requires="wps">
+            <w:drawing>
+              <wp:anchor distT="0" distB="0" distL="114300" distR="114300" simplePos="0" relativeHeight="251880448" behindDoc="0" locked="0" layoutInCell="1" allowOverlap="1" wp14:anchorId="4BBD333E" wp14:editId="6C45E8FE">
+                <wp:simplePos x="0" y="0"/>
+                <wp:positionH relativeFrom="column">
+                  <wp:posOffset>2929752</wp:posOffset>
+                </wp:positionH>
+                <wp:positionV relativeFrom="paragraph">
+                  <wp:posOffset>159730</wp:posOffset>
+                </wp:positionV>
+                <wp:extent cx="1259205" cy="641350"/>
+                <wp:effectExtent l="457200" t="0" r="17145" b="120650"/>
+                <wp:wrapNone/>
+                <wp:docPr id="1805043888" name="吹き出し: 角を丸めた四角形 5"/>
+                <wp:cNvGraphicFramePr/>
+                <a:graphic xmlns:a="http://schemas.openxmlformats.org/drawingml/2006/main">
+                  <a:graphicData uri="http://schemas.microsoft.com/office/word/2010/wordprocessingShape">
+                    <wps:wsp>
+                      <wps:cNvSpPr/>
+                      <wps:spPr>
+                        <a:xfrm>
+                          <a:off x="0" y="0"/>
+                          <a:ext cx="1259205" cy="641350"/>
+                        </a:xfrm>
+                        <a:prstGeom prst="wedgeRoundRectCallout">
+                          <a:avLst>
+                            <a:gd name="adj1" fmla="val -82825"/>
+                            <a:gd name="adj2" fmla="val 59018"/>
+                            <a:gd name="adj3" fmla="val 16667"/>
+                          </a:avLst>
+                        </a:prstGeom>
+                        <a:solidFill>
+                          <a:schemeClr val="bg1"/>
+                        </a:solidFill>
+                        <a:ln w="19050">
+                          <a:solidFill>
+                            <a:srgbClr val="0070C0"/>
+                          </a:solidFill>
+                        </a:ln>
+                      </wps:spPr>
+                      <wps:style>
+                        <a:lnRef idx="2">
+                          <a:schemeClr val="accent1">
+                            <a:shade val="15000"/>
+                          </a:schemeClr>
+                        </a:lnRef>
+                        <a:fillRef idx="1">
+                          <a:schemeClr val="accent1"/>
+                        </a:fillRef>
+                        <a:effectRef idx="0">
+                          <a:schemeClr val="accent1"/>
+                        </a:effectRef>
+                        <a:fontRef idx="minor">
+                          <a:schemeClr val="lt1"/>
+                        </a:fontRef>
+                      </wps:style>
+                      <wps:txbx>
+                        <w:txbxContent>
+                          <w:p>
+                            <w:pPr>
+                              <w:jc w:val="center"/>
+                              <w:rPr>
+                                <w:color w:val="0070C0"/>
+                              </w:rPr>
+                            </w:pPr>
+                            <w:r>
+                              <w:rPr>
+                                <w:rFonts w:hint="eastAsia"/>
+                                <w:color w:val="0070C0"/>
+                              </w:rPr>
+                              <w:t>対象を２つ選ぶ</w:t>
+                            </w:r>
+                          </w:p>
+                          <w:p>
+                            <w:pPr>
+                              <w:jc w:val="center"/>
+                              <w:rPr>
+                                <w:color w:val="0070C0"/>
+                              </w:rPr>
+                            </w:pPr>
+                            <w:r>
+                              <w:rPr>
+                                <w:rFonts w:hint="eastAsia"/>
+                                <w:color w:val="0070C0"/>
+                              </w:rPr>
+                              <w:t>ことができます</w:t>
+                            </w:r>
+                          </w:p>
+                        </w:txbxContent>
+                      </wps:txbx>
+                      <wps:bodyPr rot="0" spcFirstLastPara="0" vertOverflow="overflow" horzOverflow="overflow" vert="horz" wrap="square" lIns="91440" tIns="45720" rIns="91440" bIns="45720" numCol="1" spcCol="0" rtlCol="0" fromWordArt="0" anchor="ctr" anchorCtr="0" forceAA="0" compatLnSpc="1">
+                        <a:prstTxWarp prst="textNoShape">
+                          <a:avLst/>
+                        </a:prstTxWarp>
+                        <a:noAutofit/>
+                      </wps:bodyPr>
+                    </wps:wsp>
+                  </a:graphicData>
+                </a:graphic>
+                <wp14:sizeRelH relativeFrom="margin">
+                  <wp14:pctWidth>0</wp14:pctWidth>
+                </wp14:sizeRelH>
+                <wp14:sizeRelV relativeFrom="margin">
+                  <wp14:pctHeight>0</wp14:pctHeight>
+                </wp14:sizeRelV>
+              </wp:anchor>
+            </w:drawing>
+          </mc:Choice>
+          <mc:Fallback>
+            <w:pict>
+              <v:shape w14:anchorId="4BBD333E" id="_x0000_s1061" type="#_x0000_t62" style="position:absolute;left:0;text-align:left;margin-left:230.7pt;margin-top:12.6pt;width:99.15pt;height:50.5pt;z-index:251880448;visibility:visible;mso-wrap-style:square;mso-width-percent:0;mso-height-percent:0;mso-wrap-distance-left:9pt;mso-wrap-distance-top:0;mso-wrap-distance-right:9pt;mso-wrap-distance-bottom:0;mso-position-horizontal:absolute;mso-position-horizontal-relative:text;mso-position-vertical:absolute;mso-position-vertical-relative:text;mso-width-percent:0;mso-height-percent:0;mso-width-relative:margin;mso-height-relative:margin;v-text-anchor:middle" o:gfxdata="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" adj="-7090,23548" fillcolor="white [3212]" strokecolor="#0070c0" strokeweight="1.5pt">
+                <v:textbox>
+                  <w:txbxContent>
+                    <w:p>
+                      <w:pPr>
+                        <w:jc w:val="center"/>
+                        <w:rPr>
+                          <w:color w:val="0070C0"/>
+                        </w:rPr>
+                      </w:pPr>
+                      <w:r>
+                        <w:rPr>
+                          <w:rFonts w:hint="eastAsia"/>
+                          <w:color w:val="0070C0"/>
+                        </w:rPr>
+                        <w:t>対象を２つ選ぶ</w:t>
+                      </w:r>
+                    </w:p>
+                    <w:p>
+                      <w:pPr>
+                        <w:jc w:val="center"/>
+                        <w:rPr>
+                          <w:color w:val="0070C0"/>
+                        </w:rPr>
+                      </w:pPr>
+                      <w:r>
+                        <w:rPr>
+                          <w:rFonts w:hint="eastAsia"/>
+                          <w:color w:val="0070C0"/>
+                        </w:rPr>
+                        <w:t>ことができます</w:t>
+                      </w:r>
+                    </w:p>
+                  </w:txbxContent>
+                </v:textbox>
+              </v:shape>
+            </w:pict>
+          </mc:Fallback>
+        </mc:AlternateContent>
+      </w:r>
+      <w:r>
+        <w:rPr>
+          <w:rFonts w:ascii="ＭＳ 明朝" w:hAnsi="ＭＳ 明朝" w:hint="eastAsia"/>
+        </w:rPr>
+        <w:t xml:space="preserve">　任意の２つの対象を並べて比較することができます。</w:t>
+      </w:r>
+    </w:p>
+    <w:p>
+      <w:pPr>
+        <w:rPr>
+          <w:rFonts w:ascii="ＭＳ 明朝" w:hAnsi="ＭＳ 明朝"/>
+        </w:rPr>
+      </w:pPr>
+    </w:p>
+    <w:p>
+      <w:pPr>
+        <w:jc w:val="center"/>
+        <w:rPr>
+          <w:rFonts w:ascii="ＭＳ 明朝" w:hAnsi="ＭＳ 明朝"/>
+        </w:rPr>
+      </w:pPr>
+      <w:r>
+        <w:rPr>
+          <w:rFonts w:ascii="ＭＳ 明朝" w:hAnsi="ＭＳ 明朝"/>
+          <w:noProof/>
+        </w:rPr>
+        <mc:AlternateContent>
+          <mc:Choice Requires="wps">
+            <w:drawing>
+              <wp:anchor distT="0" distB="0" distL="114300" distR="114300" simplePos="0" relativeHeight="251887616" behindDoc="0" locked="0" layoutInCell="1" allowOverlap="1" wp14:anchorId="080C4A96" wp14:editId="7CE4A981">
+                <wp:simplePos x="0" y="0"/>
+                <wp:positionH relativeFrom="column">
+                  <wp:posOffset>1822375</wp:posOffset>
+                </wp:positionH>
+                <wp:positionV relativeFrom="paragraph">
+                  <wp:posOffset>2068568</wp:posOffset>
+                </wp:positionV>
+                <wp:extent cx="115575" cy="117764"/>
+                <wp:effectExtent l="0" t="0" r="0" b="0"/>
+                <wp:wrapNone/>
+                <wp:docPr id="2074969858" name="正方形/長方形 78"/>
+                <wp:cNvGraphicFramePr/>
+                <a:graphic xmlns:a="http://schemas.openxmlformats.org/drawingml/2006/main">
+                  <a:graphicData uri="http://schemas.microsoft.com/office/word/2010/wordprocessingShape">
+                    <wps:wsp>
+                      <wps:cNvSpPr/>
+                      <wps:spPr>
+                        <a:xfrm>
+                          <a:off x="0" y="0"/>
+                          <a:ext cx="115575" cy="117764"/>
+                        </a:xfrm>
+                        <a:prstGeom prst="rect">
+                          <a:avLst/>
+                        </a:prstGeom>
+                        <a:solidFill>
+                          <a:schemeClr val="bg1"/>
+                        </a:solidFill>
+                        <a:ln>
+                          <a:noFill/>
+                        </a:ln>
+                      </wps:spPr>
+                      <wps:style>
+                        <a:lnRef idx="2">
+                          <a:schemeClr val="accent1">
+                            <a:shade val="15000"/>
+                          </a:schemeClr>
+                        </a:lnRef>
+                        <a:fillRef idx="1">
+                          <a:schemeClr val="accent1"/>
+                        </a:fillRef>
+                        <a:effectRef idx="0">
+                          <a:schemeClr val="accent1"/>
+                        </a:effectRef>
+                        <a:fontRef idx="minor">
+                          <a:schemeClr val="lt1"/>
+                        </a:fontRef>
+                      </wps:style>
+                      <wps:bodyPr rot="0" spcFirstLastPara="0" vertOverflow="overflow" horzOverflow="overflow" vert="horz" wrap="square" lIns="91440" tIns="45720" rIns="91440" bIns="45720" numCol="1" spcCol="0" rtlCol="0" fromWordArt="0" anchor="ctr" anchorCtr="0" forceAA="0" compatLnSpc="1">
+                        <a:prstTxWarp prst="textNoShape">
+                          <a:avLst/>
+                        </a:prstTxWarp>
+                        <a:noAutofit/>
+                      </wps:bodyPr>
+                    </wps:wsp>
+                  </a:graphicData>
+                </a:graphic>
+                <wp14:sizeRelH relativeFrom="margin">
+                  <wp14:pctWidth>0</wp14:pctWidth>
+                </wp14:sizeRelH>
+                <wp14:sizeRelV relativeFrom="margin">
+                  <wp14:pctHeight>0</wp14:pctHeight>
+                </wp14:sizeRelV>
+              </wp:anchor>
+            </w:drawing>
+          </mc:Choice>
+          <mc:Fallback>
+            <w:pict>
+              <v:rect w14:anchorId="1982C258" id="正方形/長方形 78" o:spid="_x0000_s1026" style="position:absolute;margin-left:143.5pt;margin-top:162.9pt;width:9.1pt;height:9.25pt;z-index:251887616;visibility:visible;mso-wrap-style:square;mso-width-percent:0;mso-height-percent:0;mso-wrap-distance-left:9pt;mso-wrap-distance-top:0;mso-wrap-distance-right:9pt;mso-wrap-distance-bottom:0;mso-position-horizontal:absolute;mso-position-horizontal-relative:text;mso-position-vertical:absolute;mso-position-vertical-relative:text;mso-width-percent:0;mso-height-percent:0;mso-width-relative:margin;mso-height-relative:margin;v-text-anchor:middle" o:gfxdata="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" fillcolor="white [3212]" stroked="f" strokeweight="1pt"/>
+            </w:pict>
+          </mc:Fallback>
+        </mc:AlternateContent>
+      </w:r>
+      <w:r>
+        <w:rPr>
+          <w:rFonts w:ascii="ＭＳ 明朝" w:hAnsi="ＭＳ 明朝"/>
+          <w:noProof/>
+        </w:rPr>
+        <mc:AlternateContent>
+          <mc:Choice Requires="wps">
+            <w:drawing>
+              <wp:anchor distT="0" distB="0" distL="114300" distR="114300" simplePos="0" relativeHeight="251885568" behindDoc="0" locked="0" layoutInCell="1" allowOverlap="1" wp14:anchorId="7BF4C7F1" wp14:editId="0D6DBA51">
+                <wp:simplePos x="0" y="0"/>
+                <wp:positionH relativeFrom="column">
+                  <wp:posOffset>4453877</wp:posOffset>
+                </wp:positionH>
+                <wp:positionV relativeFrom="paragraph">
+                  <wp:posOffset>698769</wp:posOffset>
+                </wp:positionV>
+                <wp:extent cx="180160" cy="117475"/>
+                <wp:effectExtent l="0" t="0" r="0" b="0"/>
+                <wp:wrapNone/>
+                <wp:docPr id="758058592" name="正方形/長方形 78"/>
+                <wp:cNvGraphicFramePr/>
+                <a:graphic xmlns:a="http://schemas.openxmlformats.org/drawingml/2006/main">
+                  <a:graphicData uri="http://schemas.microsoft.com/office/word/2010/wordprocessingShape">
+                    <wps:wsp>
+                      <wps:cNvSpPr/>
+                      <wps:spPr>
+                        <a:xfrm>
+                          <a:off x="0" y="0"/>
+                          <a:ext cx="180160" cy="117475"/>
+                        </a:xfrm>
+                        <a:prstGeom prst="rect">
+                          <a:avLst/>
+                        </a:prstGeom>
+                        <a:solidFill>
+                          <a:schemeClr val="bg1"/>
+                        </a:solidFill>
+                        <a:ln>
+                          <a:noFill/>
+                        </a:ln>
+                      </wps:spPr>
+                      <wps:style>
+                        <a:lnRef idx="2">
+                          <a:schemeClr val="accent1">
+                            <a:shade val="15000"/>
+                          </a:schemeClr>
+                        </a:lnRef>
+                        <a:fillRef idx="1">
+                          <a:schemeClr val="accent1"/>
+                        </a:fillRef>
+                        <a:effectRef idx="0">
+                          <a:schemeClr val="accent1"/>
+                        </a:effectRef>
+                        <a:fontRef idx="minor">
+                          <a:schemeClr val="lt1"/>
+                        </a:fontRef>
+                      </wps:style>
+                      <wps:bodyPr rot="0" spcFirstLastPara="0" vertOverflow="overflow" horzOverflow="overflow" vert="horz" wrap="square" lIns="91440" tIns="45720" rIns="91440" bIns="45720" numCol="1" spcCol="0" rtlCol="0" fromWordArt="0" anchor="ctr" anchorCtr="0" forceAA="0" compatLnSpc="1">
+                        <a:prstTxWarp prst="textNoShape">
+                          <a:avLst/>
+                        </a:prstTxWarp>
+                        <a:noAutofit/>
+                      </wps:bodyPr>
+                    </wps:wsp>
+                  </a:graphicData>
+                </a:graphic>
+                <wp14:sizeRelH relativeFrom="margin">
+                  <wp14:pctWidth>0</wp14:pctWidth>
+                </wp14:sizeRelH>
+                <wp14:sizeRelV relativeFrom="margin">
+                  <wp14:pctHeight>0</wp14:pctHeight>
+                </wp14:sizeRelV>
+              </wp:anchor>
+            </w:drawing>
+          </mc:Choice>
+          <mc:Fallback>
+            <w:pict>
+              <v:rect w14:anchorId="7C85AC19" id="正方形/長方形 78" o:spid="_x0000_s1026" style="position:absolute;margin-left:350.7pt;margin-top:55pt;width:14.2pt;height:9.25pt;z-index:251885568;visibility:visible;mso-wrap-style:square;mso-width-percent:0;mso-height-percent:0;mso-wrap-distance-left:9pt;mso-wrap-distance-top:0;mso-wrap-distance-right:9pt;mso-wrap-distance-bottom:0;mso-position-horizontal:absolute;mso-position-horizontal-relative:text;mso-position-vertical:absolute;mso-position-vertical-relative:text;mso-width-percent:0;mso-height-percent:0;mso-width-relative:margin;mso-height-relative:margin;v-text-anchor:middle" o:gfxdata="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" fillcolor="white [3212]" stroked="f" strokeweight="1pt"/>
+            </w:pict>
+          </mc:Fallback>
+        </mc:AlternateContent>
+      </w:r>
+      <w:r>
+        <w:rPr>
+          <w:rFonts w:ascii="ＭＳ 明朝" w:hAnsi="ＭＳ 明朝"/>
+          <w:noProof/>
+        </w:rPr>
+        <mc:AlternateContent>
+          <mc:Choice Requires="wps">
+            <w:drawing>
+              <wp:anchor distT="0" distB="0" distL="114300" distR="114300" simplePos="0" relativeHeight="251883520" behindDoc="0" locked="0" layoutInCell="1" allowOverlap="1" wp14:anchorId="426A2709" wp14:editId="3555F3D1">
+                <wp:simplePos x="0" y="0"/>
+                <wp:positionH relativeFrom="margin">
+                  <wp:posOffset>671945</wp:posOffset>
+                </wp:positionH>
+                <wp:positionV relativeFrom="paragraph">
+                  <wp:posOffset>338628</wp:posOffset>
+                </wp:positionV>
+                <wp:extent cx="4922636" cy="554182"/>
+                <wp:effectExtent l="0" t="0" r="11430" b="17780"/>
+                <wp:wrapNone/>
+                <wp:docPr id="1419019314" name="四角形: 角を丸くする 7"/>
+                <wp:cNvGraphicFramePr/>
+                <a:graphic xmlns:a="http://schemas.openxmlformats.org/drawingml/2006/main">
+                  <a:graphicData uri="http://schemas.microsoft.com/office/word/2010/wordprocessingShape">
+                    <wps:wsp>
+                      <wps:cNvSpPr/>
+                      <wps:spPr>
+                        <a:xfrm>
+                          <a:off x="0" y="0"/>
+                          <a:ext cx="4922636" cy="554182"/>
+                        </a:xfrm>
+                        <a:prstGeom prst="roundRect">
+                          <a:avLst/>
+                        </a:prstGeom>
+                        <a:noFill/>
+                        <a:ln w="19050">
+                          <a:solidFill>
+                            <a:srgbClr val="0070C0"/>
+                          </a:solidFill>
+                          <a:prstDash val="sysDash"/>
+                        </a:ln>
+                      </wps:spPr>
+                      <wps:style>
+                        <a:lnRef idx="2">
+                          <a:schemeClr val="accent1">
+                            <a:shade val="15000"/>
+                          </a:schemeClr>
+                        </a:lnRef>
+                        <a:fillRef idx="1">
+                          <a:schemeClr val="accent1"/>
+                        </a:fillRef>
+                        <a:effectRef idx="0">
+                          <a:schemeClr val="accent1"/>
+                        </a:effectRef>
+                        <a:fontRef idx="minor">
+                          <a:schemeClr val="lt1"/>
+                        </a:fontRef>
+                      </wps:style>
+                      <wps:bodyPr rot="0" spcFirstLastPara="0" vertOverflow="overflow" horzOverflow="overflow" vert="horz" wrap="square" lIns="91440" tIns="45720" rIns="91440" bIns="45720" numCol="1" spcCol="0" rtlCol="0" fromWordArt="0" anchor="ctr" anchorCtr="0" forceAA="0" compatLnSpc="1">
+                        <a:prstTxWarp prst="textNoShape">
+                          <a:avLst/>
+                        </a:prstTxWarp>
+                        <a:noAutofit/>
+                      </wps:bodyPr>
+                    </wps:wsp>
+                  </a:graphicData>
+                </a:graphic>
+                <wp14:sizeRelH relativeFrom="margin">
+                  <wp14:pctWidth>0</wp14:pctWidth>
+                </wp14:sizeRelH>
+                <wp14:sizeRelV relativeFrom="margin">
+                  <wp14:pctHeight>0</wp14:pctHeight>
+                </wp14:sizeRelV>
+              </wp:anchor>
+            </w:drawing>
+          </mc:Choice>
+          <mc:Fallback>
+            <w:pict>
+              <v:roundrect w14:anchorId="6B2B75A8" id="四角形: 角を丸くする 7" o:spid="_x0000_s1026" style="position:absolute;margin-left:52.9pt;margin-top:26.65pt;width:387.6pt;height:43.65pt;z-index:251883520;visibility:visible;mso-wrap-style:square;mso-width-percent:0;mso-height-percent:0;mso-wrap-distance-left:9pt;mso-wrap-distance-top:0;mso-wrap-distance-right:9pt;mso-wrap-distance-bottom:0;mso-position-horizontal:absolute;mso-position-horizontal-relative:margin;mso-position-vertical:absolute;mso-position-vertical-relative:text;mso-width-percent:0;mso-height-percent:0;mso-width-relative:margin;mso-height-relative:margin;v-text-anchor:middle" arcsize="10923f" o:gfxdata="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" filled="f" strokecolor="#0070c0" strokeweight="1.5pt">
+                <v:stroke dashstyle="3 1" joinstyle="miter"/>
+                <w10:wrap anchorx="margin"/>
+              </v:roundrect>
+            </w:pict>
+          </mc:Fallback>
+        </mc:AlternateContent>
+      </w:r>
+      <w:r>
+        <w:rPr>
+          <w:rFonts w:ascii="ＭＳ 明朝" w:hAnsi="ＭＳ 明朝"/>
+        </w:rPr>
+        <w:drawing>
+          <wp:inline distT="0" distB="0" distL="0" distR="0" wp14:anchorId="07B26D50" wp14:editId="405B609B">
+            <wp:extent cx="4994070" cy="3338945"/>
+            <wp:effectExtent l="19050" t="19050" r="16510" b="13970"/>
+            <wp:docPr id="1592260521" name="図 1"/>
+            <wp:cNvGraphicFramePr>
+              <a:graphicFrameLocks xmlns:a="http://schemas.openxmlformats.org/drawingml/2006/main" noChangeAspect="1"/>
+            </wp:cNvGraphicFramePr>
+            <a:graphic xmlns:a="http://schemas.openxmlformats.org/drawingml/2006/main">
+              <a:graphicData uri="http://schemas.openxmlformats.org/drawingml/2006/picture">
+                <pic:pic xmlns:pic="http://schemas.openxmlformats.org/drawingml/2006/picture">
+                  <pic:nvPicPr>
+                    <pic:cNvPr id="1592260521" name=""/>
+                    <pic:cNvPicPr/>
+                  </pic:nvPicPr>
+                  <pic:blipFill>
+                    <a:blip r:embed="rId40"/>
+                    <a:stretch>
+                      <a:fillRect/>
+                    </a:stretch>
+                  </pic:blipFill>
+                  <pic:spPr>
+                    <a:xfrm>
+                      <a:off x="0" y="0"/>
+                      <a:ext cx="5006982" cy="3347578"/>
+                    </a:xfrm>
+                    <a:prstGeom prst="rect">
+                      <a:avLst/>
+                    </a:prstGeom>
+                    <a:ln>
+                      <a:solidFill>
+                        <a:schemeClr val="tx1"/>
+                      </a:solidFill>
+                    </a:ln>
+                  </pic:spPr>
+                </pic:pic>
+              </a:graphicData>
+            </a:graphic>
+          </wp:inline>
+        </w:drawing>
+      </w:r>
+    </w:p>
+    <w:p>
+      <w:pPr>
+        <w:rPr>
+          <w:rFonts w:ascii="ＭＳ 明朝" w:hAnsi="ＭＳ 明朝"/>
+        </w:rPr>
+      </w:pPr>
+    </w:p>
+    <w:p>
+      <w:pPr>
+        <w:rPr>
+          <w:rFonts w:ascii="ＭＳ 明朝" w:hAnsi="ＭＳ 明朝" w:hint="eastAsia"/>
+        </w:rPr>
+      </w:pPr>
+      <w:r>
+        <w:rPr>
+          <w:rFonts w:ascii="ＭＳ 明朝" w:hAnsi="ＭＳ 明朝" w:hint="eastAsia"/>
+        </w:rPr>
+        <w:t xml:space="preserve">　比較レポートでは自由記述は表示されません。</w:t>
+      </w:r>
+    </w:p>
+    <w:p>
+      <w:pPr>
+        <w:rPr>
+          <w:rFonts w:ascii="ＭＳ 明朝" w:hAnsi="ＭＳ 明朝"/>
+        </w:rPr>
+      </w:pPr>
+    </w:p>
+    <w:p>
+      <w:pPr>
+        <w:rPr>
+          <w:rFonts w:ascii="ＭＳ 明朝" w:hAnsi="ＭＳ 明朝"/>
+        </w:rPr>
+      </w:pPr>
+    </w:p>
+    <w:p>
+      <w:pPr>
+        <w:rPr>
+          <w:rFonts w:ascii="ＭＳ 明朝" w:hAnsi="ＭＳ 明朝"/>
+        </w:rPr>
+      </w:pPr>
+    </w:p>
+    <w:p>
+      <w:pPr>
+        <w:rPr>
+          <w:rFonts w:ascii="ＭＳ 明朝" w:hAnsi="ＭＳ 明朝"/>
+        </w:rPr>
+      </w:pPr>
+      <w:r>
+        <w:rPr>
+          <w:rFonts w:ascii="ＭＳ 明朝" w:hAnsi="ＭＳ 明朝"/>
+        </w:rPr>
+        <w:br w:type="page"/>
+      </w:r>
+    </w:p>
+    <w:p>
+      <w:pPr>
         <w:pStyle w:val="a"/>
       </w:pPr>
-      <w:bookmarkStart w:id="15" w:name="_Toc240739221"/>
+      <w:bookmarkStart w:id="21" w:name="_Toc241087995"/>
       <w:r>
         <w:rPr>
           <w:rFonts w:hint="eastAsia"/>
         </w:rPr>
         <w:lastRenderedPageBreak/>
-        <w:t>CBTトライアルおよび岩手県</w:t>
-      </w:r>
+        <w:t>その他の分析</w:t>
+      </w:r>
+      <w:bookmarkEnd w:id="21"/>
+    </w:p>
+    <w:p>
+      <w:pPr>
+        <w:rPr>
+          <w:rFonts w:ascii="ＭＳ 明朝" w:hAnsi="ＭＳ 明朝"/>
+        </w:rPr>
+      </w:pPr>
+    </w:p>
+    <w:p>
+      <w:pPr>
+        <w:rPr>
+          <w:rFonts w:ascii="ＭＳ 明朝" w:hAnsi="ＭＳ 明朝"/>
+        </w:rPr>
+      </w:pPr>
+      <w:r>
+        <w:rPr>
+          <w:rFonts w:ascii="ＭＳ 明朝" w:hAnsi="ＭＳ 明朝" w:hint="eastAsia"/>
+        </w:rPr>
+        <w:t xml:space="preserve">　各</w:t>
+      </w:r>
+      <w:r>
+        <w:rPr>
+          <w:rFonts w:ascii="ＭＳ 明朝" w:hAnsi="ＭＳ 明朝" w:hint="eastAsia"/>
+        </w:rPr>
+        <w:t>教育委員会</w:t>
+      </w:r>
+      <w:r>
+        <w:rPr>
+          <w:rFonts w:ascii="ＭＳ 明朝" w:hAnsi="ＭＳ 明朝" w:hint="eastAsia"/>
+        </w:rPr>
+        <w:t>に提供されるＣ、Ｄ、Ｅのファイルには、</w:t>
+      </w:r>
+      <w:r>
+        <w:rPr>
+          <w:rFonts w:ascii="ＭＳ 明朝" w:hAnsi="ＭＳ 明朝" w:hint="eastAsia"/>
+        </w:rPr>
+        <w:t>児童</w:t>
+      </w:r>
+      <w:r>
+        <w:rPr>
+          <w:rFonts w:ascii="ＭＳ 明朝" w:hAnsi="ＭＳ 明朝" w:hint="eastAsia"/>
+        </w:rPr>
+        <w:t>生徒毎の解答内容のほか、画面滞在時間、記述解答の内容などが記録されています。</w:t>
+      </w:r>
+    </w:p>
+    <w:p>
+      <w:pPr>
+        <w:rPr>
+          <w:rFonts w:ascii="ＭＳ 明朝" w:hAnsi="ＭＳ 明朝"/>
+        </w:rPr>
+      </w:pPr>
+      <w:r>
+        <w:rPr>
+          <w:rFonts w:ascii="ＭＳ 明朝" w:hAnsi="ＭＳ 明朝" w:hint="eastAsia"/>
+        </w:rPr>
+        <w:t xml:space="preserve">　記述解答のテキストデータを、生成AIを活用するなどして、「類型の判断」や「解答の傾向」など様々な観点で分析することが可能です。</w:t>
+      </w:r>
+    </w:p>
+    <w:p>
+      <w:pPr>
+        <w:rPr>
+          <w:rFonts w:ascii="ＭＳ 明朝" w:hAnsi="ＭＳ 明朝"/>
+        </w:rPr>
+      </w:pPr>
+    </w:p>
+    <w:p>
+      <w:pPr>
+        <w:rPr>
+          <w:rFonts w:ascii="ＭＳ 明朝" w:hAnsi="ＭＳ 明朝" w:hint="eastAsia"/>
+        </w:rPr>
+      </w:pPr>
+    </w:p>
+    <w:p>
+      <w:pPr>
+        <w:pStyle w:val="a"/>
+      </w:pPr>
+      <w:bookmarkStart w:id="22" w:name="_Toc241087996"/>
       <w:r>
         <w:rPr>
           <w:rFonts w:hint="eastAsia"/>
         </w:rPr>
-        <w:t>学習定着度状況調査</w:t>
-      </w:r>
-      <w:r>
-        <w:rPr>
-          <w:rFonts w:hint="eastAsia"/>
-        </w:rPr>
-        <w:t>の実施に関する</w:t>
-      </w:r>
-      <w:bookmarkStart w:id="16" w:name="QA"/>
-      <w:r>
-        <w:t>Q＆A</w:t>
-      </w:r>
-      <w:bookmarkEnd w:id="15"/>
-      <w:bookmarkEnd w:id="16"/>
-    </w:p>
-    <w:p>
-      <w:pPr>
-        <w:rPr>
-          <w:rFonts w:ascii="ＭＳ 明朝" w:hAnsi="ＭＳ 明朝"/>
-        </w:rPr>
-      </w:pPr>
-    </w:p>
-    <w:p>
-      <w:pPr>
-        <w:ind w:firstLineChars="100" w:firstLine="210"/>
-      </w:pPr>
-      <w:r>
-        <w:rPr>
-          <w:rFonts w:hint="eastAsia"/>
-        </w:rPr>
-        <w:t>CBT</w:t>
-      </w:r>
-      <w:r>
-        <w:rPr>
-          <w:rFonts w:hint="eastAsia"/>
-        </w:rPr>
-        <w:t>トライアルおよび岩手県</w:t>
-      </w:r>
-      <w:r>
-        <w:rPr>
-          <w:rFonts w:hint="eastAsia"/>
-        </w:rPr>
-        <w:t>学習定着度状況調査</w:t>
-      </w:r>
-      <w:r>
-        <w:rPr>
-          <w:rFonts w:hint="eastAsia"/>
-        </w:rPr>
-        <w:t>の</w:t>
-      </w:r>
-      <w:r>
-        <w:rPr>
-          <w:rFonts w:hint="eastAsia"/>
-        </w:rPr>
-        <w:t>実施に関する</w:t>
-      </w:r>
-      <w:r>
-        <w:t xml:space="preserve"> Q</w:t>
-      </w:r>
-      <w:r>
-        <w:t>＆</w:t>
-      </w:r>
-      <w:r>
-        <w:t xml:space="preserve">A </w:t>
-      </w:r>
-      <w:r>
-        <w:t>について、</w:t>
-      </w:r>
-      <w:r>
-        <w:rPr>
-          <w:rFonts w:hint="eastAsia"/>
-        </w:rPr>
-        <w:t>指定の</w:t>
-      </w:r>
-      <w:r>
-        <w:rPr>
-          <w:rFonts w:hint="eastAsia"/>
-        </w:rPr>
-        <w:t>Google</w:t>
-      </w:r>
-      <w:r>
-        <w:rPr>
-          <w:rFonts w:hint="eastAsia"/>
-        </w:rPr>
-        <w:t>ドライブ</w:t>
-      </w:r>
-      <w:r>
-        <w:t>に</w:t>
-      </w:r>
-      <w:r>
-        <w:rPr>
-          <w:rFonts w:hint="eastAsia"/>
-        </w:rPr>
-        <w:t>７</w:t>
-      </w:r>
-      <w:r>
-        <w:t>月</w:t>
-      </w:r>
-      <w:r>
-        <w:rPr>
-          <w:rFonts w:hint="eastAsia"/>
-        </w:rPr>
-        <w:t>下旬</w:t>
-      </w:r>
-      <w:r>
-        <w:t>から掲載</w:t>
-      </w:r>
-      <w:r>
-        <w:rPr>
-          <w:rFonts w:hint="eastAsia"/>
-        </w:rPr>
-        <w:t>する予定です。本マニュアルと併せて、調査実施の際にご利用ください。</w:t>
-      </w:r>
-    </w:p>
-    <w:p>
-      <w:pPr>
-        <w:ind w:firstLineChars="100" w:firstLine="210"/>
-      </w:pPr>
-      <w:r>
-        <w:rPr>
-          <w:rFonts w:hint="eastAsia"/>
-        </w:rPr>
-        <w:t>なお、</w:t>
-      </w:r>
-      <w:r>
-        <w:t xml:space="preserve">Q&amp;A </w:t>
-      </w:r>
-      <w:r>
-        <w:t>は随時更新予定ですので、調査実施時点での最新版を利用することを推奨します。</w:t>
-      </w:r>
-    </w:p>
-    <w:p>
-      <w:pPr>
-        <w:ind w:firstLineChars="100" w:firstLine="210"/>
-      </w:pPr>
-    </w:p>
-    <w:p>
-      <w:pPr>
-        <w:ind w:firstLineChars="300" w:firstLine="960"/>
-        <w:rPr>
-          <w:sz w:val="32"/>
-          <w:szCs w:val="32"/>
-        </w:rPr>
-      </w:pPr>
-      <w:r>
-        <w:rPr>
-          <w:sz w:val="32"/>
-          <w:szCs w:val="32"/>
-        </w:rPr>
-        <w:t>https://</w:t>
-      </w:r>
-      <w:r>
-        <w:rPr>
-          <w:rFonts w:hint="eastAsia"/>
-          <w:sz w:val="32"/>
-          <w:szCs w:val="32"/>
-        </w:rPr>
-        <w:t>（学力の</w:t>
-      </w:r>
-      <w:r>
-        <w:rPr>
-          <w:rFonts w:hint="eastAsia"/>
-          <w:sz w:val="32"/>
-          <w:szCs w:val="32"/>
-        </w:rPr>
-        <w:t>Google</w:t>
-      </w:r>
-      <w:r>
-        <w:rPr>
-          <w:rFonts w:hint="eastAsia"/>
-          <w:sz w:val="32"/>
-          <w:szCs w:val="32"/>
-        </w:rPr>
-        <w:t>ドライブ）</w:t>
+        <w:t>ダッシュボードに関する問い合わせ</w:t>
+      </w:r>
+      <w:bookmarkEnd w:id="22"/>
+    </w:p>
+    <w:p>
+      <w:pPr>
+        <w:rPr>
+          <w:rFonts w:ascii="ＭＳ 明朝" w:hAnsi="ＭＳ 明朝"/>
+        </w:rPr>
+      </w:pPr>
+    </w:p>
+    <w:p>
+      <w:pPr>
+        <w:rPr>
+          <w:rFonts w:ascii="ＭＳ 明朝" w:hAnsi="ＭＳ 明朝"/>
+        </w:rPr>
+      </w:pPr>
+      <w:r>
+        <w:rPr>
+          <w:rFonts w:ascii="ＭＳ 明朝" w:hAnsi="ＭＳ 明朝" w:hint="eastAsia"/>
+        </w:rPr>
+        <w:t xml:space="preserve">　本ダッシュボードは県教育委員会が作成しています。</w:t>
+      </w:r>
+    </w:p>
+    <w:p>
+      <w:pPr>
+        <w:rPr>
+          <w:rFonts w:ascii="ＭＳ 明朝" w:hAnsi="ＭＳ 明朝"/>
+        </w:rPr>
+      </w:pPr>
+      <w:r>
+        <w:rPr>
+          <w:rFonts w:ascii="ＭＳ 明朝" w:hAnsi="ＭＳ 明朝" w:hint="eastAsia"/>
+        </w:rPr>
+        <w:t xml:space="preserve">　質問や不具合の報告、要望等は　県教育委員会学校教育室　学力向上担当（019-629-6162）にお問い合わせください。</w:t>
       </w:r>
     </w:p>
     <w:p>
@@ -16389,7 +19260,7 @@
     </w:p>
     <w:p/>
     <w:sectPr>
-      <w:headerReference w:type="default" r:id="rId38"/>
+      <w:headerReference w:type="default" r:id="rId41"/>
       <w:pgSz w:w="11906" w:h="16838"/>
       <w:pgMar w:top="1440" w:right="1080" w:bottom="1440" w:left="1080" w:header="851" w:footer="992" w:gutter="0"/>
       <w:cols w:space="425"/>
@@ -16605,7 +19476,7 @@
             <w:rPr>
               <w:noProof/>
             </w:rPr>
-            <w:t>III</w:t>
+            <w:t>I</w:t>
           </w:r>
           <w:r>
             <w:fldChar w:fldCharType="end"/>
@@ -16639,33 +19510,10 @@
           </w:r>
           <w:r>
             <w:rPr>
+              <w:rFonts w:hint="eastAsia"/>
               <w:noProof/>
             </w:rPr>
-            <w:t>CBT</w:t>
-          </w:r>
-          <w:r>
-            <w:rPr>
-              <w:noProof/>
-            </w:rPr>
-            <w:t>トライアルおよび岩手県学習定着度状況調査の実施に関する</w:t>
-          </w:r>
-          <w:r>
-            <w:rPr>
-              <w:noProof/>
-            </w:rPr>
-            <w:t>Q</w:t>
-          </w:r>
-          <w:r>
-            <w:rPr>
-              <w:noProof/>
-            </w:rPr>
-            <w:t>＆</w:t>
-          </w:r>
-          <w:r>
-            <w:rPr>
-              <w:noProof/>
-            </w:rPr>
-            <w:t>A</w:t>
+            <w:t>ダッシュボードについて</w:t>
           </w:r>
           <w:r>
             <w:fldChar w:fldCharType="end"/>
@@ -16710,7 +19558,7 @@
             <w:rPr>
               <w:noProof/>
             </w:rPr>
-            <w:t>4</w:t>
+            <w:t>3</w:t>
           </w:r>
           <w:r>
             <w:fldChar w:fldCharType="end"/>
@@ -16740,7 +19588,7 @@
             <w:rPr>
               <w:noProof/>
             </w:rPr>
-            <w:t>質問調査用ダッシュボード（学校用）</w:t>
+            <w:t>取得方法</w:t>
           </w:r>
           <w:r>
             <w:fldChar w:fldCharType="end"/>
